--- a/Dokumentation/Projektdokumentation/Projektdokumentation Yannick Spangel.docx
+++ b/Dokumentation/Projektdokumentation/Projektdokumentation Yannick Spangel.docx
@@ -73,8 +73,8 @@
               <w:rPr/>
             </w:pPr>
             <w:bookmarkStart w:id="0" w:name="_Toc412032348"/>
-            <w:bookmarkStart w:id="1" w:name="_Toc411931188"/>
-            <w:bookmarkStart w:id="2" w:name="_Toc411933128"/>
+            <w:bookmarkStart w:id="1" w:name="_Toc411933128"/>
+            <w:bookmarkStart w:id="2" w:name="_Toc411931188"/>
             <w:r>
               <w:rPr>
                 <w:rFonts w:cs="Alexandria" w:ascii="Alexandria" w:hAnsi="Alexandria"/>
@@ -3692,9 +3692,9 @@
         </w:numPr>
         <w:rPr/>
       </w:pPr>
-      <w:bookmarkStart w:id="6" w:name="_Toc181697549"/>
-      <w:bookmarkStart w:id="7" w:name="_Toc181708997"/>
-      <w:bookmarkStart w:id="8" w:name="_Toc218703494"/>
+      <w:bookmarkStart w:id="6" w:name="_Toc218703494"/>
+      <w:bookmarkStart w:id="7" w:name="_Toc181697549"/>
+      <w:bookmarkStart w:id="8" w:name="_Toc181708997"/>
       <w:r>
         <w:rPr/>
         <w:t>Projekteinführung</w:t>
@@ -3712,9 +3712,9 @@
         </w:numPr>
         <w:rPr/>
       </w:pPr>
-      <w:bookmarkStart w:id="9" w:name="_Toc181708998"/>
-      <w:bookmarkStart w:id="10" w:name="_Toc181697550"/>
-      <w:bookmarkStart w:id="11" w:name="_Toc218703495"/>
+      <w:bookmarkStart w:id="9" w:name="_Toc218703495"/>
+      <w:bookmarkStart w:id="10" w:name="_Toc181708998"/>
+      <w:bookmarkStart w:id="11" w:name="_Toc181697550"/>
       <w:r>
         <w:rPr/>
         <w:t>Ist-Zustand</w:t>
@@ -3746,7 +3746,11 @@
         <w:pStyle w:val="BodyText"/>
         <w:spacing w:lineRule="auto" w:line="264" w:before="60" w:after="283"/>
         <w:jc w:val="both"/>
-        <w:rPr/>
+        <w:rPr>
+          <w:rFonts w:ascii="Alexandria Light" w:hAnsi="Alexandria Light"/>
+          <w:sz w:val="20"/>
+          <w:lang w:eastAsia="ja-JP"/>
+        </w:rPr>
       </w:pPr>
       <w:r>
         <w:rPr>
@@ -3867,7 +3871,25 @@
           <w:sz w:val="20"/>
           <w:lang w:eastAsia="ja-JP"/>
         </w:rPr>
-        <w:t>Die Anwendung wird auf Basis d</w:t>
+        <w:t>Die Anwendung w</w:t>
+      </w:r>
+      <w:r>
+        <w:rPr>
+          <w:rFonts w:ascii="Alexandria Light" w:hAnsi="Alexandria Light"/>
+          <w:color w:val="000000"/>
+          <w:sz w:val="20"/>
+          <w:lang w:eastAsia="ja-JP"/>
+        </w:rPr>
+        <w:t>ird mit</w:t>
+      </w:r>
+      <w:r>
+        <w:rPr>
+          <w:rFonts w:ascii="Alexandria Light" w:hAnsi="Alexandria Light"/>
+          <w:color w:val="000000"/>
+          <w:sz w:val="20"/>
+          <w:lang w:eastAsia="ja-JP"/>
+        </w:rPr>
+        <w:t xml:space="preserve"> d</w:t>
       </w:r>
       <w:r>
         <w:rPr>
@@ -3878,7 +3900,29 @@
           <w:sz w:val="20"/>
           <w:lang w:eastAsia="ja-JP"/>
         </w:rPr>
-        <w:t xml:space="preserve">es </w:t>
+        <w:t>e</w:t>
+      </w:r>
+      <w:r>
+        <w:rPr>
+          <w:rFonts w:ascii="Alexandria Light" w:hAnsi="Alexandria Light"/>
+          <w:b w:val="false"/>
+          <w:bCs w:val="false"/>
+          <w:color w:val="000000"/>
+          <w:sz w:val="20"/>
+          <w:lang w:eastAsia="ja-JP"/>
+        </w:rPr>
+        <w:t>m</w:t>
+      </w:r>
+      <w:r>
+        <w:rPr>
+          <w:rFonts w:ascii="Alexandria Light" w:hAnsi="Alexandria Light"/>
+          <w:b w:val="false"/>
+          <w:bCs w:val="false"/>
+          <w:color w:val="000000"/>
+          <w:sz w:val="20"/>
+          <w:lang w:eastAsia="ja-JP"/>
+        </w:rPr>
+        <w:t xml:space="preserve"> </w:t>
       </w:r>
       <w:r>
         <w:rPr>
@@ -3901,7 +3945,40 @@
           <w:sz w:val="20"/>
           <w:lang w:eastAsia="ja-JP"/>
         </w:rPr>
-        <w:t xml:space="preserve"> entwickelt. Als Frontend-Technologie kommen </w:t>
+        <w:t xml:space="preserve"> entwickelt, </w:t>
+      </w:r>
+      <w:r>
+        <w:rPr>
+          <w:rFonts w:ascii="Alexandria Light" w:hAnsi="Alexandria Light"/>
+          <w:b w:val="false"/>
+          <w:bCs w:val="false"/>
+          <w:color w:val="000000"/>
+          <w:sz w:val="20"/>
+          <w:lang w:eastAsia="ja-JP"/>
+        </w:rPr>
+        <w:t>mit CDS-</w:t>
+      </w:r>
+      <w:r>
+        <w:rPr>
+          <w:rFonts w:ascii="Alexandria Light" w:hAnsi="Alexandria Light"/>
+          <w:b w:val="false"/>
+          <w:bCs w:val="false"/>
+          <w:color w:val="000000"/>
+          <w:sz w:val="20"/>
+          <w:lang w:eastAsia="ja-JP"/>
+        </w:rPr>
+        <w:t>View Entitäten als Basis</w:t>
+      </w:r>
+      <w:r>
+        <w:rPr>
+          <w:rFonts w:ascii="Alexandria Light" w:hAnsi="Alexandria Light"/>
+          <w:b w:val="false"/>
+          <w:bCs w:val="false"/>
+          <w:color w:val="000000"/>
+          <w:sz w:val="20"/>
+          <w:lang w:eastAsia="ja-JP"/>
+        </w:rPr>
+        <w:t xml:space="preserve">. Als Frontend-Technologie kommen </w:t>
       </w:r>
       <w:r>
         <w:rPr>
@@ -3950,94 +4027,54 @@
     </w:p>
     <w:p>
       <w:pPr>
-        <w:pStyle w:val="BodyText"/>
-        <w:spacing w:lineRule="auto" w:line="264" w:before="60" w:after="283"/>
-        <w:jc w:val="both"/>
-        <w:rPr>
-          <w:rFonts w:ascii="Alexandria Light" w:hAnsi="Alexandria Light"/>
+        <w:pStyle w:val="Normal"/>
+        <w:rPr>
           <w:color w:val="000000"/>
-          <w:sz w:val="20"/>
-          <w:lang w:eastAsia="ja-JP"/>
-        </w:rPr>
-      </w:pPr>
-      <w:r>
-        <w:rPr>
-          <w:rFonts w:ascii="Alexandria Light" w:hAnsi="Alexandria Light"/>
+          <w:highlight w:val="none"/>
+          <w:shd w:fill="auto" w:val="clear"/>
+        </w:rPr>
+      </w:pPr>
+      <w:r>
+        <w:rPr>
           <w:color w:val="000000"/>
-          <w:sz w:val="20"/>
-          <w:lang w:eastAsia="ja-JP"/>
-        </w:rPr>
-      </w:r>
-    </w:p>
-    <w:p>
-      <w:pPr>
-        <w:pStyle w:val="Normal"/>
-        <w:rPr>
+          <w:shd w:fill="auto" w:val="clear"/>
+        </w:rPr>
+        <w:t>Die genauen Anforderungen an die Strukturierte Ansicht sind i</w:t>
+      </w:r>
+      <w:r>
+        <w:rPr>
+          <w:b w:val="false"/>
+          <w:bCs w:val="false"/>
           <w:color w:val="000000"/>
-        </w:rPr>
-      </w:pPr>
-      <w:r>
-        <w:rPr>
+          <w:u w:val="none"/>
+          <w:shd w:fill="auto" w:val="clear"/>
+        </w:rPr>
+        <w:t>m Lastenheft</w:t>
+      </w:r>
+      <w:r>
+        <w:rPr>
+          <w:b w:val="false"/>
+          <w:bCs w:val="false"/>
           <w:color w:val="000000"/>
-        </w:rPr>
-      </w:r>
-    </w:p>
-    <w:p>
-      <w:pPr>
-        <w:pStyle w:val="Normal"/>
-        <w:rPr/>
-      </w:pPr>
-      <w:r>
-        <w:rPr>
-          <w:highlight w:val="cyan"/>
-        </w:rPr>
-        <w:t xml:space="preserve">Die genauen Anforderungen an die Strukturierte Ansicht sind im </w:t>
-      </w:r>
-      <w:r>
-        <w:rPr>
-          <w:b/>
+          <w:u w:val="none"/>
+          <w:shd w:fill="auto" w:val="clear"/>
+        </w:rPr>
+        <w:t xml:space="preserve"> zu</w:t>
+      </w:r>
+      <w:r>
+        <w:rPr>
           <w:bCs/>
-          <w:highlight w:val="cyan"/>
-          <w:u w:val="single"/>
-        </w:rPr>
-        <w:t>Lastenheft</w:t>
-      </w:r>
-      <w:r>
-        <w:rPr>
-          <w:bCs/>
-          <w:highlight w:val="cyan"/>
-        </w:rPr>
-        <w:t xml:space="preserve"> zusammengefasst</w:t>
-      </w:r>
-      <w:r>
-        <w:rPr>
-          <w:highlight w:val="cyan"/>
+          <w:color w:val="000000"/>
+          <w:shd w:fill="auto" w:val="clear"/>
+        </w:rPr>
+        <w:t>sammengefasst</w:t>
+      </w:r>
+      <w:r>
+        <w:rPr>
+          <w:color w:val="000000"/>
+          <w:shd w:fill="auto" w:val="clear"/>
         </w:rPr>
         <w:t>.</w:t>
-      </w:r>
-    </w:p>
-    <w:p>
-      <w:pPr>
-        <w:pStyle w:val="Normal"/>
-        <w:rPr>
-          <w:color w:val="0070C0"/>
-        </w:rPr>
-      </w:pPr>
-      <w:commentRangeStart w:id="0"/>
-      <w:r>
-        <w:rPr>
-          <w:color w:val="0070C0"/>
-        </w:rPr>
-        <w:t>Zielstellung. Verweis auf das Lastenheft. Hier nicht nur die Funktion, sondern auch den Endzustand für euer Projekt beschreiben. Wird es extern oder intern abgenommen? Woher wisst ihr, dass ihr fertig seid?</w:t>
-      </w:r>
-      <w:commentRangeEnd w:id="0"/>
-      <w:r>
-        <w:commentReference w:id="0"/>
-      </w:r>
-      <w:r>
-        <w:rPr>
-          <w:color w:val="0070C0"/>
-        </w:rPr>
       </w:r>
     </w:p>
     <w:p>
@@ -4049,9 +4086,9 @@
         </w:numPr>
         <w:rPr/>
       </w:pPr>
-      <w:bookmarkStart w:id="17" w:name="_Toc181697552"/>
-      <w:bookmarkStart w:id="18" w:name="_Toc218703497"/>
-      <w:bookmarkStart w:id="19" w:name="_Toc181709000"/>
+      <w:bookmarkStart w:id="17" w:name="_Toc181709000"/>
+      <w:bookmarkStart w:id="18" w:name="_Toc181697552"/>
+      <w:bookmarkStart w:id="19" w:name="_Toc218703497"/>
       <w:r>
         <w:rPr/>
         <w:t>Projektumfeld</w:t>
@@ -4179,7 +4216,7 @@
           <w:sz w:val="20"/>
           <w:lang w:eastAsia="ja-JP"/>
         </w:rPr>
-        <w:t xml:space="preserve">Die Entwicklung erfolgt auf Basis des unternehmenseigenen SAP-Systems. Als Entwicklungsumgebung </w:t>
+        <w:t xml:space="preserve">Die Entwicklung erfolgt </w:t>
       </w:r>
       <w:r>
         <w:rPr>
@@ -4189,7 +4226,7 @@
           <w:sz w:val="20"/>
           <w:lang w:eastAsia="ja-JP"/>
         </w:rPr>
-        <w:t xml:space="preserve">steht mir ein für </w:t>
+        <w:t>innerhalb eines</w:t>
       </w:r>
       <w:r>
         <w:rPr>
@@ -4199,7 +4236,27 @@
           <w:sz w:val="20"/>
           <w:lang w:eastAsia="ja-JP"/>
         </w:rPr>
-        <w:t xml:space="preserve">. Für die Versionsverwaltung kommt [z. B. Git/GitHub/Azure DevOps] zum Einsatz. Die Projektorganisation und Kommunikation erfolgt über </w:t>
+        <w:t xml:space="preserve"> unternehmenseigenen SAP-</w:t>
+      </w:r>
+      <w:r>
+        <w:rPr>
+          <w:rFonts w:ascii="Alexandria Light" w:hAnsi="Alexandria Light"/>
+          <w:b w:val="false"/>
+          <w:bCs w:val="false"/>
+          <w:sz w:val="20"/>
+          <w:lang w:eastAsia="ja-JP"/>
+        </w:rPr>
+        <w:t>Entwicklungssystems</w:t>
+      </w:r>
+      <w:r>
+        <w:rPr>
+          <w:rFonts w:ascii="Alexandria Light" w:hAnsi="Alexandria Light"/>
+          <w:b w:val="false"/>
+          <w:bCs w:val="false"/>
+          <w:sz w:val="20"/>
+          <w:lang w:eastAsia="ja-JP"/>
+        </w:rPr>
+        <w:t xml:space="preserve">. Für die Versionsverwaltung kommt Git/GitHub zum Einsatz. Die Projektorganisation und Kommunikation erfolgt über </w:t>
       </w:r>
       <w:r>
         <w:rPr>
@@ -4226,61 +4283,18 @@
     <w:p>
       <w:pPr>
         <w:pStyle w:val="BodyText"/>
-        <w:spacing w:before="114" w:after="397"/>
-        <w:rPr>
-          <w:rFonts w:ascii="Alexandria Light" w:hAnsi="Alexandria Light"/>
-          <w:sz w:val="20"/>
-          <w:lang w:eastAsia="ja-JP"/>
-        </w:rPr>
-      </w:pPr>
-      <w:r>
-        <w:rPr>
-          <w:rStyle w:val="Strong"/>
+        <w:spacing w:before="114" w:after="283"/>
+        <w:rPr/>
+      </w:pPr>
+      <w:r>
+        <w:rPr>
           <w:rFonts w:ascii="Alexandria Light" w:hAnsi="Alexandria Light"/>
           <w:b w:val="false"/>
           <w:bCs w:val="false"/>
           <w:sz w:val="20"/>
           <w:lang w:eastAsia="ja-JP"/>
         </w:rPr>
-        <w:t>Abhängigkeiten &amp; Rahmenbedingungen</w:t>
-      </w:r>
-      <w:r>
-        <w:rPr>
-          <w:rFonts w:ascii="Alexandria Light" w:hAnsi="Alexandria Light"/>
-          <w:b w:val="false"/>
-          <w:bCs w:val="false"/>
-          <w:sz w:val="20"/>
-          <w:lang w:eastAsia="ja-JP"/>
-        </w:rPr>
-        <w:t xml:space="preserve"> Der MIBS-Virtualdesk befindet sich in aktivem Betrieb und wird parallel von weiteren Mitarbeitern weiterentwickelt. Änderungen am System müssen daher mit dem bestehenden Entwicklungsteam abgestimmt werden, um Konflikte zu vermeiden.</w:t>
-      </w:r>
-    </w:p>
-    <w:p>
-      <w:pPr>
-        <w:pStyle w:val="BodyText"/>
-        <w:rPr>
-          <w:rFonts w:ascii="Alexandria Light" w:hAnsi="Alexandria Light"/>
-          <w:sz w:val="20"/>
-          <w:lang w:eastAsia="ja-JP"/>
-        </w:rPr>
-      </w:pPr>
-      <w:r>
-        <w:rPr>
-          <w:rFonts w:ascii="Alexandria Light" w:hAnsi="Alexandria Light"/>
-          <w:sz w:val="20"/>
-          <w:lang w:eastAsia="ja-JP"/>
-        </w:rPr>
-      </w:r>
-    </w:p>
-    <w:p>
-      <w:pPr>
-        <w:pStyle w:val="Normal"/>
-        <w:rPr>
-          <w:color w:val="00B050"/>
-        </w:rPr>
-      </w:pPr>
-      <w:r>
-        <w:rPr/>
+        <w:t>Nach erfolgreichem Abschluss der Entwicklung und internen Tests wird die Anwendung über einen Transportauftrag in das Produktivsystem überführt.</w:t>
       </w:r>
     </w:p>
     <w:p>
@@ -4305,36 +4319,48 @@
     </w:p>
     <w:p>
       <w:pPr>
+        <w:pStyle w:val="BodyText"/>
+        <w:spacing w:lineRule="auto" w:line="264" w:before="0" w:after="0"/>
+        <w:jc w:val="both"/>
+        <w:rPr>
+          <w:rFonts w:ascii="Alexandria Light" w:hAnsi="Alexandria Light"/>
+          <w:sz w:val="20"/>
+          <w:lang w:eastAsia="ja-JP"/>
+        </w:rPr>
+      </w:pPr>
+      <w:r>
+        <w:rPr>
+          <w:rFonts w:ascii="Alexandria Light" w:hAnsi="Alexandria Light"/>
+          <w:sz w:val="20"/>
+          <w:lang w:eastAsia="ja-JP"/>
+        </w:rPr>
+        <w:t>Im Rahmen dieses Projektes wird ausschließlich das Antragsmanagement-Modul für den MIBS-Virtualdesk entwickelt.</w:t>
+      </w:r>
+    </w:p>
+    <w:p>
+      <w:pPr>
+        <w:pStyle w:val="BodyText"/>
+        <w:spacing w:lineRule="auto" w:line="264" w:before="114" w:after="114"/>
+        <w:jc w:val="both"/>
+        <w:rPr/>
+      </w:pPr>
+      <w:r>
+        <w:rPr>
+          <w:rFonts w:ascii="Alexandria Light" w:hAnsi="Alexandria Light"/>
+          <w:sz w:val="20"/>
+          <w:lang w:eastAsia="ja-JP"/>
+        </w:rPr>
+        <w:t>Für die Authentifizierung und Benuetzerverwaltung wird auf die bestehende SAP-Benutzerverwaltung zurückgegriffen, sodass kein eigenständiges Login-System entwickelt wird. Ein Benachrichtigungssystem, das Mitarbeiter oder das Management bei Statusänderungen eines Antrages automatisch informiert, ist ebenfalls nicht Gegenstand dieses Projektes. Darüber hinaus sind statistische Auswertungen oder Reportings über eingereichte Anträge nicht Teil des Projektumfangs und bleiben zukünftigen Erweiterungen vorbehalten.</w:t>
+      </w:r>
+    </w:p>
+    <w:p>
+      <w:pPr>
         <w:pStyle w:val="Normal"/>
         <w:rPr/>
       </w:pPr>
       <w:r>
         <w:rPr/>
-        <w:t>Im Zuge der langjährigen Entwicklung von SMART sind viele Klassen und Methoden entstanden, welche Standardprozesse im SMART-Umfeld übernehmen. Für die Werteangleichung können diese wiederverwendet werden.</w:t>
-      </w:r>
-    </w:p>
-    <w:p>
-      <w:pPr>
-        <w:pStyle w:val="Normal"/>
-        <w:rPr/>
-      </w:pPr>
-      <w:r>
-        <w:rPr/>
-        <w:t>Bei der Strukturierten Ansicht handelt es sich um Analyseapp, welche primär zur Anzeige der Testergebnisse auf Feldebene genutzt wird. Daher bleibt das bestehende Datenmodell von SMART unverändert, es werden lediglich Core Data Services für die Bereitstellung der Daten über eine OData-Schnittstellt entwickelt.</w:t>
-      </w:r>
-    </w:p>
-    <w:p>
-      <w:pPr>
-        <w:pStyle w:val="Normal"/>
-        <w:rPr>
-          <w:color w:val="0070C0"/>
-        </w:rPr>
-      </w:pPr>
-      <w:r>
-        <w:rPr>
-          <w:color w:val="0070C0"/>
-        </w:rPr>
-        <w:t>Was ist nicht Teil eures Projektes? Was könnt ihr nutzen, habt es aber nicht selbst entwickelt.</w:t>
+        <w:t>Für die Bereitstellung der Mitarbeiterdaten wurde auf eine bereits im System vorhandene CDS View Entität zurückgegriffen, die entsprechend in das Datenmodell eingebunden wurde. Das Datenmodell für das Antragsmanagement selbst wurde vollständig neu entwickelt.</w:t>
       </w:r>
     </w:p>
     <w:p>
@@ -4367,9 +4393,9 @@
         <w:rPr/>
       </w:pPr>
       <w:bookmarkStart w:id="26" w:name="_Vorgehensweise"/>
-      <w:bookmarkStart w:id="27" w:name="_Toc218703500"/>
-      <w:bookmarkStart w:id="28" w:name="_Toc181697555"/>
-      <w:bookmarkStart w:id="29" w:name="_Toc181709003"/>
+      <w:bookmarkStart w:id="27" w:name="_Toc181709003"/>
+      <w:bookmarkStart w:id="28" w:name="_Toc218703500"/>
+      <w:bookmarkStart w:id="29" w:name="_Toc181697555"/>
       <w:bookmarkEnd w:id="26"/>
       <w:r>
         <w:rPr/>
@@ -4381,12 +4407,157 @@
     </w:p>
     <w:p>
       <w:pPr>
+        <w:pStyle w:val="BodyText"/>
+        <w:spacing w:lineRule="auto" w:line="264" w:before="60" w:after="283"/>
+        <w:ind w:hanging="0" w:start="0" w:end="567"/>
+        <w:jc w:val="start"/>
+        <w:rPr>
+          <w:rFonts w:ascii="Alexandria Light" w:hAnsi="Alexandria Light"/>
+          <w:sz w:val="20"/>
+          <w:lang w:eastAsia="ja-JP"/>
+        </w:rPr>
+      </w:pPr>
+      <w:r>
+        <w:rPr>
+          <w:rStyle w:val="Strong"/>
+          <w:rFonts w:ascii="Alexandria Light" w:hAnsi="Alexandria Light"/>
+          <w:sz w:val="20"/>
+          <w:lang w:eastAsia="ja-JP"/>
+        </w:rPr>
+        <w:t>Projektvorbereitung:</w:t>
+      </w:r>
+      <w:r>
+        <w:rPr>
+          <w:rFonts w:ascii="Alexandria Light" w:hAnsi="Alexandria Light"/>
+          <w:sz w:val="20"/>
+          <w:lang w:eastAsia="ja-JP"/>
+        </w:rPr>
+        <w:t xml:space="preserve"> Projektvorbereitung umfasst die </w:t>
+      </w:r>
+      <w:r>
+        <w:rPr>
+          <w:rFonts w:ascii="Alexandria Light" w:hAnsi="Alexandria Light"/>
+          <w:sz w:val="20"/>
+          <w:lang w:eastAsia="ja-JP"/>
+        </w:rPr>
+        <w:t>A</w:t>
+      </w:r>
+      <w:r>
+        <w:rPr>
+          <w:rFonts w:ascii="Alexandria Light" w:hAnsi="Alexandria Light"/>
+          <w:sz w:val="20"/>
+          <w:lang w:eastAsia="ja-JP"/>
+        </w:rPr>
+        <w:t>nforderungsanalyse, die Nutzwertanalyse, die Wirtschaftlichkeitsbetrachtung sowie die Erstellung des Pflichtenheftes und ist mit der Fertigstellung des Pflichtenheftes abgeschlossen.</w:t>
+      </w:r>
+    </w:p>
+    <w:p>
+      <w:pPr>
+        <w:pStyle w:val="BodyText"/>
+        <w:spacing w:lineRule="auto" w:line="264" w:before="60" w:after="283"/>
+        <w:ind w:hanging="0" w:start="0" w:end="567"/>
+        <w:jc w:val="start"/>
+        <w:rPr>
+          <w:rFonts w:ascii="Alexandria Light" w:hAnsi="Alexandria Light"/>
+          <w:sz w:val="20"/>
+          <w:lang w:eastAsia="ja-JP"/>
+        </w:rPr>
+      </w:pPr>
+      <w:r>
+        <w:rPr>
+          <w:rStyle w:val="Strong"/>
+          <w:rFonts w:ascii="Alexandria Light" w:hAnsi="Alexandria Light"/>
+          <w:sz w:val="20"/>
+          <w:lang w:eastAsia="ja-JP"/>
+        </w:rPr>
+        <w:t xml:space="preserve">Konzeption: </w:t>
+      </w:r>
+      <w:r>
+        <w:rPr>
+          <w:rFonts w:ascii="Alexandria Light" w:hAnsi="Alexandria Light"/>
+          <w:sz w:val="20"/>
+          <w:lang w:eastAsia="ja-JP"/>
+        </w:rPr>
+        <w:t>Die Konzeptionsphase umfasst die Erstellung des Use-Case-Diagramms, des Entity-Relationship-Modells, der Nutzeroberfläche, der Ablauflogik sowie der Testplanung und ist mit der Fertigstellung des Testkonzeptes abgeschlossen.</w:t>
+      </w:r>
+    </w:p>
+    <w:p>
+      <w:pPr>
+        <w:pStyle w:val="BodyText"/>
+        <w:spacing w:lineRule="auto" w:line="264" w:before="60" w:after="283"/>
+        <w:ind w:hanging="0" w:start="0" w:end="567"/>
+        <w:jc w:val="start"/>
+        <w:rPr>
+          <w:rFonts w:ascii="Alexandria Light" w:hAnsi="Alexandria Light"/>
+          <w:sz w:val="20"/>
+          <w:lang w:eastAsia="ja-JP"/>
+        </w:rPr>
+      </w:pPr>
+      <w:r>
+        <w:rPr>
+          <w:rStyle w:val="Strong"/>
+          <w:rFonts w:ascii="Alexandria Light" w:hAnsi="Alexandria Light"/>
+          <w:sz w:val="20"/>
+          <w:lang w:eastAsia="ja-JP"/>
+        </w:rPr>
+        <w:t>Entwicklung:</w:t>
+      </w:r>
+      <w:r>
+        <w:rPr>
+          <w:rFonts w:ascii="Alexandria Light" w:hAnsi="Alexandria Light"/>
+          <w:sz w:val="20"/>
+          <w:lang w:eastAsia="ja-JP"/>
+        </w:rPr>
+        <w:t xml:space="preserve"> Die Entwicklungsphase umfasst die Implementierung des Datenmodells sowie die Entwicklung der Nutzeroberfläche und ist mit dem erfolgreichen Transport in das Produktivsystem abgeschlossen.</w:t>
+      </w:r>
+    </w:p>
+    <w:p>
+      <w:pPr>
+        <w:pStyle w:val="BodyText"/>
+        <w:spacing w:lineRule="auto" w:line="264" w:before="60" w:after="283"/>
+        <w:ind w:hanging="0" w:start="0" w:end="567"/>
+        <w:jc w:val="start"/>
+        <w:rPr>
+          <w:rFonts w:ascii="Alexandria Light" w:hAnsi="Alexandria Light"/>
+          <w:sz w:val="20"/>
+          <w:lang w:eastAsia="ja-JP"/>
+        </w:rPr>
+      </w:pPr>
+      <w:r>
+        <w:rPr>
+          <w:rStyle w:val="Strong"/>
+          <w:rFonts w:ascii="Alexandria Light" w:hAnsi="Alexandria Light"/>
+          <w:sz w:val="20"/>
+          <w:lang w:eastAsia="ja-JP"/>
+        </w:rPr>
+        <w:t>Abschluss:</w:t>
+      </w:r>
+      <w:r>
+        <w:rPr>
+          <w:rFonts w:ascii="Alexandria Light" w:hAnsi="Alexandria Light"/>
+          <w:sz w:val="20"/>
+          <w:lang w:eastAsia="ja-JP"/>
+        </w:rPr>
+        <w:t xml:space="preserve"> Die Abschlussphase umfasst die Durchführung der Unittests, die Erstellung der Anwenderdokumentation, der Projektdokumentation sowie die finale Abgabe und ist mit der Abgabe der Projektdokumentation abgeschlossen.</w:t>
+      </w:r>
+    </w:p>
+    <w:p>
+      <w:pPr>
         <w:pStyle w:val="Normal"/>
+        <w:rPr/>
+      </w:pPr>
+      <w:r>
+        <w:rPr/>
+      </w:r>
+    </w:p>
+    <w:p>
+      <w:pPr>
+        <w:pStyle w:val="Normal"/>
         <w:rPr>
           <w:color w:val="0070C0"/>
         </w:rPr>
       </w:pPr>
-      <w:commentRangeStart w:id="1"/>
+      <w:commentRangeStart w:id="0"/>
       <w:r>
         <w:rPr>
           <w:color w:val="0070C0"/>
@@ -4483,9 +4654,9 @@
         </w:rPr>
         <w:t>Abschluss</w:t>
       </w:r>
-      <w:commentRangeEnd w:id="1"/>
-      <w:r>
-        <w:commentReference w:id="1"/>
+      <w:commentRangeEnd w:id="0"/>
+      <w:r>
+        <w:commentReference w:id="0"/>
       </w:r>
       <w:r>
         <w:rPr>
@@ -4502,9 +4673,9 @@
         </w:numPr>
         <w:rPr/>
       </w:pPr>
-      <w:bookmarkStart w:id="30" w:name="_Toc181709004"/>
-      <w:bookmarkStart w:id="31" w:name="_Toc218703501"/>
-      <w:bookmarkStart w:id="32" w:name="_Toc181697556"/>
+      <w:bookmarkStart w:id="30" w:name="_Toc181697556"/>
+      <w:bookmarkStart w:id="31" w:name="_Toc181709004"/>
+      <w:bookmarkStart w:id="32" w:name="_Toc218703501"/>
       <w:r>
         <w:rPr/>
         <w:t>Ressourcenplanung</w:t>
@@ -4590,9 +4761,9 @@
         </w:numPr>
         <w:rPr/>
       </w:pPr>
-      <w:bookmarkStart w:id="39" w:name="_Toc218703504"/>
+      <w:bookmarkStart w:id="39" w:name="_Toc181697560"/>
       <w:bookmarkStart w:id="40" w:name="_Toc181709008"/>
-      <w:bookmarkStart w:id="41" w:name="_Toc181697560"/>
+      <w:bookmarkStart w:id="41" w:name="_Toc218703504"/>
       <w:r>
         <w:rPr/>
         <w:t>Zeitplanung</w:t>
@@ -7747,7 +7918,7 @@
         <w:rPr/>
       </w:pPr>
       <w:bookmarkStart w:id="54" w:name="_Toc218703510"/>
-      <w:commentRangeStart w:id="2"/>
+      <w:commentRangeStart w:id="1"/>
       <w:r>
         <w:rPr/>
         <w:t>Technisches Konzept</w:t>
@@ -7927,9 +8098,9 @@
         </w:rPr>
         <w:t>Abnahmetest (Wer nimmt wann die Umsetzung ab?)</w:t>
       </w:r>
-      <w:commentRangeEnd w:id="2"/>
-      <w:r>
-        <w:commentReference w:id="2"/>
+      <w:commentRangeEnd w:id="1"/>
+      <w:r>
+        <w:commentReference w:id="1"/>
       </w:r>
       <w:r>
         <w:rPr>
@@ -7971,7 +8142,7 @@
           <w:lang w:eastAsia="de-DE"/>
         </w:rPr>
       </w:pPr>
-      <w:commentRangeStart w:id="3"/>
+      <w:commentRangeStart w:id="2"/>
       <w:r>
         <w:rPr>
           <w:color w:val="0070C0"/>
@@ -7979,9 +8150,9 @@
         </w:rPr>
         <w:t>Wie war der Verlauf bei der Umsetzung? Gab es Problem oder Herausforderungen? Verweis auf die Quellcodedokumentation.</w:t>
       </w:r>
-      <w:commentRangeEnd w:id="3"/>
-      <w:r>
-        <w:commentReference w:id="3"/>
+      <w:commentRangeEnd w:id="2"/>
+      <w:r>
+        <w:commentReference w:id="2"/>
       </w:r>
       <w:r>
         <w:rPr>
@@ -8022,7 +8193,7 @@
         <w:rPr/>
       </w:pPr>
       <w:bookmarkStart w:id="63" w:name="_Toc218703514"/>
-      <w:commentRangeStart w:id="4"/>
+      <w:commentRangeStart w:id="3"/>
       <w:r>
         <w:rPr/>
         <w:t>Test</w:t>
@@ -8052,20 +8223,20 @@
         </w:numPr>
         <w:rPr/>
       </w:pPr>
-      <w:bookmarkStart w:id="64" w:name="_Toc181709022"/>
-      <w:bookmarkStart w:id="65" w:name="_Toc218703515"/>
-      <w:bookmarkStart w:id="66" w:name="_Toc181697572"/>
-      <w:bookmarkStart w:id="67" w:name="_Toc182313734"/>
-      <w:bookmarkStart w:id="68" w:name="_Toc182399913"/>
+      <w:bookmarkStart w:id="64" w:name="_Toc182313734"/>
+      <w:bookmarkStart w:id="65" w:name="_Toc182399913"/>
+      <w:bookmarkStart w:id="66" w:name="_Toc218703515"/>
+      <w:bookmarkStart w:id="67" w:name="_Toc181709022"/>
+      <w:bookmarkStart w:id="68" w:name="_Toc181697572"/>
+      <w:bookmarkEnd w:id="64"/>
+      <w:bookmarkEnd w:id="65"/>
+      <w:r>
+        <w:rPr/>
+        <w:t>Dokumentation</w:t>
+      </w:r>
+      <w:bookmarkEnd w:id="66"/>
       <w:bookmarkEnd w:id="67"/>
       <w:bookmarkEnd w:id="68"/>
-      <w:r>
-        <w:rPr/>
-        <w:t>Dokumentation</w:t>
-      </w:r>
-      <w:bookmarkEnd w:id="64"/>
-      <w:bookmarkEnd w:id="65"/>
-      <w:bookmarkEnd w:id="66"/>
     </w:p>
     <w:p>
       <w:pPr>
@@ -8174,9 +8345,9 @@
         </w:rPr>
         <w:t>Gibt es besondere Learnings bereits Erweiterungswünsche weitere Kundenaufgaben.</w:t>
       </w:r>
-      <w:commentRangeEnd w:id="4"/>
-      <w:r>
-        <w:commentReference w:id="4"/>
+      <w:commentRangeEnd w:id="3"/>
+      <w:r>
+        <w:commentReference w:id="3"/>
       </w:r>
       <w:r>
         <w:rPr>
@@ -8203,8 +8374,8 @@
         <w:rPr/>
       </w:pPr>
       <w:bookmarkStart w:id="74" w:name="_Toc181709025"/>
-      <w:bookmarkStart w:id="75" w:name="_Toc181697574"/>
-      <w:bookmarkStart w:id="76" w:name="_Toc218703519"/>
+      <w:bookmarkStart w:id="75" w:name="_Toc218703519"/>
+      <w:bookmarkStart w:id="76" w:name="_Toc181697574"/>
       <w:r>
         <w:rPr/>
         <w:t>Quellen</w:t>
@@ -8912,7 +9083,7 @@
 
 <file path=word/comments.xml><?xml version="1.0" encoding="utf-8"?>
 <w:comments xmlns:o="urn:schemas-microsoft-com:office:office" xmlns:r="http://schemas.openxmlformats.org/officeDocument/2006/relationships" xmlns:v="urn:schemas-microsoft-com:vml" xmlns:w="http://schemas.openxmlformats.org/wordprocessingml/2006/main" xmlns:w10="urn:schemas-microsoft-com:office:word" xmlns:wp="http://schemas.openxmlformats.org/drawingml/2006/wordprocessingDrawing" xmlns:pic="http://schemas.openxmlformats.org/drawingml/2006/picture" xmlns:wps="http://schemas.microsoft.com/office/word/2010/wordprocessingShape" xmlns:wpg="http://schemas.microsoft.com/office/word/2010/wordprocessingGroup" xmlns:mc="http://schemas.openxmlformats.org/markup-compatibility/2006" xmlns:wp14="http://schemas.microsoft.com/office/word/2010/wordprocessingDrawing" xmlns:w14="http://schemas.microsoft.com/office/word/2010/wordml" xmlns:w15="http://schemas.microsoft.com/office/word/2012/wordml" mc:Ignorable="w14 wp14 w15">
-  <w:comment w:id="0" w:author="Pia Wittenbecher" w:date="2026-01-07T17:27:00Z" w:initials="PW">
+  <w:comment w:id="0" w:author="Pia Wittenbecher" w:date="2026-01-07T17:29:00Z" w:initials="PW">
     <w:p>
       <w:pPr>
         <w:overflowPunct w:val="true"/>
@@ -8927,11 +9098,11 @@
         <w:rPr>
           <w:rFonts w:ascii="Calibri" w:hAnsi="Calibri"/>
         </w:rPr>
-        <w:t>Projektziele und Teilaufgaben, Kundenwünsche</w:t>
+        <w:t xml:space="preserve">Beschreibung der Vorgehensweise </w:t>
       </w:r>
     </w:p>
   </w:comment>
-  <w:comment w:id="1" w:author="Pia Wittenbecher" w:date="2026-01-07T17:29:00Z" w:initials="PW">
+  <w:comment w:id="1" w:author="Pia Wittenbecher" w:date="2026-01-07T17:35:00Z" w:initials="PW">
     <w:p>
       <w:pPr>
         <w:overflowPunct w:val="true"/>
@@ -8945,12 +9116,12 @@
       <w:r>
         <w:rPr>
           <w:rFonts w:ascii="Calibri" w:hAnsi="Calibri"/>
-        </w:rPr>
-        <w:t xml:space="preserve">Beschreibung der Vorgehensweise </w:t>
-      </w:r>
-    </w:p>
-  </w:comment>
-  <w:comment w:id="2" w:author="Pia Wittenbecher" w:date="2026-01-07T17:35:00Z" w:initials="PW">
+          <w:b/>
+          <w:bCs/>
+        </w:rPr>
+        <w:t>Fachliche Realisierung und deren Begründung</w:t>
+      </w:r>
+    </w:p>
     <w:p>
       <w:pPr>
         <w:overflowPunct w:val="true"/>
@@ -8959,15 +9130,10 @@
         <w:rPr/>
       </w:pPr>
       <w:r>
-        <w:annotationRef/>
-      </w:r>
-      <w:r>
         <w:rPr>
           <w:rFonts w:ascii="Calibri" w:hAnsi="Calibri"/>
-          <w:b/>
-          <w:bCs/>
-        </w:rPr>
-        <w:t>Fachliche Realisierung und deren Begründung</w:t>
+        </w:rPr>
+        <w:t>Problemanalyse und Software-Designprozess</w:t>
       </w:r>
     </w:p>
     <w:p>
@@ -8981,7 +9147,7 @@
         <w:rPr>
           <w:rFonts w:ascii="Calibri" w:hAnsi="Calibri"/>
         </w:rPr>
-        <w:t>Problemanalyse und Software-Designprozess</w:t>
+        <w:t>Entscheidungen bei der Implementierung</w:t>
       </w:r>
     </w:p>
     <w:p>
@@ -8995,7 +9161,7 @@
         <w:rPr>
           <w:rFonts w:ascii="Calibri" w:hAnsi="Calibri"/>
         </w:rPr>
-        <w:t>Entscheidungen bei der Implementierung</w:t>
+        <w:t xml:space="preserve">Darstellung und Bewertung von Alternativen </w:t>
       </w:r>
     </w:p>
     <w:p>
@@ -9009,7 +9175,6 @@
         <w:rPr>
           <w:rFonts w:ascii="Calibri" w:hAnsi="Calibri"/>
         </w:rPr>
-        <w:t xml:space="preserve">Darstellung und Bewertung von Alternativen </w:t>
       </w:r>
     </w:p>
     <w:p>
@@ -9022,7 +9187,10 @@
       <w:r>
         <w:rPr>
           <w:rFonts w:ascii="Calibri" w:hAnsi="Calibri"/>
-        </w:rPr>
+          <w:b/>
+          <w:bCs/>
+        </w:rPr>
+        <w:t>Fachliche Richtigkeit/Vollständigkeit der Problemlösung</w:t>
       </w:r>
     </w:p>
     <w:p>
@@ -9035,10 +9203,8 @@
       <w:r>
         <w:rPr>
           <w:rFonts w:ascii="Calibri" w:hAnsi="Calibri"/>
-          <w:b/>
-          <w:bCs/>
-        </w:rPr>
-        <w:t>Fachliche Richtigkeit/Vollständigkeit der Problemlösung</w:t>
+        </w:rPr>
+        <w:t>Verwendung der Fachterminologie</w:t>
       </w:r>
     </w:p>
     <w:p>
@@ -9052,9 +9218,11 @@
         <w:rPr>
           <w:rFonts w:ascii="Calibri" w:hAnsi="Calibri"/>
         </w:rPr>
-        <w:t>Verwendung der Fachterminologie</w:t>
-      </w:r>
-    </w:p>
+        <w:t>fach- und normgerechte Darstellung</w:t>
+      </w:r>
+    </w:p>
+  </w:comment>
+  <w:comment w:id="2" w:author="Pia Wittenbecher" w:date="2026-01-07T17:35:00Z" w:initials="PW">
     <w:p>
       <w:pPr>
         <w:overflowPunct w:val="true"/>
@@ -9063,14 +9231,15 @@
         <w:rPr/>
       </w:pPr>
       <w:r>
+        <w:annotationRef/>
+      </w:r>
+      <w:r>
         <w:rPr>
           <w:rFonts w:ascii="Calibri" w:hAnsi="Calibri"/>
         </w:rPr>
-        <w:t>fach- und normgerechte Darstellung</w:t>
-      </w:r>
-    </w:p>
-  </w:comment>
-  <w:comment w:id="3" w:author="Pia Wittenbecher" w:date="2026-01-07T17:35:00Z" w:initials="PW">
+        <w:t xml:space="preserve">Quellcodedokumentation </w:t>
+      </w:r>
+    </w:p>
     <w:p>
       <w:pPr>
         <w:overflowPunct w:val="true"/>
@@ -9079,13 +9248,9 @@
         <w:rPr/>
       </w:pPr>
       <w:r>
-        <w:annotationRef/>
-      </w:r>
-      <w:r>
         <w:rPr>
           <w:rFonts w:ascii="Calibri" w:hAnsi="Calibri"/>
         </w:rPr>
-        <w:t xml:space="preserve">Quellcodedokumentation </w:t>
       </w:r>
     </w:p>
     <w:p>
@@ -9098,7 +9263,10 @@
       <w:r>
         <w:rPr>
           <w:rFonts w:ascii="Calibri" w:hAnsi="Calibri"/>
-        </w:rPr>
+          <w:b/>
+          <w:bCs/>
+        </w:rPr>
+        <w:t>Komplexität der Problemlösung</w:t>
       </w:r>
     </w:p>
     <w:p>
@@ -9111,28 +9279,12 @@
       <w:r>
         <w:rPr>
           <w:rFonts w:ascii="Calibri" w:hAnsi="Calibri"/>
-          <w:b/>
-          <w:bCs/>
-        </w:rPr>
-        <w:t>Komplexität der Problemlösung</w:t>
-      </w:r>
-    </w:p>
-    <w:p>
-      <w:pPr>
-        <w:overflowPunct w:val="true"/>
-        <w:spacing w:lineRule="auto" w:line="240" w:before="0" w:after="0"/>
-        <w:jc w:val="start"/>
-        <w:rPr/>
-      </w:pPr>
-      <w:r>
-        <w:rPr>
-          <w:rFonts w:ascii="Calibri" w:hAnsi="Calibri"/>
         </w:rPr>
         <w:t xml:space="preserve">Wartbarkeit, Wiederverwendbarkeit </w:t>
       </w:r>
     </w:p>
   </w:comment>
-  <w:comment w:id="4" w:author="Pia Wittenbecher" w:date="2026-01-07T17:39:00Z" w:initials="PW">
+  <w:comment w:id="3" w:author="Pia Wittenbecher" w:date="2026-01-07T17:39:00Z" w:initials="PW">
     <w:p>
       <w:pPr>
         <w:overflowPunct w:val="true"/>
@@ -12614,6 +12766,14 @@
     <w:qFormat/>
     <w:rPr/>
   </w:style>
+  <w:style w:type="character" w:styleId="Emphasis">
+    <w:name w:val="Emphasis"/>
+    <w:qFormat/>
+    <w:rPr>
+      <w:i/>
+      <w:iCs/>
+    </w:rPr>
+  </w:style>
   <w:style w:type="paragraph" w:styleId="Heading">
     <w:name w:val="Heading"/>
     <w:basedOn w:val="Normal"/>
@@ -13291,6 +13451,16 @@
     <w:basedOn w:val="Normal"/>
     <w:qFormat/>
     <w:pPr/>
+    <w:rPr/>
+  </w:style>
+  <w:style w:type="paragraph" w:styleId="BlockQuotation">
+    <w:name w:val="Block Quotation"/>
+    <w:basedOn w:val="Normal"/>
+    <w:qFormat/>
+    <w:pPr>
+      <w:spacing w:before="60" w:after="283"/>
+      <w:ind w:hanging="0" w:start="567" w:end="567"/>
+    </w:pPr>
     <w:rPr/>
   </w:style>
   <w:style w:type="numbering" w:styleId="NoList" w:default="1">

--- a/Dokumentation/Projektdokumentation/Projektdokumentation Yannick Spangel.docx
+++ b/Dokumentation/Projektdokumentation/Projektdokumentation Yannick Spangel.docx
@@ -319,7 +319,7 @@
         <mc:AlternateContent>
           <mc:Choice Requires="wps">
             <w:drawing>
-              <wp:anchor distT="635" distB="3810" distL="114300" distR="113030" simplePos="0" relativeHeight="4" behindDoc="0" locked="0" layoutInCell="0" allowOverlap="1" wp14:anchorId="76411DFE">
+              <wp:anchor distT="635" distB="3810" distL="114300" distR="112395" simplePos="0" relativeHeight="4" behindDoc="0" locked="0" layoutInCell="0" allowOverlap="1" wp14:anchorId="76411DFE">
                 <wp:simplePos x="0" y="0"/>
                 <wp:positionH relativeFrom="column">
                   <wp:posOffset>48895</wp:posOffset>
@@ -371,7 +371,7 @@
                         <w:txbxContent>
                           <w:p>
                             <w:pPr>
-                              <w:pStyle w:val="FrameContentsuser"/>
+                              <w:pStyle w:val="FrameContents"/>
                               <w:spacing w:before="60" w:after="0"/>
                               <w:rPr>
                                 <w:rFonts w:cs="Alexandria Light"/>
@@ -393,7 +393,7 @@
                           </w:p>
                           <w:p>
                             <w:pPr>
-                              <w:pStyle w:val="FrameContentsuser"/>
+                              <w:pStyle w:val="FrameContents"/>
                               <w:rPr>
                                 <w:rStyle w:val="Hyperlink"/>
                                 <w:bCs/>
@@ -448,7 +448,7 @@
                           </w:p>
                           <w:p>
                             <w:pPr>
-                              <w:pStyle w:val="FrameContentsuser"/>
+                              <w:pStyle w:val="FrameContents"/>
                               <w:rPr>
                                 <w:rStyle w:val="Hyperlink"/>
                                 <w:bCs/>
@@ -471,7 +471,7 @@
                           </w:p>
                           <w:p>
                             <w:pPr>
-                              <w:pStyle w:val="FrameContentsuser"/>
+                              <w:pStyle w:val="FrameContents"/>
                               <w:rPr>
                                 <w:rStyle w:val="Hyperlink"/>
                                 <w:bCs/>
@@ -494,7 +494,7 @@
                           </w:p>
                           <w:p>
                             <w:pPr>
-                              <w:pStyle w:val="FrameContentsuser"/>
+                              <w:pStyle w:val="FrameContents"/>
                               <w:rPr>
                                 <w:rStyle w:val="Hyperlink"/>
                                 <w:bCs/>
@@ -517,7 +517,7 @@
                           </w:p>
                           <w:p>
                             <w:pPr>
-                              <w:pStyle w:val="FrameContentsuser"/>
+                              <w:pStyle w:val="FrameContents"/>
                               <w:rPr>
                                 <w:rStyle w:val="Hyperlink"/>
                                 <w:bCs/>
@@ -556,7 +556,7 @@
                   <w:txbxContent>
                     <w:p>
                       <w:pPr>
-                        <w:pStyle w:val="FrameContentsuser"/>
+                        <w:pStyle w:val="FrameContents"/>
                         <w:spacing w:before="60" w:after="0"/>
                         <w:rPr>
                           <w:rFonts w:cs="Alexandria Light"/>
@@ -578,7 +578,7 @@
                     </w:p>
                     <w:p>
                       <w:pPr>
-                        <w:pStyle w:val="FrameContentsuser"/>
+                        <w:pStyle w:val="FrameContents"/>
                         <w:rPr>
                           <w:rStyle w:val="Hyperlink"/>
                           <w:bCs/>
@@ -633,7 +633,7 @@
                     </w:p>
                     <w:p>
                       <w:pPr>
-                        <w:pStyle w:val="FrameContentsuser"/>
+                        <w:pStyle w:val="FrameContents"/>
                         <w:rPr>
                           <w:rStyle w:val="Hyperlink"/>
                           <w:bCs/>
@@ -656,7 +656,7 @@
                     </w:p>
                     <w:p>
                       <w:pPr>
-                        <w:pStyle w:val="FrameContentsuser"/>
+                        <w:pStyle w:val="FrameContents"/>
                         <w:rPr>
                           <w:rStyle w:val="Hyperlink"/>
                           <w:bCs/>
@@ -679,7 +679,7 @@
                     </w:p>
                     <w:p>
                       <w:pPr>
-                        <w:pStyle w:val="FrameContentsuser"/>
+                        <w:pStyle w:val="FrameContents"/>
                         <w:rPr>
                           <w:rStyle w:val="Hyperlink"/>
                           <w:bCs/>
@@ -702,7 +702,7 @@
                     </w:p>
                     <w:p>
                       <w:pPr>
-                        <w:pStyle w:val="FrameContentsuser"/>
+                        <w:pStyle w:val="FrameContents"/>
                         <w:rPr>
                           <w:rStyle w:val="Hyperlink"/>
                           <w:bCs/>
@@ -775,7 +775,7 @@
                         <w:txbxContent>
                           <w:p>
                             <w:pPr>
-                              <w:pStyle w:val="FrameContentsuser"/>
+                              <w:pStyle w:val="FrameContents"/>
                               <w:spacing w:before="60" w:after="60"/>
                               <w:rPr>
                                 <w:b/>
@@ -795,7 +795,7 @@
                           </w:p>
                           <w:p>
                             <w:pPr>
-                              <w:pStyle w:val="FrameContentsuser"/>
+                              <w:pStyle w:val="FrameContents"/>
                               <w:rPr>
                                 <w:sz w:val="16"/>
                                 <w:szCs w:val="16"/>
@@ -812,7 +812,7 @@
                           </w:p>
                           <w:p>
                             <w:pPr>
-                              <w:pStyle w:val="FrameContentsuser"/>
+                              <w:pStyle w:val="FrameContents"/>
                               <w:rPr>
                                 <w:sz w:val="16"/>
                                 <w:szCs w:val="16"/>
@@ -829,7 +829,7 @@
                           </w:p>
                           <w:p>
                             <w:pPr>
-                              <w:pStyle w:val="FrameContentsuser"/>
+                              <w:pStyle w:val="FrameContents"/>
                               <w:rPr>
                                 <w:sz w:val="16"/>
                                 <w:szCs w:val="16"/>
@@ -846,7 +846,7 @@
                           </w:p>
                           <w:p>
                             <w:pPr>
-                              <w:pStyle w:val="FrameContentsuser"/>
+                              <w:pStyle w:val="FrameContents"/>
                               <w:spacing w:before="60" w:after="60"/>
                               <w:rPr>
                                 <w:b/>
@@ -866,7 +866,7 @@
                           </w:p>
                           <w:p>
                             <w:pPr>
-                              <w:pStyle w:val="FrameContentsuser"/>
+                              <w:pStyle w:val="FrameContents"/>
                               <w:rPr>
                                 <w:sz w:val="16"/>
                                 <w:szCs w:val="16"/>
@@ -884,7 +884,7 @@
                           </w:p>
                           <w:p>
                             <w:pPr>
-                              <w:pStyle w:val="FrameContentsuser"/>
+                              <w:pStyle w:val="FrameContents"/>
                               <w:rPr>
                                 <w:b/>
                                 <w:sz w:val="18"/>
@@ -903,7 +903,7 @@
                           </w:p>
                           <w:p>
                             <w:pPr>
-                              <w:pStyle w:val="FrameContentsuser"/>
+                              <w:pStyle w:val="FrameContents"/>
                               <w:rPr>
                                 <w:sz w:val="16"/>
                                 <w:szCs w:val="16"/>
@@ -920,7 +920,7 @@
                           </w:p>
                           <w:p>
                             <w:pPr>
-                              <w:pStyle w:val="FrameContentsuser"/>
+                              <w:pStyle w:val="FrameContents"/>
                               <w:rPr>
                                 <w:sz w:val="16"/>
                                 <w:szCs w:val="16"/>
@@ -955,7 +955,7 @@
                   <w:txbxContent>
                     <w:p>
                       <w:pPr>
-                        <w:pStyle w:val="FrameContentsuser"/>
+                        <w:pStyle w:val="FrameContents"/>
                         <w:spacing w:before="60" w:after="60"/>
                         <w:rPr>
                           <w:b/>
@@ -975,7 +975,7 @@
                     </w:p>
                     <w:p>
                       <w:pPr>
-                        <w:pStyle w:val="FrameContentsuser"/>
+                        <w:pStyle w:val="FrameContents"/>
                         <w:rPr>
                           <w:sz w:val="16"/>
                           <w:szCs w:val="16"/>
@@ -992,7 +992,7 @@
                     </w:p>
                     <w:p>
                       <w:pPr>
-                        <w:pStyle w:val="FrameContentsuser"/>
+                        <w:pStyle w:val="FrameContents"/>
                         <w:rPr>
                           <w:sz w:val="16"/>
                           <w:szCs w:val="16"/>
@@ -1009,7 +1009,7 @@
                     </w:p>
                     <w:p>
                       <w:pPr>
-                        <w:pStyle w:val="FrameContentsuser"/>
+                        <w:pStyle w:val="FrameContents"/>
                         <w:rPr>
                           <w:sz w:val="16"/>
                           <w:szCs w:val="16"/>
@@ -1026,7 +1026,7 @@
                     </w:p>
                     <w:p>
                       <w:pPr>
-                        <w:pStyle w:val="FrameContentsuser"/>
+                        <w:pStyle w:val="FrameContents"/>
                         <w:spacing w:before="60" w:after="60"/>
                         <w:rPr>
                           <w:b/>
@@ -1046,7 +1046,7 @@
                     </w:p>
                     <w:p>
                       <w:pPr>
-                        <w:pStyle w:val="FrameContentsuser"/>
+                        <w:pStyle w:val="FrameContents"/>
                         <w:rPr>
                           <w:sz w:val="16"/>
                           <w:szCs w:val="16"/>
@@ -1064,7 +1064,7 @@
                     </w:p>
                     <w:p>
                       <w:pPr>
-                        <w:pStyle w:val="FrameContentsuser"/>
+                        <w:pStyle w:val="FrameContents"/>
                         <w:rPr>
                           <w:b/>
                           <w:sz w:val="18"/>
@@ -1083,7 +1083,7 @@
                     </w:p>
                     <w:p>
                       <w:pPr>
-                        <w:pStyle w:val="FrameContentsuser"/>
+                        <w:pStyle w:val="FrameContents"/>
                         <w:rPr>
                           <w:sz w:val="16"/>
                           <w:szCs w:val="16"/>
@@ -1100,7 +1100,7 @@
                     </w:p>
                     <w:p>
                       <w:pPr>
-                        <w:pStyle w:val="FrameContentsuser"/>
+                        <w:pStyle w:val="FrameContents"/>
                         <w:rPr>
                           <w:sz w:val="16"/>
                           <w:szCs w:val="16"/>
@@ -3629,13 +3629,13 @@
         <w:pStyle w:val="Heading1"/>
         <w:numPr>
           <w:ilvl w:val="0"/>
-          <w:numId w:val="13"/>
+          <w:numId w:val="15"/>
         </w:numPr>
         <w:rPr/>
       </w:pPr>
-      <w:bookmarkStart w:id="3" w:name="_Toc181697548"/>
+      <w:bookmarkStart w:id="3" w:name="_Toc218703493"/>
       <w:bookmarkStart w:id="4" w:name="_Toc181708996"/>
-      <w:bookmarkStart w:id="5" w:name="_Toc218703493"/>
+      <w:bookmarkStart w:id="5" w:name="_Toc181697548"/>
       <w:r>
         <w:rPr/>
         <w:t>Einleitung</w:t>
@@ -3666,7 +3666,7 @@
     <w:p>
       <w:pPr>
         <w:pStyle w:val="BodyText"/>
-        <w:spacing w:lineRule="auto" w:line="264" w:before="60" w:after="283"/>
+        <w:spacing w:lineRule="auto" w:line="264" w:before="117" w:after="340"/>
         <w:jc w:val="both"/>
         <w:rPr>
           <w:rFonts w:ascii="Alexandria Light" w:hAnsi="Alexandria Light"/>
@@ -3680,7 +3680,87 @@
           <w:sz w:val="20"/>
           <w:lang w:eastAsia="ja-JP"/>
         </w:rPr>
-        <w:t>Der Ausbildungsbetrieb ist die MIBS AG, ein mittelständisches Familienunternehmen mit Sitz in Mülheim an der Ruhr. Das Unternehmen ist im Bereich der SAP-Beratung tätig und bietet seinen Kunden Kompetenzen in den Bereichen Projektmanagement, Entwicklung, Migration und Transformation. Für die interne Organisation betreibt die MIBS AG eine eigene Plattform namens „MIBS-Virtualdesk", über die Mitarbeitern interne Prozesse digital bereitgestellt werden. Im Rahmen dieses Projektes wurde der Virtualdesk um ein zentrales Antragsmanagement-Modul erweitert.</w:t>
+        <w:t xml:space="preserve">Der Ausbildungsbetrieb ist die MIBS AG, ein mittelständisches Familienunternehmen mit Sitz in Mülheim an der Ruhr. Das Unternehmen ist im Bereich der SAP-Beratung tätig und bietet seinen Kunden Kompetenzen in den Bereichen Projektmanagement, Entwicklung, Migration und Transformation. Für die interne Organisation betreibt die MIBS AG </w:t>
+      </w:r>
+      <w:r>
+        <w:rPr>
+          <w:rFonts w:ascii="Alexandria Light" w:hAnsi="Alexandria Light"/>
+          <w:sz w:val="20"/>
+          <w:lang w:eastAsia="ja-JP"/>
+        </w:rPr>
+        <w:t>ihr eigens HCM-Tool</w:t>
+      </w:r>
+      <w:r>
+        <w:rPr>
+          <w:rFonts w:ascii="Alexandria Light" w:hAnsi="Alexandria Light"/>
+          <w:sz w:val="20"/>
+          <w:lang w:eastAsia="ja-JP"/>
+        </w:rPr>
+        <w:t xml:space="preserve"> namens MIBS-Virtualdesk, über d</w:t>
+      </w:r>
+      <w:r>
+        <w:rPr>
+          <w:rFonts w:ascii="Alexandria Light" w:hAnsi="Alexandria Light"/>
+          <w:sz w:val="20"/>
+          <w:lang w:eastAsia="ja-JP"/>
+        </w:rPr>
+        <w:t>as</w:t>
+      </w:r>
+      <w:r>
+        <w:rPr>
+          <w:rFonts w:ascii="Alexandria Light" w:hAnsi="Alexandria Light"/>
+          <w:sz w:val="20"/>
+          <w:lang w:eastAsia="ja-JP"/>
+        </w:rPr>
+        <w:t xml:space="preserve"> Mitarbeitern interne Prozesse digital bereitgestellt werden. Im Rahmen dieses Projektes wurde der </w:t>
+      </w:r>
+      <w:r>
+        <w:rPr>
+          <w:rFonts w:ascii="Alexandria Light" w:hAnsi="Alexandria Light"/>
+          <w:sz w:val="20"/>
+          <w:lang w:eastAsia="ja-JP"/>
+        </w:rPr>
+        <w:t>MIBS-</w:t>
+      </w:r>
+      <w:r>
+        <w:rPr>
+          <w:rFonts w:ascii="Alexandria Light" w:hAnsi="Alexandria Light"/>
+          <w:sz w:val="20"/>
+          <w:lang w:eastAsia="ja-JP"/>
+        </w:rPr>
+        <w:t>Virtualdesk um ein</w:t>
+      </w:r>
+      <w:r>
+        <w:rPr>
+          <w:rFonts w:ascii="Alexandria Light" w:hAnsi="Alexandria Light"/>
+          <w:sz w:val="20"/>
+          <w:lang w:eastAsia="ja-JP"/>
+        </w:rPr>
+        <w:t>e</w:t>
+      </w:r>
+      <w:r>
+        <w:rPr>
+          <w:rFonts w:ascii="Alexandria Light" w:hAnsi="Alexandria Light"/>
+          <w:sz w:val="20"/>
+          <w:lang w:eastAsia="ja-JP"/>
+        </w:rPr>
+        <w:t xml:space="preserve"> zentrale Antragsmanagement </w:t>
+      </w:r>
+      <w:r>
+        <w:rPr>
+          <w:rFonts w:ascii="Alexandria Light" w:hAnsi="Alexandria Light"/>
+          <w:sz w:val="20"/>
+          <w:lang w:eastAsia="ja-JP"/>
+        </w:rPr>
+        <w:t>App</w:t>
+      </w:r>
+      <w:r>
+        <w:rPr>
+          <w:rFonts w:ascii="Alexandria Light" w:hAnsi="Alexandria Light"/>
+          <w:sz w:val="20"/>
+          <w:lang w:eastAsia="ja-JP"/>
+        </w:rPr>
+        <w:t xml:space="preserve"> erweitert.</w:t>
       </w:r>
     </w:p>
     <w:p>
@@ -3726,11 +3806,24 @@
     <w:p>
       <w:pPr>
         <w:pStyle w:val="BodyText"/>
+        <w:jc w:val="both"/>
+        <w:rPr/>
+      </w:pPr>
+      <w:r>
         <w:rPr>
           <w:rFonts w:ascii="Alexandria Light" w:hAnsi="Alexandria Light"/>
           <w:sz w:val="20"/>
           <w:lang w:eastAsia="ja-JP"/>
         </w:rPr>
+        <w:t>Der MIBS-Virtualdesk stellt Mitarbeitern, dem Backoffice und dem Vorstand verschiedene Anwendungen zur Verfügung, um interne Prozesse digital abzuwickeln. Dazu gehören u. a. die Beantragung von Urlaub, die Verwaltung von Krankmeldungen, Projektanalysen, die interne Teamverwaltung sowie ein Eventplaner.</w:t>
+      </w:r>
+    </w:p>
+    <w:p>
+      <w:pPr>
+        <w:pStyle w:val="BodyText"/>
+        <w:spacing w:lineRule="auto" w:line="264" w:before="117" w:after="340"/>
+        <w:jc w:val="both"/>
+        <w:rPr/>
       </w:pPr>
       <w:r>
         <w:rPr>
@@ -3738,27 +3831,39 @@
           <w:sz w:val="20"/>
           <w:lang w:eastAsia="ja-JP"/>
         </w:rPr>
-        <w:t>Der MIBS-Virtualdesk stellt Mitarbeitern, dem Backoffice und dem Vorstand verschiedene Anwendungen zur Verfügung, um interne Prozesse digital abzuwickeln. Dazu gehören u. a. die Beantragung von Urlaub, die Verwaltung von Krankmeldungen, Projektanalysen, die interne Teamverwaltung sowie ein Eventplaner.</w:t>
-      </w:r>
-    </w:p>
-    <w:p>
-      <w:pPr>
-        <w:pStyle w:val="BodyText"/>
-        <w:spacing w:lineRule="auto" w:line="264" w:before="60" w:after="283"/>
-        <w:jc w:val="both"/>
+        <w:t xml:space="preserve">Anträge für </w:t>
+      </w:r>
+      <w:r>
         <w:rPr>
           <w:rFonts w:ascii="Alexandria Light" w:hAnsi="Alexandria Light"/>
           <w:sz w:val="20"/>
           <w:lang w:eastAsia="ja-JP"/>
         </w:rPr>
-      </w:pPr>
+        <w:t>u.a.</w:t>
+      </w:r>
       <w:r>
         <w:rPr>
           <w:rFonts w:ascii="Alexandria Light" w:hAnsi="Alexandria Light"/>
           <w:sz w:val="20"/>
           <w:lang w:eastAsia="ja-JP"/>
         </w:rPr>
-        <w:t>Anträge für Hardware, Lizenzen, Dienstreisen oder Fortbildungen werden derzeit per E-Mail, über Microsoft Teams oder mündlich gestellt. Diese dezentralen Kommunikationswege führen zu intransparenten Genehmigungsprozessen, langen Bearbeitungszeiten sowie einer fehlenden Nachvollziehbarkeit aufgrund mangelnder Dokumentation. Darüber hinaus entstehen ein erheblicher Verwaltungsaufwand und eine hohe Fehleranfälligkeit.</w:t>
+        <w:t xml:space="preserve"> Hardware, Lizenzen, Dienstreisen oder Fortbildungen werden derzeit per E-Mail, über Microsoft Teams oder mündlich gestellt. Diese dezentralen Kommunikationswege führen zu intransparenten Genehmigungsprozessen, langen Bearbeitungszeiten sowie einer fehlenden Nachvollziehbarkeit aufgrund mangelnder Dokumentation. Darüber hinaus entsteh</w:t>
+      </w:r>
+      <w:r>
+        <w:rPr>
+          <w:rFonts w:ascii="Alexandria Light" w:hAnsi="Alexandria Light"/>
+          <w:sz w:val="20"/>
+          <w:lang w:eastAsia="ja-JP"/>
+        </w:rPr>
+        <w:t>t</w:t>
+      </w:r>
+      <w:r>
+        <w:rPr>
+          <w:rFonts w:ascii="Alexandria Light" w:hAnsi="Alexandria Light"/>
+          <w:sz w:val="20"/>
+          <w:lang w:eastAsia="ja-JP"/>
+        </w:rPr>
+        <w:t xml:space="preserve"> ein erheblicher Verwaltungsaufwand und eine hohe Fehleranfälligkeit.</w:t>
       </w:r>
     </w:p>
     <w:p>
@@ -3770,11 +3875,11 @@
         </w:numPr>
         <w:rPr/>
       </w:pPr>
-      <w:bookmarkStart w:id="12" w:name="_Toc181708999"/>
+      <w:bookmarkStart w:id="12" w:name="_Toc218703496"/>
       <w:bookmarkStart w:id="13" w:name="_Toc181697551"/>
-      <w:bookmarkStart w:id="14" w:name="_Toc218703496"/>
-      <w:bookmarkStart w:id="15" w:name="_Toc182313709"/>
-      <w:bookmarkStart w:id="16" w:name="_Toc182399888"/>
+      <w:bookmarkStart w:id="14" w:name="_Toc181708999"/>
+      <w:bookmarkStart w:id="15" w:name="_Toc182399888"/>
+      <w:bookmarkStart w:id="16" w:name="_Toc182313709"/>
       <w:bookmarkEnd w:id="15"/>
       <w:bookmarkEnd w:id="16"/>
       <w:r>
@@ -3788,13 +3893,18 @@
     <w:p>
       <w:pPr>
         <w:pStyle w:val="BodyText"/>
+        <w:jc w:val="both"/>
+        <w:rPr/>
+      </w:pPr>
+      <w:r>
         <w:rPr>
           <w:rFonts w:ascii="Alexandria Light" w:hAnsi="Alexandria Light"/>
           <w:color w:val="000000"/>
           <w:sz w:val="20"/>
           <w:lang w:eastAsia="ja-JP"/>
         </w:rPr>
-      </w:pPr>
+        <w:t xml:space="preserve">Ziel des Projektes ist die Entwicklung einer webbasierten Anwendung, die als neue </w:t>
+      </w:r>
       <w:r>
         <w:rPr>
           <w:rFonts w:ascii="Alexandria Light" w:hAnsi="Alexandria Light"/>
@@ -3802,20 +3912,17 @@
           <w:sz w:val="20"/>
           <w:lang w:eastAsia="ja-JP"/>
         </w:rPr>
-        <w:t>Ziel des Projektes ist die Entwicklung einer webbasierten Anwendung, die als neues Modul in den bestehenden MIBS-Virtualdesk integriert wird. Die Anwendung soll Mitarbeitern ermöglichen, Anträge für Hardware, Lizenzen, Dienstreisen und Fortbildungen vollständig digital zu stellen.</w:t>
-      </w:r>
-    </w:p>
-    <w:p>
-      <w:pPr>
-        <w:pStyle w:val="BodyText"/>
-        <w:spacing w:before="114" w:after="114"/>
+        <w:t>App</w:t>
+      </w:r>
+      <w:r>
         <w:rPr>
           <w:rFonts w:ascii="Alexandria Light" w:hAnsi="Alexandria Light"/>
           <w:color w:val="000000"/>
           <w:sz w:val="20"/>
           <w:lang w:eastAsia="ja-JP"/>
         </w:rPr>
-      </w:pPr>
+        <w:t xml:space="preserve"> in den bestehenden MIBS-Virtualdesk integriert wird. Die</w:t>
+      </w:r>
       <w:r>
         <w:rPr>
           <w:rFonts w:ascii="Alexandria Light" w:hAnsi="Alexandria Light"/>
@@ -3823,21 +3930,17 @@
           <w:sz w:val="20"/>
           <w:lang w:eastAsia="ja-JP"/>
         </w:rPr>
-        <w:t>Dem Management wird eine strukturierte Übersichtsseite bereitgestellt, über die eingereichte Anträge eingesehen, genehmigt oder abgelehnt werden können. Durch die zentrale Verwaltung aller Anträge innerhalb des Virtualdesks sollen Transparenz, Nachvollziehbarkeit und Effizienz im internen Genehmigungsprozess deutlich verbessert werden.</w:t>
-      </w:r>
-    </w:p>
-    <w:p>
-      <w:pPr>
-        <w:pStyle w:val="BodyText"/>
-        <w:spacing w:lineRule="auto" w:line="264" w:before="0" w:after="0"/>
-        <w:jc w:val="both"/>
+        <w:t>se App</w:t>
+      </w:r>
+      <w:r>
         <w:rPr>
           <w:rFonts w:ascii="Alexandria Light" w:hAnsi="Alexandria Light"/>
           <w:color w:val="000000"/>
           <w:sz w:val="20"/>
           <w:lang w:eastAsia="ja-JP"/>
         </w:rPr>
-      </w:pPr>
+        <w:t xml:space="preserve"> soll Mitarbeitern ermöglichen, Anträge für </w:t>
+      </w:r>
       <w:r>
         <w:rPr>
           <w:rFonts w:ascii="Alexandria Light" w:hAnsi="Alexandria Light"/>
@@ -3845,7 +3948,68 @@
           <w:sz w:val="20"/>
           <w:lang w:eastAsia="ja-JP"/>
         </w:rPr>
-        <w:t>Die entwickelte Anwendung wird als neues Modul in den MIBS-Virtualdesk integriert und über eine Schnittstelle an das bestehende SAP-System der MIBS AG angebunden. Eingereichte Anträge werden dabei direkt in die SAP-Datenbank persistiert, wodurch eine medienbruchfreie Verarbeitung gewährleistet wird.</w:t>
+        <w:t xml:space="preserve">u.a. </w:t>
+      </w:r>
+      <w:r>
+        <w:rPr>
+          <w:rFonts w:ascii="Alexandria Light" w:hAnsi="Alexandria Light"/>
+          <w:color w:val="000000"/>
+          <w:sz w:val="20"/>
+          <w:lang w:eastAsia="ja-JP"/>
+        </w:rPr>
+        <w:t>Hardware, Lizenzen, Dienstreisen und Fortbildungen vollständig digital zu stellen.</w:t>
+      </w:r>
+    </w:p>
+    <w:p>
+      <w:pPr>
+        <w:pStyle w:val="BodyText"/>
+        <w:spacing w:before="57" w:after="57"/>
+        <w:jc w:val="both"/>
+        <w:rPr/>
+      </w:pPr>
+      <w:r>
+        <w:rPr>
+          <w:rFonts w:ascii="Alexandria Light" w:hAnsi="Alexandria Light"/>
+          <w:color w:val="000000"/>
+          <w:sz w:val="20"/>
+          <w:lang w:eastAsia="ja-JP"/>
+        </w:rPr>
+        <w:t>Dem Management wird eine strukturierte Übersichtsseite bereitgestellt, über die eingereichte Anträge eingesehen, genehmigt oder abgelehnt werden können. Durch die zentrale Verwaltung aller Anträge innerhalb des Virtualdesks sollen Transparenz, Nachvollziehbarkeit und Effizienz im internen Genehmigungsprozess deutlich verbessert werden.</w:t>
+      </w:r>
+    </w:p>
+    <w:p>
+      <w:pPr>
+        <w:pStyle w:val="BodyText"/>
+        <w:spacing w:lineRule="auto" w:line="264" w:before="0" w:after="0"/>
+        <w:jc w:val="both"/>
+        <w:rPr/>
+      </w:pPr>
+      <w:r>
+        <w:rPr>
+          <w:rFonts w:ascii="Alexandria Light" w:hAnsi="Alexandria Light"/>
+          <w:color w:val="000000"/>
+          <w:sz w:val="20"/>
+          <w:lang w:eastAsia="ja-JP"/>
+        </w:rPr>
+        <w:t xml:space="preserve">Die entwickelte Anwendung wird als neue </w:t>
+      </w:r>
+      <w:r>
+        <w:rPr>
+          <w:rFonts w:ascii="Alexandria Light" w:hAnsi="Alexandria Light"/>
+          <w:color w:val="000000"/>
+          <w:sz w:val="20"/>
+          <w:lang w:eastAsia="ja-JP"/>
+        </w:rPr>
+        <w:t>App</w:t>
+      </w:r>
+      <w:r>
+        <w:rPr>
+          <w:rFonts w:ascii="Alexandria Light" w:hAnsi="Alexandria Light"/>
+          <w:color w:val="000000"/>
+          <w:sz w:val="20"/>
+          <w:lang w:eastAsia="ja-JP"/>
+        </w:rPr>
+        <w:t xml:space="preserve"> in den MIBS-Virtualdesk integriert und über eine Schnittstelle an das bestehende SAP-System der MIBS AG angebunden.</w:t>
       </w:r>
     </w:p>
     <w:p>
@@ -3854,42 +4018,19 @@
         <w:widowControl/>
         <w:suppressAutoHyphens w:val="true"/>
         <w:bidi w:val="0"/>
-        <w:spacing w:lineRule="auto" w:line="264" w:before="114" w:after="226"/>
+        <w:spacing w:lineRule="auto" w:line="264" w:before="57" w:after="57"/>
         <w:ind w:hanging="0" w:start="0" w:end="0"/>
         <w:jc w:val="both"/>
+        <w:rPr/>
+      </w:pPr>
+      <w:r>
         <w:rPr>
           <w:rFonts w:ascii="Alexandria Light" w:hAnsi="Alexandria Light"/>
           <w:color w:val="000000"/>
           <w:sz w:val="20"/>
           <w:lang w:eastAsia="ja-JP"/>
         </w:rPr>
-      </w:pPr>
-      <w:r>
-        <w:rPr>
-          <w:rFonts w:ascii="Alexandria Light" w:hAnsi="Alexandria Light"/>
-          <w:color w:val="000000"/>
-          <w:sz w:val="20"/>
-          <w:lang w:eastAsia="ja-JP"/>
-        </w:rPr>
-        <w:t>Die Anwendung w</w:t>
-      </w:r>
-      <w:r>
-        <w:rPr>
-          <w:rFonts w:ascii="Alexandria Light" w:hAnsi="Alexandria Light"/>
-          <w:color w:val="000000"/>
-          <w:sz w:val="20"/>
-          <w:lang w:eastAsia="ja-JP"/>
-        </w:rPr>
-        <w:t>ird mit</w:t>
-      </w:r>
-      <w:r>
-        <w:rPr>
-          <w:rFonts w:ascii="Alexandria Light" w:hAnsi="Alexandria Light"/>
-          <w:color w:val="000000"/>
-          <w:sz w:val="20"/>
-          <w:lang w:eastAsia="ja-JP"/>
-        </w:rPr>
-        <w:t xml:space="preserve"> d</w:t>
+        <w:t>Die Anwendung wird mit d</w:t>
       </w:r>
       <w:r>
         <w:rPr>
@@ -3900,29 +4041,7 @@
           <w:sz w:val="20"/>
           <w:lang w:eastAsia="ja-JP"/>
         </w:rPr>
-        <w:t>e</w:t>
-      </w:r>
-      <w:r>
-        <w:rPr>
-          <w:rFonts w:ascii="Alexandria Light" w:hAnsi="Alexandria Light"/>
-          <w:b w:val="false"/>
-          <w:bCs w:val="false"/>
-          <w:color w:val="000000"/>
-          <w:sz w:val="20"/>
-          <w:lang w:eastAsia="ja-JP"/>
-        </w:rPr>
-        <w:t>m</w:t>
-      </w:r>
-      <w:r>
-        <w:rPr>
-          <w:rFonts w:ascii="Alexandria Light" w:hAnsi="Alexandria Light"/>
-          <w:b w:val="false"/>
-          <w:bCs w:val="false"/>
-          <w:color w:val="000000"/>
-          <w:sz w:val="20"/>
-          <w:lang w:eastAsia="ja-JP"/>
-        </w:rPr>
-        <w:t xml:space="preserve"> </w:t>
+        <w:t xml:space="preserve">em </w:t>
       </w:r>
       <w:r>
         <w:rPr>
@@ -3945,40 +4064,7 @@
           <w:sz w:val="20"/>
           <w:lang w:eastAsia="ja-JP"/>
         </w:rPr>
-        <w:t xml:space="preserve"> entwickelt, </w:t>
-      </w:r>
-      <w:r>
-        <w:rPr>
-          <w:rFonts w:ascii="Alexandria Light" w:hAnsi="Alexandria Light"/>
-          <w:b w:val="false"/>
-          <w:bCs w:val="false"/>
-          <w:color w:val="000000"/>
-          <w:sz w:val="20"/>
-          <w:lang w:eastAsia="ja-JP"/>
-        </w:rPr>
-        <w:t>mit CDS-</w:t>
-      </w:r>
-      <w:r>
-        <w:rPr>
-          <w:rFonts w:ascii="Alexandria Light" w:hAnsi="Alexandria Light"/>
-          <w:b w:val="false"/>
-          <w:bCs w:val="false"/>
-          <w:color w:val="000000"/>
-          <w:sz w:val="20"/>
-          <w:lang w:eastAsia="ja-JP"/>
-        </w:rPr>
-        <w:t>View Entitäten als Basis</w:t>
-      </w:r>
-      <w:r>
-        <w:rPr>
-          <w:rFonts w:ascii="Alexandria Light" w:hAnsi="Alexandria Light"/>
-          <w:b w:val="false"/>
-          <w:bCs w:val="false"/>
-          <w:color w:val="000000"/>
-          <w:sz w:val="20"/>
-          <w:lang w:eastAsia="ja-JP"/>
-        </w:rPr>
-        <w:t xml:space="preserve">. Als Frontend-Technologie kommen </w:t>
+        <w:t xml:space="preserve"> entwickelt, mit CDS-View Entitäten als Basis. Als Frontend-Technologie kommen </w:t>
       </w:r>
       <w:r>
         <w:rPr>
@@ -4028,11 +4114,9 @@
     <w:p>
       <w:pPr>
         <w:pStyle w:val="Normal"/>
-        <w:rPr>
-          <w:color w:val="000000"/>
-          <w:highlight w:val="none"/>
-          <w:shd w:fill="auto" w:val="clear"/>
-        </w:rPr>
+        <w:spacing w:before="0" w:after="0"/>
+        <w:jc w:val="both"/>
+        <w:rPr/>
       </w:pPr>
       <w:r>
         <w:rPr>
@@ -4049,17 +4133,7 @@
           <w:u w:val="none"/>
           <w:shd w:fill="auto" w:val="clear"/>
         </w:rPr>
-        <w:t>m Lastenheft</w:t>
-      </w:r>
-      <w:r>
-        <w:rPr>
-          <w:b w:val="false"/>
-          <w:bCs w:val="false"/>
-          <w:color w:val="000000"/>
-          <w:u w:val="none"/>
-          <w:shd w:fill="auto" w:val="clear"/>
-        </w:rPr>
-        <w:t xml:space="preserve"> zu</w:t>
+        <w:t>m Lastenheft zu</w:t>
       </w:r>
       <w:r>
         <w:rPr>
@@ -4075,6 +4149,22 @@
           <w:shd w:fill="auto" w:val="clear"/>
         </w:rPr>
         <w:t>.</w:t>
+      </w:r>
+    </w:p>
+    <w:p>
+      <w:pPr>
+        <w:pStyle w:val="Normal"/>
+        <w:jc w:val="both"/>
+        <w:rPr>
+          <w:color w:val="000000"/>
+          <w:shd w:fill="auto" w:val="clear"/>
+        </w:rPr>
+      </w:pPr>
+      <w:r>
+        <w:rPr>
+          <w:color w:val="000000"/>
+          <w:shd w:fill="auto" w:val="clear"/>
+        </w:rPr>
       </w:r>
     </w:p>
     <w:p>
@@ -4131,71 +4221,7 @@
           <w:sz w:val="20"/>
           <w:lang w:eastAsia="ja-JP"/>
         </w:rPr>
-        <w:t xml:space="preserve">Als interner Ansprechpartner </w:t>
-      </w:r>
-      <w:r>
-        <w:rPr>
-          <w:rFonts w:ascii="Alexandria Light" w:hAnsi="Alexandria Light"/>
-          <w:sz w:val="20"/>
-          <w:lang w:eastAsia="ja-JP"/>
-        </w:rPr>
-        <w:t>s</w:t>
-      </w:r>
-      <w:r>
-        <w:rPr>
-          <w:rFonts w:ascii="Alexandria Light" w:hAnsi="Alexandria Light"/>
-          <w:sz w:val="20"/>
-          <w:lang w:eastAsia="ja-JP"/>
-        </w:rPr>
-        <w:t>teh</w:t>
-      </w:r>
-      <w:r>
-        <w:rPr>
-          <w:rFonts w:ascii="Alexandria Light" w:hAnsi="Alexandria Light"/>
-          <w:sz w:val="20"/>
-          <w:lang w:eastAsia="ja-JP"/>
-        </w:rPr>
-        <w:t>en</w:t>
-      </w:r>
-      <w:r>
-        <w:rPr>
-          <w:rFonts w:ascii="Alexandria Light" w:hAnsi="Alexandria Light"/>
-          <w:sz w:val="20"/>
-          <w:lang w:eastAsia="ja-JP"/>
-        </w:rPr>
-        <w:t xml:space="preserve"> mir </w:t>
-      </w:r>
-      <w:r>
-        <w:rPr>
-          <w:rFonts w:ascii="Alexandria Light" w:hAnsi="Alexandria Light"/>
-          <w:sz w:val="20"/>
-          <w:lang w:eastAsia="ja-JP"/>
-        </w:rPr>
-        <w:t>Rafael Kopytto und</w:t>
-      </w:r>
-      <w:r>
-        <w:rPr>
-          <w:rFonts w:ascii="Alexandria Light" w:hAnsi="Alexandria Light"/>
-          <w:sz w:val="20"/>
-          <w:lang w:eastAsia="ja-JP"/>
-        </w:rPr>
-        <w:t xml:space="preserve"> </w:t>
-      </w:r>
-      <w:r>
-        <w:rPr>
-          <w:rFonts w:ascii="Alexandria Light" w:hAnsi="Alexandria Light"/>
-          <w:sz w:val="20"/>
-          <w:lang w:eastAsia="ja-JP"/>
-        </w:rPr>
-        <w:t>Nadine Wirth</w:t>
-      </w:r>
-      <w:r>
-        <w:rPr>
-          <w:rFonts w:ascii="Alexandria Light" w:hAnsi="Alexandria Light"/>
-          <w:sz w:val="20"/>
-          <w:lang w:eastAsia="ja-JP"/>
-        </w:rPr>
-        <w:t xml:space="preserve"> zur Verfügung. Externe Ansprechpartner sind für dieses Projekt nicht vorgesehen, da es sich um eine rein interne Anwendung handelt.</w:t>
+        <w:t>Als interner Ansprechpartner stehen mir Rafael Kopytto und Nadine Wirth zur Verfügung. Externe Ansprechpartner sind für dieses Projekt nicht vorgesehen, da es sich um eine rein interne Anwendung handelt.</w:t>
       </w:r>
     </w:p>
     <w:p>
@@ -4216,47 +4242,7 @@
           <w:sz w:val="20"/>
           <w:lang w:eastAsia="ja-JP"/>
         </w:rPr>
-        <w:t xml:space="preserve">Die Entwicklung erfolgt </w:t>
-      </w:r>
-      <w:r>
-        <w:rPr>
-          <w:rFonts w:ascii="Alexandria Light" w:hAnsi="Alexandria Light"/>
-          <w:b w:val="false"/>
-          <w:bCs w:val="false"/>
-          <w:sz w:val="20"/>
-          <w:lang w:eastAsia="ja-JP"/>
-        </w:rPr>
-        <w:t>innerhalb eines</w:t>
-      </w:r>
-      <w:r>
-        <w:rPr>
-          <w:rFonts w:ascii="Alexandria Light" w:hAnsi="Alexandria Light"/>
-          <w:b w:val="false"/>
-          <w:bCs w:val="false"/>
-          <w:sz w:val="20"/>
-          <w:lang w:eastAsia="ja-JP"/>
-        </w:rPr>
-        <w:t xml:space="preserve"> unternehmenseigenen SAP-</w:t>
-      </w:r>
-      <w:r>
-        <w:rPr>
-          <w:rFonts w:ascii="Alexandria Light" w:hAnsi="Alexandria Light"/>
-          <w:b w:val="false"/>
-          <w:bCs w:val="false"/>
-          <w:sz w:val="20"/>
-          <w:lang w:eastAsia="ja-JP"/>
-        </w:rPr>
-        <w:t>Entwicklungssystems</w:t>
-      </w:r>
-      <w:r>
-        <w:rPr>
-          <w:rFonts w:ascii="Alexandria Light" w:hAnsi="Alexandria Light"/>
-          <w:b w:val="false"/>
-          <w:bCs w:val="false"/>
-          <w:sz w:val="20"/>
-          <w:lang w:eastAsia="ja-JP"/>
-        </w:rPr>
-        <w:t xml:space="preserve">. Für die Versionsverwaltung kommt Git/GitHub zum Einsatz. Die Projektorganisation und Kommunikation erfolgt über </w:t>
+        <w:t xml:space="preserve">Die Entwicklung erfolgt innerhalb eines unternehmenseigenen SAP-Entwicklungssystems. Für die Versionsverwaltung kommt Git/GitHub zum Einsatz. Die Projektorganisation und Kommunikation erfolgt über </w:t>
       </w:r>
       <w:r>
         <w:rPr>
@@ -4307,8 +4293,8 @@
         <w:rPr/>
       </w:pPr>
       <w:bookmarkStart w:id="20" w:name="_Toc181697553"/>
-      <w:bookmarkStart w:id="21" w:name="_Toc181709001"/>
-      <w:bookmarkStart w:id="22" w:name="_Toc218703498"/>
+      <w:bookmarkStart w:id="21" w:name="_Toc218703498"/>
+      <w:bookmarkStart w:id="22" w:name="_Toc181709001"/>
       <w:r>
         <w:rPr/>
         <w:t>Projektabgrenzung</w:t>
@@ -4334,33 +4320,107 @@
           <w:sz w:val="20"/>
           <w:lang w:eastAsia="ja-JP"/>
         </w:rPr>
-        <w:t>Im Rahmen dieses Projektes wird ausschließlich das Antragsmanagement-Modul für den MIBS-Virtualdesk entwickelt.</w:t>
-      </w:r>
-    </w:p>
-    <w:p>
-      <w:pPr>
-        <w:pStyle w:val="BodyText"/>
-        <w:spacing w:lineRule="auto" w:line="264" w:before="114" w:after="114"/>
-        <w:jc w:val="both"/>
-        <w:rPr/>
-      </w:pPr>
+        <w:t>Im Rahmen dieses Projektes wird ausschließlich d</w:t>
+      </w:r>
       <w:r>
         <w:rPr>
           <w:rFonts w:ascii="Alexandria Light" w:hAnsi="Alexandria Light"/>
           <w:sz w:val="20"/>
           <w:lang w:eastAsia="ja-JP"/>
         </w:rPr>
-        <w:t>Für die Authentifizierung und Benuetzerverwaltung wird auf die bestehende SAP-Benutzerverwaltung zurückgegriffen, sodass kein eigenständiges Login-System entwickelt wird. Ein Benachrichtigungssystem, das Mitarbeiter oder das Management bei Statusänderungen eines Antrages automatisch informiert, ist ebenfalls nicht Gegenstand dieses Projektes. Darüber hinaus sind statistische Auswertungen oder Reportings über eingereichte Anträge nicht Teil des Projektumfangs und bleiben zukünftigen Erweiterungen vorbehalten.</w:t>
-      </w:r>
-    </w:p>
-    <w:p>
-      <w:pPr>
-        <w:pStyle w:val="Normal"/>
-        <w:rPr/>
-      </w:pPr>
-      <w:r>
-        <w:rPr/>
-        <w:t>Für die Bereitstellung der Mitarbeiterdaten wurde auf eine bereits im System vorhandene CDS View Entität zurückgegriffen, die entsprechend in das Datenmodell eingebunden wurde. Das Datenmodell für das Antragsmanagement selbst wurde vollständig neu entwickelt.</w:t>
+        <w:t>ie</w:t>
+      </w:r>
+      <w:r>
+        <w:rPr>
+          <w:rFonts w:ascii="Alexandria Light" w:hAnsi="Alexandria Light"/>
+          <w:sz w:val="20"/>
+          <w:lang w:eastAsia="ja-JP"/>
+        </w:rPr>
+        <w:t xml:space="preserve"> Antragsmanagement </w:t>
+      </w:r>
+      <w:r>
+        <w:rPr>
+          <w:rFonts w:ascii="Alexandria Light" w:hAnsi="Alexandria Light"/>
+          <w:sz w:val="20"/>
+          <w:lang w:eastAsia="ja-JP"/>
+        </w:rPr>
+        <w:t>App</w:t>
+      </w:r>
+      <w:r>
+        <w:rPr>
+          <w:rFonts w:ascii="Alexandria Light" w:hAnsi="Alexandria Light"/>
+          <w:sz w:val="20"/>
+          <w:lang w:eastAsia="ja-JP"/>
+        </w:rPr>
+        <w:t xml:space="preserve"> für den MIBS-Virtualdesk entwickelt. Für die Authentifizierung und Benutzerverwaltung wird auf die bestehende </w:t>
+      </w:r>
+      <w:r>
+        <w:rPr>
+          <w:rFonts w:ascii="Alexandria Light" w:hAnsi="Alexandria Light"/>
+          <w:sz w:val="20"/>
+          <w:lang w:eastAsia="ja-JP"/>
+        </w:rPr>
+        <w:t xml:space="preserve">Virtualdesk </w:t>
+      </w:r>
+      <w:r>
+        <w:rPr>
+          <w:rFonts w:ascii="Alexandria Light" w:hAnsi="Alexandria Light"/>
+          <w:sz w:val="20"/>
+          <w:lang w:eastAsia="ja-JP"/>
+        </w:rPr>
+        <w:t>Benutzerverwaltung zurückgegriffen, sodass kein eigenständiges Login-System entwickelt wird. Für die Bereitstellung der Mitarbeiterdaten wurde auf eine bereits im System vorhandene CDS View Entität zurückgegriffen, die entsprechend in das Datenmodell eingebunden wurde. Das Datenmodell für das Antragsmanagement selbst wurde vollständig neu entwickelt.</w:t>
+      </w:r>
+    </w:p>
+    <w:p>
+      <w:pPr>
+        <w:pStyle w:val="BodyText"/>
+        <w:spacing w:lineRule="auto" w:line="264" w:before="0" w:after="0"/>
+        <w:jc w:val="both"/>
+        <w:rPr>
+          <w:rFonts w:ascii="Alexandria Light" w:hAnsi="Alexandria Light"/>
+          <w:sz w:val="20"/>
+          <w:lang w:eastAsia="ja-JP"/>
+        </w:rPr>
+      </w:pPr>
+      <w:r>
+        <w:rPr>
+          <w:rFonts w:ascii="Alexandria Light" w:hAnsi="Alexandria Light"/>
+          <w:sz w:val="20"/>
+          <w:lang w:eastAsia="ja-JP"/>
+        </w:rPr>
+        <w:t xml:space="preserve">Ein Benachrichtigungssystem, das Mitarbeiter oder das Management bei Statusänderungen eines Antrages automatisch informiert, ist nicht Gegenstand dieses Projektes. </w:t>
+      </w:r>
+      <w:r>
+        <w:rPr>
+          <w:rFonts w:ascii="Alexandria Light" w:hAnsi="Alexandria Light"/>
+          <w:sz w:val="20"/>
+          <w:lang w:eastAsia="ja-JP"/>
+        </w:rPr>
+        <w:t>S</w:t>
+      </w:r>
+      <w:r>
+        <w:rPr>
+          <w:rFonts w:ascii="Alexandria Light" w:hAnsi="Alexandria Light"/>
+          <w:sz w:val="20"/>
+          <w:lang w:eastAsia="ja-JP"/>
+        </w:rPr>
+        <w:t xml:space="preserve">tatistische Auswertungen oder Reportings über eingereichte Anträge </w:t>
+      </w:r>
+      <w:r>
+        <w:rPr>
+          <w:rFonts w:ascii="Alexandria Light" w:hAnsi="Alexandria Light"/>
+          <w:sz w:val="20"/>
+          <w:lang w:eastAsia="ja-JP"/>
+        </w:rPr>
+        <w:t>sind ebenfalls</w:t>
+      </w:r>
+      <w:r>
+        <w:rPr>
+          <w:rFonts w:ascii="Alexandria Light" w:hAnsi="Alexandria Light"/>
+          <w:sz w:val="20"/>
+          <w:lang w:eastAsia="ja-JP"/>
+        </w:rPr>
+        <w:t xml:space="preserve"> nicht Teil des Projektumfangs und bleiben zukünftigen Erweiterungen vorbehalten.</w:t>
       </w:r>
     </w:p>
     <w:p>
@@ -4372,9 +4432,9 @@
         </w:numPr>
         <w:rPr/>
       </w:pPr>
-      <w:bookmarkStart w:id="23" w:name="_Toc181697554"/>
+      <w:bookmarkStart w:id="23" w:name="_Toc218703499"/>
       <w:bookmarkStart w:id="24" w:name="_Toc181709002"/>
-      <w:bookmarkStart w:id="25" w:name="_Toc218703499"/>
+      <w:bookmarkStart w:id="25" w:name="_Toc181697554"/>
       <w:r>
         <w:rPr/>
         <w:t>Projektvorgehen</w:t>
@@ -4392,18 +4452,143 @@
         </w:numPr>
         <w:rPr/>
       </w:pPr>
-      <w:bookmarkStart w:id="26" w:name="_Vorgehensweise"/>
-      <w:bookmarkStart w:id="27" w:name="_Toc181709003"/>
-      <w:bookmarkStart w:id="28" w:name="_Toc218703500"/>
-      <w:bookmarkStart w:id="29" w:name="_Toc181697555"/>
-      <w:bookmarkEnd w:id="26"/>
+      <w:bookmarkStart w:id="26" w:name="_Toc181697555"/>
+      <w:bookmarkStart w:id="27" w:name="_Toc218703500"/>
+      <w:bookmarkStart w:id="28" w:name="_Toc181709003"/>
+      <w:bookmarkStart w:id="29" w:name="_Vorgehensweise"/>
+      <w:bookmarkEnd w:id="29"/>
       <w:r>
         <w:rPr/>
         <w:t>Vorgehensweise</w:t>
       </w:r>
+      <w:bookmarkEnd w:id="26"/>
       <w:bookmarkEnd w:id="27"/>
       <w:bookmarkEnd w:id="28"/>
-      <w:bookmarkEnd w:id="29"/>
+    </w:p>
+    <w:p>
+      <w:pPr>
+        <w:pStyle w:val="BodyText"/>
+        <w:spacing w:lineRule="auto" w:line="264" w:before="0" w:after="0"/>
+        <w:ind w:hanging="0" w:start="0" w:end="567"/>
+        <w:jc w:val="start"/>
+        <w:rPr/>
+      </w:pPr>
+      <w:r>
+        <w:rPr>
+          <w:rStyle w:val="Strong"/>
+          <w:rFonts w:ascii="Alexandria Light" w:hAnsi="Alexandria Light"/>
+          <w:b w:val="false"/>
+          <w:bCs w:val="false"/>
+          <w:sz w:val="20"/>
+          <w:lang w:eastAsia="ja-JP"/>
+        </w:rPr>
+        <w:t>Für die Umsetzung des Projektes wurde das erweiterte Wasserfallmodell als Vorgehensmodell gewählt. Da die Anforderungen an die Anwendung zu Projektbeginn vollständig bekannt und klar definiert waren, eignet sich dieses Modell besonders gut, da die einzelnen Phasen sequenziell aufeinander aufbauen und eine strukturierte Planung ermöglichen.</w:t>
+      </w:r>
+    </w:p>
+    <w:p>
+      <w:pPr>
+        <w:pStyle w:val="BodyText"/>
+        <w:spacing w:lineRule="auto" w:line="264" w:before="114" w:after="114"/>
+        <w:ind w:hanging="0" w:start="0" w:end="567"/>
+        <w:jc w:val="start"/>
+        <w:rPr>
+          <w:rFonts w:ascii="Alexandria Light" w:hAnsi="Alexandria Light"/>
+          <w:sz w:val="20"/>
+          <w:szCs w:val="20"/>
+        </w:rPr>
+      </w:pPr>
+      <w:r>
+        <w:rPr>
+          <w:rFonts w:ascii="Alexandria Light" w:hAnsi="Alexandria Light"/>
+          <w:sz w:val="20"/>
+          <w:szCs w:val="20"/>
+        </w:rPr>
+        <w:t>In der Projektvorbereitung wurden die Anforderungen analysiert und dokumentiert. Der Ist-Zustand des bestehenden Prozesses wurde aufgenommen und Schwachstellen identifiziert. Auf Basis dieser Analyse wurde eine Nutzwertanalyse erstellt, um die Umsetzung des Projektes zu rechtfertigen. Abschließend wurde aus den gesammelten Anforderungen das Pflichtenheft abgeleitet, welches als verbindliche Grundlage für die weitere Entwicklung dient. Die Projektvorbereitung ist mit der Fertigstellung des Pflichtenheftes abgeschlossen.</w:t>
+      </w:r>
+    </w:p>
+    <w:p>
+      <w:pPr>
+        <w:pStyle w:val="BodyText"/>
+        <w:spacing w:lineRule="auto" w:line="264" w:before="114" w:after="114"/>
+        <w:ind w:hanging="0" w:start="0" w:end="567"/>
+        <w:jc w:val="start"/>
+        <w:rPr>
+          <w:rFonts w:ascii="Alexandria Light" w:hAnsi="Alexandria Light"/>
+          <w:sz w:val="20"/>
+          <w:szCs w:val="20"/>
+        </w:rPr>
+      </w:pPr>
+      <w:r>
+        <w:rPr>
+          <w:rFonts w:ascii="Alexandria Light" w:hAnsi="Alexandria Light"/>
+          <w:sz w:val="20"/>
+          <w:szCs w:val="20"/>
+        </w:rPr>
+      </w:r>
+    </w:p>
+    <w:p>
+      <w:pPr>
+        <w:pStyle w:val="BodyText"/>
+        <w:spacing w:lineRule="auto" w:line="264" w:before="114" w:after="114"/>
+        <w:ind w:hanging="0" w:start="0" w:end="567"/>
+        <w:jc w:val="start"/>
+        <w:rPr/>
+      </w:pPr>
+      <w:r>
+        <w:rPr>
+          <w:rFonts w:ascii="Alexandria Light" w:hAnsi="Alexandria Light"/>
+          <w:b w:val="false"/>
+          <w:bCs w:val="false"/>
+          <w:sz w:val="20"/>
+          <w:lang w:eastAsia="ja-JP"/>
+        </w:rPr>
+        <w:t xml:space="preserve">In der Konzeptionsphase wurden auf Basis des Pflichtenheftes zunächst ein Use-Case-Diagramm erstellt, um die funktionalen Anforderungen aus Anwendersicht zu visualisieren. Anschließend wurde das Entity-Relationship-Modell entworfen, das die Datenstruktur des Antragsmanagements abbildet. Darüber hinaus wurden Mockups der Benutzeroberfläche erstellt, die als Grundlage für die spätere Implementierung </w:t>
+      </w:r>
+      <w:r>
+        <w:rPr>
+          <w:rFonts w:ascii="Alexandria Light" w:hAnsi="Alexandria Light"/>
+          <w:b w:val="false"/>
+          <w:bCs w:val="false"/>
+          <w:sz w:val="20"/>
+          <w:lang w:eastAsia="ja-JP"/>
+        </w:rPr>
+        <w:t>eines</w:t>
+      </w:r>
+      <w:r>
+        <w:rPr>
+          <w:rFonts w:ascii="Alexandria Light" w:hAnsi="Alexandria Light"/>
+          <w:b w:val="false"/>
+          <w:bCs w:val="false"/>
+          <w:sz w:val="20"/>
+          <w:lang w:eastAsia="ja-JP"/>
+        </w:rPr>
+        <w:t xml:space="preserve"> UI5 Wizards dienen. Abschließend wurde die Ablauflogik der Anwendung definiert sowie ein Testkonzept erarbeitet, das die zu prüfenden Funktionen und Testfälle beschreibt. Die Konzeptionsphase ist mit der Fertigstellung des Testkonzeptes abgeschlossen.</w:t>
+      </w:r>
+    </w:p>
+    <w:p>
+      <w:pPr>
+        <w:pStyle w:val="BodyText"/>
+        <w:spacing w:lineRule="auto" w:line="264" w:before="114" w:after="114"/>
+        <w:ind w:hanging="0" w:start="0" w:end="567"/>
+        <w:jc w:val="start"/>
+        <w:rPr>
+          <w:rFonts w:ascii="Alexandria Light" w:hAnsi="Alexandria Light"/>
+          <w:b w:val="false"/>
+          <w:bCs w:val="false"/>
+          <w:sz w:val="20"/>
+          <w:lang w:eastAsia="ja-JP"/>
+        </w:rPr>
+      </w:pPr>
+      <w:r>
+        <w:rPr>
+          <w:rFonts w:ascii="Alexandria Light" w:hAnsi="Alexandria Light"/>
+          <w:b w:val="false"/>
+          <w:bCs w:val="false"/>
+          <w:sz w:val="20"/>
+          <w:lang w:eastAsia="ja-JP"/>
+        </w:rPr>
+        <w:t>Die Entwicklungsphase umfasst die Implementierung des Datenmodells sowie die Entwicklung der Nutzeroberfläche und ist mit dem erfolgreichen Transport in das Produktivsystem abgeschlossen.</w:t>
+      </w:r>
     </w:p>
     <w:p>
       <w:pPr>
@@ -4421,10 +4606,22 @@
         <w:rPr>
           <w:rStyle w:val="Strong"/>
           <w:rFonts w:ascii="Alexandria Light" w:hAnsi="Alexandria Light"/>
+          <w:b w:val="false"/>
+          <w:bCs w:val="false"/>
           <w:sz w:val="20"/>
           <w:lang w:eastAsia="ja-JP"/>
         </w:rPr>
-        <w:t>Projektvorbereitung:</w:t>
+        <w:t>Abschluss:</w:t>
+      </w:r>
+      <w:r>
+        <w:rPr>
+          <w:rFonts w:ascii="Alexandria Light" w:hAnsi="Alexandria Light"/>
+          <w:b w:val="false"/>
+          <w:bCs w:val="false"/>
+          <w:sz w:val="20"/>
+          <w:lang w:eastAsia="ja-JP"/>
+        </w:rPr>
+        <w:t xml:space="preserve"> D</w:t>
       </w:r>
       <w:r>
         <w:rPr>
@@ -4432,122 +4629,7 @@
           <w:sz w:val="20"/>
           <w:lang w:eastAsia="ja-JP"/>
         </w:rPr>
-        <w:t xml:space="preserve"> Projektvorbereitung umfasst die </w:t>
-      </w:r>
-      <w:r>
-        <w:rPr>
-          <w:rFonts w:ascii="Alexandria Light" w:hAnsi="Alexandria Light"/>
-          <w:sz w:val="20"/>
-          <w:lang w:eastAsia="ja-JP"/>
-        </w:rPr>
-        <w:t>A</w:t>
-      </w:r>
-      <w:r>
-        <w:rPr>
-          <w:rFonts w:ascii="Alexandria Light" w:hAnsi="Alexandria Light"/>
-          <w:sz w:val="20"/>
-          <w:lang w:eastAsia="ja-JP"/>
-        </w:rPr>
-        <w:t>nforderungsanalyse, die Nutzwertanalyse, die Wirtschaftlichkeitsbetrachtung sowie die Erstellung des Pflichtenheftes und ist mit der Fertigstellung des Pflichtenheftes abgeschlossen.</w:t>
-      </w:r>
-    </w:p>
-    <w:p>
-      <w:pPr>
-        <w:pStyle w:val="BodyText"/>
-        <w:spacing w:lineRule="auto" w:line="264" w:before="60" w:after="283"/>
-        <w:ind w:hanging="0" w:start="0" w:end="567"/>
-        <w:jc w:val="start"/>
-        <w:rPr>
-          <w:rFonts w:ascii="Alexandria Light" w:hAnsi="Alexandria Light"/>
-          <w:sz w:val="20"/>
-          <w:lang w:eastAsia="ja-JP"/>
-        </w:rPr>
-      </w:pPr>
-      <w:r>
-        <w:rPr>
-          <w:rStyle w:val="Strong"/>
-          <w:rFonts w:ascii="Alexandria Light" w:hAnsi="Alexandria Light"/>
-          <w:sz w:val="20"/>
-          <w:lang w:eastAsia="ja-JP"/>
-        </w:rPr>
-        <w:t xml:space="preserve">Konzeption: </w:t>
-      </w:r>
-      <w:r>
-        <w:rPr>
-          <w:rFonts w:ascii="Alexandria Light" w:hAnsi="Alexandria Light"/>
-          <w:sz w:val="20"/>
-          <w:lang w:eastAsia="ja-JP"/>
-        </w:rPr>
-        <w:t>Die Konzeptionsphase umfasst die Erstellung des Use-Case-Diagramms, des Entity-Relationship-Modells, der Nutzeroberfläche, der Ablauflogik sowie der Testplanung und ist mit der Fertigstellung des Testkonzeptes abgeschlossen.</w:t>
-      </w:r>
-    </w:p>
-    <w:p>
-      <w:pPr>
-        <w:pStyle w:val="BodyText"/>
-        <w:spacing w:lineRule="auto" w:line="264" w:before="60" w:after="283"/>
-        <w:ind w:hanging="0" w:start="0" w:end="567"/>
-        <w:jc w:val="start"/>
-        <w:rPr>
-          <w:rFonts w:ascii="Alexandria Light" w:hAnsi="Alexandria Light"/>
-          <w:sz w:val="20"/>
-          <w:lang w:eastAsia="ja-JP"/>
-        </w:rPr>
-      </w:pPr>
-      <w:r>
-        <w:rPr>
-          <w:rStyle w:val="Strong"/>
-          <w:rFonts w:ascii="Alexandria Light" w:hAnsi="Alexandria Light"/>
-          <w:sz w:val="20"/>
-          <w:lang w:eastAsia="ja-JP"/>
-        </w:rPr>
-        <w:t>Entwicklung:</w:t>
-      </w:r>
-      <w:r>
-        <w:rPr>
-          <w:rFonts w:ascii="Alexandria Light" w:hAnsi="Alexandria Light"/>
-          <w:sz w:val="20"/>
-          <w:lang w:eastAsia="ja-JP"/>
-        </w:rPr>
-        <w:t xml:space="preserve"> Die Entwicklungsphase umfasst die Implementierung des Datenmodells sowie die Entwicklung der Nutzeroberfläche und ist mit dem erfolgreichen Transport in das Produktivsystem abgeschlossen.</w:t>
-      </w:r>
-    </w:p>
-    <w:p>
-      <w:pPr>
-        <w:pStyle w:val="BodyText"/>
-        <w:spacing w:lineRule="auto" w:line="264" w:before="60" w:after="283"/>
-        <w:ind w:hanging="0" w:start="0" w:end="567"/>
-        <w:jc w:val="start"/>
-        <w:rPr>
-          <w:rFonts w:ascii="Alexandria Light" w:hAnsi="Alexandria Light"/>
-          <w:sz w:val="20"/>
-          <w:lang w:eastAsia="ja-JP"/>
-        </w:rPr>
-      </w:pPr>
-      <w:r>
-        <w:rPr>
-          <w:rStyle w:val="Strong"/>
-          <w:rFonts w:ascii="Alexandria Light" w:hAnsi="Alexandria Light"/>
-          <w:sz w:val="20"/>
-          <w:lang w:eastAsia="ja-JP"/>
-        </w:rPr>
-        <w:t>Abschluss:</w:t>
-      </w:r>
-      <w:r>
-        <w:rPr>
-          <w:rFonts w:ascii="Alexandria Light" w:hAnsi="Alexandria Light"/>
-          <w:sz w:val="20"/>
-          <w:lang w:eastAsia="ja-JP"/>
-        </w:rPr>
-        <w:t xml:space="preserve"> Die Abschlussphase umfasst die Durchführung der Unittests, die Erstellung der Anwenderdokumentation, der Projektdokumentation sowie die finale Abgabe und ist mit der Abgabe der Projektdokumentation abgeschlossen.</w:t>
-      </w:r>
-    </w:p>
-    <w:p>
-      <w:pPr>
-        <w:pStyle w:val="Normal"/>
-        <w:rPr/>
-      </w:pPr>
-      <w:r>
-        <w:rPr/>
+        <w:t>ie Abschlussphase umfasst die Durchführung der Unittests, die Erstellung der Anwenderdokumentation, der Projektdokumentation sowie die finale Abgabe und ist mit der Abgabe der Projektdokumentation abgeschlossen.</w:t>
       </w:r>
     </w:p>
     <w:p>
@@ -4570,7 +4652,7 @@
         <w:pStyle w:val="ListParagraph"/>
         <w:numPr>
           <w:ilvl w:val="0"/>
-          <w:numId w:val="8"/>
+          <w:numId w:val="6"/>
         </w:numPr>
         <w:rPr>
           <w:color w:val="0070C0"/>
@@ -4588,7 +4670,7 @@
         <w:pStyle w:val="ListParagraph"/>
         <w:numPr>
           <w:ilvl w:val="0"/>
-          <w:numId w:val="8"/>
+          <w:numId w:val="6"/>
         </w:numPr>
         <w:rPr>
           <w:color w:val="0070C0"/>
@@ -4606,7 +4688,7 @@
         <w:pStyle w:val="ListParagraph"/>
         <w:numPr>
           <w:ilvl w:val="0"/>
-          <w:numId w:val="8"/>
+          <w:numId w:val="6"/>
         </w:numPr>
         <w:rPr>
           <w:color w:val="0070C0"/>
@@ -4624,7 +4706,7 @@
         <w:pStyle w:val="ListParagraph"/>
         <w:numPr>
           <w:ilvl w:val="0"/>
-          <w:numId w:val="8"/>
+          <w:numId w:val="6"/>
         </w:numPr>
         <w:rPr>
           <w:color w:val="0070C0"/>
@@ -4642,7 +4724,7 @@
         <w:pStyle w:val="ListParagraph"/>
         <w:numPr>
           <w:ilvl w:val="0"/>
-          <w:numId w:val="8"/>
+          <w:numId w:val="6"/>
         </w:numPr>
         <w:rPr>
           <w:color w:val="0070C0"/>
@@ -4662,6 +4744,293 @@
         <w:rPr>
           <w:color w:val="0070C0"/>
         </w:rPr>
+      </w:r>
+    </w:p>
+    <w:p>
+      <w:pPr>
+        <w:pStyle w:val="Heading2"/>
+        <w:numPr>
+          <w:ilvl w:val="1"/>
+          <w:numId w:val="11"/>
+        </w:numPr>
+        <w:bidi w:val="0"/>
+        <w:rPr/>
+      </w:pPr>
+      <w:bookmarkStart w:id="30" w:name="_Toc181697556"/>
+      <w:bookmarkStart w:id="31" w:name="_Toc218703501"/>
+      <w:bookmarkStart w:id="32" w:name="_Toc181709004"/>
+      <w:r>
+        <w:rPr/>
+        <w:t>Ressourcenplanung</w:t>
+      </w:r>
+      <w:bookmarkEnd w:id="30"/>
+      <w:bookmarkEnd w:id="31"/>
+      <w:bookmarkEnd w:id="32"/>
+    </w:p>
+    <w:p>
+      <w:pPr>
+        <w:pStyle w:val="Heading3"/>
+        <w:numPr>
+          <w:ilvl w:val="2"/>
+          <w:numId w:val="11"/>
+        </w:numPr>
+        <w:bidi w:val="0"/>
+        <w:rPr/>
+      </w:pPr>
+      <w:bookmarkStart w:id="33" w:name="_Toc218703502"/>
+      <w:bookmarkStart w:id="34" w:name="_Toc181709005"/>
+      <w:bookmarkStart w:id="35" w:name="_Toc181697557"/>
+      <w:r>
+        <w:rPr/>
+        <w:t>Personelle Ressourcen</w:t>
+      </w:r>
+      <w:bookmarkEnd w:id="33"/>
+      <w:bookmarkEnd w:id="34"/>
+      <w:bookmarkEnd w:id="35"/>
+    </w:p>
+    <w:p>
+      <w:pPr>
+        <w:pStyle w:val="Normal"/>
+        <w:bidi w:val="0"/>
+        <w:rPr/>
+      </w:pPr>
+      <w:r>
+        <w:rPr>
+          <w:color w:val="0070C0"/>
+        </w:rPr>
+        <w:t>Wer wirkt mit wie vielen Stunden zu welchem Stundensatz an eurem Projekt mit?</w:t>
+      </w:r>
+    </w:p>
+    <w:p>
+      <w:pPr>
+        <w:pStyle w:val="Heading3"/>
+        <w:numPr>
+          <w:ilvl w:val="2"/>
+          <w:numId w:val="11"/>
+        </w:numPr>
+        <w:bidi w:val="0"/>
+        <w:rPr/>
+      </w:pPr>
+      <w:bookmarkStart w:id="36" w:name="_Toc218703503"/>
+      <w:bookmarkStart w:id="37" w:name="_Toc181709006"/>
+      <w:bookmarkStart w:id="38" w:name="_Toc181697558"/>
+      <w:r>
+        <w:rPr/>
+        <w:t>Non-Personelle Ressourcen</w:t>
+      </w:r>
+      <w:bookmarkEnd w:id="36"/>
+      <w:bookmarkEnd w:id="37"/>
+      <w:bookmarkEnd w:id="38"/>
+    </w:p>
+    <w:p>
+      <w:pPr>
+        <w:pStyle w:val="Normal"/>
+        <w:bidi w:val="0"/>
+        <w:rPr/>
+      </w:pPr>
+      <w:r>
+        <w:rPr/>
+        <w:t>Hardware:</w:t>
+      </w:r>
+    </w:p>
+    <w:p>
+      <w:pPr>
+        <w:pStyle w:val="Normal"/>
+        <w:numPr>
+          <w:ilvl w:val="0"/>
+          <w:numId w:val="13"/>
+        </w:numPr>
+        <w:bidi w:val="0"/>
+        <w:rPr/>
+      </w:pPr>
+      <w:r>
+        <w:rPr/>
+        <w:t xml:space="preserve">Arbeitsplatz in den Räumlichkeiten </w:t>
+      </w:r>
+      <w:r>
+        <w:rPr/>
+        <w:t>der</w:t>
+      </w:r>
+      <w:r>
+        <w:rPr/>
+        <w:t xml:space="preserve"> MIBS AG</w:t>
+      </w:r>
+    </w:p>
+    <w:p>
+      <w:pPr>
+        <w:pStyle w:val="Normal"/>
+        <w:numPr>
+          <w:ilvl w:val="0"/>
+          <w:numId w:val="13"/>
+        </w:numPr>
+        <w:bidi w:val="0"/>
+        <w:rPr/>
+      </w:pPr>
+      <w:r>
+        <w:rPr/>
+        <w:t>Laptop</w:t>
+      </w:r>
+    </w:p>
+    <w:p>
+      <w:pPr>
+        <w:pStyle w:val="Normal"/>
+        <w:numPr>
+          <w:ilvl w:val="0"/>
+          <w:numId w:val="13"/>
+        </w:numPr>
+        <w:bidi w:val="0"/>
+        <w:rPr/>
+      </w:pPr>
+      <w:r>
+        <w:rPr/>
+        <w:t>SAP-Server</w:t>
+      </w:r>
+    </w:p>
+    <w:p>
+      <w:pPr>
+        <w:pStyle w:val="Normal"/>
+        <w:bidi w:val="0"/>
+        <w:rPr/>
+      </w:pPr>
+      <w:r>
+        <w:rPr/>
+      </w:r>
+    </w:p>
+    <w:p>
+      <w:pPr>
+        <w:pStyle w:val="Normal"/>
+        <w:bidi w:val="0"/>
+        <w:rPr/>
+      </w:pPr>
+      <w:r>
+        <w:rPr/>
+        <w:t>Software:</w:t>
+      </w:r>
+    </w:p>
+    <w:p>
+      <w:pPr>
+        <w:pStyle w:val="Normal"/>
+        <w:numPr>
+          <w:ilvl w:val="0"/>
+          <w:numId w:val="14"/>
+        </w:numPr>
+        <w:bidi w:val="0"/>
+        <w:rPr/>
+      </w:pPr>
+      <w:r>
+        <w:rPr/>
+        <w:t>Windows 11 Home – Betriebssystem</w:t>
+      </w:r>
+    </w:p>
+    <w:p>
+      <w:pPr>
+        <w:pStyle w:val="Normal"/>
+        <w:numPr>
+          <w:ilvl w:val="0"/>
+          <w:numId w:val="14"/>
+        </w:numPr>
+        <w:bidi w:val="0"/>
+        <w:rPr/>
+      </w:pPr>
+      <w:r>
+        <w:rPr/>
+        <w:t>Visual Studio Code – Entwicklungsumgebung für X</w:t>
+      </w:r>
+      <w:r>
+        <w:rPr/>
+        <w:t>ML</w:t>
+      </w:r>
+      <w:r>
+        <w:rPr/>
+        <w:t>, JavaScript und JSON</w:t>
+      </w:r>
+    </w:p>
+    <w:p>
+      <w:pPr>
+        <w:pStyle w:val="Normal"/>
+        <w:numPr>
+          <w:ilvl w:val="0"/>
+          <w:numId w:val="14"/>
+        </w:numPr>
+        <w:bidi w:val="0"/>
+        <w:rPr/>
+      </w:pPr>
+      <w:r>
+        <w:rPr/>
+        <w:t>Eclipse IDE – Entwicklungsumgebung für CDS und ABAP</w:t>
+      </w:r>
+    </w:p>
+    <w:p>
+      <w:pPr>
+        <w:pStyle w:val="Normal"/>
+        <w:numPr>
+          <w:ilvl w:val="0"/>
+          <w:numId w:val="14"/>
+        </w:numPr>
+        <w:bidi w:val="0"/>
+        <w:rPr/>
+      </w:pPr>
+      <w:r>
+        <w:rPr/>
+        <w:t>Draw.io – Designtool zu erstellen von Grafiken und Diagrammen</w:t>
+      </w:r>
+    </w:p>
+    <w:p>
+      <w:pPr>
+        <w:pStyle w:val="Normal"/>
+        <w:numPr>
+          <w:ilvl w:val="0"/>
+          <w:numId w:val="14"/>
+        </w:numPr>
+        <w:bidi w:val="0"/>
+        <w:rPr/>
+      </w:pPr>
+      <w:r>
+        <w:rPr/>
+        <w:t xml:space="preserve">GitHub - Versionsverwaltung </w:t>
+      </w:r>
+    </w:p>
+    <w:p>
+      <w:pPr>
+        <w:pStyle w:val="Normal"/>
+        <w:numPr>
+          <w:ilvl w:val="0"/>
+          <w:numId w:val="14"/>
+        </w:numPr>
+        <w:bidi w:val="0"/>
+        <w:rPr/>
+      </w:pPr>
+      <w:r>
+        <w:rPr/>
+        <w:t>Microsoft Teams – Kommunikationsanwendung</w:t>
+      </w:r>
+    </w:p>
+    <w:p>
+      <w:pPr>
+        <w:pStyle w:val="Normal"/>
+        <w:numPr>
+          <w:ilvl w:val="0"/>
+          <w:numId w:val="14"/>
+        </w:numPr>
+        <w:bidi w:val="0"/>
+        <w:rPr/>
+      </w:pPr>
+      <w:r>
+        <w:rPr/>
+        <w:t>Microsoft Word – Textbearbeitungstool</w:t>
+      </w:r>
+    </w:p>
+    <w:p>
+      <w:pPr>
+        <w:pStyle w:val="Normal"/>
+        <w:bidi w:val="0"/>
+        <w:rPr/>
+      </w:pPr>
+      <w:r>
+        <w:rPr>
+          <w:color w:val="0070C0"/>
+        </w:rPr>
+        <w:t>Server, Laptop, Software-Lizenzen, Sonstiges. Aufzählung + wo sind diese Kosten zu finden? Für gewöhnlich im Stundensatz mitberücksichtigt. Projekteinzelkosten haben wir, abgesehen von  den geleisteten Stunden, meist keine.</w:t>
       </w:r>
     </w:p>
     <w:p>
@@ -4673,97 +5042,9 @@
         </w:numPr>
         <w:rPr/>
       </w:pPr>
-      <w:bookmarkStart w:id="30" w:name="_Toc181697556"/>
-      <w:bookmarkStart w:id="31" w:name="_Toc181709004"/>
-      <w:bookmarkStart w:id="32" w:name="_Toc218703501"/>
-      <w:r>
-        <w:rPr/>
-        <w:t>Ressourcenplanung</w:t>
-      </w:r>
-      <w:bookmarkEnd w:id="30"/>
-      <w:bookmarkEnd w:id="31"/>
-      <w:bookmarkEnd w:id="32"/>
-    </w:p>
-    <w:p>
-      <w:pPr>
-        <w:pStyle w:val="Heading3"/>
-        <w:numPr>
-          <w:ilvl w:val="2"/>
-          <w:numId w:val="11"/>
-        </w:numPr>
-        <w:rPr/>
-      </w:pPr>
-      <w:bookmarkStart w:id="33" w:name="_Toc181697557"/>
-      <w:bookmarkStart w:id="34" w:name="_Toc181709005"/>
-      <w:bookmarkStart w:id="35" w:name="_Toc218703502"/>
-      <w:r>
-        <w:rPr/>
-        <w:t>Personelle Ressourcen</w:t>
-      </w:r>
-      <w:bookmarkEnd w:id="33"/>
-      <w:bookmarkEnd w:id="34"/>
-      <w:bookmarkEnd w:id="35"/>
-    </w:p>
-    <w:p>
-      <w:pPr>
-        <w:pStyle w:val="Normal"/>
-        <w:rPr>
-          <w:color w:val="0070C0"/>
-        </w:rPr>
-      </w:pPr>
-      <w:r>
-        <w:rPr>
-          <w:color w:val="0070C0"/>
-        </w:rPr>
-        <w:t>Wer wirkt mit wie vielen Stunden zu welchem Stundensatz an eurem Projekt mit?</w:t>
-      </w:r>
-    </w:p>
-    <w:p>
-      <w:pPr>
-        <w:pStyle w:val="Heading3"/>
-        <w:numPr>
-          <w:ilvl w:val="2"/>
-          <w:numId w:val="11"/>
-        </w:numPr>
-        <w:rPr/>
-      </w:pPr>
-      <w:bookmarkStart w:id="36" w:name="_Toc181697558"/>
-      <w:bookmarkStart w:id="37" w:name="_Toc181709006"/>
-      <w:bookmarkStart w:id="38" w:name="_Toc218703503"/>
-      <w:r>
-        <w:rPr/>
-        <w:t>Non-Personelle Ressourcen</w:t>
-      </w:r>
-      <w:bookmarkEnd w:id="36"/>
-      <w:bookmarkEnd w:id="37"/>
-      <w:bookmarkEnd w:id="38"/>
-    </w:p>
-    <w:p>
-      <w:pPr>
-        <w:pStyle w:val="Normal"/>
-        <w:rPr>
-          <w:color w:val="0070C0"/>
-        </w:rPr>
-      </w:pPr>
-      <w:r>
-        <w:rPr>
-          <w:color w:val="0070C0"/>
-        </w:rPr>
-        <w:t>Server, Laptop, Software-Lizenzen, Sonstiges. Aufzählung + wo sind diese Kosten zu finden? Für gewöhnlich im Stundensatz mitberücksichtigt. Projekteinzelkosten haben wir, abgesehen von  den geleisteten Stunden, meist keine.</w:t>
-      </w:r>
-    </w:p>
-    <w:p>
-      <w:pPr>
-        <w:pStyle w:val="Heading2"/>
-        <w:numPr>
-          <w:ilvl w:val="1"/>
-          <w:numId w:val="11"/>
-        </w:numPr>
-        <w:rPr/>
-      </w:pPr>
-      <w:bookmarkStart w:id="39" w:name="_Toc181697560"/>
-      <w:bookmarkStart w:id="40" w:name="_Toc181709008"/>
-      <w:bookmarkStart w:id="41" w:name="_Toc218703504"/>
+      <w:bookmarkStart w:id="39" w:name="_Toc181709008"/>
+      <w:bookmarkStart w:id="40" w:name="_Toc218703504"/>
+      <w:bookmarkStart w:id="41" w:name="_Toc181697560"/>
       <w:r>
         <w:rPr/>
         <w:t>Zeitplanung</w:t>
@@ -4775,7 +5056,7 @@
     <w:tbl>
       <w:tblPr>
         <w:tblStyle w:val="Tabellenraster"/>
-        <w:tblW w:w="9061" w:type="dxa"/>
+        <w:tblW w:w="9057" w:type="dxa"/>
         <w:jc w:val="start"/>
         <w:tblInd w:w="0" w:type="dxa"/>
         <w:tblLayout w:type="fixed"/>
@@ -4788,15 +5069,15 @@
         <w:tblLook w:val="04a0" w:noHBand="0" w:noVBand="1" w:firstColumn="1" w:lastRow="0" w:lastColumn="0" w:firstRow="1"/>
       </w:tblPr>
       <w:tblGrid>
-        <w:gridCol w:w="2115"/>
-        <w:gridCol w:w="4967"/>
-        <w:gridCol w:w="1979"/>
+        <w:gridCol w:w="2273"/>
+        <w:gridCol w:w="4809"/>
+        <w:gridCol w:w="1975"/>
       </w:tblGrid>
       <w:tr>
         <w:trPr/>
         <w:tc>
           <w:tcPr>
-            <w:tcW w:w="2115" w:type="dxa"/>
+            <w:tcW w:w="2273" w:type="dxa"/>
             <w:tcBorders/>
             <w:shd w:color="auto" w:fill="AEAAAA" w:themeFill="background2" w:themeFillShade="bf" w:val="clear"/>
           </w:tcPr>
@@ -4830,7 +5111,7 @@
         </w:tc>
         <w:tc>
           <w:tcPr>
-            <w:tcW w:w="4967" w:type="dxa"/>
+            <w:tcW w:w="4809" w:type="dxa"/>
             <w:tcBorders/>
             <w:shd w:color="auto" w:fill="AEAAAA" w:themeFill="background2" w:themeFillShade="bf" w:val="clear"/>
           </w:tcPr>
@@ -4864,7 +5145,7 @@
         </w:tc>
         <w:tc>
           <w:tcPr>
-            <w:tcW w:w="1979" w:type="dxa"/>
+            <w:tcW w:w="1975" w:type="dxa"/>
             <w:tcBorders/>
             <w:shd w:color="auto" w:fill="AEAAAA" w:themeFill="background2" w:themeFillShade="bf" w:val="clear"/>
           </w:tcPr>
@@ -4901,7 +5182,7 @@
         <w:trPr/>
         <w:tc>
           <w:tcPr>
-            <w:tcW w:w="2115" w:type="dxa"/>
+            <w:tcW w:w="2273" w:type="dxa"/>
             <w:tcBorders/>
             <w:shd w:color="auto" w:fill="E2EFD9" w:themeFill="accent6" w:themeFillTint="33" w:val="clear"/>
           </w:tcPr>
@@ -4933,7 +5214,7 @@
         </w:tc>
         <w:tc>
           <w:tcPr>
-            <w:tcW w:w="4967" w:type="dxa"/>
+            <w:tcW w:w="4809" w:type="dxa"/>
             <w:tcBorders/>
             <w:shd w:color="auto" w:fill="E2EFD9" w:themeFill="accent6" w:themeFillTint="33" w:val="clear"/>
           </w:tcPr>
@@ -4964,7 +5245,7 @@
         </w:tc>
         <w:tc>
           <w:tcPr>
-            <w:tcW w:w="1979" w:type="dxa"/>
+            <w:tcW w:w="1975" w:type="dxa"/>
             <w:tcBorders/>
             <w:shd w:color="auto" w:fill="E2EFD9" w:themeFill="accent6" w:themeFillTint="33" w:val="clear"/>
           </w:tcPr>
@@ -4998,7 +5279,7 @@
         <w:trPr/>
         <w:tc>
           <w:tcPr>
-            <w:tcW w:w="2115" w:type="dxa"/>
+            <w:tcW w:w="2273" w:type="dxa"/>
             <w:tcBorders/>
             <w:shd w:color="auto" w:fill="E2EFD9" w:themeFill="accent6" w:themeFillTint="33" w:val="clear"/>
           </w:tcPr>
@@ -5029,7 +5310,7 @@
         </w:tc>
         <w:tc>
           <w:tcPr>
-            <w:tcW w:w="4967" w:type="dxa"/>
+            <w:tcW w:w="4809" w:type="dxa"/>
             <w:tcBorders/>
             <w:shd w:color="auto" w:fill="E2EFD9" w:themeFill="accent6" w:themeFillTint="33" w:val="clear"/>
           </w:tcPr>
@@ -5061,398 +5342,7 @@
         </w:tc>
         <w:tc>
           <w:tcPr>
-            <w:tcW w:w="1979" w:type="dxa"/>
-            <w:tcBorders/>
-            <w:shd w:color="auto" w:fill="E2EFD9" w:themeFill="accent6" w:themeFillTint="33" w:val="clear"/>
-          </w:tcPr>
-          <w:p>
-            <w:pPr>
-              <w:pStyle w:val="Normal"/>
-              <w:widowControl/>
-              <w:suppressAutoHyphens w:val="true"/>
-              <w:spacing w:before="60" w:after="0"/>
-              <w:rPr>
-                <w:rFonts w:eastAsia="Times New Roman" w:cs="Times New Roman"/>
-                <w:kern w:val="0"/>
-                <w:sz w:val="20"/>
-                <w:szCs w:val="20"/>
-                <w:lang w:val="de-DE" w:eastAsia="ja-JP" w:bidi="ar-SA"/>
-              </w:rPr>
-            </w:pPr>
-            <w:r>
-              <w:rPr>
-                <w:rFonts w:eastAsia="Times New Roman" w:cs="Times New Roman"/>
-                <w:kern w:val="0"/>
-                <w:sz w:val="20"/>
-                <w:szCs w:val="20"/>
-                <w:lang w:val="de-DE" w:eastAsia="ja-JP" w:bidi="ar-SA"/>
-              </w:rPr>
-              <w:t>2h</w:t>
-            </w:r>
-          </w:p>
-        </w:tc>
-      </w:tr>
-      <w:tr>
-        <w:trPr/>
-        <w:tc>
-          <w:tcPr>
-            <w:tcW w:w="2115" w:type="dxa"/>
-            <w:tcBorders/>
-            <w:shd w:color="auto" w:fill="E2EFD9" w:themeFill="accent6" w:themeFillTint="33" w:val="clear"/>
-          </w:tcPr>
-          <w:p>
-            <w:pPr>
-              <w:pStyle w:val="Normal"/>
-              <w:widowControl/>
-              <w:suppressAutoHyphens w:val="true"/>
-              <w:spacing w:before="60" w:after="0"/>
-              <w:rPr>
-                <w:rFonts w:eastAsia="Times New Roman" w:cs="Times New Roman"/>
-                <w:kern w:val="0"/>
-                <w:sz w:val="20"/>
-                <w:szCs w:val="20"/>
-                <w:lang w:val="de-DE" w:eastAsia="ja-JP" w:bidi="ar-SA"/>
-              </w:rPr>
-            </w:pPr>
-            <w:r>
-              <w:rPr>
-                <w:rFonts w:eastAsia="Times New Roman" w:cs="Times New Roman"/>
-                <w:kern w:val="0"/>
-                <w:sz w:val="20"/>
-                <w:szCs w:val="20"/>
-                <w:lang w:val="de-DE" w:eastAsia="ja-JP" w:bidi="ar-SA"/>
-              </w:rPr>
-            </w:r>
-          </w:p>
-        </w:tc>
-        <w:tc>
-          <w:tcPr>
-            <w:tcW w:w="4967" w:type="dxa"/>
-            <w:tcBorders/>
-            <w:shd w:color="auto" w:fill="E2EFD9" w:themeFill="accent6" w:themeFillTint="33" w:val="clear"/>
-          </w:tcPr>
-          <w:p>
-            <w:pPr>
-              <w:pStyle w:val="Normal"/>
-              <w:widowControl/>
-              <w:suppressAutoHyphens w:val="true"/>
-              <w:spacing w:before="60" w:after="0"/>
-              <w:rPr>
-                <w:rFonts w:eastAsia="Times New Roman" w:cs="Times New Roman"/>
-                <w:kern w:val="0"/>
-                <w:sz w:val="20"/>
-                <w:szCs w:val="20"/>
-                <w:lang w:val="de-DE" w:eastAsia="ja-JP" w:bidi="ar-SA"/>
-              </w:rPr>
-            </w:pPr>
-            <w:r>
-              <w:rPr>
-                <w:rFonts w:eastAsia="Times New Roman" w:cs="Times New Roman"/>
-                <w:kern w:val="0"/>
-                <w:sz w:val="20"/>
-                <w:szCs w:val="20"/>
-                <w:lang w:val="de-DE" w:eastAsia="ja-JP" w:bidi="ar-SA"/>
-              </w:rPr>
-              <w:t>Nutzwertanalyse</w:t>
-            </w:r>
-          </w:p>
-        </w:tc>
-        <w:tc>
-          <w:tcPr>
-            <w:tcW w:w="1979" w:type="dxa"/>
-            <w:tcBorders/>
-            <w:shd w:color="auto" w:fill="E2EFD9" w:themeFill="accent6" w:themeFillTint="33" w:val="clear"/>
-          </w:tcPr>
-          <w:p>
-            <w:pPr>
-              <w:pStyle w:val="Normal"/>
-              <w:widowControl/>
-              <w:suppressAutoHyphens w:val="true"/>
-              <w:spacing w:before="60" w:after="0"/>
-              <w:rPr>
-                <w:rFonts w:eastAsia="Times New Roman" w:cs="Times New Roman"/>
-                <w:kern w:val="0"/>
-                <w:sz w:val="20"/>
-                <w:szCs w:val="20"/>
-                <w:lang w:val="de-DE" w:eastAsia="ja-JP" w:bidi="ar-SA"/>
-              </w:rPr>
-            </w:pPr>
-            <w:r>
-              <w:rPr>
-                <w:rFonts w:eastAsia="Times New Roman" w:cs="Times New Roman"/>
-                <w:kern w:val="0"/>
-                <w:sz w:val="20"/>
-                <w:szCs w:val="20"/>
-                <w:lang w:val="de-DE" w:eastAsia="ja-JP" w:bidi="ar-SA"/>
-              </w:rPr>
-              <w:t>1h</w:t>
-            </w:r>
-          </w:p>
-        </w:tc>
-      </w:tr>
-      <w:tr>
-        <w:trPr/>
-        <w:tc>
-          <w:tcPr>
-            <w:tcW w:w="2115" w:type="dxa"/>
-            <w:tcBorders/>
-            <w:shd w:color="auto" w:fill="E2EFD9" w:themeFill="accent6" w:themeFillTint="33" w:val="clear"/>
-          </w:tcPr>
-          <w:p>
-            <w:pPr>
-              <w:pStyle w:val="Normal"/>
-              <w:widowControl/>
-              <w:suppressAutoHyphens w:val="true"/>
-              <w:spacing w:before="60" w:after="0"/>
-              <w:rPr>
-                <w:rFonts w:eastAsia="Times New Roman" w:cs="Times New Roman"/>
-                <w:kern w:val="0"/>
-                <w:sz w:val="20"/>
-                <w:szCs w:val="20"/>
-                <w:lang w:val="de-DE" w:eastAsia="ja-JP" w:bidi="ar-SA"/>
-              </w:rPr>
-            </w:pPr>
-            <w:r>
-              <w:rPr>
-                <w:rFonts w:eastAsia="Times New Roman" w:cs="Times New Roman"/>
-                <w:kern w:val="0"/>
-                <w:sz w:val="20"/>
-                <w:szCs w:val="20"/>
-                <w:lang w:val="de-DE" w:eastAsia="ja-JP" w:bidi="ar-SA"/>
-              </w:rPr>
-            </w:r>
-          </w:p>
-        </w:tc>
-        <w:tc>
-          <w:tcPr>
-            <w:tcW w:w="4967" w:type="dxa"/>
-            <w:tcBorders/>
-            <w:shd w:color="auto" w:fill="E2EFD9" w:themeFill="accent6" w:themeFillTint="33" w:val="clear"/>
-          </w:tcPr>
-          <w:p>
-            <w:pPr>
-              <w:pStyle w:val="Normal"/>
-              <w:widowControl/>
-              <w:suppressAutoHyphens w:val="true"/>
-              <w:spacing w:before="60" w:after="0"/>
-              <w:rPr>
-                <w:rFonts w:eastAsia="Times New Roman" w:cs="Times New Roman"/>
-                <w:kern w:val="0"/>
-                <w:sz w:val="20"/>
-                <w:szCs w:val="20"/>
-                <w:lang w:val="de-DE" w:eastAsia="ja-JP" w:bidi="ar-SA"/>
-              </w:rPr>
-            </w:pPr>
-            <w:r>
-              <w:rPr>
-                <w:rFonts w:eastAsia="Times New Roman" w:cs="Times New Roman"/>
-                <w:kern w:val="0"/>
-                <w:sz w:val="20"/>
-                <w:szCs w:val="20"/>
-                <w:lang w:val="de-DE" w:eastAsia="ja-JP" w:bidi="ar-SA"/>
-              </w:rPr>
-              <w:t>Analyse des bestehenden Datenmodells</w:t>
-            </w:r>
-          </w:p>
-        </w:tc>
-        <w:tc>
-          <w:tcPr>
-            <w:tcW w:w="1979" w:type="dxa"/>
-            <w:tcBorders/>
-            <w:shd w:color="auto" w:fill="E2EFD9" w:themeFill="accent6" w:themeFillTint="33" w:val="clear"/>
-          </w:tcPr>
-          <w:p>
-            <w:pPr>
-              <w:pStyle w:val="Normal"/>
-              <w:widowControl/>
-              <w:suppressAutoHyphens w:val="true"/>
-              <w:spacing w:before="60" w:after="0"/>
-              <w:rPr>
-                <w:rFonts w:eastAsia="Times New Roman" w:cs="Times New Roman"/>
-                <w:kern w:val="0"/>
-                <w:sz w:val="20"/>
-                <w:szCs w:val="20"/>
-                <w:lang w:val="de-DE" w:eastAsia="ja-JP" w:bidi="ar-SA"/>
-              </w:rPr>
-            </w:pPr>
-            <w:r>
-              <w:rPr>
-                <w:rFonts w:eastAsia="Times New Roman" w:cs="Times New Roman"/>
-                <w:kern w:val="0"/>
-                <w:sz w:val="20"/>
-                <w:szCs w:val="20"/>
-                <w:lang w:val="de-DE" w:eastAsia="ja-JP" w:bidi="ar-SA"/>
-              </w:rPr>
-              <w:t>3h</w:t>
-            </w:r>
-          </w:p>
-        </w:tc>
-      </w:tr>
-      <w:tr>
-        <w:trPr/>
-        <w:tc>
-          <w:tcPr>
-            <w:tcW w:w="2115" w:type="dxa"/>
-            <w:tcBorders/>
-            <w:shd w:color="auto" w:fill="E2EFD9" w:themeFill="accent6" w:themeFillTint="33" w:val="clear"/>
-          </w:tcPr>
-          <w:p>
-            <w:pPr>
-              <w:pStyle w:val="Normal"/>
-              <w:widowControl/>
-              <w:suppressAutoHyphens w:val="true"/>
-              <w:spacing w:before="60" w:after="0"/>
-              <w:rPr>
-                <w:rFonts w:eastAsia="Times New Roman" w:cs="Times New Roman"/>
-                <w:kern w:val="0"/>
-                <w:sz w:val="20"/>
-                <w:szCs w:val="20"/>
-                <w:lang w:val="de-DE" w:eastAsia="ja-JP" w:bidi="ar-SA"/>
-              </w:rPr>
-            </w:pPr>
-            <w:r>
-              <w:rPr>
-                <w:rFonts w:eastAsia="Times New Roman" w:cs="Times New Roman"/>
-                <w:kern w:val="0"/>
-                <w:sz w:val="20"/>
-                <w:szCs w:val="20"/>
-                <w:lang w:val="de-DE" w:eastAsia="ja-JP" w:bidi="ar-SA"/>
-              </w:rPr>
-            </w:r>
-          </w:p>
-        </w:tc>
-        <w:tc>
-          <w:tcPr>
-            <w:tcW w:w="4967" w:type="dxa"/>
-            <w:tcBorders/>
-            <w:shd w:color="auto" w:fill="E2EFD9" w:themeFill="accent6" w:themeFillTint="33" w:val="clear"/>
-          </w:tcPr>
-          <w:p>
-            <w:pPr>
-              <w:pStyle w:val="Normal"/>
-              <w:widowControl/>
-              <w:suppressAutoHyphens w:val="true"/>
-              <w:spacing w:before="60" w:after="0"/>
-              <w:rPr>
-                <w:rFonts w:eastAsia="Times New Roman" w:cs="Times New Roman"/>
-                <w:kern w:val="0"/>
-                <w:sz w:val="20"/>
-                <w:szCs w:val="20"/>
-                <w:lang w:val="de-DE" w:eastAsia="ja-JP" w:bidi="ar-SA"/>
-              </w:rPr>
-            </w:pPr>
-            <w:r>
-              <w:rPr>
-                <w:rFonts w:eastAsia="Times New Roman" w:cs="Times New Roman"/>
-                <w:kern w:val="0"/>
-                <w:sz w:val="20"/>
-                <w:szCs w:val="20"/>
-                <w:lang w:val="de-DE" w:eastAsia="ja-JP" w:bidi="ar-SA"/>
-              </w:rPr>
-              <w:t>Erstellung des Pflichtenhefts</w:t>
-            </w:r>
-          </w:p>
-        </w:tc>
-        <w:tc>
-          <w:tcPr>
-            <w:tcW w:w="1979" w:type="dxa"/>
-            <w:tcBorders/>
-            <w:shd w:color="auto" w:fill="E2EFD9" w:themeFill="accent6" w:themeFillTint="33" w:val="clear"/>
-          </w:tcPr>
-          <w:p>
-            <w:pPr>
-              <w:pStyle w:val="Normal"/>
-              <w:widowControl/>
-              <w:suppressAutoHyphens w:val="true"/>
-              <w:spacing w:before="60" w:after="0"/>
-              <w:rPr>
-                <w:rFonts w:eastAsia="Times New Roman" w:cs="Times New Roman"/>
-                <w:kern w:val="0"/>
-                <w:sz w:val="20"/>
-                <w:szCs w:val="20"/>
-                <w:lang w:val="de-DE" w:eastAsia="ja-JP" w:bidi="ar-SA"/>
-              </w:rPr>
-            </w:pPr>
-            <w:r>
-              <w:rPr>
-                <w:rFonts w:eastAsia="Times New Roman" w:cs="Times New Roman"/>
-                <w:kern w:val="0"/>
-                <w:sz w:val="20"/>
-                <w:szCs w:val="20"/>
-                <w:lang w:val="de-DE" w:eastAsia="ja-JP" w:bidi="ar-SA"/>
-              </w:rPr>
-              <w:t>2h</w:t>
-            </w:r>
-          </w:p>
-        </w:tc>
-      </w:tr>
-      <w:tr>
-        <w:trPr/>
-        <w:tc>
-          <w:tcPr>
-            <w:tcW w:w="2115" w:type="dxa"/>
-            <w:tcBorders/>
-            <w:shd w:color="auto" w:fill="E2EFD9" w:themeFill="accent6" w:themeFillTint="33" w:val="clear"/>
-          </w:tcPr>
-          <w:p>
-            <w:pPr>
-              <w:pStyle w:val="Normal"/>
-              <w:widowControl/>
-              <w:suppressAutoHyphens w:val="true"/>
-              <w:spacing w:before="60" w:after="0"/>
-              <w:rPr>
-                <w:rFonts w:eastAsia="Times New Roman" w:cs="Times New Roman"/>
-                <w:kern w:val="0"/>
-                <w:sz w:val="20"/>
-                <w:szCs w:val="20"/>
-                <w:lang w:val="de-DE" w:eastAsia="ja-JP" w:bidi="ar-SA"/>
-              </w:rPr>
-            </w:pPr>
-            <w:r>
-              <w:rPr>
-                <w:rFonts w:eastAsia="Times New Roman" w:cs="Times New Roman"/>
-                <w:kern w:val="0"/>
-                <w:sz w:val="20"/>
-                <w:szCs w:val="20"/>
-                <w:lang w:val="de-DE" w:eastAsia="ja-JP" w:bidi="ar-SA"/>
-              </w:rPr>
-            </w:r>
-          </w:p>
-        </w:tc>
-        <w:tc>
-          <w:tcPr>
-            <w:tcW w:w="4967" w:type="dxa"/>
-            <w:tcBorders/>
-            <w:shd w:color="auto" w:fill="E2EFD9" w:themeFill="accent6" w:themeFillTint="33" w:val="clear"/>
-          </w:tcPr>
-          <w:p>
-            <w:pPr>
-              <w:pStyle w:val="Normal"/>
-              <w:widowControl/>
-              <w:suppressAutoHyphens w:val="true"/>
-              <w:spacing w:before="60" w:after="0"/>
-              <w:rPr>
-                <w:rFonts w:eastAsia="Times New Roman" w:cs="Times New Roman"/>
-                <w:kern w:val="0"/>
-                <w:sz w:val="20"/>
-                <w:szCs w:val="20"/>
-                <w:lang w:val="de-DE" w:eastAsia="ja-JP" w:bidi="ar-SA"/>
-              </w:rPr>
-            </w:pPr>
-            <w:r>
-              <w:rPr>
-                <w:rFonts w:eastAsia="Times New Roman" w:cs="Times New Roman"/>
-                <w:kern w:val="0"/>
-                <w:sz w:val="20"/>
-                <w:szCs w:val="20"/>
-                <w:lang w:val="de-DE" w:eastAsia="ja-JP" w:bidi="ar-SA"/>
-              </w:rPr>
-            </w:r>
-          </w:p>
-        </w:tc>
-        <w:tc>
-          <w:tcPr>
-            <w:tcW w:w="1979" w:type="dxa"/>
+            <w:tcW w:w="1975" w:type="dxa"/>
             <w:tcBorders/>
             <w:shd w:color="auto" w:fill="E2EFD9" w:themeFill="accent6" w:themeFillTint="33" w:val="clear"/>
           </w:tcPr>
@@ -5463,6 +5353,379 @@
               <w:suppressAutoHyphens w:val="true"/>
               <w:spacing w:before="60" w:after="0"/>
               <w:jc w:val="end"/>
+              <w:rPr/>
+            </w:pPr>
+            <w:r>
+              <w:rPr>
+                <w:rFonts w:eastAsia="Times New Roman" w:cs="Times New Roman"/>
+                <w:kern w:val="0"/>
+                <w:sz w:val="20"/>
+                <w:szCs w:val="20"/>
+                <w:lang w:val="de-DE" w:eastAsia="ja-JP" w:bidi="ar-SA"/>
+              </w:rPr>
+              <w:t>2h</w:t>
+            </w:r>
+          </w:p>
+        </w:tc>
+      </w:tr>
+      <w:tr>
+        <w:trPr/>
+        <w:tc>
+          <w:tcPr>
+            <w:tcW w:w="2273" w:type="dxa"/>
+            <w:tcBorders/>
+            <w:shd w:color="auto" w:fill="E2EFD9" w:themeFill="accent6" w:themeFillTint="33" w:val="clear"/>
+          </w:tcPr>
+          <w:p>
+            <w:pPr>
+              <w:pStyle w:val="Normal"/>
+              <w:widowControl/>
+              <w:suppressAutoHyphens w:val="true"/>
+              <w:spacing w:before="60" w:after="0"/>
+              <w:rPr>
+                <w:rFonts w:eastAsia="Times New Roman" w:cs="Times New Roman"/>
+                <w:kern w:val="0"/>
+                <w:sz w:val="20"/>
+                <w:szCs w:val="20"/>
+                <w:lang w:val="de-DE" w:eastAsia="ja-JP" w:bidi="ar-SA"/>
+              </w:rPr>
+            </w:pPr>
+            <w:r>
+              <w:rPr>
+                <w:rFonts w:eastAsia="Times New Roman" w:cs="Times New Roman"/>
+                <w:kern w:val="0"/>
+                <w:sz w:val="20"/>
+                <w:szCs w:val="20"/>
+                <w:lang w:val="de-DE" w:eastAsia="ja-JP" w:bidi="ar-SA"/>
+              </w:rPr>
+            </w:r>
+          </w:p>
+        </w:tc>
+        <w:tc>
+          <w:tcPr>
+            <w:tcW w:w="4809" w:type="dxa"/>
+            <w:tcBorders/>
+            <w:shd w:color="auto" w:fill="E2EFD9" w:themeFill="accent6" w:themeFillTint="33" w:val="clear"/>
+          </w:tcPr>
+          <w:p>
+            <w:pPr>
+              <w:pStyle w:val="Normal"/>
+              <w:widowControl/>
+              <w:suppressAutoHyphens w:val="true"/>
+              <w:spacing w:before="60" w:after="0"/>
+              <w:rPr>
+                <w:rFonts w:eastAsia="Times New Roman" w:cs="Times New Roman"/>
+                <w:kern w:val="0"/>
+                <w:sz w:val="20"/>
+                <w:szCs w:val="20"/>
+                <w:lang w:val="de-DE" w:eastAsia="ja-JP" w:bidi="ar-SA"/>
+              </w:rPr>
+            </w:pPr>
+            <w:r>
+              <w:rPr>
+                <w:rFonts w:eastAsia="Times New Roman" w:cs="Times New Roman"/>
+                <w:kern w:val="0"/>
+                <w:sz w:val="20"/>
+                <w:szCs w:val="20"/>
+                <w:lang w:val="de-DE" w:eastAsia="ja-JP" w:bidi="ar-SA"/>
+              </w:rPr>
+              <w:t>Nutzwertanalyse</w:t>
+            </w:r>
+          </w:p>
+        </w:tc>
+        <w:tc>
+          <w:tcPr>
+            <w:tcW w:w="1975" w:type="dxa"/>
+            <w:tcBorders/>
+            <w:shd w:color="auto" w:fill="E2EFD9" w:themeFill="accent6" w:themeFillTint="33" w:val="clear"/>
+          </w:tcPr>
+          <w:p>
+            <w:pPr>
+              <w:pStyle w:val="Normal"/>
+              <w:widowControl/>
+              <w:suppressAutoHyphens w:val="true"/>
+              <w:spacing w:before="60" w:after="0"/>
+              <w:jc w:val="end"/>
+              <w:rPr/>
+            </w:pPr>
+            <w:r>
+              <w:rPr>
+                <w:rFonts w:eastAsia="Times New Roman" w:cs="Times New Roman"/>
+                <w:kern w:val="0"/>
+                <w:sz w:val="20"/>
+                <w:szCs w:val="20"/>
+                <w:lang w:val="de-DE" w:eastAsia="ja-JP" w:bidi="ar-SA"/>
+              </w:rPr>
+              <w:t>1h</w:t>
+            </w:r>
+          </w:p>
+        </w:tc>
+      </w:tr>
+      <w:tr>
+        <w:trPr/>
+        <w:tc>
+          <w:tcPr>
+            <w:tcW w:w="2273" w:type="dxa"/>
+            <w:tcBorders/>
+            <w:shd w:color="auto" w:fill="E2EFD9" w:themeFill="accent6" w:themeFillTint="33" w:val="clear"/>
+          </w:tcPr>
+          <w:p>
+            <w:pPr>
+              <w:pStyle w:val="Normal"/>
+              <w:widowControl/>
+              <w:suppressAutoHyphens w:val="true"/>
+              <w:spacing w:before="60" w:after="0"/>
+              <w:rPr>
+                <w:rFonts w:eastAsia="Times New Roman" w:cs="Times New Roman"/>
+                <w:kern w:val="0"/>
+                <w:sz w:val="20"/>
+                <w:szCs w:val="20"/>
+                <w:lang w:val="de-DE" w:eastAsia="ja-JP" w:bidi="ar-SA"/>
+              </w:rPr>
+            </w:pPr>
+            <w:r>
+              <w:rPr>
+                <w:rFonts w:eastAsia="Times New Roman" w:cs="Times New Roman"/>
+                <w:kern w:val="0"/>
+                <w:sz w:val="20"/>
+                <w:szCs w:val="20"/>
+                <w:lang w:val="de-DE" w:eastAsia="ja-JP" w:bidi="ar-SA"/>
+              </w:rPr>
+            </w:r>
+          </w:p>
+        </w:tc>
+        <w:tc>
+          <w:tcPr>
+            <w:tcW w:w="4809" w:type="dxa"/>
+            <w:tcBorders/>
+            <w:shd w:color="auto" w:fill="E2EFD9" w:themeFill="accent6" w:themeFillTint="33" w:val="clear"/>
+          </w:tcPr>
+          <w:p>
+            <w:pPr>
+              <w:pStyle w:val="Normal"/>
+              <w:widowControl/>
+              <w:suppressAutoHyphens w:val="true"/>
+              <w:spacing w:before="60" w:after="0"/>
+              <w:rPr>
+                <w:rFonts w:eastAsia="Times New Roman" w:cs="Times New Roman"/>
+                <w:kern w:val="0"/>
+                <w:sz w:val="20"/>
+                <w:szCs w:val="20"/>
+                <w:lang w:val="de-DE" w:eastAsia="ja-JP" w:bidi="ar-SA"/>
+              </w:rPr>
+            </w:pPr>
+            <w:r>
+              <w:rPr>
+                <w:rFonts w:eastAsia="Times New Roman" w:cs="Times New Roman"/>
+                <w:kern w:val="0"/>
+                <w:sz w:val="20"/>
+                <w:szCs w:val="20"/>
+                <w:lang w:val="de-DE" w:eastAsia="ja-JP" w:bidi="ar-SA"/>
+              </w:rPr>
+              <w:t>Analyse des bestehenden Datenmodells</w:t>
+            </w:r>
+          </w:p>
+        </w:tc>
+        <w:tc>
+          <w:tcPr>
+            <w:tcW w:w="1975" w:type="dxa"/>
+            <w:tcBorders/>
+            <w:shd w:color="auto" w:fill="E2EFD9" w:themeFill="accent6" w:themeFillTint="33" w:val="clear"/>
+          </w:tcPr>
+          <w:p>
+            <w:pPr>
+              <w:pStyle w:val="Normal"/>
+              <w:widowControl/>
+              <w:suppressAutoHyphens w:val="true"/>
+              <w:spacing w:before="60" w:after="0"/>
+              <w:jc w:val="end"/>
+              <w:rPr/>
+            </w:pPr>
+            <w:r>
+              <w:rPr>
+                <w:rFonts w:eastAsia="Times New Roman" w:cs="Times New Roman"/>
+                <w:kern w:val="0"/>
+                <w:sz w:val="20"/>
+                <w:szCs w:val="20"/>
+                <w:lang w:val="de-DE" w:eastAsia="ja-JP" w:bidi="ar-SA"/>
+              </w:rPr>
+              <w:t>3h</w:t>
+            </w:r>
+          </w:p>
+        </w:tc>
+      </w:tr>
+      <w:tr>
+        <w:trPr/>
+        <w:tc>
+          <w:tcPr>
+            <w:tcW w:w="2273" w:type="dxa"/>
+            <w:tcBorders/>
+            <w:shd w:color="auto" w:fill="E2EFD9" w:themeFill="accent6" w:themeFillTint="33" w:val="clear"/>
+          </w:tcPr>
+          <w:p>
+            <w:pPr>
+              <w:pStyle w:val="Normal"/>
+              <w:widowControl/>
+              <w:suppressAutoHyphens w:val="true"/>
+              <w:spacing w:before="60" w:after="0"/>
+              <w:rPr>
+                <w:rFonts w:eastAsia="Times New Roman" w:cs="Times New Roman"/>
+                <w:kern w:val="0"/>
+                <w:sz w:val="20"/>
+                <w:szCs w:val="20"/>
+                <w:lang w:val="de-DE" w:eastAsia="ja-JP" w:bidi="ar-SA"/>
+              </w:rPr>
+            </w:pPr>
+            <w:r>
+              <w:rPr>
+                <w:rFonts w:eastAsia="Times New Roman" w:cs="Times New Roman"/>
+                <w:kern w:val="0"/>
+                <w:sz w:val="20"/>
+                <w:szCs w:val="20"/>
+                <w:lang w:val="de-DE" w:eastAsia="ja-JP" w:bidi="ar-SA"/>
+              </w:rPr>
+            </w:r>
+          </w:p>
+        </w:tc>
+        <w:tc>
+          <w:tcPr>
+            <w:tcW w:w="4809" w:type="dxa"/>
+            <w:tcBorders/>
+            <w:shd w:color="auto" w:fill="E2EFD9" w:themeFill="accent6" w:themeFillTint="33" w:val="clear"/>
+          </w:tcPr>
+          <w:p>
+            <w:pPr>
+              <w:pStyle w:val="Normal"/>
+              <w:widowControl/>
+              <w:suppressAutoHyphens w:val="true"/>
+              <w:spacing w:before="60" w:after="0"/>
+              <w:rPr>
+                <w:rFonts w:eastAsia="Times New Roman" w:cs="Times New Roman"/>
+                <w:kern w:val="0"/>
+                <w:sz w:val="20"/>
+                <w:szCs w:val="20"/>
+                <w:lang w:val="de-DE" w:eastAsia="ja-JP" w:bidi="ar-SA"/>
+              </w:rPr>
+            </w:pPr>
+            <w:r>
+              <w:rPr>
+                <w:rFonts w:eastAsia="Times New Roman" w:cs="Times New Roman"/>
+                <w:kern w:val="0"/>
+                <w:sz w:val="20"/>
+                <w:szCs w:val="20"/>
+                <w:lang w:val="de-DE" w:eastAsia="ja-JP" w:bidi="ar-SA"/>
+              </w:rPr>
+              <w:t>Erstellung des Pflichtenhefts</w:t>
+            </w:r>
+          </w:p>
+        </w:tc>
+        <w:tc>
+          <w:tcPr>
+            <w:tcW w:w="1975" w:type="dxa"/>
+            <w:tcBorders/>
+            <w:shd w:color="auto" w:fill="E2EFD9" w:themeFill="accent6" w:themeFillTint="33" w:val="clear"/>
+          </w:tcPr>
+          <w:p>
+            <w:pPr>
+              <w:pStyle w:val="Normal"/>
+              <w:widowControl/>
+              <w:suppressAutoHyphens w:val="true"/>
+              <w:spacing w:before="60" w:after="0"/>
+              <w:jc w:val="end"/>
+              <w:rPr/>
+            </w:pPr>
+            <w:r>
+              <w:rPr>
+                <w:rFonts w:eastAsia="Times New Roman" w:cs="Times New Roman"/>
+                <w:kern w:val="0"/>
+                <w:sz w:val="20"/>
+                <w:szCs w:val="20"/>
+                <w:lang w:val="de-DE" w:eastAsia="ja-JP" w:bidi="ar-SA"/>
+              </w:rPr>
+              <w:t>2h</w:t>
+            </w:r>
+          </w:p>
+        </w:tc>
+      </w:tr>
+      <w:tr>
+        <w:trPr/>
+        <w:tc>
+          <w:tcPr>
+            <w:tcW w:w="2273" w:type="dxa"/>
+            <w:tcBorders/>
+            <w:shd w:color="auto" w:fill="E2EFD9" w:themeFill="accent6" w:themeFillTint="33" w:val="clear"/>
+          </w:tcPr>
+          <w:p>
+            <w:pPr>
+              <w:pStyle w:val="Normal"/>
+              <w:widowControl/>
+              <w:suppressAutoHyphens w:val="true"/>
+              <w:spacing w:before="60" w:after="0"/>
+              <w:rPr>
+                <w:rFonts w:eastAsia="Times New Roman" w:cs="Times New Roman"/>
+                <w:kern w:val="0"/>
+                <w:sz w:val="20"/>
+                <w:szCs w:val="20"/>
+                <w:u w:val="none"/>
+                <w:lang w:val="de-DE" w:eastAsia="ja-JP" w:bidi="ar-SA"/>
+              </w:rPr>
+            </w:pPr>
+            <w:r>
+              <w:rPr>
+                <w:rFonts w:eastAsia="Times New Roman" w:cs="Times New Roman"/>
+                <w:kern w:val="0"/>
+                <w:sz w:val="20"/>
+                <w:szCs w:val="20"/>
+                <w:u w:val="none"/>
+                <w:lang w:val="de-DE" w:eastAsia="ja-JP" w:bidi="ar-SA"/>
+              </w:rPr>
+            </w:r>
+          </w:p>
+        </w:tc>
+        <w:tc>
+          <w:tcPr>
+            <w:tcW w:w="4809" w:type="dxa"/>
+            <w:tcBorders/>
+            <w:shd w:color="auto" w:fill="E2EFD9" w:themeFill="accent6" w:themeFillTint="33" w:val="clear"/>
+          </w:tcPr>
+          <w:p>
+            <w:pPr>
+              <w:pStyle w:val="Normal"/>
+              <w:widowControl/>
+              <w:suppressAutoHyphens w:val="true"/>
+              <w:spacing w:before="60" w:after="0"/>
+              <w:rPr>
+                <w:rFonts w:eastAsia="Times New Roman" w:cs="Times New Roman"/>
+                <w:kern w:val="0"/>
+                <w:sz w:val="20"/>
+                <w:szCs w:val="20"/>
+                <w:lang w:val="de-DE" w:eastAsia="ja-JP" w:bidi="ar-SA"/>
+              </w:rPr>
+            </w:pPr>
+            <w:r>
+              <w:rPr>
+                <w:rFonts w:eastAsia="Times New Roman" w:cs="Times New Roman"/>
+                <w:kern w:val="0"/>
+                <w:sz w:val="20"/>
+                <w:szCs w:val="20"/>
+                <w:lang w:val="de-DE" w:eastAsia="ja-JP" w:bidi="ar-SA"/>
+              </w:rPr>
+            </w:r>
+          </w:p>
+        </w:tc>
+        <w:tc>
+          <w:tcPr>
+            <w:tcW w:w="1975" w:type="dxa"/>
+            <w:tcBorders/>
+            <w:shd w:color="auto" w:fill="E2EFD9" w:themeFill="accent6" w:themeFillTint="33" w:val="clear"/>
+          </w:tcPr>
+          <w:p>
+            <w:pPr>
+              <w:pStyle w:val="Normal"/>
+              <w:widowControl/>
+              <w:suppressAutoHyphens w:val="true"/>
+              <w:spacing w:before="60" w:after="0"/>
+              <w:jc w:val="end"/>
               <w:rPr>
                 <w:b/>
                 <w:bCs/>
@@ -5487,7 +5750,7 @@
         <w:trPr/>
         <w:tc>
           <w:tcPr>
-            <w:tcW w:w="2115" w:type="dxa"/>
+            <w:tcW w:w="2273" w:type="dxa"/>
             <w:tcBorders/>
             <w:shd w:color="auto" w:fill="FFF2CC" w:themeFill="accent4" w:themeFillTint="33" w:val="clear"/>
           </w:tcPr>
@@ -5519,7 +5782,7 @@
         </w:tc>
         <w:tc>
           <w:tcPr>
-            <w:tcW w:w="4967" w:type="dxa"/>
+            <w:tcW w:w="4809" w:type="dxa"/>
             <w:tcBorders/>
             <w:shd w:color="auto" w:fill="FFF2CC" w:themeFill="accent4" w:themeFillTint="33" w:val="clear"/>
           </w:tcPr>
@@ -5550,7 +5813,7 @@
         </w:tc>
         <w:tc>
           <w:tcPr>
-            <w:tcW w:w="1979" w:type="dxa"/>
+            <w:tcW w:w="1975" w:type="dxa"/>
             <w:tcBorders/>
             <w:shd w:color="auto" w:fill="FFF2CC" w:themeFill="accent4" w:themeFillTint="33" w:val="clear"/>
           </w:tcPr>
@@ -5578,7 +5841,7 @@
         <w:trPr/>
         <w:tc>
           <w:tcPr>
-            <w:tcW w:w="2115" w:type="dxa"/>
+            <w:tcW w:w="2273" w:type="dxa"/>
             <w:tcBorders/>
             <w:shd w:color="auto" w:fill="FFF2CC" w:themeFill="accent4" w:themeFillTint="33" w:val="clear"/>
           </w:tcPr>
@@ -5609,7 +5872,7 @@
         </w:tc>
         <w:tc>
           <w:tcPr>
-            <w:tcW w:w="4967" w:type="dxa"/>
+            <w:tcW w:w="4809" w:type="dxa"/>
             <w:tcBorders/>
             <w:shd w:color="auto" w:fill="FFF2CC" w:themeFill="accent4" w:themeFillTint="33" w:val="clear"/>
           </w:tcPr>
@@ -5641,398 +5904,7 @@
         </w:tc>
         <w:tc>
           <w:tcPr>
-            <w:tcW w:w="1979" w:type="dxa"/>
-            <w:tcBorders/>
-            <w:shd w:color="auto" w:fill="FFF2CC" w:themeFill="accent4" w:themeFillTint="33" w:val="clear"/>
-          </w:tcPr>
-          <w:p>
-            <w:pPr>
-              <w:pStyle w:val="Normal"/>
-              <w:widowControl/>
-              <w:suppressAutoHyphens w:val="true"/>
-              <w:spacing w:before="60" w:after="0"/>
-              <w:rPr>
-                <w:rFonts w:eastAsia="Times New Roman" w:cs="Times New Roman"/>
-                <w:kern w:val="0"/>
-                <w:sz w:val="20"/>
-                <w:szCs w:val="20"/>
-                <w:lang w:val="de-DE" w:eastAsia="ja-JP" w:bidi="ar-SA"/>
-              </w:rPr>
-            </w:pPr>
-            <w:r>
-              <w:rPr>
-                <w:rFonts w:eastAsia="Times New Roman" w:cs="Times New Roman"/>
-                <w:kern w:val="0"/>
-                <w:sz w:val="20"/>
-                <w:szCs w:val="20"/>
-                <w:lang w:val="de-DE" w:eastAsia="ja-JP" w:bidi="ar-SA"/>
-              </w:rPr>
-              <w:t>3h</w:t>
-            </w:r>
-          </w:p>
-        </w:tc>
-      </w:tr>
-      <w:tr>
-        <w:trPr/>
-        <w:tc>
-          <w:tcPr>
-            <w:tcW w:w="2115" w:type="dxa"/>
-            <w:tcBorders/>
-            <w:shd w:color="auto" w:fill="FFF2CC" w:themeFill="accent4" w:themeFillTint="33" w:val="clear"/>
-          </w:tcPr>
-          <w:p>
-            <w:pPr>
-              <w:pStyle w:val="Normal"/>
-              <w:widowControl/>
-              <w:suppressAutoHyphens w:val="true"/>
-              <w:spacing w:before="60" w:after="0"/>
-              <w:rPr>
-                <w:rFonts w:eastAsia="Times New Roman" w:cs="Times New Roman"/>
-                <w:kern w:val="0"/>
-                <w:sz w:val="20"/>
-                <w:szCs w:val="20"/>
-                <w:lang w:val="de-DE" w:eastAsia="ja-JP" w:bidi="ar-SA"/>
-              </w:rPr>
-            </w:pPr>
-            <w:r>
-              <w:rPr>
-                <w:rFonts w:eastAsia="Times New Roman" w:cs="Times New Roman"/>
-                <w:kern w:val="0"/>
-                <w:sz w:val="20"/>
-                <w:szCs w:val="20"/>
-                <w:lang w:val="de-DE" w:eastAsia="ja-JP" w:bidi="ar-SA"/>
-              </w:rPr>
-            </w:r>
-          </w:p>
-        </w:tc>
-        <w:tc>
-          <w:tcPr>
-            <w:tcW w:w="4967" w:type="dxa"/>
-            <w:tcBorders/>
-            <w:shd w:color="auto" w:fill="FFF2CC" w:themeFill="accent4" w:themeFillTint="33" w:val="clear"/>
-          </w:tcPr>
-          <w:p>
-            <w:pPr>
-              <w:pStyle w:val="Normal"/>
-              <w:widowControl/>
-              <w:suppressAutoHyphens w:val="true"/>
-              <w:spacing w:before="60" w:after="0"/>
-              <w:rPr>
-                <w:rFonts w:eastAsia="Times New Roman" w:cs="Times New Roman"/>
-                <w:kern w:val="0"/>
-                <w:sz w:val="20"/>
-                <w:szCs w:val="20"/>
-                <w:lang w:val="de-DE" w:eastAsia="ja-JP" w:bidi="ar-SA"/>
-              </w:rPr>
-            </w:pPr>
-            <w:r>
-              <w:rPr>
-                <w:rFonts w:eastAsia="Times New Roman" w:cs="Times New Roman"/>
-                <w:kern w:val="0"/>
-                <w:sz w:val="20"/>
-                <w:szCs w:val="20"/>
-                <w:lang w:val="de-DE" w:eastAsia="ja-JP" w:bidi="ar-SA"/>
-              </w:rPr>
-              <w:t>Design der Backend- und Frontend-Komponenten</w:t>
-            </w:r>
-          </w:p>
-        </w:tc>
-        <w:tc>
-          <w:tcPr>
-            <w:tcW w:w="1979" w:type="dxa"/>
-            <w:tcBorders/>
-            <w:shd w:color="auto" w:fill="FFF2CC" w:themeFill="accent4" w:themeFillTint="33" w:val="clear"/>
-          </w:tcPr>
-          <w:p>
-            <w:pPr>
-              <w:pStyle w:val="Normal"/>
-              <w:widowControl/>
-              <w:suppressAutoHyphens w:val="true"/>
-              <w:spacing w:before="60" w:after="0"/>
-              <w:rPr>
-                <w:rFonts w:eastAsia="Times New Roman" w:cs="Times New Roman"/>
-                <w:kern w:val="0"/>
-                <w:sz w:val="20"/>
-                <w:szCs w:val="20"/>
-                <w:lang w:val="de-DE" w:eastAsia="ja-JP" w:bidi="ar-SA"/>
-              </w:rPr>
-            </w:pPr>
-            <w:r>
-              <w:rPr>
-                <w:rFonts w:eastAsia="Times New Roman" w:cs="Times New Roman"/>
-                <w:kern w:val="0"/>
-                <w:sz w:val="20"/>
-                <w:szCs w:val="20"/>
-                <w:lang w:val="de-DE" w:eastAsia="ja-JP" w:bidi="ar-SA"/>
-              </w:rPr>
-              <w:t>6h</w:t>
-            </w:r>
-          </w:p>
-        </w:tc>
-      </w:tr>
-      <w:tr>
-        <w:trPr/>
-        <w:tc>
-          <w:tcPr>
-            <w:tcW w:w="2115" w:type="dxa"/>
-            <w:tcBorders/>
-            <w:shd w:color="auto" w:fill="FFF2CC" w:themeFill="accent4" w:themeFillTint="33" w:val="clear"/>
-          </w:tcPr>
-          <w:p>
-            <w:pPr>
-              <w:pStyle w:val="Normal"/>
-              <w:widowControl/>
-              <w:suppressAutoHyphens w:val="true"/>
-              <w:spacing w:before="60" w:after="0"/>
-              <w:rPr>
-                <w:rFonts w:eastAsia="Times New Roman" w:cs="Times New Roman"/>
-                <w:kern w:val="0"/>
-                <w:sz w:val="20"/>
-                <w:szCs w:val="20"/>
-                <w:lang w:val="de-DE" w:eastAsia="ja-JP" w:bidi="ar-SA"/>
-              </w:rPr>
-            </w:pPr>
-            <w:r>
-              <w:rPr>
-                <w:rFonts w:eastAsia="Times New Roman" w:cs="Times New Roman"/>
-                <w:kern w:val="0"/>
-                <w:sz w:val="20"/>
-                <w:szCs w:val="20"/>
-                <w:lang w:val="de-DE" w:eastAsia="ja-JP" w:bidi="ar-SA"/>
-              </w:rPr>
-            </w:r>
-          </w:p>
-        </w:tc>
-        <w:tc>
-          <w:tcPr>
-            <w:tcW w:w="4967" w:type="dxa"/>
-            <w:tcBorders/>
-            <w:shd w:color="auto" w:fill="FFF2CC" w:themeFill="accent4" w:themeFillTint="33" w:val="clear"/>
-          </w:tcPr>
-          <w:p>
-            <w:pPr>
-              <w:pStyle w:val="Normal"/>
-              <w:widowControl/>
-              <w:suppressAutoHyphens w:val="true"/>
-              <w:spacing w:before="60" w:after="0"/>
-              <w:rPr>
-                <w:rFonts w:eastAsia="Times New Roman" w:cs="Times New Roman"/>
-                <w:kern w:val="0"/>
-                <w:sz w:val="20"/>
-                <w:szCs w:val="20"/>
-                <w:lang w:val="de-DE" w:eastAsia="ja-JP" w:bidi="ar-SA"/>
-              </w:rPr>
-            </w:pPr>
-            <w:r>
-              <w:rPr>
-                <w:rFonts w:eastAsia="Times New Roman" w:cs="Times New Roman"/>
-                <w:kern w:val="0"/>
-                <w:sz w:val="20"/>
-                <w:szCs w:val="20"/>
-                <w:lang w:val="de-DE" w:eastAsia="ja-JP" w:bidi="ar-SA"/>
-              </w:rPr>
-              <w:t>Transpositionslogik</w:t>
-            </w:r>
-          </w:p>
-        </w:tc>
-        <w:tc>
-          <w:tcPr>
-            <w:tcW w:w="1979" w:type="dxa"/>
-            <w:tcBorders/>
-            <w:shd w:color="auto" w:fill="FFF2CC" w:themeFill="accent4" w:themeFillTint="33" w:val="clear"/>
-          </w:tcPr>
-          <w:p>
-            <w:pPr>
-              <w:pStyle w:val="Normal"/>
-              <w:widowControl/>
-              <w:suppressAutoHyphens w:val="true"/>
-              <w:spacing w:before="60" w:after="0"/>
-              <w:rPr>
-                <w:rFonts w:eastAsia="Times New Roman" w:cs="Times New Roman"/>
-                <w:kern w:val="0"/>
-                <w:sz w:val="20"/>
-                <w:szCs w:val="20"/>
-                <w:lang w:val="de-DE" w:eastAsia="ja-JP" w:bidi="ar-SA"/>
-              </w:rPr>
-            </w:pPr>
-            <w:r>
-              <w:rPr>
-                <w:rFonts w:eastAsia="Times New Roman" w:cs="Times New Roman"/>
-                <w:kern w:val="0"/>
-                <w:sz w:val="20"/>
-                <w:szCs w:val="20"/>
-                <w:lang w:val="de-DE" w:eastAsia="ja-JP" w:bidi="ar-SA"/>
-              </w:rPr>
-              <w:t>8h</w:t>
-            </w:r>
-          </w:p>
-        </w:tc>
-      </w:tr>
-      <w:tr>
-        <w:trPr/>
-        <w:tc>
-          <w:tcPr>
-            <w:tcW w:w="2115" w:type="dxa"/>
-            <w:tcBorders/>
-            <w:shd w:color="auto" w:fill="FFF2CC" w:themeFill="accent4" w:themeFillTint="33" w:val="clear"/>
-          </w:tcPr>
-          <w:p>
-            <w:pPr>
-              <w:pStyle w:val="Normal"/>
-              <w:widowControl/>
-              <w:suppressAutoHyphens w:val="true"/>
-              <w:spacing w:before="60" w:after="0"/>
-              <w:rPr>
-                <w:rFonts w:eastAsia="Times New Roman" w:cs="Times New Roman"/>
-                <w:kern w:val="0"/>
-                <w:sz w:val="20"/>
-                <w:szCs w:val="20"/>
-                <w:lang w:val="de-DE" w:eastAsia="ja-JP" w:bidi="ar-SA"/>
-              </w:rPr>
-            </w:pPr>
-            <w:r>
-              <w:rPr>
-                <w:rFonts w:eastAsia="Times New Roman" w:cs="Times New Roman"/>
-                <w:kern w:val="0"/>
-                <w:sz w:val="20"/>
-                <w:szCs w:val="20"/>
-                <w:lang w:val="de-DE" w:eastAsia="ja-JP" w:bidi="ar-SA"/>
-              </w:rPr>
-            </w:r>
-          </w:p>
-        </w:tc>
-        <w:tc>
-          <w:tcPr>
-            <w:tcW w:w="4967" w:type="dxa"/>
-            <w:tcBorders/>
-            <w:shd w:color="auto" w:fill="FFF2CC" w:themeFill="accent4" w:themeFillTint="33" w:val="clear"/>
-          </w:tcPr>
-          <w:p>
-            <w:pPr>
-              <w:pStyle w:val="Normal"/>
-              <w:widowControl/>
-              <w:suppressAutoHyphens w:val="true"/>
-              <w:spacing w:before="60" w:after="0"/>
-              <w:rPr>
-                <w:rFonts w:eastAsia="Times New Roman" w:cs="Times New Roman"/>
-                <w:kern w:val="0"/>
-                <w:sz w:val="20"/>
-                <w:szCs w:val="20"/>
-                <w:lang w:val="de-DE" w:eastAsia="ja-JP" w:bidi="ar-SA"/>
-              </w:rPr>
-            </w:pPr>
-            <w:r>
-              <w:rPr>
-                <w:rFonts w:eastAsia="Times New Roman" w:cs="Times New Roman"/>
-                <w:kern w:val="0"/>
-                <w:sz w:val="20"/>
-                <w:szCs w:val="20"/>
-                <w:lang w:val="de-DE" w:eastAsia="ja-JP" w:bidi="ar-SA"/>
-              </w:rPr>
-              <w:t>Testmatrix &amp; Testkonzept</w:t>
-            </w:r>
-          </w:p>
-        </w:tc>
-        <w:tc>
-          <w:tcPr>
-            <w:tcW w:w="1979" w:type="dxa"/>
-            <w:tcBorders/>
-            <w:shd w:color="auto" w:fill="FFF2CC" w:themeFill="accent4" w:themeFillTint="33" w:val="clear"/>
-          </w:tcPr>
-          <w:p>
-            <w:pPr>
-              <w:pStyle w:val="Normal"/>
-              <w:widowControl/>
-              <w:suppressAutoHyphens w:val="true"/>
-              <w:spacing w:before="60" w:after="0"/>
-              <w:rPr>
-                <w:rFonts w:eastAsia="Times New Roman" w:cs="Times New Roman"/>
-                <w:kern w:val="0"/>
-                <w:sz w:val="20"/>
-                <w:szCs w:val="20"/>
-                <w:lang w:val="de-DE" w:eastAsia="ja-JP" w:bidi="ar-SA"/>
-              </w:rPr>
-            </w:pPr>
-            <w:r>
-              <w:rPr>
-                <w:rFonts w:eastAsia="Times New Roman" w:cs="Times New Roman"/>
-                <w:kern w:val="0"/>
-                <w:sz w:val="20"/>
-                <w:szCs w:val="20"/>
-                <w:lang w:val="de-DE" w:eastAsia="ja-JP" w:bidi="ar-SA"/>
-              </w:rPr>
-              <w:t>4h</w:t>
-            </w:r>
-          </w:p>
-        </w:tc>
-      </w:tr>
-      <w:tr>
-        <w:trPr/>
-        <w:tc>
-          <w:tcPr>
-            <w:tcW w:w="2115" w:type="dxa"/>
-            <w:tcBorders/>
-            <w:shd w:color="auto" w:fill="FFF2CC" w:themeFill="accent4" w:themeFillTint="33" w:val="clear"/>
-          </w:tcPr>
-          <w:p>
-            <w:pPr>
-              <w:pStyle w:val="Normal"/>
-              <w:widowControl/>
-              <w:suppressAutoHyphens w:val="true"/>
-              <w:spacing w:before="60" w:after="0"/>
-              <w:rPr>
-                <w:rFonts w:eastAsia="Times New Roman" w:cs="Times New Roman"/>
-                <w:kern w:val="0"/>
-                <w:sz w:val="20"/>
-                <w:szCs w:val="20"/>
-                <w:lang w:val="de-DE" w:eastAsia="ja-JP" w:bidi="ar-SA"/>
-              </w:rPr>
-            </w:pPr>
-            <w:r>
-              <w:rPr>
-                <w:rFonts w:eastAsia="Times New Roman" w:cs="Times New Roman"/>
-                <w:kern w:val="0"/>
-                <w:sz w:val="20"/>
-                <w:szCs w:val="20"/>
-                <w:lang w:val="de-DE" w:eastAsia="ja-JP" w:bidi="ar-SA"/>
-              </w:rPr>
-            </w:r>
-          </w:p>
-        </w:tc>
-        <w:tc>
-          <w:tcPr>
-            <w:tcW w:w="4967" w:type="dxa"/>
-            <w:tcBorders/>
-            <w:shd w:color="auto" w:fill="FFF2CC" w:themeFill="accent4" w:themeFillTint="33" w:val="clear"/>
-          </w:tcPr>
-          <w:p>
-            <w:pPr>
-              <w:pStyle w:val="Normal"/>
-              <w:widowControl/>
-              <w:suppressAutoHyphens w:val="true"/>
-              <w:spacing w:before="60" w:after="0"/>
-              <w:rPr>
-                <w:rFonts w:eastAsia="Times New Roman" w:cs="Times New Roman"/>
-                <w:kern w:val="0"/>
-                <w:sz w:val="20"/>
-                <w:szCs w:val="20"/>
-                <w:lang w:val="de-DE" w:eastAsia="ja-JP" w:bidi="ar-SA"/>
-              </w:rPr>
-            </w:pPr>
-            <w:r>
-              <w:rPr>
-                <w:rFonts w:eastAsia="Times New Roman" w:cs="Times New Roman"/>
-                <w:kern w:val="0"/>
-                <w:sz w:val="20"/>
-                <w:szCs w:val="20"/>
-                <w:lang w:val="de-DE" w:eastAsia="ja-JP" w:bidi="ar-SA"/>
-              </w:rPr>
-            </w:r>
-          </w:p>
-        </w:tc>
-        <w:tc>
-          <w:tcPr>
-            <w:tcW w:w="1979" w:type="dxa"/>
+            <w:tcW w:w="1975" w:type="dxa"/>
             <w:tcBorders/>
             <w:shd w:color="auto" w:fill="FFF2CC" w:themeFill="accent4" w:themeFillTint="33" w:val="clear"/>
           </w:tcPr>
@@ -6043,6 +5915,377 @@
               <w:suppressAutoHyphens w:val="true"/>
               <w:spacing w:before="60" w:after="0"/>
               <w:jc w:val="end"/>
+              <w:rPr/>
+            </w:pPr>
+            <w:r>
+              <w:rPr>
+                <w:rFonts w:eastAsia="Times New Roman" w:cs="Times New Roman"/>
+                <w:kern w:val="0"/>
+                <w:sz w:val="20"/>
+                <w:szCs w:val="20"/>
+                <w:lang w:val="de-DE" w:eastAsia="ja-JP" w:bidi="ar-SA"/>
+              </w:rPr>
+              <w:t>3h</w:t>
+            </w:r>
+          </w:p>
+        </w:tc>
+      </w:tr>
+      <w:tr>
+        <w:trPr/>
+        <w:tc>
+          <w:tcPr>
+            <w:tcW w:w="2273" w:type="dxa"/>
+            <w:tcBorders/>
+            <w:shd w:color="auto" w:fill="FFF2CC" w:themeFill="accent4" w:themeFillTint="33" w:val="clear"/>
+          </w:tcPr>
+          <w:p>
+            <w:pPr>
+              <w:pStyle w:val="Normal"/>
+              <w:widowControl/>
+              <w:suppressAutoHyphens w:val="true"/>
+              <w:spacing w:before="60" w:after="0"/>
+              <w:rPr>
+                <w:rFonts w:eastAsia="Times New Roman" w:cs="Times New Roman"/>
+                <w:kern w:val="0"/>
+                <w:sz w:val="20"/>
+                <w:szCs w:val="20"/>
+                <w:lang w:val="de-DE" w:eastAsia="ja-JP" w:bidi="ar-SA"/>
+              </w:rPr>
+            </w:pPr>
+            <w:r>
+              <w:rPr>
+                <w:rFonts w:eastAsia="Times New Roman" w:cs="Times New Roman"/>
+                <w:kern w:val="0"/>
+                <w:sz w:val="20"/>
+                <w:szCs w:val="20"/>
+                <w:lang w:val="de-DE" w:eastAsia="ja-JP" w:bidi="ar-SA"/>
+              </w:rPr>
+            </w:r>
+          </w:p>
+        </w:tc>
+        <w:tc>
+          <w:tcPr>
+            <w:tcW w:w="4809" w:type="dxa"/>
+            <w:tcBorders/>
+            <w:shd w:color="auto" w:fill="FFF2CC" w:themeFill="accent4" w:themeFillTint="33" w:val="clear"/>
+          </w:tcPr>
+          <w:p>
+            <w:pPr>
+              <w:pStyle w:val="Normal"/>
+              <w:widowControl/>
+              <w:suppressAutoHyphens w:val="true"/>
+              <w:spacing w:before="60" w:after="0"/>
+              <w:rPr>
+                <w:rFonts w:eastAsia="Times New Roman" w:cs="Times New Roman"/>
+                <w:kern w:val="0"/>
+                <w:sz w:val="20"/>
+                <w:szCs w:val="20"/>
+                <w:lang w:val="de-DE" w:eastAsia="ja-JP" w:bidi="ar-SA"/>
+              </w:rPr>
+            </w:pPr>
+            <w:r>
+              <w:rPr>
+                <w:rFonts w:eastAsia="Times New Roman" w:cs="Times New Roman"/>
+                <w:kern w:val="0"/>
+                <w:sz w:val="20"/>
+                <w:szCs w:val="20"/>
+                <w:lang w:val="de-DE" w:eastAsia="ja-JP" w:bidi="ar-SA"/>
+              </w:rPr>
+              <w:t>Design der Backend- und Frontend-Komponenten</w:t>
+            </w:r>
+          </w:p>
+        </w:tc>
+        <w:tc>
+          <w:tcPr>
+            <w:tcW w:w="1975" w:type="dxa"/>
+            <w:tcBorders/>
+            <w:shd w:color="auto" w:fill="FFF2CC" w:themeFill="accent4" w:themeFillTint="33" w:val="clear"/>
+          </w:tcPr>
+          <w:p>
+            <w:pPr>
+              <w:pStyle w:val="Normal"/>
+              <w:widowControl/>
+              <w:suppressAutoHyphens w:val="true"/>
+              <w:spacing w:before="60" w:after="0"/>
+              <w:jc w:val="end"/>
+              <w:rPr/>
+            </w:pPr>
+            <w:r>
+              <w:rPr>
+                <w:rFonts w:eastAsia="Times New Roman" w:cs="Times New Roman"/>
+                <w:kern w:val="0"/>
+                <w:sz w:val="20"/>
+                <w:szCs w:val="20"/>
+                <w:lang w:val="de-DE" w:eastAsia="ja-JP" w:bidi="ar-SA"/>
+              </w:rPr>
+              <w:t>6h</w:t>
+            </w:r>
+          </w:p>
+        </w:tc>
+      </w:tr>
+      <w:tr>
+        <w:trPr/>
+        <w:tc>
+          <w:tcPr>
+            <w:tcW w:w="2273" w:type="dxa"/>
+            <w:tcBorders/>
+            <w:shd w:color="auto" w:fill="FFF2CC" w:themeFill="accent4" w:themeFillTint="33" w:val="clear"/>
+          </w:tcPr>
+          <w:p>
+            <w:pPr>
+              <w:pStyle w:val="Normal"/>
+              <w:widowControl/>
+              <w:suppressAutoHyphens w:val="true"/>
+              <w:spacing w:before="60" w:after="0"/>
+              <w:rPr>
+                <w:rFonts w:eastAsia="Times New Roman" w:cs="Times New Roman"/>
+                <w:kern w:val="0"/>
+                <w:sz w:val="20"/>
+                <w:szCs w:val="20"/>
+                <w:lang w:val="de-DE" w:eastAsia="ja-JP" w:bidi="ar-SA"/>
+              </w:rPr>
+            </w:pPr>
+            <w:r>
+              <w:rPr>
+                <w:rFonts w:eastAsia="Times New Roman" w:cs="Times New Roman"/>
+                <w:kern w:val="0"/>
+                <w:sz w:val="20"/>
+                <w:szCs w:val="20"/>
+                <w:lang w:val="de-DE" w:eastAsia="ja-JP" w:bidi="ar-SA"/>
+              </w:rPr>
+            </w:r>
+          </w:p>
+        </w:tc>
+        <w:tc>
+          <w:tcPr>
+            <w:tcW w:w="4809" w:type="dxa"/>
+            <w:tcBorders/>
+            <w:shd w:color="auto" w:fill="FFF2CC" w:themeFill="accent4" w:themeFillTint="33" w:val="clear"/>
+          </w:tcPr>
+          <w:p>
+            <w:pPr>
+              <w:pStyle w:val="Normal"/>
+              <w:widowControl/>
+              <w:suppressAutoHyphens w:val="true"/>
+              <w:spacing w:before="60" w:after="0"/>
+              <w:rPr>
+                <w:rFonts w:eastAsia="Times New Roman" w:cs="Times New Roman"/>
+                <w:kern w:val="0"/>
+                <w:sz w:val="20"/>
+                <w:szCs w:val="20"/>
+                <w:lang w:val="de-DE" w:eastAsia="ja-JP" w:bidi="ar-SA"/>
+              </w:rPr>
+            </w:pPr>
+            <w:r>
+              <w:rPr>
+                <w:rFonts w:eastAsia="Times New Roman" w:cs="Times New Roman"/>
+                <w:kern w:val="0"/>
+                <w:sz w:val="20"/>
+                <w:szCs w:val="20"/>
+                <w:lang w:val="de-DE" w:eastAsia="ja-JP" w:bidi="ar-SA"/>
+              </w:rPr>
+              <w:t>Transpositionslogik</w:t>
+            </w:r>
+          </w:p>
+        </w:tc>
+        <w:tc>
+          <w:tcPr>
+            <w:tcW w:w="1975" w:type="dxa"/>
+            <w:tcBorders/>
+            <w:shd w:color="auto" w:fill="FFF2CC" w:themeFill="accent4" w:themeFillTint="33" w:val="clear"/>
+          </w:tcPr>
+          <w:p>
+            <w:pPr>
+              <w:pStyle w:val="Normal"/>
+              <w:widowControl/>
+              <w:suppressAutoHyphens w:val="true"/>
+              <w:spacing w:before="60" w:after="0"/>
+              <w:jc w:val="end"/>
+              <w:rPr/>
+            </w:pPr>
+            <w:r>
+              <w:rPr>
+                <w:rFonts w:eastAsia="Times New Roman" w:cs="Times New Roman"/>
+                <w:kern w:val="0"/>
+                <w:sz w:val="20"/>
+                <w:szCs w:val="20"/>
+                <w:lang w:val="de-DE" w:eastAsia="ja-JP" w:bidi="ar-SA"/>
+              </w:rPr>
+              <w:t>8h</w:t>
+            </w:r>
+          </w:p>
+        </w:tc>
+      </w:tr>
+      <w:tr>
+        <w:trPr/>
+        <w:tc>
+          <w:tcPr>
+            <w:tcW w:w="2273" w:type="dxa"/>
+            <w:tcBorders/>
+            <w:shd w:color="auto" w:fill="FFF2CC" w:themeFill="accent4" w:themeFillTint="33" w:val="clear"/>
+          </w:tcPr>
+          <w:p>
+            <w:pPr>
+              <w:pStyle w:val="Normal"/>
+              <w:widowControl/>
+              <w:suppressAutoHyphens w:val="true"/>
+              <w:spacing w:before="60" w:after="0"/>
+              <w:rPr>
+                <w:rFonts w:eastAsia="Times New Roman" w:cs="Times New Roman"/>
+                <w:kern w:val="0"/>
+                <w:sz w:val="20"/>
+                <w:szCs w:val="20"/>
+                <w:lang w:val="de-DE" w:eastAsia="ja-JP" w:bidi="ar-SA"/>
+              </w:rPr>
+            </w:pPr>
+            <w:r>
+              <w:rPr>
+                <w:rFonts w:eastAsia="Times New Roman" w:cs="Times New Roman"/>
+                <w:kern w:val="0"/>
+                <w:sz w:val="20"/>
+                <w:szCs w:val="20"/>
+                <w:lang w:val="de-DE" w:eastAsia="ja-JP" w:bidi="ar-SA"/>
+              </w:rPr>
+            </w:r>
+          </w:p>
+        </w:tc>
+        <w:tc>
+          <w:tcPr>
+            <w:tcW w:w="4809" w:type="dxa"/>
+            <w:tcBorders/>
+            <w:shd w:color="auto" w:fill="FFF2CC" w:themeFill="accent4" w:themeFillTint="33" w:val="clear"/>
+          </w:tcPr>
+          <w:p>
+            <w:pPr>
+              <w:pStyle w:val="Normal"/>
+              <w:widowControl/>
+              <w:suppressAutoHyphens w:val="true"/>
+              <w:spacing w:before="60" w:after="0"/>
+              <w:rPr>
+                <w:rFonts w:eastAsia="Times New Roman" w:cs="Times New Roman"/>
+                <w:kern w:val="0"/>
+                <w:sz w:val="20"/>
+                <w:szCs w:val="20"/>
+                <w:lang w:val="de-DE" w:eastAsia="ja-JP" w:bidi="ar-SA"/>
+              </w:rPr>
+            </w:pPr>
+            <w:r>
+              <w:rPr>
+                <w:rFonts w:eastAsia="Times New Roman" w:cs="Times New Roman"/>
+                <w:kern w:val="0"/>
+                <w:sz w:val="20"/>
+                <w:szCs w:val="20"/>
+                <w:lang w:val="de-DE" w:eastAsia="ja-JP" w:bidi="ar-SA"/>
+              </w:rPr>
+              <w:t>Testmatrix &amp; Testkonzept</w:t>
+            </w:r>
+          </w:p>
+        </w:tc>
+        <w:tc>
+          <w:tcPr>
+            <w:tcW w:w="1975" w:type="dxa"/>
+            <w:tcBorders/>
+            <w:shd w:color="auto" w:fill="FFF2CC" w:themeFill="accent4" w:themeFillTint="33" w:val="clear"/>
+          </w:tcPr>
+          <w:p>
+            <w:pPr>
+              <w:pStyle w:val="Normal"/>
+              <w:widowControl/>
+              <w:suppressAutoHyphens w:val="true"/>
+              <w:spacing w:before="60" w:after="0"/>
+              <w:jc w:val="end"/>
+              <w:rPr/>
+            </w:pPr>
+            <w:r>
+              <w:rPr>
+                <w:rFonts w:eastAsia="Times New Roman" w:cs="Times New Roman"/>
+                <w:kern w:val="0"/>
+                <w:sz w:val="20"/>
+                <w:szCs w:val="20"/>
+                <w:lang w:val="de-DE" w:eastAsia="ja-JP" w:bidi="ar-SA"/>
+              </w:rPr>
+              <w:t>4h</w:t>
+            </w:r>
+          </w:p>
+        </w:tc>
+      </w:tr>
+      <w:tr>
+        <w:trPr/>
+        <w:tc>
+          <w:tcPr>
+            <w:tcW w:w="2273" w:type="dxa"/>
+            <w:tcBorders/>
+            <w:shd w:color="auto" w:fill="FFF2CC" w:themeFill="accent4" w:themeFillTint="33" w:val="clear"/>
+          </w:tcPr>
+          <w:p>
+            <w:pPr>
+              <w:pStyle w:val="Normal"/>
+              <w:widowControl/>
+              <w:suppressAutoHyphens w:val="true"/>
+              <w:spacing w:before="60" w:after="0"/>
+              <w:rPr>
+                <w:rFonts w:eastAsia="Times New Roman" w:cs="Times New Roman"/>
+                <w:kern w:val="0"/>
+                <w:sz w:val="20"/>
+                <w:szCs w:val="20"/>
+                <w:lang w:val="de-DE" w:eastAsia="ja-JP" w:bidi="ar-SA"/>
+              </w:rPr>
+            </w:pPr>
+            <w:r>
+              <w:rPr>
+                <w:rFonts w:eastAsia="Times New Roman" w:cs="Times New Roman"/>
+                <w:kern w:val="0"/>
+                <w:sz w:val="20"/>
+                <w:szCs w:val="20"/>
+                <w:lang w:val="de-DE" w:eastAsia="ja-JP" w:bidi="ar-SA"/>
+              </w:rPr>
+            </w:r>
+          </w:p>
+        </w:tc>
+        <w:tc>
+          <w:tcPr>
+            <w:tcW w:w="4809" w:type="dxa"/>
+            <w:tcBorders/>
+            <w:shd w:color="auto" w:fill="FFF2CC" w:themeFill="accent4" w:themeFillTint="33" w:val="clear"/>
+          </w:tcPr>
+          <w:p>
+            <w:pPr>
+              <w:pStyle w:val="Normal"/>
+              <w:widowControl/>
+              <w:suppressAutoHyphens w:val="true"/>
+              <w:spacing w:before="60" w:after="0"/>
+              <w:rPr>
+                <w:rFonts w:eastAsia="Times New Roman" w:cs="Times New Roman"/>
+                <w:kern w:val="0"/>
+                <w:sz w:val="20"/>
+                <w:szCs w:val="20"/>
+                <w:lang w:val="de-DE" w:eastAsia="ja-JP" w:bidi="ar-SA"/>
+              </w:rPr>
+            </w:pPr>
+            <w:r>
+              <w:rPr>
+                <w:rFonts w:eastAsia="Times New Roman" w:cs="Times New Roman"/>
+                <w:kern w:val="0"/>
+                <w:sz w:val="20"/>
+                <w:szCs w:val="20"/>
+                <w:lang w:val="de-DE" w:eastAsia="ja-JP" w:bidi="ar-SA"/>
+              </w:rPr>
+            </w:r>
+          </w:p>
+        </w:tc>
+        <w:tc>
+          <w:tcPr>
+            <w:tcW w:w="1975" w:type="dxa"/>
+            <w:tcBorders/>
+            <w:shd w:color="auto" w:fill="FFF2CC" w:themeFill="accent4" w:themeFillTint="33" w:val="clear"/>
+          </w:tcPr>
+          <w:p>
+            <w:pPr>
+              <w:pStyle w:val="Normal"/>
+              <w:widowControl/>
+              <w:suppressAutoHyphens w:val="true"/>
+              <w:spacing w:before="60" w:after="0"/>
+              <w:jc w:val="end"/>
               <w:rPr>
                 <w:b/>
                 <w:bCs/>
@@ -6067,7 +6310,7 @@
         <w:trPr/>
         <w:tc>
           <w:tcPr>
-            <w:tcW w:w="2115" w:type="dxa"/>
+            <w:tcW w:w="2273" w:type="dxa"/>
             <w:tcBorders/>
             <w:shd w:color="auto" w:fill="FBE4D5" w:themeFill="accent2" w:themeFillTint="33" w:val="clear"/>
           </w:tcPr>
@@ -6099,7 +6342,7 @@
         </w:tc>
         <w:tc>
           <w:tcPr>
-            <w:tcW w:w="4967" w:type="dxa"/>
+            <w:tcW w:w="4809" w:type="dxa"/>
             <w:tcBorders/>
             <w:shd w:color="auto" w:fill="FBE4D5" w:themeFill="accent2" w:themeFillTint="33" w:val="clear"/>
           </w:tcPr>
@@ -6130,7 +6373,7 @@
         </w:tc>
         <w:tc>
           <w:tcPr>
-            <w:tcW w:w="1979" w:type="dxa"/>
+            <w:tcW w:w="1975" w:type="dxa"/>
             <w:tcBorders/>
             <w:shd w:color="auto" w:fill="FBE4D5" w:themeFill="accent2" w:themeFillTint="33" w:val="clear"/>
           </w:tcPr>
@@ -6158,7 +6401,7 @@
         <w:trPr/>
         <w:tc>
           <w:tcPr>
-            <w:tcW w:w="2115" w:type="dxa"/>
+            <w:tcW w:w="2273" w:type="dxa"/>
             <w:tcBorders/>
             <w:shd w:color="auto" w:fill="FBE4D5" w:themeFill="accent2" w:themeFillTint="33" w:val="clear"/>
           </w:tcPr>
@@ -6189,7 +6432,7 @@
         </w:tc>
         <w:tc>
           <w:tcPr>
-            <w:tcW w:w="4967" w:type="dxa"/>
+            <w:tcW w:w="4809" w:type="dxa"/>
             <w:tcBorders/>
             <w:shd w:color="auto" w:fill="FBE4D5" w:themeFill="accent2" w:themeFillTint="33" w:val="clear"/>
           </w:tcPr>
@@ -6221,496 +6464,7 @@
         </w:tc>
         <w:tc>
           <w:tcPr>
-            <w:tcW w:w="1979" w:type="dxa"/>
-            <w:tcBorders/>
-            <w:shd w:color="auto" w:fill="FBE4D5" w:themeFill="accent2" w:themeFillTint="33" w:val="clear"/>
-          </w:tcPr>
-          <w:p>
-            <w:pPr>
-              <w:pStyle w:val="Normal"/>
-              <w:widowControl/>
-              <w:suppressAutoHyphens w:val="true"/>
-              <w:spacing w:before="60" w:after="0"/>
-              <w:rPr>
-                <w:rFonts w:eastAsia="Times New Roman" w:cs="Times New Roman"/>
-                <w:kern w:val="0"/>
-                <w:sz w:val="20"/>
-                <w:szCs w:val="20"/>
-                <w:lang w:val="de-DE" w:eastAsia="ja-JP" w:bidi="ar-SA"/>
-              </w:rPr>
-            </w:pPr>
-            <w:r>
-              <w:rPr>
-                <w:rFonts w:eastAsia="Times New Roman" w:cs="Times New Roman"/>
-                <w:kern w:val="0"/>
-                <w:sz w:val="20"/>
-                <w:szCs w:val="20"/>
-                <w:lang w:val="de-DE" w:eastAsia="ja-JP" w:bidi="ar-SA"/>
-              </w:rPr>
-              <w:t>5h</w:t>
-            </w:r>
-          </w:p>
-        </w:tc>
-      </w:tr>
-      <w:tr>
-        <w:trPr/>
-        <w:tc>
-          <w:tcPr>
-            <w:tcW w:w="2115" w:type="dxa"/>
-            <w:tcBorders/>
-            <w:shd w:color="auto" w:fill="FBE4D5" w:themeFill="accent2" w:themeFillTint="33" w:val="clear"/>
-          </w:tcPr>
-          <w:p>
-            <w:pPr>
-              <w:pStyle w:val="Normal"/>
-              <w:widowControl/>
-              <w:suppressAutoHyphens w:val="true"/>
-              <w:spacing w:before="60" w:after="0"/>
-              <w:rPr>
-                <w:rFonts w:eastAsia="Times New Roman" w:cs="Times New Roman"/>
-                <w:kern w:val="0"/>
-                <w:sz w:val="20"/>
-                <w:szCs w:val="20"/>
-                <w:lang w:val="de-DE" w:eastAsia="ja-JP" w:bidi="ar-SA"/>
-              </w:rPr>
-            </w:pPr>
-            <w:r>
-              <w:rPr>
-                <w:rFonts w:eastAsia="Times New Roman" w:cs="Times New Roman"/>
-                <w:kern w:val="0"/>
-                <w:sz w:val="20"/>
-                <w:szCs w:val="20"/>
-                <w:lang w:val="de-DE" w:eastAsia="ja-JP" w:bidi="ar-SA"/>
-              </w:rPr>
-            </w:r>
-          </w:p>
-        </w:tc>
-        <w:tc>
-          <w:tcPr>
-            <w:tcW w:w="4967" w:type="dxa"/>
-            <w:tcBorders/>
-            <w:shd w:color="auto" w:fill="FBE4D5" w:themeFill="accent2" w:themeFillTint="33" w:val="clear"/>
-          </w:tcPr>
-          <w:p>
-            <w:pPr>
-              <w:pStyle w:val="Normal"/>
-              <w:widowControl/>
-              <w:suppressAutoHyphens w:val="true"/>
-              <w:spacing w:before="60" w:after="0"/>
-              <w:rPr>
-                <w:rFonts w:eastAsia="Times New Roman" w:cs="Times New Roman"/>
-                <w:kern w:val="0"/>
-                <w:sz w:val="20"/>
-                <w:szCs w:val="20"/>
-                <w:lang w:val="de-DE" w:eastAsia="ja-JP" w:bidi="ar-SA"/>
-              </w:rPr>
-            </w:pPr>
-            <w:r>
-              <w:rPr>
-                <w:rFonts w:eastAsia="Times New Roman" w:cs="Times New Roman"/>
-                <w:kern w:val="0"/>
-                <w:sz w:val="20"/>
-                <w:szCs w:val="20"/>
-                <w:lang w:val="de-DE" w:eastAsia="ja-JP" w:bidi="ar-SA"/>
-              </w:rPr>
-              <w:t>Datentransformation</w:t>
-            </w:r>
-          </w:p>
-        </w:tc>
-        <w:tc>
-          <w:tcPr>
-            <w:tcW w:w="1979" w:type="dxa"/>
-            <w:tcBorders/>
-            <w:shd w:color="auto" w:fill="FBE4D5" w:themeFill="accent2" w:themeFillTint="33" w:val="clear"/>
-          </w:tcPr>
-          <w:p>
-            <w:pPr>
-              <w:pStyle w:val="Normal"/>
-              <w:widowControl/>
-              <w:suppressAutoHyphens w:val="true"/>
-              <w:spacing w:before="60" w:after="0"/>
-              <w:rPr>
-                <w:rFonts w:eastAsia="Times New Roman" w:cs="Times New Roman"/>
-                <w:kern w:val="0"/>
-                <w:sz w:val="20"/>
-                <w:szCs w:val="20"/>
-                <w:lang w:val="de-DE" w:eastAsia="ja-JP" w:bidi="ar-SA"/>
-              </w:rPr>
-            </w:pPr>
-            <w:r>
-              <w:rPr>
-                <w:rFonts w:eastAsia="Times New Roman" w:cs="Times New Roman"/>
-                <w:kern w:val="0"/>
-                <w:sz w:val="20"/>
-                <w:szCs w:val="20"/>
-                <w:lang w:val="de-DE" w:eastAsia="ja-JP" w:bidi="ar-SA"/>
-              </w:rPr>
-              <w:t>10h</w:t>
-            </w:r>
-          </w:p>
-        </w:tc>
-      </w:tr>
-      <w:tr>
-        <w:trPr/>
-        <w:tc>
-          <w:tcPr>
-            <w:tcW w:w="2115" w:type="dxa"/>
-            <w:tcBorders/>
-            <w:shd w:color="auto" w:fill="FBE4D5" w:themeFill="accent2" w:themeFillTint="33" w:val="clear"/>
-          </w:tcPr>
-          <w:p>
-            <w:pPr>
-              <w:pStyle w:val="Normal"/>
-              <w:widowControl/>
-              <w:suppressAutoHyphens w:val="true"/>
-              <w:spacing w:before="60" w:after="0"/>
-              <w:rPr>
-                <w:rFonts w:eastAsia="Times New Roman" w:cs="Times New Roman"/>
-                <w:kern w:val="0"/>
-                <w:sz w:val="20"/>
-                <w:szCs w:val="20"/>
-                <w:lang w:val="de-DE" w:eastAsia="ja-JP" w:bidi="ar-SA"/>
-              </w:rPr>
-            </w:pPr>
-            <w:r>
-              <w:rPr>
-                <w:rFonts w:eastAsia="Times New Roman" w:cs="Times New Roman"/>
-                <w:kern w:val="0"/>
-                <w:sz w:val="20"/>
-                <w:szCs w:val="20"/>
-                <w:lang w:val="de-DE" w:eastAsia="ja-JP" w:bidi="ar-SA"/>
-              </w:rPr>
-            </w:r>
-          </w:p>
-        </w:tc>
-        <w:tc>
-          <w:tcPr>
-            <w:tcW w:w="4967" w:type="dxa"/>
-            <w:tcBorders/>
-            <w:shd w:color="auto" w:fill="FBE4D5" w:themeFill="accent2" w:themeFillTint="33" w:val="clear"/>
-          </w:tcPr>
-          <w:p>
-            <w:pPr>
-              <w:pStyle w:val="Normal"/>
-              <w:widowControl/>
-              <w:suppressAutoHyphens w:val="true"/>
-              <w:spacing w:before="60" w:after="0"/>
-              <w:rPr>
-                <w:rFonts w:eastAsia="Times New Roman" w:cs="Times New Roman"/>
-                <w:kern w:val="0"/>
-                <w:sz w:val="20"/>
-                <w:szCs w:val="20"/>
-                <w:lang w:val="de-DE" w:eastAsia="ja-JP" w:bidi="ar-SA"/>
-              </w:rPr>
-            </w:pPr>
-            <w:r>
-              <w:rPr>
-                <w:rFonts w:eastAsia="Times New Roman" w:cs="Times New Roman"/>
-                <w:kern w:val="0"/>
-                <w:sz w:val="20"/>
-                <w:szCs w:val="20"/>
-                <w:lang w:val="de-DE" w:eastAsia="ja-JP" w:bidi="ar-SA"/>
-              </w:rPr>
-              <w:t>Entwicklung der generischen Tabelle</w:t>
-            </w:r>
-          </w:p>
-        </w:tc>
-        <w:tc>
-          <w:tcPr>
-            <w:tcW w:w="1979" w:type="dxa"/>
-            <w:tcBorders/>
-            <w:shd w:color="auto" w:fill="FBE4D5" w:themeFill="accent2" w:themeFillTint="33" w:val="clear"/>
-          </w:tcPr>
-          <w:p>
-            <w:pPr>
-              <w:pStyle w:val="Normal"/>
-              <w:widowControl/>
-              <w:suppressAutoHyphens w:val="true"/>
-              <w:spacing w:before="60" w:after="0"/>
-              <w:rPr>
-                <w:rFonts w:eastAsia="Times New Roman" w:cs="Times New Roman"/>
-                <w:kern w:val="0"/>
-                <w:sz w:val="20"/>
-                <w:szCs w:val="20"/>
-                <w:lang w:val="de-DE" w:eastAsia="ja-JP" w:bidi="ar-SA"/>
-              </w:rPr>
-            </w:pPr>
-            <w:r>
-              <w:rPr>
-                <w:rFonts w:eastAsia="Times New Roman" w:cs="Times New Roman"/>
-                <w:kern w:val="0"/>
-                <w:sz w:val="20"/>
-                <w:szCs w:val="20"/>
-                <w:lang w:val="de-DE" w:eastAsia="ja-JP" w:bidi="ar-SA"/>
-              </w:rPr>
-              <w:t>9h</w:t>
-            </w:r>
-          </w:p>
-        </w:tc>
-      </w:tr>
-      <w:tr>
-        <w:trPr/>
-        <w:tc>
-          <w:tcPr>
-            <w:tcW w:w="2115" w:type="dxa"/>
-            <w:tcBorders/>
-            <w:shd w:color="auto" w:fill="FBE4D5" w:themeFill="accent2" w:themeFillTint="33" w:val="clear"/>
-          </w:tcPr>
-          <w:p>
-            <w:pPr>
-              <w:pStyle w:val="Normal"/>
-              <w:widowControl/>
-              <w:suppressAutoHyphens w:val="true"/>
-              <w:spacing w:before="60" w:after="0"/>
-              <w:rPr>
-                <w:rFonts w:eastAsia="Times New Roman" w:cs="Times New Roman"/>
-                <w:kern w:val="0"/>
-                <w:sz w:val="20"/>
-                <w:szCs w:val="20"/>
-                <w:lang w:val="de-DE" w:eastAsia="ja-JP" w:bidi="ar-SA"/>
-              </w:rPr>
-            </w:pPr>
-            <w:r>
-              <w:rPr>
-                <w:rFonts w:eastAsia="Times New Roman" w:cs="Times New Roman"/>
-                <w:kern w:val="0"/>
-                <w:sz w:val="20"/>
-                <w:szCs w:val="20"/>
-                <w:lang w:val="de-DE" w:eastAsia="ja-JP" w:bidi="ar-SA"/>
-              </w:rPr>
-            </w:r>
-          </w:p>
-        </w:tc>
-        <w:tc>
-          <w:tcPr>
-            <w:tcW w:w="4967" w:type="dxa"/>
-            <w:tcBorders/>
-            <w:shd w:color="auto" w:fill="FBE4D5" w:themeFill="accent2" w:themeFillTint="33" w:val="clear"/>
-          </w:tcPr>
-          <w:p>
-            <w:pPr>
-              <w:pStyle w:val="Normal"/>
-              <w:widowControl/>
-              <w:suppressAutoHyphens w:val="true"/>
-              <w:spacing w:before="60" w:after="0"/>
-              <w:rPr>
-                <w:rFonts w:eastAsia="Times New Roman" w:cs="Times New Roman"/>
-                <w:kern w:val="0"/>
-                <w:sz w:val="20"/>
-                <w:szCs w:val="20"/>
-                <w:lang w:val="de-DE" w:eastAsia="ja-JP" w:bidi="ar-SA"/>
-              </w:rPr>
-            </w:pPr>
-            <w:r>
-              <w:rPr>
-                <w:rFonts w:eastAsia="Times New Roman" w:cs="Times New Roman"/>
-                <w:kern w:val="0"/>
-                <w:sz w:val="20"/>
-                <w:szCs w:val="20"/>
-                <w:lang w:val="de-DE" w:eastAsia="ja-JP" w:bidi="ar-SA"/>
-              </w:rPr>
-              <w:t>Aufklappfunktion der Tabellenzeilen</w:t>
-            </w:r>
-          </w:p>
-        </w:tc>
-        <w:tc>
-          <w:tcPr>
-            <w:tcW w:w="1979" w:type="dxa"/>
-            <w:tcBorders/>
-            <w:shd w:color="auto" w:fill="FBE4D5" w:themeFill="accent2" w:themeFillTint="33" w:val="clear"/>
-          </w:tcPr>
-          <w:p>
-            <w:pPr>
-              <w:pStyle w:val="Normal"/>
-              <w:widowControl/>
-              <w:suppressAutoHyphens w:val="true"/>
-              <w:spacing w:before="60" w:after="0"/>
-              <w:rPr>
-                <w:rFonts w:eastAsia="Times New Roman" w:cs="Times New Roman"/>
-                <w:kern w:val="0"/>
-                <w:sz w:val="20"/>
-                <w:szCs w:val="20"/>
-                <w:lang w:val="de-DE" w:eastAsia="ja-JP" w:bidi="ar-SA"/>
-              </w:rPr>
-            </w:pPr>
-            <w:r>
-              <w:rPr>
-                <w:rFonts w:eastAsia="Times New Roman" w:cs="Times New Roman"/>
-                <w:kern w:val="0"/>
-                <w:sz w:val="20"/>
-                <w:szCs w:val="20"/>
-                <w:lang w:val="de-DE" w:eastAsia="ja-JP" w:bidi="ar-SA"/>
-              </w:rPr>
-              <w:t>4h</w:t>
-            </w:r>
-          </w:p>
-        </w:tc>
-      </w:tr>
-      <w:tr>
-        <w:trPr/>
-        <w:tc>
-          <w:tcPr>
-            <w:tcW w:w="2115" w:type="dxa"/>
-            <w:tcBorders/>
-            <w:shd w:color="auto" w:fill="FBE4D5" w:themeFill="accent2" w:themeFillTint="33" w:val="clear"/>
-          </w:tcPr>
-          <w:p>
-            <w:pPr>
-              <w:pStyle w:val="Normal"/>
-              <w:widowControl/>
-              <w:suppressAutoHyphens w:val="true"/>
-              <w:spacing w:before="60" w:after="0"/>
-              <w:rPr>
-                <w:rFonts w:eastAsia="Times New Roman" w:cs="Times New Roman"/>
-                <w:kern w:val="0"/>
-                <w:sz w:val="20"/>
-                <w:szCs w:val="20"/>
-                <w:lang w:val="de-DE" w:eastAsia="ja-JP" w:bidi="ar-SA"/>
-              </w:rPr>
-            </w:pPr>
-            <w:r>
-              <w:rPr>
-                <w:rFonts w:eastAsia="Times New Roman" w:cs="Times New Roman"/>
-                <w:kern w:val="0"/>
-                <w:sz w:val="20"/>
-                <w:szCs w:val="20"/>
-                <w:lang w:val="de-DE" w:eastAsia="ja-JP" w:bidi="ar-SA"/>
-              </w:rPr>
-            </w:r>
-          </w:p>
-        </w:tc>
-        <w:tc>
-          <w:tcPr>
-            <w:tcW w:w="4967" w:type="dxa"/>
-            <w:tcBorders/>
-            <w:shd w:color="auto" w:fill="FBE4D5" w:themeFill="accent2" w:themeFillTint="33" w:val="clear"/>
-          </w:tcPr>
-          <w:p>
-            <w:pPr>
-              <w:pStyle w:val="Normal"/>
-              <w:widowControl/>
-              <w:suppressAutoHyphens w:val="true"/>
-              <w:spacing w:before="60" w:after="0"/>
-              <w:rPr>
-                <w:rFonts w:eastAsia="Times New Roman" w:cs="Times New Roman"/>
-                <w:kern w:val="0"/>
-                <w:sz w:val="20"/>
-                <w:szCs w:val="20"/>
-                <w:lang w:val="de-DE" w:eastAsia="ja-JP" w:bidi="ar-SA"/>
-              </w:rPr>
-            </w:pPr>
-            <w:r>
-              <w:rPr>
-                <w:rFonts w:eastAsia="Times New Roman" w:cs="Times New Roman"/>
-                <w:kern w:val="0"/>
-                <w:sz w:val="20"/>
-                <w:szCs w:val="20"/>
-                <w:lang w:val="de-DE" w:eastAsia="ja-JP" w:bidi="ar-SA"/>
-              </w:rPr>
-              <w:t>Werteangleichung über SMART-Komponenten</w:t>
-            </w:r>
-          </w:p>
-        </w:tc>
-        <w:tc>
-          <w:tcPr>
-            <w:tcW w:w="1979" w:type="dxa"/>
-            <w:tcBorders/>
-            <w:shd w:color="auto" w:fill="FBE4D5" w:themeFill="accent2" w:themeFillTint="33" w:val="clear"/>
-          </w:tcPr>
-          <w:p>
-            <w:pPr>
-              <w:pStyle w:val="Normal"/>
-              <w:widowControl/>
-              <w:suppressAutoHyphens w:val="true"/>
-              <w:spacing w:before="60" w:after="0"/>
-              <w:rPr>
-                <w:rFonts w:eastAsia="Times New Roman" w:cs="Times New Roman"/>
-                <w:kern w:val="0"/>
-                <w:sz w:val="20"/>
-                <w:szCs w:val="20"/>
-                <w:lang w:val="de-DE" w:eastAsia="ja-JP" w:bidi="ar-SA"/>
-              </w:rPr>
-            </w:pPr>
-            <w:r>
-              <w:rPr>
-                <w:rFonts w:eastAsia="Times New Roman" w:cs="Times New Roman"/>
-                <w:kern w:val="0"/>
-                <w:sz w:val="20"/>
-                <w:szCs w:val="20"/>
-                <w:lang w:val="de-DE" w:eastAsia="ja-JP" w:bidi="ar-SA"/>
-              </w:rPr>
-              <w:t>5h</w:t>
-            </w:r>
-          </w:p>
-        </w:tc>
-      </w:tr>
-      <w:tr>
-        <w:trPr/>
-        <w:tc>
-          <w:tcPr>
-            <w:tcW w:w="2115" w:type="dxa"/>
-            <w:tcBorders/>
-            <w:shd w:color="auto" w:fill="FBE4D5" w:themeFill="accent2" w:themeFillTint="33" w:val="clear"/>
-          </w:tcPr>
-          <w:p>
-            <w:pPr>
-              <w:pStyle w:val="Normal"/>
-              <w:widowControl/>
-              <w:suppressAutoHyphens w:val="true"/>
-              <w:spacing w:before="60" w:after="0"/>
-              <w:rPr>
-                <w:rFonts w:eastAsia="Times New Roman" w:cs="Times New Roman"/>
-                <w:kern w:val="0"/>
-                <w:sz w:val="20"/>
-                <w:szCs w:val="20"/>
-                <w:lang w:val="de-DE" w:eastAsia="ja-JP" w:bidi="ar-SA"/>
-              </w:rPr>
-            </w:pPr>
-            <w:r>
-              <w:rPr>
-                <w:rFonts w:eastAsia="Times New Roman" w:cs="Times New Roman"/>
-                <w:kern w:val="0"/>
-                <w:sz w:val="20"/>
-                <w:szCs w:val="20"/>
-                <w:lang w:val="de-DE" w:eastAsia="ja-JP" w:bidi="ar-SA"/>
-              </w:rPr>
-            </w:r>
-          </w:p>
-        </w:tc>
-        <w:tc>
-          <w:tcPr>
-            <w:tcW w:w="4967" w:type="dxa"/>
-            <w:tcBorders/>
-            <w:shd w:color="auto" w:fill="FBE4D5" w:themeFill="accent2" w:themeFillTint="33" w:val="clear"/>
-          </w:tcPr>
-          <w:p>
-            <w:pPr>
-              <w:pStyle w:val="Normal"/>
-              <w:widowControl/>
-              <w:suppressAutoHyphens w:val="true"/>
-              <w:spacing w:before="60" w:after="0"/>
-              <w:rPr>
-                <w:rFonts w:eastAsia="Times New Roman" w:cs="Times New Roman"/>
-                <w:kern w:val="0"/>
-                <w:sz w:val="20"/>
-                <w:szCs w:val="20"/>
-                <w:lang w:val="de-DE" w:eastAsia="ja-JP" w:bidi="ar-SA"/>
-              </w:rPr>
-            </w:pPr>
-            <w:r>
-              <w:rPr>
-                <w:rFonts w:eastAsia="Times New Roman" w:cs="Times New Roman"/>
-                <w:kern w:val="0"/>
-                <w:sz w:val="20"/>
-                <w:szCs w:val="20"/>
-                <w:lang w:val="de-DE" w:eastAsia="ja-JP" w:bidi="ar-SA"/>
-              </w:rPr>
-            </w:r>
-          </w:p>
-        </w:tc>
-        <w:tc>
-          <w:tcPr>
-            <w:tcW w:w="1979" w:type="dxa"/>
+            <w:tcW w:w="1975" w:type="dxa"/>
             <w:tcBorders/>
             <w:shd w:color="auto" w:fill="FBE4D5" w:themeFill="accent2" w:themeFillTint="33" w:val="clear"/>
           </w:tcPr>
@@ -6721,6 +6475,470 @@
               <w:suppressAutoHyphens w:val="true"/>
               <w:spacing w:before="60" w:after="0"/>
               <w:jc w:val="end"/>
+              <w:rPr/>
+            </w:pPr>
+            <w:r>
+              <w:rPr>
+                <w:rFonts w:eastAsia="Times New Roman" w:cs="Times New Roman"/>
+                <w:kern w:val="0"/>
+                <w:sz w:val="20"/>
+                <w:szCs w:val="20"/>
+                <w:lang w:val="de-DE" w:eastAsia="ja-JP" w:bidi="ar-SA"/>
+              </w:rPr>
+              <w:t>5h</w:t>
+            </w:r>
+          </w:p>
+        </w:tc>
+      </w:tr>
+      <w:tr>
+        <w:trPr/>
+        <w:tc>
+          <w:tcPr>
+            <w:tcW w:w="2273" w:type="dxa"/>
+            <w:tcBorders/>
+            <w:shd w:color="auto" w:fill="FBE4D5" w:themeFill="accent2" w:themeFillTint="33" w:val="clear"/>
+          </w:tcPr>
+          <w:p>
+            <w:pPr>
+              <w:pStyle w:val="Normal"/>
+              <w:widowControl/>
+              <w:suppressAutoHyphens w:val="true"/>
+              <w:spacing w:before="60" w:after="0"/>
+              <w:rPr>
+                <w:rFonts w:eastAsia="Times New Roman" w:cs="Times New Roman"/>
+                <w:kern w:val="0"/>
+                <w:sz w:val="20"/>
+                <w:szCs w:val="20"/>
+                <w:lang w:val="de-DE" w:eastAsia="ja-JP" w:bidi="ar-SA"/>
+              </w:rPr>
+            </w:pPr>
+            <w:r>
+              <w:rPr>
+                <w:rFonts w:eastAsia="Times New Roman" w:cs="Times New Roman"/>
+                <w:kern w:val="0"/>
+                <w:sz w:val="20"/>
+                <w:szCs w:val="20"/>
+                <w:lang w:val="de-DE" w:eastAsia="ja-JP" w:bidi="ar-SA"/>
+              </w:rPr>
+            </w:r>
+          </w:p>
+        </w:tc>
+        <w:tc>
+          <w:tcPr>
+            <w:tcW w:w="4809" w:type="dxa"/>
+            <w:tcBorders/>
+            <w:shd w:color="auto" w:fill="FBE4D5" w:themeFill="accent2" w:themeFillTint="33" w:val="clear"/>
+          </w:tcPr>
+          <w:p>
+            <w:pPr>
+              <w:pStyle w:val="Normal"/>
+              <w:widowControl/>
+              <w:suppressAutoHyphens w:val="true"/>
+              <w:spacing w:before="60" w:after="0"/>
+              <w:rPr>
+                <w:rFonts w:eastAsia="Times New Roman" w:cs="Times New Roman"/>
+                <w:kern w:val="0"/>
+                <w:sz w:val="20"/>
+                <w:szCs w:val="20"/>
+                <w:lang w:val="de-DE" w:eastAsia="ja-JP" w:bidi="ar-SA"/>
+              </w:rPr>
+            </w:pPr>
+            <w:r>
+              <w:rPr>
+                <w:rFonts w:eastAsia="Times New Roman" w:cs="Times New Roman"/>
+                <w:kern w:val="0"/>
+                <w:sz w:val="20"/>
+                <w:szCs w:val="20"/>
+                <w:lang w:val="de-DE" w:eastAsia="ja-JP" w:bidi="ar-SA"/>
+              </w:rPr>
+              <w:t>Datentransformation</w:t>
+            </w:r>
+          </w:p>
+        </w:tc>
+        <w:tc>
+          <w:tcPr>
+            <w:tcW w:w="1975" w:type="dxa"/>
+            <w:tcBorders/>
+            <w:shd w:color="auto" w:fill="FBE4D5" w:themeFill="accent2" w:themeFillTint="33" w:val="clear"/>
+          </w:tcPr>
+          <w:p>
+            <w:pPr>
+              <w:pStyle w:val="Normal"/>
+              <w:widowControl/>
+              <w:suppressAutoHyphens w:val="true"/>
+              <w:spacing w:before="60" w:after="0"/>
+              <w:jc w:val="end"/>
+              <w:rPr/>
+            </w:pPr>
+            <w:r>
+              <w:rPr>
+                <w:rFonts w:eastAsia="Times New Roman" w:cs="Times New Roman"/>
+                <w:kern w:val="0"/>
+                <w:sz w:val="20"/>
+                <w:szCs w:val="20"/>
+                <w:lang w:val="de-DE" w:eastAsia="ja-JP" w:bidi="ar-SA"/>
+              </w:rPr>
+              <w:t>10h</w:t>
+            </w:r>
+          </w:p>
+        </w:tc>
+      </w:tr>
+      <w:tr>
+        <w:trPr/>
+        <w:tc>
+          <w:tcPr>
+            <w:tcW w:w="2273" w:type="dxa"/>
+            <w:tcBorders/>
+            <w:shd w:color="auto" w:fill="FBE4D5" w:themeFill="accent2" w:themeFillTint="33" w:val="clear"/>
+          </w:tcPr>
+          <w:p>
+            <w:pPr>
+              <w:pStyle w:val="Normal"/>
+              <w:widowControl/>
+              <w:suppressAutoHyphens w:val="true"/>
+              <w:spacing w:before="60" w:after="0"/>
+              <w:rPr>
+                <w:rFonts w:eastAsia="Times New Roman" w:cs="Times New Roman"/>
+                <w:kern w:val="0"/>
+                <w:sz w:val="20"/>
+                <w:szCs w:val="20"/>
+                <w:lang w:val="de-DE" w:eastAsia="ja-JP" w:bidi="ar-SA"/>
+              </w:rPr>
+            </w:pPr>
+            <w:r>
+              <w:rPr>
+                <w:rFonts w:eastAsia="Times New Roman" w:cs="Times New Roman"/>
+                <w:kern w:val="0"/>
+                <w:sz w:val="20"/>
+                <w:szCs w:val="20"/>
+                <w:lang w:val="de-DE" w:eastAsia="ja-JP" w:bidi="ar-SA"/>
+              </w:rPr>
+            </w:r>
+          </w:p>
+        </w:tc>
+        <w:tc>
+          <w:tcPr>
+            <w:tcW w:w="4809" w:type="dxa"/>
+            <w:tcBorders/>
+            <w:shd w:color="auto" w:fill="FBE4D5" w:themeFill="accent2" w:themeFillTint="33" w:val="clear"/>
+          </w:tcPr>
+          <w:p>
+            <w:pPr>
+              <w:pStyle w:val="Normal"/>
+              <w:widowControl/>
+              <w:suppressAutoHyphens w:val="true"/>
+              <w:spacing w:before="60" w:after="0"/>
+              <w:rPr>
+                <w:rFonts w:eastAsia="Times New Roman" w:cs="Times New Roman"/>
+                <w:kern w:val="0"/>
+                <w:sz w:val="20"/>
+                <w:szCs w:val="20"/>
+                <w:lang w:val="de-DE" w:eastAsia="ja-JP" w:bidi="ar-SA"/>
+              </w:rPr>
+            </w:pPr>
+            <w:r>
+              <w:rPr>
+                <w:rFonts w:eastAsia="Times New Roman" w:cs="Times New Roman"/>
+                <w:kern w:val="0"/>
+                <w:sz w:val="20"/>
+                <w:szCs w:val="20"/>
+                <w:lang w:val="de-DE" w:eastAsia="ja-JP" w:bidi="ar-SA"/>
+              </w:rPr>
+              <w:t>Entwicklung der generischen Tabelle</w:t>
+            </w:r>
+          </w:p>
+        </w:tc>
+        <w:tc>
+          <w:tcPr>
+            <w:tcW w:w="1975" w:type="dxa"/>
+            <w:tcBorders/>
+            <w:shd w:color="auto" w:fill="FBE4D5" w:themeFill="accent2" w:themeFillTint="33" w:val="clear"/>
+          </w:tcPr>
+          <w:p>
+            <w:pPr>
+              <w:pStyle w:val="Normal"/>
+              <w:widowControl/>
+              <w:suppressAutoHyphens w:val="true"/>
+              <w:spacing w:before="60" w:after="0"/>
+              <w:jc w:val="end"/>
+              <w:rPr/>
+            </w:pPr>
+            <w:r>
+              <w:rPr>
+                <w:rFonts w:eastAsia="Times New Roman" w:cs="Times New Roman"/>
+                <w:kern w:val="0"/>
+                <w:sz w:val="20"/>
+                <w:szCs w:val="20"/>
+                <w:lang w:val="de-DE" w:eastAsia="ja-JP" w:bidi="ar-SA"/>
+              </w:rPr>
+              <w:t>9h</w:t>
+            </w:r>
+          </w:p>
+        </w:tc>
+      </w:tr>
+      <w:tr>
+        <w:trPr/>
+        <w:tc>
+          <w:tcPr>
+            <w:tcW w:w="2273" w:type="dxa"/>
+            <w:tcBorders/>
+            <w:shd w:color="auto" w:fill="FBE4D5" w:themeFill="accent2" w:themeFillTint="33" w:val="clear"/>
+          </w:tcPr>
+          <w:p>
+            <w:pPr>
+              <w:pStyle w:val="Normal"/>
+              <w:widowControl/>
+              <w:suppressAutoHyphens w:val="true"/>
+              <w:spacing w:before="60" w:after="0"/>
+              <w:rPr>
+                <w:rFonts w:eastAsia="Times New Roman" w:cs="Times New Roman"/>
+                <w:kern w:val="0"/>
+                <w:sz w:val="20"/>
+                <w:szCs w:val="20"/>
+                <w:lang w:val="de-DE" w:eastAsia="ja-JP" w:bidi="ar-SA"/>
+              </w:rPr>
+            </w:pPr>
+            <w:r>
+              <w:rPr>
+                <w:rFonts w:eastAsia="Times New Roman" w:cs="Times New Roman"/>
+                <w:kern w:val="0"/>
+                <w:sz w:val="20"/>
+                <w:szCs w:val="20"/>
+                <w:lang w:val="de-DE" w:eastAsia="ja-JP" w:bidi="ar-SA"/>
+              </w:rPr>
+            </w:r>
+          </w:p>
+        </w:tc>
+        <w:tc>
+          <w:tcPr>
+            <w:tcW w:w="4809" w:type="dxa"/>
+            <w:tcBorders/>
+            <w:shd w:color="auto" w:fill="FBE4D5" w:themeFill="accent2" w:themeFillTint="33" w:val="clear"/>
+          </w:tcPr>
+          <w:p>
+            <w:pPr>
+              <w:pStyle w:val="Normal"/>
+              <w:widowControl/>
+              <w:suppressAutoHyphens w:val="true"/>
+              <w:spacing w:before="60" w:after="0"/>
+              <w:rPr>
+                <w:rFonts w:eastAsia="Times New Roman" w:cs="Times New Roman"/>
+                <w:kern w:val="0"/>
+                <w:sz w:val="20"/>
+                <w:szCs w:val="20"/>
+                <w:lang w:val="de-DE" w:eastAsia="ja-JP" w:bidi="ar-SA"/>
+              </w:rPr>
+            </w:pPr>
+            <w:r>
+              <w:rPr>
+                <w:rFonts w:eastAsia="Times New Roman" w:cs="Times New Roman"/>
+                <w:kern w:val="0"/>
+                <w:sz w:val="20"/>
+                <w:szCs w:val="20"/>
+                <w:lang w:val="de-DE" w:eastAsia="ja-JP" w:bidi="ar-SA"/>
+              </w:rPr>
+              <w:t>Aufklappfunktion der Tabellenzeilen</w:t>
+            </w:r>
+          </w:p>
+        </w:tc>
+        <w:tc>
+          <w:tcPr>
+            <w:tcW w:w="1975" w:type="dxa"/>
+            <w:tcBorders/>
+            <w:shd w:color="auto" w:fill="FBE4D5" w:themeFill="accent2" w:themeFillTint="33" w:val="clear"/>
+          </w:tcPr>
+          <w:p>
+            <w:pPr>
+              <w:pStyle w:val="Normal"/>
+              <w:widowControl/>
+              <w:suppressAutoHyphens w:val="true"/>
+              <w:spacing w:before="60" w:after="0"/>
+              <w:jc w:val="end"/>
+              <w:rPr/>
+            </w:pPr>
+            <w:r>
+              <w:rPr>
+                <w:rFonts w:eastAsia="Times New Roman" w:cs="Times New Roman"/>
+                <w:kern w:val="0"/>
+                <w:sz w:val="20"/>
+                <w:szCs w:val="20"/>
+                <w:lang w:val="de-DE" w:eastAsia="ja-JP" w:bidi="ar-SA"/>
+              </w:rPr>
+              <w:t>4h</w:t>
+            </w:r>
+          </w:p>
+        </w:tc>
+      </w:tr>
+      <w:tr>
+        <w:trPr/>
+        <w:tc>
+          <w:tcPr>
+            <w:tcW w:w="2273" w:type="dxa"/>
+            <w:tcBorders/>
+            <w:shd w:color="auto" w:fill="FBE4D5" w:themeFill="accent2" w:themeFillTint="33" w:val="clear"/>
+          </w:tcPr>
+          <w:p>
+            <w:pPr>
+              <w:pStyle w:val="Normal"/>
+              <w:widowControl/>
+              <w:suppressAutoHyphens w:val="true"/>
+              <w:spacing w:before="60" w:after="0"/>
+              <w:rPr>
+                <w:rFonts w:eastAsia="Times New Roman" w:cs="Times New Roman"/>
+                <w:kern w:val="0"/>
+                <w:sz w:val="20"/>
+                <w:szCs w:val="20"/>
+                <w:lang w:val="de-DE" w:eastAsia="ja-JP" w:bidi="ar-SA"/>
+              </w:rPr>
+            </w:pPr>
+            <w:r>
+              <w:rPr>
+                <w:rFonts w:eastAsia="Times New Roman" w:cs="Times New Roman"/>
+                <w:kern w:val="0"/>
+                <w:sz w:val="20"/>
+                <w:szCs w:val="20"/>
+                <w:lang w:val="de-DE" w:eastAsia="ja-JP" w:bidi="ar-SA"/>
+              </w:rPr>
+            </w:r>
+          </w:p>
+        </w:tc>
+        <w:tc>
+          <w:tcPr>
+            <w:tcW w:w="4809" w:type="dxa"/>
+            <w:tcBorders/>
+            <w:shd w:color="auto" w:fill="FBE4D5" w:themeFill="accent2" w:themeFillTint="33" w:val="clear"/>
+          </w:tcPr>
+          <w:p>
+            <w:pPr>
+              <w:pStyle w:val="Normal"/>
+              <w:widowControl/>
+              <w:suppressAutoHyphens w:val="true"/>
+              <w:spacing w:before="60" w:after="0"/>
+              <w:rPr>
+                <w:rFonts w:eastAsia="Times New Roman" w:cs="Times New Roman"/>
+                <w:kern w:val="0"/>
+                <w:sz w:val="20"/>
+                <w:szCs w:val="20"/>
+                <w:lang w:val="de-DE" w:eastAsia="ja-JP" w:bidi="ar-SA"/>
+              </w:rPr>
+            </w:pPr>
+            <w:r>
+              <w:rPr>
+                <w:rFonts w:eastAsia="Times New Roman" w:cs="Times New Roman"/>
+                <w:kern w:val="0"/>
+                <w:sz w:val="20"/>
+                <w:szCs w:val="20"/>
+                <w:lang w:val="de-DE" w:eastAsia="ja-JP" w:bidi="ar-SA"/>
+              </w:rPr>
+              <w:t>Werteangleichung über SMART-Komponenten</w:t>
+            </w:r>
+          </w:p>
+        </w:tc>
+        <w:tc>
+          <w:tcPr>
+            <w:tcW w:w="1975" w:type="dxa"/>
+            <w:tcBorders/>
+            <w:shd w:color="auto" w:fill="FBE4D5" w:themeFill="accent2" w:themeFillTint="33" w:val="clear"/>
+          </w:tcPr>
+          <w:p>
+            <w:pPr>
+              <w:pStyle w:val="Normal"/>
+              <w:widowControl/>
+              <w:suppressAutoHyphens w:val="true"/>
+              <w:spacing w:before="60" w:after="0"/>
+              <w:jc w:val="end"/>
+              <w:rPr/>
+            </w:pPr>
+            <w:r>
+              <w:rPr>
+                <w:rFonts w:eastAsia="Times New Roman" w:cs="Times New Roman"/>
+                <w:kern w:val="0"/>
+                <w:sz w:val="20"/>
+                <w:szCs w:val="20"/>
+                <w:lang w:val="de-DE" w:eastAsia="ja-JP" w:bidi="ar-SA"/>
+              </w:rPr>
+              <w:t>5h</w:t>
+            </w:r>
+          </w:p>
+        </w:tc>
+      </w:tr>
+      <w:tr>
+        <w:trPr/>
+        <w:tc>
+          <w:tcPr>
+            <w:tcW w:w="2273" w:type="dxa"/>
+            <w:tcBorders/>
+            <w:shd w:color="auto" w:fill="FBE4D5" w:themeFill="accent2" w:themeFillTint="33" w:val="clear"/>
+          </w:tcPr>
+          <w:p>
+            <w:pPr>
+              <w:pStyle w:val="Normal"/>
+              <w:widowControl/>
+              <w:suppressAutoHyphens w:val="true"/>
+              <w:spacing w:before="60" w:after="0"/>
+              <w:rPr>
+                <w:rFonts w:eastAsia="Times New Roman" w:cs="Times New Roman"/>
+                <w:kern w:val="0"/>
+                <w:sz w:val="20"/>
+                <w:szCs w:val="20"/>
+                <w:lang w:val="de-DE" w:eastAsia="ja-JP" w:bidi="ar-SA"/>
+              </w:rPr>
+            </w:pPr>
+            <w:r>
+              <w:rPr>
+                <w:rFonts w:eastAsia="Times New Roman" w:cs="Times New Roman"/>
+                <w:kern w:val="0"/>
+                <w:sz w:val="20"/>
+                <w:szCs w:val="20"/>
+                <w:lang w:val="de-DE" w:eastAsia="ja-JP" w:bidi="ar-SA"/>
+              </w:rPr>
+            </w:r>
+          </w:p>
+        </w:tc>
+        <w:tc>
+          <w:tcPr>
+            <w:tcW w:w="4809" w:type="dxa"/>
+            <w:tcBorders/>
+            <w:shd w:color="auto" w:fill="FBE4D5" w:themeFill="accent2" w:themeFillTint="33" w:val="clear"/>
+          </w:tcPr>
+          <w:p>
+            <w:pPr>
+              <w:pStyle w:val="Normal"/>
+              <w:widowControl/>
+              <w:suppressAutoHyphens w:val="true"/>
+              <w:spacing w:before="60" w:after="0"/>
+              <w:rPr>
+                <w:rFonts w:eastAsia="Times New Roman" w:cs="Times New Roman"/>
+                <w:kern w:val="0"/>
+                <w:sz w:val="20"/>
+                <w:szCs w:val="20"/>
+                <w:lang w:val="de-DE" w:eastAsia="ja-JP" w:bidi="ar-SA"/>
+              </w:rPr>
+            </w:pPr>
+            <w:r>
+              <w:rPr>
+                <w:rFonts w:eastAsia="Times New Roman" w:cs="Times New Roman"/>
+                <w:kern w:val="0"/>
+                <w:sz w:val="20"/>
+                <w:szCs w:val="20"/>
+                <w:lang w:val="de-DE" w:eastAsia="ja-JP" w:bidi="ar-SA"/>
+              </w:rPr>
+            </w:r>
+          </w:p>
+        </w:tc>
+        <w:tc>
+          <w:tcPr>
+            <w:tcW w:w="1975" w:type="dxa"/>
+            <w:tcBorders/>
+            <w:shd w:color="auto" w:fill="FBE4D5" w:themeFill="accent2" w:themeFillTint="33" w:val="clear"/>
+          </w:tcPr>
+          <w:p>
+            <w:pPr>
+              <w:pStyle w:val="Normal"/>
+              <w:widowControl/>
+              <w:suppressAutoHyphens w:val="true"/>
+              <w:spacing w:before="60" w:after="0"/>
+              <w:jc w:val="end"/>
               <w:rPr>
                 <w:b/>
                 <w:bCs/>
@@ -6745,7 +6963,7 @@
         <w:trPr/>
         <w:tc>
           <w:tcPr>
-            <w:tcW w:w="2115" w:type="dxa"/>
+            <w:tcW w:w="2273" w:type="dxa"/>
             <w:tcBorders/>
             <w:shd w:color="auto" w:fill="DEEAF6" w:themeFill="accent1" w:themeFillTint="33" w:val="clear"/>
           </w:tcPr>
@@ -6777,7 +6995,7 @@
         </w:tc>
         <w:tc>
           <w:tcPr>
-            <w:tcW w:w="4967" w:type="dxa"/>
+            <w:tcW w:w="4809" w:type="dxa"/>
             <w:tcBorders/>
             <w:shd w:color="auto" w:fill="DEEAF6" w:themeFill="accent1" w:themeFillTint="33" w:val="clear"/>
           </w:tcPr>
@@ -6808,7 +7026,7 @@
         </w:tc>
         <w:tc>
           <w:tcPr>
-            <w:tcW w:w="1979" w:type="dxa"/>
+            <w:tcW w:w="1975" w:type="dxa"/>
             <w:tcBorders/>
             <w:shd w:color="auto" w:fill="DEEAF6" w:themeFill="accent1" w:themeFillTint="33" w:val="clear"/>
           </w:tcPr>
@@ -6836,7 +7054,7 @@
         <w:trPr/>
         <w:tc>
           <w:tcPr>
-            <w:tcW w:w="2115" w:type="dxa"/>
+            <w:tcW w:w="2273" w:type="dxa"/>
             <w:tcBorders/>
             <w:shd w:color="auto" w:fill="DEEAF6" w:themeFill="accent1" w:themeFillTint="33" w:val="clear"/>
           </w:tcPr>
@@ -6867,7 +7085,7 @@
         </w:tc>
         <w:tc>
           <w:tcPr>
-            <w:tcW w:w="4967" w:type="dxa"/>
+            <w:tcW w:w="4809" w:type="dxa"/>
             <w:tcBorders/>
             <w:shd w:color="auto" w:fill="DEEAF6" w:themeFill="accent1" w:themeFillTint="33" w:val="clear"/>
           </w:tcPr>
@@ -6899,496 +7117,7 @@
         </w:tc>
         <w:tc>
           <w:tcPr>
-            <w:tcW w:w="1979" w:type="dxa"/>
-            <w:tcBorders/>
-            <w:shd w:color="auto" w:fill="DEEAF6" w:themeFill="accent1" w:themeFillTint="33" w:val="clear"/>
-          </w:tcPr>
-          <w:p>
-            <w:pPr>
-              <w:pStyle w:val="Normal"/>
-              <w:widowControl/>
-              <w:suppressAutoHyphens w:val="true"/>
-              <w:spacing w:before="60" w:after="0"/>
-              <w:rPr>
-                <w:rFonts w:eastAsia="Times New Roman" w:cs="Times New Roman"/>
-                <w:kern w:val="0"/>
-                <w:sz w:val="20"/>
-                <w:szCs w:val="20"/>
-                <w:lang w:val="de-DE" w:eastAsia="ja-JP" w:bidi="ar-SA"/>
-              </w:rPr>
-            </w:pPr>
-            <w:r>
-              <w:rPr>
-                <w:rFonts w:eastAsia="Times New Roman" w:cs="Times New Roman"/>
-                <w:kern w:val="0"/>
-                <w:sz w:val="20"/>
-                <w:szCs w:val="20"/>
-                <w:lang w:val="de-DE" w:eastAsia="ja-JP" w:bidi="ar-SA"/>
-              </w:rPr>
-              <w:t>5h</w:t>
-            </w:r>
-          </w:p>
-        </w:tc>
-      </w:tr>
-      <w:tr>
-        <w:trPr/>
-        <w:tc>
-          <w:tcPr>
-            <w:tcW w:w="2115" w:type="dxa"/>
-            <w:tcBorders/>
-            <w:shd w:color="auto" w:fill="DEEAF6" w:themeFill="accent1" w:themeFillTint="33" w:val="clear"/>
-          </w:tcPr>
-          <w:p>
-            <w:pPr>
-              <w:pStyle w:val="Normal"/>
-              <w:widowControl/>
-              <w:suppressAutoHyphens w:val="true"/>
-              <w:spacing w:before="60" w:after="0"/>
-              <w:rPr>
-                <w:rFonts w:eastAsia="Times New Roman" w:cs="Times New Roman"/>
-                <w:kern w:val="0"/>
-                <w:sz w:val="20"/>
-                <w:szCs w:val="20"/>
-                <w:lang w:val="de-DE" w:eastAsia="ja-JP" w:bidi="ar-SA"/>
-              </w:rPr>
-            </w:pPr>
-            <w:r>
-              <w:rPr>
-                <w:rFonts w:eastAsia="Times New Roman" w:cs="Times New Roman"/>
-                <w:kern w:val="0"/>
-                <w:sz w:val="20"/>
-                <w:szCs w:val="20"/>
-                <w:lang w:val="de-DE" w:eastAsia="ja-JP" w:bidi="ar-SA"/>
-              </w:rPr>
-            </w:r>
-          </w:p>
-        </w:tc>
-        <w:tc>
-          <w:tcPr>
-            <w:tcW w:w="4967" w:type="dxa"/>
-            <w:tcBorders/>
-            <w:shd w:color="auto" w:fill="DEEAF6" w:themeFill="accent1" w:themeFillTint="33" w:val="clear"/>
-          </w:tcPr>
-          <w:p>
-            <w:pPr>
-              <w:pStyle w:val="Normal"/>
-              <w:widowControl/>
-              <w:suppressAutoHyphens w:val="true"/>
-              <w:spacing w:before="60" w:after="0"/>
-              <w:rPr>
-                <w:rFonts w:eastAsia="Times New Roman" w:cs="Times New Roman"/>
-                <w:kern w:val="0"/>
-                <w:sz w:val="20"/>
-                <w:szCs w:val="20"/>
-                <w:lang w:val="de-DE" w:eastAsia="ja-JP" w:bidi="ar-SA"/>
-              </w:rPr>
-            </w:pPr>
-            <w:r>
-              <w:rPr>
-                <w:rFonts w:eastAsia="Times New Roman" w:cs="Times New Roman"/>
-                <w:kern w:val="0"/>
-                <w:sz w:val="20"/>
-                <w:szCs w:val="20"/>
-                <w:lang w:val="de-DE" w:eastAsia="ja-JP" w:bidi="ar-SA"/>
-              </w:rPr>
-              <w:t>Anwenderdokumentation</w:t>
-            </w:r>
-          </w:p>
-        </w:tc>
-        <w:tc>
-          <w:tcPr>
-            <w:tcW w:w="1979" w:type="dxa"/>
-            <w:tcBorders/>
-            <w:shd w:color="auto" w:fill="DEEAF6" w:themeFill="accent1" w:themeFillTint="33" w:val="clear"/>
-          </w:tcPr>
-          <w:p>
-            <w:pPr>
-              <w:pStyle w:val="Normal"/>
-              <w:widowControl/>
-              <w:suppressAutoHyphens w:val="true"/>
-              <w:spacing w:before="60" w:after="0"/>
-              <w:rPr>
-                <w:rFonts w:eastAsia="Times New Roman" w:cs="Times New Roman"/>
-                <w:kern w:val="0"/>
-                <w:sz w:val="20"/>
-                <w:szCs w:val="20"/>
-                <w:lang w:val="de-DE" w:eastAsia="ja-JP" w:bidi="ar-SA"/>
-              </w:rPr>
-            </w:pPr>
-            <w:r>
-              <w:rPr>
-                <w:rFonts w:eastAsia="Times New Roman" w:cs="Times New Roman"/>
-                <w:kern w:val="0"/>
-                <w:sz w:val="20"/>
-                <w:szCs w:val="20"/>
-                <w:lang w:val="de-DE" w:eastAsia="ja-JP" w:bidi="ar-SA"/>
-              </w:rPr>
-              <w:t>2h</w:t>
-            </w:r>
-          </w:p>
-        </w:tc>
-      </w:tr>
-      <w:tr>
-        <w:trPr/>
-        <w:tc>
-          <w:tcPr>
-            <w:tcW w:w="2115" w:type="dxa"/>
-            <w:tcBorders/>
-            <w:shd w:color="auto" w:fill="DEEAF6" w:themeFill="accent1" w:themeFillTint="33" w:val="clear"/>
-          </w:tcPr>
-          <w:p>
-            <w:pPr>
-              <w:pStyle w:val="Normal"/>
-              <w:widowControl/>
-              <w:suppressAutoHyphens w:val="true"/>
-              <w:spacing w:before="60" w:after="0"/>
-              <w:rPr>
-                <w:rFonts w:eastAsia="Times New Roman" w:cs="Times New Roman"/>
-                <w:kern w:val="0"/>
-                <w:sz w:val="20"/>
-                <w:szCs w:val="20"/>
-                <w:lang w:val="de-DE" w:eastAsia="ja-JP" w:bidi="ar-SA"/>
-              </w:rPr>
-            </w:pPr>
-            <w:r>
-              <w:rPr>
-                <w:rFonts w:eastAsia="Times New Roman" w:cs="Times New Roman"/>
-                <w:kern w:val="0"/>
-                <w:sz w:val="20"/>
-                <w:szCs w:val="20"/>
-                <w:lang w:val="de-DE" w:eastAsia="ja-JP" w:bidi="ar-SA"/>
-              </w:rPr>
-            </w:r>
-          </w:p>
-        </w:tc>
-        <w:tc>
-          <w:tcPr>
-            <w:tcW w:w="4967" w:type="dxa"/>
-            <w:tcBorders/>
-            <w:shd w:color="auto" w:fill="DEEAF6" w:themeFill="accent1" w:themeFillTint="33" w:val="clear"/>
-          </w:tcPr>
-          <w:p>
-            <w:pPr>
-              <w:pStyle w:val="Normal"/>
-              <w:widowControl/>
-              <w:suppressAutoHyphens w:val="true"/>
-              <w:spacing w:before="60" w:after="0"/>
-              <w:rPr>
-                <w:rFonts w:eastAsia="Times New Roman" w:cs="Times New Roman"/>
-                <w:kern w:val="0"/>
-                <w:sz w:val="20"/>
-                <w:szCs w:val="20"/>
-                <w:lang w:val="de-DE" w:eastAsia="ja-JP" w:bidi="ar-SA"/>
-              </w:rPr>
-            </w:pPr>
-            <w:r>
-              <w:rPr>
-                <w:rFonts w:eastAsia="Times New Roman" w:cs="Times New Roman"/>
-                <w:kern w:val="0"/>
-                <w:sz w:val="20"/>
-                <w:szCs w:val="20"/>
-                <w:lang w:val="de-DE" w:eastAsia="ja-JP" w:bidi="ar-SA"/>
-              </w:rPr>
-              <w:t>Entwicklerdokumentation</w:t>
-            </w:r>
-          </w:p>
-        </w:tc>
-        <w:tc>
-          <w:tcPr>
-            <w:tcW w:w="1979" w:type="dxa"/>
-            <w:tcBorders/>
-            <w:shd w:color="auto" w:fill="DEEAF6" w:themeFill="accent1" w:themeFillTint="33" w:val="clear"/>
-          </w:tcPr>
-          <w:p>
-            <w:pPr>
-              <w:pStyle w:val="Normal"/>
-              <w:widowControl/>
-              <w:suppressAutoHyphens w:val="true"/>
-              <w:spacing w:before="60" w:after="0"/>
-              <w:rPr>
-                <w:rFonts w:eastAsia="Times New Roman" w:cs="Times New Roman"/>
-                <w:kern w:val="0"/>
-                <w:sz w:val="20"/>
-                <w:szCs w:val="20"/>
-                <w:lang w:val="de-DE" w:eastAsia="ja-JP" w:bidi="ar-SA"/>
-              </w:rPr>
-            </w:pPr>
-            <w:r>
-              <w:rPr>
-                <w:rFonts w:eastAsia="Times New Roman" w:cs="Times New Roman"/>
-                <w:kern w:val="0"/>
-                <w:sz w:val="20"/>
-                <w:szCs w:val="20"/>
-                <w:lang w:val="de-DE" w:eastAsia="ja-JP" w:bidi="ar-SA"/>
-              </w:rPr>
-              <w:t>2h</w:t>
-            </w:r>
-          </w:p>
-        </w:tc>
-      </w:tr>
-      <w:tr>
-        <w:trPr/>
-        <w:tc>
-          <w:tcPr>
-            <w:tcW w:w="2115" w:type="dxa"/>
-            <w:tcBorders/>
-            <w:shd w:color="auto" w:fill="DEEAF6" w:themeFill="accent1" w:themeFillTint="33" w:val="clear"/>
-          </w:tcPr>
-          <w:p>
-            <w:pPr>
-              <w:pStyle w:val="Normal"/>
-              <w:widowControl/>
-              <w:suppressAutoHyphens w:val="true"/>
-              <w:spacing w:before="60" w:after="0"/>
-              <w:rPr>
-                <w:rFonts w:eastAsia="Times New Roman" w:cs="Times New Roman"/>
-                <w:kern w:val="0"/>
-                <w:sz w:val="20"/>
-                <w:szCs w:val="20"/>
-                <w:lang w:val="de-DE" w:eastAsia="ja-JP" w:bidi="ar-SA"/>
-              </w:rPr>
-            </w:pPr>
-            <w:r>
-              <w:rPr>
-                <w:rFonts w:eastAsia="Times New Roman" w:cs="Times New Roman"/>
-                <w:kern w:val="0"/>
-                <w:sz w:val="20"/>
-                <w:szCs w:val="20"/>
-                <w:lang w:val="de-DE" w:eastAsia="ja-JP" w:bidi="ar-SA"/>
-              </w:rPr>
-            </w:r>
-          </w:p>
-        </w:tc>
-        <w:tc>
-          <w:tcPr>
-            <w:tcW w:w="4967" w:type="dxa"/>
-            <w:tcBorders/>
-            <w:shd w:color="auto" w:fill="DEEAF6" w:themeFill="accent1" w:themeFillTint="33" w:val="clear"/>
-          </w:tcPr>
-          <w:p>
-            <w:pPr>
-              <w:pStyle w:val="Normal"/>
-              <w:widowControl/>
-              <w:suppressAutoHyphens w:val="true"/>
-              <w:spacing w:before="60" w:after="0"/>
-              <w:rPr>
-                <w:rFonts w:eastAsia="Times New Roman" w:cs="Times New Roman"/>
-                <w:kern w:val="0"/>
-                <w:sz w:val="20"/>
-                <w:szCs w:val="20"/>
-                <w:lang w:val="de-DE" w:eastAsia="ja-JP" w:bidi="ar-SA"/>
-              </w:rPr>
-            </w:pPr>
-            <w:r>
-              <w:rPr>
-                <w:rFonts w:eastAsia="Times New Roman" w:cs="Times New Roman"/>
-                <w:kern w:val="0"/>
-                <w:sz w:val="20"/>
-                <w:szCs w:val="20"/>
-                <w:lang w:val="de-DE" w:eastAsia="ja-JP" w:bidi="ar-SA"/>
-              </w:rPr>
-              <w:t>Projektübernahme</w:t>
-            </w:r>
-          </w:p>
-        </w:tc>
-        <w:tc>
-          <w:tcPr>
-            <w:tcW w:w="1979" w:type="dxa"/>
-            <w:tcBorders/>
-            <w:shd w:color="auto" w:fill="DEEAF6" w:themeFill="accent1" w:themeFillTint="33" w:val="clear"/>
-          </w:tcPr>
-          <w:p>
-            <w:pPr>
-              <w:pStyle w:val="Normal"/>
-              <w:widowControl/>
-              <w:suppressAutoHyphens w:val="true"/>
-              <w:spacing w:before="60" w:after="0"/>
-              <w:rPr>
-                <w:rFonts w:eastAsia="Times New Roman" w:cs="Times New Roman"/>
-                <w:kern w:val="0"/>
-                <w:sz w:val="20"/>
-                <w:szCs w:val="20"/>
-                <w:lang w:val="de-DE" w:eastAsia="ja-JP" w:bidi="ar-SA"/>
-              </w:rPr>
-            </w:pPr>
-            <w:r>
-              <w:rPr>
-                <w:rFonts w:eastAsia="Times New Roman" w:cs="Times New Roman"/>
-                <w:kern w:val="0"/>
-                <w:sz w:val="20"/>
-                <w:szCs w:val="20"/>
-                <w:lang w:val="de-DE" w:eastAsia="ja-JP" w:bidi="ar-SA"/>
-              </w:rPr>
-              <w:t>8h</w:t>
-            </w:r>
-          </w:p>
-        </w:tc>
-      </w:tr>
-      <w:tr>
-        <w:trPr/>
-        <w:tc>
-          <w:tcPr>
-            <w:tcW w:w="2115" w:type="dxa"/>
-            <w:tcBorders/>
-            <w:shd w:color="auto" w:fill="DEEAF6" w:themeFill="accent1" w:themeFillTint="33" w:val="clear"/>
-          </w:tcPr>
-          <w:p>
-            <w:pPr>
-              <w:pStyle w:val="Normal"/>
-              <w:widowControl/>
-              <w:suppressAutoHyphens w:val="true"/>
-              <w:spacing w:before="60" w:after="0"/>
-              <w:rPr>
-                <w:rFonts w:eastAsia="Times New Roman" w:cs="Times New Roman"/>
-                <w:kern w:val="0"/>
-                <w:sz w:val="20"/>
-                <w:szCs w:val="20"/>
-                <w:lang w:val="de-DE" w:eastAsia="ja-JP" w:bidi="ar-SA"/>
-              </w:rPr>
-            </w:pPr>
-            <w:r>
-              <w:rPr>
-                <w:rFonts w:eastAsia="Times New Roman" w:cs="Times New Roman"/>
-                <w:kern w:val="0"/>
-                <w:sz w:val="20"/>
-                <w:szCs w:val="20"/>
-                <w:lang w:val="de-DE" w:eastAsia="ja-JP" w:bidi="ar-SA"/>
-              </w:rPr>
-            </w:r>
-          </w:p>
-        </w:tc>
-        <w:tc>
-          <w:tcPr>
-            <w:tcW w:w="4967" w:type="dxa"/>
-            <w:tcBorders/>
-            <w:shd w:color="auto" w:fill="DEEAF6" w:themeFill="accent1" w:themeFillTint="33" w:val="clear"/>
-          </w:tcPr>
-          <w:p>
-            <w:pPr>
-              <w:pStyle w:val="Normal"/>
-              <w:widowControl/>
-              <w:suppressAutoHyphens w:val="true"/>
-              <w:spacing w:before="60" w:after="0"/>
-              <w:rPr>
-                <w:rFonts w:eastAsia="Times New Roman" w:cs="Times New Roman"/>
-                <w:kern w:val="0"/>
-                <w:sz w:val="20"/>
-                <w:szCs w:val="20"/>
-                <w:lang w:val="de-DE" w:eastAsia="ja-JP" w:bidi="ar-SA"/>
-              </w:rPr>
-            </w:pPr>
-            <w:r>
-              <w:rPr>
-                <w:rFonts w:eastAsia="Times New Roman" w:cs="Times New Roman"/>
-                <w:kern w:val="0"/>
-                <w:sz w:val="20"/>
-                <w:szCs w:val="20"/>
-                <w:lang w:val="de-DE" w:eastAsia="ja-JP" w:bidi="ar-SA"/>
-              </w:rPr>
-              <w:t>Übergabe und Inbetriebnahme</w:t>
-            </w:r>
-          </w:p>
-        </w:tc>
-        <w:tc>
-          <w:tcPr>
-            <w:tcW w:w="1979" w:type="dxa"/>
-            <w:tcBorders/>
-            <w:shd w:color="auto" w:fill="DEEAF6" w:themeFill="accent1" w:themeFillTint="33" w:val="clear"/>
-          </w:tcPr>
-          <w:p>
-            <w:pPr>
-              <w:pStyle w:val="Normal"/>
-              <w:widowControl/>
-              <w:suppressAutoHyphens w:val="true"/>
-              <w:spacing w:before="60" w:after="0"/>
-              <w:rPr>
-                <w:rFonts w:eastAsia="Times New Roman" w:cs="Times New Roman"/>
-                <w:kern w:val="0"/>
-                <w:sz w:val="20"/>
-                <w:szCs w:val="20"/>
-                <w:lang w:val="de-DE" w:eastAsia="ja-JP" w:bidi="ar-SA"/>
-              </w:rPr>
-            </w:pPr>
-            <w:r>
-              <w:rPr>
-                <w:rFonts w:eastAsia="Times New Roman" w:cs="Times New Roman"/>
-                <w:kern w:val="0"/>
-                <w:sz w:val="20"/>
-                <w:szCs w:val="20"/>
-                <w:lang w:val="de-DE" w:eastAsia="ja-JP" w:bidi="ar-SA"/>
-              </w:rPr>
-              <w:t>1h</w:t>
-            </w:r>
-          </w:p>
-        </w:tc>
-      </w:tr>
-      <w:tr>
-        <w:trPr/>
-        <w:tc>
-          <w:tcPr>
-            <w:tcW w:w="2115" w:type="dxa"/>
-            <w:tcBorders/>
-            <w:shd w:color="auto" w:fill="DEEAF6" w:themeFill="accent1" w:themeFillTint="33" w:val="clear"/>
-          </w:tcPr>
-          <w:p>
-            <w:pPr>
-              <w:pStyle w:val="Normal"/>
-              <w:widowControl/>
-              <w:suppressAutoHyphens w:val="true"/>
-              <w:spacing w:before="60" w:after="0"/>
-              <w:rPr>
-                <w:rFonts w:eastAsia="Times New Roman" w:cs="Times New Roman"/>
-                <w:kern w:val="0"/>
-                <w:sz w:val="20"/>
-                <w:szCs w:val="20"/>
-                <w:lang w:val="de-DE" w:eastAsia="ja-JP" w:bidi="ar-SA"/>
-              </w:rPr>
-            </w:pPr>
-            <w:r>
-              <w:rPr>
-                <w:rFonts w:eastAsia="Times New Roman" w:cs="Times New Roman"/>
-                <w:kern w:val="0"/>
-                <w:sz w:val="20"/>
-                <w:szCs w:val="20"/>
-                <w:lang w:val="de-DE" w:eastAsia="ja-JP" w:bidi="ar-SA"/>
-              </w:rPr>
-            </w:r>
-          </w:p>
-        </w:tc>
-        <w:tc>
-          <w:tcPr>
-            <w:tcW w:w="4967" w:type="dxa"/>
-            <w:tcBorders/>
-            <w:shd w:color="auto" w:fill="DEEAF6" w:themeFill="accent1" w:themeFillTint="33" w:val="clear"/>
-          </w:tcPr>
-          <w:p>
-            <w:pPr>
-              <w:pStyle w:val="Normal"/>
-              <w:widowControl/>
-              <w:suppressAutoHyphens w:val="true"/>
-              <w:spacing w:before="60" w:after="0"/>
-              <w:rPr>
-                <w:rFonts w:eastAsia="Times New Roman" w:cs="Times New Roman"/>
-                <w:kern w:val="0"/>
-                <w:sz w:val="20"/>
-                <w:szCs w:val="20"/>
-                <w:lang w:val="de-DE" w:eastAsia="ja-JP" w:bidi="ar-SA"/>
-              </w:rPr>
-            </w:pPr>
-            <w:r>
-              <w:rPr>
-                <w:rFonts w:eastAsia="Times New Roman" w:cs="Times New Roman"/>
-                <w:kern w:val="0"/>
-                <w:sz w:val="20"/>
-                <w:szCs w:val="20"/>
-                <w:lang w:val="de-DE" w:eastAsia="ja-JP" w:bidi="ar-SA"/>
-              </w:rPr>
-            </w:r>
-          </w:p>
-        </w:tc>
-        <w:tc>
-          <w:tcPr>
-            <w:tcW w:w="1979" w:type="dxa"/>
+            <w:tcW w:w="1975" w:type="dxa"/>
             <w:tcBorders/>
             <w:shd w:color="auto" w:fill="DEEAF6" w:themeFill="accent1" w:themeFillTint="33" w:val="clear"/>
           </w:tcPr>
@@ -7399,6 +7128,470 @@
               <w:suppressAutoHyphens w:val="true"/>
               <w:spacing w:before="60" w:after="0"/>
               <w:jc w:val="end"/>
+              <w:rPr/>
+            </w:pPr>
+            <w:r>
+              <w:rPr>
+                <w:rFonts w:eastAsia="Times New Roman" w:cs="Times New Roman"/>
+                <w:kern w:val="0"/>
+                <w:sz w:val="20"/>
+                <w:szCs w:val="20"/>
+                <w:lang w:val="de-DE" w:eastAsia="ja-JP" w:bidi="ar-SA"/>
+              </w:rPr>
+              <w:t>5h</w:t>
+            </w:r>
+          </w:p>
+        </w:tc>
+      </w:tr>
+      <w:tr>
+        <w:trPr/>
+        <w:tc>
+          <w:tcPr>
+            <w:tcW w:w="2273" w:type="dxa"/>
+            <w:tcBorders/>
+            <w:shd w:color="auto" w:fill="DEEAF6" w:themeFill="accent1" w:themeFillTint="33" w:val="clear"/>
+          </w:tcPr>
+          <w:p>
+            <w:pPr>
+              <w:pStyle w:val="Normal"/>
+              <w:widowControl/>
+              <w:suppressAutoHyphens w:val="true"/>
+              <w:spacing w:before="60" w:after="0"/>
+              <w:rPr>
+                <w:rFonts w:eastAsia="Times New Roman" w:cs="Times New Roman"/>
+                <w:kern w:val="0"/>
+                <w:sz w:val="20"/>
+                <w:szCs w:val="20"/>
+                <w:lang w:val="de-DE" w:eastAsia="ja-JP" w:bidi="ar-SA"/>
+              </w:rPr>
+            </w:pPr>
+            <w:r>
+              <w:rPr>
+                <w:rFonts w:eastAsia="Times New Roman" w:cs="Times New Roman"/>
+                <w:kern w:val="0"/>
+                <w:sz w:val="20"/>
+                <w:szCs w:val="20"/>
+                <w:lang w:val="de-DE" w:eastAsia="ja-JP" w:bidi="ar-SA"/>
+              </w:rPr>
+            </w:r>
+          </w:p>
+        </w:tc>
+        <w:tc>
+          <w:tcPr>
+            <w:tcW w:w="4809" w:type="dxa"/>
+            <w:tcBorders/>
+            <w:shd w:color="auto" w:fill="DEEAF6" w:themeFill="accent1" w:themeFillTint="33" w:val="clear"/>
+          </w:tcPr>
+          <w:p>
+            <w:pPr>
+              <w:pStyle w:val="Normal"/>
+              <w:widowControl/>
+              <w:suppressAutoHyphens w:val="true"/>
+              <w:spacing w:before="60" w:after="0"/>
+              <w:rPr>
+                <w:rFonts w:eastAsia="Times New Roman" w:cs="Times New Roman"/>
+                <w:kern w:val="0"/>
+                <w:sz w:val="20"/>
+                <w:szCs w:val="20"/>
+                <w:lang w:val="de-DE" w:eastAsia="ja-JP" w:bidi="ar-SA"/>
+              </w:rPr>
+            </w:pPr>
+            <w:r>
+              <w:rPr>
+                <w:rFonts w:eastAsia="Times New Roman" w:cs="Times New Roman"/>
+                <w:kern w:val="0"/>
+                <w:sz w:val="20"/>
+                <w:szCs w:val="20"/>
+                <w:lang w:val="de-DE" w:eastAsia="ja-JP" w:bidi="ar-SA"/>
+              </w:rPr>
+              <w:t>Anwenderdokumentation</w:t>
+            </w:r>
+          </w:p>
+        </w:tc>
+        <w:tc>
+          <w:tcPr>
+            <w:tcW w:w="1975" w:type="dxa"/>
+            <w:tcBorders/>
+            <w:shd w:color="auto" w:fill="DEEAF6" w:themeFill="accent1" w:themeFillTint="33" w:val="clear"/>
+          </w:tcPr>
+          <w:p>
+            <w:pPr>
+              <w:pStyle w:val="Normal"/>
+              <w:widowControl/>
+              <w:suppressAutoHyphens w:val="true"/>
+              <w:spacing w:before="60" w:after="0"/>
+              <w:jc w:val="end"/>
+              <w:rPr/>
+            </w:pPr>
+            <w:r>
+              <w:rPr>
+                <w:rFonts w:eastAsia="Times New Roman" w:cs="Times New Roman"/>
+                <w:kern w:val="0"/>
+                <w:sz w:val="20"/>
+                <w:szCs w:val="20"/>
+                <w:lang w:val="de-DE" w:eastAsia="ja-JP" w:bidi="ar-SA"/>
+              </w:rPr>
+              <w:t>2h</w:t>
+            </w:r>
+          </w:p>
+        </w:tc>
+      </w:tr>
+      <w:tr>
+        <w:trPr/>
+        <w:tc>
+          <w:tcPr>
+            <w:tcW w:w="2273" w:type="dxa"/>
+            <w:tcBorders/>
+            <w:shd w:color="auto" w:fill="DEEAF6" w:themeFill="accent1" w:themeFillTint="33" w:val="clear"/>
+          </w:tcPr>
+          <w:p>
+            <w:pPr>
+              <w:pStyle w:val="Normal"/>
+              <w:widowControl/>
+              <w:suppressAutoHyphens w:val="true"/>
+              <w:spacing w:before="60" w:after="0"/>
+              <w:rPr>
+                <w:rFonts w:eastAsia="Times New Roman" w:cs="Times New Roman"/>
+                <w:kern w:val="0"/>
+                <w:sz w:val="20"/>
+                <w:szCs w:val="20"/>
+                <w:lang w:val="de-DE" w:eastAsia="ja-JP" w:bidi="ar-SA"/>
+              </w:rPr>
+            </w:pPr>
+            <w:r>
+              <w:rPr>
+                <w:rFonts w:eastAsia="Times New Roman" w:cs="Times New Roman"/>
+                <w:kern w:val="0"/>
+                <w:sz w:val="20"/>
+                <w:szCs w:val="20"/>
+                <w:lang w:val="de-DE" w:eastAsia="ja-JP" w:bidi="ar-SA"/>
+              </w:rPr>
+            </w:r>
+          </w:p>
+        </w:tc>
+        <w:tc>
+          <w:tcPr>
+            <w:tcW w:w="4809" w:type="dxa"/>
+            <w:tcBorders/>
+            <w:shd w:color="auto" w:fill="DEEAF6" w:themeFill="accent1" w:themeFillTint="33" w:val="clear"/>
+          </w:tcPr>
+          <w:p>
+            <w:pPr>
+              <w:pStyle w:val="Normal"/>
+              <w:widowControl/>
+              <w:suppressAutoHyphens w:val="true"/>
+              <w:spacing w:before="60" w:after="0"/>
+              <w:rPr>
+                <w:rFonts w:eastAsia="Times New Roman" w:cs="Times New Roman"/>
+                <w:kern w:val="0"/>
+                <w:sz w:val="20"/>
+                <w:szCs w:val="20"/>
+                <w:lang w:val="de-DE" w:eastAsia="ja-JP" w:bidi="ar-SA"/>
+              </w:rPr>
+            </w:pPr>
+            <w:r>
+              <w:rPr>
+                <w:rFonts w:eastAsia="Times New Roman" w:cs="Times New Roman"/>
+                <w:kern w:val="0"/>
+                <w:sz w:val="20"/>
+                <w:szCs w:val="20"/>
+                <w:lang w:val="de-DE" w:eastAsia="ja-JP" w:bidi="ar-SA"/>
+              </w:rPr>
+              <w:t>Entwicklerdokumentation</w:t>
+            </w:r>
+          </w:p>
+        </w:tc>
+        <w:tc>
+          <w:tcPr>
+            <w:tcW w:w="1975" w:type="dxa"/>
+            <w:tcBorders/>
+            <w:shd w:color="auto" w:fill="DEEAF6" w:themeFill="accent1" w:themeFillTint="33" w:val="clear"/>
+          </w:tcPr>
+          <w:p>
+            <w:pPr>
+              <w:pStyle w:val="Normal"/>
+              <w:widowControl/>
+              <w:suppressAutoHyphens w:val="true"/>
+              <w:spacing w:before="60" w:after="0"/>
+              <w:jc w:val="end"/>
+              <w:rPr/>
+            </w:pPr>
+            <w:r>
+              <w:rPr>
+                <w:rFonts w:eastAsia="Times New Roman" w:cs="Times New Roman"/>
+                <w:kern w:val="0"/>
+                <w:sz w:val="20"/>
+                <w:szCs w:val="20"/>
+                <w:lang w:val="de-DE" w:eastAsia="ja-JP" w:bidi="ar-SA"/>
+              </w:rPr>
+              <w:t>2h</w:t>
+            </w:r>
+          </w:p>
+        </w:tc>
+      </w:tr>
+      <w:tr>
+        <w:trPr/>
+        <w:tc>
+          <w:tcPr>
+            <w:tcW w:w="2273" w:type="dxa"/>
+            <w:tcBorders/>
+            <w:shd w:color="auto" w:fill="DEEAF6" w:themeFill="accent1" w:themeFillTint="33" w:val="clear"/>
+          </w:tcPr>
+          <w:p>
+            <w:pPr>
+              <w:pStyle w:val="Normal"/>
+              <w:widowControl/>
+              <w:suppressAutoHyphens w:val="true"/>
+              <w:spacing w:before="60" w:after="0"/>
+              <w:rPr>
+                <w:rFonts w:eastAsia="Times New Roman" w:cs="Times New Roman"/>
+                <w:kern w:val="0"/>
+                <w:sz w:val="20"/>
+                <w:szCs w:val="20"/>
+                <w:lang w:val="de-DE" w:eastAsia="ja-JP" w:bidi="ar-SA"/>
+              </w:rPr>
+            </w:pPr>
+            <w:r>
+              <w:rPr>
+                <w:rFonts w:eastAsia="Times New Roman" w:cs="Times New Roman"/>
+                <w:kern w:val="0"/>
+                <w:sz w:val="20"/>
+                <w:szCs w:val="20"/>
+                <w:lang w:val="de-DE" w:eastAsia="ja-JP" w:bidi="ar-SA"/>
+              </w:rPr>
+            </w:r>
+          </w:p>
+        </w:tc>
+        <w:tc>
+          <w:tcPr>
+            <w:tcW w:w="4809" w:type="dxa"/>
+            <w:tcBorders/>
+            <w:shd w:color="auto" w:fill="DEEAF6" w:themeFill="accent1" w:themeFillTint="33" w:val="clear"/>
+          </w:tcPr>
+          <w:p>
+            <w:pPr>
+              <w:pStyle w:val="Normal"/>
+              <w:widowControl/>
+              <w:suppressAutoHyphens w:val="true"/>
+              <w:spacing w:before="60" w:after="0"/>
+              <w:rPr>
+                <w:rFonts w:eastAsia="Times New Roman" w:cs="Times New Roman"/>
+                <w:kern w:val="0"/>
+                <w:sz w:val="20"/>
+                <w:szCs w:val="20"/>
+                <w:lang w:val="de-DE" w:eastAsia="ja-JP" w:bidi="ar-SA"/>
+              </w:rPr>
+            </w:pPr>
+            <w:r>
+              <w:rPr>
+                <w:rFonts w:eastAsia="Times New Roman" w:cs="Times New Roman"/>
+                <w:kern w:val="0"/>
+                <w:sz w:val="20"/>
+                <w:szCs w:val="20"/>
+                <w:lang w:val="de-DE" w:eastAsia="ja-JP" w:bidi="ar-SA"/>
+              </w:rPr>
+              <w:t>Projektübernahme</w:t>
+            </w:r>
+          </w:p>
+        </w:tc>
+        <w:tc>
+          <w:tcPr>
+            <w:tcW w:w="1975" w:type="dxa"/>
+            <w:tcBorders/>
+            <w:shd w:color="auto" w:fill="DEEAF6" w:themeFill="accent1" w:themeFillTint="33" w:val="clear"/>
+          </w:tcPr>
+          <w:p>
+            <w:pPr>
+              <w:pStyle w:val="Normal"/>
+              <w:widowControl/>
+              <w:suppressAutoHyphens w:val="true"/>
+              <w:spacing w:before="60" w:after="0"/>
+              <w:jc w:val="end"/>
+              <w:rPr/>
+            </w:pPr>
+            <w:r>
+              <w:rPr>
+                <w:rFonts w:eastAsia="Times New Roman" w:cs="Times New Roman"/>
+                <w:kern w:val="0"/>
+                <w:sz w:val="20"/>
+                <w:szCs w:val="20"/>
+                <w:lang w:val="de-DE" w:eastAsia="ja-JP" w:bidi="ar-SA"/>
+              </w:rPr>
+              <w:t>8h</w:t>
+            </w:r>
+          </w:p>
+        </w:tc>
+      </w:tr>
+      <w:tr>
+        <w:trPr/>
+        <w:tc>
+          <w:tcPr>
+            <w:tcW w:w="2273" w:type="dxa"/>
+            <w:tcBorders/>
+            <w:shd w:color="auto" w:fill="DEEAF6" w:themeFill="accent1" w:themeFillTint="33" w:val="clear"/>
+          </w:tcPr>
+          <w:p>
+            <w:pPr>
+              <w:pStyle w:val="Normal"/>
+              <w:widowControl/>
+              <w:suppressAutoHyphens w:val="true"/>
+              <w:spacing w:before="60" w:after="0"/>
+              <w:rPr>
+                <w:rFonts w:eastAsia="Times New Roman" w:cs="Times New Roman"/>
+                <w:kern w:val="0"/>
+                <w:sz w:val="20"/>
+                <w:szCs w:val="20"/>
+                <w:lang w:val="de-DE" w:eastAsia="ja-JP" w:bidi="ar-SA"/>
+              </w:rPr>
+            </w:pPr>
+            <w:r>
+              <w:rPr>
+                <w:rFonts w:eastAsia="Times New Roman" w:cs="Times New Roman"/>
+                <w:kern w:val="0"/>
+                <w:sz w:val="20"/>
+                <w:szCs w:val="20"/>
+                <w:lang w:val="de-DE" w:eastAsia="ja-JP" w:bidi="ar-SA"/>
+              </w:rPr>
+            </w:r>
+          </w:p>
+        </w:tc>
+        <w:tc>
+          <w:tcPr>
+            <w:tcW w:w="4809" w:type="dxa"/>
+            <w:tcBorders/>
+            <w:shd w:color="auto" w:fill="DEEAF6" w:themeFill="accent1" w:themeFillTint="33" w:val="clear"/>
+          </w:tcPr>
+          <w:p>
+            <w:pPr>
+              <w:pStyle w:val="Normal"/>
+              <w:widowControl/>
+              <w:suppressAutoHyphens w:val="true"/>
+              <w:spacing w:before="60" w:after="0"/>
+              <w:rPr>
+                <w:rFonts w:eastAsia="Times New Roman" w:cs="Times New Roman"/>
+                <w:kern w:val="0"/>
+                <w:sz w:val="20"/>
+                <w:szCs w:val="20"/>
+                <w:lang w:val="de-DE" w:eastAsia="ja-JP" w:bidi="ar-SA"/>
+              </w:rPr>
+            </w:pPr>
+            <w:r>
+              <w:rPr>
+                <w:rFonts w:eastAsia="Times New Roman" w:cs="Times New Roman"/>
+                <w:kern w:val="0"/>
+                <w:sz w:val="20"/>
+                <w:szCs w:val="20"/>
+                <w:lang w:val="de-DE" w:eastAsia="ja-JP" w:bidi="ar-SA"/>
+              </w:rPr>
+              <w:t>Übergabe und Inbetriebnahme</w:t>
+            </w:r>
+          </w:p>
+        </w:tc>
+        <w:tc>
+          <w:tcPr>
+            <w:tcW w:w="1975" w:type="dxa"/>
+            <w:tcBorders/>
+            <w:shd w:color="auto" w:fill="DEEAF6" w:themeFill="accent1" w:themeFillTint="33" w:val="clear"/>
+          </w:tcPr>
+          <w:p>
+            <w:pPr>
+              <w:pStyle w:val="Normal"/>
+              <w:widowControl/>
+              <w:suppressAutoHyphens w:val="true"/>
+              <w:spacing w:before="60" w:after="0"/>
+              <w:jc w:val="end"/>
+              <w:rPr/>
+            </w:pPr>
+            <w:r>
+              <w:rPr>
+                <w:rFonts w:eastAsia="Times New Roman" w:cs="Times New Roman"/>
+                <w:kern w:val="0"/>
+                <w:sz w:val="20"/>
+                <w:szCs w:val="20"/>
+                <w:lang w:val="de-DE" w:eastAsia="ja-JP" w:bidi="ar-SA"/>
+              </w:rPr>
+              <w:t>1h</w:t>
+            </w:r>
+          </w:p>
+        </w:tc>
+      </w:tr>
+      <w:tr>
+        <w:trPr/>
+        <w:tc>
+          <w:tcPr>
+            <w:tcW w:w="2273" w:type="dxa"/>
+            <w:tcBorders/>
+            <w:shd w:color="auto" w:fill="DEEAF6" w:themeFill="accent1" w:themeFillTint="33" w:val="clear"/>
+          </w:tcPr>
+          <w:p>
+            <w:pPr>
+              <w:pStyle w:val="Normal"/>
+              <w:widowControl/>
+              <w:suppressAutoHyphens w:val="true"/>
+              <w:spacing w:before="60" w:after="0"/>
+              <w:rPr>
+                <w:rFonts w:eastAsia="Times New Roman" w:cs="Times New Roman"/>
+                <w:kern w:val="0"/>
+                <w:sz w:val="20"/>
+                <w:szCs w:val="20"/>
+                <w:lang w:val="de-DE" w:eastAsia="ja-JP" w:bidi="ar-SA"/>
+              </w:rPr>
+            </w:pPr>
+            <w:r>
+              <w:rPr>
+                <w:rFonts w:eastAsia="Times New Roman" w:cs="Times New Roman"/>
+                <w:kern w:val="0"/>
+                <w:sz w:val="20"/>
+                <w:szCs w:val="20"/>
+                <w:lang w:val="de-DE" w:eastAsia="ja-JP" w:bidi="ar-SA"/>
+              </w:rPr>
+            </w:r>
+          </w:p>
+        </w:tc>
+        <w:tc>
+          <w:tcPr>
+            <w:tcW w:w="4809" w:type="dxa"/>
+            <w:tcBorders/>
+            <w:shd w:color="auto" w:fill="DEEAF6" w:themeFill="accent1" w:themeFillTint="33" w:val="clear"/>
+          </w:tcPr>
+          <w:p>
+            <w:pPr>
+              <w:pStyle w:val="Normal"/>
+              <w:widowControl/>
+              <w:suppressAutoHyphens w:val="true"/>
+              <w:spacing w:before="60" w:after="0"/>
+              <w:rPr>
+                <w:rFonts w:eastAsia="Times New Roman" w:cs="Times New Roman"/>
+                <w:kern w:val="0"/>
+                <w:sz w:val="20"/>
+                <w:szCs w:val="20"/>
+                <w:lang w:val="de-DE" w:eastAsia="ja-JP" w:bidi="ar-SA"/>
+              </w:rPr>
+            </w:pPr>
+            <w:r>
+              <w:rPr>
+                <w:rFonts w:eastAsia="Times New Roman" w:cs="Times New Roman"/>
+                <w:kern w:val="0"/>
+                <w:sz w:val="20"/>
+                <w:szCs w:val="20"/>
+                <w:lang w:val="de-DE" w:eastAsia="ja-JP" w:bidi="ar-SA"/>
+              </w:rPr>
+            </w:r>
+          </w:p>
+        </w:tc>
+        <w:tc>
+          <w:tcPr>
+            <w:tcW w:w="1975" w:type="dxa"/>
+            <w:tcBorders/>
+            <w:shd w:color="auto" w:fill="DEEAF6" w:themeFill="accent1" w:themeFillTint="33" w:val="clear"/>
+          </w:tcPr>
+          <w:p>
+            <w:pPr>
+              <w:pStyle w:val="Normal"/>
+              <w:widowControl/>
+              <w:suppressAutoHyphens w:val="true"/>
+              <w:spacing w:before="60" w:after="0"/>
+              <w:jc w:val="end"/>
               <w:rPr>
                 <w:b/>
                 <w:bCs/>
@@ -7423,7 +7616,7 @@
         <w:trPr/>
         <w:tc>
           <w:tcPr>
-            <w:tcW w:w="2115" w:type="dxa"/>
+            <w:tcW w:w="2273" w:type="dxa"/>
             <w:tcBorders/>
             <w:shd w:color="auto" w:fill="AEAAAA" w:themeFill="background2" w:themeFillShade="bf" w:val="clear"/>
           </w:tcPr>
@@ -7457,7 +7650,7 @@
         </w:tc>
         <w:tc>
           <w:tcPr>
-            <w:tcW w:w="4967" w:type="dxa"/>
+            <w:tcW w:w="4809" w:type="dxa"/>
             <w:tcBorders/>
             <w:shd w:color="auto" w:fill="AEAAAA" w:themeFill="background2" w:themeFillShade="bf" w:val="clear"/>
           </w:tcPr>
@@ -7482,7 +7675,7 @@
         </w:tc>
         <w:tc>
           <w:tcPr>
-            <w:tcW w:w="1979" w:type="dxa"/>
+            <w:tcW w:w="1975" w:type="dxa"/>
             <w:tcBorders/>
             <w:shd w:color="auto" w:fill="AEAAAA" w:themeFill="background2" w:themeFillShade="bf" w:val="clear"/>
           </w:tcPr>
@@ -7541,8 +7734,8 @@
         <w:rPr/>
       </w:pPr>
       <w:bookmarkStart w:id="42" w:name="_Toc218703505"/>
-      <w:bookmarkStart w:id="43" w:name="_Toc181697561"/>
-      <w:bookmarkStart w:id="44" w:name="_Toc181709009"/>
+      <w:bookmarkStart w:id="43" w:name="_Toc181709009"/>
+      <w:bookmarkStart w:id="44" w:name="_Toc181697561"/>
       <w:r>
         <w:rPr/>
         <w:t>Kosten</w:t>
@@ -7628,20 +7821,20 @@
         </w:numPr>
         <w:rPr/>
       </w:pPr>
-      <w:bookmarkStart w:id="48" w:name="_Toc218703507"/>
-      <w:bookmarkStart w:id="49" w:name="_Toc181697567"/>
-      <w:bookmarkStart w:id="50" w:name="_Toc181709015"/>
+      <w:bookmarkStart w:id="48" w:name="_Toc181697567"/>
+      <w:bookmarkStart w:id="49" w:name="_Toc181709015"/>
+      <w:bookmarkStart w:id="50" w:name="_Toc218703507"/>
       <w:r>
         <w:rPr/>
         <w:t>Projekt Kick-off-Meeting</w:t>
       </w:r>
+      <w:bookmarkEnd w:id="48"/>
       <w:bookmarkEnd w:id="49"/>
-      <w:bookmarkEnd w:id="50"/>
       <w:r>
         <w:rPr/>
         <w:t xml:space="preserve"> / Aufgabenübergabe</w:t>
       </w:r>
-      <w:bookmarkEnd w:id="48"/>
+      <w:bookmarkEnd w:id="50"/>
     </w:p>
     <w:p>
       <w:pPr>
@@ -7668,8 +7861,8 @@
           <w:lang w:eastAsia="de-DE"/>
         </w:rPr>
       </w:pPr>
-      <w:bookmarkStart w:id="51" w:name="_Toc181709017"/>
-      <w:bookmarkStart w:id="52" w:name="_Toc218703508"/>
+      <w:bookmarkStart w:id="51" w:name="_Toc218703508"/>
+      <w:bookmarkStart w:id="52" w:name="_Toc181709017"/>
       <w:r>
         <w:rPr>
           <w:lang w:eastAsia="de-DE"/>
@@ -7700,7 +7893,7 @@
         <w:pStyle w:val="ListParagraph"/>
         <w:numPr>
           <w:ilvl w:val="0"/>
-          <w:numId w:val="10"/>
+          <w:numId w:val="8"/>
         </w:numPr>
         <w:jc w:val="start"/>
         <w:rPr>
@@ -7721,7 +7914,7 @@
         <w:pStyle w:val="ListParagraph"/>
         <w:numPr>
           <w:ilvl w:val="0"/>
-          <w:numId w:val="10"/>
+          <w:numId w:val="8"/>
         </w:numPr>
         <w:rPr>
           <w:color w:val="0070C0"/>
@@ -7741,7 +7934,7 @@
         <w:pStyle w:val="ListParagraph"/>
         <w:numPr>
           <w:ilvl w:val="0"/>
-          <w:numId w:val="10"/>
+          <w:numId w:val="8"/>
         </w:numPr>
         <w:rPr>
           <w:color w:val="0070C0"/>
@@ -7761,7 +7954,7 @@
         <w:pStyle w:val="ListParagraph"/>
         <w:numPr>
           <w:ilvl w:val="0"/>
-          <w:numId w:val="10"/>
+          <w:numId w:val="8"/>
         </w:numPr>
         <w:rPr>
           <w:color w:val="0070C0"/>
@@ -7781,7 +7974,7 @@
         <w:pStyle w:val="ListParagraph"/>
         <w:numPr>
           <w:ilvl w:val="0"/>
-          <w:numId w:val="10"/>
+          <w:numId w:val="8"/>
         </w:numPr>
         <w:rPr>
           <w:color w:val="0070C0"/>
@@ -7801,7 +7994,7 @@
         <w:pStyle w:val="ListParagraph"/>
         <w:numPr>
           <w:ilvl w:val="0"/>
-          <w:numId w:val="10"/>
+          <w:numId w:val="8"/>
         </w:numPr>
         <w:rPr>
           <w:color w:val="0070C0"/>
@@ -7821,7 +8014,7 @@
         <w:pStyle w:val="ListParagraph"/>
         <w:numPr>
           <w:ilvl w:val="0"/>
-          <w:numId w:val="10"/>
+          <w:numId w:val="8"/>
         </w:numPr>
         <w:rPr>
           <w:color w:val="0070C0"/>
@@ -7841,7 +8034,7 @@
         <w:pStyle w:val="ListParagraph"/>
         <w:numPr>
           <w:ilvl w:val="0"/>
-          <w:numId w:val="10"/>
+          <w:numId w:val="8"/>
         </w:numPr>
         <w:rPr>
           <w:color w:val="0070C0"/>
@@ -8018,7 +8211,7 @@
         <w:pStyle w:val="ListParagraph"/>
         <w:numPr>
           <w:ilvl w:val="0"/>
-          <w:numId w:val="9"/>
+          <w:numId w:val="7"/>
         </w:numPr>
         <w:rPr>
           <w:color w:val="0070C0"/>
@@ -8036,7 +8229,7 @@
         <w:pStyle w:val="ListParagraph"/>
         <w:numPr>
           <w:ilvl w:val="0"/>
-          <w:numId w:val="9"/>
+          <w:numId w:val="7"/>
         </w:numPr>
         <w:rPr>
           <w:color w:val="0070C0"/>
@@ -8054,7 +8247,7 @@
         <w:pStyle w:val="ListParagraph"/>
         <w:numPr>
           <w:ilvl w:val="0"/>
-          <w:numId w:val="9"/>
+          <w:numId w:val="7"/>
         </w:numPr>
         <w:rPr>
           <w:color w:val="0070C0"/>
@@ -8086,7 +8279,7 @@
         <w:pStyle w:val="ListParagraph"/>
         <w:numPr>
           <w:ilvl w:val="0"/>
-          <w:numId w:val="9"/>
+          <w:numId w:val="7"/>
         </w:numPr>
         <w:rPr>
           <w:color w:val="0070C0"/>
@@ -8119,18 +8312,18 @@
           <w:lang w:eastAsia="de-DE"/>
         </w:rPr>
       </w:pPr>
-      <w:bookmarkStart w:id="56" w:name="_Toc218703512"/>
-      <w:bookmarkStart w:id="57" w:name="_Umsetzung"/>
-      <w:bookmarkStart w:id="58" w:name="_Toc181697569"/>
-      <w:bookmarkStart w:id="59" w:name="_Toc181709019"/>
+      <w:bookmarkStart w:id="56" w:name="_Umsetzung"/>
+      <w:bookmarkStart w:id="57" w:name="_Toc218703512"/>
+      <w:bookmarkStart w:id="58" w:name="_Toc181709019"/>
+      <w:bookmarkStart w:id="59" w:name="_Toc181697569"/>
+      <w:bookmarkEnd w:id="56"/>
+      <w:r>
+        <w:rPr>
+          <w:lang w:eastAsia="de-DE"/>
+        </w:rPr>
+        <w:t>Umsetzung</w:t>
+      </w:r>
       <w:bookmarkEnd w:id="57"/>
-      <w:r>
-        <w:rPr>
-          <w:lang w:eastAsia="de-DE"/>
-        </w:rPr>
-        <w:t>Umsetzung</w:t>
-      </w:r>
-      <w:bookmarkEnd w:id="56"/>
       <w:bookmarkEnd w:id="58"/>
       <w:bookmarkEnd w:id="59"/>
     </w:p>
@@ -8173,8 +8366,8 @@
         </w:rPr>
       </w:pPr>
       <w:bookmarkStart w:id="60" w:name="_Toc218703513"/>
-      <w:bookmarkStart w:id="61" w:name="_Toc181709020"/>
-      <w:bookmarkStart w:id="62" w:name="_Toc181697570"/>
+      <w:bookmarkStart w:id="61" w:name="_Toc181697570"/>
+      <w:bookmarkStart w:id="62" w:name="_Toc181709020"/>
       <w:r>
         <w:rPr/>
         <w:t>Abschluss</w:t>
@@ -8223,20 +8416,20 @@
         </w:numPr>
         <w:rPr/>
       </w:pPr>
-      <w:bookmarkStart w:id="64" w:name="_Toc182313734"/>
-      <w:bookmarkStart w:id="65" w:name="_Toc182399913"/>
+      <w:bookmarkStart w:id="64" w:name="_Toc181697572"/>
+      <w:bookmarkStart w:id="65" w:name="_Toc181709022"/>
       <w:bookmarkStart w:id="66" w:name="_Toc218703515"/>
-      <w:bookmarkStart w:id="67" w:name="_Toc181709022"/>
-      <w:bookmarkStart w:id="68" w:name="_Toc181697572"/>
+      <w:bookmarkStart w:id="67" w:name="_Toc182399913"/>
+      <w:bookmarkStart w:id="68" w:name="_Toc182313734"/>
+      <w:bookmarkEnd w:id="67"/>
+      <w:bookmarkEnd w:id="68"/>
+      <w:r>
+        <w:rPr/>
+        <w:t>Dokumentation</w:t>
+      </w:r>
       <w:bookmarkEnd w:id="64"/>
       <w:bookmarkEnd w:id="65"/>
-      <w:r>
-        <w:rPr/>
-        <w:t>Dokumentation</w:t>
-      </w:r>
       <w:bookmarkEnd w:id="66"/>
-      <w:bookmarkEnd w:id="67"/>
-      <w:bookmarkEnd w:id="68"/>
     </w:p>
     <w:p>
       <w:pPr>
@@ -8261,8 +8454,8 @@
         </w:numPr>
         <w:rPr/>
       </w:pPr>
-      <w:bookmarkStart w:id="69" w:name="_Toc181709023"/>
-      <w:bookmarkStart w:id="70" w:name="_Toc218703516"/>
+      <w:bookmarkStart w:id="69" w:name="_Toc218703516"/>
+      <w:bookmarkStart w:id="70" w:name="_Toc181709023"/>
       <w:r>
         <w:rPr/>
         <w:t>Übergabe</w:t>
@@ -8293,8 +8486,8 @@
         </w:numPr>
         <w:rPr/>
       </w:pPr>
-      <w:bookmarkStart w:id="71" w:name="_Toc218703517"/>
-      <w:bookmarkStart w:id="72" w:name="_Toc181709024"/>
+      <w:bookmarkStart w:id="71" w:name="_Toc181709024"/>
+      <w:bookmarkStart w:id="72" w:name="_Toc218703517"/>
       <w:r>
         <w:rPr/>
         <w:t>Gegenüberstellung SOLL-/IST-Zeit</w:t>
@@ -8373,9 +8566,9 @@
         </w:numPr>
         <w:rPr/>
       </w:pPr>
-      <w:bookmarkStart w:id="74" w:name="_Toc181709025"/>
+      <w:bookmarkStart w:id="74" w:name="_Toc181697574"/>
       <w:bookmarkStart w:id="75" w:name="_Toc218703519"/>
-      <w:bookmarkStart w:id="76" w:name="_Toc181697574"/>
+      <w:bookmarkStart w:id="76" w:name="_Toc181709025"/>
       <w:r>
         <w:rPr/>
         <w:t>Quellen</w:t>
@@ -8389,7 +8582,7 @@
         <w:pStyle w:val="ListParagraph"/>
         <w:numPr>
           <w:ilvl w:val="0"/>
-          <w:numId w:val="6"/>
+          <w:numId w:val="5"/>
         </w:numPr>
         <w:suppressAutoHyphens w:val="true"/>
         <w:rPr>
@@ -8417,15 +8610,15 @@
         </w:numPr>
         <w:rPr/>
       </w:pPr>
-      <w:bookmarkStart w:id="77" w:name="_Toc181697575"/>
+      <w:bookmarkStart w:id="77" w:name="_Toc218703520"/>
       <w:bookmarkStart w:id="78" w:name="_Toc181709026"/>
-      <w:bookmarkStart w:id="79" w:name="_Toc218703520"/>
+      <w:bookmarkStart w:id="79" w:name="_Toc181697575"/>
       <w:r>
         <w:rPr/>
         <w:t>Abbildungsverzeichnis</w:t>
       </w:r>
-      <w:bookmarkStart w:id="80" w:name="_Toc181697576"/>
-      <w:bookmarkStart w:id="81" w:name="_Toc181709027"/>
+      <w:bookmarkStart w:id="80" w:name="_Toc181709027"/>
+      <w:bookmarkStart w:id="81" w:name="_Toc181697576"/>
       <w:bookmarkEnd w:id="77"/>
       <w:bookmarkEnd w:id="78"/>
       <w:bookmarkEnd w:id="79"/>
@@ -8474,7 +8667,7 @@
         <w:pStyle w:val="ListParagraph"/>
         <w:numPr>
           <w:ilvl w:val="0"/>
-          <w:numId w:val="14"/>
+          <w:numId w:val="16"/>
         </w:numPr>
         <w:rPr>
           <w:rFonts w:cs="Alexandria Light"/>
@@ -9086,7 +9279,7 @@
   <w:comment w:id="0" w:author="Pia Wittenbecher" w:date="2026-01-07T17:29:00Z" w:initials="PW">
     <w:p>
       <w:pPr>
-        <w:overflowPunct w:val="true"/>
+        <w:overflowPunct w:val="false"/>
         <w:spacing w:lineRule="auto" w:line="240" w:before="0" w:after="0"/>
         <w:jc w:val="start"/>
         <w:rPr/>
@@ -9105,7 +9298,7 @@
   <w:comment w:id="1" w:author="Pia Wittenbecher" w:date="2026-01-07T17:35:00Z" w:initials="PW">
     <w:p>
       <w:pPr>
-        <w:overflowPunct w:val="true"/>
+        <w:overflowPunct w:val="false"/>
         <w:spacing w:lineRule="auto" w:line="240" w:before="0" w:after="0"/>
         <w:jc w:val="start"/>
         <w:rPr/>
@@ -9124,7 +9317,7 @@
     </w:p>
     <w:p>
       <w:pPr>
-        <w:overflowPunct w:val="true"/>
+        <w:overflowPunct w:val="false"/>
         <w:spacing w:lineRule="auto" w:line="240" w:before="0" w:after="0"/>
         <w:jc w:val="start"/>
         <w:rPr/>
@@ -9138,7 +9331,7 @@
     </w:p>
     <w:p>
       <w:pPr>
-        <w:overflowPunct w:val="true"/>
+        <w:overflowPunct w:val="false"/>
         <w:spacing w:lineRule="auto" w:line="240" w:before="0" w:after="0"/>
         <w:jc w:val="start"/>
         <w:rPr/>
@@ -9152,7 +9345,7 @@
     </w:p>
     <w:p>
       <w:pPr>
-        <w:overflowPunct w:val="true"/>
+        <w:overflowPunct w:val="false"/>
         <w:spacing w:lineRule="auto" w:line="240" w:before="0" w:after="0"/>
         <w:jc w:val="start"/>
         <w:rPr/>
@@ -9166,7 +9359,7 @@
     </w:p>
     <w:p>
       <w:pPr>
-        <w:overflowPunct w:val="true"/>
+        <w:overflowPunct w:val="false"/>
         <w:spacing w:lineRule="auto" w:line="240" w:before="0" w:after="0"/>
         <w:jc w:val="start"/>
         <w:rPr/>
@@ -9179,7 +9372,7 @@
     </w:p>
     <w:p>
       <w:pPr>
-        <w:overflowPunct w:val="true"/>
+        <w:overflowPunct w:val="false"/>
         <w:spacing w:lineRule="auto" w:line="240" w:before="0" w:after="0"/>
         <w:jc w:val="start"/>
         <w:rPr/>
@@ -9195,7 +9388,7 @@
     </w:p>
     <w:p>
       <w:pPr>
-        <w:overflowPunct w:val="true"/>
+        <w:overflowPunct w:val="false"/>
         <w:spacing w:lineRule="auto" w:line="240" w:before="0" w:after="0"/>
         <w:jc w:val="start"/>
         <w:rPr/>
@@ -9209,7 +9402,7 @@
     </w:p>
     <w:p>
       <w:pPr>
-        <w:overflowPunct w:val="true"/>
+        <w:overflowPunct w:val="false"/>
         <w:spacing w:lineRule="auto" w:line="240" w:before="0" w:after="0"/>
         <w:jc w:val="start"/>
         <w:rPr/>
@@ -9225,7 +9418,7 @@
   <w:comment w:id="2" w:author="Pia Wittenbecher" w:date="2026-01-07T17:35:00Z" w:initials="PW">
     <w:p>
       <w:pPr>
-        <w:overflowPunct w:val="true"/>
+        <w:overflowPunct w:val="false"/>
         <w:spacing w:lineRule="auto" w:line="240" w:before="0" w:after="0"/>
         <w:jc w:val="start"/>
         <w:rPr/>
@@ -9242,7 +9435,7 @@
     </w:p>
     <w:p>
       <w:pPr>
-        <w:overflowPunct w:val="true"/>
+        <w:overflowPunct w:val="false"/>
         <w:spacing w:lineRule="auto" w:line="240" w:before="0" w:after="0"/>
         <w:jc w:val="start"/>
         <w:rPr/>
@@ -9255,7 +9448,7 @@
     </w:p>
     <w:p>
       <w:pPr>
-        <w:overflowPunct w:val="true"/>
+        <w:overflowPunct w:val="false"/>
         <w:spacing w:lineRule="auto" w:line="240" w:before="0" w:after="0"/>
         <w:jc w:val="start"/>
         <w:rPr/>
@@ -9271,7 +9464,7 @@
     </w:p>
     <w:p>
       <w:pPr>
-        <w:overflowPunct w:val="true"/>
+        <w:overflowPunct w:val="false"/>
         <w:spacing w:lineRule="auto" w:line="240" w:before="0" w:after="0"/>
         <w:jc w:val="start"/>
         <w:rPr/>
@@ -9287,7 +9480,7 @@
   <w:comment w:id="3" w:author="Pia Wittenbecher" w:date="2026-01-07T17:39:00Z" w:initials="PW">
     <w:p>
       <w:pPr>
-        <w:overflowPunct w:val="true"/>
+        <w:overflowPunct w:val="false"/>
         <w:spacing w:lineRule="auto" w:line="240" w:before="0" w:after="0"/>
         <w:jc w:val="start"/>
         <w:rPr/>
@@ -9306,7 +9499,7 @@
     </w:p>
     <w:p>
       <w:pPr>
-        <w:overflowPunct w:val="true"/>
+        <w:overflowPunct w:val="false"/>
         <w:spacing w:lineRule="auto" w:line="240" w:before="0" w:after="0"/>
         <w:jc w:val="start"/>
         <w:rPr/>
@@ -9320,7 +9513,7 @@
     </w:p>
     <w:p>
       <w:pPr>
-        <w:overflowPunct w:val="true"/>
+        <w:overflowPunct w:val="false"/>
         <w:spacing w:lineRule="auto" w:line="240" w:before="0" w:after="0"/>
         <w:jc w:val="start"/>
         <w:rPr/>
@@ -9681,7 +9874,7 @@
         </w:r>
         <w:r>
           <w:rPr/>
-          <w:t>9</w:t>
+          <w:t>10</w:t>
         </w:r>
         <w:r>
           <w:rPr/>
@@ -9905,9 +10098,9 @@
                         <a:avLst/>
                         <a:gdLst>
                           <a:gd name="textAreaLeft" fmla="*/ 0 w 540000"/>
-                          <a:gd name="textAreaRight" fmla="*/ 540720 w 540000"/>
+                          <a:gd name="textAreaRight" fmla="*/ 541080 w 540000"/>
                           <a:gd name="textAreaTop" fmla="*/ 0 h 191160"/>
-                          <a:gd name="textAreaBottom" fmla="*/ 191880 h 191160"/>
+                          <a:gd name="textAreaBottom" fmla="*/ 192240 h 191160"/>
                         </a:gdLst>
                         <a:ahLst/>
                         <a:cxnLst/>
@@ -10060,9 +10253,9 @@
                         <a:avLst/>
                         <a:gdLst>
                           <a:gd name="textAreaLeft" fmla="*/ 0 w 540000"/>
-                          <a:gd name="textAreaRight" fmla="*/ 540720 w 540000"/>
+                          <a:gd name="textAreaRight" fmla="*/ 541080 w 540000"/>
                           <a:gd name="textAreaTop" fmla="*/ 0 h 191160"/>
-                          <a:gd name="textAreaBottom" fmla="*/ 191880 h 191160"/>
+                          <a:gd name="textAreaBottom" fmla="*/ 192240 h 191160"/>
                         </a:gdLst>
                         <a:ahLst/>
                         <a:cxnLst/>
@@ -10538,125 +10731,6 @@
     <w:lvl w:ilvl="0">
       <w:start w:val="1"/>
       <w:numFmt w:val="decimal"/>
-      <w:lvlText w:val="%1."/>
-      <w:lvlJc w:val="start"/>
-      <w:pPr>
-        <w:tabs>
-          <w:tab w:val="num" w:pos="992"/>
-        </w:tabs>
-        <w:ind w:start="992" w:hanging="992"/>
-      </w:pPr>
-      <w:rPr/>
-    </w:lvl>
-    <w:lvl w:ilvl="1">
-      <w:start w:val="1"/>
-      <w:numFmt w:val="decimal"/>
-      <w:lvlText w:val="%1.%2"/>
-      <w:lvlJc w:val="start"/>
-      <w:pPr>
-        <w:tabs>
-          <w:tab w:val="num" w:pos="576"/>
-        </w:tabs>
-        <w:ind w:start="576" w:hanging="576"/>
-      </w:pPr>
-      <w:rPr/>
-    </w:lvl>
-    <w:lvl w:ilvl="2">
-      <w:start w:val="1"/>
-      <w:numFmt w:val="decimal"/>
-      <w:lvlText w:val="%1.%2.%3"/>
-      <w:lvlJc w:val="start"/>
-      <w:pPr>
-        <w:tabs>
-          <w:tab w:val="num" w:pos="720"/>
-        </w:tabs>
-        <w:ind w:start="720" w:hanging="720"/>
-      </w:pPr>
-      <w:rPr/>
-    </w:lvl>
-    <w:lvl w:ilvl="3">
-      <w:start w:val="1"/>
-      <w:numFmt w:val="decimal"/>
-      <w:lvlText w:val="%1.%2.%3.%4"/>
-      <w:lvlJc w:val="start"/>
-      <w:pPr>
-        <w:tabs>
-          <w:tab w:val="num" w:pos="864"/>
-        </w:tabs>
-        <w:ind w:start="864" w:hanging="864"/>
-      </w:pPr>
-      <w:rPr/>
-    </w:lvl>
-    <w:lvl w:ilvl="4">
-      <w:start w:val="1"/>
-      <w:numFmt w:val="decimal"/>
-      <w:lvlText w:val="%1.%2.%3.%4.%5"/>
-      <w:lvlJc w:val="start"/>
-      <w:pPr>
-        <w:tabs>
-          <w:tab w:val="num" w:pos="1008"/>
-        </w:tabs>
-        <w:ind w:start="1008" w:hanging="1008"/>
-      </w:pPr>
-      <w:rPr/>
-    </w:lvl>
-    <w:lvl w:ilvl="5">
-      <w:start w:val="1"/>
-      <w:numFmt w:val="decimal"/>
-      <w:lvlText w:val="%1.%2.%3.%4.%5.%6"/>
-      <w:lvlJc w:val="start"/>
-      <w:pPr>
-        <w:tabs>
-          <w:tab w:val="num" w:pos="1152"/>
-        </w:tabs>
-        <w:ind w:start="1152" w:hanging="1152"/>
-      </w:pPr>
-      <w:rPr/>
-    </w:lvl>
-    <w:lvl w:ilvl="6">
-      <w:start w:val="1"/>
-      <w:numFmt w:val="decimal"/>
-      <w:lvlText w:val="%1.%2.%3.%4.%5.%6.%7"/>
-      <w:lvlJc w:val="start"/>
-      <w:pPr>
-        <w:tabs>
-          <w:tab w:val="num" w:pos="1296"/>
-        </w:tabs>
-        <w:ind w:start="1296" w:hanging="1296"/>
-      </w:pPr>
-      <w:rPr/>
-    </w:lvl>
-    <w:lvl w:ilvl="7">
-      <w:start w:val="1"/>
-      <w:numFmt w:val="decimal"/>
-      <w:lvlText w:val="%1.%2.%3.%4.%5.%6.%7.%8"/>
-      <w:lvlJc w:val="start"/>
-      <w:pPr>
-        <w:tabs>
-          <w:tab w:val="num" w:pos="1440"/>
-        </w:tabs>
-        <w:ind w:start="1440" w:hanging="1440"/>
-      </w:pPr>
-      <w:rPr/>
-    </w:lvl>
-    <w:lvl w:ilvl="8">
-      <w:start w:val="1"/>
-      <w:numFmt w:val="decimal"/>
-      <w:lvlText w:val="%1.%2.%3.%4.%5.%6.%7.%8.%9"/>
-      <w:lvlJc w:val="start"/>
-      <w:pPr>
-        <w:tabs>
-          <w:tab w:val="num" w:pos="1584"/>
-        </w:tabs>
-        <w:ind w:start="1584" w:hanging="1584"/>
-      </w:pPr>
-      <w:rPr/>
-    </w:lvl>
-  </w:abstractNum>
-  <w:abstractNum w:abstractNumId="5">
-    <w:lvl w:ilvl="0">
-      <w:start w:val="1"/>
-      <w:numFmt w:val="decimal"/>
       <w:lvlText w:val="1.1.1.%1"/>
       <w:lvlJc w:val="start"/>
       <w:pPr>
@@ -10772,7 +10846,7 @@
       <w:rPr/>
     </w:lvl>
   </w:abstractNum>
-  <w:abstractNum w:abstractNumId="6">
+  <w:abstractNum w:abstractNumId="5">
     <w:lvl w:ilvl="0">
       <w:start w:val="1"/>
       <w:numFmt w:val="bullet"/>
@@ -10909,11 +10983,10 @@
       </w:rPr>
     </w:lvl>
   </w:abstractNum>
-  <w:abstractNum w:abstractNumId="7">
+  <w:abstractNum w:abstractNumId="6">
     <w:lvl w:ilvl="0">
-      <w:start w:val="1"/>
-      <w:numFmt w:val="decimal"/>
-      <w:lvlText w:val="%1."/>
+      <w:numFmt w:val="bullet"/>
+      <w:lvlText w:val=""/>
       <w:lvlJc w:val="start"/>
       <w:pPr>
         <w:tabs>
@@ -10921,7 +10994,9 @@
         </w:tabs>
         <w:ind w:start="720" w:hanging="360"/>
       </w:pPr>
-      <w:rPr/>
+      <w:rPr>
+        <w:rFonts w:ascii="Wingdings" w:hAnsi="Wingdings" w:cs="Wingdings" w:hint="default"/>
+      </w:rPr>
     </w:lvl>
     <w:lvl w:ilvl="1">
       <w:start w:val="1"/>
@@ -11044,10 +11119,10 @@
       </w:rPr>
     </w:lvl>
   </w:abstractNum>
-  <w:abstractNum w:abstractNumId="8">
+  <w:abstractNum w:abstractNumId="7">
     <w:lvl w:ilvl="0">
       <w:numFmt w:val="bullet"/>
-      <w:lvlText w:val=""/>
+      <w:lvlText w:val="-"/>
       <w:lvlJc w:val="start"/>
       <w:pPr>
         <w:tabs>
@@ -11056,7 +11131,7 @@
         <w:ind w:start="720" w:hanging="360"/>
       </w:pPr>
       <w:rPr>
-        <w:rFonts w:ascii="Wingdings" w:hAnsi="Wingdings" w:cs="Wingdings" w:hint="default"/>
+        <w:rFonts w:ascii="Alexandria Light" w:hAnsi="Alexandria Light" w:cs="Alexandria Light" w:hint="default"/>
       </w:rPr>
     </w:lvl>
     <w:lvl w:ilvl="1">
@@ -11180,10 +11255,11 @@
       </w:rPr>
     </w:lvl>
   </w:abstractNum>
-  <w:abstractNum w:abstractNumId="9">
+  <w:abstractNum w:abstractNumId="8">
     <w:lvl w:ilvl="0">
+      <w:start w:val="1"/>
       <w:numFmt w:val="bullet"/>
-      <w:lvlText w:val="-"/>
+      <w:lvlText w:val=""/>
       <w:lvlJc w:val="start"/>
       <w:pPr>
         <w:tabs>
@@ -11192,7 +11268,7 @@
         <w:ind w:start="720" w:hanging="360"/>
       </w:pPr>
       <w:rPr>
-        <w:rFonts w:ascii="Alexandria Light" w:hAnsi="Alexandria Light" w:cs="Alexandria Light" w:hint="default"/>
+        <w:rFonts w:ascii="Symbol" w:hAnsi="Symbol" w:cs="Symbol" w:hint="default"/>
       </w:rPr>
     </w:lvl>
     <w:lvl w:ilvl="1">
@@ -11316,11 +11392,130 @@
       </w:rPr>
     </w:lvl>
   </w:abstractNum>
+  <w:abstractNum w:abstractNumId="9">
+    <w:lvl w:ilvl="0">
+      <w:start w:val="1"/>
+      <w:numFmt w:val="decimal"/>
+      <w:lvlText w:val="%1."/>
+      <w:lvlJc w:val="start"/>
+      <w:pPr>
+        <w:tabs>
+          <w:tab w:val="num" w:pos="992"/>
+        </w:tabs>
+        <w:ind w:start="992" w:hanging="992"/>
+      </w:pPr>
+      <w:rPr/>
+    </w:lvl>
+    <w:lvl w:ilvl="1">
+      <w:start w:val="1"/>
+      <w:numFmt w:val="decimal"/>
+      <w:lvlText w:val="%1.%2"/>
+      <w:lvlJc w:val="start"/>
+      <w:pPr>
+        <w:tabs>
+          <w:tab w:val="num" w:pos="576"/>
+        </w:tabs>
+        <w:ind w:start="576" w:hanging="576"/>
+      </w:pPr>
+      <w:rPr/>
+    </w:lvl>
+    <w:lvl w:ilvl="2">
+      <w:start w:val="1"/>
+      <w:numFmt w:val="decimal"/>
+      <w:lvlText w:val="%1.%2.%3"/>
+      <w:lvlJc w:val="start"/>
+      <w:pPr>
+        <w:tabs>
+          <w:tab w:val="num" w:pos="720"/>
+        </w:tabs>
+        <w:ind w:start="720" w:hanging="720"/>
+      </w:pPr>
+      <w:rPr/>
+    </w:lvl>
+    <w:lvl w:ilvl="3">
+      <w:start w:val="1"/>
+      <w:numFmt w:val="decimal"/>
+      <w:lvlText w:val="%1.%2.%3.%4"/>
+      <w:lvlJc w:val="start"/>
+      <w:pPr>
+        <w:tabs>
+          <w:tab w:val="num" w:pos="864"/>
+        </w:tabs>
+        <w:ind w:start="864" w:hanging="864"/>
+      </w:pPr>
+      <w:rPr/>
+    </w:lvl>
+    <w:lvl w:ilvl="4">
+      <w:start w:val="1"/>
+      <w:numFmt w:val="decimal"/>
+      <w:lvlText w:val="%1.%2.%3.%4.%5"/>
+      <w:lvlJc w:val="start"/>
+      <w:pPr>
+        <w:tabs>
+          <w:tab w:val="num" w:pos="1008"/>
+        </w:tabs>
+        <w:ind w:start="1008" w:hanging="1008"/>
+      </w:pPr>
+      <w:rPr/>
+    </w:lvl>
+    <w:lvl w:ilvl="5">
+      <w:start w:val="1"/>
+      <w:numFmt w:val="decimal"/>
+      <w:lvlText w:val="%1.%2.%3.%4.%5.%6"/>
+      <w:lvlJc w:val="start"/>
+      <w:pPr>
+        <w:tabs>
+          <w:tab w:val="num" w:pos="1152"/>
+        </w:tabs>
+        <w:ind w:start="1152" w:hanging="1152"/>
+      </w:pPr>
+      <w:rPr/>
+    </w:lvl>
+    <w:lvl w:ilvl="6">
+      <w:start w:val="1"/>
+      <w:numFmt w:val="decimal"/>
+      <w:lvlText w:val="%1.%2.%3.%4.%5.%6.%7"/>
+      <w:lvlJc w:val="start"/>
+      <w:pPr>
+        <w:tabs>
+          <w:tab w:val="num" w:pos="1296"/>
+        </w:tabs>
+        <w:ind w:start="1296" w:hanging="1296"/>
+      </w:pPr>
+      <w:rPr/>
+    </w:lvl>
+    <w:lvl w:ilvl="7">
+      <w:start w:val="1"/>
+      <w:numFmt w:val="decimal"/>
+      <w:lvlText w:val="%1.%2.%3.%4.%5.%6.%7.%8"/>
+      <w:lvlJc w:val="start"/>
+      <w:pPr>
+        <w:tabs>
+          <w:tab w:val="num" w:pos="1440"/>
+        </w:tabs>
+        <w:ind w:start="1440" w:hanging="1440"/>
+      </w:pPr>
+      <w:rPr/>
+    </w:lvl>
+    <w:lvl w:ilvl="8">
+      <w:start w:val="1"/>
+      <w:numFmt w:val="decimal"/>
+      <w:lvlText w:val="%1.%2.%3.%4.%5.%6.%7.%8.%9"/>
+      <w:lvlJc w:val="start"/>
+      <w:pPr>
+        <w:tabs>
+          <w:tab w:val="num" w:pos="1584"/>
+        </w:tabs>
+        <w:ind w:start="1584" w:hanging="1584"/>
+      </w:pPr>
+      <w:rPr/>
+    </w:lvl>
+  </w:abstractNum>
   <w:abstractNum w:abstractNumId="10">
     <w:lvl w:ilvl="0">
       <w:start w:val="1"/>
-      <w:numFmt w:val="bullet"/>
-      <w:lvlText w:val=""/>
+      <w:numFmt w:val="decimal"/>
+      <w:lvlText w:val="%1."/>
       <w:lvlJc w:val="start"/>
       <w:pPr>
         <w:tabs>
@@ -11328,9 +11523,7 @@
         </w:tabs>
         <w:ind w:start="720" w:hanging="360"/>
       </w:pPr>
-      <w:rPr>
-        <w:rFonts w:ascii="Symbol" w:hAnsi="Symbol" w:cs="Symbol" w:hint="default"/>
-      </w:rPr>
+      <w:rPr/>
     </w:lvl>
     <w:lvl w:ilvl="1">
       <w:start w:val="1"/>
@@ -11704,6 +11897,280 @@
       </w:pPr>
       <w:rPr>
         <w:rFonts w:ascii="Wingdings" w:hAnsi="Wingdings" w:cs="Wingdings" w:hint="default"/>
+      </w:rPr>
+    </w:lvl>
+  </w:abstractNum>
+  <w:abstractNum w:abstractNumId="13">
+    <w:lvl w:ilvl="0">
+      <w:start w:val="1"/>
+      <w:numFmt w:val="bullet"/>
+      <w:lvlText w:val=""/>
+      <w:lvlJc w:val="start"/>
+      <w:pPr>
+        <w:tabs>
+          <w:tab w:val="num" w:pos="720"/>
+        </w:tabs>
+        <w:ind w:start="720" w:hanging="360"/>
+      </w:pPr>
+      <w:rPr>
+        <w:rFonts w:ascii="Symbol" w:hAnsi="Symbol" w:cs="Symbol" w:hint="default"/>
+      </w:rPr>
+    </w:lvl>
+    <w:lvl w:ilvl="1">
+      <w:start w:val="1"/>
+      <w:numFmt w:val="bullet"/>
+      <w:lvlText w:val="◦"/>
+      <w:lvlJc w:val="start"/>
+      <w:pPr>
+        <w:tabs>
+          <w:tab w:val="num" w:pos="1080"/>
+        </w:tabs>
+        <w:ind w:start="1080" w:hanging="360"/>
+      </w:pPr>
+      <w:rPr>
+        <w:rFonts w:ascii="OpenSymbol" w:hAnsi="OpenSymbol" w:cs="OpenSymbol" w:hint="default"/>
+      </w:rPr>
+    </w:lvl>
+    <w:lvl w:ilvl="2">
+      <w:start w:val="1"/>
+      <w:numFmt w:val="bullet"/>
+      <w:lvlText w:val="▪"/>
+      <w:lvlJc w:val="start"/>
+      <w:pPr>
+        <w:tabs>
+          <w:tab w:val="num" w:pos="1440"/>
+        </w:tabs>
+        <w:ind w:start="1440" w:hanging="360"/>
+      </w:pPr>
+      <w:rPr>
+        <w:rFonts w:ascii="OpenSymbol" w:hAnsi="OpenSymbol" w:cs="OpenSymbol" w:hint="default"/>
+      </w:rPr>
+    </w:lvl>
+    <w:lvl w:ilvl="3">
+      <w:start w:val="1"/>
+      <w:numFmt w:val="bullet"/>
+      <w:lvlText w:val=""/>
+      <w:lvlJc w:val="start"/>
+      <w:pPr>
+        <w:tabs>
+          <w:tab w:val="num" w:pos="1800"/>
+        </w:tabs>
+        <w:ind w:start="1800" w:hanging="360"/>
+      </w:pPr>
+      <w:rPr>
+        <w:rFonts w:ascii="Symbol" w:hAnsi="Symbol" w:cs="Symbol" w:hint="default"/>
+      </w:rPr>
+    </w:lvl>
+    <w:lvl w:ilvl="4">
+      <w:start w:val="1"/>
+      <w:numFmt w:val="bullet"/>
+      <w:lvlText w:val="◦"/>
+      <w:lvlJc w:val="start"/>
+      <w:pPr>
+        <w:tabs>
+          <w:tab w:val="num" w:pos="2160"/>
+        </w:tabs>
+        <w:ind w:start="2160" w:hanging="360"/>
+      </w:pPr>
+      <w:rPr>
+        <w:rFonts w:ascii="OpenSymbol" w:hAnsi="OpenSymbol" w:cs="OpenSymbol" w:hint="default"/>
+      </w:rPr>
+    </w:lvl>
+    <w:lvl w:ilvl="5">
+      <w:start w:val="1"/>
+      <w:numFmt w:val="bullet"/>
+      <w:lvlText w:val="▪"/>
+      <w:lvlJc w:val="start"/>
+      <w:pPr>
+        <w:tabs>
+          <w:tab w:val="num" w:pos="2520"/>
+        </w:tabs>
+        <w:ind w:start="2520" w:hanging="360"/>
+      </w:pPr>
+      <w:rPr>
+        <w:rFonts w:ascii="OpenSymbol" w:hAnsi="OpenSymbol" w:cs="OpenSymbol" w:hint="default"/>
+      </w:rPr>
+    </w:lvl>
+    <w:lvl w:ilvl="6">
+      <w:start w:val="1"/>
+      <w:numFmt w:val="bullet"/>
+      <w:lvlText w:val=""/>
+      <w:lvlJc w:val="start"/>
+      <w:pPr>
+        <w:tabs>
+          <w:tab w:val="num" w:pos="2880"/>
+        </w:tabs>
+        <w:ind w:start="2880" w:hanging="360"/>
+      </w:pPr>
+      <w:rPr>
+        <w:rFonts w:ascii="Symbol" w:hAnsi="Symbol" w:cs="Symbol" w:hint="default"/>
+      </w:rPr>
+    </w:lvl>
+    <w:lvl w:ilvl="7">
+      <w:start w:val="1"/>
+      <w:numFmt w:val="bullet"/>
+      <w:lvlText w:val="◦"/>
+      <w:lvlJc w:val="start"/>
+      <w:pPr>
+        <w:tabs>
+          <w:tab w:val="num" w:pos="3240"/>
+        </w:tabs>
+        <w:ind w:start="3240" w:hanging="360"/>
+      </w:pPr>
+      <w:rPr>
+        <w:rFonts w:ascii="OpenSymbol" w:hAnsi="OpenSymbol" w:cs="OpenSymbol" w:hint="default"/>
+      </w:rPr>
+    </w:lvl>
+    <w:lvl w:ilvl="8">
+      <w:start w:val="1"/>
+      <w:numFmt w:val="bullet"/>
+      <w:lvlText w:val="▪"/>
+      <w:lvlJc w:val="start"/>
+      <w:pPr>
+        <w:tabs>
+          <w:tab w:val="num" w:pos="3600"/>
+        </w:tabs>
+        <w:ind w:start="3600" w:hanging="360"/>
+      </w:pPr>
+      <w:rPr>
+        <w:rFonts w:ascii="OpenSymbol" w:hAnsi="OpenSymbol" w:cs="OpenSymbol" w:hint="default"/>
+      </w:rPr>
+    </w:lvl>
+  </w:abstractNum>
+  <w:abstractNum w:abstractNumId="14">
+    <w:lvl w:ilvl="0">
+      <w:start w:val="1"/>
+      <w:numFmt w:val="bullet"/>
+      <w:lvlText w:val=""/>
+      <w:lvlJc w:val="start"/>
+      <w:pPr>
+        <w:tabs>
+          <w:tab w:val="num" w:pos="720"/>
+        </w:tabs>
+        <w:ind w:start="720" w:hanging="360"/>
+      </w:pPr>
+      <w:rPr>
+        <w:rFonts w:ascii="Symbol" w:hAnsi="Symbol" w:cs="Symbol" w:hint="default"/>
+      </w:rPr>
+    </w:lvl>
+    <w:lvl w:ilvl="1">
+      <w:start w:val="1"/>
+      <w:numFmt w:val="bullet"/>
+      <w:lvlText w:val="◦"/>
+      <w:lvlJc w:val="start"/>
+      <w:pPr>
+        <w:tabs>
+          <w:tab w:val="num" w:pos="1080"/>
+        </w:tabs>
+        <w:ind w:start="1080" w:hanging="360"/>
+      </w:pPr>
+      <w:rPr>
+        <w:rFonts w:ascii="OpenSymbol" w:hAnsi="OpenSymbol" w:cs="OpenSymbol" w:hint="default"/>
+      </w:rPr>
+    </w:lvl>
+    <w:lvl w:ilvl="2">
+      <w:start w:val="1"/>
+      <w:numFmt w:val="bullet"/>
+      <w:lvlText w:val="▪"/>
+      <w:lvlJc w:val="start"/>
+      <w:pPr>
+        <w:tabs>
+          <w:tab w:val="num" w:pos="1440"/>
+        </w:tabs>
+        <w:ind w:start="1440" w:hanging="360"/>
+      </w:pPr>
+      <w:rPr>
+        <w:rFonts w:ascii="OpenSymbol" w:hAnsi="OpenSymbol" w:cs="OpenSymbol" w:hint="default"/>
+      </w:rPr>
+    </w:lvl>
+    <w:lvl w:ilvl="3">
+      <w:start w:val="1"/>
+      <w:numFmt w:val="bullet"/>
+      <w:lvlText w:val=""/>
+      <w:lvlJc w:val="start"/>
+      <w:pPr>
+        <w:tabs>
+          <w:tab w:val="num" w:pos="1800"/>
+        </w:tabs>
+        <w:ind w:start="1800" w:hanging="360"/>
+      </w:pPr>
+      <w:rPr>
+        <w:rFonts w:ascii="Symbol" w:hAnsi="Symbol" w:cs="Symbol" w:hint="default"/>
+      </w:rPr>
+    </w:lvl>
+    <w:lvl w:ilvl="4">
+      <w:start w:val="1"/>
+      <w:numFmt w:val="bullet"/>
+      <w:lvlText w:val="◦"/>
+      <w:lvlJc w:val="start"/>
+      <w:pPr>
+        <w:tabs>
+          <w:tab w:val="num" w:pos="2160"/>
+        </w:tabs>
+        <w:ind w:start="2160" w:hanging="360"/>
+      </w:pPr>
+      <w:rPr>
+        <w:rFonts w:ascii="OpenSymbol" w:hAnsi="OpenSymbol" w:cs="OpenSymbol" w:hint="default"/>
+      </w:rPr>
+    </w:lvl>
+    <w:lvl w:ilvl="5">
+      <w:start w:val="1"/>
+      <w:numFmt w:val="bullet"/>
+      <w:lvlText w:val="▪"/>
+      <w:lvlJc w:val="start"/>
+      <w:pPr>
+        <w:tabs>
+          <w:tab w:val="num" w:pos="2520"/>
+        </w:tabs>
+        <w:ind w:start="2520" w:hanging="360"/>
+      </w:pPr>
+      <w:rPr>
+        <w:rFonts w:ascii="OpenSymbol" w:hAnsi="OpenSymbol" w:cs="OpenSymbol" w:hint="default"/>
+      </w:rPr>
+    </w:lvl>
+    <w:lvl w:ilvl="6">
+      <w:start w:val="1"/>
+      <w:numFmt w:val="bullet"/>
+      <w:lvlText w:val=""/>
+      <w:lvlJc w:val="start"/>
+      <w:pPr>
+        <w:tabs>
+          <w:tab w:val="num" w:pos="2880"/>
+        </w:tabs>
+        <w:ind w:start="2880" w:hanging="360"/>
+      </w:pPr>
+      <w:rPr>
+        <w:rFonts w:ascii="Symbol" w:hAnsi="Symbol" w:cs="Symbol" w:hint="default"/>
+      </w:rPr>
+    </w:lvl>
+    <w:lvl w:ilvl="7">
+      <w:start w:val="1"/>
+      <w:numFmt w:val="bullet"/>
+      <w:lvlText w:val="◦"/>
+      <w:lvlJc w:val="start"/>
+      <w:pPr>
+        <w:tabs>
+          <w:tab w:val="num" w:pos="3240"/>
+        </w:tabs>
+        <w:ind w:start="3240" w:hanging="360"/>
+      </w:pPr>
+      <w:rPr>
+        <w:rFonts w:ascii="OpenSymbol" w:hAnsi="OpenSymbol" w:cs="OpenSymbol" w:hint="default"/>
+      </w:rPr>
+    </w:lvl>
+    <w:lvl w:ilvl="8">
+      <w:start w:val="1"/>
+      <w:numFmt w:val="bullet"/>
+      <w:lvlText w:val="▪"/>
+      <w:lvlJc w:val="start"/>
+      <w:pPr>
+        <w:tabs>
+          <w:tab w:val="num" w:pos="3600"/>
+        </w:tabs>
+        <w:ind w:start="3600" w:hanging="360"/>
+      </w:pPr>
+      <w:rPr>
+        <w:rFonts w:ascii="OpenSymbol" w:hAnsi="OpenSymbol" w:cs="OpenSymbol" w:hint="default"/>
       </w:rPr>
     </w:lvl>
   </w:abstractNum>
@@ -11744,12 +12211,18 @@
     <w:abstractNumId w:val="12"/>
   </w:num>
   <w:num w:numId="13">
+    <w:abstractNumId w:val="13"/>
+  </w:num>
+  <w:num w:numId="14">
+    <w:abstractNumId w:val="14"/>
+  </w:num>
+  <w:num w:numId="15">
     <w:abstractNumId w:val="11"/>
     <w:lvlOverride w:ilvl="0">
       <w:startOverride w:val="1"/>
     </w:lvlOverride>
   </w:num>
-  <w:num w:numId="14">
+  <w:num w:numId="16">
     <w:abstractNumId w:val="12"/>
     <w:lvlOverride w:ilvl="0">
       <w:startOverride w:val="1"/>
@@ -12774,6 +13247,13 @@
       <w:iCs/>
     </w:rPr>
   </w:style>
+  <w:style w:type="character" w:styleId="Bullets">
+    <w:name w:val="Bullets"/>
+    <w:qFormat/>
+    <w:rPr>
+      <w:rFonts w:ascii="OpenSymbol" w:hAnsi="OpenSymbol" w:eastAsia="OpenSymbol" w:cs="OpenSymbol"/>
+    </w:rPr>
+  </w:style>
   <w:style w:type="paragraph" w:styleId="Heading">
     <w:name w:val="Heading"/>
     <w:basedOn w:val="Normal"/>
@@ -13064,7 +13544,7 @@
     <w:semiHidden/>
     <w:rsid w:val="00875818"/>
     <w:pPr>
-      <w:overflowPunct w:val="false"/>
+      <w:overflowPunct w:val="true"/>
       <w:spacing w:lineRule="auto" w:line="312" w:before="120" w:after="0"/>
       <w:textAlignment w:val="baseline"/>
     </w:pPr>
@@ -13420,7 +13900,7 @@
     <w:pPr>
       <w:numPr>
         <w:ilvl w:val="0"/>
-        <w:numId w:val="5"/>
+        <w:numId w:val="4"/>
       </w:numPr>
     </w:pPr>
     <w:rPr>
@@ -13432,6 +13912,20 @@
       <w:lang w:eastAsia="en-US"/>
     </w:rPr>
   </w:style>
+  <w:style w:type="paragraph" w:styleId="FrameContents">
+    <w:name w:val="Frame Contents"/>
+    <w:basedOn w:val="Normal"/>
+    <w:qFormat/>
+    <w:pPr/>
+    <w:rPr/>
+  </w:style>
+  <w:style w:type="paragraph" w:styleId="HeaderLeft">
+    <w:name w:val="Header Left"/>
+    <w:basedOn w:val="Header"/>
+    <w:qFormat/>
+    <w:pPr/>
+    <w:rPr/>
+  </w:style>
   <w:style w:type="paragraph" w:styleId="FrameContentsuser">
     <w:name w:val="Frame Contents (user)"/>
     <w:basedOn w:val="Normal"/>
@@ -13439,22 +13933,8 @@
     <w:pPr/>
     <w:rPr/>
   </w:style>
-  <w:style w:type="paragraph" w:styleId="HeaderLeftuser">
-    <w:name w:val="Header Left (user)"/>
-    <w:basedOn w:val="Header"/>
-    <w:qFormat/>
-    <w:pPr/>
-    <w:rPr/>
-  </w:style>
-  <w:style w:type="paragraph" w:styleId="FrameContents">
-    <w:name w:val="Frame Contents"/>
-    <w:basedOn w:val="Normal"/>
-    <w:qFormat/>
-    <w:pPr/>
-    <w:rPr/>
-  </w:style>
-  <w:style w:type="paragraph" w:styleId="BlockQuotation">
-    <w:name w:val="Block Quotation"/>
+  <w:style w:type="paragraph" w:styleId="BlockQuotationuser">
+    <w:name w:val="Block Quotation (user)"/>
     <w:basedOn w:val="Normal"/>
     <w:qFormat/>
     <w:pPr>

--- a/Dokumentation/Projektdokumentation/Projektdokumentation Yannick Spangel.docx
+++ b/Dokumentation/Projektdokumentation/Projektdokumentation Yannick Spangel.docx
@@ -319,7 +319,7 @@
         <mc:AlternateContent>
           <mc:Choice Requires="wps">
             <w:drawing>
-              <wp:anchor distT="635" distB="3810" distL="114300" distR="113030" simplePos="0" relativeHeight="4" behindDoc="0" locked="0" layoutInCell="0" allowOverlap="1" wp14:anchorId="76411DFE">
+              <wp:anchor distT="635" distB="3810" distL="114300" distR="112395" simplePos="0" relativeHeight="4" behindDoc="0" locked="0" layoutInCell="0" allowOverlap="1" wp14:anchorId="76411DFE">
                 <wp:simplePos x="0" y="0"/>
                 <wp:positionH relativeFrom="column">
                   <wp:posOffset>48895</wp:posOffset>
@@ -1408,37 +1408,18 @@
             </w:r>
             <w:r>
               <w:rPr>
-                <w:webHidden/>
-              </w:rPr>
-              <w:fldChar w:fldCharType="begin"/>
-            </w:r>
-            <w:r>
-              <w:rPr>
-                <w:webHidden/>
-              </w:rPr>
-              <w:instrText xml:space="preserve">PAGEREF _Toc218703493 \h</w:instrText>
-            </w:r>
-            <w:r>
-              <w:rPr>
-                <w:webHidden/>
-              </w:rPr>
-              <w:fldChar w:fldCharType="separate"/>
-            </w:r>
-            <w:r>
-              <w:rPr>
                 <w:rStyle w:val="IndexLink"/>
                 <w:vanish w:val="false"/>
               </w:rPr>
               <w:tab/>
-              <w:t>3</w:t>
-            </w:r>
-            <w:r>
-              <w:rPr>
-                <w:webHidden/>
-              </w:rPr>
-              <w:fldChar w:fldCharType="end"/>
             </w:r>
           </w:hyperlink>
+          <w:r>
+            <w:rPr>
+              <w:vanish w:val="false"/>
+            </w:rPr>
+            <w:t>4</w:t>
+          </w:r>
         </w:p>
         <w:p>
           <w:pPr>
@@ -1481,37 +1462,18 @@
             </w:r>
             <w:r>
               <w:rPr>
-                <w:webHidden/>
-              </w:rPr>
-              <w:fldChar w:fldCharType="begin"/>
-            </w:r>
-            <w:r>
-              <w:rPr>
-                <w:webHidden/>
-              </w:rPr>
-              <w:instrText xml:space="preserve">PAGEREF _Toc218703494 \h</w:instrText>
-            </w:r>
-            <w:r>
-              <w:rPr>
-                <w:webHidden/>
-              </w:rPr>
-              <w:fldChar w:fldCharType="separate"/>
-            </w:r>
-            <w:r>
-              <w:rPr>
                 <w:rStyle w:val="IndexLink"/>
                 <w:vanish w:val="false"/>
               </w:rPr>
               <w:tab/>
-              <w:t>3</w:t>
-            </w:r>
-            <w:r>
-              <w:rPr>
-                <w:webHidden/>
-              </w:rPr>
-              <w:fldChar w:fldCharType="end"/>
             </w:r>
           </w:hyperlink>
+          <w:r>
+            <w:rPr>
+              <w:vanish w:val="false"/>
+            </w:rPr>
+            <w:t>4</w:t>
+          </w:r>
         </w:p>
         <w:p>
           <w:pPr>
@@ -1558,37 +1520,18 @@
             </w:r>
             <w:r>
               <w:rPr>
-                <w:webHidden/>
-              </w:rPr>
-              <w:fldChar w:fldCharType="begin"/>
-            </w:r>
-            <w:r>
-              <w:rPr>
-                <w:webHidden/>
-              </w:rPr>
-              <w:instrText xml:space="preserve">PAGEREF _Toc218703495 \h</w:instrText>
-            </w:r>
-            <w:r>
-              <w:rPr>
-                <w:webHidden/>
-              </w:rPr>
-              <w:fldChar w:fldCharType="separate"/>
-            </w:r>
-            <w:r>
-              <w:rPr>
                 <w:rStyle w:val="IndexLink"/>
                 <w:vanish w:val="false"/>
               </w:rPr>
               <w:tab/>
-              <w:t>3</w:t>
-            </w:r>
-            <w:r>
-              <w:rPr>
-                <w:webHidden/>
-              </w:rPr>
-              <w:fldChar w:fldCharType="end"/>
             </w:r>
           </w:hyperlink>
+          <w:r>
+            <w:rPr>
+              <w:vanish w:val="false"/>
+            </w:rPr>
+            <w:t>4</w:t>
+          </w:r>
         </w:p>
         <w:p>
           <w:pPr>
@@ -1635,37 +1578,18 @@
             </w:r>
             <w:r>
               <w:rPr>
-                <w:webHidden/>
-              </w:rPr>
-              <w:fldChar w:fldCharType="begin"/>
-            </w:r>
-            <w:r>
-              <w:rPr>
-                <w:webHidden/>
-              </w:rPr>
-              <w:instrText xml:space="preserve">PAGEREF _Toc218703496 \h</w:instrText>
-            </w:r>
-            <w:r>
-              <w:rPr>
-                <w:webHidden/>
-              </w:rPr>
-              <w:fldChar w:fldCharType="separate"/>
-            </w:r>
-            <w:r>
-              <w:rPr>
                 <w:rStyle w:val="IndexLink"/>
                 <w:vanish w:val="false"/>
               </w:rPr>
               <w:tab/>
-              <w:t>3</w:t>
-            </w:r>
-            <w:r>
-              <w:rPr>
-                <w:webHidden/>
-              </w:rPr>
-              <w:fldChar w:fldCharType="end"/>
             </w:r>
           </w:hyperlink>
+          <w:r>
+            <w:rPr>
+              <w:vanish w:val="false"/>
+            </w:rPr>
+            <w:t>4</w:t>
+          </w:r>
         </w:p>
         <w:p>
           <w:pPr>
@@ -1712,37 +1636,18 @@
             </w:r>
             <w:r>
               <w:rPr>
-                <w:webHidden/>
-              </w:rPr>
-              <w:fldChar w:fldCharType="begin"/>
-            </w:r>
-            <w:r>
-              <w:rPr>
-                <w:webHidden/>
-              </w:rPr>
-              <w:instrText xml:space="preserve">PAGEREF _Toc218703497 \h</w:instrText>
-            </w:r>
-            <w:r>
-              <w:rPr>
-                <w:webHidden/>
-              </w:rPr>
-              <w:fldChar w:fldCharType="separate"/>
-            </w:r>
-            <w:r>
-              <w:rPr>
                 <w:rStyle w:val="IndexLink"/>
                 <w:vanish w:val="false"/>
               </w:rPr>
               <w:tab/>
-              <w:t>3</w:t>
-            </w:r>
-            <w:r>
-              <w:rPr>
-                <w:webHidden/>
-              </w:rPr>
-              <w:fldChar w:fldCharType="end"/>
             </w:r>
           </w:hyperlink>
+          <w:r>
+            <w:rPr>
+              <w:vanish w:val="false"/>
+            </w:rPr>
+            <w:t>4</w:t>
+          </w:r>
         </w:p>
         <w:p>
           <w:pPr>
@@ -1789,37 +1694,18 @@
             </w:r>
             <w:r>
               <w:rPr>
-                <w:webHidden/>
-              </w:rPr>
-              <w:fldChar w:fldCharType="begin"/>
-            </w:r>
-            <w:r>
-              <w:rPr>
-                <w:webHidden/>
-              </w:rPr>
-              <w:instrText xml:space="preserve">PAGEREF _Toc218703498 \h</w:instrText>
-            </w:r>
-            <w:r>
-              <w:rPr>
-                <w:webHidden/>
-              </w:rPr>
-              <w:fldChar w:fldCharType="separate"/>
-            </w:r>
-            <w:r>
-              <w:rPr>
                 <w:rStyle w:val="IndexLink"/>
                 <w:vanish w:val="false"/>
               </w:rPr>
               <w:tab/>
-              <w:t>3</w:t>
-            </w:r>
-            <w:r>
-              <w:rPr>
-                <w:webHidden/>
-              </w:rPr>
-              <w:fldChar w:fldCharType="end"/>
             </w:r>
           </w:hyperlink>
+          <w:r>
+            <w:rPr>
+              <w:vanish w:val="false"/>
+            </w:rPr>
+            <w:t>5</w:t>
+          </w:r>
         </w:p>
         <w:p>
           <w:pPr>
@@ -1862,37 +1748,18 @@
             </w:r>
             <w:r>
               <w:rPr>
-                <w:webHidden/>
-              </w:rPr>
-              <w:fldChar w:fldCharType="begin"/>
-            </w:r>
-            <w:r>
-              <w:rPr>
-                <w:webHidden/>
-              </w:rPr>
-              <w:instrText xml:space="preserve">PAGEREF _Toc218703499 \h</w:instrText>
-            </w:r>
-            <w:r>
-              <w:rPr>
-                <w:webHidden/>
-              </w:rPr>
-              <w:fldChar w:fldCharType="separate"/>
-            </w:r>
-            <w:r>
-              <w:rPr>
                 <w:rStyle w:val="IndexLink"/>
                 <w:vanish w:val="false"/>
               </w:rPr>
               <w:tab/>
-              <w:t>3</w:t>
-            </w:r>
-            <w:r>
-              <w:rPr>
-                <w:webHidden/>
-              </w:rPr>
-              <w:fldChar w:fldCharType="end"/>
             </w:r>
           </w:hyperlink>
+          <w:r>
+            <w:rPr>
+              <w:vanish w:val="false"/>
+            </w:rPr>
+            <w:t>5</w:t>
+          </w:r>
         </w:p>
         <w:p>
           <w:pPr>
@@ -1939,37 +1806,18 @@
             </w:r>
             <w:r>
               <w:rPr>
-                <w:webHidden/>
-              </w:rPr>
-              <w:fldChar w:fldCharType="begin"/>
-            </w:r>
-            <w:r>
-              <w:rPr>
-                <w:webHidden/>
-              </w:rPr>
-              <w:instrText xml:space="preserve">PAGEREF _Toc218703500 \h</w:instrText>
-            </w:r>
-            <w:r>
-              <w:rPr>
-                <w:webHidden/>
-              </w:rPr>
-              <w:fldChar w:fldCharType="separate"/>
-            </w:r>
-            <w:r>
-              <w:rPr>
                 <w:rStyle w:val="IndexLink"/>
                 <w:vanish w:val="false"/>
               </w:rPr>
               <w:tab/>
-              <w:t>3</w:t>
-            </w:r>
-            <w:r>
-              <w:rPr>
-                <w:webHidden/>
-              </w:rPr>
-              <w:fldChar w:fldCharType="end"/>
             </w:r>
           </w:hyperlink>
+          <w:r>
+            <w:rPr>
+              <w:vanish w:val="false"/>
+            </w:rPr>
+            <w:t>5</w:t>
+          </w:r>
         </w:p>
         <w:p>
           <w:pPr>
@@ -2016,37 +1864,18 @@
             </w:r>
             <w:r>
               <w:rPr>
-                <w:webHidden/>
-              </w:rPr>
-              <w:fldChar w:fldCharType="begin"/>
-            </w:r>
-            <w:r>
-              <w:rPr>
-                <w:webHidden/>
-              </w:rPr>
-              <w:instrText xml:space="preserve">PAGEREF _Toc218703501 \h</w:instrText>
-            </w:r>
-            <w:r>
-              <w:rPr>
-                <w:webHidden/>
-              </w:rPr>
-              <w:fldChar w:fldCharType="separate"/>
-            </w:r>
-            <w:r>
-              <w:rPr>
                 <w:rStyle w:val="IndexLink"/>
                 <w:vanish w:val="false"/>
               </w:rPr>
               <w:tab/>
-              <w:t>3</w:t>
-            </w:r>
-            <w:r>
-              <w:rPr>
-                <w:webHidden/>
-              </w:rPr>
-              <w:fldChar w:fldCharType="end"/>
             </w:r>
           </w:hyperlink>
+          <w:r>
+            <w:rPr>
+              <w:vanish w:val="false"/>
+            </w:rPr>
+            <w:t>6</w:t>
+          </w:r>
         </w:p>
         <w:p>
           <w:pPr>
@@ -2093,37 +1922,18 @@
             </w:r>
             <w:r>
               <w:rPr>
-                <w:webHidden/>
-              </w:rPr>
-              <w:fldChar w:fldCharType="begin"/>
-            </w:r>
-            <w:r>
-              <w:rPr>
-                <w:webHidden/>
-              </w:rPr>
-              <w:instrText xml:space="preserve">PAGEREF _Toc218703502 \h</w:instrText>
-            </w:r>
-            <w:r>
-              <w:rPr>
-                <w:webHidden/>
-              </w:rPr>
-              <w:fldChar w:fldCharType="separate"/>
-            </w:r>
-            <w:r>
-              <w:rPr>
                 <w:rStyle w:val="IndexLink"/>
                 <w:vanish w:val="false"/>
               </w:rPr>
               <w:tab/>
-              <w:t>3</w:t>
-            </w:r>
-            <w:r>
-              <w:rPr>
-                <w:webHidden/>
-              </w:rPr>
-              <w:fldChar w:fldCharType="end"/>
             </w:r>
           </w:hyperlink>
+          <w:r>
+            <w:rPr>
+              <w:vanish w:val="false"/>
+            </w:rPr>
+            <w:t>6</w:t>
+          </w:r>
         </w:p>
         <w:p>
           <w:pPr>
@@ -2170,37 +1980,18 @@
             </w:r>
             <w:r>
               <w:rPr>
-                <w:webHidden/>
-              </w:rPr>
-              <w:fldChar w:fldCharType="begin"/>
-            </w:r>
-            <w:r>
-              <w:rPr>
-                <w:webHidden/>
-              </w:rPr>
-              <w:instrText xml:space="preserve">PAGEREF _Toc218703503 \h</w:instrText>
-            </w:r>
-            <w:r>
-              <w:rPr>
-                <w:webHidden/>
-              </w:rPr>
-              <w:fldChar w:fldCharType="separate"/>
-            </w:r>
-            <w:r>
-              <w:rPr>
                 <w:rStyle w:val="IndexLink"/>
                 <w:vanish w:val="false"/>
               </w:rPr>
               <w:tab/>
-              <w:t>3</w:t>
-            </w:r>
-            <w:r>
-              <w:rPr>
-                <w:webHidden/>
-              </w:rPr>
-              <w:fldChar w:fldCharType="end"/>
             </w:r>
           </w:hyperlink>
+          <w:r>
+            <w:rPr>
+              <w:vanish w:val="false"/>
+            </w:rPr>
+            <w:t>6</w:t>
+          </w:r>
         </w:p>
         <w:p>
           <w:pPr>
@@ -2247,37 +2038,18 @@
             </w:r>
             <w:r>
               <w:rPr>
-                <w:webHidden/>
-              </w:rPr>
-              <w:fldChar w:fldCharType="begin"/>
-            </w:r>
-            <w:r>
-              <w:rPr>
-                <w:webHidden/>
-              </w:rPr>
-              <w:instrText xml:space="preserve">PAGEREF _Toc218703504 \h</w:instrText>
-            </w:r>
-            <w:r>
-              <w:rPr>
-                <w:webHidden/>
-              </w:rPr>
-              <w:fldChar w:fldCharType="separate"/>
-            </w:r>
-            <w:r>
-              <w:rPr>
                 <w:rStyle w:val="IndexLink"/>
                 <w:vanish w:val="false"/>
               </w:rPr>
               <w:tab/>
-              <w:t>4</w:t>
-            </w:r>
-            <w:r>
-              <w:rPr>
-                <w:webHidden/>
-              </w:rPr>
-              <w:fldChar w:fldCharType="end"/>
             </w:r>
           </w:hyperlink>
+          <w:r>
+            <w:rPr>
+              <w:vanish w:val="false"/>
+            </w:rPr>
+            <w:t>7</w:t>
+          </w:r>
         </w:p>
         <w:p>
           <w:pPr>
@@ -2319,26 +2091,14 @@
             <w:r>
               <w:rPr>
                 <w:rStyle w:val="IndexLink"/>
-              </w:rPr>
-              <w:t>Kosten-/Nutzen Rechnung</w:t>
-            </w:r>
-            <w:r>
-              <w:rPr>
-                <w:webHidden/>
-              </w:rPr>
-              <w:fldChar w:fldCharType="begin"/>
-            </w:r>
-            <w:r>
-              <w:rPr>
-                <w:webHidden/>
-              </w:rPr>
-              <w:instrText xml:space="preserve">PAGEREF _Toc218703505 \h</w:instrText>
-            </w:r>
-            <w:r>
-              <w:rPr>
-                <w:webHidden/>
-              </w:rPr>
-              <w:fldChar w:fldCharType="separate"/>
+                <w:rFonts w:eastAsia="" w:cs="" w:ascii="Alexandria Light" w:hAnsi="Alexandria Light" w:cstheme="minorBidi" w:eastAsiaTheme="minorEastAsia"/>
+                <w:kern w:val="2"/>
+                <w:sz w:val="20"/>
+                <w:szCs w:val="20"/>
+                <w:lang w:eastAsia="de-DE"/>
+                <w14:ligatures w14:val="standardContextual"/>
+              </w:rPr>
+              <w:t>Wirtschaftlichkeitsanalyse</w:t>
             </w:r>
             <w:r>
               <w:rPr>
@@ -2346,15 +2106,167 @@
                 <w:vanish w:val="false"/>
               </w:rPr>
               <w:tab/>
-              <w:t>4</w:t>
-            </w:r>
-            <w:r>
-              <w:rPr>
+            </w:r>
+          </w:hyperlink>
+          <w:r>
+            <w:rPr>
+              <w:vanish w:val="false"/>
+            </w:rPr>
+            <w:t>8</w:t>
+          </w:r>
+        </w:p>
+        <w:p>
+          <w:pPr>
+            <w:pStyle w:val="Normal"/>
+            <w:tabs>
+              <w:tab w:val="clear" w:pos="708"/>
+              <w:tab w:val="right" w:pos="9061" w:leader="dot"/>
+            </w:tabs>
+            <w:jc w:val="start"/>
+            <w:rPr>
+              <w:rFonts w:ascii="Calibri" w:hAnsi="Calibri" w:eastAsia="" w:cs="" w:asciiTheme="minorHAnsi" w:cstheme="minorBidi" w:eastAsiaTheme="minorEastAsia" w:hAnsiTheme="minorHAnsi"/>
+              <w:kern w:val="2"/>
+              <w:sz w:val="24"/>
+              <w:szCs w:val="24"/>
+              <w:lang w:eastAsia="de-DE"/>
+              <w14:ligatures w14:val="standardContextual"/>
+            </w:rPr>
+          </w:pPr>
+          <w:hyperlink w:anchor="_toc496">
+            <w:r>
+              <w:rPr>
+                <w:rStyle w:val="Hyperlink"/>
+                <w:rFonts w:ascii="Alexandria" w:hAnsi="Alexandria"/>
+                <w:vanish w:val="false"/>
                 <w:webHidden/>
-              </w:rPr>
-              <w:fldChar w:fldCharType="end"/>
+                <w:color w:val="000000"/>
+                <w:sz w:val="20"/>
+                <w:szCs w:val="20"/>
+              </w:rPr>
+              <w:t>3.4.1     „Make-or-buy“ Entscheidung</w:t>
             </w:r>
           </w:hyperlink>
+          <w:r>
+            <w:rPr>
+              <w:rFonts w:ascii="Alexandria" w:hAnsi="Alexandria"/>
+              <w:vanish w:val="false"/>
+              <w:color w:val="000000"/>
+              <w:sz w:val="20"/>
+              <w:szCs w:val="20"/>
+            </w:rPr>
+            <w:tab/>
+          </w:r>
+          <w:r>
+            <w:rPr>
+              <w:rFonts w:ascii="Alexandria" w:hAnsi="Alexandria"/>
+              <w:vanish w:val="false"/>
+              <w:color w:val="000000"/>
+              <w:sz w:val="20"/>
+              <w:szCs w:val="20"/>
+            </w:rPr>
+            <w:t>8</w:t>
+          </w:r>
+        </w:p>
+        <w:p>
+          <w:pPr>
+            <w:pStyle w:val="Normal"/>
+            <w:tabs>
+              <w:tab w:val="clear" w:pos="708"/>
+              <w:tab w:val="right" w:pos="9061" w:leader="dot"/>
+            </w:tabs>
+            <w:jc w:val="start"/>
+            <w:rPr>
+              <w:rFonts w:ascii="Calibri" w:hAnsi="Calibri" w:eastAsia="" w:cs="" w:asciiTheme="minorHAnsi" w:cstheme="minorBidi" w:eastAsiaTheme="minorEastAsia" w:hAnsiTheme="minorHAnsi"/>
+              <w:kern w:val="2"/>
+              <w:sz w:val="24"/>
+              <w:szCs w:val="24"/>
+              <w:lang w:eastAsia="de-DE"/>
+              <w14:ligatures w14:val="standardContextual"/>
+            </w:rPr>
+          </w:pPr>
+          <w:hyperlink w:anchor="_toc498">
+            <w:r>
+              <w:rPr>
+                <w:rStyle w:val="Hyperlink"/>
+                <w:vanish w:val="false"/>
+                <w:webHidden/>
+                <w:color w:val="000000"/>
+                <w:sz w:val="20"/>
+                <w:szCs w:val="20"/>
+              </w:rPr>
+              <w:t>3.4.2    Projektkosten</w:t>
+            </w:r>
+          </w:hyperlink>
+          <w:r>
+            <w:rPr>
+              <w:vanish w:val="false"/>
+            </w:rPr>
+            <w:tab/>
+          </w:r>
+          <w:r>
+            <w:rPr>
+              <w:vanish w:val="false"/>
+            </w:rPr>
+            <w:t>8</w:t>
+          </w:r>
+        </w:p>
+        <w:p>
+          <w:pPr>
+            <w:pStyle w:val="Normal"/>
+            <w:tabs>
+              <w:tab w:val="clear" w:pos="708"/>
+              <w:tab w:val="right" w:pos="9061" w:leader="dot"/>
+            </w:tabs>
+            <w:jc w:val="start"/>
+            <w:rPr>
+              <w:rFonts w:ascii="Calibri" w:hAnsi="Calibri" w:eastAsia="" w:cs="" w:asciiTheme="minorHAnsi" w:cstheme="minorBidi" w:eastAsiaTheme="minorEastAsia" w:hAnsiTheme="minorHAnsi"/>
+              <w:kern w:val="2"/>
+              <w:sz w:val="24"/>
+              <w:szCs w:val="24"/>
+              <w:lang w:eastAsia="de-DE"/>
+              <w14:ligatures w14:val="standardContextual"/>
+            </w:rPr>
+          </w:pPr>
+          <w:r>
+            <w:rPr>
+              <w:vanish w:val="false"/>
+            </w:rPr>
+            <w:t>3.4.3    Armortisationsrechnung</w:t>
+            <w:tab/>
+            <w:t>8</w:t>
+          </w:r>
+        </w:p>
+        <w:p>
+          <w:pPr>
+            <w:pStyle w:val="Normal"/>
+            <w:tabs>
+              <w:tab w:val="clear" w:pos="708"/>
+              <w:tab w:val="right" w:pos="9061" w:leader="dot"/>
+            </w:tabs>
+            <w:jc w:val="start"/>
+            <w:rPr>
+              <w:rFonts w:ascii="Calibri" w:hAnsi="Calibri" w:eastAsia="" w:cs="" w:asciiTheme="minorHAnsi" w:cstheme="minorBidi" w:eastAsiaTheme="minorEastAsia" w:hAnsiTheme="minorHAnsi"/>
+              <w:kern w:val="2"/>
+              <w:sz w:val="24"/>
+              <w:szCs w:val="24"/>
+              <w:lang w:eastAsia="de-DE"/>
+              <w14:ligatures w14:val="standardContextual"/>
+            </w:rPr>
+          </w:pPr>
+          <w:r>
+            <w:rPr>
+              <w:vanish w:val="false"/>
+            </w:rPr>
+            <w:t>3.4.4    Nicht monetäre Vorteile</w:t>
+            <w:tab/>
+            <w:t>8</w:t>
+          </w:r>
+          <w:r>
+            <w:rPr>
+              <w:vanish w:val="false"/>
+            </w:rPr>
+            <w:tab/>
+          </w:r>
         </w:p>
         <w:p>
           <w:pPr>
@@ -3629,7 +3541,7 @@
         <w:pStyle w:val="Heading1"/>
         <w:numPr>
           <w:ilvl w:val="0"/>
-          <w:numId w:val="13"/>
+          <w:numId w:val="14"/>
         </w:numPr>
         <w:rPr/>
       </w:pPr>
@@ -3666,7 +3578,7 @@
     <w:p>
       <w:pPr>
         <w:pStyle w:val="BodyText"/>
-        <w:spacing w:lineRule="auto" w:line="264" w:before="60" w:after="283"/>
+        <w:spacing w:lineRule="auto" w:line="264" w:before="117" w:after="340"/>
         <w:jc w:val="both"/>
         <w:rPr>
           <w:rFonts w:ascii="Alexandria Light" w:hAnsi="Alexandria Light"/>
@@ -3680,7 +3592,7 @@
           <w:sz w:val="20"/>
           <w:lang w:eastAsia="ja-JP"/>
         </w:rPr>
-        <w:t>Der Ausbildungsbetrieb ist die MIBS AG, ein mittelständisches Familienunternehmen mit Sitz in Mülheim an der Ruhr. Das Unternehmen ist im Bereich der SAP-Beratung tätig und bietet seinen Kunden Kompetenzen in den Bereichen Projektmanagement, Entwicklung, Migration und Transformation. Für die interne Organisation betreibt die MIBS AG eine eigene Plattform namens „MIBS-Virtualdesk", über die Mitarbeitern interne Prozesse digital bereitgestellt werden. Im Rahmen dieses Projektes wurde der Virtualdesk um ein zentrales Antragsmanagement-Modul erweitert.</w:t>
+        <w:t>Der Ausbildungsbetrieb ist die MIBS-AG.</w:t>
       </w:r>
     </w:p>
     <w:p>
@@ -3688,12 +3600,12 @@
         <w:pStyle w:val="Heading1"/>
         <w:numPr>
           <w:ilvl w:val="0"/>
-          <w:numId w:val="11"/>
+          <w:numId w:val="12"/>
         </w:numPr>
         <w:rPr/>
       </w:pPr>
-      <w:bookmarkStart w:id="6" w:name="_Toc218703494"/>
-      <w:bookmarkStart w:id="7" w:name="_Toc181697549"/>
+      <w:bookmarkStart w:id="6" w:name="_Toc181697549"/>
+      <w:bookmarkStart w:id="7" w:name="_Toc218703494"/>
       <w:bookmarkStart w:id="8" w:name="_Toc181708997"/>
       <w:r>
         <w:rPr/>
@@ -3708,7 +3620,7 @@
         <w:pStyle w:val="Heading2"/>
         <w:numPr>
           <w:ilvl w:val="1"/>
-          <w:numId w:val="11"/>
+          <w:numId w:val="12"/>
         </w:numPr>
         <w:rPr/>
       </w:pPr>
@@ -3726,31 +3638,40 @@
     <w:p>
       <w:pPr>
         <w:pStyle w:val="BodyText"/>
+        <w:jc w:val="both"/>
+        <w:rPr/>
+      </w:pPr>
+      <w:r>
         <w:rPr>
           <w:rFonts w:ascii="Alexandria Light" w:hAnsi="Alexandria Light"/>
           <w:sz w:val="20"/>
           <w:lang w:eastAsia="ja-JP"/>
         </w:rPr>
-      </w:pPr>
+        <w:t xml:space="preserve">Der MIBS-Virtualdesk </w:t>
+      </w:r>
       <w:r>
         <w:rPr>
           <w:rFonts w:ascii="Alexandria Light" w:hAnsi="Alexandria Light"/>
           <w:sz w:val="20"/>
           <w:lang w:eastAsia="ja-JP"/>
         </w:rPr>
-        <w:t>Der MIBS-Virtualdesk stellt Mitarbeitern, dem Backoffice und dem Vorstand verschiedene Anwendungen zur Verfügung, um interne Prozesse digital abzuwickeln. Dazu gehören u. a. die Beantragung von Urlaub, die Verwaltung von Krankmeldungen, Projektanalysen, die interne Teamverwaltung sowie ein Eventplaner.</w:t>
-      </w:r>
-    </w:p>
-    <w:p>
-      <w:pPr>
-        <w:pStyle w:val="BodyText"/>
-        <w:spacing w:lineRule="auto" w:line="264" w:before="60" w:after="283"/>
-        <w:jc w:val="both"/>
+        <w:t>ist ein von der MIBS entwickeltes HCM-Tool und</w:t>
+      </w:r>
+      <w:r>
         <w:rPr>
           <w:rFonts w:ascii="Alexandria Light" w:hAnsi="Alexandria Light"/>
           <w:sz w:val="20"/>
           <w:lang w:eastAsia="ja-JP"/>
         </w:rPr>
+        <w:t xml:space="preserve"> stellt Mitarbeitern, dem Backoffice und dem Vorstand verschiedene Anwendungen zur Verfügung, um interne Prozesse digital abzuwickeln. Dazu gehören u. a. die Beantragung von Urlaub, die Verwaltung von Krankmeldungen, Projektanalysen, die interne Teamverwaltung sowie ein Eventplaner.</w:t>
+      </w:r>
+    </w:p>
+    <w:p>
+      <w:pPr>
+        <w:pStyle w:val="BodyText"/>
+        <w:spacing w:lineRule="auto" w:line="264" w:before="117" w:after="340"/>
+        <w:jc w:val="both"/>
+        <w:rPr/>
       </w:pPr>
       <w:r>
         <w:rPr>
@@ -3758,7 +3679,23 @@
           <w:sz w:val="20"/>
           <w:lang w:eastAsia="ja-JP"/>
         </w:rPr>
-        <w:t>Anträge für Hardware, Lizenzen, Dienstreisen oder Fortbildungen werden derzeit per E-Mail, über Microsoft Teams oder mündlich gestellt. Diese dezentralen Kommunikationswege führen zu intransparenten Genehmigungsprozessen, langen Bearbeitungszeiten sowie einer fehlenden Nachvollziehbarkeit aufgrund mangelnder Dokumentation. Darüber hinaus entstehen ein erheblicher Verwaltungsaufwand und eine hohe Fehleranfälligkeit.</w:t>
+        <w:t xml:space="preserve">Anträge für u.a. </w:t>
+      </w:r>
+      <w:r>
+        <w:rPr>
+          <w:rFonts w:ascii="Alexandria Light" w:hAnsi="Alexandria Light"/>
+          <w:sz w:val="20"/>
+          <w:lang w:eastAsia="ja-JP"/>
+        </w:rPr>
+        <w:t xml:space="preserve">neue </w:t>
+      </w:r>
+      <w:r>
+        <w:rPr>
+          <w:rFonts w:ascii="Alexandria Light" w:hAnsi="Alexandria Light"/>
+          <w:sz w:val="20"/>
+          <w:lang w:eastAsia="ja-JP"/>
+        </w:rPr>
+        <w:t>Hardware, Lizenzen, Dienstreisen oder Fortbildungen werden derzeit per E-Mail, über Microsoft Teams oder mündlich gestellt. Diese dezentralen Kommunikationswege führen zu intransparenten Genehmigungsprozessen, langen Bearbeitungszeiten sowie einer fehlenden Nachvollziehbarkeit aufgrund mangelnder Dokumentation. Darüber hinaus entsteht ein erheblicher Verwaltungsaufwand und eine hohe Fehleranfälligkeit.</w:t>
       </w:r>
     </w:p>
     <w:p>
@@ -3766,7 +3703,7 @@
         <w:pStyle w:val="Heading2"/>
         <w:numPr>
           <w:ilvl w:val="1"/>
-          <w:numId w:val="11"/>
+          <w:numId w:val="12"/>
         </w:numPr>
         <w:rPr/>
       </w:pPr>
@@ -3788,12 +3725,25 @@
     <w:p>
       <w:pPr>
         <w:pStyle w:val="BodyText"/>
+        <w:jc w:val="both"/>
+        <w:rPr/>
+      </w:pPr>
+      <w:r>
         <w:rPr>
           <w:rFonts w:ascii="Alexandria Light" w:hAnsi="Alexandria Light"/>
           <w:color w:val="000000"/>
           <w:sz w:val="20"/>
           <w:lang w:eastAsia="ja-JP"/>
         </w:rPr>
+        <w:t>Ziel des Projektes ist die Entwicklung einer webbasierten Anwendung, die als neue App in den bestehenden MIBS-Virtualdesk integriert wird. Diese App soll Mitarbeitern ermöglichen, Anträge für u.a. Hardware, Lizenzen, Dienstreisen und Fortbildungen vollständig digital zu stellen.</w:t>
+      </w:r>
+    </w:p>
+    <w:p>
+      <w:pPr>
+        <w:pStyle w:val="BodyText"/>
+        <w:spacing w:before="57" w:after="57"/>
+        <w:jc w:val="both"/>
+        <w:rPr/>
       </w:pPr>
       <w:r>
         <w:rPr>
@@ -3802,19 +3752,36 @@
           <w:sz w:val="20"/>
           <w:lang w:eastAsia="ja-JP"/>
         </w:rPr>
-        <w:t>Ziel des Projektes ist die Entwicklung einer webbasierten Anwendung, die als neues Modul in den bestehenden MIBS-Virtualdesk integriert wird. Die Anwendung soll Mitarbeitern ermöglichen, Anträge für Hardware, Lizenzen, Dienstreisen und Fortbildungen vollständig digital zu stellen.</w:t>
+        <w:t>Dem Management wird eine strukturierte Übersichtsseite bereitgestellt, über die eingereichte Anträge eingesehen, genehmigt oder abgelehnt werden können. Durch die zentrale Verwaltung aller Anträge innerhalb des Virtualdesks sollen Transparenz, Nachvollziehbarkeit und Effizienz im internen Genehmigungsprozess deutlich verbessert werden.</w:t>
       </w:r>
     </w:p>
     <w:p>
       <w:pPr>
         <w:pStyle w:val="BodyText"/>
-        <w:spacing w:before="114" w:after="114"/>
+        <w:spacing w:lineRule="auto" w:line="264" w:before="0" w:after="0"/>
+        <w:jc w:val="both"/>
+        <w:rPr/>
+      </w:pPr>
+      <w:r>
         <w:rPr>
           <w:rFonts w:ascii="Alexandria Light" w:hAnsi="Alexandria Light"/>
           <w:color w:val="000000"/>
           <w:sz w:val="20"/>
           <w:lang w:eastAsia="ja-JP"/>
         </w:rPr>
+        <w:t>Die entwickelte Anwendung wird als neue App in den MIBS-Virtualdesk integriert und über eine Schnittstelle an das bestehende SAP-System der MIBS AG angebunden.</w:t>
+      </w:r>
+    </w:p>
+    <w:p>
+      <w:pPr>
+        <w:pStyle w:val="BodyText"/>
+        <w:widowControl/>
+        <w:suppressAutoHyphens w:val="true"/>
+        <w:bidi w:val="0"/>
+        <w:spacing w:lineRule="auto" w:line="264" w:before="57" w:after="57"/>
+        <w:ind w:hanging="0" w:start="0" w:end="0"/>
+        <w:jc w:val="both"/>
+        <w:rPr/>
       </w:pPr>
       <w:r>
         <w:rPr>
@@ -3823,73 +3790,7 @@
           <w:sz w:val="20"/>
           <w:lang w:eastAsia="ja-JP"/>
         </w:rPr>
-        <w:t>Dem Management wird eine strukturierte Übersichtsseite bereitgestellt, über die eingereichte Anträge eingesehen, genehmigt oder abgelehnt werden können. Durch die zentrale Verwaltung aller Anträge innerhalb des Virtualdesks sollen Transparenz, Nachvollziehbarkeit und Effizienz im internen Genehmigungsprozess deutlich verbessert werden.</w:t>
-      </w:r>
-    </w:p>
-    <w:p>
-      <w:pPr>
-        <w:pStyle w:val="BodyText"/>
-        <w:spacing w:lineRule="auto" w:line="264" w:before="0" w:after="0"/>
-        <w:jc w:val="both"/>
-        <w:rPr>
-          <w:rFonts w:ascii="Alexandria Light" w:hAnsi="Alexandria Light"/>
-          <w:color w:val="000000"/>
-          <w:sz w:val="20"/>
-          <w:lang w:eastAsia="ja-JP"/>
-        </w:rPr>
-      </w:pPr>
-      <w:r>
-        <w:rPr>
-          <w:rFonts w:ascii="Alexandria Light" w:hAnsi="Alexandria Light"/>
-          <w:color w:val="000000"/>
-          <w:sz w:val="20"/>
-          <w:lang w:eastAsia="ja-JP"/>
-        </w:rPr>
-        <w:t>Die entwickelte Anwendung wird als neues Modul in den MIBS-Virtualdesk integriert und über eine Schnittstelle an das bestehende SAP-System der MIBS AG angebunden. Eingereichte Anträge werden dabei direkt in die SAP-Datenbank persistiert, wodurch eine medienbruchfreie Verarbeitung gewährleistet wird.</w:t>
-      </w:r>
-    </w:p>
-    <w:p>
-      <w:pPr>
-        <w:pStyle w:val="BodyText"/>
-        <w:widowControl/>
-        <w:suppressAutoHyphens w:val="true"/>
-        <w:bidi w:val="0"/>
-        <w:spacing w:lineRule="auto" w:line="264" w:before="114" w:after="226"/>
-        <w:ind w:hanging="0" w:start="0" w:end="0"/>
-        <w:jc w:val="both"/>
-        <w:rPr>
-          <w:rFonts w:ascii="Alexandria Light" w:hAnsi="Alexandria Light"/>
-          <w:color w:val="000000"/>
-          <w:sz w:val="20"/>
-          <w:lang w:eastAsia="ja-JP"/>
-        </w:rPr>
-      </w:pPr>
-      <w:r>
-        <w:rPr>
-          <w:rFonts w:ascii="Alexandria Light" w:hAnsi="Alexandria Light"/>
-          <w:color w:val="000000"/>
-          <w:sz w:val="20"/>
-          <w:lang w:eastAsia="ja-JP"/>
-        </w:rPr>
-        <w:t>Die Anwendung w</w:t>
-      </w:r>
-      <w:r>
-        <w:rPr>
-          <w:rFonts w:ascii="Alexandria Light" w:hAnsi="Alexandria Light"/>
-          <w:color w:val="000000"/>
-          <w:sz w:val="20"/>
-          <w:lang w:eastAsia="ja-JP"/>
-        </w:rPr>
-        <w:t>ird mit</w:t>
-      </w:r>
-      <w:r>
-        <w:rPr>
-          <w:rFonts w:ascii="Alexandria Light" w:hAnsi="Alexandria Light"/>
-          <w:color w:val="000000"/>
-          <w:sz w:val="20"/>
-          <w:lang w:eastAsia="ja-JP"/>
-        </w:rPr>
-        <w:t xml:space="preserve"> d</w:t>
+        <w:t>Die Anwendung wird mit d</w:t>
       </w:r>
       <w:r>
         <w:rPr>
@@ -3900,29 +3801,7 @@
           <w:sz w:val="20"/>
           <w:lang w:eastAsia="ja-JP"/>
         </w:rPr>
-        <w:t>e</w:t>
-      </w:r>
-      <w:r>
-        <w:rPr>
-          <w:rFonts w:ascii="Alexandria Light" w:hAnsi="Alexandria Light"/>
-          <w:b w:val="false"/>
-          <w:bCs w:val="false"/>
-          <w:color w:val="000000"/>
-          <w:sz w:val="20"/>
-          <w:lang w:eastAsia="ja-JP"/>
-        </w:rPr>
-        <w:t>m</w:t>
-      </w:r>
-      <w:r>
-        <w:rPr>
-          <w:rFonts w:ascii="Alexandria Light" w:hAnsi="Alexandria Light"/>
-          <w:b w:val="false"/>
-          <w:bCs w:val="false"/>
-          <w:color w:val="000000"/>
-          <w:sz w:val="20"/>
-          <w:lang w:eastAsia="ja-JP"/>
-        </w:rPr>
-        <w:t xml:space="preserve"> </w:t>
+        <w:t xml:space="preserve">em </w:t>
       </w:r>
       <w:r>
         <w:rPr>
@@ -3945,40 +3824,7 @@
           <w:sz w:val="20"/>
           <w:lang w:eastAsia="ja-JP"/>
         </w:rPr>
-        <w:t xml:space="preserve"> entwickelt, </w:t>
-      </w:r>
-      <w:r>
-        <w:rPr>
-          <w:rFonts w:ascii="Alexandria Light" w:hAnsi="Alexandria Light"/>
-          <w:b w:val="false"/>
-          <w:bCs w:val="false"/>
-          <w:color w:val="000000"/>
-          <w:sz w:val="20"/>
-          <w:lang w:eastAsia="ja-JP"/>
-        </w:rPr>
-        <w:t>mit CDS-</w:t>
-      </w:r>
-      <w:r>
-        <w:rPr>
-          <w:rFonts w:ascii="Alexandria Light" w:hAnsi="Alexandria Light"/>
-          <w:b w:val="false"/>
-          <w:bCs w:val="false"/>
-          <w:color w:val="000000"/>
-          <w:sz w:val="20"/>
-          <w:lang w:eastAsia="ja-JP"/>
-        </w:rPr>
-        <w:t>View Entitäten als Basis</w:t>
-      </w:r>
-      <w:r>
-        <w:rPr>
-          <w:rFonts w:ascii="Alexandria Light" w:hAnsi="Alexandria Light"/>
-          <w:b w:val="false"/>
-          <w:bCs w:val="false"/>
-          <w:color w:val="000000"/>
-          <w:sz w:val="20"/>
-          <w:lang w:eastAsia="ja-JP"/>
-        </w:rPr>
-        <w:t xml:space="preserve">. Als Frontend-Technologie kommen </w:t>
+        <w:t xml:space="preserve"> entwickelt, mit CDS-View Entitäten als Basis. Als Frontend-Technologie kommen </w:t>
       </w:r>
       <w:r>
         <w:rPr>
@@ -4028,11 +3874,9 @@
     <w:p>
       <w:pPr>
         <w:pStyle w:val="Normal"/>
-        <w:rPr>
-          <w:color w:val="000000"/>
-          <w:highlight w:val="none"/>
-          <w:shd w:fill="auto" w:val="clear"/>
-        </w:rPr>
+        <w:spacing w:before="0" w:after="0"/>
+        <w:jc w:val="both"/>
+        <w:rPr/>
       </w:pPr>
       <w:r>
         <w:rPr>
@@ -4049,17 +3893,7 @@
           <w:u w:val="none"/>
           <w:shd w:fill="auto" w:val="clear"/>
         </w:rPr>
-        <w:t>m Lastenheft</w:t>
-      </w:r>
-      <w:r>
-        <w:rPr>
-          <w:b w:val="false"/>
-          <w:bCs w:val="false"/>
-          <w:color w:val="000000"/>
-          <w:u w:val="none"/>
-          <w:shd w:fill="auto" w:val="clear"/>
-        </w:rPr>
-        <w:t xml:space="preserve"> zu</w:t>
+        <w:t>m Lastenheft zu</w:t>
       </w:r>
       <w:r>
         <w:rPr>
@@ -4082,12 +3916,12 @@
         <w:pStyle w:val="Heading2"/>
         <w:numPr>
           <w:ilvl w:val="1"/>
-          <w:numId w:val="11"/>
+          <w:numId w:val="12"/>
         </w:numPr>
         <w:rPr/>
       </w:pPr>
-      <w:bookmarkStart w:id="17" w:name="_Toc181709000"/>
-      <w:bookmarkStart w:id="18" w:name="_Toc181697552"/>
+      <w:bookmarkStart w:id="17" w:name="_Toc181697552"/>
+      <w:bookmarkStart w:id="18" w:name="_Toc181709000"/>
       <w:bookmarkStart w:id="19" w:name="_Toc218703497"/>
       <w:r>
         <w:rPr/>
@@ -4131,71 +3965,7 @@
           <w:sz w:val="20"/>
           <w:lang w:eastAsia="ja-JP"/>
         </w:rPr>
-        <w:t xml:space="preserve">Als interner Ansprechpartner </w:t>
-      </w:r>
-      <w:r>
-        <w:rPr>
-          <w:rFonts w:ascii="Alexandria Light" w:hAnsi="Alexandria Light"/>
-          <w:sz w:val="20"/>
-          <w:lang w:eastAsia="ja-JP"/>
-        </w:rPr>
-        <w:t>s</w:t>
-      </w:r>
-      <w:r>
-        <w:rPr>
-          <w:rFonts w:ascii="Alexandria Light" w:hAnsi="Alexandria Light"/>
-          <w:sz w:val="20"/>
-          <w:lang w:eastAsia="ja-JP"/>
-        </w:rPr>
-        <w:t>teh</w:t>
-      </w:r>
-      <w:r>
-        <w:rPr>
-          <w:rFonts w:ascii="Alexandria Light" w:hAnsi="Alexandria Light"/>
-          <w:sz w:val="20"/>
-          <w:lang w:eastAsia="ja-JP"/>
-        </w:rPr>
-        <w:t>en</w:t>
-      </w:r>
-      <w:r>
-        <w:rPr>
-          <w:rFonts w:ascii="Alexandria Light" w:hAnsi="Alexandria Light"/>
-          <w:sz w:val="20"/>
-          <w:lang w:eastAsia="ja-JP"/>
-        </w:rPr>
-        <w:t xml:space="preserve"> mir </w:t>
-      </w:r>
-      <w:r>
-        <w:rPr>
-          <w:rFonts w:ascii="Alexandria Light" w:hAnsi="Alexandria Light"/>
-          <w:sz w:val="20"/>
-          <w:lang w:eastAsia="ja-JP"/>
-        </w:rPr>
-        <w:t>Rafael Kopytto und</w:t>
-      </w:r>
-      <w:r>
-        <w:rPr>
-          <w:rFonts w:ascii="Alexandria Light" w:hAnsi="Alexandria Light"/>
-          <w:sz w:val="20"/>
-          <w:lang w:eastAsia="ja-JP"/>
-        </w:rPr>
-        <w:t xml:space="preserve"> </w:t>
-      </w:r>
-      <w:r>
-        <w:rPr>
-          <w:rFonts w:ascii="Alexandria Light" w:hAnsi="Alexandria Light"/>
-          <w:sz w:val="20"/>
-          <w:lang w:eastAsia="ja-JP"/>
-        </w:rPr>
-        <w:t>Nadine Wirth</w:t>
-      </w:r>
-      <w:r>
-        <w:rPr>
-          <w:rFonts w:ascii="Alexandria Light" w:hAnsi="Alexandria Light"/>
-          <w:sz w:val="20"/>
-          <w:lang w:eastAsia="ja-JP"/>
-        </w:rPr>
-        <w:t xml:space="preserve"> zur Verfügung. Externe Ansprechpartner sind für dieses Projekt nicht vorgesehen, da es sich um eine rein interne Anwendung handelt.</w:t>
+        <w:t>Als interner Ansprechpartner stehen mir Rafael Kopytto und Nadine Wirth zur Verfügung. Externe Ansprechpartner sind für dieses Projekt nicht vorgesehen, da es sich um eine rein interne Anwendung handelt.</w:t>
       </w:r>
     </w:p>
     <w:p>
@@ -4216,47 +3986,7 @@
           <w:sz w:val="20"/>
           <w:lang w:eastAsia="ja-JP"/>
         </w:rPr>
-        <w:t xml:space="preserve">Die Entwicklung erfolgt </w:t>
-      </w:r>
-      <w:r>
-        <w:rPr>
-          <w:rFonts w:ascii="Alexandria Light" w:hAnsi="Alexandria Light"/>
-          <w:b w:val="false"/>
-          <w:bCs w:val="false"/>
-          <w:sz w:val="20"/>
-          <w:lang w:eastAsia="ja-JP"/>
-        </w:rPr>
-        <w:t>innerhalb eines</w:t>
-      </w:r>
-      <w:r>
-        <w:rPr>
-          <w:rFonts w:ascii="Alexandria Light" w:hAnsi="Alexandria Light"/>
-          <w:b w:val="false"/>
-          <w:bCs w:val="false"/>
-          <w:sz w:val="20"/>
-          <w:lang w:eastAsia="ja-JP"/>
-        </w:rPr>
-        <w:t xml:space="preserve"> unternehmenseigenen SAP-</w:t>
-      </w:r>
-      <w:r>
-        <w:rPr>
-          <w:rFonts w:ascii="Alexandria Light" w:hAnsi="Alexandria Light"/>
-          <w:b w:val="false"/>
-          <w:bCs w:val="false"/>
-          <w:sz w:val="20"/>
-          <w:lang w:eastAsia="ja-JP"/>
-        </w:rPr>
-        <w:t>Entwicklungssystems</w:t>
-      </w:r>
-      <w:r>
-        <w:rPr>
-          <w:rFonts w:ascii="Alexandria Light" w:hAnsi="Alexandria Light"/>
-          <w:b w:val="false"/>
-          <w:bCs w:val="false"/>
-          <w:sz w:val="20"/>
-          <w:lang w:eastAsia="ja-JP"/>
-        </w:rPr>
-        <w:t xml:space="preserve">. Für die Versionsverwaltung kommt Git/GitHub zum Einsatz. Die Projektorganisation und Kommunikation erfolgt über </w:t>
+        <w:t xml:space="preserve">Die Entwicklung erfolgt innerhalb eines unternehmenseigenen SAP-Entwicklungssystems. Für die Versionsverwaltung kommt Git/GitHub zum Einsatz. Die Projektorganisation und Kommunikation erfolgt über </w:t>
       </w:r>
       <w:r>
         <w:rPr>
@@ -4302,13 +4032,13 @@
         <w:pStyle w:val="Heading2"/>
         <w:numPr>
           <w:ilvl w:val="1"/>
-          <w:numId w:val="11"/>
+          <w:numId w:val="12"/>
         </w:numPr>
         <w:rPr/>
       </w:pPr>
-      <w:bookmarkStart w:id="20" w:name="_Toc181697553"/>
-      <w:bookmarkStart w:id="21" w:name="_Toc181709001"/>
-      <w:bookmarkStart w:id="22" w:name="_Toc218703498"/>
+      <w:bookmarkStart w:id="20" w:name="_Toc181709001"/>
+      <w:bookmarkStart w:id="21" w:name="_Toc218703498"/>
+      <w:bookmarkStart w:id="22" w:name="_Toc181697553"/>
       <w:r>
         <w:rPr/>
         <w:t>Projektabgrenzung</w:t>
@@ -4334,435 +4064,626 @@
           <w:sz w:val="20"/>
           <w:lang w:eastAsia="ja-JP"/>
         </w:rPr>
-        <w:t>Im Rahmen dieses Projektes wird ausschließlich das Antragsmanagement-Modul für den MIBS-Virtualdesk entwickelt.</w:t>
+        <w:t>Im Rahmen dieses Projektes wird ausschließlich die Antragsmanagement App für den MIBS-Virtualdesk entwickelt. Für die Authentifizierung und Benutzerverwaltung wird auf die bestehende Virtualdesk Benutzerverwaltung zurückgegriffen, sodass kein eigenständiges Login-System entwickelt wird. Für die Bereitstellung der Mitarbeiterdaten wurde auf eine bereits im System vorhandene CDS View Entität zurückgegriffen, die entsprechend in das Datenmodell eingebunden wurde. Das Datenmodell für das Antragsmanagement selbst wurde vollständig neu entwickelt.</w:t>
       </w:r>
     </w:p>
     <w:p>
       <w:pPr>
         <w:pStyle w:val="BodyText"/>
-        <w:spacing w:lineRule="auto" w:line="264" w:before="114" w:after="114"/>
+        <w:spacing w:lineRule="auto" w:line="264" w:before="0" w:after="0"/>
         <w:jc w:val="both"/>
-        <w:rPr/>
-      </w:pPr>
-      <w:r>
         <w:rPr>
           <w:rFonts w:ascii="Alexandria Light" w:hAnsi="Alexandria Light"/>
           <w:sz w:val="20"/>
           <w:lang w:eastAsia="ja-JP"/>
         </w:rPr>
-        <w:t>Für die Authentifizierung und Benuetzerverwaltung wird auf die bestehende SAP-Benutzerverwaltung zurückgegriffen, sodass kein eigenständiges Login-System entwickelt wird. Ein Benachrichtigungssystem, das Mitarbeiter oder das Management bei Statusänderungen eines Antrages automatisch informiert, ist ebenfalls nicht Gegenstand dieses Projektes. Darüber hinaus sind statistische Auswertungen oder Reportings über eingereichte Anträge nicht Teil des Projektumfangs und bleiben zukünftigen Erweiterungen vorbehalten.</w:t>
-      </w:r>
+      </w:pPr>
+      <w:r>
+        <w:rPr>
+          <w:rFonts w:ascii="Alexandria Light" w:hAnsi="Alexandria Light"/>
+          <w:sz w:val="20"/>
+          <w:lang w:eastAsia="ja-JP"/>
+        </w:rPr>
+        <w:t>Ein Benachrichtigungssystem, das Mitarbeiter oder das Management bei Statusänderungen eines Antrages automatisch informiert, ist nicht Gegenstand dieses Projektes. Statistische Auswertungen oder Reportings über eingereichte Anträge sind ebenfalls nicht Teil des Projektumfangs und bleiben zukünftigen Erweiterungen vorbehalten.</w:t>
+      </w:r>
+    </w:p>
+    <w:p>
+      <w:pPr>
+        <w:pStyle w:val="BodyText"/>
+        <w:spacing w:lineRule="auto" w:line="264" w:before="0" w:after="0"/>
+        <w:jc w:val="both"/>
+        <w:rPr>
+          <w:rFonts w:ascii="Alexandria Light" w:hAnsi="Alexandria Light"/>
+          <w:sz w:val="20"/>
+          <w:lang w:eastAsia="ja-JP"/>
+        </w:rPr>
+      </w:pPr>
+      <w:r>
+        <w:rPr>
+          <w:rFonts w:ascii="Alexandria Light" w:hAnsi="Alexandria Light"/>
+          <w:sz w:val="20"/>
+          <w:lang w:eastAsia="ja-JP"/>
+        </w:rPr>
+      </w:r>
+    </w:p>
+    <w:p>
+      <w:pPr>
+        <w:pStyle w:val="Heading1"/>
+        <w:numPr>
+          <w:ilvl w:val="0"/>
+          <w:numId w:val="12"/>
+        </w:numPr>
+        <w:rPr/>
+      </w:pPr>
+      <w:bookmarkStart w:id="23" w:name="_Toc181697554"/>
+      <w:bookmarkStart w:id="24" w:name="_Toc181709002"/>
+      <w:bookmarkStart w:id="25" w:name="_Toc218703499"/>
+      <w:r>
+        <w:rPr/>
+        <w:t>Projektvorgehen</w:t>
+      </w:r>
+      <w:bookmarkEnd w:id="23"/>
+      <w:bookmarkEnd w:id="24"/>
+      <w:bookmarkEnd w:id="25"/>
+    </w:p>
+    <w:p>
+      <w:pPr>
+        <w:pStyle w:val="Heading2"/>
+        <w:numPr>
+          <w:ilvl w:val="1"/>
+          <w:numId w:val="12"/>
+        </w:numPr>
+        <w:rPr/>
+      </w:pPr>
+      <w:bookmarkStart w:id="26" w:name="_Toc181709003"/>
+      <w:bookmarkStart w:id="27" w:name="_Toc218703500"/>
+      <w:bookmarkStart w:id="28" w:name="_Toc181697555"/>
+      <w:bookmarkStart w:id="29" w:name="_Vorgehensweise"/>
+      <w:bookmarkEnd w:id="29"/>
+      <w:r>
+        <w:rPr/>
+        <w:t>Vorgehensweise</w:t>
+      </w:r>
+      <w:bookmarkEnd w:id="26"/>
+      <w:bookmarkEnd w:id="27"/>
+      <w:bookmarkEnd w:id="28"/>
+    </w:p>
+    <w:p>
+      <w:pPr>
+        <w:pStyle w:val="BodyText"/>
+        <w:spacing w:lineRule="auto" w:line="264" w:before="0" w:after="0"/>
+        <w:ind w:hanging="0" w:start="0" w:end="567"/>
+        <w:jc w:val="start"/>
+        <w:rPr/>
+      </w:pPr>
+      <w:r>
+        <w:rPr>
+          <w:rStyle w:val="Strong"/>
+          <w:rFonts w:ascii="Alexandria Light" w:hAnsi="Alexandria Light"/>
+          <w:b w:val="false"/>
+          <w:bCs w:val="false"/>
+          <w:sz w:val="20"/>
+          <w:lang w:eastAsia="ja-JP"/>
+        </w:rPr>
+        <w:t>Für die Umsetzung des Projektes wurde das erweiterte Wasserfallmodell als Vorgehensmodell gewählt. Da die Anforderungen an die Anwendung zu Projektbeginn vollständig bekannt und klar definiert waren, eignet sich dieses Modell besonders gut, da die einzelnen Phasen sequenziell aufeinander aufbauen und eine strukturierte Planung ermöglichen.</w:t>
+      </w:r>
+    </w:p>
+    <w:p>
+      <w:pPr>
+        <w:pStyle w:val="BodyText"/>
+        <w:spacing w:lineRule="auto" w:line="264" w:before="114" w:after="114"/>
+        <w:ind w:hanging="0" w:start="0" w:end="567"/>
+        <w:jc w:val="start"/>
+        <w:rPr>
+          <w:rFonts w:ascii="Alexandria Light" w:hAnsi="Alexandria Light"/>
+          <w:sz w:val="20"/>
+          <w:szCs w:val="20"/>
+        </w:rPr>
+      </w:pPr>
+      <w:r>
+        <w:rPr>
+          <w:rFonts w:ascii="Alexandria Light" w:hAnsi="Alexandria Light"/>
+          <w:sz w:val="20"/>
+          <w:szCs w:val="20"/>
+        </w:rPr>
+        <w:t>In der Projektvorbereitung wurden die Anforderungen analysiert und dokumentiert. Der Ist-Zustand des bestehenden Prozesses wurde aufgenommen und Schwachstellen identifiziert. Auf Basis dieser Analyse wurde eine Nutzwertanalyse erstellt, um die Umsetzung des Projektes zu rechtfertigen. Abschließend wurde aus den gesammelten Anforderungen das Pflichtenheft abgeleitet, welches als verbindliche Grundlage für die weitere Entwicklung dient. Die Projektvorbereitung ist mit der Fertigstellung des Pflichtenheftes abgeschlossen.</w:t>
+      </w:r>
+    </w:p>
+    <w:p>
+      <w:pPr>
+        <w:pStyle w:val="BodyText"/>
+        <w:spacing w:lineRule="auto" w:line="264" w:before="114" w:after="114"/>
+        <w:ind w:hanging="0" w:start="0" w:end="567"/>
+        <w:jc w:val="start"/>
+        <w:rPr>
+          <w:rFonts w:ascii="Alexandria Light" w:hAnsi="Alexandria Light"/>
+          <w:sz w:val="20"/>
+          <w:szCs w:val="20"/>
+        </w:rPr>
+      </w:pPr>
+      <w:r>
+        <w:rPr>
+          <w:rFonts w:ascii="Alexandria Light" w:hAnsi="Alexandria Light"/>
+          <w:sz w:val="20"/>
+          <w:szCs w:val="20"/>
+        </w:rPr>
+      </w:r>
+    </w:p>
+    <w:p>
+      <w:pPr>
+        <w:pStyle w:val="BodyText"/>
+        <w:spacing w:lineRule="auto" w:line="264" w:before="114" w:after="114"/>
+        <w:ind w:hanging="0" w:start="0" w:end="567"/>
+        <w:jc w:val="start"/>
+        <w:rPr/>
+      </w:pPr>
+      <w:r>
+        <w:rPr>
+          <w:rFonts w:ascii="Alexandria Light" w:hAnsi="Alexandria Light"/>
+          <w:b w:val="false"/>
+          <w:bCs w:val="false"/>
+          <w:sz w:val="20"/>
+          <w:lang w:eastAsia="ja-JP"/>
+        </w:rPr>
+        <w:t>In der Konzeptionsphase wurde auf Basis des Pflichtenheftes zunächst ein Use-Case-Diagramm erstellt, um die funktionalen Anforderungen aus Anwendersicht zu visualisieren. Anschließend wurde das Entity-Relationship-Modell entworfen, das die Datenstruktur des Antragsmanagements abbildet. Darüber hinaus wurden Mockups der Benutzeroberfläche erstellt, die als Grundlage für die spätere Implementierung eines UI5 Wizards dienen. Abschließend wurde die Ablauflogik der Anwendung definiert sowie ein Testkonzept erarbeitet, das die zu prüfenden Funktionen und Testfälle beschreibt. Die Konzeptionsphase ist mit der Fertigstellung des Testkonzeptes abgeschlossen.</w:t>
+      </w:r>
+    </w:p>
+    <w:p>
+      <w:pPr>
+        <w:pStyle w:val="BodyText"/>
+        <w:spacing w:lineRule="auto" w:line="264" w:before="114" w:after="114"/>
+        <w:ind w:hanging="0" w:start="0" w:end="567"/>
+        <w:jc w:val="start"/>
+        <w:rPr>
+          <w:rFonts w:ascii="Alexandria Light" w:hAnsi="Alexandria Light"/>
+          <w:b w:val="false"/>
+          <w:bCs w:val="false"/>
+          <w:sz w:val="20"/>
+          <w:lang w:eastAsia="ja-JP"/>
+        </w:rPr>
+      </w:pPr>
+      <w:r>
+        <w:rPr>
+          <w:rFonts w:ascii="Alexandria Light" w:hAnsi="Alexandria Light"/>
+          <w:b w:val="false"/>
+          <w:bCs w:val="false"/>
+          <w:sz w:val="20"/>
+          <w:lang w:eastAsia="ja-JP"/>
+        </w:rPr>
+        <w:t>Die Entwicklungsphase umfasst die Implementierung des Datenmodells sowie die Entwicklung der Nutzeroberfläche und ist mit dem erfolgreichen Transport in das Produktivsystem abgeschlossen.</w:t>
+      </w:r>
+    </w:p>
+    <w:p>
+      <w:pPr>
+        <w:pStyle w:val="BodyText"/>
+        <w:spacing w:lineRule="auto" w:line="264" w:before="60" w:after="283"/>
+        <w:ind w:hanging="0" w:start="0" w:end="567"/>
+        <w:jc w:val="start"/>
+        <w:rPr>
+          <w:rFonts w:ascii="Alexandria Light" w:hAnsi="Alexandria Light"/>
+          <w:sz w:val="20"/>
+          <w:lang w:eastAsia="ja-JP"/>
+        </w:rPr>
+      </w:pPr>
+      <w:r>
+        <w:rPr>
+          <w:rFonts w:ascii="Alexandria Light" w:hAnsi="Alexandria Light"/>
+          <w:b w:val="false"/>
+          <w:bCs w:val="false"/>
+          <w:sz w:val="20"/>
+          <w:lang w:eastAsia="ja-JP"/>
+        </w:rPr>
+        <w:t>D</w:t>
+      </w:r>
+      <w:r>
+        <w:rPr>
+          <w:rFonts w:ascii="Alexandria Light" w:hAnsi="Alexandria Light"/>
+          <w:sz w:val="20"/>
+          <w:lang w:eastAsia="ja-JP"/>
+        </w:rPr>
+        <w:t>ie Abschlussphase umfasst die Durchführung der Unittests, die Erstellung der Anwenderdokumentation, der Projektdokumentation sowie die finale Abgabe und ist mit der Abgabe der Projektdokumentation abgeschlossen.</w:t>
+      </w:r>
+    </w:p>
+    <w:p>
+      <w:pPr>
+        <w:pStyle w:val="Heading2"/>
+        <w:numPr>
+          <w:ilvl w:val="1"/>
+          <w:numId w:val="12"/>
+        </w:numPr>
+        <w:bidi w:val="0"/>
+        <w:rPr/>
+      </w:pPr>
+      <w:bookmarkStart w:id="30" w:name="_Toc218703501"/>
+      <w:bookmarkStart w:id="31" w:name="_Toc181697556"/>
+      <w:bookmarkStart w:id="32" w:name="_Toc181709004"/>
+      <w:r>
+        <w:rPr/>
+        <w:t>Ressourcenplanung</w:t>
+      </w:r>
+      <w:bookmarkEnd w:id="30"/>
+      <w:bookmarkEnd w:id="31"/>
+      <w:bookmarkEnd w:id="32"/>
+    </w:p>
+    <w:p>
+      <w:pPr>
+        <w:pStyle w:val="Heading3"/>
+        <w:numPr>
+          <w:ilvl w:val="2"/>
+          <w:numId w:val="12"/>
+        </w:numPr>
+        <w:bidi w:val="0"/>
+        <w:rPr/>
+      </w:pPr>
+      <w:bookmarkStart w:id="33" w:name="_Toc181697557"/>
+      <w:bookmarkStart w:id="34" w:name="_Toc181709005"/>
+      <w:bookmarkStart w:id="35" w:name="_Toc218703502"/>
+      <w:r>
+        <w:rPr/>
+        <w:t>Personelle Ressourcen</w:t>
+      </w:r>
+      <w:bookmarkEnd w:id="33"/>
+      <w:bookmarkEnd w:id="34"/>
+      <w:bookmarkEnd w:id="35"/>
     </w:p>
     <w:p>
       <w:pPr>
         <w:pStyle w:val="Normal"/>
+        <w:bidi w:val="0"/>
+        <w:rPr>
+          <w:color w:val="FF4000"/>
+        </w:rPr>
+      </w:pPr>
+      <w:r>
+        <w:rPr>
+          <w:color w:val="FF4000"/>
+        </w:rPr>
+        <w:t xml:space="preserve">─── </w:t>
+      </w:r>
+      <w:r>
+        <w:rPr>
+          <w:color w:val="FF4000"/>
+        </w:rPr>
+        <w:t>TODO: Stundensätze erfragen und mit wieviel Stunden gerechnet werden soll für Nadines und Rafaels Aufwand ───</w:t>
+      </w:r>
+    </w:p>
+    <w:p>
+      <w:pPr>
+        <w:pStyle w:val="Normal"/>
+        <w:bidi w:val="0"/>
         <w:rPr/>
       </w:pPr>
       <w:r>
+        <w:rPr>
+          <w:color w:val="0070C0"/>
+        </w:rPr>
+        <w:t>Wer wirkt mit wie vielen Stunden zu welchem Stundensatz an eurem Projekt mit?</w:t>
+      </w:r>
+    </w:p>
+    <w:p>
+      <w:pPr>
+        <w:pStyle w:val="Heading3"/>
+        <w:numPr>
+          <w:ilvl w:val="2"/>
+          <w:numId w:val="12"/>
+        </w:numPr>
+        <w:bidi w:val="0"/>
         <w:rPr/>
-        <w:t>Für die Bereitstellung der Mitarbeiterdaten wurde auf eine bereits im System vorhandene CDS View Entität zurückgegriffen, die entsprechend in das Datenmodell eingebunden wurde. Das Datenmodell für das Antragsmanagement selbst wurde vollständig neu entwickelt.</w:t>
-      </w:r>
-    </w:p>
-    <w:p>
-      <w:pPr>
-        <w:pStyle w:val="Heading1"/>
+      </w:pPr>
+      <w:bookmarkStart w:id="36" w:name="_Toc181697558"/>
+      <w:bookmarkStart w:id="37" w:name="_Toc181709006"/>
+      <w:bookmarkStart w:id="38" w:name="_Toc218703503"/>
+      <w:r>
+        <w:rPr/>
+        <w:t>Non-Personelle Ressourcen</w:t>
+      </w:r>
+      <w:bookmarkEnd w:id="36"/>
+      <w:bookmarkEnd w:id="37"/>
+      <w:bookmarkEnd w:id="38"/>
+    </w:p>
+    <w:p>
+      <w:pPr>
+        <w:pStyle w:val="Normal"/>
+        <w:bidi w:val="0"/>
+        <w:rPr/>
+      </w:pPr>
+      <w:r>
+        <w:rPr/>
+        <w:t>Hardware:</w:t>
+      </w:r>
+    </w:p>
+    <w:p>
+      <w:pPr>
+        <w:pStyle w:val="Normal"/>
+        <w:numPr>
+          <w:ilvl w:val="0"/>
+          <w:numId w:val="10"/>
+        </w:numPr>
+        <w:bidi w:val="0"/>
+        <w:rPr/>
+      </w:pPr>
+      <w:r>
+        <w:rPr/>
+        <w:t>Arbeitsplatz in den Räumlichkeiten der MIBS AG</w:t>
+      </w:r>
+    </w:p>
+    <w:p>
+      <w:pPr>
+        <w:pStyle w:val="Normal"/>
+        <w:numPr>
+          <w:ilvl w:val="0"/>
+          <w:numId w:val="10"/>
+        </w:numPr>
+        <w:bidi w:val="0"/>
+        <w:rPr/>
+      </w:pPr>
+      <w:r>
+        <w:rPr/>
+        <w:t>Laptop</w:t>
+      </w:r>
+    </w:p>
+    <w:p>
+      <w:pPr>
+        <w:pStyle w:val="Normal"/>
+        <w:numPr>
+          <w:ilvl w:val="0"/>
+          <w:numId w:val="10"/>
+        </w:numPr>
+        <w:bidi w:val="0"/>
+        <w:rPr/>
+      </w:pPr>
+      <w:r>
+        <w:rPr/>
+        <w:t>SAP-Server</w:t>
+      </w:r>
+    </w:p>
+    <w:p>
+      <w:pPr>
+        <w:pStyle w:val="Normal"/>
+        <w:bidi w:val="0"/>
+        <w:rPr/>
+      </w:pPr>
+      <w:r>
+        <w:rPr/>
+      </w:r>
+    </w:p>
+    <w:p>
+      <w:pPr>
+        <w:pStyle w:val="Normal"/>
+        <w:bidi w:val="0"/>
+        <w:rPr/>
+      </w:pPr>
+      <w:r>
+        <w:rPr/>
+        <w:t>Software:</w:t>
+      </w:r>
+    </w:p>
+    <w:p>
+      <w:pPr>
+        <w:pStyle w:val="Normal"/>
         <w:numPr>
           <w:ilvl w:val="0"/>
           <w:numId w:val="11"/>
         </w:numPr>
+        <w:bidi w:val="0"/>
         <w:rPr/>
       </w:pPr>
-      <w:bookmarkStart w:id="23" w:name="_Toc181697554"/>
-      <w:bookmarkStart w:id="24" w:name="_Toc181709002"/>
-      <w:bookmarkStart w:id="25" w:name="_Toc218703499"/>
       <w:r>
         <w:rPr/>
-        <w:t>Projektvorgehen</w:t>
-      </w:r>
-      <w:bookmarkEnd w:id="23"/>
-      <w:bookmarkEnd w:id="24"/>
-      <w:bookmarkEnd w:id="25"/>
+        <w:t>Windows 11 Home – Betriebssystem</w:t>
+      </w:r>
+    </w:p>
+    <w:p>
+      <w:pPr>
+        <w:pStyle w:val="Normal"/>
+        <w:numPr>
+          <w:ilvl w:val="0"/>
+          <w:numId w:val="11"/>
+        </w:numPr>
+        <w:bidi w:val="0"/>
+        <w:rPr/>
+      </w:pPr>
+      <w:r>
+        <w:rPr/>
+        <w:t>Visual Studio Code – Entwicklungsumgebung für XML, JavaScript und JSON</w:t>
+      </w:r>
+    </w:p>
+    <w:p>
+      <w:pPr>
+        <w:pStyle w:val="Normal"/>
+        <w:numPr>
+          <w:ilvl w:val="0"/>
+          <w:numId w:val="11"/>
+        </w:numPr>
+        <w:bidi w:val="0"/>
+        <w:rPr/>
+      </w:pPr>
+      <w:r>
+        <w:rPr/>
+        <w:t>Eclipse IDE – Entwicklungsumgebung für CDS und ABAP</w:t>
+      </w:r>
+    </w:p>
+    <w:p>
+      <w:pPr>
+        <w:pStyle w:val="Normal"/>
+        <w:numPr>
+          <w:ilvl w:val="0"/>
+          <w:numId w:val="11"/>
+        </w:numPr>
+        <w:bidi w:val="0"/>
+        <w:rPr/>
+      </w:pPr>
+      <w:r>
+        <w:rPr/>
+        <w:t>Draw.io – Designtool zu erstellen von Grafiken und Diagrammen</w:t>
+      </w:r>
+    </w:p>
+    <w:p>
+      <w:pPr>
+        <w:pStyle w:val="Normal"/>
+        <w:numPr>
+          <w:ilvl w:val="0"/>
+          <w:numId w:val="11"/>
+        </w:numPr>
+        <w:bidi w:val="0"/>
+        <w:rPr/>
+      </w:pPr>
+      <w:r>
+        <w:rPr/>
+        <w:t xml:space="preserve">GitHub - Versionsverwaltung </w:t>
+      </w:r>
+    </w:p>
+    <w:p>
+      <w:pPr>
+        <w:pStyle w:val="Normal"/>
+        <w:numPr>
+          <w:ilvl w:val="0"/>
+          <w:numId w:val="11"/>
+        </w:numPr>
+        <w:bidi w:val="0"/>
+        <w:rPr/>
+      </w:pPr>
+      <w:r>
+        <w:rPr/>
+        <w:t>Microsoft Teams – Kommunikationsanwendung</w:t>
+      </w:r>
+    </w:p>
+    <w:p>
+      <w:pPr>
+        <w:pStyle w:val="Normal"/>
+        <w:numPr>
+          <w:ilvl w:val="0"/>
+          <w:numId w:val="11"/>
+        </w:numPr>
+        <w:bidi w:val="0"/>
+        <w:rPr/>
+      </w:pPr>
+      <w:r>
+        <w:rPr/>
+        <w:t>Microsoft Word – Textbearbeitungstool</w:t>
+      </w:r>
+    </w:p>
+    <w:p>
+      <w:pPr>
+        <w:pStyle w:val="Normal"/>
+        <w:bidi w:val="0"/>
+        <w:rPr/>
+      </w:pPr>
+      <w:r>
+        <w:rPr/>
+      </w:r>
+    </w:p>
+    <w:p>
+      <w:pPr>
+        <w:pStyle w:val="Normal"/>
+        <w:bidi w:val="0"/>
+        <w:rPr/>
+      </w:pPr>
+      <w:r>
+        <w:rPr/>
+      </w:r>
+    </w:p>
+    <w:p>
+      <w:pPr>
+        <w:pStyle w:val="Normal"/>
+        <w:bidi w:val="0"/>
+        <w:rPr/>
+      </w:pPr>
+      <w:r>
+        <w:rPr/>
+      </w:r>
+    </w:p>
+    <w:p>
+      <w:pPr>
+        <w:pStyle w:val="Normal"/>
+        <w:bidi w:val="0"/>
+        <w:rPr/>
+      </w:pPr>
+      <w:r>
+        <w:rPr/>
+      </w:r>
+    </w:p>
+    <w:p>
+      <w:pPr>
+        <w:pStyle w:val="Normal"/>
+        <w:bidi w:val="0"/>
+        <w:rPr/>
+      </w:pPr>
+      <w:r>
+        <w:rPr/>
+      </w:r>
+    </w:p>
+    <w:p>
+      <w:pPr>
+        <w:pStyle w:val="Normal"/>
+        <w:bidi w:val="0"/>
+        <w:rPr/>
+      </w:pPr>
+      <w:r>
+        <w:rPr/>
+      </w:r>
+    </w:p>
+    <w:p>
+      <w:pPr>
+        <w:pStyle w:val="Normal"/>
+        <w:bidi w:val="0"/>
+        <w:rPr/>
+      </w:pPr>
+      <w:r>
+        <w:rPr/>
+      </w:r>
+    </w:p>
+    <w:p>
+      <w:pPr>
+        <w:pStyle w:val="Normal"/>
+        <w:bidi w:val="0"/>
+        <w:rPr/>
+      </w:pPr>
+      <w:r>
+        <w:rPr/>
+      </w:r>
+    </w:p>
+    <w:p>
+      <w:pPr>
+        <w:pStyle w:val="Normal"/>
+        <w:bidi w:val="0"/>
+        <w:rPr/>
+      </w:pPr>
+      <w:r>
+        <w:rPr/>
+      </w:r>
+    </w:p>
+    <w:p>
+      <w:pPr>
+        <w:pStyle w:val="Normal"/>
+        <w:bidi w:val="0"/>
+        <w:rPr/>
+      </w:pPr>
+      <w:r>
+        <w:rPr/>
+      </w:r>
+    </w:p>
+    <w:p>
+      <w:pPr>
+        <w:pStyle w:val="Normal"/>
+        <w:bidi w:val="0"/>
+        <w:rPr/>
+      </w:pPr>
+      <w:r>
+        <w:rPr/>
+      </w:r>
     </w:p>
     <w:p>
       <w:pPr>
         <w:pStyle w:val="Heading2"/>
         <w:numPr>
           <w:ilvl w:val="1"/>
-          <w:numId w:val="11"/>
+          <w:numId w:val="12"/>
         </w:numPr>
         <w:rPr/>
       </w:pPr>
-      <w:bookmarkStart w:id="26" w:name="_Vorgehensweise"/>
-      <w:bookmarkStart w:id="27" w:name="_Toc181709003"/>
-      <w:bookmarkStart w:id="28" w:name="_Toc218703500"/>
-      <w:bookmarkStart w:id="29" w:name="_Toc181697555"/>
-      <w:bookmarkEnd w:id="26"/>
-      <w:r>
-        <w:rPr/>
-        <w:t>Vorgehensweise</w:t>
-      </w:r>
-      <w:bookmarkEnd w:id="27"/>
-      <w:bookmarkEnd w:id="28"/>
-      <w:bookmarkEnd w:id="29"/>
-    </w:p>
-    <w:p>
-      <w:pPr>
-        <w:pStyle w:val="BodyText"/>
-        <w:spacing w:lineRule="auto" w:line="264" w:before="60" w:after="283"/>
-        <w:ind w:hanging="0" w:start="0" w:end="567"/>
-        <w:jc w:val="start"/>
-        <w:rPr>
-          <w:rFonts w:ascii="Alexandria Light" w:hAnsi="Alexandria Light"/>
-          <w:sz w:val="20"/>
-          <w:lang w:eastAsia="ja-JP"/>
-        </w:rPr>
-      </w:pPr>
-      <w:r>
-        <w:rPr>
-          <w:rStyle w:val="Strong"/>
-          <w:rFonts w:ascii="Alexandria Light" w:hAnsi="Alexandria Light"/>
-          <w:sz w:val="20"/>
-          <w:lang w:eastAsia="ja-JP"/>
-        </w:rPr>
-        <w:t>Projektvorbereitung:</w:t>
-      </w:r>
-      <w:r>
-        <w:rPr>
-          <w:rFonts w:ascii="Alexandria Light" w:hAnsi="Alexandria Light"/>
-          <w:sz w:val="20"/>
-          <w:lang w:eastAsia="ja-JP"/>
-        </w:rPr>
-        <w:t xml:space="preserve"> Projektvorbereitung umfasst die </w:t>
-      </w:r>
-      <w:r>
-        <w:rPr>
-          <w:rFonts w:ascii="Alexandria Light" w:hAnsi="Alexandria Light"/>
-          <w:sz w:val="20"/>
-          <w:lang w:eastAsia="ja-JP"/>
-        </w:rPr>
-        <w:t>A</w:t>
-      </w:r>
-      <w:r>
-        <w:rPr>
-          <w:rFonts w:ascii="Alexandria Light" w:hAnsi="Alexandria Light"/>
-          <w:sz w:val="20"/>
-          <w:lang w:eastAsia="ja-JP"/>
-        </w:rPr>
-        <w:t>nforderungsanalyse, die Nutzwertanalyse, die Wirtschaftlichkeitsbetrachtung sowie die Erstellung des Pflichtenheftes und ist mit der Fertigstellung des Pflichtenheftes abgeschlossen.</w:t>
-      </w:r>
-    </w:p>
-    <w:p>
-      <w:pPr>
-        <w:pStyle w:val="BodyText"/>
-        <w:spacing w:lineRule="auto" w:line="264" w:before="60" w:after="283"/>
-        <w:ind w:hanging="0" w:start="0" w:end="567"/>
-        <w:jc w:val="start"/>
-        <w:rPr>
-          <w:rFonts w:ascii="Alexandria Light" w:hAnsi="Alexandria Light"/>
-          <w:sz w:val="20"/>
-          <w:lang w:eastAsia="ja-JP"/>
-        </w:rPr>
-      </w:pPr>
-      <w:r>
-        <w:rPr>
-          <w:rStyle w:val="Strong"/>
-          <w:rFonts w:ascii="Alexandria Light" w:hAnsi="Alexandria Light"/>
-          <w:sz w:val="20"/>
-          <w:lang w:eastAsia="ja-JP"/>
-        </w:rPr>
-        <w:t xml:space="preserve">Konzeption: </w:t>
-      </w:r>
-      <w:r>
-        <w:rPr>
-          <w:rFonts w:ascii="Alexandria Light" w:hAnsi="Alexandria Light"/>
-          <w:sz w:val="20"/>
-          <w:lang w:eastAsia="ja-JP"/>
-        </w:rPr>
-        <w:t>Die Konzeptionsphase umfasst die Erstellung des Use-Case-Diagramms, des Entity-Relationship-Modells, der Nutzeroberfläche, der Ablauflogik sowie der Testplanung und ist mit der Fertigstellung des Testkonzeptes abgeschlossen.</w:t>
-      </w:r>
-    </w:p>
-    <w:p>
-      <w:pPr>
-        <w:pStyle w:val="BodyText"/>
-        <w:spacing w:lineRule="auto" w:line="264" w:before="60" w:after="283"/>
-        <w:ind w:hanging="0" w:start="0" w:end="567"/>
-        <w:jc w:val="start"/>
-        <w:rPr>
-          <w:rFonts w:ascii="Alexandria Light" w:hAnsi="Alexandria Light"/>
-          <w:sz w:val="20"/>
-          <w:lang w:eastAsia="ja-JP"/>
-        </w:rPr>
-      </w:pPr>
-      <w:r>
-        <w:rPr>
-          <w:rStyle w:val="Strong"/>
-          <w:rFonts w:ascii="Alexandria Light" w:hAnsi="Alexandria Light"/>
-          <w:sz w:val="20"/>
-          <w:lang w:eastAsia="ja-JP"/>
-        </w:rPr>
-        <w:t>Entwicklung:</w:t>
-      </w:r>
-      <w:r>
-        <w:rPr>
-          <w:rFonts w:ascii="Alexandria Light" w:hAnsi="Alexandria Light"/>
-          <w:sz w:val="20"/>
-          <w:lang w:eastAsia="ja-JP"/>
-        </w:rPr>
-        <w:t xml:space="preserve"> Die Entwicklungsphase umfasst die Implementierung des Datenmodells sowie die Entwicklung der Nutzeroberfläche und ist mit dem erfolgreichen Transport in das Produktivsystem abgeschlossen.</w:t>
-      </w:r>
-    </w:p>
-    <w:p>
-      <w:pPr>
-        <w:pStyle w:val="BodyText"/>
-        <w:spacing w:lineRule="auto" w:line="264" w:before="60" w:after="283"/>
-        <w:ind w:hanging="0" w:start="0" w:end="567"/>
-        <w:jc w:val="start"/>
-        <w:rPr>
-          <w:rFonts w:ascii="Alexandria Light" w:hAnsi="Alexandria Light"/>
-          <w:sz w:val="20"/>
-          <w:lang w:eastAsia="ja-JP"/>
-        </w:rPr>
-      </w:pPr>
-      <w:r>
-        <w:rPr>
-          <w:rStyle w:val="Strong"/>
-          <w:rFonts w:ascii="Alexandria Light" w:hAnsi="Alexandria Light"/>
-          <w:sz w:val="20"/>
-          <w:lang w:eastAsia="ja-JP"/>
-        </w:rPr>
-        <w:t>Abschluss:</w:t>
-      </w:r>
-      <w:r>
-        <w:rPr>
-          <w:rFonts w:ascii="Alexandria Light" w:hAnsi="Alexandria Light"/>
-          <w:sz w:val="20"/>
-          <w:lang w:eastAsia="ja-JP"/>
-        </w:rPr>
-        <w:t xml:space="preserve"> Die Abschlussphase umfasst die Durchführung der Unittests, die Erstellung der Anwenderdokumentation, der Projektdokumentation sowie die finale Abgabe und ist mit der Abgabe der Projektdokumentation abgeschlossen.</w:t>
-      </w:r>
-    </w:p>
-    <w:p>
-      <w:pPr>
-        <w:pStyle w:val="Normal"/>
-        <w:rPr/>
-      </w:pPr>
-      <w:r>
-        <w:rPr/>
-      </w:r>
-    </w:p>
-    <w:p>
-      <w:pPr>
-        <w:pStyle w:val="Normal"/>
-        <w:rPr>
-          <w:color w:val="0070C0"/>
-        </w:rPr>
-      </w:pPr>
-      <w:commentRangeStart w:id="0"/>
-      <w:r>
-        <w:rPr>
-          <w:color w:val="0070C0"/>
-        </w:rPr>
-        <w:t>Erweitertes Wasserfallmodell (kurz fassen warum dieses Modell). Interessanter sind die einzelnen Phasen des Wasserfallmodells im Bezug auf euer Projekt. Wann sind diese abgeschlossen?</w:t>
-      </w:r>
-    </w:p>
-    <w:p>
-      <w:pPr>
-        <w:pStyle w:val="ListParagraph"/>
-        <w:numPr>
-          <w:ilvl w:val="0"/>
-          <w:numId w:val="8"/>
-        </w:numPr>
-        <w:rPr>
-          <w:color w:val="0070C0"/>
-        </w:rPr>
-      </w:pPr>
-      <w:r>
-        <w:rPr>
-          <w:color w:val="0070C0"/>
-        </w:rPr>
-        <w:t xml:space="preserve">Projektvorbereitung </w:t>
-      </w:r>
-    </w:p>
-    <w:p>
-      <w:pPr>
-        <w:pStyle w:val="ListParagraph"/>
-        <w:numPr>
-          <w:ilvl w:val="0"/>
-          <w:numId w:val="8"/>
-        </w:numPr>
-        <w:rPr>
-          <w:color w:val="0070C0"/>
-        </w:rPr>
-      </w:pPr>
-      <w:r>
-        <w:rPr>
-          <w:color w:val="0070C0"/>
-        </w:rPr>
-        <w:t>Konzeption</w:t>
-      </w:r>
-    </w:p>
-    <w:p>
-      <w:pPr>
-        <w:pStyle w:val="ListParagraph"/>
-        <w:numPr>
-          <w:ilvl w:val="0"/>
-          <w:numId w:val="8"/>
-        </w:numPr>
-        <w:rPr>
-          <w:color w:val="0070C0"/>
-        </w:rPr>
-      </w:pPr>
-      <w:r>
-        <w:rPr>
-          <w:color w:val="0070C0"/>
-        </w:rPr>
-        <w:t xml:space="preserve">Testplanung &amp; Testkonzept </w:t>
-      </w:r>
-    </w:p>
-    <w:p>
-      <w:pPr>
-        <w:pStyle w:val="ListParagraph"/>
-        <w:numPr>
-          <w:ilvl w:val="0"/>
-          <w:numId w:val="8"/>
-        </w:numPr>
-        <w:rPr>
-          <w:color w:val="0070C0"/>
-        </w:rPr>
-      </w:pPr>
-      <w:r>
-        <w:rPr>
-          <w:color w:val="0070C0"/>
-        </w:rPr>
-        <w:t>Entwicklung</w:t>
-      </w:r>
-    </w:p>
-    <w:p>
-      <w:pPr>
-        <w:pStyle w:val="ListParagraph"/>
-        <w:numPr>
-          <w:ilvl w:val="0"/>
-          <w:numId w:val="8"/>
-        </w:numPr>
-        <w:rPr>
-          <w:color w:val="0070C0"/>
-        </w:rPr>
-      </w:pPr>
-      <w:r>
-        <w:rPr>
-          <w:color w:val="0070C0"/>
-        </w:rPr>
-        <w:t>Abschluss</w:t>
-      </w:r>
-      <w:commentRangeEnd w:id="0"/>
-      <w:r>
-        <w:commentReference w:id="0"/>
-      </w:r>
-      <w:r>
-        <w:rPr>
-          <w:color w:val="0070C0"/>
-        </w:rPr>
-      </w:r>
-    </w:p>
-    <w:p>
-      <w:pPr>
-        <w:pStyle w:val="Heading2"/>
-        <w:numPr>
-          <w:ilvl w:val="1"/>
-          <w:numId w:val="11"/>
-        </w:numPr>
-        <w:rPr/>
-      </w:pPr>
-      <w:bookmarkStart w:id="30" w:name="_Toc181697556"/>
-      <w:bookmarkStart w:id="31" w:name="_Toc181709004"/>
-      <w:bookmarkStart w:id="32" w:name="_Toc218703501"/>
-      <w:r>
-        <w:rPr/>
-        <w:t>Ressourcenplanung</w:t>
-      </w:r>
-      <w:bookmarkEnd w:id="30"/>
-      <w:bookmarkEnd w:id="31"/>
-      <w:bookmarkEnd w:id="32"/>
-    </w:p>
-    <w:p>
-      <w:pPr>
-        <w:pStyle w:val="Heading3"/>
-        <w:numPr>
-          <w:ilvl w:val="2"/>
-          <w:numId w:val="11"/>
-        </w:numPr>
-        <w:rPr/>
-      </w:pPr>
-      <w:bookmarkStart w:id="33" w:name="_Toc181697557"/>
-      <w:bookmarkStart w:id="34" w:name="_Toc181709005"/>
-      <w:bookmarkStart w:id="35" w:name="_Toc218703502"/>
-      <w:r>
-        <w:rPr/>
-        <w:t>Personelle Ressourcen</w:t>
-      </w:r>
-      <w:bookmarkEnd w:id="33"/>
-      <w:bookmarkEnd w:id="34"/>
-      <w:bookmarkEnd w:id="35"/>
-    </w:p>
-    <w:p>
-      <w:pPr>
-        <w:pStyle w:val="Normal"/>
-        <w:rPr>
-          <w:color w:val="0070C0"/>
-        </w:rPr>
-      </w:pPr>
-      <w:r>
-        <w:rPr>
-          <w:color w:val="0070C0"/>
-        </w:rPr>
-        <w:t>Wer wirkt mit wie vielen Stunden zu welchem Stundensatz an eurem Projekt mit?</w:t>
-      </w:r>
-    </w:p>
-    <w:p>
-      <w:pPr>
-        <w:pStyle w:val="Heading3"/>
-        <w:numPr>
-          <w:ilvl w:val="2"/>
-          <w:numId w:val="11"/>
-        </w:numPr>
-        <w:rPr/>
-      </w:pPr>
-      <w:bookmarkStart w:id="36" w:name="_Toc181697558"/>
-      <w:bookmarkStart w:id="37" w:name="_Toc181709006"/>
-      <w:bookmarkStart w:id="38" w:name="_Toc218703503"/>
-      <w:r>
-        <w:rPr/>
-        <w:t>Non-Personelle Ressourcen</w:t>
-      </w:r>
-      <w:bookmarkEnd w:id="36"/>
-      <w:bookmarkEnd w:id="37"/>
-      <w:bookmarkEnd w:id="38"/>
-    </w:p>
-    <w:p>
-      <w:pPr>
-        <w:pStyle w:val="Normal"/>
-        <w:rPr>
-          <w:color w:val="0070C0"/>
-        </w:rPr>
-      </w:pPr>
-      <w:r>
-        <w:rPr>
-          <w:color w:val="0070C0"/>
-        </w:rPr>
-        <w:t>Server, Laptop, Software-Lizenzen, Sonstiges. Aufzählung + wo sind diese Kosten zu finden? Für gewöhnlich im Stundensatz mitberücksichtigt. Projekteinzelkosten haben wir, abgesehen von  den geleisteten Stunden, meist keine.</w:t>
-      </w:r>
-    </w:p>
-    <w:p>
-      <w:pPr>
-        <w:pStyle w:val="Heading2"/>
-        <w:numPr>
-          <w:ilvl w:val="1"/>
-          <w:numId w:val="11"/>
-        </w:numPr>
-        <w:rPr/>
-      </w:pPr>
-      <w:bookmarkStart w:id="39" w:name="_Toc181697560"/>
-      <w:bookmarkStart w:id="40" w:name="_Toc181709008"/>
+      <w:bookmarkStart w:id="39" w:name="_Toc181709008"/>
+      <w:bookmarkStart w:id="40" w:name="_Toc181697560"/>
       <w:bookmarkStart w:id="41" w:name="_Toc218703504"/>
       <w:r>
         <w:rPr/>
@@ -4775,7 +4696,7 @@
     <w:tbl>
       <w:tblPr>
         <w:tblStyle w:val="Tabellenraster"/>
-        <w:tblW w:w="9061" w:type="dxa"/>
+        <w:tblW w:w="9070" w:type="dxa"/>
         <w:jc w:val="start"/>
         <w:tblInd w:w="0" w:type="dxa"/>
         <w:tblLayout w:type="fixed"/>
@@ -4788,15 +4709,15 @@
         <w:tblLook w:val="04a0" w:noHBand="0" w:noVBand="1" w:firstColumn="1" w:lastRow="0" w:lastColumn="0" w:firstRow="1"/>
       </w:tblPr>
       <w:tblGrid>
-        <w:gridCol w:w="2115"/>
-        <w:gridCol w:w="4967"/>
-        <w:gridCol w:w="1979"/>
+        <w:gridCol w:w="2273"/>
+        <w:gridCol w:w="4808"/>
+        <w:gridCol w:w="1989"/>
       </w:tblGrid>
       <w:tr>
         <w:trPr/>
         <w:tc>
           <w:tcPr>
-            <w:tcW w:w="2115" w:type="dxa"/>
+            <w:tcW w:w="2273" w:type="dxa"/>
             <w:tcBorders/>
             <w:shd w:color="auto" w:fill="AEAAAA" w:themeFill="background2" w:themeFillShade="bf" w:val="clear"/>
           </w:tcPr>
@@ -4830,7 +4751,7 @@
         </w:tc>
         <w:tc>
           <w:tcPr>
-            <w:tcW w:w="4967" w:type="dxa"/>
+            <w:tcW w:w="4808" w:type="dxa"/>
             <w:tcBorders/>
             <w:shd w:color="auto" w:fill="AEAAAA" w:themeFill="background2" w:themeFillShade="bf" w:val="clear"/>
           </w:tcPr>
@@ -4864,7 +4785,7 @@
         </w:tc>
         <w:tc>
           <w:tcPr>
-            <w:tcW w:w="1979" w:type="dxa"/>
+            <w:tcW w:w="1989" w:type="dxa"/>
             <w:tcBorders/>
             <w:shd w:color="auto" w:fill="AEAAAA" w:themeFill="background2" w:themeFillShade="bf" w:val="clear"/>
           </w:tcPr>
@@ -4901,7 +4822,7 @@
         <w:trPr/>
         <w:tc>
           <w:tcPr>
-            <w:tcW w:w="2115" w:type="dxa"/>
+            <w:tcW w:w="2273" w:type="dxa"/>
             <w:tcBorders/>
             <w:shd w:color="auto" w:fill="E2EFD9" w:themeFill="accent6" w:themeFillTint="33" w:val="clear"/>
           </w:tcPr>
@@ -4933,7 +4854,7 @@
         </w:tc>
         <w:tc>
           <w:tcPr>
-            <w:tcW w:w="4967" w:type="dxa"/>
+            <w:tcW w:w="4808" w:type="dxa"/>
             <w:tcBorders/>
             <w:shd w:color="auto" w:fill="E2EFD9" w:themeFill="accent6" w:themeFillTint="33" w:val="clear"/>
           </w:tcPr>
@@ -4964,7 +4885,7 @@
         </w:tc>
         <w:tc>
           <w:tcPr>
-            <w:tcW w:w="1979" w:type="dxa"/>
+            <w:tcW w:w="1989" w:type="dxa"/>
             <w:tcBorders/>
             <w:shd w:color="auto" w:fill="E2EFD9" w:themeFill="accent6" w:themeFillTint="33" w:val="clear"/>
           </w:tcPr>
@@ -4998,7 +4919,7 @@
         <w:trPr/>
         <w:tc>
           <w:tcPr>
-            <w:tcW w:w="2115" w:type="dxa"/>
+            <w:tcW w:w="2273" w:type="dxa"/>
             <w:tcBorders/>
             <w:shd w:color="auto" w:fill="E2EFD9" w:themeFill="accent6" w:themeFillTint="33" w:val="clear"/>
           </w:tcPr>
@@ -5029,7 +4950,7 @@
         </w:tc>
         <w:tc>
           <w:tcPr>
-            <w:tcW w:w="4967" w:type="dxa"/>
+            <w:tcW w:w="4808" w:type="dxa"/>
             <w:tcBorders/>
             <w:shd w:color="auto" w:fill="E2EFD9" w:themeFill="accent6" w:themeFillTint="33" w:val="clear"/>
           </w:tcPr>
@@ -5061,398 +4982,7 @@
         </w:tc>
         <w:tc>
           <w:tcPr>
-            <w:tcW w:w="1979" w:type="dxa"/>
-            <w:tcBorders/>
-            <w:shd w:color="auto" w:fill="E2EFD9" w:themeFill="accent6" w:themeFillTint="33" w:val="clear"/>
-          </w:tcPr>
-          <w:p>
-            <w:pPr>
-              <w:pStyle w:val="Normal"/>
-              <w:widowControl/>
-              <w:suppressAutoHyphens w:val="true"/>
-              <w:spacing w:before="60" w:after="0"/>
-              <w:rPr>
-                <w:rFonts w:eastAsia="Times New Roman" w:cs="Times New Roman"/>
-                <w:kern w:val="0"/>
-                <w:sz w:val="20"/>
-                <w:szCs w:val="20"/>
-                <w:lang w:val="de-DE" w:eastAsia="ja-JP" w:bidi="ar-SA"/>
-              </w:rPr>
-            </w:pPr>
-            <w:r>
-              <w:rPr>
-                <w:rFonts w:eastAsia="Times New Roman" w:cs="Times New Roman"/>
-                <w:kern w:val="0"/>
-                <w:sz w:val="20"/>
-                <w:szCs w:val="20"/>
-                <w:lang w:val="de-DE" w:eastAsia="ja-JP" w:bidi="ar-SA"/>
-              </w:rPr>
-              <w:t>2h</w:t>
-            </w:r>
-          </w:p>
-        </w:tc>
-      </w:tr>
-      <w:tr>
-        <w:trPr/>
-        <w:tc>
-          <w:tcPr>
-            <w:tcW w:w="2115" w:type="dxa"/>
-            <w:tcBorders/>
-            <w:shd w:color="auto" w:fill="E2EFD9" w:themeFill="accent6" w:themeFillTint="33" w:val="clear"/>
-          </w:tcPr>
-          <w:p>
-            <w:pPr>
-              <w:pStyle w:val="Normal"/>
-              <w:widowControl/>
-              <w:suppressAutoHyphens w:val="true"/>
-              <w:spacing w:before="60" w:after="0"/>
-              <w:rPr>
-                <w:rFonts w:eastAsia="Times New Roman" w:cs="Times New Roman"/>
-                <w:kern w:val="0"/>
-                <w:sz w:val="20"/>
-                <w:szCs w:val="20"/>
-                <w:lang w:val="de-DE" w:eastAsia="ja-JP" w:bidi="ar-SA"/>
-              </w:rPr>
-            </w:pPr>
-            <w:r>
-              <w:rPr>
-                <w:rFonts w:eastAsia="Times New Roman" w:cs="Times New Roman"/>
-                <w:kern w:val="0"/>
-                <w:sz w:val="20"/>
-                <w:szCs w:val="20"/>
-                <w:lang w:val="de-DE" w:eastAsia="ja-JP" w:bidi="ar-SA"/>
-              </w:rPr>
-            </w:r>
-          </w:p>
-        </w:tc>
-        <w:tc>
-          <w:tcPr>
-            <w:tcW w:w="4967" w:type="dxa"/>
-            <w:tcBorders/>
-            <w:shd w:color="auto" w:fill="E2EFD9" w:themeFill="accent6" w:themeFillTint="33" w:val="clear"/>
-          </w:tcPr>
-          <w:p>
-            <w:pPr>
-              <w:pStyle w:val="Normal"/>
-              <w:widowControl/>
-              <w:suppressAutoHyphens w:val="true"/>
-              <w:spacing w:before="60" w:after="0"/>
-              <w:rPr>
-                <w:rFonts w:eastAsia="Times New Roman" w:cs="Times New Roman"/>
-                <w:kern w:val="0"/>
-                <w:sz w:val="20"/>
-                <w:szCs w:val="20"/>
-                <w:lang w:val="de-DE" w:eastAsia="ja-JP" w:bidi="ar-SA"/>
-              </w:rPr>
-            </w:pPr>
-            <w:r>
-              <w:rPr>
-                <w:rFonts w:eastAsia="Times New Roman" w:cs="Times New Roman"/>
-                <w:kern w:val="0"/>
-                <w:sz w:val="20"/>
-                <w:szCs w:val="20"/>
-                <w:lang w:val="de-DE" w:eastAsia="ja-JP" w:bidi="ar-SA"/>
-              </w:rPr>
-              <w:t>Nutzwertanalyse</w:t>
-            </w:r>
-          </w:p>
-        </w:tc>
-        <w:tc>
-          <w:tcPr>
-            <w:tcW w:w="1979" w:type="dxa"/>
-            <w:tcBorders/>
-            <w:shd w:color="auto" w:fill="E2EFD9" w:themeFill="accent6" w:themeFillTint="33" w:val="clear"/>
-          </w:tcPr>
-          <w:p>
-            <w:pPr>
-              <w:pStyle w:val="Normal"/>
-              <w:widowControl/>
-              <w:suppressAutoHyphens w:val="true"/>
-              <w:spacing w:before="60" w:after="0"/>
-              <w:rPr>
-                <w:rFonts w:eastAsia="Times New Roman" w:cs="Times New Roman"/>
-                <w:kern w:val="0"/>
-                <w:sz w:val="20"/>
-                <w:szCs w:val="20"/>
-                <w:lang w:val="de-DE" w:eastAsia="ja-JP" w:bidi="ar-SA"/>
-              </w:rPr>
-            </w:pPr>
-            <w:r>
-              <w:rPr>
-                <w:rFonts w:eastAsia="Times New Roman" w:cs="Times New Roman"/>
-                <w:kern w:val="0"/>
-                <w:sz w:val="20"/>
-                <w:szCs w:val="20"/>
-                <w:lang w:val="de-DE" w:eastAsia="ja-JP" w:bidi="ar-SA"/>
-              </w:rPr>
-              <w:t>1h</w:t>
-            </w:r>
-          </w:p>
-        </w:tc>
-      </w:tr>
-      <w:tr>
-        <w:trPr/>
-        <w:tc>
-          <w:tcPr>
-            <w:tcW w:w="2115" w:type="dxa"/>
-            <w:tcBorders/>
-            <w:shd w:color="auto" w:fill="E2EFD9" w:themeFill="accent6" w:themeFillTint="33" w:val="clear"/>
-          </w:tcPr>
-          <w:p>
-            <w:pPr>
-              <w:pStyle w:val="Normal"/>
-              <w:widowControl/>
-              <w:suppressAutoHyphens w:val="true"/>
-              <w:spacing w:before="60" w:after="0"/>
-              <w:rPr>
-                <w:rFonts w:eastAsia="Times New Roman" w:cs="Times New Roman"/>
-                <w:kern w:val="0"/>
-                <w:sz w:val="20"/>
-                <w:szCs w:val="20"/>
-                <w:lang w:val="de-DE" w:eastAsia="ja-JP" w:bidi="ar-SA"/>
-              </w:rPr>
-            </w:pPr>
-            <w:r>
-              <w:rPr>
-                <w:rFonts w:eastAsia="Times New Roman" w:cs="Times New Roman"/>
-                <w:kern w:val="0"/>
-                <w:sz w:val="20"/>
-                <w:szCs w:val="20"/>
-                <w:lang w:val="de-DE" w:eastAsia="ja-JP" w:bidi="ar-SA"/>
-              </w:rPr>
-            </w:r>
-          </w:p>
-        </w:tc>
-        <w:tc>
-          <w:tcPr>
-            <w:tcW w:w="4967" w:type="dxa"/>
-            <w:tcBorders/>
-            <w:shd w:color="auto" w:fill="E2EFD9" w:themeFill="accent6" w:themeFillTint="33" w:val="clear"/>
-          </w:tcPr>
-          <w:p>
-            <w:pPr>
-              <w:pStyle w:val="Normal"/>
-              <w:widowControl/>
-              <w:suppressAutoHyphens w:val="true"/>
-              <w:spacing w:before="60" w:after="0"/>
-              <w:rPr>
-                <w:rFonts w:eastAsia="Times New Roman" w:cs="Times New Roman"/>
-                <w:kern w:val="0"/>
-                <w:sz w:val="20"/>
-                <w:szCs w:val="20"/>
-                <w:lang w:val="de-DE" w:eastAsia="ja-JP" w:bidi="ar-SA"/>
-              </w:rPr>
-            </w:pPr>
-            <w:r>
-              <w:rPr>
-                <w:rFonts w:eastAsia="Times New Roman" w:cs="Times New Roman"/>
-                <w:kern w:val="0"/>
-                <w:sz w:val="20"/>
-                <w:szCs w:val="20"/>
-                <w:lang w:val="de-DE" w:eastAsia="ja-JP" w:bidi="ar-SA"/>
-              </w:rPr>
-              <w:t>Analyse des bestehenden Datenmodells</w:t>
-            </w:r>
-          </w:p>
-        </w:tc>
-        <w:tc>
-          <w:tcPr>
-            <w:tcW w:w="1979" w:type="dxa"/>
-            <w:tcBorders/>
-            <w:shd w:color="auto" w:fill="E2EFD9" w:themeFill="accent6" w:themeFillTint="33" w:val="clear"/>
-          </w:tcPr>
-          <w:p>
-            <w:pPr>
-              <w:pStyle w:val="Normal"/>
-              <w:widowControl/>
-              <w:suppressAutoHyphens w:val="true"/>
-              <w:spacing w:before="60" w:after="0"/>
-              <w:rPr>
-                <w:rFonts w:eastAsia="Times New Roman" w:cs="Times New Roman"/>
-                <w:kern w:val="0"/>
-                <w:sz w:val="20"/>
-                <w:szCs w:val="20"/>
-                <w:lang w:val="de-DE" w:eastAsia="ja-JP" w:bidi="ar-SA"/>
-              </w:rPr>
-            </w:pPr>
-            <w:r>
-              <w:rPr>
-                <w:rFonts w:eastAsia="Times New Roman" w:cs="Times New Roman"/>
-                <w:kern w:val="0"/>
-                <w:sz w:val="20"/>
-                <w:szCs w:val="20"/>
-                <w:lang w:val="de-DE" w:eastAsia="ja-JP" w:bidi="ar-SA"/>
-              </w:rPr>
-              <w:t>3h</w:t>
-            </w:r>
-          </w:p>
-        </w:tc>
-      </w:tr>
-      <w:tr>
-        <w:trPr/>
-        <w:tc>
-          <w:tcPr>
-            <w:tcW w:w="2115" w:type="dxa"/>
-            <w:tcBorders/>
-            <w:shd w:color="auto" w:fill="E2EFD9" w:themeFill="accent6" w:themeFillTint="33" w:val="clear"/>
-          </w:tcPr>
-          <w:p>
-            <w:pPr>
-              <w:pStyle w:val="Normal"/>
-              <w:widowControl/>
-              <w:suppressAutoHyphens w:val="true"/>
-              <w:spacing w:before="60" w:after="0"/>
-              <w:rPr>
-                <w:rFonts w:eastAsia="Times New Roman" w:cs="Times New Roman"/>
-                <w:kern w:val="0"/>
-                <w:sz w:val="20"/>
-                <w:szCs w:val="20"/>
-                <w:lang w:val="de-DE" w:eastAsia="ja-JP" w:bidi="ar-SA"/>
-              </w:rPr>
-            </w:pPr>
-            <w:r>
-              <w:rPr>
-                <w:rFonts w:eastAsia="Times New Roman" w:cs="Times New Roman"/>
-                <w:kern w:val="0"/>
-                <w:sz w:val="20"/>
-                <w:szCs w:val="20"/>
-                <w:lang w:val="de-DE" w:eastAsia="ja-JP" w:bidi="ar-SA"/>
-              </w:rPr>
-            </w:r>
-          </w:p>
-        </w:tc>
-        <w:tc>
-          <w:tcPr>
-            <w:tcW w:w="4967" w:type="dxa"/>
-            <w:tcBorders/>
-            <w:shd w:color="auto" w:fill="E2EFD9" w:themeFill="accent6" w:themeFillTint="33" w:val="clear"/>
-          </w:tcPr>
-          <w:p>
-            <w:pPr>
-              <w:pStyle w:val="Normal"/>
-              <w:widowControl/>
-              <w:suppressAutoHyphens w:val="true"/>
-              <w:spacing w:before="60" w:after="0"/>
-              <w:rPr>
-                <w:rFonts w:eastAsia="Times New Roman" w:cs="Times New Roman"/>
-                <w:kern w:val="0"/>
-                <w:sz w:val="20"/>
-                <w:szCs w:val="20"/>
-                <w:lang w:val="de-DE" w:eastAsia="ja-JP" w:bidi="ar-SA"/>
-              </w:rPr>
-            </w:pPr>
-            <w:r>
-              <w:rPr>
-                <w:rFonts w:eastAsia="Times New Roman" w:cs="Times New Roman"/>
-                <w:kern w:val="0"/>
-                <w:sz w:val="20"/>
-                <w:szCs w:val="20"/>
-                <w:lang w:val="de-DE" w:eastAsia="ja-JP" w:bidi="ar-SA"/>
-              </w:rPr>
-              <w:t>Erstellung des Pflichtenhefts</w:t>
-            </w:r>
-          </w:p>
-        </w:tc>
-        <w:tc>
-          <w:tcPr>
-            <w:tcW w:w="1979" w:type="dxa"/>
-            <w:tcBorders/>
-            <w:shd w:color="auto" w:fill="E2EFD9" w:themeFill="accent6" w:themeFillTint="33" w:val="clear"/>
-          </w:tcPr>
-          <w:p>
-            <w:pPr>
-              <w:pStyle w:val="Normal"/>
-              <w:widowControl/>
-              <w:suppressAutoHyphens w:val="true"/>
-              <w:spacing w:before="60" w:after="0"/>
-              <w:rPr>
-                <w:rFonts w:eastAsia="Times New Roman" w:cs="Times New Roman"/>
-                <w:kern w:val="0"/>
-                <w:sz w:val="20"/>
-                <w:szCs w:val="20"/>
-                <w:lang w:val="de-DE" w:eastAsia="ja-JP" w:bidi="ar-SA"/>
-              </w:rPr>
-            </w:pPr>
-            <w:r>
-              <w:rPr>
-                <w:rFonts w:eastAsia="Times New Roman" w:cs="Times New Roman"/>
-                <w:kern w:val="0"/>
-                <w:sz w:val="20"/>
-                <w:szCs w:val="20"/>
-                <w:lang w:val="de-DE" w:eastAsia="ja-JP" w:bidi="ar-SA"/>
-              </w:rPr>
-              <w:t>2h</w:t>
-            </w:r>
-          </w:p>
-        </w:tc>
-      </w:tr>
-      <w:tr>
-        <w:trPr/>
-        <w:tc>
-          <w:tcPr>
-            <w:tcW w:w="2115" w:type="dxa"/>
-            <w:tcBorders/>
-            <w:shd w:color="auto" w:fill="E2EFD9" w:themeFill="accent6" w:themeFillTint="33" w:val="clear"/>
-          </w:tcPr>
-          <w:p>
-            <w:pPr>
-              <w:pStyle w:val="Normal"/>
-              <w:widowControl/>
-              <w:suppressAutoHyphens w:val="true"/>
-              <w:spacing w:before="60" w:after="0"/>
-              <w:rPr>
-                <w:rFonts w:eastAsia="Times New Roman" w:cs="Times New Roman"/>
-                <w:kern w:val="0"/>
-                <w:sz w:val="20"/>
-                <w:szCs w:val="20"/>
-                <w:lang w:val="de-DE" w:eastAsia="ja-JP" w:bidi="ar-SA"/>
-              </w:rPr>
-            </w:pPr>
-            <w:r>
-              <w:rPr>
-                <w:rFonts w:eastAsia="Times New Roman" w:cs="Times New Roman"/>
-                <w:kern w:val="0"/>
-                <w:sz w:val="20"/>
-                <w:szCs w:val="20"/>
-                <w:lang w:val="de-DE" w:eastAsia="ja-JP" w:bidi="ar-SA"/>
-              </w:rPr>
-            </w:r>
-          </w:p>
-        </w:tc>
-        <w:tc>
-          <w:tcPr>
-            <w:tcW w:w="4967" w:type="dxa"/>
-            <w:tcBorders/>
-            <w:shd w:color="auto" w:fill="E2EFD9" w:themeFill="accent6" w:themeFillTint="33" w:val="clear"/>
-          </w:tcPr>
-          <w:p>
-            <w:pPr>
-              <w:pStyle w:val="Normal"/>
-              <w:widowControl/>
-              <w:suppressAutoHyphens w:val="true"/>
-              <w:spacing w:before="60" w:after="0"/>
-              <w:rPr>
-                <w:rFonts w:eastAsia="Times New Roman" w:cs="Times New Roman"/>
-                <w:kern w:val="0"/>
-                <w:sz w:val="20"/>
-                <w:szCs w:val="20"/>
-                <w:lang w:val="de-DE" w:eastAsia="ja-JP" w:bidi="ar-SA"/>
-              </w:rPr>
-            </w:pPr>
-            <w:r>
-              <w:rPr>
-                <w:rFonts w:eastAsia="Times New Roman" w:cs="Times New Roman"/>
-                <w:kern w:val="0"/>
-                <w:sz w:val="20"/>
-                <w:szCs w:val="20"/>
-                <w:lang w:val="de-DE" w:eastAsia="ja-JP" w:bidi="ar-SA"/>
-              </w:rPr>
-            </w:r>
-          </w:p>
-        </w:tc>
-        <w:tc>
-          <w:tcPr>
-            <w:tcW w:w="1979" w:type="dxa"/>
+            <w:tcW w:w="1989" w:type="dxa"/>
             <w:tcBorders/>
             <w:shd w:color="auto" w:fill="E2EFD9" w:themeFill="accent6" w:themeFillTint="33" w:val="clear"/>
           </w:tcPr>
@@ -5463,22 +4993,17 @@
               <w:suppressAutoHyphens w:val="true"/>
               <w:spacing w:before="60" w:after="0"/>
               <w:jc w:val="end"/>
-              <w:rPr>
-                <w:b/>
-                <w:bCs/>
-              </w:rPr>
+              <w:rPr/>
             </w:pPr>
             <w:r>
               <w:rPr>
                 <w:rFonts w:eastAsia="Times New Roman" w:cs="Times New Roman"/>
-                <w:b/>
-                <w:bCs/>
                 <w:kern w:val="0"/>
                 <w:sz w:val="20"/>
                 <w:szCs w:val="20"/>
                 <w:lang w:val="de-DE" w:eastAsia="ja-JP" w:bidi="ar-SA"/>
               </w:rPr>
-              <w:t>8h</w:t>
+              <w:t>2h</w:t>
             </w:r>
           </w:p>
         </w:tc>
@@ -5487,7 +5012,560 @@
         <w:trPr/>
         <w:tc>
           <w:tcPr>
-            <w:tcW w:w="2115" w:type="dxa"/>
+            <w:tcW w:w="2273" w:type="dxa"/>
+            <w:tcBorders/>
+            <w:shd w:color="auto" w:fill="E2EFD9" w:themeFill="accent6" w:themeFillTint="33" w:val="clear"/>
+          </w:tcPr>
+          <w:p>
+            <w:pPr>
+              <w:pStyle w:val="Normal"/>
+              <w:widowControl/>
+              <w:suppressAutoHyphens w:val="true"/>
+              <w:spacing w:before="60" w:after="0"/>
+              <w:rPr>
+                <w:rFonts w:eastAsia="Times New Roman" w:cs="Times New Roman"/>
+                <w:kern w:val="0"/>
+                <w:sz w:val="20"/>
+                <w:szCs w:val="20"/>
+                <w:lang w:val="de-DE" w:eastAsia="ja-JP" w:bidi="ar-SA"/>
+              </w:rPr>
+            </w:pPr>
+            <w:r>
+              <w:rPr>
+                <w:rFonts w:eastAsia="Times New Roman" w:cs="Times New Roman"/>
+                <w:kern w:val="0"/>
+                <w:sz w:val="20"/>
+                <w:szCs w:val="20"/>
+                <w:lang w:val="de-DE" w:eastAsia="ja-JP" w:bidi="ar-SA"/>
+              </w:rPr>
+            </w:r>
+          </w:p>
+        </w:tc>
+        <w:tc>
+          <w:tcPr>
+            <w:tcW w:w="4808" w:type="dxa"/>
+            <w:tcBorders/>
+            <w:shd w:color="auto" w:fill="E2EFD9" w:themeFill="accent6" w:themeFillTint="33" w:val="clear"/>
+          </w:tcPr>
+          <w:p>
+            <w:pPr>
+              <w:pStyle w:val="Normal"/>
+              <w:widowControl/>
+              <w:suppressAutoHyphens w:val="true"/>
+              <w:spacing w:before="60" w:after="0"/>
+              <w:rPr>
+                <w:rFonts w:eastAsia="Times New Roman" w:cs="Times New Roman"/>
+                <w:kern w:val="0"/>
+                <w:sz w:val="20"/>
+                <w:szCs w:val="20"/>
+                <w:lang w:val="de-DE" w:eastAsia="ja-JP" w:bidi="ar-SA"/>
+              </w:rPr>
+            </w:pPr>
+            <w:r>
+              <w:rPr>
+                <w:rFonts w:eastAsia="Times New Roman" w:cs="Times New Roman"/>
+                <w:kern w:val="0"/>
+                <w:sz w:val="20"/>
+                <w:szCs w:val="20"/>
+                <w:lang w:val="de-DE" w:eastAsia="ja-JP" w:bidi="ar-SA"/>
+              </w:rPr>
+              <w:t>Nutzwertanalyse</w:t>
+            </w:r>
+          </w:p>
+        </w:tc>
+        <w:tc>
+          <w:tcPr>
+            <w:tcW w:w="1989" w:type="dxa"/>
+            <w:tcBorders/>
+            <w:shd w:color="auto" w:fill="E2EFD9" w:themeFill="accent6" w:themeFillTint="33" w:val="clear"/>
+          </w:tcPr>
+          <w:p>
+            <w:pPr>
+              <w:pStyle w:val="Normal"/>
+              <w:widowControl/>
+              <w:suppressAutoHyphens w:val="true"/>
+              <w:spacing w:before="60" w:after="0"/>
+              <w:jc w:val="end"/>
+              <w:rPr/>
+            </w:pPr>
+            <w:r>
+              <w:rPr>
+                <w:rFonts w:eastAsia="Times New Roman" w:cs="Times New Roman"/>
+                <w:kern w:val="0"/>
+                <w:sz w:val="20"/>
+                <w:szCs w:val="20"/>
+                <w:lang w:val="de-DE" w:eastAsia="ja-JP" w:bidi="ar-SA"/>
+              </w:rPr>
+              <w:t>1h</w:t>
+            </w:r>
+          </w:p>
+        </w:tc>
+      </w:tr>
+      <w:tr>
+        <w:trPr/>
+        <w:tc>
+          <w:tcPr>
+            <w:tcW w:w="2273" w:type="dxa"/>
+            <w:tcBorders/>
+            <w:shd w:color="auto" w:fill="E2EFD9" w:themeFill="accent6" w:themeFillTint="33" w:val="clear"/>
+          </w:tcPr>
+          <w:p>
+            <w:pPr>
+              <w:pStyle w:val="Normal"/>
+              <w:widowControl/>
+              <w:suppressAutoHyphens w:val="true"/>
+              <w:spacing w:before="60" w:after="0"/>
+              <w:rPr>
+                <w:rFonts w:eastAsia="Times New Roman" w:cs="Times New Roman"/>
+                <w:kern w:val="0"/>
+                <w:sz w:val="20"/>
+                <w:szCs w:val="20"/>
+                <w:lang w:val="de-DE" w:eastAsia="ja-JP" w:bidi="ar-SA"/>
+              </w:rPr>
+            </w:pPr>
+            <w:r>
+              <w:rPr>
+                <w:rFonts w:eastAsia="Times New Roman" w:cs="Times New Roman"/>
+                <w:kern w:val="0"/>
+                <w:sz w:val="20"/>
+                <w:szCs w:val="20"/>
+                <w:lang w:val="de-DE" w:eastAsia="ja-JP" w:bidi="ar-SA"/>
+              </w:rPr>
+            </w:r>
+          </w:p>
+        </w:tc>
+        <w:tc>
+          <w:tcPr>
+            <w:tcW w:w="4808" w:type="dxa"/>
+            <w:tcBorders/>
+            <w:shd w:color="auto" w:fill="E2EFD9" w:themeFill="accent6" w:themeFillTint="33" w:val="clear"/>
+          </w:tcPr>
+          <w:p>
+            <w:pPr>
+              <w:pStyle w:val="Normal"/>
+              <w:widowControl/>
+              <w:suppressAutoHyphens w:val="true"/>
+              <w:spacing w:before="60" w:after="0"/>
+              <w:rPr>
+                <w:rFonts w:eastAsia="Times New Roman" w:cs="Times New Roman"/>
+                <w:kern w:val="0"/>
+                <w:sz w:val="20"/>
+                <w:szCs w:val="20"/>
+                <w:lang w:val="de-DE" w:eastAsia="ja-JP" w:bidi="ar-SA"/>
+              </w:rPr>
+            </w:pPr>
+            <w:r>
+              <w:rPr>
+                <w:rFonts w:eastAsia="Times New Roman" w:cs="Times New Roman"/>
+                <w:kern w:val="0"/>
+                <w:sz w:val="20"/>
+                <w:szCs w:val="20"/>
+                <w:lang w:val="de-DE" w:eastAsia="ja-JP" w:bidi="ar-SA"/>
+              </w:rPr>
+              <w:t>Wirtschaftlichkeitsbetrachtung</w:t>
+            </w:r>
+          </w:p>
+        </w:tc>
+        <w:tc>
+          <w:tcPr>
+            <w:tcW w:w="1989" w:type="dxa"/>
+            <w:tcBorders/>
+            <w:shd w:color="auto" w:fill="E2EFD9" w:themeFill="accent6" w:themeFillTint="33" w:val="clear"/>
+          </w:tcPr>
+          <w:p>
+            <w:pPr>
+              <w:pStyle w:val="Normal"/>
+              <w:widowControl/>
+              <w:suppressAutoHyphens w:val="true"/>
+              <w:spacing w:before="60" w:after="0"/>
+              <w:jc w:val="end"/>
+              <w:rPr/>
+            </w:pPr>
+            <w:r>
+              <w:rPr>
+                <w:rFonts w:eastAsia="Times New Roman" w:cs="Times New Roman"/>
+                <w:kern w:val="0"/>
+                <w:sz w:val="20"/>
+                <w:szCs w:val="20"/>
+                <w:lang w:val="de-DE" w:eastAsia="ja-JP" w:bidi="ar-SA"/>
+              </w:rPr>
+              <w:t>2</w:t>
+            </w:r>
+            <w:r>
+              <w:rPr>
+                <w:rFonts w:eastAsia="Times New Roman" w:cs="Times New Roman"/>
+                <w:kern w:val="0"/>
+                <w:sz w:val="20"/>
+                <w:szCs w:val="20"/>
+                <w:lang w:val="de-DE" w:eastAsia="ja-JP" w:bidi="ar-SA"/>
+              </w:rPr>
+              <w:t>h</w:t>
+            </w:r>
+          </w:p>
+        </w:tc>
+      </w:tr>
+      <w:tr>
+        <w:trPr/>
+        <w:tc>
+          <w:tcPr>
+            <w:tcW w:w="2273" w:type="dxa"/>
+            <w:tcBorders/>
+            <w:shd w:color="auto" w:fill="E2EFD9" w:themeFill="accent6" w:themeFillTint="33" w:val="clear"/>
+          </w:tcPr>
+          <w:p>
+            <w:pPr>
+              <w:pStyle w:val="Normal"/>
+              <w:widowControl/>
+              <w:suppressAutoHyphens w:val="true"/>
+              <w:spacing w:before="60" w:after="0"/>
+              <w:rPr>
+                <w:rFonts w:eastAsia="Times New Roman" w:cs="Times New Roman"/>
+                <w:kern w:val="0"/>
+                <w:sz w:val="20"/>
+                <w:szCs w:val="20"/>
+                <w:lang w:val="de-DE" w:eastAsia="ja-JP" w:bidi="ar-SA"/>
+              </w:rPr>
+            </w:pPr>
+            <w:r>
+              <w:rPr>
+                <w:rFonts w:eastAsia="Times New Roman" w:cs="Times New Roman"/>
+                <w:kern w:val="0"/>
+                <w:sz w:val="20"/>
+                <w:szCs w:val="20"/>
+                <w:lang w:val="de-DE" w:eastAsia="ja-JP" w:bidi="ar-SA"/>
+              </w:rPr>
+            </w:r>
+          </w:p>
+        </w:tc>
+        <w:tc>
+          <w:tcPr>
+            <w:tcW w:w="4808" w:type="dxa"/>
+            <w:tcBorders/>
+            <w:shd w:color="auto" w:fill="E2EFD9" w:themeFill="accent6" w:themeFillTint="33" w:val="clear"/>
+          </w:tcPr>
+          <w:p>
+            <w:pPr>
+              <w:pStyle w:val="Normal"/>
+              <w:widowControl/>
+              <w:suppressAutoHyphens w:val="true"/>
+              <w:spacing w:before="60" w:after="0"/>
+              <w:rPr>
+                <w:rFonts w:eastAsia="Times New Roman" w:cs="Times New Roman"/>
+                <w:kern w:val="0"/>
+                <w:sz w:val="20"/>
+                <w:szCs w:val="20"/>
+                <w:lang w:val="de-DE" w:eastAsia="ja-JP" w:bidi="ar-SA"/>
+              </w:rPr>
+            </w:pPr>
+            <w:r>
+              <w:rPr>
+                <w:rFonts w:eastAsia="Times New Roman" w:cs="Times New Roman"/>
+                <w:kern w:val="0"/>
+                <w:sz w:val="20"/>
+                <w:szCs w:val="20"/>
+                <w:lang w:val="de-DE" w:eastAsia="ja-JP" w:bidi="ar-SA"/>
+              </w:rPr>
+              <w:t>Erstellung des Pflichtenhefts</w:t>
+            </w:r>
+          </w:p>
+        </w:tc>
+        <w:tc>
+          <w:tcPr>
+            <w:tcW w:w="1989" w:type="dxa"/>
+            <w:tcBorders/>
+            <w:shd w:color="auto" w:fill="E2EFD9" w:themeFill="accent6" w:themeFillTint="33" w:val="clear"/>
+          </w:tcPr>
+          <w:p>
+            <w:pPr>
+              <w:pStyle w:val="Normal"/>
+              <w:widowControl/>
+              <w:suppressAutoHyphens w:val="true"/>
+              <w:spacing w:before="60" w:after="0"/>
+              <w:jc w:val="end"/>
+              <w:rPr/>
+            </w:pPr>
+            <w:r>
+              <w:rPr>
+                <w:rFonts w:eastAsia="Times New Roman" w:cs="Times New Roman"/>
+                <w:kern w:val="0"/>
+                <w:sz w:val="20"/>
+                <w:szCs w:val="20"/>
+                <w:lang w:val="de-DE" w:eastAsia="ja-JP" w:bidi="ar-SA"/>
+              </w:rPr>
+              <w:t>3</w:t>
+            </w:r>
+            <w:r>
+              <w:rPr>
+                <w:rFonts w:eastAsia="Times New Roman" w:cs="Times New Roman"/>
+                <w:kern w:val="0"/>
+                <w:sz w:val="20"/>
+                <w:szCs w:val="20"/>
+                <w:lang w:val="de-DE" w:eastAsia="ja-JP" w:bidi="ar-SA"/>
+              </w:rPr>
+              <w:t>h</w:t>
+            </w:r>
+          </w:p>
+        </w:tc>
+      </w:tr>
+      <w:tr>
+        <w:trPr/>
+        <w:tc>
+          <w:tcPr>
+            <w:tcW w:w="2273" w:type="dxa"/>
+            <w:tcBorders>
+              <w:top w:val="nil"/>
+            </w:tcBorders>
+            <w:shd w:color="auto" w:fill="E2EFD9" w:themeFill="accent6" w:themeFillTint="33" w:val="clear"/>
+          </w:tcPr>
+          <w:p>
+            <w:pPr>
+              <w:pStyle w:val="Normal"/>
+              <w:widowControl/>
+              <w:suppressAutoHyphens w:val="true"/>
+              <w:spacing w:before="60" w:after="0"/>
+              <w:rPr>
+                <w:rFonts w:eastAsia="Times New Roman" w:cs="Times New Roman"/>
+                <w:kern w:val="0"/>
+                <w:sz w:val="20"/>
+                <w:szCs w:val="20"/>
+                <w:lang w:val="de-DE" w:eastAsia="ja-JP" w:bidi="ar-SA"/>
+              </w:rPr>
+            </w:pPr>
+            <w:r>
+              <w:rPr>
+                <w:rFonts w:eastAsia="Times New Roman" w:cs="Times New Roman"/>
+                <w:kern w:val="0"/>
+                <w:sz w:val="20"/>
+                <w:szCs w:val="20"/>
+                <w:lang w:val="de-DE" w:eastAsia="ja-JP" w:bidi="ar-SA"/>
+              </w:rPr>
+            </w:r>
+          </w:p>
+        </w:tc>
+        <w:tc>
+          <w:tcPr>
+            <w:tcW w:w="4808" w:type="dxa"/>
+            <w:tcBorders>
+              <w:top w:val="nil"/>
+            </w:tcBorders>
+            <w:shd w:color="auto" w:fill="E2EFD9" w:themeFill="accent6" w:themeFillTint="33" w:val="clear"/>
+          </w:tcPr>
+          <w:p>
+            <w:pPr>
+              <w:pStyle w:val="Normal"/>
+              <w:widowControl/>
+              <w:suppressAutoHyphens w:val="true"/>
+              <w:spacing w:before="60" w:after="0"/>
+              <w:rPr>
+                <w:rFonts w:eastAsia="Times New Roman" w:cs="Times New Roman"/>
+                <w:color w:val="FF0000"/>
+                <w:kern w:val="0"/>
+                <w:sz w:val="20"/>
+                <w:szCs w:val="20"/>
+                <w:highlight w:val="none"/>
+                <w:shd w:fill="auto" w:val="clear"/>
+                <w:lang w:val="de-DE" w:eastAsia="ja-JP" w:bidi="ar-SA"/>
+              </w:rPr>
+            </w:pPr>
+            <w:r>
+              <w:rPr>
+                <w:rFonts w:eastAsia="Times New Roman" w:cs="Times New Roman"/>
+                <w:color w:val="FF0000"/>
+                <w:kern w:val="0"/>
+                <w:sz w:val="20"/>
+                <w:szCs w:val="20"/>
+                <w:shd w:fill="auto" w:val="clear"/>
+                <w:lang w:val="de-DE" w:eastAsia="ja-JP" w:bidi="ar-SA"/>
+              </w:rPr>
+              <w:t>Erstellung von Unittests (oder lieber UAT ?)</w:t>
+              <w:br/>
+              <w:t>ich hatte in dem Antrag Unittests stehen.. soll ich dabei dann bleiben oder kann ich Argumentieren, dass Unittests sich als nicht sinnvoll dargestellt haben und ich dann mit UAT’s gearbeitet habe ?</w:t>
+            </w:r>
+          </w:p>
+        </w:tc>
+        <w:tc>
+          <w:tcPr>
+            <w:tcW w:w="1989" w:type="dxa"/>
+            <w:tcBorders>
+              <w:top w:val="nil"/>
+            </w:tcBorders>
+            <w:shd w:color="auto" w:fill="E2EFD9" w:themeFill="accent6" w:themeFillTint="33" w:val="clear"/>
+          </w:tcPr>
+          <w:p>
+            <w:pPr>
+              <w:pStyle w:val="Normal"/>
+              <w:widowControl/>
+              <w:suppressAutoHyphens w:val="true"/>
+              <w:spacing w:before="60" w:after="0"/>
+              <w:jc w:val="end"/>
+              <w:rPr>
+                <w:color w:val="FF0000"/>
+              </w:rPr>
+            </w:pPr>
+            <w:r>
+              <w:rPr>
+                <w:color w:val="FF0000"/>
+              </w:rPr>
+              <w:t>4h</w:t>
+            </w:r>
+          </w:p>
+        </w:tc>
+      </w:tr>
+      <w:tr>
+        <w:trPr/>
+        <w:tc>
+          <w:tcPr>
+            <w:tcW w:w="2273" w:type="dxa"/>
+            <w:tcBorders/>
+            <w:shd w:color="auto" w:fill="E2EFD9" w:themeFill="accent6" w:themeFillTint="33" w:val="clear"/>
+          </w:tcPr>
+          <w:p>
+            <w:pPr>
+              <w:pStyle w:val="Normal"/>
+              <w:widowControl/>
+              <w:suppressAutoHyphens w:val="true"/>
+              <w:spacing w:before="60" w:after="0"/>
+              <w:rPr>
+                <w:rFonts w:eastAsia="Times New Roman" w:cs="Times New Roman"/>
+                <w:kern w:val="0"/>
+                <w:sz w:val="20"/>
+                <w:szCs w:val="20"/>
+                <w:u w:val="none"/>
+                <w:lang w:val="de-DE" w:eastAsia="ja-JP" w:bidi="ar-SA"/>
+              </w:rPr>
+            </w:pPr>
+            <w:r>
+              <w:rPr>
+                <w:rFonts w:eastAsia="Times New Roman" w:cs="Times New Roman"/>
+                <w:kern w:val="0"/>
+                <w:sz w:val="20"/>
+                <w:szCs w:val="20"/>
+                <w:u w:val="none"/>
+                <w:lang w:val="de-DE" w:eastAsia="ja-JP" w:bidi="ar-SA"/>
+              </w:rPr>
+            </w:r>
+          </w:p>
+        </w:tc>
+        <w:tc>
+          <w:tcPr>
+            <w:tcW w:w="4808" w:type="dxa"/>
+            <w:tcBorders/>
+            <w:shd w:color="auto" w:fill="E2EFD9" w:themeFill="accent6" w:themeFillTint="33" w:val="clear"/>
+          </w:tcPr>
+          <w:p>
+            <w:pPr>
+              <w:pStyle w:val="Normal"/>
+              <w:widowControl/>
+              <w:suppressAutoHyphens w:val="true"/>
+              <w:spacing w:before="60" w:after="0"/>
+              <w:rPr>
+                <w:rFonts w:eastAsia="Times New Roman" w:cs="Times New Roman"/>
+                <w:kern w:val="0"/>
+                <w:sz w:val="20"/>
+                <w:szCs w:val="20"/>
+                <w:lang w:val="de-DE" w:eastAsia="ja-JP" w:bidi="ar-SA"/>
+              </w:rPr>
+            </w:pPr>
+            <w:r>
+              <w:rPr>
+                <w:rFonts w:eastAsia="Times New Roman" w:cs="Times New Roman"/>
+                <w:kern w:val="0"/>
+                <w:sz w:val="20"/>
+                <w:szCs w:val="20"/>
+                <w:lang w:val="de-DE" w:eastAsia="ja-JP" w:bidi="ar-SA"/>
+              </w:rPr>
+            </w:r>
+          </w:p>
+        </w:tc>
+        <w:tc>
+          <w:tcPr>
+            <w:tcW w:w="1989" w:type="dxa"/>
+            <w:tcBorders/>
+            <w:shd w:color="auto" w:fill="E2EFD9" w:themeFill="accent6" w:themeFillTint="33" w:val="clear"/>
+          </w:tcPr>
+          <w:p>
+            <w:pPr>
+              <w:pStyle w:val="Normal"/>
+              <w:widowControl/>
+              <w:suppressAutoHyphens w:val="true"/>
+              <w:spacing w:before="60" w:after="0"/>
+              <w:jc w:val="end"/>
+              <w:rPr>
+                <w:b/>
+                <w:bCs/>
+              </w:rPr>
+            </w:pPr>
+            <w:r>
+              <w:rPr>
+                <w:rFonts w:eastAsia="Times New Roman" w:cs="Times New Roman"/>
+                <w:b/>
+                <w:bCs/>
+                <w:kern w:val="0"/>
+                <w:sz w:val="20"/>
+                <w:szCs w:val="20"/>
+                <w:lang w:val="de-DE" w:eastAsia="ja-JP" w:bidi="ar-SA"/>
+              </w:rPr>
+              <w:t>8</w:t>
+            </w:r>
+            <w:r>
+              <w:rPr>
+                <w:rFonts w:eastAsia="Times New Roman" w:cs="Times New Roman"/>
+                <w:b/>
+                <w:bCs/>
+                <w:kern w:val="0"/>
+                <w:sz w:val="20"/>
+                <w:szCs w:val="20"/>
+                <w:lang w:val="de-DE" w:eastAsia="ja-JP" w:bidi="ar-SA"/>
+              </w:rPr>
+              <w:t xml:space="preserve">h </w:t>
+            </w:r>
+            <w:r>
+              <w:rPr>
+                <w:rFonts w:eastAsia="Times New Roman" w:cs="Times New Roman"/>
+                <w:b/>
+                <w:bCs/>
+                <w:color w:val="FF0000"/>
+                <w:kern w:val="0"/>
+                <w:sz w:val="20"/>
+                <w:szCs w:val="20"/>
+                <w:lang w:val="de-DE" w:eastAsia="ja-JP" w:bidi="ar-SA"/>
+              </w:rPr>
+              <w:t>(1</w:t>
+            </w:r>
+            <w:r>
+              <w:rPr>
+                <w:rFonts w:eastAsia="Times New Roman" w:cs="Times New Roman"/>
+                <w:b/>
+                <w:bCs/>
+                <w:color w:val="FF0000"/>
+                <w:kern w:val="0"/>
+                <w:sz w:val="20"/>
+                <w:szCs w:val="20"/>
+                <w:lang w:val="de-DE" w:eastAsia="ja-JP" w:bidi="ar-SA"/>
+              </w:rPr>
+              <w:t>2</w:t>
+            </w:r>
+            <w:r>
+              <w:rPr>
+                <w:rFonts w:eastAsia="Times New Roman" w:cs="Times New Roman"/>
+                <w:b/>
+                <w:bCs/>
+                <w:color w:val="FF0000"/>
+                <w:kern w:val="0"/>
+                <w:sz w:val="20"/>
+                <w:szCs w:val="20"/>
+                <w:lang w:val="de-DE" w:eastAsia="ja-JP" w:bidi="ar-SA"/>
+              </w:rPr>
+              <w:t>h)</w:t>
+            </w:r>
+          </w:p>
+        </w:tc>
+      </w:tr>
+      <w:tr>
+        <w:trPr/>
+        <w:tc>
+          <w:tcPr>
+            <w:tcW w:w="2273" w:type="dxa"/>
             <w:tcBorders/>
             <w:shd w:color="auto" w:fill="FFF2CC" w:themeFill="accent4" w:themeFillTint="33" w:val="clear"/>
           </w:tcPr>
@@ -5519,7 +5597,7 @@
         </w:tc>
         <w:tc>
           <w:tcPr>
-            <w:tcW w:w="4967" w:type="dxa"/>
+            <w:tcW w:w="4808" w:type="dxa"/>
             <w:tcBorders/>
             <w:shd w:color="auto" w:fill="FFF2CC" w:themeFill="accent4" w:themeFillTint="33" w:val="clear"/>
           </w:tcPr>
@@ -5550,7 +5628,7 @@
         </w:tc>
         <w:tc>
           <w:tcPr>
-            <w:tcW w:w="1979" w:type="dxa"/>
+            <w:tcW w:w="1989" w:type="dxa"/>
             <w:tcBorders/>
             <w:shd w:color="auto" w:fill="FFF2CC" w:themeFill="accent4" w:themeFillTint="33" w:val="clear"/>
           </w:tcPr>
@@ -5578,7 +5656,7 @@
         <w:trPr/>
         <w:tc>
           <w:tcPr>
-            <w:tcW w:w="2115" w:type="dxa"/>
+            <w:tcW w:w="2273" w:type="dxa"/>
             <w:tcBorders/>
             <w:shd w:color="auto" w:fill="FFF2CC" w:themeFill="accent4" w:themeFillTint="33" w:val="clear"/>
           </w:tcPr>
@@ -5609,7 +5687,7 @@
         </w:tc>
         <w:tc>
           <w:tcPr>
-            <w:tcW w:w="4967" w:type="dxa"/>
+            <w:tcW w:w="4808" w:type="dxa"/>
             <w:tcBorders/>
             <w:shd w:color="auto" w:fill="FFF2CC" w:themeFill="accent4" w:themeFillTint="33" w:val="clear"/>
           </w:tcPr>
@@ -5635,404 +5713,13 @@
                 <w:szCs w:val="20"/>
                 <w:lang w:val="de-DE" w:eastAsia="ja-JP" w:bidi="ar-SA"/>
               </w:rPr>
-              <w:t>UI-Design</w:t>
+              <w:t>Use-Case-Diagramm</w:t>
             </w:r>
           </w:p>
         </w:tc>
         <w:tc>
           <w:tcPr>
-            <w:tcW w:w="1979" w:type="dxa"/>
-            <w:tcBorders/>
-            <w:shd w:color="auto" w:fill="FFF2CC" w:themeFill="accent4" w:themeFillTint="33" w:val="clear"/>
-          </w:tcPr>
-          <w:p>
-            <w:pPr>
-              <w:pStyle w:val="Normal"/>
-              <w:widowControl/>
-              <w:suppressAutoHyphens w:val="true"/>
-              <w:spacing w:before="60" w:after="0"/>
-              <w:rPr>
-                <w:rFonts w:eastAsia="Times New Roman" w:cs="Times New Roman"/>
-                <w:kern w:val="0"/>
-                <w:sz w:val="20"/>
-                <w:szCs w:val="20"/>
-                <w:lang w:val="de-DE" w:eastAsia="ja-JP" w:bidi="ar-SA"/>
-              </w:rPr>
-            </w:pPr>
-            <w:r>
-              <w:rPr>
-                <w:rFonts w:eastAsia="Times New Roman" w:cs="Times New Roman"/>
-                <w:kern w:val="0"/>
-                <w:sz w:val="20"/>
-                <w:szCs w:val="20"/>
-                <w:lang w:val="de-DE" w:eastAsia="ja-JP" w:bidi="ar-SA"/>
-              </w:rPr>
-              <w:t>3h</w:t>
-            </w:r>
-          </w:p>
-        </w:tc>
-      </w:tr>
-      <w:tr>
-        <w:trPr/>
-        <w:tc>
-          <w:tcPr>
-            <w:tcW w:w="2115" w:type="dxa"/>
-            <w:tcBorders/>
-            <w:shd w:color="auto" w:fill="FFF2CC" w:themeFill="accent4" w:themeFillTint="33" w:val="clear"/>
-          </w:tcPr>
-          <w:p>
-            <w:pPr>
-              <w:pStyle w:val="Normal"/>
-              <w:widowControl/>
-              <w:suppressAutoHyphens w:val="true"/>
-              <w:spacing w:before="60" w:after="0"/>
-              <w:rPr>
-                <w:rFonts w:eastAsia="Times New Roman" w:cs="Times New Roman"/>
-                <w:kern w:val="0"/>
-                <w:sz w:val="20"/>
-                <w:szCs w:val="20"/>
-                <w:lang w:val="de-DE" w:eastAsia="ja-JP" w:bidi="ar-SA"/>
-              </w:rPr>
-            </w:pPr>
-            <w:r>
-              <w:rPr>
-                <w:rFonts w:eastAsia="Times New Roman" w:cs="Times New Roman"/>
-                <w:kern w:val="0"/>
-                <w:sz w:val="20"/>
-                <w:szCs w:val="20"/>
-                <w:lang w:val="de-DE" w:eastAsia="ja-JP" w:bidi="ar-SA"/>
-              </w:rPr>
-            </w:r>
-          </w:p>
-        </w:tc>
-        <w:tc>
-          <w:tcPr>
-            <w:tcW w:w="4967" w:type="dxa"/>
-            <w:tcBorders/>
-            <w:shd w:color="auto" w:fill="FFF2CC" w:themeFill="accent4" w:themeFillTint="33" w:val="clear"/>
-          </w:tcPr>
-          <w:p>
-            <w:pPr>
-              <w:pStyle w:val="Normal"/>
-              <w:widowControl/>
-              <w:suppressAutoHyphens w:val="true"/>
-              <w:spacing w:before="60" w:after="0"/>
-              <w:rPr>
-                <w:rFonts w:eastAsia="Times New Roman" w:cs="Times New Roman"/>
-                <w:kern w:val="0"/>
-                <w:sz w:val="20"/>
-                <w:szCs w:val="20"/>
-                <w:lang w:val="de-DE" w:eastAsia="ja-JP" w:bidi="ar-SA"/>
-              </w:rPr>
-            </w:pPr>
-            <w:r>
-              <w:rPr>
-                <w:rFonts w:eastAsia="Times New Roman" w:cs="Times New Roman"/>
-                <w:kern w:val="0"/>
-                <w:sz w:val="20"/>
-                <w:szCs w:val="20"/>
-                <w:lang w:val="de-DE" w:eastAsia="ja-JP" w:bidi="ar-SA"/>
-              </w:rPr>
-              <w:t>Design der Backend- und Frontend-Komponenten</w:t>
-            </w:r>
-          </w:p>
-        </w:tc>
-        <w:tc>
-          <w:tcPr>
-            <w:tcW w:w="1979" w:type="dxa"/>
-            <w:tcBorders/>
-            <w:shd w:color="auto" w:fill="FFF2CC" w:themeFill="accent4" w:themeFillTint="33" w:val="clear"/>
-          </w:tcPr>
-          <w:p>
-            <w:pPr>
-              <w:pStyle w:val="Normal"/>
-              <w:widowControl/>
-              <w:suppressAutoHyphens w:val="true"/>
-              <w:spacing w:before="60" w:after="0"/>
-              <w:rPr>
-                <w:rFonts w:eastAsia="Times New Roman" w:cs="Times New Roman"/>
-                <w:kern w:val="0"/>
-                <w:sz w:val="20"/>
-                <w:szCs w:val="20"/>
-                <w:lang w:val="de-DE" w:eastAsia="ja-JP" w:bidi="ar-SA"/>
-              </w:rPr>
-            </w:pPr>
-            <w:r>
-              <w:rPr>
-                <w:rFonts w:eastAsia="Times New Roman" w:cs="Times New Roman"/>
-                <w:kern w:val="0"/>
-                <w:sz w:val="20"/>
-                <w:szCs w:val="20"/>
-                <w:lang w:val="de-DE" w:eastAsia="ja-JP" w:bidi="ar-SA"/>
-              </w:rPr>
-              <w:t>6h</w:t>
-            </w:r>
-          </w:p>
-        </w:tc>
-      </w:tr>
-      <w:tr>
-        <w:trPr/>
-        <w:tc>
-          <w:tcPr>
-            <w:tcW w:w="2115" w:type="dxa"/>
-            <w:tcBorders/>
-            <w:shd w:color="auto" w:fill="FFF2CC" w:themeFill="accent4" w:themeFillTint="33" w:val="clear"/>
-          </w:tcPr>
-          <w:p>
-            <w:pPr>
-              <w:pStyle w:val="Normal"/>
-              <w:widowControl/>
-              <w:suppressAutoHyphens w:val="true"/>
-              <w:spacing w:before="60" w:after="0"/>
-              <w:rPr>
-                <w:rFonts w:eastAsia="Times New Roman" w:cs="Times New Roman"/>
-                <w:kern w:val="0"/>
-                <w:sz w:val="20"/>
-                <w:szCs w:val="20"/>
-                <w:lang w:val="de-DE" w:eastAsia="ja-JP" w:bidi="ar-SA"/>
-              </w:rPr>
-            </w:pPr>
-            <w:r>
-              <w:rPr>
-                <w:rFonts w:eastAsia="Times New Roman" w:cs="Times New Roman"/>
-                <w:kern w:val="0"/>
-                <w:sz w:val="20"/>
-                <w:szCs w:val="20"/>
-                <w:lang w:val="de-DE" w:eastAsia="ja-JP" w:bidi="ar-SA"/>
-              </w:rPr>
-            </w:r>
-          </w:p>
-        </w:tc>
-        <w:tc>
-          <w:tcPr>
-            <w:tcW w:w="4967" w:type="dxa"/>
-            <w:tcBorders/>
-            <w:shd w:color="auto" w:fill="FFF2CC" w:themeFill="accent4" w:themeFillTint="33" w:val="clear"/>
-          </w:tcPr>
-          <w:p>
-            <w:pPr>
-              <w:pStyle w:val="Normal"/>
-              <w:widowControl/>
-              <w:suppressAutoHyphens w:val="true"/>
-              <w:spacing w:before="60" w:after="0"/>
-              <w:rPr>
-                <w:rFonts w:eastAsia="Times New Roman" w:cs="Times New Roman"/>
-                <w:kern w:val="0"/>
-                <w:sz w:val="20"/>
-                <w:szCs w:val="20"/>
-                <w:lang w:val="de-DE" w:eastAsia="ja-JP" w:bidi="ar-SA"/>
-              </w:rPr>
-            </w:pPr>
-            <w:r>
-              <w:rPr>
-                <w:rFonts w:eastAsia="Times New Roman" w:cs="Times New Roman"/>
-                <w:kern w:val="0"/>
-                <w:sz w:val="20"/>
-                <w:szCs w:val="20"/>
-                <w:lang w:val="de-DE" w:eastAsia="ja-JP" w:bidi="ar-SA"/>
-              </w:rPr>
-              <w:t>Transpositionslogik</w:t>
-            </w:r>
-          </w:p>
-        </w:tc>
-        <w:tc>
-          <w:tcPr>
-            <w:tcW w:w="1979" w:type="dxa"/>
-            <w:tcBorders/>
-            <w:shd w:color="auto" w:fill="FFF2CC" w:themeFill="accent4" w:themeFillTint="33" w:val="clear"/>
-          </w:tcPr>
-          <w:p>
-            <w:pPr>
-              <w:pStyle w:val="Normal"/>
-              <w:widowControl/>
-              <w:suppressAutoHyphens w:val="true"/>
-              <w:spacing w:before="60" w:after="0"/>
-              <w:rPr>
-                <w:rFonts w:eastAsia="Times New Roman" w:cs="Times New Roman"/>
-                <w:kern w:val="0"/>
-                <w:sz w:val="20"/>
-                <w:szCs w:val="20"/>
-                <w:lang w:val="de-DE" w:eastAsia="ja-JP" w:bidi="ar-SA"/>
-              </w:rPr>
-            </w:pPr>
-            <w:r>
-              <w:rPr>
-                <w:rFonts w:eastAsia="Times New Roman" w:cs="Times New Roman"/>
-                <w:kern w:val="0"/>
-                <w:sz w:val="20"/>
-                <w:szCs w:val="20"/>
-                <w:lang w:val="de-DE" w:eastAsia="ja-JP" w:bidi="ar-SA"/>
-              </w:rPr>
-              <w:t>8h</w:t>
-            </w:r>
-          </w:p>
-        </w:tc>
-      </w:tr>
-      <w:tr>
-        <w:trPr/>
-        <w:tc>
-          <w:tcPr>
-            <w:tcW w:w="2115" w:type="dxa"/>
-            <w:tcBorders/>
-            <w:shd w:color="auto" w:fill="FFF2CC" w:themeFill="accent4" w:themeFillTint="33" w:val="clear"/>
-          </w:tcPr>
-          <w:p>
-            <w:pPr>
-              <w:pStyle w:val="Normal"/>
-              <w:widowControl/>
-              <w:suppressAutoHyphens w:val="true"/>
-              <w:spacing w:before="60" w:after="0"/>
-              <w:rPr>
-                <w:rFonts w:eastAsia="Times New Roman" w:cs="Times New Roman"/>
-                <w:kern w:val="0"/>
-                <w:sz w:val="20"/>
-                <w:szCs w:val="20"/>
-                <w:lang w:val="de-DE" w:eastAsia="ja-JP" w:bidi="ar-SA"/>
-              </w:rPr>
-            </w:pPr>
-            <w:r>
-              <w:rPr>
-                <w:rFonts w:eastAsia="Times New Roman" w:cs="Times New Roman"/>
-                <w:kern w:val="0"/>
-                <w:sz w:val="20"/>
-                <w:szCs w:val="20"/>
-                <w:lang w:val="de-DE" w:eastAsia="ja-JP" w:bidi="ar-SA"/>
-              </w:rPr>
-            </w:r>
-          </w:p>
-        </w:tc>
-        <w:tc>
-          <w:tcPr>
-            <w:tcW w:w="4967" w:type="dxa"/>
-            <w:tcBorders/>
-            <w:shd w:color="auto" w:fill="FFF2CC" w:themeFill="accent4" w:themeFillTint="33" w:val="clear"/>
-          </w:tcPr>
-          <w:p>
-            <w:pPr>
-              <w:pStyle w:val="Normal"/>
-              <w:widowControl/>
-              <w:suppressAutoHyphens w:val="true"/>
-              <w:spacing w:before="60" w:after="0"/>
-              <w:rPr>
-                <w:rFonts w:eastAsia="Times New Roman" w:cs="Times New Roman"/>
-                <w:kern w:val="0"/>
-                <w:sz w:val="20"/>
-                <w:szCs w:val="20"/>
-                <w:lang w:val="de-DE" w:eastAsia="ja-JP" w:bidi="ar-SA"/>
-              </w:rPr>
-            </w:pPr>
-            <w:r>
-              <w:rPr>
-                <w:rFonts w:eastAsia="Times New Roman" w:cs="Times New Roman"/>
-                <w:kern w:val="0"/>
-                <w:sz w:val="20"/>
-                <w:szCs w:val="20"/>
-                <w:lang w:val="de-DE" w:eastAsia="ja-JP" w:bidi="ar-SA"/>
-              </w:rPr>
-              <w:t>Testmatrix &amp; Testkonzept</w:t>
-            </w:r>
-          </w:p>
-        </w:tc>
-        <w:tc>
-          <w:tcPr>
-            <w:tcW w:w="1979" w:type="dxa"/>
-            <w:tcBorders/>
-            <w:shd w:color="auto" w:fill="FFF2CC" w:themeFill="accent4" w:themeFillTint="33" w:val="clear"/>
-          </w:tcPr>
-          <w:p>
-            <w:pPr>
-              <w:pStyle w:val="Normal"/>
-              <w:widowControl/>
-              <w:suppressAutoHyphens w:val="true"/>
-              <w:spacing w:before="60" w:after="0"/>
-              <w:rPr>
-                <w:rFonts w:eastAsia="Times New Roman" w:cs="Times New Roman"/>
-                <w:kern w:val="0"/>
-                <w:sz w:val="20"/>
-                <w:szCs w:val="20"/>
-                <w:lang w:val="de-DE" w:eastAsia="ja-JP" w:bidi="ar-SA"/>
-              </w:rPr>
-            </w:pPr>
-            <w:r>
-              <w:rPr>
-                <w:rFonts w:eastAsia="Times New Roman" w:cs="Times New Roman"/>
-                <w:kern w:val="0"/>
-                <w:sz w:val="20"/>
-                <w:szCs w:val="20"/>
-                <w:lang w:val="de-DE" w:eastAsia="ja-JP" w:bidi="ar-SA"/>
-              </w:rPr>
-              <w:t>4h</w:t>
-            </w:r>
-          </w:p>
-        </w:tc>
-      </w:tr>
-      <w:tr>
-        <w:trPr/>
-        <w:tc>
-          <w:tcPr>
-            <w:tcW w:w="2115" w:type="dxa"/>
-            <w:tcBorders/>
-            <w:shd w:color="auto" w:fill="FFF2CC" w:themeFill="accent4" w:themeFillTint="33" w:val="clear"/>
-          </w:tcPr>
-          <w:p>
-            <w:pPr>
-              <w:pStyle w:val="Normal"/>
-              <w:widowControl/>
-              <w:suppressAutoHyphens w:val="true"/>
-              <w:spacing w:before="60" w:after="0"/>
-              <w:rPr>
-                <w:rFonts w:eastAsia="Times New Roman" w:cs="Times New Roman"/>
-                <w:kern w:val="0"/>
-                <w:sz w:val="20"/>
-                <w:szCs w:val="20"/>
-                <w:lang w:val="de-DE" w:eastAsia="ja-JP" w:bidi="ar-SA"/>
-              </w:rPr>
-            </w:pPr>
-            <w:r>
-              <w:rPr>
-                <w:rFonts w:eastAsia="Times New Roman" w:cs="Times New Roman"/>
-                <w:kern w:val="0"/>
-                <w:sz w:val="20"/>
-                <w:szCs w:val="20"/>
-                <w:lang w:val="de-DE" w:eastAsia="ja-JP" w:bidi="ar-SA"/>
-              </w:rPr>
-            </w:r>
-          </w:p>
-        </w:tc>
-        <w:tc>
-          <w:tcPr>
-            <w:tcW w:w="4967" w:type="dxa"/>
-            <w:tcBorders/>
-            <w:shd w:color="auto" w:fill="FFF2CC" w:themeFill="accent4" w:themeFillTint="33" w:val="clear"/>
-          </w:tcPr>
-          <w:p>
-            <w:pPr>
-              <w:pStyle w:val="Normal"/>
-              <w:widowControl/>
-              <w:suppressAutoHyphens w:val="true"/>
-              <w:spacing w:before="60" w:after="0"/>
-              <w:rPr>
-                <w:rFonts w:eastAsia="Times New Roman" w:cs="Times New Roman"/>
-                <w:kern w:val="0"/>
-                <w:sz w:val="20"/>
-                <w:szCs w:val="20"/>
-                <w:lang w:val="de-DE" w:eastAsia="ja-JP" w:bidi="ar-SA"/>
-              </w:rPr>
-            </w:pPr>
-            <w:r>
-              <w:rPr>
-                <w:rFonts w:eastAsia="Times New Roman" w:cs="Times New Roman"/>
-                <w:kern w:val="0"/>
-                <w:sz w:val="20"/>
-                <w:szCs w:val="20"/>
-                <w:lang w:val="de-DE" w:eastAsia="ja-JP" w:bidi="ar-SA"/>
-              </w:rPr>
-            </w:r>
-          </w:p>
-        </w:tc>
-        <w:tc>
-          <w:tcPr>
-            <w:tcW w:w="1979" w:type="dxa"/>
+            <w:tcW w:w="1989" w:type="dxa"/>
             <w:tcBorders/>
             <w:shd w:color="auto" w:fill="FFF2CC" w:themeFill="accent4" w:themeFillTint="33" w:val="clear"/>
           </w:tcPr>
@@ -6043,22 +5730,27 @@
               <w:suppressAutoHyphens w:val="true"/>
               <w:spacing w:before="60" w:after="0"/>
               <w:jc w:val="end"/>
-              <w:rPr>
-                <w:b/>
-                <w:bCs/>
-              </w:rPr>
+              <w:rPr/>
             </w:pPr>
             <w:r>
               <w:rPr>
                 <w:rFonts w:eastAsia="Times New Roman" w:cs="Times New Roman"/>
-                <w:b/>
-                <w:bCs/>
                 <w:kern w:val="0"/>
                 <w:sz w:val="20"/>
                 <w:szCs w:val="20"/>
                 <w:lang w:val="de-DE" w:eastAsia="ja-JP" w:bidi="ar-SA"/>
               </w:rPr>
-              <w:t>21h</w:t>
+              <w:t>1</w:t>
+            </w:r>
+            <w:r>
+              <w:rPr>
+                <w:rFonts w:eastAsia="Times New Roman" w:cs="Times New Roman"/>
+                <w:kern w:val="0"/>
+                <w:sz w:val="20"/>
+                <w:szCs w:val="20"/>
+                <w:lang w:val="de-DE" w:eastAsia="ja-JP" w:bidi="ar-SA"/>
+              </w:rPr>
+              <w:t>h</w:t>
             </w:r>
           </w:p>
         </w:tc>
@@ -6067,7 +5759,540 @@
         <w:trPr/>
         <w:tc>
           <w:tcPr>
-            <w:tcW w:w="2115" w:type="dxa"/>
+            <w:tcW w:w="2273" w:type="dxa"/>
+            <w:tcBorders/>
+            <w:shd w:color="auto" w:fill="FFF2CC" w:themeFill="accent4" w:themeFillTint="33" w:val="clear"/>
+          </w:tcPr>
+          <w:p>
+            <w:pPr>
+              <w:pStyle w:val="Normal"/>
+              <w:widowControl/>
+              <w:suppressAutoHyphens w:val="true"/>
+              <w:spacing w:before="60" w:after="0"/>
+              <w:rPr>
+                <w:rFonts w:eastAsia="Times New Roman" w:cs="Times New Roman"/>
+                <w:kern w:val="0"/>
+                <w:sz w:val="20"/>
+                <w:szCs w:val="20"/>
+                <w:lang w:val="de-DE" w:eastAsia="ja-JP" w:bidi="ar-SA"/>
+              </w:rPr>
+            </w:pPr>
+            <w:r>
+              <w:rPr>
+                <w:rFonts w:eastAsia="Times New Roman" w:cs="Times New Roman"/>
+                <w:kern w:val="0"/>
+                <w:sz w:val="20"/>
+                <w:szCs w:val="20"/>
+                <w:lang w:val="de-DE" w:eastAsia="ja-JP" w:bidi="ar-SA"/>
+              </w:rPr>
+            </w:r>
+          </w:p>
+        </w:tc>
+        <w:tc>
+          <w:tcPr>
+            <w:tcW w:w="4808" w:type="dxa"/>
+            <w:tcBorders/>
+            <w:shd w:color="auto" w:fill="FFF2CC" w:themeFill="accent4" w:themeFillTint="33" w:val="clear"/>
+          </w:tcPr>
+          <w:p>
+            <w:pPr>
+              <w:pStyle w:val="Normal"/>
+              <w:widowControl/>
+              <w:suppressAutoHyphens w:val="true"/>
+              <w:spacing w:before="60" w:after="0"/>
+              <w:rPr>
+                <w:rFonts w:eastAsia="Times New Roman" w:cs="Times New Roman"/>
+                <w:kern w:val="0"/>
+                <w:sz w:val="20"/>
+                <w:szCs w:val="20"/>
+                <w:lang w:val="de-DE" w:eastAsia="ja-JP" w:bidi="ar-SA"/>
+              </w:rPr>
+            </w:pPr>
+            <w:r>
+              <w:rPr>
+                <w:rFonts w:eastAsia="Times New Roman" w:cs="Times New Roman"/>
+                <w:kern w:val="0"/>
+                <w:sz w:val="20"/>
+                <w:szCs w:val="20"/>
+                <w:lang w:val="de-DE" w:eastAsia="ja-JP" w:bidi="ar-SA"/>
+              </w:rPr>
+              <w:t>Entity-Relationship Modell</w:t>
+            </w:r>
+          </w:p>
+        </w:tc>
+        <w:tc>
+          <w:tcPr>
+            <w:tcW w:w="1989" w:type="dxa"/>
+            <w:tcBorders/>
+            <w:shd w:color="auto" w:fill="FFF2CC" w:themeFill="accent4" w:themeFillTint="33" w:val="clear"/>
+          </w:tcPr>
+          <w:p>
+            <w:pPr>
+              <w:pStyle w:val="Normal"/>
+              <w:widowControl/>
+              <w:suppressAutoHyphens w:val="true"/>
+              <w:spacing w:before="60" w:after="0"/>
+              <w:jc w:val="end"/>
+              <w:rPr/>
+            </w:pPr>
+            <w:r>
+              <w:rPr>
+                <w:rFonts w:eastAsia="Times New Roman" w:cs="Times New Roman"/>
+                <w:kern w:val="0"/>
+                <w:sz w:val="20"/>
+                <w:szCs w:val="20"/>
+                <w:lang w:val="de-DE" w:eastAsia="ja-JP" w:bidi="ar-SA"/>
+              </w:rPr>
+              <w:t>1</w:t>
+            </w:r>
+            <w:r>
+              <w:rPr>
+                <w:rFonts w:eastAsia="Times New Roman" w:cs="Times New Roman"/>
+                <w:kern w:val="0"/>
+                <w:sz w:val="20"/>
+                <w:szCs w:val="20"/>
+                <w:lang w:val="de-DE" w:eastAsia="ja-JP" w:bidi="ar-SA"/>
+              </w:rPr>
+              <w:t>4</w:t>
+            </w:r>
+            <w:r>
+              <w:rPr>
+                <w:rFonts w:eastAsia="Times New Roman" w:cs="Times New Roman"/>
+                <w:kern w:val="0"/>
+                <w:sz w:val="20"/>
+                <w:szCs w:val="20"/>
+                <w:lang w:val="de-DE" w:eastAsia="ja-JP" w:bidi="ar-SA"/>
+              </w:rPr>
+              <w:t>h</w:t>
+            </w:r>
+          </w:p>
+        </w:tc>
+      </w:tr>
+      <w:tr>
+        <w:trPr/>
+        <w:tc>
+          <w:tcPr>
+            <w:tcW w:w="2273" w:type="dxa"/>
+            <w:tcBorders/>
+            <w:shd w:color="auto" w:fill="FFF2CC" w:themeFill="accent4" w:themeFillTint="33" w:val="clear"/>
+          </w:tcPr>
+          <w:p>
+            <w:pPr>
+              <w:pStyle w:val="Normal"/>
+              <w:widowControl/>
+              <w:suppressAutoHyphens w:val="true"/>
+              <w:spacing w:before="60" w:after="0"/>
+              <w:rPr>
+                <w:rFonts w:eastAsia="Times New Roman" w:cs="Times New Roman"/>
+                <w:kern w:val="0"/>
+                <w:sz w:val="20"/>
+                <w:szCs w:val="20"/>
+                <w:lang w:val="de-DE" w:eastAsia="ja-JP" w:bidi="ar-SA"/>
+              </w:rPr>
+            </w:pPr>
+            <w:r>
+              <w:rPr>
+                <w:rFonts w:eastAsia="Times New Roman" w:cs="Times New Roman"/>
+                <w:kern w:val="0"/>
+                <w:sz w:val="20"/>
+                <w:szCs w:val="20"/>
+                <w:lang w:val="de-DE" w:eastAsia="ja-JP" w:bidi="ar-SA"/>
+              </w:rPr>
+            </w:r>
+          </w:p>
+        </w:tc>
+        <w:tc>
+          <w:tcPr>
+            <w:tcW w:w="4808" w:type="dxa"/>
+            <w:tcBorders/>
+            <w:shd w:color="auto" w:fill="FFF2CC" w:themeFill="accent4" w:themeFillTint="33" w:val="clear"/>
+          </w:tcPr>
+          <w:p>
+            <w:pPr>
+              <w:pStyle w:val="Normal"/>
+              <w:widowControl/>
+              <w:suppressAutoHyphens w:val="true"/>
+              <w:spacing w:before="60" w:after="0"/>
+              <w:rPr>
+                <w:rFonts w:eastAsia="Times New Roman" w:cs="Times New Roman"/>
+                <w:kern w:val="0"/>
+                <w:sz w:val="20"/>
+                <w:szCs w:val="20"/>
+                <w:lang w:val="de-DE" w:eastAsia="ja-JP" w:bidi="ar-SA"/>
+              </w:rPr>
+            </w:pPr>
+            <w:r>
+              <w:rPr>
+                <w:rFonts w:eastAsia="Times New Roman" w:cs="Times New Roman"/>
+                <w:kern w:val="0"/>
+                <w:sz w:val="20"/>
+                <w:szCs w:val="20"/>
+                <w:lang w:val="de-DE" w:eastAsia="ja-JP" w:bidi="ar-SA"/>
+              </w:rPr>
+              <w:t>Nutzeroberfläche</w:t>
+            </w:r>
+          </w:p>
+        </w:tc>
+        <w:tc>
+          <w:tcPr>
+            <w:tcW w:w="1989" w:type="dxa"/>
+            <w:tcBorders/>
+            <w:shd w:color="auto" w:fill="FFF2CC" w:themeFill="accent4" w:themeFillTint="33" w:val="clear"/>
+          </w:tcPr>
+          <w:p>
+            <w:pPr>
+              <w:pStyle w:val="Normal"/>
+              <w:widowControl/>
+              <w:suppressAutoHyphens w:val="true"/>
+              <w:spacing w:before="60" w:after="0"/>
+              <w:jc w:val="end"/>
+              <w:rPr/>
+            </w:pPr>
+            <w:r>
+              <w:rPr>
+                <w:rFonts w:eastAsia="Times New Roman" w:cs="Times New Roman"/>
+                <w:kern w:val="0"/>
+                <w:sz w:val="20"/>
+                <w:szCs w:val="20"/>
+                <w:lang w:val="de-DE" w:eastAsia="ja-JP" w:bidi="ar-SA"/>
+              </w:rPr>
+              <w:t>7</w:t>
+            </w:r>
+            <w:r>
+              <w:rPr>
+                <w:rFonts w:eastAsia="Times New Roman" w:cs="Times New Roman"/>
+                <w:kern w:val="0"/>
+                <w:sz w:val="20"/>
+                <w:szCs w:val="20"/>
+                <w:lang w:val="de-DE" w:eastAsia="ja-JP" w:bidi="ar-SA"/>
+              </w:rPr>
+              <w:t>h</w:t>
+            </w:r>
+          </w:p>
+        </w:tc>
+      </w:tr>
+      <w:tr>
+        <w:trPr/>
+        <w:tc>
+          <w:tcPr>
+            <w:tcW w:w="2273" w:type="dxa"/>
+            <w:tcBorders/>
+            <w:shd w:color="auto" w:fill="FFF2CC" w:themeFill="accent4" w:themeFillTint="33" w:val="clear"/>
+          </w:tcPr>
+          <w:p>
+            <w:pPr>
+              <w:pStyle w:val="Normal"/>
+              <w:widowControl/>
+              <w:suppressAutoHyphens w:val="true"/>
+              <w:spacing w:before="60" w:after="0"/>
+              <w:rPr>
+                <w:rFonts w:eastAsia="Times New Roman" w:cs="Times New Roman"/>
+                <w:kern w:val="0"/>
+                <w:sz w:val="20"/>
+                <w:szCs w:val="20"/>
+                <w:lang w:val="de-DE" w:eastAsia="ja-JP" w:bidi="ar-SA"/>
+              </w:rPr>
+            </w:pPr>
+            <w:r>
+              <w:rPr>
+                <w:rFonts w:eastAsia="Times New Roman" w:cs="Times New Roman"/>
+                <w:kern w:val="0"/>
+                <w:sz w:val="20"/>
+                <w:szCs w:val="20"/>
+                <w:lang w:val="de-DE" w:eastAsia="ja-JP" w:bidi="ar-SA"/>
+              </w:rPr>
+            </w:r>
+          </w:p>
+        </w:tc>
+        <w:tc>
+          <w:tcPr>
+            <w:tcW w:w="4808" w:type="dxa"/>
+            <w:tcBorders/>
+            <w:shd w:color="auto" w:fill="FFF2CC" w:themeFill="accent4" w:themeFillTint="33" w:val="clear"/>
+          </w:tcPr>
+          <w:p>
+            <w:pPr>
+              <w:pStyle w:val="Normal"/>
+              <w:widowControl/>
+              <w:suppressAutoHyphens w:val="true"/>
+              <w:spacing w:before="60" w:after="0"/>
+              <w:rPr>
+                <w:rFonts w:eastAsia="Times New Roman" w:cs="Times New Roman"/>
+                <w:kern w:val="0"/>
+                <w:sz w:val="20"/>
+                <w:szCs w:val="20"/>
+                <w:lang w:val="de-DE" w:eastAsia="ja-JP" w:bidi="ar-SA"/>
+              </w:rPr>
+            </w:pPr>
+            <w:r>
+              <w:rPr>
+                <w:rFonts w:eastAsia="Times New Roman" w:cs="Times New Roman"/>
+                <w:kern w:val="0"/>
+                <w:sz w:val="20"/>
+                <w:szCs w:val="20"/>
+                <w:lang w:val="de-DE" w:eastAsia="ja-JP" w:bidi="ar-SA"/>
+              </w:rPr>
+              <w:t>Ablauflogik</w:t>
+            </w:r>
+          </w:p>
+        </w:tc>
+        <w:tc>
+          <w:tcPr>
+            <w:tcW w:w="1989" w:type="dxa"/>
+            <w:tcBorders/>
+            <w:shd w:color="auto" w:fill="FFF2CC" w:themeFill="accent4" w:themeFillTint="33" w:val="clear"/>
+          </w:tcPr>
+          <w:p>
+            <w:pPr>
+              <w:pStyle w:val="Normal"/>
+              <w:widowControl/>
+              <w:suppressAutoHyphens w:val="true"/>
+              <w:spacing w:before="60" w:after="0"/>
+              <w:jc w:val="end"/>
+              <w:rPr/>
+            </w:pPr>
+            <w:r>
+              <w:rPr/>
+              <w:t>5h</w:t>
+            </w:r>
+          </w:p>
+        </w:tc>
+      </w:tr>
+      <w:tr>
+        <w:trPr/>
+        <w:tc>
+          <w:tcPr>
+            <w:tcW w:w="2273" w:type="dxa"/>
+            <w:tcBorders>
+              <w:top w:val="nil"/>
+            </w:tcBorders>
+            <w:shd w:color="auto" w:fill="FFF2CC" w:themeFill="accent4" w:themeFillTint="33" w:val="clear"/>
+          </w:tcPr>
+          <w:p>
+            <w:pPr>
+              <w:pStyle w:val="Normal"/>
+              <w:widowControl/>
+              <w:suppressAutoHyphens w:val="true"/>
+              <w:spacing w:before="60" w:after="0"/>
+              <w:rPr>
+                <w:rFonts w:eastAsia="Times New Roman" w:cs="Times New Roman"/>
+                <w:kern w:val="0"/>
+                <w:sz w:val="20"/>
+                <w:szCs w:val="20"/>
+                <w:lang w:val="de-DE" w:eastAsia="ja-JP" w:bidi="ar-SA"/>
+              </w:rPr>
+            </w:pPr>
+            <w:r>
+              <w:rPr>
+                <w:rFonts w:eastAsia="Times New Roman" w:cs="Times New Roman"/>
+                <w:kern w:val="0"/>
+                <w:sz w:val="20"/>
+                <w:szCs w:val="20"/>
+                <w:lang w:val="de-DE" w:eastAsia="ja-JP" w:bidi="ar-SA"/>
+              </w:rPr>
+            </w:r>
+          </w:p>
+        </w:tc>
+        <w:tc>
+          <w:tcPr>
+            <w:tcW w:w="4808" w:type="dxa"/>
+            <w:tcBorders>
+              <w:top w:val="nil"/>
+            </w:tcBorders>
+            <w:shd w:color="auto" w:fill="FFF2CC" w:themeFill="accent4" w:themeFillTint="33" w:val="clear"/>
+          </w:tcPr>
+          <w:p>
+            <w:pPr>
+              <w:pStyle w:val="Normal"/>
+              <w:widowControl/>
+              <w:suppressAutoHyphens w:val="true"/>
+              <w:spacing w:before="60" w:after="0"/>
+              <w:rPr>
+                <w:rFonts w:eastAsia="Times New Roman" w:cs="Times New Roman"/>
+                <w:kern w:val="0"/>
+                <w:sz w:val="20"/>
+                <w:szCs w:val="20"/>
+                <w:lang w:val="de-DE" w:eastAsia="ja-JP" w:bidi="ar-SA"/>
+              </w:rPr>
+            </w:pPr>
+            <w:r>
+              <w:rPr>
+                <w:rFonts w:eastAsia="Times New Roman" w:cs="Times New Roman"/>
+                <w:kern w:val="0"/>
+                <w:sz w:val="20"/>
+                <w:szCs w:val="20"/>
+                <w:lang w:val="de-DE" w:eastAsia="ja-JP" w:bidi="ar-SA"/>
+              </w:rPr>
+              <w:t>Testplanung &amp; Testkonzept</w:t>
+            </w:r>
+          </w:p>
+        </w:tc>
+        <w:tc>
+          <w:tcPr>
+            <w:tcW w:w="1989" w:type="dxa"/>
+            <w:tcBorders>
+              <w:top w:val="nil"/>
+            </w:tcBorders>
+            <w:shd w:color="auto" w:fill="FFF2CC" w:themeFill="accent4" w:themeFillTint="33" w:val="clear"/>
+          </w:tcPr>
+          <w:p>
+            <w:pPr>
+              <w:pStyle w:val="Normal"/>
+              <w:widowControl/>
+              <w:suppressAutoHyphens w:val="true"/>
+              <w:spacing w:before="60" w:after="0"/>
+              <w:jc w:val="end"/>
+              <w:rPr/>
+            </w:pPr>
+            <w:r>
+              <w:rPr>
+                <w:rFonts w:eastAsia="Times New Roman" w:cs="Times New Roman"/>
+                <w:kern w:val="0"/>
+                <w:sz w:val="20"/>
+                <w:szCs w:val="20"/>
+                <w:lang w:val="de-DE" w:eastAsia="ja-JP" w:bidi="ar-SA"/>
+              </w:rPr>
+              <w:t>6</w:t>
+            </w:r>
+            <w:r>
+              <w:rPr>
+                <w:rFonts w:eastAsia="Times New Roman" w:cs="Times New Roman"/>
+                <w:kern w:val="0"/>
+                <w:sz w:val="20"/>
+                <w:szCs w:val="20"/>
+                <w:lang w:val="de-DE" w:eastAsia="ja-JP" w:bidi="ar-SA"/>
+              </w:rPr>
+              <w:t>h</w:t>
+            </w:r>
+          </w:p>
+        </w:tc>
+      </w:tr>
+      <w:tr>
+        <w:trPr/>
+        <w:tc>
+          <w:tcPr>
+            <w:tcW w:w="2273" w:type="dxa"/>
+            <w:tcBorders/>
+            <w:shd w:color="auto" w:fill="FFF2CC" w:themeFill="accent4" w:themeFillTint="33" w:val="clear"/>
+          </w:tcPr>
+          <w:p>
+            <w:pPr>
+              <w:pStyle w:val="Normal"/>
+              <w:widowControl/>
+              <w:suppressAutoHyphens w:val="true"/>
+              <w:spacing w:before="60" w:after="0"/>
+              <w:rPr>
+                <w:rFonts w:eastAsia="Times New Roman" w:cs="Times New Roman"/>
+                <w:kern w:val="0"/>
+                <w:sz w:val="20"/>
+                <w:szCs w:val="20"/>
+                <w:lang w:val="de-DE" w:eastAsia="ja-JP" w:bidi="ar-SA"/>
+              </w:rPr>
+            </w:pPr>
+            <w:r>
+              <w:rPr>
+                <w:rFonts w:eastAsia="Times New Roman" w:cs="Times New Roman"/>
+                <w:kern w:val="0"/>
+                <w:sz w:val="20"/>
+                <w:szCs w:val="20"/>
+                <w:lang w:val="de-DE" w:eastAsia="ja-JP" w:bidi="ar-SA"/>
+              </w:rPr>
+            </w:r>
+          </w:p>
+        </w:tc>
+        <w:tc>
+          <w:tcPr>
+            <w:tcW w:w="4808" w:type="dxa"/>
+            <w:tcBorders/>
+            <w:shd w:color="auto" w:fill="FFF2CC" w:themeFill="accent4" w:themeFillTint="33" w:val="clear"/>
+          </w:tcPr>
+          <w:p>
+            <w:pPr>
+              <w:pStyle w:val="Normal"/>
+              <w:widowControl/>
+              <w:suppressAutoHyphens w:val="true"/>
+              <w:spacing w:before="60" w:after="0"/>
+              <w:rPr>
+                <w:rFonts w:eastAsia="Times New Roman" w:cs="Times New Roman"/>
+                <w:kern w:val="0"/>
+                <w:sz w:val="20"/>
+                <w:szCs w:val="20"/>
+                <w:lang w:val="de-DE" w:eastAsia="ja-JP" w:bidi="ar-SA"/>
+              </w:rPr>
+            </w:pPr>
+            <w:r>
+              <w:rPr>
+                <w:rFonts w:eastAsia="Times New Roman" w:cs="Times New Roman"/>
+                <w:kern w:val="0"/>
+                <w:sz w:val="20"/>
+                <w:szCs w:val="20"/>
+                <w:lang w:val="de-DE" w:eastAsia="ja-JP" w:bidi="ar-SA"/>
+              </w:rPr>
+            </w:r>
+          </w:p>
+        </w:tc>
+        <w:tc>
+          <w:tcPr>
+            <w:tcW w:w="1989" w:type="dxa"/>
+            <w:tcBorders/>
+            <w:shd w:color="auto" w:fill="FFF2CC" w:themeFill="accent4" w:themeFillTint="33" w:val="clear"/>
+          </w:tcPr>
+          <w:p>
+            <w:pPr>
+              <w:pStyle w:val="Normal"/>
+              <w:widowControl/>
+              <w:suppressAutoHyphens w:val="true"/>
+              <w:spacing w:before="60" w:after="0"/>
+              <w:jc w:val="end"/>
+              <w:rPr>
+                <w:b/>
+                <w:bCs/>
+              </w:rPr>
+            </w:pPr>
+            <w:r>
+              <w:rPr>
+                <w:rFonts w:eastAsia="Times New Roman" w:cs="Times New Roman"/>
+                <w:b/>
+                <w:bCs/>
+                <w:kern w:val="0"/>
+                <w:sz w:val="20"/>
+                <w:szCs w:val="20"/>
+                <w:lang w:val="de-DE" w:eastAsia="ja-JP" w:bidi="ar-SA"/>
+              </w:rPr>
+              <w:t>3</w:t>
+            </w:r>
+            <w:r>
+              <w:rPr>
+                <w:rFonts w:eastAsia="Times New Roman" w:cs="Times New Roman"/>
+                <w:b/>
+                <w:bCs/>
+                <w:kern w:val="0"/>
+                <w:sz w:val="20"/>
+                <w:szCs w:val="20"/>
+                <w:lang w:val="de-DE" w:eastAsia="ja-JP" w:bidi="ar-SA"/>
+              </w:rPr>
+              <w:t>3</w:t>
+            </w:r>
+            <w:r>
+              <w:rPr>
+                <w:rFonts w:eastAsia="Times New Roman" w:cs="Times New Roman"/>
+                <w:b/>
+                <w:bCs/>
+                <w:kern w:val="0"/>
+                <w:sz w:val="20"/>
+                <w:szCs w:val="20"/>
+                <w:lang w:val="de-DE" w:eastAsia="ja-JP" w:bidi="ar-SA"/>
+              </w:rPr>
+              <w:t>h</w:t>
+            </w:r>
+          </w:p>
+        </w:tc>
+      </w:tr>
+      <w:tr>
+        <w:trPr/>
+        <w:tc>
+          <w:tcPr>
+            <w:tcW w:w="2273" w:type="dxa"/>
             <w:tcBorders/>
             <w:shd w:color="auto" w:fill="FBE4D5" w:themeFill="accent2" w:themeFillTint="33" w:val="clear"/>
           </w:tcPr>
@@ -6099,7 +6324,7 @@
         </w:tc>
         <w:tc>
           <w:tcPr>
-            <w:tcW w:w="4967" w:type="dxa"/>
+            <w:tcW w:w="4808" w:type="dxa"/>
             <w:tcBorders/>
             <w:shd w:color="auto" w:fill="FBE4D5" w:themeFill="accent2" w:themeFillTint="33" w:val="clear"/>
           </w:tcPr>
@@ -6130,7 +6355,7 @@
         </w:tc>
         <w:tc>
           <w:tcPr>
-            <w:tcW w:w="1979" w:type="dxa"/>
+            <w:tcW w:w="1989" w:type="dxa"/>
             <w:tcBorders/>
             <w:shd w:color="auto" w:fill="FBE4D5" w:themeFill="accent2" w:themeFillTint="33" w:val="clear"/>
           </w:tcPr>
@@ -6158,7 +6383,7 @@
         <w:trPr/>
         <w:tc>
           <w:tcPr>
-            <w:tcW w:w="2115" w:type="dxa"/>
+            <w:tcW w:w="2273" w:type="dxa"/>
             <w:tcBorders/>
             <w:shd w:color="auto" w:fill="FBE4D5" w:themeFill="accent2" w:themeFillTint="33" w:val="clear"/>
           </w:tcPr>
@@ -6189,7 +6414,7 @@
         </w:tc>
         <w:tc>
           <w:tcPr>
-            <w:tcW w:w="4967" w:type="dxa"/>
+            <w:tcW w:w="4808" w:type="dxa"/>
             <w:tcBorders/>
             <w:shd w:color="auto" w:fill="FBE4D5" w:themeFill="accent2" w:themeFillTint="33" w:val="clear"/>
           </w:tcPr>
@@ -6215,502 +6440,23 @@
                 <w:szCs w:val="20"/>
                 <w:lang w:val="de-DE" w:eastAsia="ja-JP" w:bidi="ar-SA"/>
               </w:rPr>
-              <w:t>Erstellung der CDS-Views</w:t>
+              <w:t>Anlegen der Business Configuration Maintenance Obje</w:t>
+            </w:r>
+            <w:r>
+              <w:rPr>
+                <w:rFonts w:eastAsia="Times New Roman" w:cs="Times New Roman"/>
+                <w:kern w:val="0"/>
+                <w:sz w:val="20"/>
+                <w:szCs w:val="20"/>
+                <w:lang w:val="de-DE" w:eastAsia="ja-JP" w:bidi="ar-SA"/>
+              </w:rPr>
+              <w:t>cts</w:t>
             </w:r>
           </w:p>
         </w:tc>
         <w:tc>
           <w:tcPr>
-            <w:tcW w:w="1979" w:type="dxa"/>
-            <w:tcBorders/>
-            <w:shd w:color="auto" w:fill="FBE4D5" w:themeFill="accent2" w:themeFillTint="33" w:val="clear"/>
-          </w:tcPr>
-          <w:p>
-            <w:pPr>
-              <w:pStyle w:val="Normal"/>
-              <w:widowControl/>
-              <w:suppressAutoHyphens w:val="true"/>
-              <w:spacing w:before="60" w:after="0"/>
-              <w:rPr>
-                <w:rFonts w:eastAsia="Times New Roman" w:cs="Times New Roman"/>
-                <w:kern w:val="0"/>
-                <w:sz w:val="20"/>
-                <w:szCs w:val="20"/>
-                <w:lang w:val="de-DE" w:eastAsia="ja-JP" w:bidi="ar-SA"/>
-              </w:rPr>
-            </w:pPr>
-            <w:r>
-              <w:rPr>
-                <w:rFonts w:eastAsia="Times New Roman" w:cs="Times New Roman"/>
-                <w:kern w:val="0"/>
-                <w:sz w:val="20"/>
-                <w:szCs w:val="20"/>
-                <w:lang w:val="de-DE" w:eastAsia="ja-JP" w:bidi="ar-SA"/>
-              </w:rPr>
-              <w:t>5h</w:t>
-            </w:r>
-          </w:p>
-        </w:tc>
-      </w:tr>
-      <w:tr>
-        <w:trPr/>
-        <w:tc>
-          <w:tcPr>
-            <w:tcW w:w="2115" w:type="dxa"/>
-            <w:tcBorders/>
-            <w:shd w:color="auto" w:fill="FBE4D5" w:themeFill="accent2" w:themeFillTint="33" w:val="clear"/>
-          </w:tcPr>
-          <w:p>
-            <w:pPr>
-              <w:pStyle w:val="Normal"/>
-              <w:widowControl/>
-              <w:suppressAutoHyphens w:val="true"/>
-              <w:spacing w:before="60" w:after="0"/>
-              <w:rPr>
-                <w:rFonts w:eastAsia="Times New Roman" w:cs="Times New Roman"/>
-                <w:kern w:val="0"/>
-                <w:sz w:val="20"/>
-                <w:szCs w:val="20"/>
-                <w:lang w:val="de-DE" w:eastAsia="ja-JP" w:bidi="ar-SA"/>
-              </w:rPr>
-            </w:pPr>
-            <w:r>
-              <w:rPr>
-                <w:rFonts w:eastAsia="Times New Roman" w:cs="Times New Roman"/>
-                <w:kern w:val="0"/>
-                <w:sz w:val="20"/>
-                <w:szCs w:val="20"/>
-                <w:lang w:val="de-DE" w:eastAsia="ja-JP" w:bidi="ar-SA"/>
-              </w:rPr>
-            </w:r>
-          </w:p>
-        </w:tc>
-        <w:tc>
-          <w:tcPr>
-            <w:tcW w:w="4967" w:type="dxa"/>
-            <w:tcBorders/>
-            <w:shd w:color="auto" w:fill="FBE4D5" w:themeFill="accent2" w:themeFillTint="33" w:val="clear"/>
-          </w:tcPr>
-          <w:p>
-            <w:pPr>
-              <w:pStyle w:val="Normal"/>
-              <w:widowControl/>
-              <w:suppressAutoHyphens w:val="true"/>
-              <w:spacing w:before="60" w:after="0"/>
-              <w:rPr>
-                <w:rFonts w:eastAsia="Times New Roman" w:cs="Times New Roman"/>
-                <w:kern w:val="0"/>
-                <w:sz w:val="20"/>
-                <w:szCs w:val="20"/>
-                <w:lang w:val="de-DE" w:eastAsia="ja-JP" w:bidi="ar-SA"/>
-              </w:rPr>
-            </w:pPr>
-            <w:r>
-              <w:rPr>
-                <w:rFonts w:eastAsia="Times New Roman" w:cs="Times New Roman"/>
-                <w:kern w:val="0"/>
-                <w:sz w:val="20"/>
-                <w:szCs w:val="20"/>
-                <w:lang w:val="de-DE" w:eastAsia="ja-JP" w:bidi="ar-SA"/>
-              </w:rPr>
-              <w:t>Datentransformation</w:t>
-            </w:r>
-          </w:p>
-        </w:tc>
-        <w:tc>
-          <w:tcPr>
-            <w:tcW w:w="1979" w:type="dxa"/>
-            <w:tcBorders/>
-            <w:shd w:color="auto" w:fill="FBE4D5" w:themeFill="accent2" w:themeFillTint="33" w:val="clear"/>
-          </w:tcPr>
-          <w:p>
-            <w:pPr>
-              <w:pStyle w:val="Normal"/>
-              <w:widowControl/>
-              <w:suppressAutoHyphens w:val="true"/>
-              <w:spacing w:before="60" w:after="0"/>
-              <w:rPr>
-                <w:rFonts w:eastAsia="Times New Roman" w:cs="Times New Roman"/>
-                <w:kern w:val="0"/>
-                <w:sz w:val="20"/>
-                <w:szCs w:val="20"/>
-                <w:lang w:val="de-DE" w:eastAsia="ja-JP" w:bidi="ar-SA"/>
-              </w:rPr>
-            </w:pPr>
-            <w:r>
-              <w:rPr>
-                <w:rFonts w:eastAsia="Times New Roman" w:cs="Times New Roman"/>
-                <w:kern w:val="0"/>
-                <w:sz w:val="20"/>
-                <w:szCs w:val="20"/>
-                <w:lang w:val="de-DE" w:eastAsia="ja-JP" w:bidi="ar-SA"/>
-              </w:rPr>
-              <w:t>10h</w:t>
-            </w:r>
-          </w:p>
-        </w:tc>
-      </w:tr>
-      <w:tr>
-        <w:trPr/>
-        <w:tc>
-          <w:tcPr>
-            <w:tcW w:w="2115" w:type="dxa"/>
-            <w:tcBorders/>
-            <w:shd w:color="auto" w:fill="FBE4D5" w:themeFill="accent2" w:themeFillTint="33" w:val="clear"/>
-          </w:tcPr>
-          <w:p>
-            <w:pPr>
-              <w:pStyle w:val="Normal"/>
-              <w:widowControl/>
-              <w:suppressAutoHyphens w:val="true"/>
-              <w:spacing w:before="60" w:after="0"/>
-              <w:rPr>
-                <w:rFonts w:eastAsia="Times New Roman" w:cs="Times New Roman"/>
-                <w:kern w:val="0"/>
-                <w:sz w:val="20"/>
-                <w:szCs w:val="20"/>
-                <w:lang w:val="de-DE" w:eastAsia="ja-JP" w:bidi="ar-SA"/>
-              </w:rPr>
-            </w:pPr>
-            <w:r>
-              <w:rPr>
-                <w:rFonts w:eastAsia="Times New Roman" w:cs="Times New Roman"/>
-                <w:kern w:val="0"/>
-                <w:sz w:val="20"/>
-                <w:szCs w:val="20"/>
-                <w:lang w:val="de-DE" w:eastAsia="ja-JP" w:bidi="ar-SA"/>
-              </w:rPr>
-            </w:r>
-          </w:p>
-        </w:tc>
-        <w:tc>
-          <w:tcPr>
-            <w:tcW w:w="4967" w:type="dxa"/>
-            <w:tcBorders/>
-            <w:shd w:color="auto" w:fill="FBE4D5" w:themeFill="accent2" w:themeFillTint="33" w:val="clear"/>
-          </w:tcPr>
-          <w:p>
-            <w:pPr>
-              <w:pStyle w:val="Normal"/>
-              <w:widowControl/>
-              <w:suppressAutoHyphens w:val="true"/>
-              <w:spacing w:before="60" w:after="0"/>
-              <w:rPr>
-                <w:rFonts w:eastAsia="Times New Roman" w:cs="Times New Roman"/>
-                <w:kern w:val="0"/>
-                <w:sz w:val="20"/>
-                <w:szCs w:val="20"/>
-                <w:lang w:val="de-DE" w:eastAsia="ja-JP" w:bidi="ar-SA"/>
-              </w:rPr>
-            </w:pPr>
-            <w:r>
-              <w:rPr>
-                <w:rFonts w:eastAsia="Times New Roman" w:cs="Times New Roman"/>
-                <w:kern w:val="0"/>
-                <w:sz w:val="20"/>
-                <w:szCs w:val="20"/>
-                <w:lang w:val="de-DE" w:eastAsia="ja-JP" w:bidi="ar-SA"/>
-              </w:rPr>
-              <w:t>Entwicklung der generischen Tabelle</w:t>
-            </w:r>
-          </w:p>
-        </w:tc>
-        <w:tc>
-          <w:tcPr>
-            <w:tcW w:w="1979" w:type="dxa"/>
-            <w:tcBorders/>
-            <w:shd w:color="auto" w:fill="FBE4D5" w:themeFill="accent2" w:themeFillTint="33" w:val="clear"/>
-          </w:tcPr>
-          <w:p>
-            <w:pPr>
-              <w:pStyle w:val="Normal"/>
-              <w:widowControl/>
-              <w:suppressAutoHyphens w:val="true"/>
-              <w:spacing w:before="60" w:after="0"/>
-              <w:rPr>
-                <w:rFonts w:eastAsia="Times New Roman" w:cs="Times New Roman"/>
-                <w:kern w:val="0"/>
-                <w:sz w:val="20"/>
-                <w:szCs w:val="20"/>
-                <w:lang w:val="de-DE" w:eastAsia="ja-JP" w:bidi="ar-SA"/>
-              </w:rPr>
-            </w:pPr>
-            <w:r>
-              <w:rPr>
-                <w:rFonts w:eastAsia="Times New Roman" w:cs="Times New Roman"/>
-                <w:kern w:val="0"/>
-                <w:sz w:val="20"/>
-                <w:szCs w:val="20"/>
-                <w:lang w:val="de-DE" w:eastAsia="ja-JP" w:bidi="ar-SA"/>
-              </w:rPr>
-              <w:t>9h</w:t>
-            </w:r>
-          </w:p>
-        </w:tc>
-      </w:tr>
-      <w:tr>
-        <w:trPr/>
-        <w:tc>
-          <w:tcPr>
-            <w:tcW w:w="2115" w:type="dxa"/>
-            <w:tcBorders/>
-            <w:shd w:color="auto" w:fill="FBE4D5" w:themeFill="accent2" w:themeFillTint="33" w:val="clear"/>
-          </w:tcPr>
-          <w:p>
-            <w:pPr>
-              <w:pStyle w:val="Normal"/>
-              <w:widowControl/>
-              <w:suppressAutoHyphens w:val="true"/>
-              <w:spacing w:before="60" w:after="0"/>
-              <w:rPr>
-                <w:rFonts w:eastAsia="Times New Roman" w:cs="Times New Roman"/>
-                <w:kern w:val="0"/>
-                <w:sz w:val="20"/>
-                <w:szCs w:val="20"/>
-                <w:lang w:val="de-DE" w:eastAsia="ja-JP" w:bidi="ar-SA"/>
-              </w:rPr>
-            </w:pPr>
-            <w:r>
-              <w:rPr>
-                <w:rFonts w:eastAsia="Times New Roman" w:cs="Times New Roman"/>
-                <w:kern w:val="0"/>
-                <w:sz w:val="20"/>
-                <w:szCs w:val="20"/>
-                <w:lang w:val="de-DE" w:eastAsia="ja-JP" w:bidi="ar-SA"/>
-              </w:rPr>
-            </w:r>
-          </w:p>
-        </w:tc>
-        <w:tc>
-          <w:tcPr>
-            <w:tcW w:w="4967" w:type="dxa"/>
-            <w:tcBorders/>
-            <w:shd w:color="auto" w:fill="FBE4D5" w:themeFill="accent2" w:themeFillTint="33" w:val="clear"/>
-          </w:tcPr>
-          <w:p>
-            <w:pPr>
-              <w:pStyle w:val="Normal"/>
-              <w:widowControl/>
-              <w:suppressAutoHyphens w:val="true"/>
-              <w:spacing w:before="60" w:after="0"/>
-              <w:rPr>
-                <w:rFonts w:eastAsia="Times New Roman" w:cs="Times New Roman"/>
-                <w:kern w:val="0"/>
-                <w:sz w:val="20"/>
-                <w:szCs w:val="20"/>
-                <w:lang w:val="de-DE" w:eastAsia="ja-JP" w:bidi="ar-SA"/>
-              </w:rPr>
-            </w:pPr>
-            <w:r>
-              <w:rPr>
-                <w:rFonts w:eastAsia="Times New Roman" w:cs="Times New Roman"/>
-                <w:kern w:val="0"/>
-                <w:sz w:val="20"/>
-                <w:szCs w:val="20"/>
-                <w:lang w:val="de-DE" w:eastAsia="ja-JP" w:bidi="ar-SA"/>
-              </w:rPr>
-              <w:t>Aufklappfunktion der Tabellenzeilen</w:t>
-            </w:r>
-          </w:p>
-        </w:tc>
-        <w:tc>
-          <w:tcPr>
-            <w:tcW w:w="1979" w:type="dxa"/>
-            <w:tcBorders/>
-            <w:shd w:color="auto" w:fill="FBE4D5" w:themeFill="accent2" w:themeFillTint="33" w:val="clear"/>
-          </w:tcPr>
-          <w:p>
-            <w:pPr>
-              <w:pStyle w:val="Normal"/>
-              <w:widowControl/>
-              <w:suppressAutoHyphens w:val="true"/>
-              <w:spacing w:before="60" w:after="0"/>
-              <w:rPr>
-                <w:rFonts w:eastAsia="Times New Roman" w:cs="Times New Roman"/>
-                <w:kern w:val="0"/>
-                <w:sz w:val="20"/>
-                <w:szCs w:val="20"/>
-                <w:lang w:val="de-DE" w:eastAsia="ja-JP" w:bidi="ar-SA"/>
-              </w:rPr>
-            </w:pPr>
-            <w:r>
-              <w:rPr>
-                <w:rFonts w:eastAsia="Times New Roman" w:cs="Times New Roman"/>
-                <w:kern w:val="0"/>
-                <w:sz w:val="20"/>
-                <w:szCs w:val="20"/>
-                <w:lang w:val="de-DE" w:eastAsia="ja-JP" w:bidi="ar-SA"/>
-              </w:rPr>
-              <w:t>4h</w:t>
-            </w:r>
-          </w:p>
-        </w:tc>
-      </w:tr>
-      <w:tr>
-        <w:trPr/>
-        <w:tc>
-          <w:tcPr>
-            <w:tcW w:w="2115" w:type="dxa"/>
-            <w:tcBorders/>
-            <w:shd w:color="auto" w:fill="FBE4D5" w:themeFill="accent2" w:themeFillTint="33" w:val="clear"/>
-          </w:tcPr>
-          <w:p>
-            <w:pPr>
-              <w:pStyle w:val="Normal"/>
-              <w:widowControl/>
-              <w:suppressAutoHyphens w:val="true"/>
-              <w:spacing w:before="60" w:after="0"/>
-              <w:rPr>
-                <w:rFonts w:eastAsia="Times New Roman" w:cs="Times New Roman"/>
-                <w:kern w:val="0"/>
-                <w:sz w:val="20"/>
-                <w:szCs w:val="20"/>
-                <w:lang w:val="de-DE" w:eastAsia="ja-JP" w:bidi="ar-SA"/>
-              </w:rPr>
-            </w:pPr>
-            <w:r>
-              <w:rPr>
-                <w:rFonts w:eastAsia="Times New Roman" w:cs="Times New Roman"/>
-                <w:kern w:val="0"/>
-                <w:sz w:val="20"/>
-                <w:szCs w:val="20"/>
-                <w:lang w:val="de-DE" w:eastAsia="ja-JP" w:bidi="ar-SA"/>
-              </w:rPr>
-            </w:r>
-          </w:p>
-        </w:tc>
-        <w:tc>
-          <w:tcPr>
-            <w:tcW w:w="4967" w:type="dxa"/>
-            <w:tcBorders/>
-            <w:shd w:color="auto" w:fill="FBE4D5" w:themeFill="accent2" w:themeFillTint="33" w:val="clear"/>
-          </w:tcPr>
-          <w:p>
-            <w:pPr>
-              <w:pStyle w:val="Normal"/>
-              <w:widowControl/>
-              <w:suppressAutoHyphens w:val="true"/>
-              <w:spacing w:before="60" w:after="0"/>
-              <w:rPr>
-                <w:rFonts w:eastAsia="Times New Roman" w:cs="Times New Roman"/>
-                <w:kern w:val="0"/>
-                <w:sz w:val="20"/>
-                <w:szCs w:val="20"/>
-                <w:lang w:val="de-DE" w:eastAsia="ja-JP" w:bidi="ar-SA"/>
-              </w:rPr>
-            </w:pPr>
-            <w:r>
-              <w:rPr>
-                <w:rFonts w:eastAsia="Times New Roman" w:cs="Times New Roman"/>
-                <w:kern w:val="0"/>
-                <w:sz w:val="20"/>
-                <w:szCs w:val="20"/>
-                <w:lang w:val="de-DE" w:eastAsia="ja-JP" w:bidi="ar-SA"/>
-              </w:rPr>
-              <w:t>Werteangleichung über SMART-Komponenten</w:t>
-            </w:r>
-          </w:p>
-        </w:tc>
-        <w:tc>
-          <w:tcPr>
-            <w:tcW w:w="1979" w:type="dxa"/>
-            <w:tcBorders/>
-            <w:shd w:color="auto" w:fill="FBE4D5" w:themeFill="accent2" w:themeFillTint="33" w:val="clear"/>
-          </w:tcPr>
-          <w:p>
-            <w:pPr>
-              <w:pStyle w:val="Normal"/>
-              <w:widowControl/>
-              <w:suppressAutoHyphens w:val="true"/>
-              <w:spacing w:before="60" w:after="0"/>
-              <w:rPr>
-                <w:rFonts w:eastAsia="Times New Roman" w:cs="Times New Roman"/>
-                <w:kern w:val="0"/>
-                <w:sz w:val="20"/>
-                <w:szCs w:val="20"/>
-                <w:lang w:val="de-DE" w:eastAsia="ja-JP" w:bidi="ar-SA"/>
-              </w:rPr>
-            </w:pPr>
-            <w:r>
-              <w:rPr>
-                <w:rFonts w:eastAsia="Times New Roman" w:cs="Times New Roman"/>
-                <w:kern w:val="0"/>
-                <w:sz w:val="20"/>
-                <w:szCs w:val="20"/>
-                <w:lang w:val="de-DE" w:eastAsia="ja-JP" w:bidi="ar-SA"/>
-              </w:rPr>
-              <w:t>5h</w:t>
-            </w:r>
-          </w:p>
-        </w:tc>
-      </w:tr>
-      <w:tr>
-        <w:trPr/>
-        <w:tc>
-          <w:tcPr>
-            <w:tcW w:w="2115" w:type="dxa"/>
-            <w:tcBorders/>
-            <w:shd w:color="auto" w:fill="FBE4D5" w:themeFill="accent2" w:themeFillTint="33" w:val="clear"/>
-          </w:tcPr>
-          <w:p>
-            <w:pPr>
-              <w:pStyle w:val="Normal"/>
-              <w:widowControl/>
-              <w:suppressAutoHyphens w:val="true"/>
-              <w:spacing w:before="60" w:after="0"/>
-              <w:rPr>
-                <w:rFonts w:eastAsia="Times New Roman" w:cs="Times New Roman"/>
-                <w:kern w:val="0"/>
-                <w:sz w:val="20"/>
-                <w:szCs w:val="20"/>
-                <w:lang w:val="de-DE" w:eastAsia="ja-JP" w:bidi="ar-SA"/>
-              </w:rPr>
-            </w:pPr>
-            <w:r>
-              <w:rPr>
-                <w:rFonts w:eastAsia="Times New Roman" w:cs="Times New Roman"/>
-                <w:kern w:val="0"/>
-                <w:sz w:val="20"/>
-                <w:szCs w:val="20"/>
-                <w:lang w:val="de-DE" w:eastAsia="ja-JP" w:bidi="ar-SA"/>
-              </w:rPr>
-            </w:r>
-          </w:p>
-        </w:tc>
-        <w:tc>
-          <w:tcPr>
-            <w:tcW w:w="4967" w:type="dxa"/>
-            <w:tcBorders/>
-            <w:shd w:color="auto" w:fill="FBE4D5" w:themeFill="accent2" w:themeFillTint="33" w:val="clear"/>
-          </w:tcPr>
-          <w:p>
-            <w:pPr>
-              <w:pStyle w:val="Normal"/>
-              <w:widowControl/>
-              <w:suppressAutoHyphens w:val="true"/>
-              <w:spacing w:before="60" w:after="0"/>
-              <w:rPr>
-                <w:rFonts w:eastAsia="Times New Roman" w:cs="Times New Roman"/>
-                <w:kern w:val="0"/>
-                <w:sz w:val="20"/>
-                <w:szCs w:val="20"/>
-                <w:lang w:val="de-DE" w:eastAsia="ja-JP" w:bidi="ar-SA"/>
-              </w:rPr>
-            </w:pPr>
-            <w:r>
-              <w:rPr>
-                <w:rFonts w:eastAsia="Times New Roman" w:cs="Times New Roman"/>
-                <w:kern w:val="0"/>
-                <w:sz w:val="20"/>
-                <w:szCs w:val="20"/>
-                <w:lang w:val="de-DE" w:eastAsia="ja-JP" w:bidi="ar-SA"/>
-              </w:rPr>
-            </w:r>
-          </w:p>
-        </w:tc>
-        <w:tc>
-          <w:tcPr>
-            <w:tcW w:w="1979" w:type="dxa"/>
+            <w:tcW w:w="1989" w:type="dxa"/>
             <w:tcBorders/>
             <w:shd w:color="auto" w:fill="FBE4D5" w:themeFill="accent2" w:themeFillTint="33" w:val="clear"/>
           </w:tcPr>
@@ -6721,22 +6467,11 @@
               <w:suppressAutoHyphens w:val="true"/>
               <w:spacing w:before="60" w:after="0"/>
               <w:jc w:val="end"/>
-              <w:rPr>
-                <w:b/>
-                <w:bCs/>
-              </w:rPr>
+              <w:rPr/>
             </w:pPr>
             <w:r>
-              <w:rPr>
-                <w:rFonts w:eastAsia="Times New Roman" w:cs="Times New Roman"/>
-                <w:b/>
-                <w:bCs/>
-                <w:kern w:val="0"/>
-                <w:sz w:val="20"/>
-                <w:szCs w:val="20"/>
-                <w:lang w:val="de-DE" w:eastAsia="ja-JP" w:bidi="ar-SA"/>
-              </w:rPr>
-              <w:t>33h</w:t>
+              <w:rPr/>
+              <w:t>3h</w:t>
             </w:r>
           </w:p>
         </w:tc>
@@ -6745,7 +6480,461 @@
         <w:trPr/>
         <w:tc>
           <w:tcPr>
-            <w:tcW w:w="2115" w:type="dxa"/>
+            <w:tcW w:w="2273" w:type="dxa"/>
+            <w:tcBorders>
+              <w:top w:val="nil"/>
+            </w:tcBorders>
+            <w:shd w:color="auto" w:fill="FBE4D5" w:themeFill="accent2" w:themeFillTint="33" w:val="clear"/>
+          </w:tcPr>
+          <w:p>
+            <w:pPr>
+              <w:pStyle w:val="Normal"/>
+              <w:widowControl/>
+              <w:suppressAutoHyphens w:val="true"/>
+              <w:spacing w:before="60" w:after="0"/>
+              <w:rPr>
+                <w:rFonts w:eastAsia="Times New Roman" w:cs="Times New Roman"/>
+                <w:kern w:val="0"/>
+                <w:sz w:val="20"/>
+                <w:szCs w:val="20"/>
+                <w:lang w:val="de-DE" w:eastAsia="ja-JP" w:bidi="ar-SA"/>
+              </w:rPr>
+            </w:pPr>
+            <w:r>
+              <w:rPr>
+                <w:rFonts w:eastAsia="Times New Roman" w:cs="Times New Roman"/>
+                <w:kern w:val="0"/>
+                <w:sz w:val="20"/>
+                <w:szCs w:val="20"/>
+                <w:lang w:val="de-DE" w:eastAsia="ja-JP" w:bidi="ar-SA"/>
+              </w:rPr>
+            </w:r>
+          </w:p>
+        </w:tc>
+        <w:tc>
+          <w:tcPr>
+            <w:tcW w:w="4808" w:type="dxa"/>
+            <w:tcBorders>
+              <w:top w:val="nil"/>
+            </w:tcBorders>
+            <w:shd w:color="auto" w:fill="FBE4D5" w:themeFill="accent2" w:themeFillTint="33" w:val="clear"/>
+          </w:tcPr>
+          <w:p>
+            <w:pPr>
+              <w:pStyle w:val="Normal"/>
+              <w:widowControl/>
+              <w:suppressAutoHyphens w:val="true"/>
+              <w:spacing w:before="60" w:after="0"/>
+              <w:rPr>
+                <w:rFonts w:eastAsia="Times New Roman" w:cs="Times New Roman"/>
+                <w:kern w:val="0"/>
+                <w:sz w:val="20"/>
+                <w:szCs w:val="20"/>
+                <w:lang w:val="de-DE" w:eastAsia="ja-JP" w:bidi="ar-SA"/>
+              </w:rPr>
+            </w:pPr>
+            <w:r>
+              <w:rPr>
+                <w:rFonts w:eastAsia="Times New Roman" w:cs="Times New Roman"/>
+                <w:kern w:val="0"/>
+                <w:sz w:val="20"/>
+                <w:szCs w:val="20"/>
+                <w:lang w:val="de-DE" w:eastAsia="ja-JP" w:bidi="ar-SA"/>
+              </w:rPr>
+              <w:t xml:space="preserve">Implementation der Table Entities &amp; </w:t>
+            </w:r>
+            <w:r>
+              <w:rPr>
+                <w:rFonts w:eastAsia="Times New Roman" w:cs="Times New Roman"/>
+                <w:kern w:val="0"/>
+                <w:sz w:val="20"/>
+                <w:szCs w:val="20"/>
+                <w:lang w:val="de-DE" w:eastAsia="ja-JP" w:bidi="ar-SA"/>
+              </w:rPr>
+              <w:t>CDS-Views</w:t>
+            </w:r>
+          </w:p>
+        </w:tc>
+        <w:tc>
+          <w:tcPr>
+            <w:tcW w:w="1989" w:type="dxa"/>
+            <w:tcBorders>
+              <w:top w:val="nil"/>
+            </w:tcBorders>
+            <w:shd w:color="auto" w:fill="FBE4D5" w:themeFill="accent2" w:themeFillTint="33" w:val="clear"/>
+          </w:tcPr>
+          <w:p>
+            <w:pPr>
+              <w:pStyle w:val="Normal"/>
+              <w:widowControl/>
+              <w:suppressAutoHyphens w:val="true"/>
+              <w:spacing w:before="60" w:after="0"/>
+              <w:jc w:val="end"/>
+              <w:rPr/>
+            </w:pPr>
+            <w:r>
+              <w:rPr>
+                <w:rFonts w:eastAsia="Times New Roman" w:cs="Times New Roman"/>
+                <w:kern w:val="0"/>
+                <w:sz w:val="20"/>
+                <w:szCs w:val="20"/>
+                <w:lang w:val="de-DE" w:eastAsia="ja-JP" w:bidi="ar-SA"/>
+              </w:rPr>
+              <w:t>6</w:t>
+            </w:r>
+            <w:r>
+              <w:rPr>
+                <w:rFonts w:eastAsia="Times New Roman" w:cs="Times New Roman"/>
+                <w:kern w:val="0"/>
+                <w:sz w:val="20"/>
+                <w:szCs w:val="20"/>
+                <w:lang w:val="de-DE" w:eastAsia="ja-JP" w:bidi="ar-SA"/>
+              </w:rPr>
+              <w:t>h</w:t>
+            </w:r>
+          </w:p>
+        </w:tc>
+      </w:tr>
+      <w:tr>
+        <w:trPr/>
+        <w:tc>
+          <w:tcPr>
+            <w:tcW w:w="2273" w:type="dxa"/>
+            <w:tcBorders/>
+            <w:shd w:color="auto" w:fill="FBE4D5" w:themeFill="accent2" w:themeFillTint="33" w:val="clear"/>
+          </w:tcPr>
+          <w:p>
+            <w:pPr>
+              <w:pStyle w:val="Normal"/>
+              <w:widowControl/>
+              <w:suppressAutoHyphens w:val="true"/>
+              <w:spacing w:before="60" w:after="0"/>
+              <w:rPr>
+                <w:rFonts w:eastAsia="Times New Roman" w:cs="Times New Roman"/>
+                <w:kern w:val="0"/>
+                <w:sz w:val="20"/>
+                <w:szCs w:val="20"/>
+                <w:lang w:val="de-DE" w:eastAsia="ja-JP" w:bidi="ar-SA"/>
+              </w:rPr>
+            </w:pPr>
+            <w:r>
+              <w:rPr>
+                <w:rFonts w:eastAsia="Times New Roman" w:cs="Times New Roman"/>
+                <w:kern w:val="0"/>
+                <w:sz w:val="20"/>
+                <w:szCs w:val="20"/>
+                <w:lang w:val="de-DE" w:eastAsia="ja-JP" w:bidi="ar-SA"/>
+              </w:rPr>
+            </w:r>
+          </w:p>
+        </w:tc>
+        <w:tc>
+          <w:tcPr>
+            <w:tcW w:w="4808" w:type="dxa"/>
+            <w:tcBorders/>
+            <w:shd w:color="auto" w:fill="FBE4D5" w:themeFill="accent2" w:themeFillTint="33" w:val="clear"/>
+          </w:tcPr>
+          <w:p>
+            <w:pPr>
+              <w:pStyle w:val="Normal"/>
+              <w:widowControl/>
+              <w:suppressAutoHyphens w:val="true"/>
+              <w:spacing w:before="60" w:after="0"/>
+              <w:rPr>
+                <w:rFonts w:eastAsia="Times New Roman" w:cs="Times New Roman"/>
+                <w:kern w:val="0"/>
+                <w:sz w:val="20"/>
+                <w:szCs w:val="20"/>
+                <w:lang w:val="de-DE" w:eastAsia="ja-JP" w:bidi="ar-SA"/>
+              </w:rPr>
+            </w:pPr>
+            <w:r>
+              <w:rPr>
+                <w:rFonts w:eastAsia="Times New Roman" w:cs="Times New Roman"/>
+                <w:kern w:val="0"/>
+                <w:sz w:val="20"/>
+                <w:szCs w:val="20"/>
+                <w:lang w:val="de-DE" w:eastAsia="ja-JP" w:bidi="ar-SA"/>
+              </w:rPr>
+              <w:t>Erstellen von Behavior-Definitions</w:t>
+            </w:r>
+          </w:p>
+        </w:tc>
+        <w:tc>
+          <w:tcPr>
+            <w:tcW w:w="1989" w:type="dxa"/>
+            <w:tcBorders/>
+            <w:shd w:color="auto" w:fill="FBE4D5" w:themeFill="accent2" w:themeFillTint="33" w:val="clear"/>
+          </w:tcPr>
+          <w:p>
+            <w:pPr>
+              <w:pStyle w:val="Normal"/>
+              <w:widowControl/>
+              <w:suppressAutoHyphens w:val="true"/>
+              <w:spacing w:before="60" w:after="0"/>
+              <w:jc w:val="end"/>
+              <w:rPr/>
+            </w:pPr>
+            <w:r>
+              <w:rPr>
+                <w:rFonts w:eastAsia="Times New Roman" w:cs="Times New Roman"/>
+                <w:kern w:val="0"/>
+                <w:sz w:val="20"/>
+                <w:szCs w:val="20"/>
+                <w:lang w:val="de-DE" w:eastAsia="ja-JP" w:bidi="ar-SA"/>
+              </w:rPr>
+              <w:t>3</w:t>
+            </w:r>
+            <w:r>
+              <w:rPr>
+                <w:rFonts w:eastAsia="Times New Roman" w:cs="Times New Roman"/>
+                <w:kern w:val="0"/>
+                <w:sz w:val="20"/>
+                <w:szCs w:val="20"/>
+                <w:lang w:val="de-DE" w:eastAsia="ja-JP" w:bidi="ar-SA"/>
+              </w:rPr>
+              <w:t>h</w:t>
+            </w:r>
+          </w:p>
+        </w:tc>
+      </w:tr>
+      <w:tr>
+        <w:trPr/>
+        <w:tc>
+          <w:tcPr>
+            <w:tcW w:w="2273" w:type="dxa"/>
+            <w:tcBorders/>
+            <w:shd w:color="auto" w:fill="FBE4D5" w:themeFill="accent2" w:themeFillTint="33" w:val="clear"/>
+          </w:tcPr>
+          <w:p>
+            <w:pPr>
+              <w:pStyle w:val="Normal"/>
+              <w:widowControl/>
+              <w:suppressAutoHyphens w:val="true"/>
+              <w:spacing w:before="60" w:after="0"/>
+              <w:rPr>
+                <w:rFonts w:eastAsia="Times New Roman" w:cs="Times New Roman"/>
+                <w:kern w:val="0"/>
+                <w:sz w:val="20"/>
+                <w:szCs w:val="20"/>
+                <w:lang w:val="de-DE" w:eastAsia="ja-JP" w:bidi="ar-SA"/>
+              </w:rPr>
+            </w:pPr>
+            <w:r>
+              <w:rPr>
+                <w:rFonts w:eastAsia="Times New Roman" w:cs="Times New Roman"/>
+                <w:kern w:val="0"/>
+                <w:sz w:val="20"/>
+                <w:szCs w:val="20"/>
+                <w:lang w:val="de-DE" w:eastAsia="ja-JP" w:bidi="ar-SA"/>
+              </w:rPr>
+            </w:r>
+          </w:p>
+        </w:tc>
+        <w:tc>
+          <w:tcPr>
+            <w:tcW w:w="4808" w:type="dxa"/>
+            <w:tcBorders/>
+            <w:shd w:color="auto" w:fill="FBE4D5" w:themeFill="accent2" w:themeFillTint="33" w:val="clear"/>
+          </w:tcPr>
+          <w:p>
+            <w:pPr>
+              <w:pStyle w:val="Normal"/>
+              <w:widowControl/>
+              <w:suppressAutoHyphens w:val="true"/>
+              <w:spacing w:before="60" w:after="0"/>
+              <w:rPr>
+                <w:rFonts w:eastAsia="Times New Roman" w:cs="Times New Roman"/>
+                <w:kern w:val="0"/>
+                <w:sz w:val="20"/>
+                <w:szCs w:val="20"/>
+                <w:lang w:val="de-DE" w:eastAsia="ja-JP" w:bidi="ar-SA"/>
+              </w:rPr>
+            </w:pPr>
+            <w:r>
+              <w:rPr>
+                <w:rFonts w:eastAsia="Times New Roman" w:cs="Times New Roman"/>
+                <w:kern w:val="0"/>
+                <w:sz w:val="20"/>
+                <w:szCs w:val="20"/>
+                <w:lang w:val="de-DE" w:eastAsia="ja-JP" w:bidi="ar-SA"/>
+              </w:rPr>
+              <w:t>Entwicklung de</w:t>
+            </w:r>
+            <w:r>
+              <w:rPr>
+                <w:rFonts w:eastAsia="Times New Roman" w:cs="Times New Roman"/>
+                <w:kern w:val="0"/>
+                <w:sz w:val="20"/>
+                <w:szCs w:val="20"/>
+                <w:lang w:val="de-DE" w:eastAsia="ja-JP" w:bidi="ar-SA"/>
+              </w:rPr>
+              <w:t>s Wizards</w:t>
+            </w:r>
+          </w:p>
+        </w:tc>
+        <w:tc>
+          <w:tcPr>
+            <w:tcW w:w="1989" w:type="dxa"/>
+            <w:tcBorders/>
+            <w:shd w:color="auto" w:fill="FBE4D5" w:themeFill="accent2" w:themeFillTint="33" w:val="clear"/>
+          </w:tcPr>
+          <w:p>
+            <w:pPr>
+              <w:pStyle w:val="Normal"/>
+              <w:widowControl/>
+              <w:suppressAutoHyphens w:val="true"/>
+              <w:spacing w:before="60" w:after="0"/>
+              <w:jc w:val="end"/>
+              <w:rPr/>
+            </w:pPr>
+            <w:r>
+              <w:rPr>
+                <w:rFonts w:eastAsia="Times New Roman" w:cs="Times New Roman"/>
+                <w:kern w:val="0"/>
+                <w:sz w:val="20"/>
+                <w:szCs w:val="20"/>
+                <w:lang w:val="de-DE" w:eastAsia="ja-JP" w:bidi="ar-SA"/>
+              </w:rPr>
+              <w:t>1</w:t>
+            </w:r>
+            <w:r>
+              <w:rPr>
+                <w:rFonts w:eastAsia="Times New Roman" w:cs="Times New Roman"/>
+                <w:kern w:val="0"/>
+                <w:sz w:val="20"/>
+                <w:szCs w:val="20"/>
+                <w:lang w:val="de-DE" w:eastAsia="ja-JP" w:bidi="ar-SA"/>
+              </w:rPr>
+              <w:t>2</w:t>
+            </w:r>
+            <w:r>
+              <w:rPr>
+                <w:rFonts w:eastAsia="Times New Roman" w:cs="Times New Roman"/>
+                <w:kern w:val="0"/>
+                <w:sz w:val="20"/>
+                <w:szCs w:val="20"/>
+                <w:lang w:val="de-DE" w:eastAsia="ja-JP" w:bidi="ar-SA"/>
+              </w:rPr>
+              <w:t>h</w:t>
+            </w:r>
+          </w:p>
+        </w:tc>
+      </w:tr>
+      <w:tr>
+        <w:trPr/>
+        <w:tc>
+          <w:tcPr>
+            <w:tcW w:w="2273" w:type="dxa"/>
+            <w:tcBorders/>
+            <w:shd w:color="auto" w:fill="FBE4D5" w:themeFill="accent2" w:themeFillTint="33" w:val="clear"/>
+          </w:tcPr>
+          <w:p>
+            <w:pPr>
+              <w:pStyle w:val="Normal"/>
+              <w:widowControl/>
+              <w:suppressAutoHyphens w:val="true"/>
+              <w:spacing w:before="60" w:after="0"/>
+              <w:rPr>
+                <w:rFonts w:eastAsia="Times New Roman" w:cs="Times New Roman"/>
+                <w:kern w:val="0"/>
+                <w:sz w:val="20"/>
+                <w:szCs w:val="20"/>
+                <w:lang w:val="de-DE" w:eastAsia="ja-JP" w:bidi="ar-SA"/>
+              </w:rPr>
+            </w:pPr>
+            <w:r>
+              <w:rPr>
+                <w:rFonts w:eastAsia="Times New Roman" w:cs="Times New Roman"/>
+                <w:kern w:val="0"/>
+                <w:sz w:val="20"/>
+                <w:szCs w:val="20"/>
+                <w:lang w:val="de-DE" w:eastAsia="ja-JP" w:bidi="ar-SA"/>
+              </w:rPr>
+            </w:r>
+          </w:p>
+        </w:tc>
+        <w:tc>
+          <w:tcPr>
+            <w:tcW w:w="4808" w:type="dxa"/>
+            <w:tcBorders/>
+            <w:shd w:color="auto" w:fill="FBE4D5" w:themeFill="accent2" w:themeFillTint="33" w:val="clear"/>
+          </w:tcPr>
+          <w:p>
+            <w:pPr>
+              <w:pStyle w:val="Normal"/>
+              <w:widowControl/>
+              <w:suppressAutoHyphens w:val="true"/>
+              <w:spacing w:before="60" w:after="0"/>
+              <w:rPr>
+                <w:rFonts w:eastAsia="Times New Roman" w:cs="Times New Roman"/>
+                <w:kern w:val="0"/>
+                <w:sz w:val="20"/>
+                <w:szCs w:val="20"/>
+                <w:lang w:val="de-DE" w:eastAsia="ja-JP" w:bidi="ar-SA"/>
+              </w:rPr>
+            </w:pPr>
+            <w:r>
+              <w:rPr>
+                <w:rFonts w:eastAsia="Times New Roman" w:cs="Times New Roman"/>
+                <w:kern w:val="0"/>
+                <w:sz w:val="20"/>
+                <w:szCs w:val="20"/>
+                <w:lang w:val="de-DE" w:eastAsia="ja-JP" w:bidi="ar-SA"/>
+              </w:rPr>
+            </w:r>
+          </w:p>
+        </w:tc>
+        <w:tc>
+          <w:tcPr>
+            <w:tcW w:w="1989" w:type="dxa"/>
+            <w:tcBorders/>
+            <w:shd w:color="auto" w:fill="FBE4D5" w:themeFill="accent2" w:themeFillTint="33" w:val="clear"/>
+          </w:tcPr>
+          <w:p>
+            <w:pPr>
+              <w:pStyle w:val="Normal"/>
+              <w:widowControl/>
+              <w:suppressAutoHyphens w:val="true"/>
+              <w:spacing w:before="60" w:after="0"/>
+              <w:jc w:val="end"/>
+              <w:rPr>
+                <w:b/>
+                <w:bCs/>
+              </w:rPr>
+            </w:pPr>
+            <w:r>
+              <w:rPr>
+                <w:rFonts w:eastAsia="Times New Roman" w:cs="Times New Roman"/>
+                <w:b/>
+                <w:bCs/>
+                <w:kern w:val="0"/>
+                <w:sz w:val="20"/>
+                <w:szCs w:val="20"/>
+                <w:lang w:val="de-DE" w:eastAsia="ja-JP" w:bidi="ar-SA"/>
+              </w:rPr>
+              <w:t>24</w:t>
+            </w:r>
+            <w:r>
+              <w:rPr>
+                <w:rFonts w:eastAsia="Times New Roman" w:cs="Times New Roman"/>
+                <w:b/>
+                <w:bCs/>
+                <w:kern w:val="0"/>
+                <w:sz w:val="20"/>
+                <w:szCs w:val="20"/>
+                <w:lang w:val="de-DE" w:eastAsia="ja-JP" w:bidi="ar-SA"/>
+              </w:rPr>
+              <w:t>h</w:t>
+            </w:r>
+          </w:p>
+        </w:tc>
+      </w:tr>
+      <w:tr>
+        <w:trPr/>
+        <w:tc>
+          <w:tcPr>
+            <w:tcW w:w="2273" w:type="dxa"/>
             <w:tcBorders/>
             <w:shd w:color="auto" w:fill="DEEAF6" w:themeFill="accent1" w:themeFillTint="33" w:val="clear"/>
           </w:tcPr>
@@ -6777,7 +6966,7 @@
         </w:tc>
         <w:tc>
           <w:tcPr>
-            <w:tcW w:w="4967" w:type="dxa"/>
+            <w:tcW w:w="4808" w:type="dxa"/>
             <w:tcBorders/>
             <w:shd w:color="auto" w:fill="DEEAF6" w:themeFill="accent1" w:themeFillTint="33" w:val="clear"/>
           </w:tcPr>
@@ -6808,7 +6997,7 @@
         </w:tc>
         <w:tc>
           <w:tcPr>
-            <w:tcW w:w="1979" w:type="dxa"/>
+            <w:tcW w:w="1989" w:type="dxa"/>
             <w:tcBorders/>
             <w:shd w:color="auto" w:fill="DEEAF6" w:themeFill="accent1" w:themeFillTint="33" w:val="clear"/>
           </w:tcPr>
@@ -6836,7 +7025,7 @@
         <w:trPr/>
         <w:tc>
           <w:tcPr>
-            <w:tcW w:w="2115" w:type="dxa"/>
+            <w:tcW w:w="2273" w:type="dxa"/>
             <w:tcBorders/>
             <w:shd w:color="auto" w:fill="DEEAF6" w:themeFill="accent1" w:themeFillTint="33" w:val="clear"/>
           </w:tcPr>
@@ -6867,7 +7056,7 @@
         </w:tc>
         <w:tc>
           <w:tcPr>
-            <w:tcW w:w="4967" w:type="dxa"/>
+            <w:tcW w:w="4808" w:type="dxa"/>
             <w:tcBorders/>
             <w:shd w:color="auto" w:fill="DEEAF6" w:themeFill="accent1" w:themeFillTint="33" w:val="clear"/>
           </w:tcPr>
@@ -6878,517 +7067,25 @@
               <w:suppressAutoHyphens w:val="true"/>
               <w:spacing w:before="60" w:after="0"/>
               <w:rPr>
-                <w:rFonts w:eastAsia="Times New Roman" w:cs="Times New Roman"/>
+                <w:color w:val="FF0000"/>
+              </w:rPr>
+            </w:pPr>
+            <w:r>
+              <w:rPr>
+                <w:rFonts w:eastAsia="Times New Roman" w:cs="Times New Roman"/>
+                <w:color w:val="FF0000"/>
                 <w:kern w:val="0"/>
                 <w:sz w:val="20"/>
                 <w:szCs w:val="20"/>
                 <w:lang w:val="de-DE" w:eastAsia="ja-JP" w:bidi="ar-SA"/>
               </w:rPr>
-            </w:pPr>
-            <w:r>
-              <w:rPr>
-                <w:rFonts w:eastAsia="Times New Roman" w:cs="Times New Roman"/>
-                <w:kern w:val="0"/>
-                <w:sz w:val="20"/>
-                <w:szCs w:val="20"/>
-                <w:lang w:val="de-DE" w:eastAsia="ja-JP" w:bidi="ar-SA"/>
-              </w:rPr>
-              <w:t>Funktions- und Integrationstests; Testdokumentation</w:t>
+              <w:t>Durchführen von Unittests (UAT’s)</w:t>
             </w:r>
           </w:p>
         </w:tc>
         <w:tc>
           <w:tcPr>
-            <w:tcW w:w="1979" w:type="dxa"/>
-            <w:tcBorders/>
-            <w:shd w:color="auto" w:fill="DEEAF6" w:themeFill="accent1" w:themeFillTint="33" w:val="clear"/>
-          </w:tcPr>
-          <w:p>
-            <w:pPr>
-              <w:pStyle w:val="Normal"/>
-              <w:widowControl/>
-              <w:suppressAutoHyphens w:val="true"/>
-              <w:spacing w:before="60" w:after="0"/>
-              <w:rPr>
-                <w:rFonts w:eastAsia="Times New Roman" w:cs="Times New Roman"/>
-                <w:kern w:val="0"/>
-                <w:sz w:val="20"/>
-                <w:szCs w:val="20"/>
-                <w:lang w:val="de-DE" w:eastAsia="ja-JP" w:bidi="ar-SA"/>
-              </w:rPr>
-            </w:pPr>
-            <w:r>
-              <w:rPr>
-                <w:rFonts w:eastAsia="Times New Roman" w:cs="Times New Roman"/>
-                <w:kern w:val="0"/>
-                <w:sz w:val="20"/>
-                <w:szCs w:val="20"/>
-                <w:lang w:val="de-DE" w:eastAsia="ja-JP" w:bidi="ar-SA"/>
-              </w:rPr>
-              <w:t>5h</w:t>
-            </w:r>
-          </w:p>
-        </w:tc>
-      </w:tr>
-      <w:tr>
-        <w:trPr/>
-        <w:tc>
-          <w:tcPr>
-            <w:tcW w:w="2115" w:type="dxa"/>
-            <w:tcBorders/>
-            <w:shd w:color="auto" w:fill="DEEAF6" w:themeFill="accent1" w:themeFillTint="33" w:val="clear"/>
-          </w:tcPr>
-          <w:p>
-            <w:pPr>
-              <w:pStyle w:val="Normal"/>
-              <w:widowControl/>
-              <w:suppressAutoHyphens w:val="true"/>
-              <w:spacing w:before="60" w:after="0"/>
-              <w:rPr>
-                <w:rFonts w:eastAsia="Times New Roman" w:cs="Times New Roman"/>
-                <w:kern w:val="0"/>
-                <w:sz w:val="20"/>
-                <w:szCs w:val="20"/>
-                <w:lang w:val="de-DE" w:eastAsia="ja-JP" w:bidi="ar-SA"/>
-              </w:rPr>
-            </w:pPr>
-            <w:r>
-              <w:rPr>
-                <w:rFonts w:eastAsia="Times New Roman" w:cs="Times New Roman"/>
-                <w:kern w:val="0"/>
-                <w:sz w:val="20"/>
-                <w:szCs w:val="20"/>
-                <w:lang w:val="de-DE" w:eastAsia="ja-JP" w:bidi="ar-SA"/>
-              </w:rPr>
-            </w:r>
-          </w:p>
-        </w:tc>
-        <w:tc>
-          <w:tcPr>
-            <w:tcW w:w="4967" w:type="dxa"/>
-            <w:tcBorders/>
-            <w:shd w:color="auto" w:fill="DEEAF6" w:themeFill="accent1" w:themeFillTint="33" w:val="clear"/>
-          </w:tcPr>
-          <w:p>
-            <w:pPr>
-              <w:pStyle w:val="Normal"/>
-              <w:widowControl/>
-              <w:suppressAutoHyphens w:val="true"/>
-              <w:spacing w:before="60" w:after="0"/>
-              <w:rPr>
-                <w:rFonts w:eastAsia="Times New Roman" w:cs="Times New Roman"/>
-                <w:kern w:val="0"/>
-                <w:sz w:val="20"/>
-                <w:szCs w:val="20"/>
-                <w:lang w:val="de-DE" w:eastAsia="ja-JP" w:bidi="ar-SA"/>
-              </w:rPr>
-            </w:pPr>
-            <w:r>
-              <w:rPr>
-                <w:rFonts w:eastAsia="Times New Roman" w:cs="Times New Roman"/>
-                <w:kern w:val="0"/>
-                <w:sz w:val="20"/>
-                <w:szCs w:val="20"/>
-                <w:lang w:val="de-DE" w:eastAsia="ja-JP" w:bidi="ar-SA"/>
-              </w:rPr>
-              <w:t>Anwenderdokumentation</w:t>
-            </w:r>
-          </w:p>
-        </w:tc>
-        <w:tc>
-          <w:tcPr>
-            <w:tcW w:w="1979" w:type="dxa"/>
-            <w:tcBorders/>
-            <w:shd w:color="auto" w:fill="DEEAF6" w:themeFill="accent1" w:themeFillTint="33" w:val="clear"/>
-          </w:tcPr>
-          <w:p>
-            <w:pPr>
-              <w:pStyle w:val="Normal"/>
-              <w:widowControl/>
-              <w:suppressAutoHyphens w:val="true"/>
-              <w:spacing w:before="60" w:after="0"/>
-              <w:rPr>
-                <w:rFonts w:eastAsia="Times New Roman" w:cs="Times New Roman"/>
-                <w:kern w:val="0"/>
-                <w:sz w:val="20"/>
-                <w:szCs w:val="20"/>
-                <w:lang w:val="de-DE" w:eastAsia="ja-JP" w:bidi="ar-SA"/>
-              </w:rPr>
-            </w:pPr>
-            <w:r>
-              <w:rPr>
-                <w:rFonts w:eastAsia="Times New Roman" w:cs="Times New Roman"/>
-                <w:kern w:val="0"/>
-                <w:sz w:val="20"/>
-                <w:szCs w:val="20"/>
-                <w:lang w:val="de-DE" w:eastAsia="ja-JP" w:bidi="ar-SA"/>
-              </w:rPr>
-              <w:t>2h</w:t>
-            </w:r>
-          </w:p>
-        </w:tc>
-      </w:tr>
-      <w:tr>
-        <w:trPr/>
-        <w:tc>
-          <w:tcPr>
-            <w:tcW w:w="2115" w:type="dxa"/>
-            <w:tcBorders/>
-            <w:shd w:color="auto" w:fill="DEEAF6" w:themeFill="accent1" w:themeFillTint="33" w:val="clear"/>
-          </w:tcPr>
-          <w:p>
-            <w:pPr>
-              <w:pStyle w:val="Normal"/>
-              <w:widowControl/>
-              <w:suppressAutoHyphens w:val="true"/>
-              <w:spacing w:before="60" w:after="0"/>
-              <w:rPr>
-                <w:rFonts w:eastAsia="Times New Roman" w:cs="Times New Roman"/>
-                <w:kern w:val="0"/>
-                <w:sz w:val="20"/>
-                <w:szCs w:val="20"/>
-                <w:lang w:val="de-DE" w:eastAsia="ja-JP" w:bidi="ar-SA"/>
-              </w:rPr>
-            </w:pPr>
-            <w:r>
-              <w:rPr>
-                <w:rFonts w:eastAsia="Times New Roman" w:cs="Times New Roman"/>
-                <w:kern w:val="0"/>
-                <w:sz w:val="20"/>
-                <w:szCs w:val="20"/>
-                <w:lang w:val="de-DE" w:eastAsia="ja-JP" w:bidi="ar-SA"/>
-              </w:rPr>
-            </w:r>
-          </w:p>
-        </w:tc>
-        <w:tc>
-          <w:tcPr>
-            <w:tcW w:w="4967" w:type="dxa"/>
-            <w:tcBorders/>
-            <w:shd w:color="auto" w:fill="DEEAF6" w:themeFill="accent1" w:themeFillTint="33" w:val="clear"/>
-          </w:tcPr>
-          <w:p>
-            <w:pPr>
-              <w:pStyle w:val="Normal"/>
-              <w:widowControl/>
-              <w:suppressAutoHyphens w:val="true"/>
-              <w:spacing w:before="60" w:after="0"/>
-              <w:rPr>
-                <w:rFonts w:eastAsia="Times New Roman" w:cs="Times New Roman"/>
-                <w:kern w:val="0"/>
-                <w:sz w:val="20"/>
-                <w:szCs w:val="20"/>
-                <w:lang w:val="de-DE" w:eastAsia="ja-JP" w:bidi="ar-SA"/>
-              </w:rPr>
-            </w:pPr>
-            <w:r>
-              <w:rPr>
-                <w:rFonts w:eastAsia="Times New Roman" w:cs="Times New Roman"/>
-                <w:kern w:val="0"/>
-                <w:sz w:val="20"/>
-                <w:szCs w:val="20"/>
-                <w:lang w:val="de-DE" w:eastAsia="ja-JP" w:bidi="ar-SA"/>
-              </w:rPr>
-              <w:t>Entwicklerdokumentation</w:t>
-            </w:r>
-          </w:p>
-        </w:tc>
-        <w:tc>
-          <w:tcPr>
-            <w:tcW w:w="1979" w:type="dxa"/>
-            <w:tcBorders/>
-            <w:shd w:color="auto" w:fill="DEEAF6" w:themeFill="accent1" w:themeFillTint="33" w:val="clear"/>
-          </w:tcPr>
-          <w:p>
-            <w:pPr>
-              <w:pStyle w:val="Normal"/>
-              <w:widowControl/>
-              <w:suppressAutoHyphens w:val="true"/>
-              <w:spacing w:before="60" w:after="0"/>
-              <w:rPr>
-                <w:rFonts w:eastAsia="Times New Roman" w:cs="Times New Roman"/>
-                <w:kern w:val="0"/>
-                <w:sz w:val="20"/>
-                <w:szCs w:val="20"/>
-                <w:lang w:val="de-DE" w:eastAsia="ja-JP" w:bidi="ar-SA"/>
-              </w:rPr>
-            </w:pPr>
-            <w:r>
-              <w:rPr>
-                <w:rFonts w:eastAsia="Times New Roman" w:cs="Times New Roman"/>
-                <w:kern w:val="0"/>
-                <w:sz w:val="20"/>
-                <w:szCs w:val="20"/>
-                <w:lang w:val="de-DE" w:eastAsia="ja-JP" w:bidi="ar-SA"/>
-              </w:rPr>
-              <w:t>2h</w:t>
-            </w:r>
-          </w:p>
-        </w:tc>
-      </w:tr>
-      <w:tr>
-        <w:trPr/>
-        <w:tc>
-          <w:tcPr>
-            <w:tcW w:w="2115" w:type="dxa"/>
-            <w:tcBorders/>
-            <w:shd w:color="auto" w:fill="DEEAF6" w:themeFill="accent1" w:themeFillTint="33" w:val="clear"/>
-          </w:tcPr>
-          <w:p>
-            <w:pPr>
-              <w:pStyle w:val="Normal"/>
-              <w:widowControl/>
-              <w:suppressAutoHyphens w:val="true"/>
-              <w:spacing w:before="60" w:after="0"/>
-              <w:rPr>
-                <w:rFonts w:eastAsia="Times New Roman" w:cs="Times New Roman"/>
-                <w:kern w:val="0"/>
-                <w:sz w:val="20"/>
-                <w:szCs w:val="20"/>
-                <w:lang w:val="de-DE" w:eastAsia="ja-JP" w:bidi="ar-SA"/>
-              </w:rPr>
-            </w:pPr>
-            <w:r>
-              <w:rPr>
-                <w:rFonts w:eastAsia="Times New Roman" w:cs="Times New Roman"/>
-                <w:kern w:val="0"/>
-                <w:sz w:val="20"/>
-                <w:szCs w:val="20"/>
-                <w:lang w:val="de-DE" w:eastAsia="ja-JP" w:bidi="ar-SA"/>
-              </w:rPr>
-            </w:r>
-          </w:p>
-        </w:tc>
-        <w:tc>
-          <w:tcPr>
-            <w:tcW w:w="4967" w:type="dxa"/>
-            <w:tcBorders/>
-            <w:shd w:color="auto" w:fill="DEEAF6" w:themeFill="accent1" w:themeFillTint="33" w:val="clear"/>
-          </w:tcPr>
-          <w:p>
-            <w:pPr>
-              <w:pStyle w:val="Normal"/>
-              <w:widowControl/>
-              <w:suppressAutoHyphens w:val="true"/>
-              <w:spacing w:before="60" w:after="0"/>
-              <w:rPr>
-                <w:rFonts w:eastAsia="Times New Roman" w:cs="Times New Roman"/>
-                <w:kern w:val="0"/>
-                <w:sz w:val="20"/>
-                <w:szCs w:val="20"/>
-                <w:lang w:val="de-DE" w:eastAsia="ja-JP" w:bidi="ar-SA"/>
-              </w:rPr>
-            </w:pPr>
-            <w:r>
-              <w:rPr>
-                <w:rFonts w:eastAsia="Times New Roman" w:cs="Times New Roman"/>
-                <w:kern w:val="0"/>
-                <w:sz w:val="20"/>
-                <w:szCs w:val="20"/>
-                <w:lang w:val="de-DE" w:eastAsia="ja-JP" w:bidi="ar-SA"/>
-              </w:rPr>
-              <w:t>Projektübernahme</w:t>
-            </w:r>
-          </w:p>
-        </w:tc>
-        <w:tc>
-          <w:tcPr>
-            <w:tcW w:w="1979" w:type="dxa"/>
-            <w:tcBorders/>
-            <w:shd w:color="auto" w:fill="DEEAF6" w:themeFill="accent1" w:themeFillTint="33" w:val="clear"/>
-          </w:tcPr>
-          <w:p>
-            <w:pPr>
-              <w:pStyle w:val="Normal"/>
-              <w:widowControl/>
-              <w:suppressAutoHyphens w:val="true"/>
-              <w:spacing w:before="60" w:after="0"/>
-              <w:rPr>
-                <w:rFonts w:eastAsia="Times New Roman" w:cs="Times New Roman"/>
-                <w:kern w:val="0"/>
-                <w:sz w:val="20"/>
-                <w:szCs w:val="20"/>
-                <w:lang w:val="de-DE" w:eastAsia="ja-JP" w:bidi="ar-SA"/>
-              </w:rPr>
-            </w:pPr>
-            <w:r>
-              <w:rPr>
-                <w:rFonts w:eastAsia="Times New Roman" w:cs="Times New Roman"/>
-                <w:kern w:val="0"/>
-                <w:sz w:val="20"/>
-                <w:szCs w:val="20"/>
-                <w:lang w:val="de-DE" w:eastAsia="ja-JP" w:bidi="ar-SA"/>
-              </w:rPr>
-              <w:t>8h</w:t>
-            </w:r>
-          </w:p>
-        </w:tc>
-      </w:tr>
-      <w:tr>
-        <w:trPr/>
-        <w:tc>
-          <w:tcPr>
-            <w:tcW w:w="2115" w:type="dxa"/>
-            <w:tcBorders/>
-            <w:shd w:color="auto" w:fill="DEEAF6" w:themeFill="accent1" w:themeFillTint="33" w:val="clear"/>
-          </w:tcPr>
-          <w:p>
-            <w:pPr>
-              <w:pStyle w:val="Normal"/>
-              <w:widowControl/>
-              <w:suppressAutoHyphens w:val="true"/>
-              <w:spacing w:before="60" w:after="0"/>
-              <w:rPr>
-                <w:rFonts w:eastAsia="Times New Roman" w:cs="Times New Roman"/>
-                <w:kern w:val="0"/>
-                <w:sz w:val="20"/>
-                <w:szCs w:val="20"/>
-                <w:lang w:val="de-DE" w:eastAsia="ja-JP" w:bidi="ar-SA"/>
-              </w:rPr>
-            </w:pPr>
-            <w:r>
-              <w:rPr>
-                <w:rFonts w:eastAsia="Times New Roman" w:cs="Times New Roman"/>
-                <w:kern w:val="0"/>
-                <w:sz w:val="20"/>
-                <w:szCs w:val="20"/>
-                <w:lang w:val="de-DE" w:eastAsia="ja-JP" w:bidi="ar-SA"/>
-              </w:rPr>
-            </w:r>
-          </w:p>
-        </w:tc>
-        <w:tc>
-          <w:tcPr>
-            <w:tcW w:w="4967" w:type="dxa"/>
-            <w:tcBorders/>
-            <w:shd w:color="auto" w:fill="DEEAF6" w:themeFill="accent1" w:themeFillTint="33" w:val="clear"/>
-          </w:tcPr>
-          <w:p>
-            <w:pPr>
-              <w:pStyle w:val="Normal"/>
-              <w:widowControl/>
-              <w:suppressAutoHyphens w:val="true"/>
-              <w:spacing w:before="60" w:after="0"/>
-              <w:rPr>
-                <w:rFonts w:eastAsia="Times New Roman" w:cs="Times New Roman"/>
-                <w:kern w:val="0"/>
-                <w:sz w:val="20"/>
-                <w:szCs w:val="20"/>
-                <w:lang w:val="de-DE" w:eastAsia="ja-JP" w:bidi="ar-SA"/>
-              </w:rPr>
-            </w:pPr>
-            <w:r>
-              <w:rPr>
-                <w:rFonts w:eastAsia="Times New Roman" w:cs="Times New Roman"/>
-                <w:kern w:val="0"/>
-                <w:sz w:val="20"/>
-                <w:szCs w:val="20"/>
-                <w:lang w:val="de-DE" w:eastAsia="ja-JP" w:bidi="ar-SA"/>
-              </w:rPr>
-              <w:t>Übergabe und Inbetriebnahme</w:t>
-            </w:r>
-          </w:p>
-        </w:tc>
-        <w:tc>
-          <w:tcPr>
-            <w:tcW w:w="1979" w:type="dxa"/>
-            <w:tcBorders/>
-            <w:shd w:color="auto" w:fill="DEEAF6" w:themeFill="accent1" w:themeFillTint="33" w:val="clear"/>
-          </w:tcPr>
-          <w:p>
-            <w:pPr>
-              <w:pStyle w:val="Normal"/>
-              <w:widowControl/>
-              <w:suppressAutoHyphens w:val="true"/>
-              <w:spacing w:before="60" w:after="0"/>
-              <w:rPr>
-                <w:rFonts w:eastAsia="Times New Roman" w:cs="Times New Roman"/>
-                <w:kern w:val="0"/>
-                <w:sz w:val="20"/>
-                <w:szCs w:val="20"/>
-                <w:lang w:val="de-DE" w:eastAsia="ja-JP" w:bidi="ar-SA"/>
-              </w:rPr>
-            </w:pPr>
-            <w:r>
-              <w:rPr>
-                <w:rFonts w:eastAsia="Times New Roman" w:cs="Times New Roman"/>
-                <w:kern w:val="0"/>
-                <w:sz w:val="20"/>
-                <w:szCs w:val="20"/>
-                <w:lang w:val="de-DE" w:eastAsia="ja-JP" w:bidi="ar-SA"/>
-              </w:rPr>
-              <w:t>1h</w:t>
-            </w:r>
-          </w:p>
-        </w:tc>
-      </w:tr>
-      <w:tr>
-        <w:trPr/>
-        <w:tc>
-          <w:tcPr>
-            <w:tcW w:w="2115" w:type="dxa"/>
-            <w:tcBorders/>
-            <w:shd w:color="auto" w:fill="DEEAF6" w:themeFill="accent1" w:themeFillTint="33" w:val="clear"/>
-          </w:tcPr>
-          <w:p>
-            <w:pPr>
-              <w:pStyle w:val="Normal"/>
-              <w:widowControl/>
-              <w:suppressAutoHyphens w:val="true"/>
-              <w:spacing w:before="60" w:after="0"/>
-              <w:rPr>
-                <w:rFonts w:eastAsia="Times New Roman" w:cs="Times New Roman"/>
-                <w:kern w:val="0"/>
-                <w:sz w:val="20"/>
-                <w:szCs w:val="20"/>
-                <w:lang w:val="de-DE" w:eastAsia="ja-JP" w:bidi="ar-SA"/>
-              </w:rPr>
-            </w:pPr>
-            <w:r>
-              <w:rPr>
-                <w:rFonts w:eastAsia="Times New Roman" w:cs="Times New Roman"/>
-                <w:kern w:val="0"/>
-                <w:sz w:val="20"/>
-                <w:szCs w:val="20"/>
-                <w:lang w:val="de-DE" w:eastAsia="ja-JP" w:bidi="ar-SA"/>
-              </w:rPr>
-            </w:r>
-          </w:p>
-        </w:tc>
-        <w:tc>
-          <w:tcPr>
-            <w:tcW w:w="4967" w:type="dxa"/>
-            <w:tcBorders/>
-            <w:shd w:color="auto" w:fill="DEEAF6" w:themeFill="accent1" w:themeFillTint="33" w:val="clear"/>
-          </w:tcPr>
-          <w:p>
-            <w:pPr>
-              <w:pStyle w:val="Normal"/>
-              <w:widowControl/>
-              <w:suppressAutoHyphens w:val="true"/>
-              <w:spacing w:before="60" w:after="0"/>
-              <w:rPr>
-                <w:rFonts w:eastAsia="Times New Roman" w:cs="Times New Roman"/>
-                <w:kern w:val="0"/>
-                <w:sz w:val="20"/>
-                <w:szCs w:val="20"/>
-                <w:lang w:val="de-DE" w:eastAsia="ja-JP" w:bidi="ar-SA"/>
-              </w:rPr>
-            </w:pPr>
-            <w:r>
-              <w:rPr>
-                <w:rFonts w:eastAsia="Times New Roman" w:cs="Times New Roman"/>
-                <w:kern w:val="0"/>
-                <w:sz w:val="20"/>
-                <w:szCs w:val="20"/>
-                <w:lang w:val="de-DE" w:eastAsia="ja-JP" w:bidi="ar-SA"/>
-              </w:rPr>
-            </w:r>
-          </w:p>
-        </w:tc>
-        <w:tc>
-          <w:tcPr>
-            <w:tcW w:w="1979" w:type="dxa"/>
+            <w:tcW w:w="1989" w:type="dxa"/>
             <w:tcBorders/>
             <w:shd w:color="auto" w:fill="DEEAF6" w:themeFill="accent1" w:themeFillTint="33" w:val="clear"/>
           </w:tcPr>
@@ -7399,22 +7096,27 @@
               <w:suppressAutoHyphens w:val="true"/>
               <w:spacing w:before="60" w:after="0"/>
               <w:jc w:val="end"/>
-              <w:rPr>
-                <w:b/>
-                <w:bCs/>
-              </w:rPr>
+              <w:rPr/>
             </w:pPr>
             <w:r>
               <w:rPr>
                 <w:rFonts w:eastAsia="Times New Roman" w:cs="Times New Roman"/>
-                <w:b/>
-                <w:bCs/>
                 <w:kern w:val="0"/>
                 <w:sz w:val="20"/>
                 <w:szCs w:val="20"/>
                 <w:lang w:val="de-DE" w:eastAsia="ja-JP" w:bidi="ar-SA"/>
               </w:rPr>
-              <w:t>18h</w:t>
+              <w:t>4</w:t>
+            </w:r>
+            <w:r>
+              <w:rPr>
+                <w:rFonts w:eastAsia="Times New Roman" w:cs="Times New Roman"/>
+                <w:kern w:val="0"/>
+                <w:sz w:val="20"/>
+                <w:szCs w:val="20"/>
+                <w:lang w:val="de-DE" w:eastAsia="ja-JP" w:bidi="ar-SA"/>
+              </w:rPr>
+              <w:t>h</w:t>
             </w:r>
           </w:p>
         </w:tc>
@@ -7423,7 +7125,427 @@
         <w:trPr/>
         <w:tc>
           <w:tcPr>
-            <w:tcW w:w="2115" w:type="dxa"/>
+            <w:tcW w:w="2273" w:type="dxa"/>
+            <w:tcBorders/>
+            <w:shd w:color="auto" w:fill="DEEAF6" w:themeFill="accent1" w:themeFillTint="33" w:val="clear"/>
+          </w:tcPr>
+          <w:p>
+            <w:pPr>
+              <w:pStyle w:val="Normal"/>
+              <w:widowControl/>
+              <w:suppressAutoHyphens w:val="true"/>
+              <w:spacing w:before="60" w:after="0"/>
+              <w:rPr>
+                <w:rFonts w:eastAsia="Times New Roman" w:cs="Times New Roman"/>
+                <w:kern w:val="0"/>
+                <w:sz w:val="20"/>
+                <w:szCs w:val="20"/>
+                <w:lang w:val="de-DE" w:eastAsia="ja-JP" w:bidi="ar-SA"/>
+              </w:rPr>
+            </w:pPr>
+            <w:r>
+              <w:rPr>
+                <w:rFonts w:eastAsia="Times New Roman" w:cs="Times New Roman"/>
+                <w:kern w:val="0"/>
+                <w:sz w:val="20"/>
+                <w:szCs w:val="20"/>
+                <w:lang w:val="de-DE" w:eastAsia="ja-JP" w:bidi="ar-SA"/>
+              </w:rPr>
+            </w:r>
+          </w:p>
+        </w:tc>
+        <w:tc>
+          <w:tcPr>
+            <w:tcW w:w="4808" w:type="dxa"/>
+            <w:tcBorders/>
+            <w:shd w:color="auto" w:fill="DEEAF6" w:themeFill="accent1" w:themeFillTint="33" w:val="clear"/>
+          </w:tcPr>
+          <w:p>
+            <w:pPr>
+              <w:pStyle w:val="Normal"/>
+              <w:widowControl/>
+              <w:suppressAutoHyphens w:val="true"/>
+              <w:spacing w:before="60" w:after="0"/>
+              <w:rPr>
+                <w:rFonts w:eastAsia="Times New Roman" w:cs="Times New Roman"/>
+                <w:kern w:val="0"/>
+                <w:sz w:val="20"/>
+                <w:szCs w:val="20"/>
+                <w:lang w:val="de-DE" w:eastAsia="ja-JP" w:bidi="ar-SA"/>
+              </w:rPr>
+            </w:pPr>
+            <w:r>
+              <w:rPr>
+                <w:rFonts w:eastAsia="Times New Roman" w:cs="Times New Roman"/>
+                <w:kern w:val="0"/>
+                <w:sz w:val="20"/>
+                <w:szCs w:val="20"/>
+                <w:lang w:val="de-DE" w:eastAsia="ja-JP" w:bidi="ar-SA"/>
+              </w:rPr>
+              <w:t>Anwenderdokumentation</w:t>
+            </w:r>
+          </w:p>
+        </w:tc>
+        <w:tc>
+          <w:tcPr>
+            <w:tcW w:w="1989" w:type="dxa"/>
+            <w:tcBorders/>
+            <w:shd w:color="auto" w:fill="DEEAF6" w:themeFill="accent1" w:themeFillTint="33" w:val="clear"/>
+          </w:tcPr>
+          <w:p>
+            <w:pPr>
+              <w:pStyle w:val="Normal"/>
+              <w:widowControl/>
+              <w:suppressAutoHyphens w:val="true"/>
+              <w:spacing w:before="60" w:after="0"/>
+              <w:jc w:val="end"/>
+              <w:rPr/>
+            </w:pPr>
+            <w:r>
+              <w:rPr>
+                <w:rFonts w:eastAsia="Times New Roman" w:cs="Times New Roman"/>
+                <w:kern w:val="0"/>
+                <w:sz w:val="20"/>
+                <w:szCs w:val="20"/>
+                <w:lang w:val="de-DE" w:eastAsia="ja-JP" w:bidi="ar-SA"/>
+              </w:rPr>
+              <w:t>2h</w:t>
+            </w:r>
+          </w:p>
+        </w:tc>
+      </w:tr>
+      <w:tr>
+        <w:trPr/>
+        <w:tc>
+          <w:tcPr>
+            <w:tcW w:w="2273" w:type="dxa"/>
+            <w:tcBorders/>
+            <w:shd w:color="auto" w:fill="DEEAF6" w:themeFill="accent1" w:themeFillTint="33" w:val="clear"/>
+          </w:tcPr>
+          <w:p>
+            <w:pPr>
+              <w:pStyle w:val="Normal"/>
+              <w:widowControl/>
+              <w:suppressAutoHyphens w:val="true"/>
+              <w:spacing w:before="60" w:after="0"/>
+              <w:rPr>
+                <w:rFonts w:eastAsia="Times New Roman" w:cs="Times New Roman"/>
+                <w:kern w:val="0"/>
+                <w:sz w:val="20"/>
+                <w:szCs w:val="20"/>
+                <w:lang w:val="de-DE" w:eastAsia="ja-JP" w:bidi="ar-SA"/>
+              </w:rPr>
+            </w:pPr>
+            <w:r>
+              <w:rPr>
+                <w:rFonts w:eastAsia="Times New Roman" w:cs="Times New Roman"/>
+                <w:kern w:val="0"/>
+                <w:sz w:val="20"/>
+                <w:szCs w:val="20"/>
+                <w:lang w:val="de-DE" w:eastAsia="ja-JP" w:bidi="ar-SA"/>
+              </w:rPr>
+            </w:r>
+          </w:p>
+        </w:tc>
+        <w:tc>
+          <w:tcPr>
+            <w:tcW w:w="4808" w:type="dxa"/>
+            <w:tcBorders/>
+            <w:shd w:color="auto" w:fill="DEEAF6" w:themeFill="accent1" w:themeFillTint="33" w:val="clear"/>
+          </w:tcPr>
+          <w:p>
+            <w:pPr>
+              <w:pStyle w:val="Normal"/>
+              <w:widowControl/>
+              <w:suppressAutoHyphens w:val="true"/>
+              <w:spacing w:before="60" w:after="0"/>
+              <w:rPr>
+                <w:rFonts w:eastAsia="Times New Roman" w:cs="Times New Roman"/>
+                <w:kern w:val="0"/>
+                <w:sz w:val="20"/>
+                <w:szCs w:val="20"/>
+                <w:lang w:val="de-DE" w:eastAsia="ja-JP" w:bidi="ar-SA"/>
+              </w:rPr>
+            </w:pPr>
+            <w:r>
+              <w:rPr>
+                <w:rFonts w:eastAsia="Times New Roman" w:cs="Times New Roman"/>
+                <w:kern w:val="0"/>
+                <w:sz w:val="20"/>
+                <w:szCs w:val="20"/>
+                <w:lang w:val="de-DE" w:eastAsia="ja-JP" w:bidi="ar-SA"/>
+              </w:rPr>
+              <w:t>Projekt</w:t>
+            </w:r>
+            <w:r>
+              <w:rPr>
+                <w:rFonts w:eastAsia="Times New Roman" w:cs="Times New Roman"/>
+                <w:kern w:val="0"/>
+                <w:sz w:val="20"/>
+                <w:szCs w:val="20"/>
+                <w:lang w:val="de-DE" w:eastAsia="ja-JP" w:bidi="ar-SA"/>
+              </w:rPr>
+              <w:t>dokumentation</w:t>
+            </w:r>
+          </w:p>
+        </w:tc>
+        <w:tc>
+          <w:tcPr>
+            <w:tcW w:w="1989" w:type="dxa"/>
+            <w:tcBorders/>
+            <w:shd w:color="auto" w:fill="DEEAF6" w:themeFill="accent1" w:themeFillTint="33" w:val="clear"/>
+          </w:tcPr>
+          <w:p>
+            <w:pPr>
+              <w:pStyle w:val="Normal"/>
+              <w:widowControl/>
+              <w:suppressAutoHyphens w:val="true"/>
+              <w:spacing w:before="60" w:after="0"/>
+              <w:jc w:val="end"/>
+              <w:rPr/>
+            </w:pPr>
+            <w:r>
+              <w:rPr>
+                <w:rFonts w:eastAsia="Times New Roman" w:cs="Times New Roman"/>
+                <w:kern w:val="0"/>
+                <w:sz w:val="20"/>
+                <w:szCs w:val="20"/>
+                <w:lang w:val="de-DE" w:eastAsia="ja-JP" w:bidi="ar-SA"/>
+              </w:rPr>
+              <w:t>2</w:t>
+            </w:r>
+            <w:r>
+              <w:rPr>
+                <w:rFonts w:eastAsia="Times New Roman" w:cs="Times New Roman"/>
+                <w:kern w:val="0"/>
+                <w:sz w:val="20"/>
+                <w:szCs w:val="20"/>
+                <w:lang w:val="de-DE" w:eastAsia="ja-JP" w:bidi="ar-SA"/>
+              </w:rPr>
+              <w:t>h</w:t>
+            </w:r>
+          </w:p>
+        </w:tc>
+      </w:tr>
+      <w:tr>
+        <w:trPr/>
+        <w:tc>
+          <w:tcPr>
+            <w:tcW w:w="2273" w:type="dxa"/>
+            <w:tcBorders/>
+            <w:shd w:color="auto" w:fill="DEEAF6" w:themeFill="accent1" w:themeFillTint="33" w:val="clear"/>
+          </w:tcPr>
+          <w:p>
+            <w:pPr>
+              <w:pStyle w:val="Normal"/>
+              <w:widowControl/>
+              <w:suppressAutoHyphens w:val="true"/>
+              <w:spacing w:before="60" w:after="0"/>
+              <w:rPr>
+                <w:rFonts w:eastAsia="Times New Roman" w:cs="Times New Roman"/>
+                <w:kern w:val="0"/>
+                <w:sz w:val="20"/>
+                <w:szCs w:val="20"/>
+                <w:lang w:val="de-DE" w:eastAsia="ja-JP" w:bidi="ar-SA"/>
+              </w:rPr>
+            </w:pPr>
+            <w:r>
+              <w:rPr>
+                <w:rFonts w:eastAsia="Times New Roman" w:cs="Times New Roman"/>
+                <w:kern w:val="0"/>
+                <w:sz w:val="20"/>
+                <w:szCs w:val="20"/>
+                <w:lang w:val="de-DE" w:eastAsia="ja-JP" w:bidi="ar-SA"/>
+              </w:rPr>
+            </w:r>
+          </w:p>
+        </w:tc>
+        <w:tc>
+          <w:tcPr>
+            <w:tcW w:w="4808" w:type="dxa"/>
+            <w:tcBorders/>
+            <w:shd w:color="auto" w:fill="DEEAF6" w:themeFill="accent1" w:themeFillTint="33" w:val="clear"/>
+          </w:tcPr>
+          <w:p>
+            <w:pPr>
+              <w:pStyle w:val="Normal"/>
+              <w:widowControl/>
+              <w:suppressAutoHyphens w:val="true"/>
+              <w:spacing w:before="60" w:after="0"/>
+              <w:rPr>
+                <w:rFonts w:eastAsia="Times New Roman" w:cs="Times New Roman"/>
+                <w:kern w:val="0"/>
+                <w:sz w:val="20"/>
+                <w:szCs w:val="20"/>
+                <w:lang w:val="de-DE" w:eastAsia="ja-JP" w:bidi="ar-SA"/>
+              </w:rPr>
+            </w:pPr>
+            <w:r>
+              <w:rPr>
+                <w:rFonts w:eastAsia="Times New Roman" w:cs="Times New Roman"/>
+                <w:kern w:val="0"/>
+                <w:sz w:val="20"/>
+                <w:szCs w:val="20"/>
+                <w:lang w:val="de-DE" w:eastAsia="ja-JP" w:bidi="ar-SA"/>
+              </w:rPr>
+              <w:t>Übergabe und Inbetriebnahme</w:t>
+            </w:r>
+          </w:p>
+        </w:tc>
+        <w:tc>
+          <w:tcPr>
+            <w:tcW w:w="1989" w:type="dxa"/>
+            <w:tcBorders/>
+            <w:shd w:color="auto" w:fill="DEEAF6" w:themeFill="accent1" w:themeFillTint="33" w:val="clear"/>
+          </w:tcPr>
+          <w:p>
+            <w:pPr>
+              <w:pStyle w:val="Normal"/>
+              <w:widowControl/>
+              <w:suppressAutoHyphens w:val="true"/>
+              <w:spacing w:before="60" w:after="0"/>
+              <w:jc w:val="end"/>
+              <w:rPr/>
+            </w:pPr>
+            <w:r>
+              <w:rPr>
+                <w:rFonts w:eastAsia="Times New Roman" w:cs="Times New Roman"/>
+                <w:kern w:val="0"/>
+                <w:sz w:val="20"/>
+                <w:szCs w:val="20"/>
+                <w:lang w:val="de-DE" w:eastAsia="ja-JP" w:bidi="ar-SA"/>
+              </w:rPr>
+              <w:t>1h</w:t>
+            </w:r>
+          </w:p>
+        </w:tc>
+      </w:tr>
+      <w:tr>
+        <w:trPr/>
+        <w:tc>
+          <w:tcPr>
+            <w:tcW w:w="2273" w:type="dxa"/>
+            <w:tcBorders/>
+            <w:shd w:color="auto" w:fill="DEEAF6" w:themeFill="accent1" w:themeFillTint="33" w:val="clear"/>
+          </w:tcPr>
+          <w:p>
+            <w:pPr>
+              <w:pStyle w:val="Normal"/>
+              <w:widowControl/>
+              <w:suppressAutoHyphens w:val="true"/>
+              <w:spacing w:before="60" w:after="0"/>
+              <w:rPr>
+                <w:rFonts w:eastAsia="Times New Roman" w:cs="Times New Roman"/>
+                <w:kern w:val="0"/>
+                <w:sz w:val="20"/>
+                <w:szCs w:val="20"/>
+                <w:lang w:val="de-DE" w:eastAsia="ja-JP" w:bidi="ar-SA"/>
+              </w:rPr>
+            </w:pPr>
+            <w:r>
+              <w:rPr>
+                <w:rFonts w:eastAsia="Times New Roman" w:cs="Times New Roman"/>
+                <w:kern w:val="0"/>
+                <w:sz w:val="20"/>
+                <w:szCs w:val="20"/>
+                <w:lang w:val="de-DE" w:eastAsia="ja-JP" w:bidi="ar-SA"/>
+              </w:rPr>
+            </w:r>
+          </w:p>
+        </w:tc>
+        <w:tc>
+          <w:tcPr>
+            <w:tcW w:w="4808" w:type="dxa"/>
+            <w:tcBorders/>
+            <w:shd w:color="auto" w:fill="DEEAF6" w:themeFill="accent1" w:themeFillTint="33" w:val="clear"/>
+          </w:tcPr>
+          <w:p>
+            <w:pPr>
+              <w:pStyle w:val="Normal"/>
+              <w:widowControl/>
+              <w:suppressAutoHyphens w:val="true"/>
+              <w:spacing w:before="60" w:after="0"/>
+              <w:rPr>
+                <w:rFonts w:eastAsia="Times New Roman" w:cs="Times New Roman"/>
+                <w:kern w:val="0"/>
+                <w:sz w:val="20"/>
+                <w:szCs w:val="20"/>
+                <w:lang w:val="de-DE" w:eastAsia="ja-JP" w:bidi="ar-SA"/>
+              </w:rPr>
+            </w:pPr>
+            <w:r>
+              <w:rPr>
+                <w:rFonts w:eastAsia="Times New Roman" w:cs="Times New Roman"/>
+                <w:kern w:val="0"/>
+                <w:sz w:val="20"/>
+                <w:szCs w:val="20"/>
+                <w:lang w:val="de-DE" w:eastAsia="ja-JP" w:bidi="ar-SA"/>
+              </w:rPr>
+            </w:r>
+          </w:p>
+        </w:tc>
+        <w:tc>
+          <w:tcPr>
+            <w:tcW w:w="1989" w:type="dxa"/>
+            <w:tcBorders/>
+            <w:shd w:color="auto" w:fill="DEEAF6" w:themeFill="accent1" w:themeFillTint="33" w:val="clear"/>
+          </w:tcPr>
+          <w:p>
+            <w:pPr>
+              <w:pStyle w:val="Normal"/>
+              <w:widowControl/>
+              <w:suppressAutoHyphens w:val="true"/>
+              <w:spacing w:before="60" w:after="0"/>
+              <w:jc w:val="end"/>
+              <w:rPr>
+                <w:b/>
+                <w:bCs/>
+              </w:rPr>
+            </w:pPr>
+            <w:r>
+              <w:rPr>
+                <w:rFonts w:eastAsia="Times New Roman" w:cs="Times New Roman"/>
+                <w:b/>
+                <w:bCs/>
+                <w:kern w:val="0"/>
+                <w:sz w:val="20"/>
+                <w:szCs w:val="20"/>
+                <w:lang w:val="de-DE" w:eastAsia="ja-JP" w:bidi="ar-SA"/>
+              </w:rPr>
+              <w:t>1</w:t>
+            </w:r>
+            <w:r>
+              <w:rPr>
+                <w:rFonts w:eastAsia="Times New Roman" w:cs="Times New Roman"/>
+                <w:b/>
+                <w:bCs/>
+                <w:kern w:val="0"/>
+                <w:sz w:val="20"/>
+                <w:szCs w:val="20"/>
+                <w:lang w:val="de-DE" w:eastAsia="ja-JP" w:bidi="ar-SA"/>
+              </w:rPr>
+              <w:t>1</w:t>
+            </w:r>
+            <w:r>
+              <w:rPr>
+                <w:rFonts w:eastAsia="Times New Roman" w:cs="Times New Roman"/>
+                <w:b/>
+                <w:bCs/>
+                <w:kern w:val="0"/>
+                <w:sz w:val="20"/>
+                <w:szCs w:val="20"/>
+                <w:lang w:val="de-DE" w:eastAsia="ja-JP" w:bidi="ar-SA"/>
+              </w:rPr>
+              <w:t>h</w:t>
+            </w:r>
+          </w:p>
+        </w:tc>
+      </w:tr>
+      <w:tr>
+        <w:trPr/>
+        <w:tc>
+          <w:tcPr>
+            <w:tcW w:w="2273" w:type="dxa"/>
             <w:tcBorders/>
             <w:shd w:color="auto" w:fill="AEAAAA" w:themeFill="background2" w:themeFillShade="bf" w:val="clear"/>
           </w:tcPr>
@@ -7457,7 +7579,7 @@
         </w:tc>
         <w:tc>
           <w:tcPr>
-            <w:tcW w:w="4967" w:type="dxa"/>
+            <w:tcW w:w="4808" w:type="dxa"/>
             <w:tcBorders/>
             <w:shd w:color="auto" w:fill="AEAAAA" w:themeFill="background2" w:themeFillShade="bf" w:val="clear"/>
           </w:tcPr>
@@ -7482,7 +7604,7 @@
         </w:tc>
         <w:tc>
           <w:tcPr>
-            <w:tcW w:w="1979" w:type="dxa"/>
+            <w:tcW w:w="1989" w:type="dxa"/>
             <w:tcBorders/>
             <w:shd w:color="auto" w:fill="AEAAAA" w:themeFill="background2" w:themeFillShade="bf" w:val="clear"/>
           </w:tcPr>
@@ -7536,55 +7658,235 @@
         <w:pStyle w:val="Heading2"/>
         <w:numPr>
           <w:ilvl w:val="1"/>
-          <w:numId w:val="11"/>
+          <w:numId w:val="12"/>
         </w:numPr>
         <w:rPr/>
       </w:pPr>
       <w:bookmarkStart w:id="42" w:name="_Toc218703505"/>
-      <w:bookmarkStart w:id="43" w:name="_Toc181697561"/>
-      <w:bookmarkStart w:id="44" w:name="_Toc181709009"/>
       <w:r>
         <w:rPr/>
-        <w:t>Kosten</w:t>
-      </w:r>
+        <w:t>W</w:t>
+      </w:r>
+      <w:bookmarkEnd w:id="42"/>
+      <w:r>
+        <w:rPr/>
+        <w:t>irtschaftlichkeitsanalyse</w:t>
+      </w:r>
+    </w:p>
+    <w:p>
+      <w:pPr>
+        <w:pStyle w:val="Heading3"/>
+        <w:numPr>
+          <w:ilvl w:val="2"/>
+          <w:numId w:val="12"/>
+        </w:numPr>
+        <w:rPr/>
+      </w:pPr>
+      <w:bookmarkStart w:id="43" w:name="_toc496"/>
       <w:bookmarkEnd w:id="43"/>
+      <w:r>
+        <w:rPr/>
+        <w:t>„</w:t>
+      </w:r>
+      <w:r>
+        <w:rPr/>
+        <w:t>Make-or-Buy“ Entscheidung</w:t>
+      </w:r>
+    </w:p>
+    <w:p>
+      <w:pPr>
+        <w:pStyle w:val="Normal"/>
+        <w:spacing w:before="0" w:after="0"/>
+        <w:rPr>
+          <w:color w:val="000000"/>
+        </w:rPr>
+      </w:pPr>
+      <w:r>
+        <w:rPr>
+          <w:color w:val="000000"/>
+        </w:rPr>
+        <w:t>Bei der im Betrieb verwendeten Software, dem MIBS-Virtualdesk, handelt es sich um eine eigens entwickelte Individualsoftware. Da d</w:t>
+      </w:r>
+      <w:r>
+        <w:rPr>
+          <w:color w:val="000000"/>
+        </w:rPr>
+        <w:t>ie neue App</w:t>
+      </w:r>
+      <w:r>
+        <w:rPr>
+          <w:color w:val="000000"/>
+        </w:rPr>
+        <w:t xml:space="preserve"> nahtlos in diese bestehende Plattform integriert werden muss, die alle Anforderungen erfüll</w:t>
+      </w:r>
+      <w:r>
+        <w:rPr>
+          <w:color w:val="000000"/>
+        </w:rPr>
+        <w:t>en soll</w:t>
+      </w:r>
+      <w:r>
+        <w:rPr>
+          <w:color w:val="000000"/>
+        </w:rPr>
+        <w:t>, wurde das Projekt als interne Entwicklung realisiert.</w:t>
+      </w:r>
+    </w:p>
+    <w:p>
+      <w:pPr>
+        <w:pStyle w:val="Heading3"/>
+        <w:numPr>
+          <w:ilvl w:val="2"/>
+          <w:numId w:val="12"/>
+        </w:numPr>
+        <w:rPr/>
+      </w:pPr>
+      <w:bookmarkStart w:id="44" w:name="_toc498"/>
       <w:bookmarkEnd w:id="44"/>
       <w:r>
         <w:rPr/>
-        <w:t>-/Nutzen Rechnung</w:t>
-      </w:r>
-      <w:bookmarkEnd w:id="42"/>
+        <w:t>Projektkoste</w:t>
+      </w:r>
+      <w:r>
+        <w:rPr/>
+        <w:t>n</w:t>
+      </w:r>
     </w:p>
     <w:p>
       <w:pPr>
         <w:pStyle w:val="Normal"/>
-        <w:rPr>
-          <w:color w:val="0070C0"/>
-        </w:rPr>
-      </w:pPr>
-      <w:r>
+        <w:spacing w:before="0" w:after="0"/>
+        <w:rPr>
+          <w:color w:val="FF0000"/>
+        </w:rPr>
+      </w:pPr>
+      <w:r>
+        <w:rPr>
+          <w:color w:val="FF0000"/>
+        </w:rPr>
+        <w:t xml:space="preserve">─── </w:t>
+      </w:r>
+      <w:r>
+        <w:rPr>
+          <w:color w:val="FF0000"/>
+        </w:rPr>
+        <w:t>TODO: Stundensätzen erfragen ───</w:t>
+      </w:r>
+    </w:p>
+    <w:p>
+      <w:pPr>
+        <w:pStyle w:val="Heading3"/>
+        <w:numPr>
+          <w:ilvl w:val="2"/>
+          <w:numId w:val="12"/>
+        </w:numPr>
         <w:rPr/>
-        <w:t xml:space="preserve">Welcher wirtschaftliche Nutzen wird durch euer Projekt erreicht. Bei einem internen Projekt könnt ihr </w:t>
-      </w:r>
-      <w:r>
-        <w:rPr>
-          <w:color w:val="0070C0"/>
-        </w:rPr>
-        <w:t>euch von der Buchhaltung einen internen Stundensatz nennen lassen und ihn gegen die tatsächlich eingesparte Zeit und weitere Vorteile rechnen.</w:t>
+      </w:pPr>
+      <w:r>
+        <w:rPr/>
+        <w:t>Amortis</w:t>
+      </w:r>
+      <w:r>
+        <w:rPr/>
+        <w:t>a</w:t>
+      </w:r>
+      <w:r>
+        <w:rPr/>
+        <w:t>tionsrechnung</w:t>
       </w:r>
     </w:p>
     <w:p>
       <w:pPr>
         <w:pStyle w:val="Normal"/>
-        <w:rPr>
-          <w:color w:val="0070C0"/>
-        </w:rPr>
-      </w:pPr>
-      <w:r>
-        <w:rPr>
-          <w:color w:val="0070C0"/>
-        </w:rPr>
-        <w:t>Bei einem Kundenprojekt, ist der wirtschaftliche Nutzen für die MIBS durch den externen Stundensatz gegeben (konkrete Zahlen sollten hier nicht ohne Abstimmung mit dem Projektbetreuer genannt werden). Zusätzlich sollte hier der Nutzen für den Kunden zumindest beschrieben und abgeschätzt werden, auch wenn wir dazu oft keine konkreten Zahlen haben.</w:t>
+        <w:spacing w:before="0" w:after="0"/>
+        <w:rPr>
+          <w:color w:val="FF0000"/>
+        </w:rPr>
+      </w:pPr>
+      <w:r>
+        <w:rPr>
+          <w:color w:val="FF0000"/>
+        </w:rPr>
+        <w:t xml:space="preserve">─── </w:t>
+      </w:r>
+      <w:r>
+        <w:rPr>
+          <w:color w:val="FF0000"/>
+        </w:rPr>
+        <w:t>TODO: Häufigkeit der Anträge + Durchschnittliche Bearbeitungsdauer  ───</w:t>
+      </w:r>
+    </w:p>
+    <w:p>
+      <w:pPr>
+        <w:pStyle w:val="Heading3"/>
+        <w:numPr>
+          <w:ilvl w:val="2"/>
+          <w:numId w:val="12"/>
+        </w:numPr>
+        <w:rPr/>
+      </w:pPr>
+      <w:r>
+        <w:rPr/>
+        <w:t>Nicht monetäre Vorteile</w:t>
+      </w:r>
+    </w:p>
+    <w:p>
+      <w:pPr>
+        <w:pStyle w:val="BodyText"/>
+        <w:spacing w:lineRule="auto" w:line="264" w:before="114" w:after="114"/>
+        <w:jc w:val="both"/>
+        <w:rPr>
+          <w:rFonts w:ascii="Alexandria Light" w:hAnsi="Alexandria Light"/>
+          <w:sz w:val="20"/>
+          <w:lang w:eastAsia="ja-JP"/>
+        </w:rPr>
+      </w:pPr>
+      <w:r>
+        <w:rPr>
+          <w:rFonts w:ascii="Alexandria Light" w:hAnsi="Alexandria Light"/>
+          <w:sz w:val="20"/>
+          <w:lang w:eastAsia="ja-JP"/>
+        </w:rPr>
+        <w:t>Neben den wirtschaftlichen Einsparungen bietet die Einführung des Antragsmanagement-Moduls weitere Vorteile, die sich nicht direkt in monetären Werten ausdrücken lassen.</w:t>
+      </w:r>
+    </w:p>
+    <w:p>
+      <w:pPr>
+        <w:pStyle w:val="BodyText"/>
+        <w:spacing w:lineRule="auto" w:line="264" w:before="114" w:after="114"/>
+        <w:jc w:val="both"/>
+        <w:rPr>
+          <w:rFonts w:ascii="Alexandria Light" w:hAnsi="Alexandria Light"/>
+          <w:sz w:val="20"/>
+          <w:lang w:eastAsia="ja-JP"/>
+        </w:rPr>
+      </w:pPr>
+      <w:r>
+        <w:rPr>
+          <w:rFonts w:ascii="Alexandria Light" w:hAnsi="Alexandria Light"/>
+          <w:sz w:val="20"/>
+          <w:lang w:eastAsia="ja-JP"/>
+        </w:rPr>
+        <w:t>Die in Kapitel 2.1 erläuterten Schwachstellen, wie intransparente Genehmigungsprozesse, fehlende Dokumentation und dezentrale Kommunikationswege, werden durch die zentrale Verwaltung aller Anträge im MIBS-Virtualdesk vollständig adressiert. Mitarbeiter können den Status ihrer Anträge jederzeit einsehen, während das Management eine vollständige Übersicht erhält. Die parallele Nutzung von E-Mail, Microsoft Teams und mündlichen Anfragen wird auf einen einheitlichen Kommunikationsweg konsolidiert, wodurch Informationsverluste, Verwaltungsaufwand und Fehleranfälligkeit deutlich reduziert werden.</w:t>
+      </w:r>
+    </w:p>
+    <w:p>
+      <w:pPr>
+        <w:pStyle w:val="BodyText"/>
+        <w:spacing w:lineRule="auto" w:line="264" w:before="114" w:after="114"/>
+        <w:jc w:val="both"/>
+        <w:rPr>
+          <w:rFonts w:ascii="Alexandria Light" w:hAnsi="Alexandria Light"/>
+          <w:sz w:val="20"/>
+          <w:lang w:eastAsia="ja-JP"/>
+        </w:rPr>
+      </w:pPr>
+      <w:r>
+        <w:rPr>
+          <w:rFonts w:ascii="Alexandria Light" w:hAnsi="Alexandria Light"/>
+          <w:sz w:val="20"/>
+          <w:lang w:eastAsia="ja-JP"/>
+        </w:rPr>
       </w:r>
     </w:p>
     <w:p>
@@ -7592,7 +7894,7 @@
         <w:pStyle w:val="Heading1"/>
         <w:numPr>
           <w:ilvl w:val="0"/>
-          <w:numId w:val="11"/>
+          <w:numId w:val="12"/>
         </w:numPr>
         <w:rPr/>
       </w:pPr>
@@ -7601,7 +7903,15 @@
       <w:bookmarkStart w:id="47" w:name="_Toc181709013"/>
       <w:r>
         <w:rPr/>
-        <w:t>Projektablauf</w:t>
+        <w:t>Projektabla</w:t>
+      </w:r>
+      <w:r>
+        <w:rPr/>
+        <w:t>u</w:t>
+      </w:r>
+      <w:r>
+        <w:rPr/>
+        <w:t>f</w:t>
       </w:r>
       <w:bookmarkEnd w:id="45"/>
       <w:bookmarkEnd w:id="46"/>
@@ -7624,37 +7934,106 @@
         <w:pStyle w:val="Heading2"/>
         <w:numPr>
           <w:ilvl w:val="1"/>
-          <w:numId w:val="11"/>
+          <w:numId w:val="12"/>
         </w:numPr>
+        <w:bidi w:val="0"/>
         <w:rPr/>
       </w:pPr>
-      <w:bookmarkStart w:id="48" w:name="_Toc218703507"/>
-      <w:bookmarkStart w:id="49" w:name="_Toc181697567"/>
-      <w:bookmarkStart w:id="50" w:name="_Toc181709015"/>
+      <w:bookmarkStart w:id="48" w:name="_Toc181697567"/>
+      <w:bookmarkStart w:id="49" w:name="_Toc181709015"/>
+      <w:bookmarkStart w:id="50" w:name="_Toc218703507"/>
       <w:r>
         <w:rPr/>
         <w:t>Projekt Kick-off-Meeting</w:t>
       </w:r>
+      <w:bookmarkEnd w:id="48"/>
       <w:bookmarkEnd w:id="49"/>
-      <w:bookmarkEnd w:id="50"/>
       <w:r>
         <w:rPr/>
         <w:t xml:space="preserve"> / Aufgabenübergabe</w:t>
       </w:r>
-      <w:bookmarkEnd w:id="48"/>
-    </w:p>
-    <w:p>
-      <w:pPr>
-        <w:pStyle w:val="Normal"/>
-        <w:rPr>
-          <w:color w:val="0070C0"/>
-        </w:rPr>
-      </w:pPr>
-      <w:r>
-        <w:rPr>
-          <w:color w:val="0070C0"/>
-        </w:rPr>
-        <w:t>Wie ging es los? Wie ist die Aufgabenstellung zu euch gekommen? Gibt es bereits ein Lastenheft, eine Anforderungsbeschreibung?</w:t>
+      <w:bookmarkEnd w:id="50"/>
+    </w:p>
+    <w:p>
+      <w:pPr>
+        <w:pStyle w:val="BodyText"/>
+        <w:bidi w:val="0"/>
+        <w:spacing w:before="0" w:after="0"/>
+        <w:jc w:val="both"/>
+        <w:rPr>
+          <w:rFonts w:ascii="Alexandria Light" w:hAnsi="Alexandria Light"/>
+          <w:color w:val="000000"/>
+          <w:sz w:val="20"/>
+          <w:lang w:eastAsia="ja-JP"/>
+        </w:rPr>
+      </w:pPr>
+      <w:r>
+        <w:rPr>
+          <w:rFonts w:ascii="Alexandria Light" w:hAnsi="Alexandria Light"/>
+          <w:color w:val="000000"/>
+          <w:sz w:val="20"/>
+          <w:lang w:eastAsia="ja-JP"/>
+        </w:rPr>
+        <w:t xml:space="preserve">Das Projekt begann mit einem Kick-off-Meeting mit dem </w:t>
+      </w:r>
+      <w:r>
+        <w:rPr>
+          <w:rFonts w:ascii="Alexandria Light" w:hAnsi="Alexandria Light"/>
+          <w:color w:val="000000"/>
+          <w:sz w:val="20"/>
+          <w:lang w:eastAsia="ja-JP"/>
+        </w:rPr>
+        <w:t>Fachbereich</w:t>
+      </w:r>
+      <w:r>
+        <w:rPr>
+          <w:rFonts w:ascii="Alexandria Light" w:hAnsi="Alexandria Light"/>
+          <w:color w:val="000000"/>
+          <w:sz w:val="20"/>
+          <w:lang w:eastAsia="ja-JP"/>
+        </w:rPr>
+        <w:t>, in dem die Aufgabenstellung und die Zielsetzung des Projektes besprochen wurden. Im Rahmen dieses Meetings wurde eine detaillierte Anforderungsliste übergeben, die der Fachbereich im Vorfeld erarbeitet hatte und die als verbindliche Grundlage für die Entwicklung diente. Auf Basis dieser Anforderungsliste wurde anschließend das Pflichtenheft abgeleitet, welches die funktionalen und technischen Anforderungen an die Anwendung definiert.</w:t>
+      </w:r>
+    </w:p>
+    <w:p>
+      <w:pPr>
+        <w:pStyle w:val="BodyText"/>
+        <w:spacing w:before="114" w:after="114"/>
+        <w:jc w:val="both"/>
+        <w:rPr>
+          <w:rFonts w:ascii="Alexandria Light" w:hAnsi="Alexandria Light"/>
+          <w:color w:val="000000"/>
+          <w:sz w:val="20"/>
+          <w:lang w:eastAsia="ja-JP"/>
+        </w:rPr>
+      </w:pPr>
+      <w:r>
+        <w:rPr>
+          <w:rFonts w:ascii="Alexandria Light" w:hAnsi="Alexandria Light"/>
+          <w:color w:val="000000"/>
+          <w:sz w:val="20"/>
+          <w:lang w:eastAsia="ja-JP"/>
+        </w:rPr>
+        <w:t>Während der Projektlaufzeit fanden regelmäßige Abstimmungsgespräche mit dem Auftraggeber statt, in denen der Projektfortschritt besprochen und Rückfragen geklärt wurden. Im Verlauf dieser Gespräche kristallisierten sich vereinzelte Unstimmigkeiten zwischen den ursprünglichen Anforderungen und der praktischen Umsetzung heraus, die gemeinsam mit dem Auftraggeber besprochen und bereinigt wurden. Dies stellte sicher, dass die finale Anwendung den tatsächlichen Anforderungen des Fachbereichs entspricht.</w:t>
+      </w:r>
+    </w:p>
+    <w:p>
+      <w:pPr>
+        <w:pStyle w:val="BodyText"/>
+        <w:spacing w:lineRule="auto" w:line="264" w:before="60" w:after="283"/>
+        <w:jc w:val="both"/>
+        <w:rPr>
+          <w:color w:val="000000"/>
+        </w:rPr>
+      </w:pPr>
+      <w:r>
+        <w:rPr>
+          <w:rFonts w:ascii="Alexandria Light" w:hAnsi="Alexandria Light"/>
+          <w:color w:val="000000"/>
+          <w:sz w:val="20"/>
+          <w:lang w:eastAsia="ja-JP"/>
+        </w:rPr>
+        <w:t>Die vollständige Anforderungsliste ist dem Anhang beigefügt.</w:t>
       </w:r>
     </w:p>
     <w:p>
@@ -7662,7 +8041,7 @@
         <w:pStyle w:val="Heading2"/>
         <w:numPr>
           <w:ilvl w:val="1"/>
-          <w:numId w:val="11"/>
+          <w:numId w:val="12"/>
         </w:numPr>
         <w:rPr>
           <w:lang w:eastAsia="de-DE"/>
@@ -7700,7 +8079,7 @@
         <w:pStyle w:val="ListParagraph"/>
         <w:numPr>
           <w:ilvl w:val="0"/>
-          <w:numId w:val="10"/>
+          <w:numId w:val="7"/>
         </w:numPr>
         <w:jc w:val="start"/>
         <w:rPr>
@@ -7721,7 +8100,7 @@
         <w:pStyle w:val="ListParagraph"/>
         <w:numPr>
           <w:ilvl w:val="0"/>
-          <w:numId w:val="10"/>
+          <w:numId w:val="7"/>
         </w:numPr>
         <w:rPr>
           <w:color w:val="0070C0"/>
@@ -7741,7 +8120,7 @@
         <w:pStyle w:val="ListParagraph"/>
         <w:numPr>
           <w:ilvl w:val="0"/>
-          <w:numId w:val="10"/>
+          <w:numId w:val="7"/>
         </w:numPr>
         <w:rPr>
           <w:color w:val="0070C0"/>
@@ -7761,7 +8140,7 @@
         <w:pStyle w:val="ListParagraph"/>
         <w:numPr>
           <w:ilvl w:val="0"/>
-          <w:numId w:val="10"/>
+          <w:numId w:val="7"/>
         </w:numPr>
         <w:rPr>
           <w:color w:val="0070C0"/>
@@ -7781,7 +8160,7 @@
         <w:pStyle w:val="ListParagraph"/>
         <w:numPr>
           <w:ilvl w:val="0"/>
-          <w:numId w:val="10"/>
+          <w:numId w:val="7"/>
         </w:numPr>
         <w:rPr>
           <w:color w:val="0070C0"/>
@@ -7801,7 +8180,7 @@
         <w:pStyle w:val="ListParagraph"/>
         <w:numPr>
           <w:ilvl w:val="0"/>
-          <w:numId w:val="10"/>
+          <w:numId w:val="7"/>
         </w:numPr>
         <w:rPr>
           <w:color w:val="0070C0"/>
@@ -7821,7 +8200,7 @@
         <w:pStyle w:val="ListParagraph"/>
         <w:numPr>
           <w:ilvl w:val="0"/>
-          <w:numId w:val="10"/>
+          <w:numId w:val="7"/>
         </w:numPr>
         <w:rPr>
           <w:color w:val="0070C0"/>
@@ -7841,7 +8220,7 @@
         <w:pStyle w:val="ListParagraph"/>
         <w:numPr>
           <w:ilvl w:val="0"/>
-          <w:numId w:val="10"/>
+          <w:numId w:val="7"/>
         </w:numPr>
         <w:rPr>
           <w:color w:val="0070C0"/>
@@ -7893,7 +8272,7 @@
         <w:pStyle w:val="Heading2"/>
         <w:numPr>
           <w:ilvl w:val="1"/>
-          <w:numId w:val="11"/>
+          <w:numId w:val="12"/>
         </w:numPr>
         <w:rPr>
           <w:lang w:eastAsia="de-DE"/>
@@ -7913,12 +8292,12 @@
         <w:pStyle w:val="Heading3"/>
         <w:numPr>
           <w:ilvl w:val="2"/>
-          <w:numId w:val="11"/>
+          <w:numId w:val="12"/>
         </w:numPr>
         <w:rPr/>
       </w:pPr>
       <w:bookmarkStart w:id="54" w:name="_Toc218703510"/>
-      <w:commentRangeStart w:id="1"/>
+      <w:commentRangeStart w:id="0"/>
       <w:r>
         <w:rPr/>
         <w:t>Technisches Konzept</w:t>
@@ -7974,7 +8353,7 @@
         <w:pStyle w:val="Heading3"/>
         <w:numPr>
           <w:ilvl w:val="2"/>
-          <w:numId w:val="11"/>
+          <w:numId w:val="12"/>
         </w:numPr>
         <w:rPr/>
       </w:pPr>
@@ -8012,377 +8391,6 @@
         </w:rPr>
         <w:t>Warum hast du dich für diese Tests entschieden?</w:t>
       </w:r>
-    </w:p>
-    <w:p>
-      <w:pPr>
-        <w:pStyle w:val="ListParagraph"/>
-        <w:numPr>
-          <w:ilvl w:val="0"/>
-          <w:numId w:val="9"/>
-        </w:numPr>
-        <w:rPr>
-          <w:color w:val="0070C0"/>
-        </w:rPr>
-      </w:pPr>
-      <w:r>
-        <w:rPr>
-          <w:color w:val="0070C0"/>
-        </w:rPr>
-        <w:t>Unit-Tests (gab es eine Zielabdeckung? Mocking von Daten?)</w:t>
-      </w:r>
-    </w:p>
-    <w:p>
-      <w:pPr>
-        <w:pStyle w:val="ListParagraph"/>
-        <w:numPr>
-          <w:ilvl w:val="0"/>
-          <w:numId w:val="9"/>
-        </w:numPr>
-        <w:rPr>
-          <w:color w:val="0070C0"/>
-        </w:rPr>
-      </w:pPr>
-      <w:r>
-        <w:rPr>
-          <w:color w:val="0070C0"/>
-        </w:rPr>
-        <w:t>White Box Test mit Testmatrix (Woher kommen die Testfälle? Abgeleitet aus Anforderung, Vorgegeben? Sind ausreichend Testdaten vorhanden?)</w:t>
-      </w:r>
-    </w:p>
-    <w:p>
-      <w:pPr>
-        <w:pStyle w:val="ListParagraph"/>
-        <w:numPr>
-          <w:ilvl w:val="0"/>
-          <w:numId w:val="9"/>
-        </w:numPr>
-        <w:rPr>
-          <w:color w:val="0070C0"/>
-        </w:rPr>
-      </w:pPr>
-      <w:r>
-        <w:rPr>
-          <w:color w:val="0070C0"/>
-        </w:rPr>
-        <w:t>Code Review / Entwicklungsrichtlinien / Clean Code / Code Inspector</w:t>
-      </w:r>
-    </w:p>
-    <w:p>
-      <w:pPr>
-        <w:pStyle w:val="ListParagraph"/>
-        <w:rPr>
-          <w:color w:val="0070C0"/>
-        </w:rPr>
-      </w:pPr>
-      <w:r>
-        <w:rPr>
-          <w:color w:val="0070C0"/>
-        </w:rPr>
-        <w:t>(Nach welchen Standards soll vorgegangen werden, welche Prüfungen werden automatisch durchgeführt? Wird es Wartezeiten geben, damit das Code Review durchgeführt werden kann? Von wem?)</w:t>
-      </w:r>
-    </w:p>
-    <w:p>
-      <w:pPr>
-        <w:pStyle w:val="ListParagraph"/>
-        <w:numPr>
-          <w:ilvl w:val="0"/>
-          <w:numId w:val="9"/>
-        </w:numPr>
-        <w:rPr>
-          <w:color w:val="0070C0"/>
-        </w:rPr>
-      </w:pPr>
-      <w:r>
-        <w:rPr>
-          <w:color w:val="0070C0"/>
-        </w:rPr>
-        <w:t>Abnahmetest (Wer nimmt wann die Umsetzung ab?)</w:t>
-      </w:r>
-      <w:commentRangeEnd w:id="1"/>
-      <w:r>
-        <w:commentReference w:id="1"/>
-      </w:r>
-      <w:r>
-        <w:rPr>
-          <w:color w:val="0070C0"/>
-        </w:rPr>
-      </w:r>
-    </w:p>
-    <w:p>
-      <w:pPr>
-        <w:pStyle w:val="Heading2"/>
-        <w:numPr>
-          <w:ilvl w:val="1"/>
-          <w:numId w:val="11"/>
-        </w:numPr>
-        <w:rPr>
-          <w:lang w:eastAsia="de-DE"/>
-        </w:rPr>
-      </w:pPr>
-      <w:bookmarkStart w:id="56" w:name="_Toc218703512"/>
-      <w:bookmarkStart w:id="57" w:name="_Umsetzung"/>
-      <w:bookmarkStart w:id="58" w:name="_Toc181697569"/>
-      <w:bookmarkStart w:id="59" w:name="_Toc181709019"/>
-      <w:bookmarkEnd w:id="57"/>
-      <w:r>
-        <w:rPr>
-          <w:lang w:eastAsia="de-DE"/>
-        </w:rPr>
-        <w:t>Umsetzung</w:t>
-      </w:r>
-      <w:bookmarkEnd w:id="56"/>
-      <w:bookmarkEnd w:id="58"/>
-      <w:bookmarkEnd w:id="59"/>
-    </w:p>
-    <w:p>
-      <w:pPr>
-        <w:pStyle w:val="Normal"/>
-        <w:rPr>
-          <w:color w:val="0070C0"/>
-          <w:lang w:eastAsia="de-DE"/>
-        </w:rPr>
-      </w:pPr>
-      <w:commentRangeStart w:id="2"/>
-      <w:r>
-        <w:rPr>
-          <w:color w:val="0070C0"/>
-          <w:lang w:eastAsia="de-DE"/>
-        </w:rPr>
-        <w:t>Wie war der Verlauf bei der Umsetzung? Gab es Problem oder Herausforderungen? Verweis auf die Quellcodedokumentation.</w:t>
-      </w:r>
-      <w:commentRangeEnd w:id="2"/>
-      <w:r>
-        <w:commentReference w:id="2"/>
-      </w:r>
-      <w:r>
-        <w:rPr>
-          <w:color w:val="0070C0"/>
-          <w:lang w:eastAsia="de-DE"/>
-        </w:rPr>
-      </w:r>
-    </w:p>
-    <w:p>
-      <w:pPr>
-        <w:pStyle w:val="Heading2"/>
-        <w:numPr>
-          <w:ilvl w:val="1"/>
-          <w:numId w:val="11"/>
-        </w:numPr>
-        <w:rPr>
-          <w:lang w:eastAsia="en-US"/>
-        </w:rPr>
-      </w:pPr>
-      <w:bookmarkStart w:id="60" w:name="_Toc218703513"/>
-      <w:bookmarkStart w:id="61" w:name="_Toc181709020"/>
-      <w:bookmarkStart w:id="62" w:name="_Toc181697570"/>
-      <w:r>
-        <w:rPr/>
-        <w:t>Abschluss</w:t>
-      </w:r>
-      <w:bookmarkEnd w:id="60"/>
-      <w:bookmarkEnd w:id="61"/>
-      <w:bookmarkEnd w:id="62"/>
-    </w:p>
-    <w:p>
-      <w:pPr>
-        <w:pStyle w:val="Heading3"/>
-        <w:numPr>
-          <w:ilvl w:val="2"/>
-          <w:numId w:val="11"/>
-        </w:numPr>
-        <w:rPr/>
-      </w:pPr>
-      <w:bookmarkStart w:id="63" w:name="_Toc218703514"/>
-      <w:commentRangeStart w:id="3"/>
-      <w:r>
-        <w:rPr/>
-        <w:t>Test</w:t>
-      </w:r>
-      <w:bookmarkEnd w:id="63"/>
-    </w:p>
-    <w:p>
-      <w:pPr>
-        <w:pStyle w:val="Normal"/>
-        <w:rPr>
-          <w:color w:val="0070C0"/>
-        </w:rPr>
-      </w:pPr>
-      <w:r>
-        <w:rPr>
-          <w:color w:val="0070C0"/>
-        </w:rPr>
-        <w:t>Wie ist der Test verlaufen? Wurden Fehler gefunden? Wie wurden diese bewertet und behoben?</w:t>
-      </w:r>
-    </w:p>
-    <w:p>
-      <w:pPr>
-        <w:pStyle w:val="Heading3"/>
-        <w:numPr>
-          <w:ilvl w:val="2"/>
-          <w:numId w:val="11"/>
-        </w:numPr>
-        <w:rPr/>
-      </w:pPr>
-      <w:bookmarkStart w:id="64" w:name="_Toc182313734"/>
-      <w:bookmarkStart w:id="65" w:name="_Toc182399913"/>
-      <w:bookmarkStart w:id="66" w:name="_Toc218703515"/>
-      <w:bookmarkStart w:id="67" w:name="_Toc181709022"/>
-      <w:bookmarkStart w:id="68" w:name="_Toc181697572"/>
-      <w:bookmarkEnd w:id="64"/>
-      <w:bookmarkEnd w:id="65"/>
-      <w:r>
-        <w:rPr/>
-        <w:t>Dokumentation</w:t>
-      </w:r>
-      <w:bookmarkEnd w:id="66"/>
-      <w:bookmarkEnd w:id="67"/>
-      <w:bookmarkEnd w:id="68"/>
-    </w:p>
-    <w:p>
-      <w:pPr>
-        <w:pStyle w:val="Normal"/>
-        <w:rPr>
-          <w:color w:val="0070C0"/>
-        </w:rPr>
-      </w:pPr>
-      <w:r>
-        <w:rPr>
-          <w:color w:val="0070C0"/>
-        </w:rPr>
-        <w:t>Neben der IHK Dokumentation weitere Dokumente? Anwenderdokumentation, technische Dokumentation? Testdokumentation?</w:t>
-      </w:r>
-    </w:p>
-    <w:p>
-      <w:pPr>
-        <w:pStyle w:val="Heading3"/>
-        <w:numPr>
-          <w:ilvl w:val="2"/>
-          <w:numId w:val="11"/>
-        </w:numPr>
-        <w:rPr/>
-      </w:pPr>
-      <w:bookmarkStart w:id="69" w:name="_Toc181709023"/>
-      <w:bookmarkStart w:id="70" w:name="_Toc218703516"/>
-      <w:r>
-        <w:rPr/>
-        <w:t>Übergabe</w:t>
-      </w:r>
-      <w:bookmarkEnd w:id="69"/>
-      <w:bookmarkEnd w:id="70"/>
-    </w:p>
-    <w:p>
-      <w:pPr>
-        <w:pStyle w:val="Normal"/>
-        <w:rPr>
-          <w:color w:val="0070C0"/>
-        </w:rPr>
-      </w:pPr>
-      <w:r>
-        <w:rPr>
-          <w:color w:val="0070C0"/>
-        </w:rPr>
-        <w:t>Wie wurde das Projekt zum Abschluss gebracht? Transport in Testumgebung, Transport in Produktivumgebung (GoLive) nach Test durch Kunden? Gibt es ein Abnahmeprotokoll? Oder einen anderen Beleg über den erfolgreichen Abschluss? Diesen in den Anhang und verlinken.</w:t>
-      </w:r>
-    </w:p>
-    <w:p>
-      <w:pPr>
-        <w:pStyle w:val="Heading3"/>
-        <w:numPr>
-          <w:ilvl w:val="2"/>
-          <w:numId w:val="11"/>
-        </w:numPr>
-        <w:rPr/>
-      </w:pPr>
-      <w:bookmarkStart w:id="71" w:name="_Toc218703517"/>
-      <w:bookmarkStart w:id="72" w:name="_Toc181709024"/>
-      <w:r>
-        <w:rPr/>
-        <w:t>Gegenüberstellung SOLL-/IST-Zeit</w:t>
-      </w:r>
-      <w:bookmarkEnd w:id="71"/>
-      <w:bookmarkEnd w:id="72"/>
-    </w:p>
-    <w:p>
-      <w:pPr>
-        <w:pStyle w:val="Normal"/>
-        <w:rPr>
-          <w:color w:val="0070C0"/>
-        </w:rPr>
-      </w:pPr>
-      <w:r>
-        <w:rPr>
-          <w:color w:val="0070C0"/>
-        </w:rPr>
-        <w:t>Tabellarische Gegenüberstellung der Planzeiten mit den Ist-Zeiten. Gab es Abweichungen? Wenn ja, erläutern</w:t>
-      </w:r>
-    </w:p>
-    <w:p>
-      <w:pPr>
-        <w:pStyle w:val="Heading3"/>
-        <w:numPr>
-          <w:ilvl w:val="2"/>
-          <w:numId w:val="11"/>
-        </w:numPr>
-        <w:rPr/>
-      </w:pPr>
-      <w:bookmarkStart w:id="73" w:name="_Toc218703518"/>
-      <w:r>
-        <w:rPr/>
-        <w:t>Fazit und Ausblick</w:t>
-      </w:r>
-      <w:bookmarkEnd w:id="73"/>
-    </w:p>
-    <w:p>
-      <w:pPr>
-        <w:pStyle w:val="Normal"/>
-        <w:rPr>
-          <w:color w:val="0070C0"/>
-        </w:rPr>
-      </w:pPr>
-      <w:r>
-        <w:rPr>
-          <w:color w:val="0070C0"/>
-        </w:rPr>
-        <w:t>Gibt es besondere Learnings bereits Erweiterungswünsche weitere Kundenaufgaben.</w:t>
-      </w:r>
-      <w:commentRangeEnd w:id="3"/>
-      <w:r>
-        <w:commentReference w:id="3"/>
-      </w:r>
-      <w:r>
-        <w:rPr>
-          <w:color w:val="0070C0"/>
-        </w:rPr>
-      </w:r>
-    </w:p>
-    <w:p>
-      <w:pPr>
-        <w:pStyle w:val="Normal"/>
-        <w:rPr/>
-      </w:pPr>
-      <w:r>
-        <w:rPr/>
-      </w:r>
-    </w:p>
-    <w:p>
-      <w:pPr>
-        <w:pStyle w:val="Heading1"/>
-        <w:numPr>
-          <w:ilvl w:val="0"/>
-          <w:numId w:val="11"/>
-        </w:numPr>
-        <w:rPr/>
-      </w:pPr>
-      <w:bookmarkStart w:id="74" w:name="_Toc181709025"/>
-      <w:bookmarkStart w:id="75" w:name="_Toc218703519"/>
-      <w:bookmarkStart w:id="76" w:name="_Toc181697574"/>
-      <w:r>
-        <w:rPr/>
-        <w:t>Quellen</w:t>
-      </w:r>
-      <w:bookmarkEnd w:id="74"/>
-      <w:bookmarkEnd w:id="75"/>
-      <w:bookmarkEnd w:id="76"/>
     </w:p>
     <w:p>
       <w:pPr>
@@ -8390,6 +8398,377 @@
         <w:numPr>
           <w:ilvl w:val="0"/>
           <w:numId w:val="6"/>
+        </w:numPr>
+        <w:rPr>
+          <w:color w:val="0070C0"/>
+        </w:rPr>
+      </w:pPr>
+      <w:r>
+        <w:rPr>
+          <w:color w:val="0070C0"/>
+        </w:rPr>
+        <w:t>Unit-Tests (gab es eine Zielabdeckung? Mocking von Daten?)</w:t>
+      </w:r>
+    </w:p>
+    <w:p>
+      <w:pPr>
+        <w:pStyle w:val="ListParagraph"/>
+        <w:numPr>
+          <w:ilvl w:val="0"/>
+          <w:numId w:val="6"/>
+        </w:numPr>
+        <w:rPr>
+          <w:color w:val="0070C0"/>
+        </w:rPr>
+      </w:pPr>
+      <w:r>
+        <w:rPr>
+          <w:color w:val="0070C0"/>
+        </w:rPr>
+        <w:t>White Box Test mit Testmatrix (Woher kommen die Testfälle? Abgeleitet aus Anforderung, Vorgegeben? Sind ausreichend Testdaten vorhanden?)</w:t>
+      </w:r>
+    </w:p>
+    <w:p>
+      <w:pPr>
+        <w:pStyle w:val="ListParagraph"/>
+        <w:numPr>
+          <w:ilvl w:val="0"/>
+          <w:numId w:val="6"/>
+        </w:numPr>
+        <w:rPr>
+          <w:color w:val="0070C0"/>
+        </w:rPr>
+      </w:pPr>
+      <w:r>
+        <w:rPr>
+          <w:color w:val="0070C0"/>
+        </w:rPr>
+        <w:t>Code Review / Entwicklungsrichtlinien / Clean Code / Code Inspector</w:t>
+      </w:r>
+    </w:p>
+    <w:p>
+      <w:pPr>
+        <w:pStyle w:val="ListParagraph"/>
+        <w:rPr>
+          <w:color w:val="0070C0"/>
+        </w:rPr>
+      </w:pPr>
+      <w:r>
+        <w:rPr>
+          <w:color w:val="0070C0"/>
+        </w:rPr>
+        <w:t>(Nach welchen Standards soll vorgegangen werden, welche Prüfungen werden automatisch durchgeführt? Wird es Wartezeiten geben, damit das Code Review durchgeführt werden kann? Von wem?)</w:t>
+      </w:r>
+    </w:p>
+    <w:p>
+      <w:pPr>
+        <w:pStyle w:val="ListParagraph"/>
+        <w:numPr>
+          <w:ilvl w:val="0"/>
+          <w:numId w:val="6"/>
+        </w:numPr>
+        <w:rPr>
+          <w:color w:val="0070C0"/>
+        </w:rPr>
+      </w:pPr>
+      <w:r>
+        <w:rPr>
+          <w:color w:val="0070C0"/>
+        </w:rPr>
+        <w:t>Abnahmetest (Wer nimmt wann die Umsetzung ab?)</w:t>
+      </w:r>
+      <w:commentRangeEnd w:id="0"/>
+      <w:r>
+        <w:commentReference w:id="0"/>
+      </w:r>
+      <w:r>
+        <w:rPr>
+          <w:color w:val="0070C0"/>
+        </w:rPr>
+      </w:r>
+    </w:p>
+    <w:p>
+      <w:pPr>
+        <w:pStyle w:val="Heading2"/>
+        <w:numPr>
+          <w:ilvl w:val="1"/>
+          <w:numId w:val="12"/>
+        </w:numPr>
+        <w:rPr>
+          <w:lang w:eastAsia="de-DE"/>
+        </w:rPr>
+      </w:pPr>
+      <w:bookmarkStart w:id="56" w:name="_Umsetzung"/>
+      <w:bookmarkStart w:id="57" w:name="_Toc218703512"/>
+      <w:bookmarkStart w:id="58" w:name="_Toc181697569"/>
+      <w:bookmarkStart w:id="59" w:name="_Toc181709019"/>
+      <w:bookmarkEnd w:id="56"/>
+      <w:r>
+        <w:rPr>
+          <w:lang w:eastAsia="de-DE"/>
+        </w:rPr>
+        <w:t>Umsetzung</w:t>
+      </w:r>
+      <w:bookmarkEnd w:id="57"/>
+      <w:bookmarkEnd w:id="58"/>
+      <w:bookmarkEnd w:id="59"/>
+    </w:p>
+    <w:p>
+      <w:pPr>
+        <w:pStyle w:val="Normal"/>
+        <w:rPr>
+          <w:color w:val="0070C0"/>
+          <w:lang w:eastAsia="de-DE"/>
+        </w:rPr>
+      </w:pPr>
+      <w:commentRangeStart w:id="1"/>
+      <w:r>
+        <w:rPr>
+          <w:color w:val="0070C0"/>
+          <w:lang w:eastAsia="de-DE"/>
+        </w:rPr>
+        <w:t>Wie war der Verlauf bei der Umsetzung? Gab es Problem oder Herausforderungen? Verweis auf die Quellcodedokumentation.</w:t>
+      </w:r>
+      <w:commentRangeEnd w:id="1"/>
+      <w:r>
+        <w:commentReference w:id="1"/>
+      </w:r>
+      <w:r>
+        <w:rPr>
+          <w:color w:val="0070C0"/>
+          <w:lang w:eastAsia="de-DE"/>
+        </w:rPr>
+      </w:r>
+    </w:p>
+    <w:p>
+      <w:pPr>
+        <w:pStyle w:val="Heading2"/>
+        <w:numPr>
+          <w:ilvl w:val="1"/>
+          <w:numId w:val="12"/>
+        </w:numPr>
+        <w:rPr>
+          <w:lang w:eastAsia="en-US"/>
+        </w:rPr>
+      </w:pPr>
+      <w:bookmarkStart w:id="60" w:name="_Toc181697570"/>
+      <w:bookmarkStart w:id="61" w:name="_Toc181709020"/>
+      <w:bookmarkStart w:id="62" w:name="_Toc218703513"/>
+      <w:r>
+        <w:rPr/>
+        <w:t>Abschluss</w:t>
+      </w:r>
+      <w:bookmarkEnd w:id="60"/>
+      <w:bookmarkEnd w:id="61"/>
+      <w:bookmarkEnd w:id="62"/>
+    </w:p>
+    <w:p>
+      <w:pPr>
+        <w:pStyle w:val="Heading3"/>
+        <w:numPr>
+          <w:ilvl w:val="2"/>
+          <w:numId w:val="12"/>
+        </w:numPr>
+        <w:rPr/>
+      </w:pPr>
+      <w:bookmarkStart w:id="63" w:name="_Toc218703514"/>
+      <w:commentRangeStart w:id="2"/>
+      <w:r>
+        <w:rPr/>
+        <w:t>Test</w:t>
+      </w:r>
+      <w:bookmarkEnd w:id="63"/>
+    </w:p>
+    <w:p>
+      <w:pPr>
+        <w:pStyle w:val="Normal"/>
+        <w:rPr>
+          <w:color w:val="0070C0"/>
+        </w:rPr>
+      </w:pPr>
+      <w:r>
+        <w:rPr>
+          <w:color w:val="0070C0"/>
+        </w:rPr>
+        <w:t>Wie ist der Test verlaufen? Wurden Fehler gefunden? Wie wurden diese bewertet und behoben?</w:t>
+      </w:r>
+    </w:p>
+    <w:p>
+      <w:pPr>
+        <w:pStyle w:val="Heading3"/>
+        <w:numPr>
+          <w:ilvl w:val="2"/>
+          <w:numId w:val="12"/>
+        </w:numPr>
+        <w:rPr/>
+      </w:pPr>
+      <w:bookmarkStart w:id="64" w:name="_Toc218703515"/>
+      <w:bookmarkStart w:id="65" w:name="_Toc181709022"/>
+      <w:bookmarkStart w:id="66" w:name="_Toc181697572"/>
+      <w:bookmarkStart w:id="67" w:name="_Toc182313734"/>
+      <w:bookmarkStart w:id="68" w:name="_Toc182399913"/>
+      <w:bookmarkEnd w:id="67"/>
+      <w:bookmarkEnd w:id="68"/>
+      <w:r>
+        <w:rPr/>
+        <w:t>Dokumentation</w:t>
+      </w:r>
+      <w:bookmarkEnd w:id="64"/>
+      <w:bookmarkEnd w:id="65"/>
+      <w:bookmarkEnd w:id="66"/>
+    </w:p>
+    <w:p>
+      <w:pPr>
+        <w:pStyle w:val="Normal"/>
+        <w:rPr>
+          <w:color w:val="0070C0"/>
+        </w:rPr>
+      </w:pPr>
+      <w:r>
+        <w:rPr>
+          <w:color w:val="0070C0"/>
+        </w:rPr>
+        <w:t>Neben der IHK Dokumentation weitere Dokumente? Anwenderdokumentation, technische Dokumentation? Testdokumentation?</w:t>
+      </w:r>
+    </w:p>
+    <w:p>
+      <w:pPr>
+        <w:pStyle w:val="Heading3"/>
+        <w:numPr>
+          <w:ilvl w:val="2"/>
+          <w:numId w:val="12"/>
+        </w:numPr>
+        <w:rPr/>
+      </w:pPr>
+      <w:bookmarkStart w:id="69" w:name="_Toc181709023"/>
+      <w:bookmarkStart w:id="70" w:name="_Toc218703516"/>
+      <w:r>
+        <w:rPr/>
+        <w:t>Übergabe</w:t>
+      </w:r>
+      <w:bookmarkEnd w:id="69"/>
+      <w:bookmarkEnd w:id="70"/>
+    </w:p>
+    <w:p>
+      <w:pPr>
+        <w:pStyle w:val="Normal"/>
+        <w:rPr>
+          <w:color w:val="0070C0"/>
+        </w:rPr>
+      </w:pPr>
+      <w:r>
+        <w:rPr>
+          <w:color w:val="0070C0"/>
+        </w:rPr>
+        <w:t>Wie wurde das Projekt zum Abschluss gebracht? Transport in Testumgebung, Transport in Produktivumgebung (GoLive) nach Test durch Kunden? Gibt es ein Abnahmeprotokoll? Oder einen anderen Beleg über den erfolgreichen Abschluss? Diesen in den Anhang und verlinken.</w:t>
+      </w:r>
+    </w:p>
+    <w:p>
+      <w:pPr>
+        <w:pStyle w:val="Heading3"/>
+        <w:numPr>
+          <w:ilvl w:val="2"/>
+          <w:numId w:val="12"/>
+        </w:numPr>
+        <w:rPr/>
+      </w:pPr>
+      <w:bookmarkStart w:id="71" w:name="_Toc181709024"/>
+      <w:bookmarkStart w:id="72" w:name="_Toc218703517"/>
+      <w:r>
+        <w:rPr/>
+        <w:t>Gegenüberstellung SOLL-/IST-Zeit</w:t>
+      </w:r>
+      <w:bookmarkEnd w:id="71"/>
+      <w:bookmarkEnd w:id="72"/>
+    </w:p>
+    <w:p>
+      <w:pPr>
+        <w:pStyle w:val="Normal"/>
+        <w:rPr>
+          <w:color w:val="0070C0"/>
+        </w:rPr>
+      </w:pPr>
+      <w:r>
+        <w:rPr>
+          <w:color w:val="0070C0"/>
+        </w:rPr>
+        <w:t>Tabellarische Gegenüberstellung der Planzeiten mit den Ist-Zeiten. Gab es Abweichungen? Wenn ja, erläutern</w:t>
+      </w:r>
+    </w:p>
+    <w:p>
+      <w:pPr>
+        <w:pStyle w:val="Heading3"/>
+        <w:numPr>
+          <w:ilvl w:val="2"/>
+          <w:numId w:val="12"/>
+        </w:numPr>
+        <w:rPr/>
+      </w:pPr>
+      <w:bookmarkStart w:id="73" w:name="_Toc218703518"/>
+      <w:r>
+        <w:rPr/>
+        <w:t>Fazit und Ausblick</w:t>
+      </w:r>
+      <w:bookmarkEnd w:id="73"/>
+    </w:p>
+    <w:p>
+      <w:pPr>
+        <w:pStyle w:val="Normal"/>
+        <w:rPr>
+          <w:color w:val="0070C0"/>
+        </w:rPr>
+      </w:pPr>
+      <w:r>
+        <w:rPr>
+          <w:color w:val="0070C0"/>
+        </w:rPr>
+        <w:t>Gibt es besondere Learnings bereits Erweiterungswünsche weitere Kundenaufgaben.</w:t>
+      </w:r>
+      <w:commentRangeEnd w:id="2"/>
+      <w:r>
+        <w:commentReference w:id="2"/>
+      </w:r>
+      <w:r>
+        <w:rPr>
+          <w:color w:val="0070C0"/>
+        </w:rPr>
+      </w:r>
+    </w:p>
+    <w:p>
+      <w:pPr>
+        <w:pStyle w:val="Normal"/>
+        <w:rPr/>
+      </w:pPr>
+      <w:r>
+        <w:rPr/>
+      </w:r>
+    </w:p>
+    <w:p>
+      <w:pPr>
+        <w:pStyle w:val="Heading1"/>
+        <w:numPr>
+          <w:ilvl w:val="0"/>
+          <w:numId w:val="12"/>
+        </w:numPr>
+        <w:rPr/>
+      </w:pPr>
+      <w:bookmarkStart w:id="74" w:name="_Toc181709025"/>
+      <w:bookmarkStart w:id="75" w:name="_Toc218703519"/>
+      <w:bookmarkStart w:id="76" w:name="_Toc181697574"/>
+      <w:r>
+        <w:rPr/>
+        <w:t>Quellen</w:t>
+      </w:r>
+      <w:bookmarkEnd w:id="74"/>
+      <w:bookmarkEnd w:id="75"/>
+      <w:bookmarkEnd w:id="76"/>
+    </w:p>
+    <w:p>
+      <w:pPr>
+        <w:pStyle w:val="ListParagraph"/>
+        <w:numPr>
+          <w:ilvl w:val="0"/>
+          <w:numId w:val="5"/>
         </w:numPr>
         <w:suppressAutoHyphens w:val="true"/>
         <w:rPr>
@@ -8413,7 +8792,7 @@
         <w:pStyle w:val="Heading1"/>
         <w:numPr>
           <w:ilvl w:val="0"/>
-          <w:numId w:val="11"/>
+          <w:numId w:val="12"/>
         </w:numPr>
         <w:rPr/>
       </w:pPr>
@@ -8435,7 +8814,7 @@
         <w:pStyle w:val="Heading1"/>
         <w:numPr>
           <w:ilvl w:val="0"/>
-          <w:numId w:val="11"/>
+          <w:numId w:val="12"/>
         </w:numPr>
         <w:rPr/>
       </w:pPr>
@@ -8474,7 +8853,7 @@
         <w:pStyle w:val="ListParagraph"/>
         <w:numPr>
           <w:ilvl w:val="0"/>
-          <w:numId w:val="14"/>
+          <w:numId w:val="15"/>
         </w:numPr>
         <w:rPr>
           <w:rFonts w:cs="Alexandria Light"/>
@@ -8494,7 +8873,7 @@
         <w:pStyle w:val="ListParagraph"/>
         <w:numPr>
           <w:ilvl w:val="0"/>
-          <w:numId w:val="12"/>
+          <w:numId w:val="13"/>
         </w:numPr>
         <w:rPr>
           <w:rFonts w:cs="Alexandria Light"/>
@@ -8514,7 +8893,7 @@
         <w:pStyle w:val="ListParagraph"/>
         <w:numPr>
           <w:ilvl w:val="0"/>
-          <w:numId w:val="12"/>
+          <w:numId w:val="13"/>
         </w:numPr>
         <w:rPr>
           <w:rFonts w:cs="Alexandria Light"/>
@@ -8534,7 +8913,7 @@
         <w:pStyle w:val="ListParagraph"/>
         <w:numPr>
           <w:ilvl w:val="0"/>
-          <w:numId w:val="12"/>
+          <w:numId w:val="13"/>
         </w:numPr>
         <w:rPr>
           <w:rFonts w:cs="Alexandria Light"/>
@@ -8554,7 +8933,7 @@
         <w:pStyle w:val="ListParagraph"/>
         <w:numPr>
           <w:ilvl w:val="0"/>
-          <w:numId w:val="12"/>
+          <w:numId w:val="13"/>
         </w:numPr>
         <w:rPr>
           <w:rFonts w:cs="Alexandria Light"/>
@@ -8574,7 +8953,7 @@
         <w:pStyle w:val="ListParagraph"/>
         <w:numPr>
           <w:ilvl w:val="0"/>
-          <w:numId w:val="12"/>
+          <w:numId w:val="13"/>
         </w:numPr>
         <w:rPr>
           <w:rFonts w:cs="Alexandria Light"/>
@@ -8656,7 +9035,7 @@
         <w:pStyle w:val="ListParagraph"/>
         <w:numPr>
           <w:ilvl w:val="0"/>
-          <w:numId w:val="12"/>
+          <w:numId w:val="13"/>
         </w:numPr>
         <w:rPr>
           <w:rFonts w:cs="Alexandria Light"/>
@@ -8676,7 +9055,7 @@
         <w:pStyle w:val="ListParagraph"/>
         <w:numPr>
           <w:ilvl w:val="0"/>
-          <w:numId w:val="12"/>
+          <w:numId w:val="13"/>
         </w:numPr>
         <w:rPr>
           <w:rFonts w:cs="Alexandria Light"/>
@@ -8696,7 +9075,7 @@
         <w:pStyle w:val="ListParagraph"/>
         <w:numPr>
           <w:ilvl w:val="0"/>
-          <w:numId w:val="12"/>
+          <w:numId w:val="13"/>
         </w:numPr>
         <w:rPr>
           <w:rFonts w:cs="Alexandria Light"/>
@@ -9083,7 +9462,7 @@
 
 <file path=word/comments.xml><?xml version="1.0" encoding="utf-8"?>
 <w:comments xmlns:o="urn:schemas-microsoft-com:office:office" xmlns:r="http://schemas.openxmlformats.org/officeDocument/2006/relationships" xmlns:v="urn:schemas-microsoft-com:vml" xmlns:w="http://schemas.openxmlformats.org/wordprocessingml/2006/main" xmlns:w10="urn:schemas-microsoft-com:office:word" xmlns:wp="http://schemas.openxmlformats.org/drawingml/2006/wordprocessingDrawing" xmlns:pic="http://schemas.openxmlformats.org/drawingml/2006/picture" xmlns:wps="http://schemas.microsoft.com/office/word/2010/wordprocessingShape" xmlns:wpg="http://schemas.microsoft.com/office/word/2010/wordprocessingGroup" xmlns:mc="http://schemas.openxmlformats.org/markup-compatibility/2006" xmlns:wp14="http://schemas.microsoft.com/office/word/2010/wordprocessingDrawing" xmlns:w14="http://schemas.microsoft.com/office/word/2010/wordml" xmlns:w15="http://schemas.microsoft.com/office/word/2012/wordml" mc:Ignorable="w14 wp14 w15">
-  <w:comment w:id="0" w:author="Pia Wittenbecher" w:date="2026-01-07T17:29:00Z" w:initials="PW">
+  <w:comment w:id="0" w:author="Pia Wittenbecher" w:date="2026-01-07T17:35:00Z" w:initials="PW">
     <w:p>
       <w:pPr>
         <w:overflowPunct w:val="true"/>
@@ -9097,12 +9476,12 @@
       <w:r>
         <w:rPr>
           <w:rFonts w:ascii="Calibri" w:hAnsi="Calibri"/>
-        </w:rPr>
-        <w:t xml:space="preserve">Beschreibung der Vorgehensweise </w:t>
-      </w:r>
-    </w:p>
-  </w:comment>
-  <w:comment w:id="1" w:author="Pia Wittenbecher" w:date="2026-01-07T17:35:00Z" w:initials="PW">
+          <w:b/>
+          <w:bCs/>
+        </w:rPr>
+        <w:t>Fachliche Realisierung und deren Begründung</w:t>
+      </w:r>
+    </w:p>
     <w:p>
       <w:pPr>
         <w:overflowPunct w:val="true"/>
@@ -9111,15 +9490,10 @@
         <w:rPr/>
       </w:pPr>
       <w:r>
-        <w:annotationRef/>
-      </w:r>
-      <w:r>
         <w:rPr>
           <w:rFonts w:ascii="Calibri" w:hAnsi="Calibri"/>
-          <w:b/>
-          <w:bCs/>
-        </w:rPr>
-        <w:t>Fachliche Realisierung und deren Begründung</w:t>
+        </w:rPr>
+        <w:t>Problemanalyse und Software-Designprozess</w:t>
       </w:r>
     </w:p>
     <w:p>
@@ -9133,7 +9507,7 @@
         <w:rPr>
           <w:rFonts w:ascii="Calibri" w:hAnsi="Calibri"/>
         </w:rPr>
-        <w:t>Problemanalyse und Software-Designprozess</w:t>
+        <w:t>Entscheidungen bei der Implementierung</w:t>
       </w:r>
     </w:p>
     <w:p>
@@ -9147,7 +9521,7 @@
         <w:rPr>
           <w:rFonts w:ascii="Calibri" w:hAnsi="Calibri"/>
         </w:rPr>
-        <w:t>Entscheidungen bei der Implementierung</w:t>
+        <w:t xml:space="preserve">Darstellung und Bewertung von Alternativen </w:t>
       </w:r>
     </w:p>
     <w:p>
@@ -9161,7 +9535,6 @@
         <w:rPr>
           <w:rFonts w:ascii="Calibri" w:hAnsi="Calibri"/>
         </w:rPr>
-        <w:t xml:space="preserve">Darstellung und Bewertung von Alternativen </w:t>
       </w:r>
     </w:p>
     <w:p>
@@ -9174,7 +9547,10 @@
       <w:r>
         <w:rPr>
           <w:rFonts w:ascii="Calibri" w:hAnsi="Calibri"/>
-        </w:rPr>
+          <w:b/>
+          <w:bCs/>
+        </w:rPr>
+        <w:t>Fachliche Richtigkeit/Vollständigkeit der Problemlösung</w:t>
       </w:r>
     </w:p>
     <w:p>
@@ -9187,10 +9563,8 @@
       <w:r>
         <w:rPr>
           <w:rFonts w:ascii="Calibri" w:hAnsi="Calibri"/>
-          <w:b/>
-          <w:bCs/>
-        </w:rPr>
-        <w:t>Fachliche Richtigkeit/Vollständigkeit der Problemlösung</w:t>
+        </w:rPr>
+        <w:t>Verwendung der Fachterminologie</w:t>
       </w:r>
     </w:p>
     <w:p>
@@ -9204,9 +9578,11 @@
         <w:rPr>
           <w:rFonts w:ascii="Calibri" w:hAnsi="Calibri"/>
         </w:rPr>
-        <w:t>Verwendung der Fachterminologie</w:t>
-      </w:r>
-    </w:p>
+        <w:t>fach- und normgerechte Darstellung</w:t>
+      </w:r>
+    </w:p>
+  </w:comment>
+  <w:comment w:id="1" w:author="Pia Wittenbecher" w:date="2026-01-07T17:35:00Z" w:initials="PW">
     <w:p>
       <w:pPr>
         <w:overflowPunct w:val="true"/>
@@ -9215,14 +9591,15 @@
         <w:rPr/>
       </w:pPr>
       <w:r>
+        <w:annotationRef/>
+      </w:r>
+      <w:r>
         <w:rPr>
           <w:rFonts w:ascii="Calibri" w:hAnsi="Calibri"/>
         </w:rPr>
-        <w:t>fach- und normgerechte Darstellung</w:t>
-      </w:r>
-    </w:p>
-  </w:comment>
-  <w:comment w:id="2" w:author="Pia Wittenbecher" w:date="2026-01-07T17:35:00Z" w:initials="PW">
+        <w:t xml:space="preserve">Quellcodedokumentation </w:t>
+      </w:r>
+    </w:p>
     <w:p>
       <w:pPr>
         <w:overflowPunct w:val="true"/>
@@ -9231,13 +9608,9 @@
         <w:rPr/>
       </w:pPr>
       <w:r>
-        <w:annotationRef/>
-      </w:r>
-      <w:r>
         <w:rPr>
           <w:rFonts w:ascii="Calibri" w:hAnsi="Calibri"/>
         </w:rPr>
-        <w:t xml:space="preserve">Quellcodedokumentation </w:t>
       </w:r>
     </w:p>
     <w:p>
@@ -9250,7 +9623,10 @@
       <w:r>
         <w:rPr>
           <w:rFonts w:ascii="Calibri" w:hAnsi="Calibri"/>
-        </w:rPr>
+          <w:b/>
+          <w:bCs/>
+        </w:rPr>
+        <w:t>Komplexität der Problemlösung</w:t>
       </w:r>
     </w:p>
     <w:p>
@@ -9263,28 +9639,12 @@
       <w:r>
         <w:rPr>
           <w:rFonts w:ascii="Calibri" w:hAnsi="Calibri"/>
-          <w:b/>
-          <w:bCs/>
-        </w:rPr>
-        <w:t>Komplexität der Problemlösung</w:t>
-      </w:r>
-    </w:p>
-    <w:p>
-      <w:pPr>
-        <w:overflowPunct w:val="true"/>
-        <w:spacing w:lineRule="auto" w:line="240" w:before="0" w:after="0"/>
-        <w:jc w:val="start"/>
-        <w:rPr/>
-      </w:pPr>
-      <w:r>
-        <w:rPr>
-          <w:rFonts w:ascii="Calibri" w:hAnsi="Calibri"/>
         </w:rPr>
         <w:t xml:space="preserve">Wartbarkeit, Wiederverwendbarkeit </w:t>
       </w:r>
     </w:p>
   </w:comment>
-  <w:comment w:id="3" w:author="Pia Wittenbecher" w:date="2026-01-07T17:39:00Z" w:initials="PW">
+  <w:comment w:id="2" w:author="Pia Wittenbecher" w:date="2026-01-07T17:39:00Z" w:initials="PW">
     <w:p>
       <w:pPr>
         <w:overflowPunct w:val="true"/>
@@ -9401,7 +9761,7 @@
         </w:r>
         <w:r>
           <w:rPr/>
-          <w:t>0</w:t>
+          <w:t>2</w:t>
         </w:r>
         <w:r>
           <w:rPr/>
@@ -9681,7 +10041,7 @@
         </w:r>
         <w:r>
           <w:rPr/>
-          <w:t>9</w:t>
+          <w:t>11</w:t>
         </w:r>
         <w:r>
           <w:rPr/>
@@ -9905,9 +10265,9 @@
                         <a:avLst/>
                         <a:gdLst>
                           <a:gd name="textAreaLeft" fmla="*/ 0 w 540000"/>
-                          <a:gd name="textAreaRight" fmla="*/ 540720 w 540000"/>
+                          <a:gd name="textAreaRight" fmla="*/ 541440 w 540000"/>
                           <a:gd name="textAreaTop" fmla="*/ 0 h 191160"/>
-                          <a:gd name="textAreaBottom" fmla="*/ 191880 h 191160"/>
+                          <a:gd name="textAreaBottom" fmla="*/ 192600 h 191160"/>
                         </a:gdLst>
                         <a:ahLst/>
                         <a:cxnLst/>
@@ -10060,9 +10420,9 @@
                         <a:avLst/>
                         <a:gdLst>
                           <a:gd name="textAreaLeft" fmla="*/ 0 w 540000"/>
-                          <a:gd name="textAreaRight" fmla="*/ 540720 w 540000"/>
+                          <a:gd name="textAreaRight" fmla="*/ 541440 w 540000"/>
                           <a:gd name="textAreaTop" fmla="*/ 0 h 191160"/>
-                          <a:gd name="textAreaBottom" fmla="*/ 191880 h 191160"/>
+                          <a:gd name="textAreaBottom" fmla="*/ 192600 h 191160"/>
                         </a:gdLst>
                         <a:ahLst/>
                         <a:cxnLst/>
@@ -10538,125 +10898,6 @@
     <w:lvl w:ilvl="0">
       <w:start w:val="1"/>
       <w:numFmt w:val="decimal"/>
-      <w:lvlText w:val="%1."/>
-      <w:lvlJc w:val="start"/>
-      <w:pPr>
-        <w:tabs>
-          <w:tab w:val="num" w:pos="992"/>
-        </w:tabs>
-        <w:ind w:start="992" w:hanging="992"/>
-      </w:pPr>
-      <w:rPr/>
-    </w:lvl>
-    <w:lvl w:ilvl="1">
-      <w:start w:val="1"/>
-      <w:numFmt w:val="decimal"/>
-      <w:lvlText w:val="%1.%2"/>
-      <w:lvlJc w:val="start"/>
-      <w:pPr>
-        <w:tabs>
-          <w:tab w:val="num" w:pos="576"/>
-        </w:tabs>
-        <w:ind w:start="576" w:hanging="576"/>
-      </w:pPr>
-      <w:rPr/>
-    </w:lvl>
-    <w:lvl w:ilvl="2">
-      <w:start w:val="1"/>
-      <w:numFmt w:val="decimal"/>
-      <w:lvlText w:val="%1.%2.%3"/>
-      <w:lvlJc w:val="start"/>
-      <w:pPr>
-        <w:tabs>
-          <w:tab w:val="num" w:pos="720"/>
-        </w:tabs>
-        <w:ind w:start="720" w:hanging="720"/>
-      </w:pPr>
-      <w:rPr/>
-    </w:lvl>
-    <w:lvl w:ilvl="3">
-      <w:start w:val="1"/>
-      <w:numFmt w:val="decimal"/>
-      <w:lvlText w:val="%1.%2.%3.%4"/>
-      <w:lvlJc w:val="start"/>
-      <w:pPr>
-        <w:tabs>
-          <w:tab w:val="num" w:pos="864"/>
-        </w:tabs>
-        <w:ind w:start="864" w:hanging="864"/>
-      </w:pPr>
-      <w:rPr/>
-    </w:lvl>
-    <w:lvl w:ilvl="4">
-      <w:start w:val="1"/>
-      <w:numFmt w:val="decimal"/>
-      <w:lvlText w:val="%1.%2.%3.%4.%5"/>
-      <w:lvlJc w:val="start"/>
-      <w:pPr>
-        <w:tabs>
-          <w:tab w:val="num" w:pos="1008"/>
-        </w:tabs>
-        <w:ind w:start="1008" w:hanging="1008"/>
-      </w:pPr>
-      <w:rPr/>
-    </w:lvl>
-    <w:lvl w:ilvl="5">
-      <w:start w:val="1"/>
-      <w:numFmt w:val="decimal"/>
-      <w:lvlText w:val="%1.%2.%3.%4.%5.%6"/>
-      <w:lvlJc w:val="start"/>
-      <w:pPr>
-        <w:tabs>
-          <w:tab w:val="num" w:pos="1152"/>
-        </w:tabs>
-        <w:ind w:start="1152" w:hanging="1152"/>
-      </w:pPr>
-      <w:rPr/>
-    </w:lvl>
-    <w:lvl w:ilvl="6">
-      <w:start w:val="1"/>
-      <w:numFmt w:val="decimal"/>
-      <w:lvlText w:val="%1.%2.%3.%4.%5.%6.%7"/>
-      <w:lvlJc w:val="start"/>
-      <w:pPr>
-        <w:tabs>
-          <w:tab w:val="num" w:pos="1296"/>
-        </w:tabs>
-        <w:ind w:start="1296" w:hanging="1296"/>
-      </w:pPr>
-      <w:rPr/>
-    </w:lvl>
-    <w:lvl w:ilvl="7">
-      <w:start w:val="1"/>
-      <w:numFmt w:val="decimal"/>
-      <w:lvlText w:val="%1.%2.%3.%4.%5.%6.%7.%8"/>
-      <w:lvlJc w:val="start"/>
-      <w:pPr>
-        <w:tabs>
-          <w:tab w:val="num" w:pos="1440"/>
-        </w:tabs>
-        <w:ind w:start="1440" w:hanging="1440"/>
-      </w:pPr>
-      <w:rPr/>
-    </w:lvl>
-    <w:lvl w:ilvl="8">
-      <w:start w:val="1"/>
-      <w:numFmt w:val="decimal"/>
-      <w:lvlText w:val="%1.%2.%3.%4.%5.%6.%7.%8.%9"/>
-      <w:lvlJc w:val="start"/>
-      <w:pPr>
-        <w:tabs>
-          <w:tab w:val="num" w:pos="1584"/>
-        </w:tabs>
-        <w:ind w:start="1584" w:hanging="1584"/>
-      </w:pPr>
-      <w:rPr/>
-    </w:lvl>
-  </w:abstractNum>
-  <w:abstractNum w:abstractNumId="5">
-    <w:lvl w:ilvl="0">
-      <w:start w:val="1"/>
-      <w:numFmt w:val="decimal"/>
       <w:lvlText w:val="1.1.1.%1"/>
       <w:lvlJc w:val="start"/>
       <w:pPr>
@@ -10772,7 +11013,7 @@
       <w:rPr/>
     </w:lvl>
   </w:abstractNum>
-  <w:abstractNum w:abstractNumId="6">
+  <w:abstractNum w:abstractNumId="5">
     <w:lvl w:ilvl="0">
       <w:start w:val="1"/>
       <w:numFmt w:val="bullet"/>
@@ -10909,11 +11150,10 @@
       </w:rPr>
     </w:lvl>
   </w:abstractNum>
-  <w:abstractNum w:abstractNumId="7">
+  <w:abstractNum w:abstractNumId="6">
     <w:lvl w:ilvl="0">
-      <w:start w:val="1"/>
-      <w:numFmt w:val="decimal"/>
-      <w:lvlText w:val="%1."/>
+      <w:numFmt w:val="bullet"/>
+      <w:lvlText w:val="-"/>
       <w:lvlJc w:val="start"/>
       <w:pPr>
         <w:tabs>
@@ -10921,7 +11161,9 @@
         </w:tabs>
         <w:ind w:start="720" w:hanging="360"/>
       </w:pPr>
-      <w:rPr/>
+      <w:rPr>
+        <w:rFonts w:ascii="Alexandria Light" w:hAnsi="Alexandria Light" w:cs="Alexandria Light" w:hint="default"/>
+      </w:rPr>
     </w:lvl>
     <w:lvl w:ilvl="1">
       <w:start w:val="1"/>
@@ -11044,10 +11286,11 @@
       </w:rPr>
     </w:lvl>
   </w:abstractNum>
-  <w:abstractNum w:abstractNumId="8">
+  <w:abstractNum w:abstractNumId="7">
     <w:lvl w:ilvl="0">
+      <w:start w:val="1"/>
       <w:numFmt w:val="bullet"/>
-      <w:lvlText w:val=""/>
+      <w:lvlText w:val=""/>
       <w:lvlJc w:val="start"/>
       <w:pPr>
         <w:tabs>
@@ -11056,7 +11299,7 @@
         <w:ind w:start="720" w:hanging="360"/>
       </w:pPr>
       <w:rPr>
-        <w:rFonts w:ascii="Wingdings" w:hAnsi="Wingdings" w:cs="Wingdings" w:hint="default"/>
+        <w:rFonts w:ascii="Symbol" w:hAnsi="Symbol" w:cs="Symbol" w:hint="default"/>
       </w:rPr>
     </w:lvl>
     <w:lvl w:ilvl="1">
@@ -11180,10 +11423,130 @@
       </w:rPr>
     </w:lvl>
   </w:abstractNum>
+  <w:abstractNum w:abstractNumId="8">
+    <w:lvl w:ilvl="0">
+      <w:start w:val="1"/>
+      <w:numFmt w:val="decimal"/>
+      <w:lvlText w:val="%1."/>
+      <w:lvlJc w:val="start"/>
+      <w:pPr>
+        <w:tabs>
+          <w:tab w:val="num" w:pos="992"/>
+        </w:tabs>
+        <w:ind w:start="992" w:hanging="992"/>
+      </w:pPr>
+      <w:rPr/>
+    </w:lvl>
+    <w:lvl w:ilvl="1">
+      <w:start w:val="1"/>
+      <w:numFmt w:val="decimal"/>
+      <w:lvlText w:val="%1.%2"/>
+      <w:lvlJc w:val="start"/>
+      <w:pPr>
+        <w:tabs>
+          <w:tab w:val="num" w:pos="576"/>
+        </w:tabs>
+        <w:ind w:start="576" w:hanging="576"/>
+      </w:pPr>
+      <w:rPr/>
+    </w:lvl>
+    <w:lvl w:ilvl="2">
+      <w:start w:val="1"/>
+      <w:numFmt w:val="decimal"/>
+      <w:lvlText w:val="%1.%2.%3"/>
+      <w:lvlJc w:val="start"/>
+      <w:pPr>
+        <w:tabs>
+          <w:tab w:val="num" w:pos="720"/>
+        </w:tabs>
+        <w:ind w:start="720" w:hanging="720"/>
+      </w:pPr>
+      <w:rPr/>
+    </w:lvl>
+    <w:lvl w:ilvl="3">
+      <w:start w:val="1"/>
+      <w:numFmt w:val="decimal"/>
+      <w:lvlText w:val="%1.%2.%3.%4"/>
+      <w:lvlJc w:val="start"/>
+      <w:pPr>
+        <w:tabs>
+          <w:tab w:val="num" w:pos="864"/>
+        </w:tabs>
+        <w:ind w:start="864" w:hanging="864"/>
+      </w:pPr>
+      <w:rPr/>
+    </w:lvl>
+    <w:lvl w:ilvl="4">
+      <w:start w:val="1"/>
+      <w:numFmt w:val="decimal"/>
+      <w:lvlText w:val="%1.%2.%3.%4.%5"/>
+      <w:lvlJc w:val="start"/>
+      <w:pPr>
+        <w:tabs>
+          <w:tab w:val="num" w:pos="1008"/>
+        </w:tabs>
+        <w:ind w:start="1008" w:hanging="1008"/>
+      </w:pPr>
+      <w:rPr/>
+    </w:lvl>
+    <w:lvl w:ilvl="5">
+      <w:start w:val="1"/>
+      <w:numFmt w:val="decimal"/>
+      <w:lvlText w:val="%1.%2.%3.%4.%5.%6"/>
+      <w:lvlJc w:val="start"/>
+      <w:pPr>
+        <w:tabs>
+          <w:tab w:val="num" w:pos="1152"/>
+        </w:tabs>
+        <w:ind w:start="1152" w:hanging="1152"/>
+      </w:pPr>
+      <w:rPr/>
+    </w:lvl>
+    <w:lvl w:ilvl="6">
+      <w:start w:val="1"/>
+      <w:numFmt w:val="decimal"/>
+      <w:lvlText w:val="%1.%2.%3.%4.%5.%6.%7"/>
+      <w:lvlJc w:val="start"/>
+      <w:pPr>
+        <w:tabs>
+          <w:tab w:val="num" w:pos="1296"/>
+        </w:tabs>
+        <w:ind w:start="1296" w:hanging="1296"/>
+      </w:pPr>
+      <w:rPr/>
+    </w:lvl>
+    <w:lvl w:ilvl="7">
+      <w:start w:val="1"/>
+      <w:numFmt w:val="decimal"/>
+      <w:lvlText w:val="%1.%2.%3.%4.%5.%6.%7.%8"/>
+      <w:lvlJc w:val="start"/>
+      <w:pPr>
+        <w:tabs>
+          <w:tab w:val="num" w:pos="1440"/>
+        </w:tabs>
+        <w:ind w:start="1440" w:hanging="1440"/>
+      </w:pPr>
+      <w:rPr/>
+    </w:lvl>
+    <w:lvl w:ilvl="8">
+      <w:start w:val="1"/>
+      <w:numFmt w:val="decimal"/>
+      <w:lvlText w:val="%1.%2.%3.%4.%5.%6.%7.%8.%9"/>
+      <w:lvlJc w:val="start"/>
+      <w:pPr>
+        <w:tabs>
+          <w:tab w:val="num" w:pos="1584"/>
+        </w:tabs>
+        <w:ind w:start="1584" w:hanging="1584"/>
+      </w:pPr>
+      <w:rPr/>
+    </w:lvl>
+  </w:abstractNum>
   <w:abstractNum w:abstractNumId="9">
     <w:lvl w:ilvl="0">
-      <w:numFmt w:val="bullet"/>
-      <w:lvlText w:val="-"/>
+      <w:start w:val="1"/>
+      <w:numFmt w:val="decimal"/>
+      <w:lvlText w:val="%1."/>
       <w:lvlJc w:val="start"/>
       <w:pPr>
         <w:tabs>
@@ -11191,9 +11554,7 @@
         </w:tabs>
         <w:ind w:start="720" w:hanging="360"/>
       </w:pPr>
-      <w:rPr>
-        <w:rFonts w:ascii="Alexandria Light" w:hAnsi="Alexandria Light" w:cs="Alexandria Light" w:hint="default"/>
-      </w:rPr>
+      <w:rPr/>
     </w:lvl>
     <w:lvl w:ilvl="1">
       <w:start w:val="1"/>
@@ -11324,7 +11685,7 @@
       <w:lvlJc w:val="start"/>
       <w:pPr>
         <w:tabs>
-          <w:tab w:val="num" w:pos="0"/>
+          <w:tab w:val="num" w:pos="720"/>
         </w:tabs>
         <w:ind w:start="720" w:hanging="360"/>
       </w:pPr>
@@ -11335,31 +11696,31 @@
     <w:lvl w:ilvl="1">
       <w:start w:val="1"/>
       <w:numFmt w:val="bullet"/>
-      <w:lvlText w:val="o"/>
+      <w:lvlText w:val="◦"/>
       <w:lvlJc w:val="start"/>
       <w:pPr>
         <w:tabs>
-          <w:tab w:val="num" w:pos="0"/>
+          <w:tab w:val="num" w:pos="1080"/>
         </w:tabs>
-        <w:ind w:start="1440" w:hanging="360"/>
+        <w:ind w:start="1080" w:hanging="360"/>
       </w:pPr>
       <w:rPr>
-        <w:rFonts w:ascii="Courier New" w:hAnsi="Courier New" w:cs="Courier New" w:hint="default"/>
+        <w:rFonts w:ascii="OpenSymbol" w:hAnsi="OpenSymbol" w:cs="OpenSymbol" w:hint="default"/>
       </w:rPr>
     </w:lvl>
     <w:lvl w:ilvl="2">
       <w:start w:val="1"/>
       <w:numFmt w:val="bullet"/>
-      <w:lvlText w:val=""/>
+      <w:lvlText w:val="▪"/>
       <w:lvlJc w:val="start"/>
       <w:pPr>
         <w:tabs>
-          <w:tab w:val="num" w:pos="0"/>
+          <w:tab w:val="num" w:pos="1440"/>
         </w:tabs>
-        <w:ind w:start="2160" w:hanging="360"/>
+        <w:ind w:start="1440" w:hanging="360"/>
       </w:pPr>
       <w:rPr>
-        <w:rFonts w:ascii="Wingdings" w:hAnsi="Wingdings" w:cs="Wingdings" w:hint="default"/>
+        <w:rFonts w:ascii="OpenSymbol" w:hAnsi="OpenSymbol" w:cs="OpenSymbol" w:hint="default"/>
       </w:rPr>
     </w:lvl>
     <w:lvl w:ilvl="3">
@@ -11369,9 +11730,9 @@
       <w:lvlJc w:val="start"/>
       <w:pPr>
         <w:tabs>
-          <w:tab w:val="num" w:pos="0"/>
+          <w:tab w:val="num" w:pos="1800"/>
         </w:tabs>
-        <w:ind w:start="2880" w:hanging="360"/>
+        <w:ind w:start="1800" w:hanging="360"/>
       </w:pPr>
       <w:rPr>
         <w:rFonts w:ascii="Symbol" w:hAnsi="Symbol" w:cs="Symbol" w:hint="default"/>
@@ -11380,31 +11741,31 @@
     <w:lvl w:ilvl="4">
       <w:start w:val="1"/>
       <w:numFmt w:val="bullet"/>
-      <w:lvlText w:val="o"/>
+      <w:lvlText w:val="◦"/>
       <w:lvlJc w:val="start"/>
       <w:pPr>
         <w:tabs>
-          <w:tab w:val="num" w:pos="0"/>
+          <w:tab w:val="num" w:pos="2160"/>
         </w:tabs>
-        <w:ind w:start="3600" w:hanging="360"/>
+        <w:ind w:start="2160" w:hanging="360"/>
       </w:pPr>
       <w:rPr>
-        <w:rFonts w:ascii="Courier New" w:hAnsi="Courier New" w:cs="Courier New" w:hint="default"/>
+        <w:rFonts w:ascii="OpenSymbol" w:hAnsi="OpenSymbol" w:cs="OpenSymbol" w:hint="default"/>
       </w:rPr>
     </w:lvl>
     <w:lvl w:ilvl="5">
       <w:start w:val="1"/>
       <w:numFmt w:val="bullet"/>
-      <w:lvlText w:val=""/>
+      <w:lvlText w:val="▪"/>
       <w:lvlJc w:val="start"/>
       <w:pPr>
         <w:tabs>
-          <w:tab w:val="num" w:pos="0"/>
+          <w:tab w:val="num" w:pos="2520"/>
         </w:tabs>
-        <w:ind w:start="4320" w:hanging="360"/>
+        <w:ind w:start="2520" w:hanging="360"/>
       </w:pPr>
       <w:rPr>
-        <w:rFonts w:ascii="Wingdings" w:hAnsi="Wingdings" w:cs="Wingdings" w:hint="default"/>
+        <w:rFonts w:ascii="OpenSymbol" w:hAnsi="OpenSymbol" w:cs="OpenSymbol" w:hint="default"/>
       </w:rPr>
     </w:lvl>
     <w:lvl w:ilvl="6">
@@ -11414,9 +11775,9 @@
       <w:lvlJc w:val="start"/>
       <w:pPr>
         <w:tabs>
-          <w:tab w:val="num" w:pos="0"/>
+          <w:tab w:val="num" w:pos="2880"/>
         </w:tabs>
-        <w:ind w:start="5040" w:hanging="360"/>
+        <w:ind w:start="2880" w:hanging="360"/>
       </w:pPr>
       <w:rPr>
         <w:rFonts w:ascii="Symbol" w:hAnsi="Symbol" w:cs="Symbol" w:hint="default"/>
@@ -11425,35 +11786,172 @@
     <w:lvl w:ilvl="7">
       <w:start w:val="1"/>
       <w:numFmt w:val="bullet"/>
-      <w:lvlText w:val="o"/>
+      <w:lvlText w:val="◦"/>
       <w:lvlJc w:val="start"/>
       <w:pPr>
         <w:tabs>
-          <w:tab w:val="num" w:pos="0"/>
+          <w:tab w:val="num" w:pos="3240"/>
         </w:tabs>
-        <w:ind w:start="5760" w:hanging="360"/>
+        <w:ind w:start="3240" w:hanging="360"/>
       </w:pPr>
       <w:rPr>
-        <w:rFonts w:ascii="Courier New" w:hAnsi="Courier New" w:cs="Courier New" w:hint="default"/>
+        <w:rFonts w:ascii="OpenSymbol" w:hAnsi="OpenSymbol" w:cs="OpenSymbol" w:hint="default"/>
       </w:rPr>
     </w:lvl>
     <w:lvl w:ilvl="8">
       <w:start w:val="1"/>
       <w:numFmt w:val="bullet"/>
-      <w:lvlText w:val=""/>
+      <w:lvlText w:val="▪"/>
       <w:lvlJc w:val="start"/>
       <w:pPr>
         <w:tabs>
-          <w:tab w:val="num" w:pos="0"/>
+          <w:tab w:val="num" w:pos="3600"/>
         </w:tabs>
-        <w:ind w:start="6480" w:hanging="360"/>
+        <w:ind w:start="3600" w:hanging="360"/>
       </w:pPr>
       <w:rPr>
-        <w:rFonts w:ascii="Wingdings" w:hAnsi="Wingdings" w:cs="Wingdings" w:hint="default"/>
+        <w:rFonts w:ascii="OpenSymbol" w:hAnsi="OpenSymbol" w:cs="OpenSymbol" w:hint="default"/>
       </w:rPr>
     </w:lvl>
   </w:abstractNum>
   <w:abstractNum w:abstractNumId="11">
+    <w:lvl w:ilvl="0">
+      <w:start w:val="1"/>
+      <w:numFmt w:val="bullet"/>
+      <w:lvlText w:val=""/>
+      <w:lvlJc w:val="start"/>
+      <w:pPr>
+        <w:tabs>
+          <w:tab w:val="num" w:pos="720"/>
+        </w:tabs>
+        <w:ind w:start="720" w:hanging="360"/>
+      </w:pPr>
+      <w:rPr>
+        <w:rFonts w:ascii="Symbol" w:hAnsi="Symbol" w:cs="Symbol" w:hint="default"/>
+      </w:rPr>
+    </w:lvl>
+    <w:lvl w:ilvl="1">
+      <w:start w:val="1"/>
+      <w:numFmt w:val="bullet"/>
+      <w:lvlText w:val="◦"/>
+      <w:lvlJc w:val="start"/>
+      <w:pPr>
+        <w:tabs>
+          <w:tab w:val="num" w:pos="1080"/>
+        </w:tabs>
+        <w:ind w:start="1080" w:hanging="360"/>
+      </w:pPr>
+      <w:rPr>
+        <w:rFonts w:ascii="OpenSymbol" w:hAnsi="OpenSymbol" w:cs="OpenSymbol" w:hint="default"/>
+      </w:rPr>
+    </w:lvl>
+    <w:lvl w:ilvl="2">
+      <w:start w:val="1"/>
+      <w:numFmt w:val="bullet"/>
+      <w:lvlText w:val="▪"/>
+      <w:lvlJc w:val="start"/>
+      <w:pPr>
+        <w:tabs>
+          <w:tab w:val="num" w:pos="1440"/>
+        </w:tabs>
+        <w:ind w:start="1440" w:hanging="360"/>
+      </w:pPr>
+      <w:rPr>
+        <w:rFonts w:ascii="OpenSymbol" w:hAnsi="OpenSymbol" w:cs="OpenSymbol" w:hint="default"/>
+      </w:rPr>
+    </w:lvl>
+    <w:lvl w:ilvl="3">
+      <w:start w:val="1"/>
+      <w:numFmt w:val="bullet"/>
+      <w:lvlText w:val=""/>
+      <w:lvlJc w:val="start"/>
+      <w:pPr>
+        <w:tabs>
+          <w:tab w:val="num" w:pos="1800"/>
+        </w:tabs>
+        <w:ind w:start="1800" w:hanging="360"/>
+      </w:pPr>
+      <w:rPr>
+        <w:rFonts w:ascii="Symbol" w:hAnsi="Symbol" w:cs="Symbol" w:hint="default"/>
+      </w:rPr>
+    </w:lvl>
+    <w:lvl w:ilvl="4">
+      <w:start w:val="1"/>
+      <w:numFmt w:val="bullet"/>
+      <w:lvlText w:val="◦"/>
+      <w:lvlJc w:val="start"/>
+      <w:pPr>
+        <w:tabs>
+          <w:tab w:val="num" w:pos="2160"/>
+        </w:tabs>
+        <w:ind w:start="2160" w:hanging="360"/>
+      </w:pPr>
+      <w:rPr>
+        <w:rFonts w:ascii="OpenSymbol" w:hAnsi="OpenSymbol" w:cs="OpenSymbol" w:hint="default"/>
+      </w:rPr>
+    </w:lvl>
+    <w:lvl w:ilvl="5">
+      <w:start w:val="1"/>
+      <w:numFmt w:val="bullet"/>
+      <w:lvlText w:val="▪"/>
+      <w:lvlJc w:val="start"/>
+      <w:pPr>
+        <w:tabs>
+          <w:tab w:val="num" w:pos="2520"/>
+        </w:tabs>
+        <w:ind w:start="2520" w:hanging="360"/>
+      </w:pPr>
+      <w:rPr>
+        <w:rFonts w:ascii="OpenSymbol" w:hAnsi="OpenSymbol" w:cs="OpenSymbol" w:hint="default"/>
+      </w:rPr>
+    </w:lvl>
+    <w:lvl w:ilvl="6">
+      <w:start w:val="1"/>
+      <w:numFmt w:val="bullet"/>
+      <w:lvlText w:val=""/>
+      <w:lvlJc w:val="start"/>
+      <w:pPr>
+        <w:tabs>
+          <w:tab w:val="num" w:pos="2880"/>
+        </w:tabs>
+        <w:ind w:start="2880" w:hanging="360"/>
+      </w:pPr>
+      <w:rPr>
+        <w:rFonts w:ascii="Symbol" w:hAnsi="Symbol" w:cs="Symbol" w:hint="default"/>
+      </w:rPr>
+    </w:lvl>
+    <w:lvl w:ilvl="7">
+      <w:start w:val="1"/>
+      <w:numFmt w:val="bullet"/>
+      <w:lvlText w:val="◦"/>
+      <w:lvlJc w:val="start"/>
+      <w:pPr>
+        <w:tabs>
+          <w:tab w:val="num" w:pos="3240"/>
+        </w:tabs>
+        <w:ind w:start="3240" w:hanging="360"/>
+      </w:pPr>
+      <w:rPr>
+        <w:rFonts w:ascii="OpenSymbol" w:hAnsi="OpenSymbol" w:cs="OpenSymbol" w:hint="default"/>
+      </w:rPr>
+    </w:lvl>
+    <w:lvl w:ilvl="8">
+      <w:start w:val="1"/>
+      <w:numFmt w:val="bullet"/>
+      <w:lvlText w:val="▪"/>
+      <w:lvlJc w:val="start"/>
+      <w:pPr>
+        <w:tabs>
+          <w:tab w:val="num" w:pos="3600"/>
+        </w:tabs>
+        <w:ind w:start="3600" w:hanging="360"/>
+      </w:pPr>
+      <w:rPr>
+        <w:rFonts w:ascii="OpenSymbol" w:hAnsi="OpenSymbol" w:cs="OpenSymbol" w:hint="default"/>
+      </w:rPr>
+    </w:lvl>
+  </w:abstractNum>
+  <w:abstractNum w:abstractNumId="12">
     <w:lvl w:ilvl="0">
       <w:start w:val="1"/>
       <w:numFmt w:val="decimal"/>
@@ -11572,7 +12070,7 @@
       <w:rPr/>
     </w:lvl>
   </w:abstractNum>
-  <w:abstractNum w:abstractNumId="12">
+  <w:abstractNum w:abstractNumId="13">
     <w:lvl w:ilvl="0">
       <w:start w:val="1"/>
       <w:numFmt w:val="decimal"/>
@@ -11744,13 +12242,16 @@
     <w:abstractNumId w:val="12"/>
   </w:num>
   <w:num w:numId="13">
-    <w:abstractNumId w:val="11"/>
+    <w:abstractNumId w:val="13"/>
+  </w:num>
+  <w:num w:numId="14">
+    <w:abstractNumId w:val="12"/>
     <w:lvlOverride w:ilvl="0">
       <w:startOverride w:val="1"/>
     </w:lvlOverride>
   </w:num>
-  <w:num w:numId="14">
-    <w:abstractNumId w:val="12"/>
+  <w:num w:numId="15">
+    <w:abstractNumId w:val="13"/>
     <w:lvlOverride w:ilvl="0">
       <w:startOverride w:val="1"/>
     </w:lvlOverride>
@@ -12774,6 +13275,25 @@
       <w:iCs/>
     </w:rPr>
   </w:style>
+  <w:style w:type="character" w:styleId="Bulletsuser">
+    <w:name w:val="Bullets (user)"/>
+    <w:qFormat/>
+    <w:rPr>
+      <w:rFonts w:ascii="OpenSymbol" w:hAnsi="OpenSymbol" w:eastAsia="OpenSymbol" w:cs="OpenSymbol"/>
+    </w:rPr>
+  </w:style>
+  <w:style w:type="character" w:styleId="Bullets">
+    <w:name w:val="Bullets"/>
+    <w:qFormat/>
+    <w:rPr>
+      <w:rFonts w:ascii="OpenSymbol" w:hAnsi="OpenSymbol" w:eastAsia="OpenSymbol" w:cs="OpenSymbol"/>
+    </w:rPr>
+  </w:style>
+  <w:style w:type="character" w:styleId="NumberingSymbols">
+    <w:name w:val="Numbering Symbols"/>
+    <w:qFormat/>
+    <w:rPr/>
+  </w:style>
   <w:style w:type="paragraph" w:styleId="Heading">
     <w:name w:val="Heading"/>
     <w:basedOn w:val="Normal"/>
@@ -13420,7 +13940,7 @@
     <w:pPr>
       <w:numPr>
         <w:ilvl w:val="0"/>
-        <w:numId w:val="5"/>
+        <w:numId w:val="4"/>
       </w:numPr>
     </w:pPr>
     <w:rPr>
@@ -13462,6 +13982,35 @@
       <w:ind w:hanging="0" w:start="567" w:end="567"/>
     </w:pPr>
     <w:rPr/>
+  </w:style>
+  <w:style w:type="paragraph" w:styleId="EnvelopeAddress">
+    <w:name w:val="envelope address"/>
+    <w:basedOn w:val="Normal"/>
+    <w:pPr>
+      <w:suppressLineNumbers/>
+      <w:spacing w:before="0" w:after="60"/>
+    </w:pPr>
+    <w:rPr/>
+  </w:style>
+  <w:style w:type="paragraph" w:styleId="Heading10">
+    <w:name w:val="Heading 10"/>
+    <w:basedOn w:val="Heading"/>
+    <w:next w:val="BodyText"/>
+    <w:qFormat/>
+    <w:pPr>
+      <w:numPr>
+        <w:ilvl w:val="8"/>
+        <w:numId w:val="1"/>
+      </w:numPr>
+      <w:spacing w:before="60" w:after="60"/>
+      <w:outlineLvl w:val="8"/>
+    </w:pPr>
+    <w:rPr>
+      <w:b/>
+      <w:bCs/>
+      <w:sz w:val="18"/>
+      <w:szCs w:val="18"/>
+    </w:rPr>
   </w:style>
   <w:style w:type="numbering" w:styleId="NoList" w:default="1">
     <w:name w:val="No List"/>

--- a/Dokumentation/Projektdokumentation/Projektdokumentation Yannick Spangel.docx
+++ b/Dokumentation/Projektdokumentation/Projektdokumentation Yannick Spangel.docx
@@ -73,8 +73,8 @@
               <w:rPr/>
             </w:pPr>
             <w:bookmarkStart w:id="0" w:name="_Toc412032348"/>
-            <w:bookmarkStart w:id="1" w:name="_Toc411933128"/>
-            <w:bookmarkStart w:id="2" w:name="_Toc411931188"/>
+            <w:bookmarkStart w:id="1" w:name="_Toc411931188"/>
+            <w:bookmarkStart w:id="2" w:name="_Toc411933128"/>
             <w:r>
               <w:rPr>
                 <w:rFonts w:cs="Alexandria" w:ascii="Alexandria" w:hAnsi="Alexandria"/>
@@ -371,7 +371,7 @@
                         <w:txbxContent>
                           <w:p>
                             <w:pPr>
-                              <w:pStyle w:val="FrameContentsuser"/>
+                              <w:pStyle w:val="FrameContents"/>
                               <w:spacing w:before="60" w:after="0"/>
                               <w:rPr>
                                 <w:rFonts w:cs="Alexandria Light"/>
@@ -393,7 +393,7 @@
                           </w:p>
                           <w:p>
                             <w:pPr>
-                              <w:pStyle w:val="FrameContentsuser"/>
+                              <w:pStyle w:val="FrameContents"/>
                               <w:rPr>
                                 <w:rStyle w:val="Hyperlink"/>
                                 <w:bCs/>
@@ -448,7 +448,7 @@
                           </w:p>
                           <w:p>
                             <w:pPr>
-                              <w:pStyle w:val="FrameContentsuser"/>
+                              <w:pStyle w:val="FrameContents"/>
                               <w:rPr>
                                 <w:rStyle w:val="Hyperlink"/>
                                 <w:bCs/>
@@ -471,7 +471,7 @@
                           </w:p>
                           <w:p>
                             <w:pPr>
-                              <w:pStyle w:val="FrameContentsuser"/>
+                              <w:pStyle w:val="FrameContents"/>
                               <w:rPr>
                                 <w:rStyle w:val="Hyperlink"/>
                                 <w:bCs/>
@@ -494,7 +494,7 @@
                           </w:p>
                           <w:p>
                             <w:pPr>
-                              <w:pStyle w:val="FrameContentsuser"/>
+                              <w:pStyle w:val="FrameContents"/>
                               <w:rPr>
                                 <w:rStyle w:val="Hyperlink"/>
                                 <w:bCs/>
@@ -517,7 +517,7 @@
                           </w:p>
                           <w:p>
                             <w:pPr>
-                              <w:pStyle w:val="FrameContentsuser"/>
+                              <w:pStyle w:val="FrameContents"/>
                               <w:rPr>
                                 <w:rStyle w:val="Hyperlink"/>
                                 <w:bCs/>
@@ -556,7 +556,7 @@
                   <w:txbxContent>
                     <w:p>
                       <w:pPr>
-                        <w:pStyle w:val="FrameContentsuser"/>
+                        <w:pStyle w:val="FrameContents"/>
                         <w:spacing w:before="60" w:after="0"/>
                         <w:rPr>
                           <w:rFonts w:cs="Alexandria Light"/>
@@ -578,7 +578,7 @@
                     </w:p>
                     <w:p>
                       <w:pPr>
-                        <w:pStyle w:val="FrameContentsuser"/>
+                        <w:pStyle w:val="FrameContents"/>
                         <w:rPr>
                           <w:rStyle w:val="Hyperlink"/>
                           <w:bCs/>
@@ -633,7 +633,7 @@
                     </w:p>
                     <w:p>
                       <w:pPr>
-                        <w:pStyle w:val="FrameContentsuser"/>
+                        <w:pStyle w:val="FrameContents"/>
                         <w:rPr>
                           <w:rStyle w:val="Hyperlink"/>
                           <w:bCs/>
@@ -656,7 +656,7 @@
                     </w:p>
                     <w:p>
                       <w:pPr>
-                        <w:pStyle w:val="FrameContentsuser"/>
+                        <w:pStyle w:val="FrameContents"/>
                         <w:rPr>
                           <w:rStyle w:val="Hyperlink"/>
                           <w:bCs/>
@@ -679,7 +679,7 @@
                     </w:p>
                     <w:p>
                       <w:pPr>
-                        <w:pStyle w:val="FrameContentsuser"/>
+                        <w:pStyle w:val="FrameContents"/>
                         <w:rPr>
                           <w:rStyle w:val="Hyperlink"/>
                           <w:bCs/>
@@ -702,7 +702,7 @@
                     </w:p>
                     <w:p>
                       <w:pPr>
-                        <w:pStyle w:val="FrameContentsuser"/>
+                        <w:pStyle w:val="FrameContents"/>
                         <w:rPr>
                           <w:rStyle w:val="Hyperlink"/>
                           <w:bCs/>
@@ -775,7 +775,7 @@
                         <w:txbxContent>
                           <w:p>
                             <w:pPr>
-                              <w:pStyle w:val="FrameContentsuser"/>
+                              <w:pStyle w:val="FrameContents"/>
                               <w:spacing w:before="60" w:after="60"/>
                               <w:rPr>
                                 <w:b/>
@@ -795,7 +795,7 @@
                           </w:p>
                           <w:p>
                             <w:pPr>
-                              <w:pStyle w:val="FrameContentsuser"/>
+                              <w:pStyle w:val="FrameContents"/>
                               <w:rPr>
                                 <w:sz w:val="16"/>
                                 <w:szCs w:val="16"/>
@@ -812,7 +812,7 @@
                           </w:p>
                           <w:p>
                             <w:pPr>
-                              <w:pStyle w:val="FrameContentsuser"/>
+                              <w:pStyle w:val="FrameContents"/>
                               <w:rPr>
                                 <w:sz w:val="16"/>
                                 <w:szCs w:val="16"/>
@@ -829,7 +829,7 @@
                           </w:p>
                           <w:p>
                             <w:pPr>
-                              <w:pStyle w:val="FrameContentsuser"/>
+                              <w:pStyle w:val="FrameContents"/>
                               <w:rPr>
                                 <w:sz w:val="16"/>
                                 <w:szCs w:val="16"/>
@@ -846,7 +846,7 @@
                           </w:p>
                           <w:p>
                             <w:pPr>
-                              <w:pStyle w:val="FrameContentsuser"/>
+                              <w:pStyle w:val="FrameContents"/>
                               <w:spacing w:before="60" w:after="60"/>
                               <w:rPr>
                                 <w:b/>
@@ -866,7 +866,7 @@
                           </w:p>
                           <w:p>
                             <w:pPr>
-                              <w:pStyle w:val="FrameContentsuser"/>
+                              <w:pStyle w:val="FrameContents"/>
                               <w:rPr>
                                 <w:sz w:val="16"/>
                                 <w:szCs w:val="16"/>
@@ -884,7 +884,7 @@
                           </w:p>
                           <w:p>
                             <w:pPr>
-                              <w:pStyle w:val="FrameContentsuser"/>
+                              <w:pStyle w:val="FrameContents"/>
                               <w:rPr>
                                 <w:b/>
                                 <w:sz w:val="18"/>
@@ -903,7 +903,7 @@
                           </w:p>
                           <w:p>
                             <w:pPr>
-                              <w:pStyle w:val="FrameContentsuser"/>
+                              <w:pStyle w:val="FrameContents"/>
                               <w:rPr>
                                 <w:sz w:val="16"/>
                                 <w:szCs w:val="16"/>
@@ -920,7 +920,7 @@
                           </w:p>
                           <w:p>
                             <w:pPr>
-                              <w:pStyle w:val="FrameContentsuser"/>
+                              <w:pStyle w:val="FrameContents"/>
                               <w:rPr>
                                 <w:sz w:val="16"/>
                                 <w:szCs w:val="16"/>
@@ -955,7 +955,7 @@
                   <w:txbxContent>
                     <w:p>
                       <w:pPr>
-                        <w:pStyle w:val="FrameContentsuser"/>
+                        <w:pStyle w:val="FrameContents"/>
                         <w:spacing w:before="60" w:after="60"/>
                         <w:rPr>
                           <w:b/>
@@ -975,7 +975,7 @@
                     </w:p>
                     <w:p>
                       <w:pPr>
-                        <w:pStyle w:val="FrameContentsuser"/>
+                        <w:pStyle w:val="FrameContents"/>
                         <w:rPr>
                           <w:sz w:val="16"/>
                           <w:szCs w:val="16"/>
@@ -992,7 +992,7 @@
                     </w:p>
                     <w:p>
                       <w:pPr>
-                        <w:pStyle w:val="FrameContentsuser"/>
+                        <w:pStyle w:val="FrameContents"/>
                         <w:rPr>
                           <w:sz w:val="16"/>
                           <w:szCs w:val="16"/>
@@ -1009,7 +1009,7 @@
                     </w:p>
                     <w:p>
                       <w:pPr>
-                        <w:pStyle w:val="FrameContentsuser"/>
+                        <w:pStyle w:val="FrameContents"/>
                         <w:rPr>
                           <w:sz w:val="16"/>
                           <w:szCs w:val="16"/>
@@ -1026,7 +1026,7 @@
                     </w:p>
                     <w:p>
                       <w:pPr>
-                        <w:pStyle w:val="FrameContentsuser"/>
+                        <w:pStyle w:val="FrameContents"/>
                         <w:spacing w:before="60" w:after="60"/>
                         <w:rPr>
                           <w:b/>
@@ -1046,7 +1046,7 @@
                     </w:p>
                     <w:p>
                       <w:pPr>
-                        <w:pStyle w:val="FrameContentsuser"/>
+                        <w:pStyle w:val="FrameContents"/>
                         <w:rPr>
                           <w:sz w:val="16"/>
                           <w:szCs w:val="16"/>
@@ -1064,7 +1064,7 @@
                     </w:p>
                     <w:p>
                       <w:pPr>
-                        <w:pStyle w:val="FrameContentsuser"/>
+                        <w:pStyle w:val="FrameContents"/>
                         <w:rPr>
                           <w:b/>
                           <w:sz w:val="18"/>
@@ -1083,7 +1083,7 @@
                     </w:p>
                     <w:p>
                       <w:pPr>
-                        <w:pStyle w:val="FrameContentsuser"/>
+                        <w:pStyle w:val="FrameContents"/>
                         <w:rPr>
                           <w:sz w:val="16"/>
                           <w:szCs w:val="16"/>
@@ -1100,7 +1100,7 @@
                     </w:p>
                     <w:p>
                       <w:pPr>
-                        <w:pStyle w:val="FrameContentsuser"/>
+                        <w:pStyle w:val="FrameContents"/>
                         <w:rPr>
                           <w:sz w:val="16"/>
                           <w:szCs w:val="16"/>
@@ -2091,7 +2091,7 @@
             <w:r>
               <w:rPr>
                 <w:rStyle w:val="IndexLink"/>
-                <w:rFonts w:eastAsia="" w:cs="" w:ascii="Alexandria Light" w:hAnsi="Alexandria Light" w:cstheme="minorBidi" w:eastAsiaTheme="minorEastAsia"/>
+                <w:rFonts w:eastAsia="" w:cs="" w:cstheme="minorBidi" w:eastAsiaTheme="minorEastAsia"/>
                 <w:kern w:val="2"/>
                 <w:sz w:val="20"/>
                 <w:szCs w:val="20"/>
@@ -2135,7 +2135,7 @@
           <w:hyperlink w:anchor="_toc496">
             <w:r>
               <w:rPr>
-                <w:rStyle w:val="Hyperlink"/>
+                <w:rStyle w:val="IndexLink"/>
                 <w:rFonts w:ascii="Alexandria" w:hAnsi="Alexandria"/>
                 <w:vanish w:val="false"/>
                 <w:webHidden/>
@@ -2155,15 +2155,6 @@
               <w:szCs w:val="20"/>
             </w:rPr>
             <w:tab/>
-          </w:r>
-          <w:r>
-            <w:rPr>
-              <w:rFonts w:ascii="Alexandria" w:hAnsi="Alexandria"/>
-              <w:vanish w:val="false"/>
-              <w:color w:val="000000"/>
-              <w:sz w:val="20"/>
-              <w:szCs w:val="20"/>
-            </w:rPr>
             <w:t>8</w:t>
           </w:r>
         </w:p>
@@ -2187,7 +2178,7 @@
           <w:hyperlink w:anchor="_toc498">
             <w:r>
               <w:rPr>
-                <w:rStyle w:val="Hyperlink"/>
+                <w:rStyle w:val="IndexLink"/>
                 <w:vanish w:val="false"/>
                 <w:webHidden/>
                 <w:color w:val="000000"/>
@@ -2202,11 +2193,6 @@
               <w:vanish w:val="false"/>
             </w:rPr>
             <w:tab/>
-          </w:r>
-          <w:r>
-            <w:rPr>
-              <w:vanish w:val="false"/>
-            </w:rPr>
             <w:t>8</w:t>
           </w:r>
         </w:p>
@@ -2260,11 +2246,6 @@
             <w:t>3.4.4    Nicht monetäre Vorteile</w:t>
             <w:tab/>
             <w:t>8</w:t>
-          </w:r>
-          <w:r>
-            <w:rPr>
-              <w:vanish w:val="false"/>
-            </w:rPr>
             <w:tab/>
           </w:r>
         </w:p>
@@ -3541,13 +3522,13 @@
         <w:pStyle w:val="Heading1"/>
         <w:numPr>
           <w:ilvl w:val="0"/>
-          <w:numId w:val="14"/>
+          <w:numId w:val="13"/>
         </w:numPr>
         <w:rPr/>
       </w:pPr>
-      <w:bookmarkStart w:id="3" w:name="_Toc181697548"/>
+      <w:bookmarkStart w:id="3" w:name="_Toc218703493"/>
       <w:bookmarkStart w:id="4" w:name="_Toc181708996"/>
-      <w:bookmarkStart w:id="5" w:name="_Toc218703493"/>
+      <w:bookmarkStart w:id="5" w:name="_Toc181697548"/>
       <w:r>
         <w:rPr/>
         <w:t>Einleitung</w:t>
@@ -3600,13 +3581,13 @@
         <w:pStyle w:val="Heading1"/>
         <w:numPr>
           <w:ilvl w:val="0"/>
-          <w:numId w:val="12"/>
+          <w:numId w:val="11"/>
         </w:numPr>
         <w:rPr/>
       </w:pPr>
-      <w:bookmarkStart w:id="6" w:name="_Toc181697549"/>
+      <w:bookmarkStart w:id="6" w:name="_Toc181708997"/>
       <w:bookmarkStart w:id="7" w:name="_Toc218703494"/>
-      <w:bookmarkStart w:id="8" w:name="_Toc181708997"/>
+      <w:bookmarkStart w:id="8" w:name="_Toc181697549"/>
       <w:r>
         <w:rPr/>
         <w:t>Projekteinführung</w:t>
@@ -3620,13 +3601,13 @@
         <w:pStyle w:val="Heading2"/>
         <w:numPr>
           <w:ilvl w:val="1"/>
-          <w:numId w:val="12"/>
+          <w:numId w:val="11"/>
         </w:numPr>
         <w:rPr/>
       </w:pPr>
-      <w:bookmarkStart w:id="9" w:name="_Toc218703495"/>
-      <w:bookmarkStart w:id="10" w:name="_Toc181708998"/>
-      <w:bookmarkStart w:id="11" w:name="_Toc181697550"/>
+      <w:bookmarkStart w:id="9" w:name="_Toc181697550"/>
+      <w:bookmarkStart w:id="10" w:name="_Toc218703495"/>
+      <w:bookmarkStart w:id="11" w:name="_Toc181708998"/>
       <w:r>
         <w:rPr/>
         <w:t>Ist-Zustand</w:t>
@@ -3647,55 +3628,23 @@
           <w:sz w:val="20"/>
           <w:lang w:eastAsia="ja-JP"/>
         </w:rPr>
-        <w:t xml:space="preserve">Der MIBS-Virtualdesk </w:t>
-      </w:r>
+        <w:t>Der MIBS-Virtualdesk ist ein von der MIBS entwickeltes HCM-Tool und stellt Mitarbeitern, dem Backoffice und dem Vorstand verschiedene Anwendungen zur Verfügung, um interne Prozesse digital abzuwickeln. Dazu gehören u. a. die Beantragung von Urlaub, die Verwaltung von Krankmeldungen, Projektanalysen, die interne Teamverwaltung sowie ein Eventplaner.</w:t>
+      </w:r>
+    </w:p>
+    <w:p>
+      <w:pPr>
+        <w:pStyle w:val="BodyText"/>
+        <w:spacing w:lineRule="auto" w:line="264" w:before="117" w:after="340"/>
+        <w:jc w:val="both"/>
+        <w:rPr/>
+      </w:pPr>
       <w:r>
         <w:rPr>
           <w:rFonts w:ascii="Alexandria Light" w:hAnsi="Alexandria Light"/>
           <w:sz w:val="20"/>
           <w:lang w:eastAsia="ja-JP"/>
         </w:rPr>
-        <w:t>ist ein von der MIBS entwickeltes HCM-Tool und</w:t>
-      </w:r>
-      <w:r>
-        <w:rPr>
-          <w:rFonts w:ascii="Alexandria Light" w:hAnsi="Alexandria Light"/>
-          <w:sz w:val="20"/>
-          <w:lang w:eastAsia="ja-JP"/>
-        </w:rPr>
-        <w:t xml:space="preserve"> stellt Mitarbeitern, dem Backoffice und dem Vorstand verschiedene Anwendungen zur Verfügung, um interne Prozesse digital abzuwickeln. Dazu gehören u. a. die Beantragung von Urlaub, die Verwaltung von Krankmeldungen, Projektanalysen, die interne Teamverwaltung sowie ein Eventplaner.</w:t>
-      </w:r>
-    </w:p>
-    <w:p>
-      <w:pPr>
-        <w:pStyle w:val="BodyText"/>
-        <w:spacing w:lineRule="auto" w:line="264" w:before="117" w:after="340"/>
-        <w:jc w:val="both"/>
-        <w:rPr/>
-      </w:pPr>
-      <w:r>
-        <w:rPr>
-          <w:rFonts w:ascii="Alexandria Light" w:hAnsi="Alexandria Light"/>
-          <w:sz w:val="20"/>
-          <w:lang w:eastAsia="ja-JP"/>
-        </w:rPr>
-        <w:t xml:space="preserve">Anträge für u.a. </w:t>
-      </w:r>
-      <w:r>
-        <w:rPr>
-          <w:rFonts w:ascii="Alexandria Light" w:hAnsi="Alexandria Light"/>
-          <w:sz w:val="20"/>
-          <w:lang w:eastAsia="ja-JP"/>
-        </w:rPr>
-        <w:t xml:space="preserve">neue </w:t>
-      </w:r>
-      <w:r>
-        <w:rPr>
-          <w:rFonts w:ascii="Alexandria Light" w:hAnsi="Alexandria Light"/>
-          <w:sz w:val="20"/>
-          <w:lang w:eastAsia="ja-JP"/>
-        </w:rPr>
-        <w:t>Hardware, Lizenzen, Dienstreisen oder Fortbildungen werden derzeit per E-Mail, über Microsoft Teams oder mündlich gestellt. Diese dezentralen Kommunikationswege führen zu intransparenten Genehmigungsprozessen, langen Bearbeitungszeiten sowie einer fehlenden Nachvollziehbarkeit aufgrund mangelnder Dokumentation. Darüber hinaus entsteht ein erheblicher Verwaltungsaufwand und eine hohe Fehleranfälligkeit.</w:t>
+        <w:t>Anträge für u.a. neue Hardware, Lizenzen, Dienstreisen oder Fortbildungen werden derzeit per E-Mail, über Microsoft Teams oder mündlich gestellt. Diese dezentralen Kommunikationswege führen zu intransparenten Genehmigungsprozessen, langen Bearbeitungszeiten sowie einer fehlenden Nachvollziehbarkeit aufgrund mangelnder Dokumentation. Darüber hinaus entsteht ein erheblicher Verwaltungsaufwand und eine hohe Fehleranfälligkeit.</w:t>
       </w:r>
     </w:p>
     <w:p>
@@ -3703,15 +3652,15 @@
         <w:pStyle w:val="Heading2"/>
         <w:numPr>
           <w:ilvl w:val="1"/>
-          <w:numId w:val="12"/>
+          <w:numId w:val="11"/>
         </w:numPr>
         <w:rPr/>
       </w:pPr>
-      <w:bookmarkStart w:id="12" w:name="_Toc181708999"/>
+      <w:bookmarkStart w:id="12" w:name="_Toc218703496"/>
       <w:bookmarkStart w:id="13" w:name="_Toc181697551"/>
-      <w:bookmarkStart w:id="14" w:name="_Toc218703496"/>
-      <w:bookmarkStart w:id="15" w:name="_Toc182313709"/>
-      <w:bookmarkStart w:id="16" w:name="_Toc182399888"/>
+      <w:bookmarkStart w:id="14" w:name="_Toc181708999"/>
+      <w:bookmarkStart w:id="15" w:name="_Toc182399888"/>
+      <w:bookmarkStart w:id="16" w:name="_Toc182313709"/>
       <w:bookmarkEnd w:id="15"/>
       <w:bookmarkEnd w:id="16"/>
       <w:r>
@@ -3916,13 +3865,13 @@
         <w:pStyle w:val="Heading2"/>
         <w:numPr>
           <w:ilvl w:val="1"/>
-          <w:numId w:val="12"/>
+          <w:numId w:val="11"/>
         </w:numPr>
         <w:rPr/>
       </w:pPr>
-      <w:bookmarkStart w:id="17" w:name="_Toc181697552"/>
+      <w:bookmarkStart w:id="17" w:name="_Toc218703497"/>
       <w:bookmarkStart w:id="18" w:name="_Toc181709000"/>
-      <w:bookmarkStart w:id="19" w:name="_Toc218703497"/>
+      <w:bookmarkStart w:id="19" w:name="_Toc181697552"/>
       <w:r>
         <w:rPr/>
         <w:t>Projektumfeld</w:t>
@@ -4032,13 +3981,13 @@
         <w:pStyle w:val="Heading2"/>
         <w:numPr>
           <w:ilvl w:val="1"/>
-          <w:numId w:val="12"/>
+          <w:numId w:val="11"/>
         </w:numPr>
         <w:rPr/>
       </w:pPr>
-      <w:bookmarkStart w:id="20" w:name="_Toc181709001"/>
-      <w:bookmarkStart w:id="21" w:name="_Toc218703498"/>
-      <w:bookmarkStart w:id="22" w:name="_Toc181697553"/>
+      <w:bookmarkStart w:id="20" w:name="_Toc181697553"/>
+      <w:bookmarkStart w:id="21" w:name="_Toc181709001"/>
+      <w:bookmarkStart w:id="22" w:name="_Toc218703498"/>
       <w:r>
         <w:rPr/>
         <w:t>Projektabgrenzung</w:t>
@@ -4111,13 +4060,13 @@
         <w:pStyle w:val="Heading1"/>
         <w:numPr>
           <w:ilvl w:val="0"/>
-          <w:numId w:val="12"/>
+          <w:numId w:val="11"/>
         </w:numPr>
         <w:rPr/>
       </w:pPr>
-      <w:bookmarkStart w:id="23" w:name="_Toc181697554"/>
+      <w:bookmarkStart w:id="23" w:name="_Toc218703499"/>
       <w:bookmarkStart w:id="24" w:name="_Toc181709002"/>
-      <w:bookmarkStart w:id="25" w:name="_Toc218703499"/>
+      <w:bookmarkStart w:id="25" w:name="_Toc181697554"/>
       <w:r>
         <w:rPr/>
         <w:t>Projektvorgehen</w:t>
@@ -4131,13 +4080,13 @@
         <w:pStyle w:val="Heading2"/>
         <w:numPr>
           <w:ilvl w:val="1"/>
-          <w:numId w:val="12"/>
+          <w:numId w:val="11"/>
         </w:numPr>
         <w:rPr/>
       </w:pPr>
-      <w:bookmarkStart w:id="26" w:name="_Toc181709003"/>
+      <w:bookmarkStart w:id="26" w:name="_Toc181697555"/>
       <w:bookmarkStart w:id="27" w:name="_Toc218703500"/>
-      <w:bookmarkStart w:id="28" w:name="_Toc181697555"/>
+      <w:bookmarkStart w:id="28" w:name="_Toc181709003"/>
       <w:bookmarkStart w:id="29" w:name="_Vorgehensweise"/>
       <w:bookmarkEnd w:id="29"/>
       <w:r>
@@ -4289,14 +4238,14 @@
         <w:pStyle w:val="Heading2"/>
         <w:numPr>
           <w:ilvl w:val="1"/>
-          <w:numId w:val="12"/>
+          <w:numId w:val="11"/>
         </w:numPr>
         <w:bidi w:val="0"/>
         <w:rPr/>
       </w:pPr>
-      <w:bookmarkStart w:id="30" w:name="_Toc218703501"/>
+      <w:bookmarkStart w:id="30" w:name="_Toc181709004"/>
       <w:bookmarkStart w:id="31" w:name="_Toc181697556"/>
-      <w:bookmarkStart w:id="32" w:name="_Toc181709004"/>
+      <w:bookmarkStart w:id="32" w:name="_Toc218703501"/>
       <w:r>
         <w:rPr/>
         <w:t>Ressourcenplanung</w:t>
@@ -4310,14 +4259,14 @@
         <w:pStyle w:val="Heading3"/>
         <w:numPr>
           <w:ilvl w:val="2"/>
-          <w:numId w:val="12"/>
+          <w:numId w:val="11"/>
         </w:numPr>
         <w:bidi w:val="0"/>
         <w:rPr/>
       </w:pPr>
-      <w:bookmarkStart w:id="33" w:name="_Toc181697557"/>
-      <w:bookmarkStart w:id="34" w:name="_Toc181709005"/>
-      <w:bookmarkStart w:id="35" w:name="_Toc218703502"/>
+      <w:bookmarkStart w:id="33" w:name="_Toc218703502"/>
+      <w:bookmarkStart w:id="34" w:name="_Toc181697557"/>
+      <w:bookmarkStart w:id="35" w:name="_Toc181709005"/>
       <w:r>
         <w:rPr/>
         <w:t>Personelle Ressourcen</w:t>
@@ -4365,14 +4314,14 @@
         <w:pStyle w:val="Heading3"/>
         <w:numPr>
           <w:ilvl w:val="2"/>
-          <w:numId w:val="12"/>
+          <w:numId w:val="11"/>
         </w:numPr>
         <w:bidi w:val="0"/>
         <w:rPr/>
       </w:pPr>
-      <w:bookmarkStart w:id="36" w:name="_Toc181697558"/>
+      <w:bookmarkStart w:id="36" w:name="_Toc218703503"/>
       <w:bookmarkStart w:id="37" w:name="_Toc181709006"/>
-      <w:bookmarkStart w:id="38" w:name="_Toc218703503"/>
+      <w:bookmarkStart w:id="38" w:name="_Toc181697558"/>
       <w:r>
         <w:rPr/>
         <w:t>Non-Personelle Ressourcen</w:t>
@@ -4397,7 +4346,7 @@
         <w:pStyle w:val="Normal"/>
         <w:numPr>
           <w:ilvl w:val="0"/>
-          <w:numId w:val="10"/>
+          <w:numId w:val="7"/>
         </w:numPr>
         <w:bidi w:val="0"/>
         <w:rPr/>
@@ -4412,7 +4361,7 @@
         <w:pStyle w:val="Normal"/>
         <w:numPr>
           <w:ilvl w:val="0"/>
-          <w:numId w:val="10"/>
+          <w:numId w:val="7"/>
         </w:numPr>
         <w:bidi w:val="0"/>
         <w:rPr/>
@@ -4427,7 +4376,7 @@
         <w:pStyle w:val="Normal"/>
         <w:numPr>
           <w:ilvl w:val="0"/>
-          <w:numId w:val="10"/>
+          <w:numId w:val="7"/>
         </w:numPr>
         <w:bidi w:val="0"/>
         <w:rPr/>
@@ -4463,7 +4412,7 @@
         <w:pStyle w:val="Normal"/>
         <w:numPr>
           <w:ilvl w:val="0"/>
-          <w:numId w:val="11"/>
+          <w:numId w:val="8"/>
         </w:numPr>
         <w:bidi w:val="0"/>
         <w:rPr/>
@@ -4478,7 +4427,7 @@
         <w:pStyle w:val="Normal"/>
         <w:numPr>
           <w:ilvl w:val="0"/>
-          <w:numId w:val="11"/>
+          <w:numId w:val="8"/>
         </w:numPr>
         <w:bidi w:val="0"/>
         <w:rPr/>
@@ -4493,7 +4442,7 @@
         <w:pStyle w:val="Normal"/>
         <w:numPr>
           <w:ilvl w:val="0"/>
-          <w:numId w:val="11"/>
+          <w:numId w:val="8"/>
         </w:numPr>
         <w:bidi w:val="0"/>
         <w:rPr/>
@@ -4508,7 +4457,7 @@
         <w:pStyle w:val="Normal"/>
         <w:numPr>
           <w:ilvl w:val="0"/>
-          <w:numId w:val="11"/>
+          <w:numId w:val="8"/>
         </w:numPr>
         <w:bidi w:val="0"/>
         <w:rPr/>
@@ -4523,7 +4472,7 @@
         <w:pStyle w:val="Normal"/>
         <w:numPr>
           <w:ilvl w:val="0"/>
-          <w:numId w:val="11"/>
+          <w:numId w:val="8"/>
         </w:numPr>
         <w:bidi w:val="0"/>
         <w:rPr/>
@@ -4538,7 +4487,7 @@
         <w:pStyle w:val="Normal"/>
         <w:numPr>
           <w:ilvl w:val="0"/>
-          <w:numId w:val="11"/>
+          <w:numId w:val="8"/>
         </w:numPr>
         <w:bidi w:val="0"/>
         <w:rPr/>
@@ -4553,7 +4502,7 @@
         <w:pStyle w:val="Normal"/>
         <w:numPr>
           <w:ilvl w:val="0"/>
-          <w:numId w:val="11"/>
+          <w:numId w:val="8"/>
         </w:numPr>
         <w:bidi w:val="0"/>
         <w:rPr/>
@@ -4678,13 +4627,13 @@
         <w:pStyle w:val="Heading2"/>
         <w:numPr>
           <w:ilvl w:val="1"/>
-          <w:numId w:val="12"/>
+          <w:numId w:val="11"/>
         </w:numPr>
         <w:rPr/>
       </w:pPr>
-      <w:bookmarkStart w:id="39" w:name="_Toc181709008"/>
+      <w:bookmarkStart w:id="39" w:name="_Toc218703504"/>
       <w:bookmarkStart w:id="40" w:name="_Toc181697560"/>
-      <w:bookmarkStart w:id="41" w:name="_Toc218703504"/>
+      <w:bookmarkStart w:id="41" w:name="_Toc181709008"/>
       <w:r>
         <w:rPr/>
         <w:t>Zeitplanung</w:t>
@@ -4709,15 +4658,15 @@
         <w:tblLook w:val="04a0" w:noHBand="0" w:noVBand="1" w:firstColumn="1" w:lastRow="0" w:lastColumn="0" w:firstRow="1"/>
       </w:tblPr>
       <w:tblGrid>
-        <w:gridCol w:w="2273"/>
+        <w:gridCol w:w="2272"/>
         <w:gridCol w:w="4808"/>
-        <w:gridCol w:w="1989"/>
+        <w:gridCol w:w="1990"/>
       </w:tblGrid>
       <w:tr>
         <w:trPr/>
         <w:tc>
           <w:tcPr>
-            <w:tcW w:w="2273" w:type="dxa"/>
+            <w:tcW w:w="2272" w:type="dxa"/>
             <w:tcBorders/>
             <w:shd w:color="auto" w:fill="AEAAAA" w:themeFill="background2" w:themeFillShade="bf" w:val="clear"/>
           </w:tcPr>
@@ -4785,7 +4734,7 @@
         </w:tc>
         <w:tc>
           <w:tcPr>
-            <w:tcW w:w="1989" w:type="dxa"/>
+            <w:tcW w:w="1990" w:type="dxa"/>
             <w:tcBorders/>
             <w:shd w:color="auto" w:fill="AEAAAA" w:themeFill="background2" w:themeFillShade="bf" w:val="clear"/>
           </w:tcPr>
@@ -4822,7 +4771,7 @@
         <w:trPr/>
         <w:tc>
           <w:tcPr>
-            <w:tcW w:w="2273" w:type="dxa"/>
+            <w:tcW w:w="2272" w:type="dxa"/>
             <w:tcBorders/>
             <w:shd w:color="auto" w:fill="E2EFD9" w:themeFill="accent6" w:themeFillTint="33" w:val="clear"/>
           </w:tcPr>
@@ -4885,7 +4834,7 @@
         </w:tc>
         <w:tc>
           <w:tcPr>
-            <w:tcW w:w="1989" w:type="dxa"/>
+            <w:tcW w:w="1990" w:type="dxa"/>
             <w:tcBorders/>
             <w:shd w:color="auto" w:fill="E2EFD9" w:themeFill="accent6" w:themeFillTint="33" w:val="clear"/>
           </w:tcPr>
@@ -4919,7 +4868,7 @@
         <w:trPr/>
         <w:tc>
           <w:tcPr>
-            <w:tcW w:w="2273" w:type="dxa"/>
+            <w:tcW w:w="2272" w:type="dxa"/>
             <w:tcBorders/>
             <w:shd w:color="auto" w:fill="E2EFD9" w:themeFill="accent6" w:themeFillTint="33" w:val="clear"/>
           </w:tcPr>
@@ -4982,7 +4931,7 @@
         </w:tc>
         <w:tc>
           <w:tcPr>
-            <w:tcW w:w="1989" w:type="dxa"/>
+            <w:tcW w:w="1990" w:type="dxa"/>
             <w:tcBorders/>
             <w:shd w:color="auto" w:fill="E2EFD9" w:themeFill="accent6" w:themeFillTint="33" w:val="clear"/>
           </w:tcPr>
@@ -5012,7 +4961,7 @@
         <w:trPr/>
         <w:tc>
           <w:tcPr>
-            <w:tcW w:w="2273" w:type="dxa"/>
+            <w:tcW w:w="2272" w:type="dxa"/>
             <w:tcBorders/>
             <w:shd w:color="auto" w:fill="E2EFD9" w:themeFill="accent6" w:themeFillTint="33" w:val="clear"/>
           </w:tcPr>
@@ -5075,7 +5024,7 @@
         </w:tc>
         <w:tc>
           <w:tcPr>
-            <w:tcW w:w="1989" w:type="dxa"/>
+            <w:tcW w:w="1990" w:type="dxa"/>
             <w:tcBorders/>
             <w:shd w:color="auto" w:fill="E2EFD9" w:themeFill="accent6" w:themeFillTint="33" w:val="clear"/>
           </w:tcPr>
@@ -5105,7 +5054,7 @@
         <w:trPr/>
         <w:tc>
           <w:tcPr>
-            <w:tcW w:w="2273" w:type="dxa"/>
+            <w:tcW w:w="2272" w:type="dxa"/>
             <w:tcBorders/>
             <w:shd w:color="auto" w:fill="E2EFD9" w:themeFill="accent6" w:themeFillTint="33" w:val="clear"/>
           </w:tcPr>
@@ -5168,7 +5117,7 @@
         </w:tc>
         <w:tc>
           <w:tcPr>
-            <w:tcW w:w="1989" w:type="dxa"/>
+            <w:tcW w:w="1990" w:type="dxa"/>
             <w:tcBorders/>
             <w:shd w:color="auto" w:fill="E2EFD9" w:themeFill="accent6" w:themeFillTint="33" w:val="clear"/>
           </w:tcPr>
@@ -5189,17 +5138,7 @@
                 <w:szCs w:val="20"/>
                 <w:lang w:val="de-DE" w:eastAsia="ja-JP" w:bidi="ar-SA"/>
               </w:rPr>
-              <w:t>2</w:t>
-            </w:r>
-            <w:r>
-              <w:rPr>
-                <w:rFonts w:eastAsia="Times New Roman" w:cs="Times New Roman"/>
-                <w:kern w:val="0"/>
-                <w:sz w:val="20"/>
-                <w:szCs w:val="20"/>
-                <w:lang w:val="de-DE" w:eastAsia="ja-JP" w:bidi="ar-SA"/>
-              </w:rPr>
-              <w:t>h</w:t>
+              <w:t>2h</w:t>
             </w:r>
           </w:p>
         </w:tc>
@@ -5208,7 +5147,7 @@
         <w:trPr/>
         <w:tc>
           <w:tcPr>
-            <w:tcW w:w="2273" w:type="dxa"/>
+            <w:tcW w:w="2272" w:type="dxa"/>
             <w:tcBorders/>
             <w:shd w:color="auto" w:fill="E2EFD9" w:themeFill="accent6" w:themeFillTint="33" w:val="clear"/>
           </w:tcPr>
@@ -5271,7 +5210,7 @@
         </w:tc>
         <w:tc>
           <w:tcPr>
-            <w:tcW w:w="1989" w:type="dxa"/>
+            <w:tcW w:w="1990" w:type="dxa"/>
             <w:tcBorders/>
             <w:shd w:color="auto" w:fill="E2EFD9" w:themeFill="accent6" w:themeFillTint="33" w:val="clear"/>
           </w:tcPr>
@@ -5292,17 +5231,7 @@
                 <w:szCs w:val="20"/>
                 <w:lang w:val="de-DE" w:eastAsia="ja-JP" w:bidi="ar-SA"/>
               </w:rPr>
-              <w:t>3</w:t>
-            </w:r>
-            <w:r>
-              <w:rPr>
-                <w:rFonts w:eastAsia="Times New Roman" w:cs="Times New Roman"/>
-                <w:kern w:val="0"/>
-                <w:sz w:val="20"/>
-                <w:szCs w:val="20"/>
-                <w:lang w:val="de-DE" w:eastAsia="ja-JP" w:bidi="ar-SA"/>
-              </w:rPr>
-              <w:t>h</w:t>
+              <w:t>3h</w:t>
             </w:r>
           </w:p>
         </w:tc>
@@ -5311,7 +5240,7 @@
         <w:trPr/>
         <w:tc>
           <w:tcPr>
-            <w:tcW w:w="2273" w:type="dxa"/>
+            <w:tcW w:w="2272" w:type="dxa"/>
             <w:tcBorders>
               <w:top w:val="nil"/>
             </w:tcBorders>
@@ -5377,15 +5306,39 @@
                 <w:shd w:fill="auto" w:val="clear"/>
                 <w:lang w:val="de-DE" w:eastAsia="ja-JP" w:bidi="ar-SA"/>
               </w:rPr>
-              <w:t>Erstellung von Unittests (oder lieber UAT ?)</w:t>
+              <w:t>Erstellung von Unittests (oder UAT ?)</w:t>
               <w:br/>
-              <w:t>ich hatte in dem Antrag Unittests stehen.. soll ich dabei dann bleiben oder kann ich Argumentieren, dass Unittests sich als nicht sinnvoll dargestellt haben und ich dann mit UAT’s gearbeitet habe ?</w:t>
+              <w:t xml:space="preserve">ich hatte in dem Antrag Unittests stehen. </w:t>
+            </w:r>
+            <w:r>
+              <w:rPr>
+                <w:rFonts w:eastAsia="Times New Roman" w:cs="Times New Roman"/>
+                <w:color w:val="FF0000"/>
+                <w:kern w:val="0"/>
+                <w:sz w:val="20"/>
+                <w:szCs w:val="20"/>
+                <w:shd w:fill="auto" w:val="clear"/>
+                <w:lang w:val="de-DE" w:eastAsia="ja-JP" w:bidi="ar-SA"/>
+              </w:rPr>
+              <w:t>S</w:t>
+            </w:r>
+            <w:r>
+              <w:rPr>
+                <w:rFonts w:eastAsia="Times New Roman" w:cs="Times New Roman"/>
+                <w:color w:val="FF0000"/>
+                <w:kern w:val="0"/>
+                <w:sz w:val="20"/>
+                <w:szCs w:val="20"/>
+                <w:shd w:fill="auto" w:val="clear"/>
+                <w:lang w:val="de-DE" w:eastAsia="ja-JP" w:bidi="ar-SA"/>
+              </w:rPr>
+              <w:t>oll ich dabei dann bleiben oder kann ich Argumentieren, dass Unittests sich als nicht sinnvoll dargestellt haben und ich dann mit UAT’s gearbeitet habe ?</w:t>
             </w:r>
           </w:p>
         </w:tc>
         <w:tc>
           <w:tcPr>
-            <w:tcW w:w="1989" w:type="dxa"/>
+            <w:tcW w:w="1990" w:type="dxa"/>
             <w:tcBorders>
               <w:top w:val="nil"/>
             </w:tcBorders>
@@ -5415,7 +5368,7 @@
         <w:trPr/>
         <w:tc>
           <w:tcPr>
-            <w:tcW w:w="2273" w:type="dxa"/>
+            <w:tcW w:w="2272" w:type="dxa"/>
             <w:tcBorders/>
             <w:shd w:color="auto" w:fill="E2EFD9" w:themeFill="accent6" w:themeFillTint="33" w:val="clear"/>
           </w:tcPr>
@@ -5479,7 +5432,7 @@
         </w:tc>
         <w:tc>
           <w:tcPr>
-            <w:tcW w:w="1989" w:type="dxa"/>
+            <w:tcW w:w="1990" w:type="dxa"/>
             <w:tcBorders/>
             <w:shd w:color="auto" w:fill="E2EFD9" w:themeFill="accent6" w:themeFillTint="33" w:val="clear"/>
           </w:tcPr>
@@ -5505,19 +5458,7 @@
                 <w:szCs w:val="20"/>
                 <w:lang w:val="de-DE" w:eastAsia="ja-JP" w:bidi="ar-SA"/>
               </w:rPr>
-              <w:t>8</w:t>
-            </w:r>
-            <w:r>
-              <w:rPr>
-                <w:rFonts w:eastAsia="Times New Roman" w:cs="Times New Roman"/>
-                <w:b/>
-                <w:bCs/>
-                <w:kern w:val="0"/>
-                <w:sz w:val="20"/>
-                <w:szCs w:val="20"/>
-                <w:lang w:val="de-DE" w:eastAsia="ja-JP" w:bidi="ar-SA"/>
-              </w:rPr>
-              <w:t xml:space="preserve">h </w:t>
+              <w:t xml:space="preserve">8h </w:t>
             </w:r>
             <w:r>
               <w:rPr>
@@ -5530,33 +5471,7 @@
                 <w:szCs w:val="20"/>
                 <w:lang w:val="de-DE" w:eastAsia="ja-JP" w:bidi="ar-SA"/>
               </w:rPr>
-              <w:t>(1</w:t>
-            </w:r>
-            <w:r>
-              <w:rPr>
-                <w:rFonts w:eastAsia="Times New Roman" w:cs="Times New Roman"/>
-                <w:b/>
-                <w:bCs/>
-                <w:color w:val="FF0000"/>
-                <w:kern w:val="0"/>
-                <w:sz w:val="20"/>
-                <w:szCs w:val="20"/>
-                <w:lang w:val="de-DE" w:eastAsia="ja-JP" w:bidi="ar-SA"/>
-              </w:rPr>
-              <w:t>2</w:t>
-            </w:r>
-            <w:r>
-              <w:rPr>
-                <w:rFonts w:eastAsia="Times New Roman" w:cs="Times New Roman"/>
-                <w:b/>
-                <w:bCs/>
-                <w:color w:val="FF0000"/>
-                <w:kern w:val="0"/>
-                <w:sz w:val="20"/>
-                <w:szCs w:val="20"/>
-                <w:lang w:val="de-DE" w:eastAsia="ja-JP" w:bidi="ar-SA"/>
-              </w:rPr>
-              <w:t>h)</w:t>
+              <w:t>(12h)</w:t>
             </w:r>
           </w:p>
         </w:tc>
@@ -5565,7 +5480,7 @@
         <w:trPr/>
         <w:tc>
           <w:tcPr>
-            <w:tcW w:w="2273" w:type="dxa"/>
+            <w:tcW w:w="2272" w:type="dxa"/>
             <w:tcBorders/>
             <w:shd w:color="auto" w:fill="FFF2CC" w:themeFill="accent4" w:themeFillTint="33" w:val="clear"/>
           </w:tcPr>
@@ -5628,7 +5543,7 @@
         </w:tc>
         <w:tc>
           <w:tcPr>
-            <w:tcW w:w="1989" w:type="dxa"/>
+            <w:tcW w:w="1990" w:type="dxa"/>
             <w:tcBorders/>
             <w:shd w:color="auto" w:fill="FFF2CC" w:themeFill="accent4" w:themeFillTint="33" w:val="clear"/>
           </w:tcPr>
@@ -5656,7 +5571,7 @@
         <w:trPr/>
         <w:tc>
           <w:tcPr>
-            <w:tcW w:w="2273" w:type="dxa"/>
+            <w:tcW w:w="2272" w:type="dxa"/>
             <w:tcBorders/>
             <w:shd w:color="auto" w:fill="FFF2CC" w:themeFill="accent4" w:themeFillTint="33" w:val="clear"/>
           </w:tcPr>
@@ -5719,7 +5634,7 @@
         </w:tc>
         <w:tc>
           <w:tcPr>
-            <w:tcW w:w="1989" w:type="dxa"/>
+            <w:tcW w:w="1990" w:type="dxa"/>
             <w:tcBorders/>
             <w:shd w:color="auto" w:fill="FFF2CC" w:themeFill="accent4" w:themeFillTint="33" w:val="clear"/>
           </w:tcPr>
@@ -5740,17 +5655,7 @@
                 <w:szCs w:val="20"/>
                 <w:lang w:val="de-DE" w:eastAsia="ja-JP" w:bidi="ar-SA"/>
               </w:rPr>
-              <w:t>1</w:t>
-            </w:r>
-            <w:r>
-              <w:rPr>
-                <w:rFonts w:eastAsia="Times New Roman" w:cs="Times New Roman"/>
-                <w:kern w:val="0"/>
-                <w:sz w:val="20"/>
-                <w:szCs w:val="20"/>
-                <w:lang w:val="de-DE" w:eastAsia="ja-JP" w:bidi="ar-SA"/>
-              </w:rPr>
-              <w:t>h</w:t>
+              <w:t>1h</w:t>
             </w:r>
           </w:p>
         </w:tc>
@@ -5759,7 +5664,7 @@
         <w:trPr/>
         <w:tc>
           <w:tcPr>
-            <w:tcW w:w="2273" w:type="dxa"/>
+            <w:tcW w:w="2272" w:type="dxa"/>
             <w:tcBorders/>
             <w:shd w:color="auto" w:fill="FFF2CC" w:themeFill="accent4" w:themeFillTint="33" w:val="clear"/>
           </w:tcPr>
@@ -5822,7 +5727,7 @@
         </w:tc>
         <w:tc>
           <w:tcPr>
-            <w:tcW w:w="1989" w:type="dxa"/>
+            <w:tcW w:w="1990" w:type="dxa"/>
             <w:tcBorders/>
             <w:shd w:color="auto" w:fill="FFF2CC" w:themeFill="accent4" w:themeFillTint="33" w:val="clear"/>
           </w:tcPr>
@@ -5843,17 +5748,7 @@
                 <w:szCs w:val="20"/>
                 <w:lang w:val="de-DE" w:eastAsia="ja-JP" w:bidi="ar-SA"/>
               </w:rPr>
-              <w:t>1</w:t>
-            </w:r>
-            <w:r>
-              <w:rPr>
-                <w:rFonts w:eastAsia="Times New Roman" w:cs="Times New Roman"/>
-                <w:kern w:val="0"/>
-                <w:sz w:val="20"/>
-                <w:szCs w:val="20"/>
-                <w:lang w:val="de-DE" w:eastAsia="ja-JP" w:bidi="ar-SA"/>
-              </w:rPr>
-              <w:t>4</w:t>
+              <w:t>9</w:t>
             </w:r>
             <w:r>
               <w:rPr>
@@ -5872,7 +5767,7 @@
         <w:trPr/>
         <w:tc>
           <w:tcPr>
-            <w:tcW w:w="2273" w:type="dxa"/>
+            <w:tcW w:w="2272" w:type="dxa"/>
             <w:tcBorders/>
             <w:shd w:color="auto" w:fill="FFF2CC" w:themeFill="accent4" w:themeFillTint="33" w:val="clear"/>
           </w:tcPr>
@@ -5935,7 +5830,7 @@
         </w:tc>
         <w:tc>
           <w:tcPr>
-            <w:tcW w:w="1989" w:type="dxa"/>
+            <w:tcW w:w="1990" w:type="dxa"/>
             <w:tcBorders/>
             <w:shd w:color="auto" w:fill="FFF2CC" w:themeFill="accent4" w:themeFillTint="33" w:val="clear"/>
           </w:tcPr>
@@ -5956,7 +5851,7 @@
                 <w:szCs w:val="20"/>
                 <w:lang w:val="de-DE" w:eastAsia="ja-JP" w:bidi="ar-SA"/>
               </w:rPr>
-              <w:t>7</w:t>
+              <w:t>12</w:t>
             </w:r>
             <w:r>
               <w:rPr>
@@ -5975,7 +5870,7 @@
         <w:trPr/>
         <w:tc>
           <w:tcPr>
-            <w:tcW w:w="2273" w:type="dxa"/>
+            <w:tcW w:w="2272" w:type="dxa"/>
             <w:tcBorders/>
             <w:shd w:color="auto" w:fill="FFF2CC" w:themeFill="accent4" w:themeFillTint="33" w:val="clear"/>
           </w:tcPr>
@@ -6038,7 +5933,7 @@
         </w:tc>
         <w:tc>
           <w:tcPr>
-            <w:tcW w:w="1989" w:type="dxa"/>
+            <w:tcW w:w="1990" w:type="dxa"/>
             <w:tcBorders/>
             <w:shd w:color="auto" w:fill="FFF2CC" w:themeFill="accent4" w:themeFillTint="33" w:val="clear"/>
           </w:tcPr>
@@ -6062,7 +5957,7 @@
         <w:trPr/>
         <w:tc>
           <w:tcPr>
-            <w:tcW w:w="2273" w:type="dxa"/>
+            <w:tcW w:w="2272" w:type="dxa"/>
             <w:tcBorders>
               <w:top w:val="nil"/>
             </w:tcBorders>
@@ -6129,7 +6024,7 @@
         </w:tc>
         <w:tc>
           <w:tcPr>
-            <w:tcW w:w="1989" w:type="dxa"/>
+            <w:tcW w:w="1990" w:type="dxa"/>
             <w:tcBorders>
               <w:top w:val="nil"/>
             </w:tcBorders>
@@ -6152,17 +6047,7 @@
                 <w:szCs w:val="20"/>
                 <w:lang w:val="de-DE" w:eastAsia="ja-JP" w:bidi="ar-SA"/>
               </w:rPr>
-              <w:t>6</w:t>
-            </w:r>
-            <w:r>
-              <w:rPr>
-                <w:rFonts w:eastAsia="Times New Roman" w:cs="Times New Roman"/>
-                <w:kern w:val="0"/>
-                <w:sz w:val="20"/>
-                <w:szCs w:val="20"/>
-                <w:lang w:val="de-DE" w:eastAsia="ja-JP" w:bidi="ar-SA"/>
-              </w:rPr>
-              <w:t>h</w:t>
+              <w:t>6h</w:t>
             </w:r>
           </w:p>
         </w:tc>
@@ -6171,7 +6056,7 @@
         <w:trPr/>
         <w:tc>
           <w:tcPr>
-            <w:tcW w:w="2273" w:type="dxa"/>
+            <w:tcW w:w="2272" w:type="dxa"/>
             <w:tcBorders/>
             <w:shd w:color="auto" w:fill="FFF2CC" w:themeFill="accent4" w:themeFillTint="33" w:val="clear"/>
           </w:tcPr>
@@ -6233,7 +6118,7 @@
         </w:tc>
         <w:tc>
           <w:tcPr>
-            <w:tcW w:w="1989" w:type="dxa"/>
+            <w:tcW w:w="1990" w:type="dxa"/>
             <w:tcBorders/>
             <w:shd w:color="auto" w:fill="FFF2CC" w:themeFill="accent4" w:themeFillTint="33" w:val="clear"/>
           </w:tcPr>
@@ -6259,31 +6144,7 @@
                 <w:szCs w:val="20"/>
                 <w:lang w:val="de-DE" w:eastAsia="ja-JP" w:bidi="ar-SA"/>
               </w:rPr>
-              <w:t>3</w:t>
-            </w:r>
-            <w:r>
-              <w:rPr>
-                <w:rFonts w:eastAsia="Times New Roman" w:cs="Times New Roman"/>
-                <w:b/>
-                <w:bCs/>
-                <w:kern w:val="0"/>
-                <w:sz w:val="20"/>
-                <w:szCs w:val="20"/>
-                <w:lang w:val="de-DE" w:eastAsia="ja-JP" w:bidi="ar-SA"/>
-              </w:rPr>
-              <w:t>3</w:t>
-            </w:r>
-            <w:r>
-              <w:rPr>
-                <w:rFonts w:eastAsia="Times New Roman" w:cs="Times New Roman"/>
-                <w:b/>
-                <w:bCs/>
-                <w:kern w:val="0"/>
-                <w:sz w:val="20"/>
-                <w:szCs w:val="20"/>
-                <w:lang w:val="de-DE" w:eastAsia="ja-JP" w:bidi="ar-SA"/>
-              </w:rPr>
-              <w:t>h</w:t>
+              <w:t>33h</w:t>
             </w:r>
           </w:p>
         </w:tc>
@@ -6292,7 +6153,7 @@
         <w:trPr/>
         <w:tc>
           <w:tcPr>
-            <w:tcW w:w="2273" w:type="dxa"/>
+            <w:tcW w:w="2272" w:type="dxa"/>
             <w:tcBorders/>
             <w:shd w:color="auto" w:fill="FBE4D5" w:themeFill="accent2" w:themeFillTint="33" w:val="clear"/>
           </w:tcPr>
@@ -6355,7 +6216,7 @@
         </w:tc>
         <w:tc>
           <w:tcPr>
-            <w:tcW w:w="1989" w:type="dxa"/>
+            <w:tcW w:w="1990" w:type="dxa"/>
             <w:tcBorders/>
             <w:shd w:color="auto" w:fill="FBE4D5" w:themeFill="accent2" w:themeFillTint="33" w:val="clear"/>
           </w:tcPr>
@@ -6383,7 +6244,7 @@
         <w:trPr/>
         <w:tc>
           <w:tcPr>
-            <w:tcW w:w="2273" w:type="dxa"/>
+            <w:tcW w:w="2272" w:type="dxa"/>
             <w:tcBorders/>
             <w:shd w:color="auto" w:fill="FBE4D5" w:themeFill="accent2" w:themeFillTint="33" w:val="clear"/>
           </w:tcPr>
@@ -6440,23 +6301,13 @@
                 <w:szCs w:val="20"/>
                 <w:lang w:val="de-DE" w:eastAsia="ja-JP" w:bidi="ar-SA"/>
               </w:rPr>
-              <w:t>Anlegen der Business Configuration Maintenance Obje</w:t>
-            </w:r>
-            <w:r>
-              <w:rPr>
-                <w:rFonts w:eastAsia="Times New Roman" w:cs="Times New Roman"/>
-                <w:kern w:val="0"/>
-                <w:sz w:val="20"/>
-                <w:szCs w:val="20"/>
-                <w:lang w:val="de-DE" w:eastAsia="ja-JP" w:bidi="ar-SA"/>
-              </w:rPr>
-              <w:t>cts</w:t>
+              <w:t>Anlegen der Business Configuration Maintenance Objects</w:t>
             </w:r>
           </w:p>
         </w:tc>
         <w:tc>
           <w:tcPr>
-            <w:tcW w:w="1989" w:type="dxa"/>
+            <w:tcW w:w="1990" w:type="dxa"/>
             <w:tcBorders/>
             <w:shd w:color="auto" w:fill="FBE4D5" w:themeFill="accent2" w:themeFillTint="33" w:val="clear"/>
           </w:tcPr>
@@ -6480,7 +6331,7 @@
         <w:trPr/>
         <w:tc>
           <w:tcPr>
-            <w:tcW w:w="2273" w:type="dxa"/>
+            <w:tcW w:w="2272" w:type="dxa"/>
             <w:tcBorders>
               <w:top w:val="nil"/>
             </w:tcBorders>
@@ -6541,23 +6392,13 @@
                 <w:szCs w:val="20"/>
                 <w:lang w:val="de-DE" w:eastAsia="ja-JP" w:bidi="ar-SA"/>
               </w:rPr>
-              <w:t xml:space="preserve">Implementation der Table Entities &amp; </w:t>
-            </w:r>
-            <w:r>
-              <w:rPr>
-                <w:rFonts w:eastAsia="Times New Roman" w:cs="Times New Roman"/>
-                <w:kern w:val="0"/>
-                <w:sz w:val="20"/>
-                <w:szCs w:val="20"/>
-                <w:lang w:val="de-DE" w:eastAsia="ja-JP" w:bidi="ar-SA"/>
-              </w:rPr>
-              <w:t>CDS-Views</w:t>
+              <w:t>Implementation der Table Entities &amp; CDS-Views</w:t>
             </w:r>
           </w:p>
         </w:tc>
         <w:tc>
           <w:tcPr>
-            <w:tcW w:w="1989" w:type="dxa"/>
+            <w:tcW w:w="1990" w:type="dxa"/>
             <w:tcBorders>
               <w:top w:val="nil"/>
             </w:tcBorders>
@@ -6580,17 +6421,7 @@
                 <w:szCs w:val="20"/>
                 <w:lang w:val="de-DE" w:eastAsia="ja-JP" w:bidi="ar-SA"/>
               </w:rPr>
-              <w:t>6</w:t>
-            </w:r>
-            <w:r>
-              <w:rPr>
-                <w:rFonts w:eastAsia="Times New Roman" w:cs="Times New Roman"/>
-                <w:kern w:val="0"/>
-                <w:sz w:val="20"/>
-                <w:szCs w:val="20"/>
-                <w:lang w:val="de-DE" w:eastAsia="ja-JP" w:bidi="ar-SA"/>
-              </w:rPr>
-              <w:t>h</w:t>
+              <w:t>6h</w:t>
             </w:r>
           </w:p>
         </w:tc>
@@ -6599,7 +6430,7 @@
         <w:trPr/>
         <w:tc>
           <w:tcPr>
-            <w:tcW w:w="2273" w:type="dxa"/>
+            <w:tcW w:w="2272" w:type="dxa"/>
             <w:tcBorders/>
             <w:shd w:color="auto" w:fill="FBE4D5" w:themeFill="accent2" w:themeFillTint="33" w:val="clear"/>
           </w:tcPr>
@@ -6662,7 +6493,7 @@
         </w:tc>
         <w:tc>
           <w:tcPr>
-            <w:tcW w:w="1989" w:type="dxa"/>
+            <w:tcW w:w="1990" w:type="dxa"/>
             <w:tcBorders/>
             <w:shd w:color="auto" w:fill="FBE4D5" w:themeFill="accent2" w:themeFillTint="33" w:val="clear"/>
           </w:tcPr>
@@ -6683,17 +6514,7 @@
                 <w:szCs w:val="20"/>
                 <w:lang w:val="de-DE" w:eastAsia="ja-JP" w:bidi="ar-SA"/>
               </w:rPr>
-              <w:t>3</w:t>
-            </w:r>
-            <w:r>
-              <w:rPr>
-                <w:rFonts w:eastAsia="Times New Roman" w:cs="Times New Roman"/>
-                <w:kern w:val="0"/>
-                <w:sz w:val="20"/>
-                <w:szCs w:val="20"/>
-                <w:lang w:val="de-DE" w:eastAsia="ja-JP" w:bidi="ar-SA"/>
-              </w:rPr>
-              <w:t>h</w:t>
+              <w:t>3h</w:t>
             </w:r>
           </w:p>
         </w:tc>
@@ -6702,7 +6523,7 @@
         <w:trPr/>
         <w:tc>
           <w:tcPr>
-            <w:tcW w:w="2273" w:type="dxa"/>
+            <w:tcW w:w="2272" w:type="dxa"/>
             <w:tcBorders/>
             <w:shd w:color="auto" w:fill="FBE4D5" w:themeFill="accent2" w:themeFillTint="33" w:val="clear"/>
           </w:tcPr>
@@ -6759,23 +6580,13 @@
                 <w:szCs w:val="20"/>
                 <w:lang w:val="de-DE" w:eastAsia="ja-JP" w:bidi="ar-SA"/>
               </w:rPr>
-              <w:t>Entwicklung de</w:t>
-            </w:r>
-            <w:r>
-              <w:rPr>
-                <w:rFonts w:eastAsia="Times New Roman" w:cs="Times New Roman"/>
-                <w:kern w:val="0"/>
-                <w:sz w:val="20"/>
-                <w:szCs w:val="20"/>
-                <w:lang w:val="de-DE" w:eastAsia="ja-JP" w:bidi="ar-SA"/>
-              </w:rPr>
-              <w:t>s Wizards</w:t>
+              <w:t>Entwicklung des Wizards</w:t>
             </w:r>
           </w:p>
         </w:tc>
         <w:tc>
           <w:tcPr>
-            <w:tcW w:w="1989" w:type="dxa"/>
+            <w:tcW w:w="1990" w:type="dxa"/>
             <w:tcBorders/>
             <w:shd w:color="auto" w:fill="FBE4D5" w:themeFill="accent2" w:themeFillTint="33" w:val="clear"/>
           </w:tcPr>
@@ -6796,27 +6607,7 @@
                 <w:szCs w:val="20"/>
                 <w:lang w:val="de-DE" w:eastAsia="ja-JP" w:bidi="ar-SA"/>
               </w:rPr>
-              <w:t>1</w:t>
-            </w:r>
-            <w:r>
-              <w:rPr>
-                <w:rFonts w:eastAsia="Times New Roman" w:cs="Times New Roman"/>
-                <w:kern w:val="0"/>
-                <w:sz w:val="20"/>
-                <w:szCs w:val="20"/>
-                <w:lang w:val="de-DE" w:eastAsia="ja-JP" w:bidi="ar-SA"/>
-              </w:rPr>
-              <w:t>2</w:t>
-            </w:r>
-            <w:r>
-              <w:rPr>
-                <w:rFonts w:eastAsia="Times New Roman" w:cs="Times New Roman"/>
-                <w:kern w:val="0"/>
-                <w:sz w:val="20"/>
-                <w:szCs w:val="20"/>
-                <w:lang w:val="de-DE" w:eastAsia="ja-JP" w:bidi="ar-SA"/>
-              </w:rPr>
-              <w:t>h</w:t>
+              <w:t>12h</w:t>
             </w:r>
           </w:p>
         </w:tc>
@@ -6825,7 +6616,7 @@
         <w:trPr/>
         <w:tc>
           <w:tcPr>
-            <w:tcW w:w="2273" w:type="dxa"/>
+            <w:tcW w:w="2272" w:type="dxa"/>
             <w:tcBorders/>
             <w:shd w:color="auto" w:fill="FBE4D5" w:themeFill="accent2" w:themeFillTint="33" w:val="clear"/>
           </w:tcPr>
@@ -6887,7 +6678,7 @@
         </w:tc>
         <w:tc>
           <w:tcPr>
-            <w:tcW w:w="1989" w:type="dxa"/>
+            <w:tcW w:w="1990" w:type="dxa"/>
             <w:tcBorders/>
             <w:shd w:color="auto" w:fill="FBE4D5" w:themeFill="accent2" w:themeFillTint="33" w:val="clear"/>
           </w:tcPr>
@@ -6913,19 +6704,7 @@
                 <w:szCs w:val="20"/>
                 <w:lang w:val="de-DE" w:eastAsia="ja-JP" w:bidi="ar-SA"/>
               </w:rPr>
-              <w:t>24</w:t>
-            </w:r>
-            <w:r>
-              <w:rPr>
-                <w:rFonts w:eastAsia="Times New Roman" w:cs="Times New Roman"/>
-                <w:b/>
-                <w:bCs/>
-                <w:kern w:val="0"/>
-                <w:sz w:val="20"/>
-                <w:szCs w:val="20"/>
-                <w:lang w:val="de-DE" w:eastAsia="ja-JP" w:bidi="ar-SA"/>
-              </w:rPr>
-              <w:t>h</w:t>
+              <w:t>24h</w:t>
             </w:r>
           </w:p>
         </w:tc>
@@ -6934,7 +6713,7 @@
         <w:trPr/>
         <w:tc>
           <w:tcPr>
-            <w:tcW w:w="2273" w:type="dxa"/>
+            <w:tcW w:w="2272" w:type="dxa"/>
             <w:tcBorders/>
             <w:shd w:color="auto" w:fill="DEEAF6" w:themeFill="accent1" w:themeFillTint="33" w:val="clear"/>
           </w:tcPr>
@@ -6997,7 +6776,7 @@
         </w:tc>
         <w:tc>
           <w:tcPr>
-            <w:tcW w:w="1989" w:type="dxa"/>
+            <w:tcW w:w="1990" w:type="dxa"/>
             <w:tcBorders/>
             <w:shd w:color="auto" w:fill="DEEAF6" w:themeFill="accent1" w:themeFillTint="33" w:val="clear"/>
           </w:tcPr>
@@ -7025,7 +6804,7 @@
         <w:trPr/>
         <w:tc>
           <w:tcPr>
-            <w:tcW w:w="2273" w:type="dxa"/>
+            <w:tcW w:w="2272" w:type="dxa"/>
             <w:tcBorders/>
             <w:shd w:color="auto" w:fill="DEEAF6" w:themeFill="accent1" w:themeFillTint="33" w:val="clear"/>
           </w:tcPr>
@@ -7085,7 +6864,7 @@
         </w:tc>
         <w:tc>
           <w:tcPr>
-            <w:tcW w:w="1989" w:type="dxa"/>
+            <w:tcW w:w="1990" w:type="dxa"/>
             <w:tcBorders/>
             <w:shd w:color="auto" w:fill="DEEAF6" w:themeFill="accent1" w:themeFillTint="33" w:val="clear"/>
           </w:tcPr>
@@ -7106,17 +6885,7 @@
                 <w:szCs w:val="20"/>
                 <w:lang w:val="de-DE" w:eastAsia="ja-JP" w:bidi="ar-SA"/>
               </w:rPr>
-              <w:t>4</w:t>
-            </w:r>
-            <w:r>
-              <w:rPr>
-                <w:rFonts w:eastAsia="Times New Roman" w:cs="Times New Roman"/>
-                <w:kern w:val="0"/>
-                <w:sz w:val="20"/>
-                <w:szCs w:val="20"/>
-                <w:lang w:val="de-DE" w:eastAsia="ja-JP" w:bidi="ar-SA"/>
-              </w:rPr>
-              <w:t>h</w:t>
+              <w:t>4h</w:t>
             </w:r>
           </w:p>
         </w:tc>
@@ -7125,7 +6894,7 @@
         <w:trPr/>
         <w:tc>
           <w:tcPr>
-            <w:tcW w:w="2273" w:type="dxa"/>
+            <w:tcW w:w="2272" w:type="dxa"/>
             <w:tcBorders/>
             <w:shd w:color="auto" w:fill="DEEAF6" w:themeFill="accent1" w:themeFillTint="33" w:val="clear"/>
           </w:tcPr>
@@ -7188,7 +6957,7 @@
         </w:tc>
         <w:tc>
           <w:tcPr>
-            <w:tcW w:w="1989" w:type="dxa"/>
+            <w:tcW w:w="1990" w:type="dxa"/>
             <w:tcBorders/>
             <w:shd w:color="auto" w:fill="DEEAF6" w:themeFill="accent1" w:themeFillTint="33" w:val="clear"/>
           </w:tcPr>
@@ -7218,7 +6987,7 @@
         <w:trPr/>
         <w:tc>
           <w:tcPr>
-            <w:tcW w:w="2273" w:type="dxa"/>
+            <w:tcW w:w="2272" w:type="dxa"/>
             <w:tcBorders/>
             <w:shd w:color="auto" w:fill="DEEAF6" w:themeFill="accent1" w:themeFillTint="33" w:val="clear"/>
           </w:tcPr>
@@ -7275,23 +7044,13 @@
                 <w:szCs w:val="20"/>
                 <w:lang w:val="de-DE" w:eastAsia="ja-JP" w:bidi="ar-SA"/>
               </w:rPr>
-              <w:t>Projekt</w:t>
-            </w:r>
-            <w:r>
-              <w:rPr>
-                <w:rFonts w:eastAsia="Times New Roman" w:cs="Times New Roman"/>
-                <w:kern w:val="0"/>
-                <w:sz w:val="20"/>
-                <w:szCs w:val="20"/>
-                <w:lang w:val="de-DE" w:eastAsia="ja-JP" w:bidi="ar-SA"/>
-              </w:rPr>
-              <w:t>dokumentation</w:t>
+              <w:t>Projektdokumentation</w:t>
             </w:r>
           </w:p>
         </w:tc>
         <w:tc>
           <w:tcPr>
-            <w:tcW w:w="1989" w:type="dxa"/>
+            <w:tcW w:w="1990" w:type="dxa"/>
             <w:tcBorders/>
             <w:shd w:color="auto" w:fill="DEEAF6" w:themeFill="accent1" w:themeFillTint="33" w:val="clear"/>
           </w:tcPr>
@@ -7312,17 +7071,7 @@
                 <w:szCs w:val="20"/>
                 <w:lang w:val="de-DE" w:eastAsia="ja-JP" w:bidi="ar-SA"/>
               </w:rPr>
-              <w:t>2</w:t>
-            </w:r>
-            <w:r>
-              <w:rPr>
-                <w:rFonts w:eastAsia="Times New Roman" w:cs="Times New Roman"/>
-                <w:kern w:val="0"/>
-                <w:sz w:val="20"/>
-                <w:szCs w:val="20"/>
-                <w:lang w:val="de-DE" w:eastAsia="ja-JP" w:bidi="ar-SA"/>
-              </w:rPr>
-              <w:t>h</w:t>
+              <w:t>2h</w:t>
             </w:r>
           </w:p>
         </w:tc>
@@ -7331,7 +7080,7 @@
         <w:trPr/>
         <w:tc>
           <w:tcPr>
-            <w:tcW w:w="2273" w:type="dxa"/>
+            <w:tcW w:w="2272" w:type="dxa"/>
             <w:tcBorders/>
             <w:shd w:color="auto" w:fill="DEEAF6" w:themeFill="accent1" w:themeFillTint="33" w:val="clear"/>
           </w:tcPr>
@@ -7394,7 +7143,7 @@
         </w:tc>
         <w:tc>
           <w:tcPr>
-            <w:tcW w:w="1989" w:type="dxa"/>
+            <w:tcW w:w="1990" w:type="dxa"/>
             <w:tcBorders/>
             <w:shd w:color="auto" w:fill="DEEAF6" w:themeFill="accent1" w:themeFillTint="33" w:val="clear"/>
           </w:tcPr>
@@ -7424,7 +7173,7 @@
         <w:trPr/>
         <w:tc>
           <w:tcPr>
-            <w:tcW w:w="2273" w:type="dxa"/>
+            <w:tcW w:w="2272" w:type="dxa"/>
             <w:tcBorders/>
             <w:shd w:color="auto" w:fill="DEEAF6" w:themeFill="accent1" w:themeFillTint="33" w:val="clear"/>
           </w:tcPr>
@@ -7486,7 +7235,7 @@
         </w:tc>
         <w:tc>
           <w:tcPr>
-            <w:tcW w:w="1989" w:type="dxa"/>
+            <w:tcW w:w="1990" w:type="dxa"/>
             <w:tcBorders/>
             <w:shd w:color="auto" w:fill="DEEAF6" w:themeFill="accent1" w:themeFillTint="33" w:val="clear"/>
           </w:tcPr>
@@ -7512,31 +7261,7 @@
                 <w:szCs w:val="20"/>
                 <w:lang w:val="de-DE" w:eastAsia="ja-JP" w:bidi="ar-SA"/>
               </w:rPr>
-              <w:t>1</w:t>
-            </w:r>
-            <w:r>
-              <w:rPr>
-                <w:rFonts w:eastAsia="Times New Roman" w:cs="Times New Roman"/>
-                <w:b/>
-                <w:bCs/>
-                <w:kern w:val="0"/>
-                <w:sz w:val="20"/>
-                <w:szCs w:val="20"/>
-                <w:lang w:val="de-DE" w:eastAsia="ja-JP" w:bidi="ar-SA"/>
-              </w:rPr>
-              <w:t>1</w:t>
-            </w:r>
-            <w:r>
-              <w:rPr>
-                <w:rFonts w:eastAsia="Times New Roman" w:cs="Times New Roman"/>
-                <w:b/>
-                <w:bCs/>
-                <w:kern w:val="0"/>
-                <w:sz w:val="20"/>
-                <w:szCs w:val="20"/>
-                <w:lang w:val="de-DE" w:eastAsia="ja-JP" w:bidi="ar-SA"/>
-              </w:rPr>
-              <w:t>h</w:t>
+              <w:t>11h</w:t>
             </w:r>
           </w:p>
         </w:tc>
@@ -7545,7 +7270,7 @@
         <w:trPr/>
         <w:tc>
           <w:tcPr>
-            <w:tcW w:w="2273" w:type="dxa"/>
+            <w:tcW w:w="2272" w:type="dxa"/>
             <w:tcBorders/>
             <w:shd w:color="auto" w:fill="AEAAAA" w:themeFill="background2" w:themeFillShade="bf" w:val="clear"/>
           </w:tcPr>
@@ -7604,7 +7329,7 @@
         </w:tc>
         <w:tc>
           <w:tcPr>
-            <w:tcW w:w="1989" w:type="dxa"/>
+            <w:tcW w:w="1990" w:type="dxa"/>
             <w:tcBorders/>
             <w:shd w:color="auto" w:fill="AEAAAA" w:themeFill="background2" w:themeFillShade="bf" w:val="clear"/>
           </w:tcPr>
@@ -7658,7 +7383,7 @@
         <w:pStyle w:val="Heading2"/>
         <w:numPr>
           <w:ilvl w:val="1"/>
-          <w:numId w:val="12"/>
+          <w:numId w:val="11"/>
         </w:numPr>
         <w:rPr/>
       </w:pPr>
@@ -7678,7 +7403,7 @@
         <w:pStyle w:val="Heading3"/>
         <w:numPr>
           <w:ilvl w:val="2"/>
-          <w:numId w:val="12"/>
+          <w:numId w:val="11"/>
         </w:numPr>
         <w:rPr/>
       </w:pPr>
@@ -7705,31 +7430,7 @@
         <w:rPr>
           <w:color w:val="000000"/>
         </w:rPr>
-        <w:t>Bei der im Betrieb verwendeten Software, dem MIBS-Virtualdesk, handelt es sich um eine eigens entwickelte Individualsoftware. Da d</w:t>
-      </w:r>
-      <w:r>
-        <w:rPr>
-          <w:color w:val="000000"/>
-        </w:rPr>
-        <w:t>ie neue App</w:t>
-      </w:r>
-      <w:r>
-        <w:rPr>
-          <w:color w:val="000000"/>
-        </w:rPr>
-        <w:t xml:space="preserve"> nahtlos in diese bestehende Plattform integriert werden muss, die alle Anforderungen erfüll</w:t>
-      </w:r>
-      <w:r>
-        <w:rPr>
-          <w:color w:val="000000"/>
-        </w:rPr>
-        <w:t>en soll</w:t>
-      </w:r>
-      <w:r>
-        <w:rPr>
-          <w:color w:val="000000"/>
-        </w:rPr>
-        <w:t>, wurde das Projekt als interne Entwicklung realisiert.</w:t>
+        <w:t>Bei der im Betrieb verwendeten Software, dem MIBS-Virtualdesk, handelt es sich um eine eigens entwickelte Individualsoftware. Da die neue App nahtlos in diese bestehende Plattform integriert werden muss, die alle Anforderungen erfüllen soll, wurde das Projekt als interne Entwicklung realisiert.</w:t>
       </w:r>
     </w:p>
     <w:p>
@@ -7737,7 +7438,7 @@
         <w:pStyle w:val="Heading3"/>
         <w:numPr>
           <w:ilvl w:val="2"/>
-          <w:numId w:val="12"/>
+          <w:numId w:val="11"/>
         </w:numPr>
         <w:rPr/>
       </w:pPr>
@@ -7745,11 +7446,7 @@
       <w:bookmarkEnd w:id="44"/>
       <w:r>
         <w:rPr/>
-        <w:t>Projektkoste</w:t>
-      </w:r>
-      <w:r>
-        <w:rPr/>
-        <w:t>n</w:t>
+        <w:t>Projektkosten</w:t>
       </w:r>
     </w:p>
     <w:p>
@@ -7778,21 +7475,13 @@
         <w:pStyle w:val="Heading3"/>
         <w:numPr>
           <w:ilvl w:val="2"/>
-          <w:numId w:val="12"/>
+          <w:numId w:val="11"/>
         </w:numPr>
         <w:rPr/>
       </w:pPr>
       <w:r>
         <w:rPr/>
-        <w:t>Amortis</w:t>
-      </w:r>
-      <w:r>
-        <w:rPr/>
-        <w:t>a</w:t>
-      </w:r>
-      <w:r>
-        <w:rPr/>
-        <w:t>tionsrechnung</w:t>
+        <w:t>Amortisationsrechnung</w:t>
       </w:r>
     </w:p>
     <w:p>
@@ -7821,7 +7510,7 @@
         <w:pStyle w:val="Heading3"/>
         <w:numPr>
           <w:ilvl w:val="2"/>
-          <w:numId w:val="12"/>
+          <w:numId w:val="11"/>
         </w:numPr>
         <w:rPr/>
       </w:pPr>
@@ -7894,24 +7583,16 @@
         <w:pStyle w:val="Heading1"/>
         <w:numPr>
           <w:ilvl w:val="0"/>
-          <w:numId w:val="12"/>
+          <w:numId w:val="11"/>
         </w:numPr>
         <w:rPr/>
       </w:pPr>
-      <w:bookmarkStart w:id="45" w:name="_Toc218703506"/>
+      <w:bookmarkStart w:id="45" w:name="_Toc181709013"/>
       <w:bookmarkStart w:id="46" w:name="_Toc181697565"/>
-      <w:bookmarkStart w:id="47" w:name="_Toc181709013"/>
-      <w:r>
-        <w:rPr/>
-        <w:t>Projektabla</w:t>
-      </w:r>
-      <w:r>
-        <w:rPr/>
-        <w:t>u</w:t>
-      </w:r>
-      <w:r>
-        <w:rPr/>
-        <w:t>f</w:t>
+      <w:bookmarkStart w:id="47" w:name="_Toc218703506"/>
+      <w:r>
+        <w:rPr/>
+        <w:t>Projektablauf</w:t>
       </w:r>
       <w:bookmarkEnd w:id="45"/>
       <w:bookmarkEnd w:id="46"/>
@@ -7934,25 +7615,25 @@
         <w:pStyle w:val="Heading2"/>
         <w:numPr>
           <w:ilvl w:val="1"/>
-          <w:numId w:val="12"/>
+          <w:numId w:val="11"/>
         </w:numPr>
         <w:bidi w:val="0"/>
         <w:rPr/>
       </w:pPr>
-      <w:bookmarkStart w:id="48" w:name="_Toc181697567"/>
+      <w:bookmarkStart w:id="48" w:name="_Toc218703507"/>
       <w:bookmarkStart w:id="49" w:name="_Toc181709015"/>
-      <w:bookmarkStart w:id="50" w:name="_Toc218703507"/>
+      <w:bookmarkStart w:id="50" w:name="_Toc181697567"/>
       <w:r>
         <w:rPr/>
         <w:t>Projekt Kick-off-Meeting</w:t>
       </w:r>
+      <w:bookmarkEnd w:id="49"/>
+      <w:bookmarkEnd w:id="50"/>
+      <w:r>
+        <w:rPr/>
+        <w:t xml:space="preserve"> / Aufgabenübergabe</w:t>
+      </w:r>
       <w:bookmarkEnd w:id="48"/>
-      <w:bookmarkEnd w:id="49"/>
-      <w:r>
-        <w:rPr/>
-        <w:t xml:space="preserve"> / Aufgabenübergabe</w:t>
-      </w:r>
-      <w:bookmarkEnd w:id="50"/>
     </w:p>
     <w:p>
       <w:pPr>
@@ -7974,17 +7655,21 @@
           <w:sz w:val="20"/>
           <w:lang w:eastAsia="ja-JP"/>
         </w:rPr>
-        <w:t xml:space="preserve">Das Projekt begann mit einem Kick-off-Meeting mit dem </w:t>
-      </w:r>
-      <w:r>
+        <w:t>Das Projekt begann mit einem Kick-off-Meeting mit dem Fachbereich, in dem die Aufgabenstellung und die Zielsetzung des Projektes besprochen wurden. Im Rahmen dieses Meetings wurde eine detaillierte Anforderungsliste übergeben, die der Fachbereich im Vorfeld erarbeitet hatte, die als verbindliche Grundlage für die Entwicklung diente. Auf Basis dieser Anforderungsliste wurde anschließend das Pflichtenheft abgeleitet, welches die funktionalen und technischen Anforderungen an die Anwendung definiert.</w:t>
+      </w:r>
+    </w:p>
+    <w:p>
+      <w:pPr>
+        <w:pStyle w:val="BodyText"/>
+        <w:spacing w:before="114" w:after="114"/>
+        <w:jc w:val="both"/>
         <w:rPr>
           <w:rFonts w:ascii="Alexandria Light" w:hAnsi="Alexandria Light"/>
           <w:color w:val="000000"/>
           <w:sz w:val="20"/>
           <w:lang w:eastAsia="ja-JP"/>
         </w:rPr>
-        <w:t>Fachbereich</w:t>
-      </w:r>
+      </w:pPr>
       <w:r>
         <w:rPr>
           <w:rFonts w:ascii="Alexandria Light" w:hAnsi="Alexandria Light"/>
@@ -7992,29 +7677,560 @@
           <w:sz w:val="20"/>
           <w:lang w:eastAsia="ja-JP"/>
         </w:rPr>
-        <w:t>, in dem die Aufgabenstellung und die Zielsetzung des Projektes besprochen wurden. Im Rahmen dieses Meetings wurde eine detaillierte Anforderungsliste übergeben, die der Fachbereich im Vorfeld erarbeitet hatte und die als verbindliche Grundlage für die Entwicklung diente. Auf Basis dieser Anforderungsliste wurde anschließend das Pflichtenheft abgeleitet, welches die funktionalen und technischen Anforderungen an die Anwendung definiert.</w:t>
+        <w:t>Während der Projektlaufzeit fanden regelmäßige Abstimmungsgespräche mit dem Auftraggeber statt, in denen der Projektfortschritt besprochen und Rückfragen geklärt wurden. Im Verlauf dieser Gespräche kristallisierten sich vereinzelte Unstimmigkeiten zwischen den ursprünglichen Anforderungen und der praktischen Umsetzung heraus, die gemeinsam mit dem Auftraggeber besprochen und bereinigt wurden. Dies stellte sicher, dass die finale Anwendung den tatsächlichen Anforderungen des Fachbereichs entspricht.</w:t>
       </w:r>
     </w:p>
     <w:p>
       <w:pPr>
         <w:pStyle w:val="BodyText"/>
-        <w:spacing w:before="114" w:after="114"/>
+        <w:spacing w:lineRule="auto" w:line="264" w:before="60" w:after="283"/>
         <w:jc w:val="both"/>
+        <w:rPr>
+          <w:color w:val="000000"/>
+        </w:rPr>
+      </w:pPr>
+      <w:r>
         <w:rPr>
           <w:rFonts w:ascii="Alexandria Light" w:hAnsi="Alexandria Light"/>
           <w:color w:val="000000"/>
           <w:sz w:val="20"/>
           <w:lang w:eastAsia="ja-JP"/>
         </w:rPr>
-      </w:pPr>
-      <w:r>
+        <w:t>Die vollständige Anforderungsliste ist dem Anhang beigefügt.</w:t>
+      </w:r>
+    </w:p>
+    <w:p>
+      <w:pPr>
+        <w:pStyle w:val="Heading3"/>
+        <w:numPr>
+          <w:ilvl w:val="2"/>
+          <w:numId w:val="11"/>
+        </w:numPr>
+        <w:rPr/>
+      </w:pPr>
+      <w:bookmarkStart w:id="51" w:name="_Toc181709017"/>
+      <w:bookmarkStart w:id="52" w:name="_Toc218703508"/>
+      <w:r>
+        <w:rPr/>
+        <w:t>A</w:t>
+      </w:r>
+      <w:bookmarkEnd w:id="51"/>
+      <w:bookmarkEnd w:id="52"/>
+      <w:r>
+        <w:rPr/>
+        <w:t>nalyse SOLL</w:t>
+      </w:r>
+    </w:p>
+    <w:p>
+      <w:pPr>
+        <w:pStyle w:val="Normal"/>
+        <w:rPr/>
+      </w:pPr>
+      <w:r>
+        <w:rPr/>
+        <w:t xml:space="preserve">Für die Analyse des Soll-Zustands wurden die übergebenen Anforderungen hinsichtlich ihrer technischen Umsetzbarkeit </w:t>
+      </w:r>
+      <w:r>
+        <w:rPr/>
+        <w:t>analysiert</w:t>
+      </w:r>
+      <w:r>
+        <w:rPr/>
+        <w:t>. Da die definierten Anforderungen nicht mit bestehenden Anwendungen des MIBS-Virtualdesks abgedeckt werden konnten, wurde in Abstimmung mit dem Projektbetreuer und dem Fachbereich entschieden, ein</w:t>
+      </w:r>
+      <w:r>
+        <w:rPr/>
+        <w:t>e neue App</w:t>
+      </w:r>
+      <w:r>
+        <w:rPr/>
+        <w:t xml:space="preserve"> zu entwickeln. Dabei wurde festgelegt, dass sich die neue Anwendung im Aufbau und in der Bedienung an den bestehenden Anwendungen des Virtualdesks orientiert, um eine geringe Einarbeitungszeit und ein einheitliches Benutzererlebnis sicherzustellen.</w:t>
+      </w:r>
+    </w:p>
+    <w:p>
+      <w:pPr>
+        <w:pStyle w:val="Heading3"/>
+        <w:numPr>
+          <w:ilvl w:val="2"/>
+          <w:numId w:val="11"/>
+        </w:numPr>
+        <w:rPr/>
+      </w:pPr>
+      <w:r>
+        <w:rPr/>
+        <w:t>Analyse Datenbasis</w:t>
+      </w:r>
+    </w:p>
+    <w:p>
+      <w:pPr>
+        <w:pStyle w:val="BodyText"/>
+        <w:jc w:val="both"/>
         <w:rPr>
           <w:rFonts w:ascii="Alexandria Light" w:hAnsi="Alexandria Light"/>
-          <w:color w:val="000000"/>
           <w:sz w:val="20"/>
           <w:lang w:eastAsia="ja-JP"/>
         </w:rPr>
-        <w:t>Während der Projektlaufzeit fanden regelmäßige Abstimmungsgespräche mit dem Auftraggeber statt, in denen der Projektfortschritt besprochen und Rückfragen geklärt wurden. Im Verlauf dieser Gespräche kristallisierten sich vereinzelte Unstimmigkeiten zwischen den ursprünglichen Anforderungen und der praktischen Umsetzung heraus, die gemeinsam mit dem Auftraggeber besprochen und bereinigt wurden. Dies stellte sicher, dass die finale Anwendung den tatsächlichen Anforderungen des Fachbereichs entspricht.</w:t>
+      </w:pPr>
+      <w:r>
+        <w:rPr>
+          <w:rFonts w:ascii="Alexandria Light" w:hAnsi="Alexandria Light"/>
+          <w:sz w:val="20"/>
+          <w:lang w:eastAsia="ja-JP"/>
+        </w:rPr>
+        <w:t>Um das Datenmodell konzipieren zu können, wurde zunächst die bestehende Datenbasis analysiert, um zu ermitteln, welche benötigten Entitäten bereits vorhanden sind und wiederverwendet werden können. Dabei wurde die Mitarbeiter-Entität (Employee) identifiziert, die bereits im System existiert. Diese Entität wird benötigt, um Informationen des antragstellenden Benutzers sowie der zuständigen Genehmiger abzurufen und mit den übrigen Entitäten zu verknüpfen. Alle weiteren Entitäten mussten neu konzipiert werden, da diese anwendungsspezifische Informationen persistieren, die bisher nicht im System vorhanden waren.</w:t>
+      </w:r>
+    </w:p>
+    <w:p>
+      <w:pPr>
+        <w:pStyle w:val="BodyText"/>
+        <w:spacing w:lineRule="auto" w:line="264" w:before="114" w:after="114"/>
+        <w:jc w:val="both"/>
+        <w:rPr>
+          <w:rFonts w:ascii="Alexandria Light" w:hAnsi="Alexandria Light"/>
+          <w:sz w:val="20"/>
+          <w:lang w:eastAsia="ja-JP"/>
+        </w:rPr>
+      </w:pPr>
+      <w:r>
+        <w:rPr>
+          <w:rFonts w:ascii="Alexandria Light" w:hAnsi="Alexandria Light"/>
+          <w:sz w:val="20"/>
+          <w:lang w:eastAsia="ja-JP"/>
+        </w:rPr>
+        <w:t>Da kein bestehendes Berechtigungskonzept die Anforderungen abdecken konnte, wurde ein eigenes zweistufiges Berechtigungskonzept entwickelt.</w:t>
+      </w:r>
+    </w:p>
+    <w:p>
+      <w:pPr>
+        <w:pStyle w:val="BodyText"/>
+        <w:spacing w:lineRule="auto" w:line="264" w:before="114" w:after="114"/>
+        <w:jc w:val="both"/>
+        <w:rPr>
+          <w:rFonts w:ascii="Alexandria Light" w:hAnsi="Alexandria Light"/>
+          <w:sz w:val="20"/>
+          <w:lang w:eastAsia="ja-JP"/>
+        </w:rPr>
+      </w:pPr>
+      <w:r>
+        <w:rPr>
+          <w:rFonts w:ascii="Alexandria Light" w:hAnsi="Alexandria Light"/>
+          <w:sz w:val="20"/>
+          <w:lang w:eastAsia="ja-JP"/>
+        </w:rPr>
+        <w:t>Die erste Ebene regelt di</w:t>
+      </w:r>
+      <w:r>
+        <w:rPr>
+          <w:rFonts w:ascii="Alexandria Light" w:hAnsi="Alexandria Light"/>
+          <w:b w:val="false"/>
+          <w:bCs w:val="false"/>
+          <w:sz w:val="20"/>
+          <w:lang w:eastAsia="ja-JP"/>
+        </w:rPr>
+        <w:t xml:space="preserve">e </w:t>
+      </w:r>
+      <w:r>
+        <w:rPr>
+          <w:rStyle w:val="Strong"/>
+          <w:rFonts w:ascii="Alexandria Light" w:hAnsi="Alexandria Light"/>
+          <w:b w:val="false"/>
+          <w:bCs w:val="false"/>
+          <w:sz w:val="20"/>
+          <w:lang w:eastAsia="ja-JP"/>
+        </w:rPr>
+        <w:t>Beantragungsberechtigung</w:t>
+      </w:r>
+      <w:r>
+        <w:rPr>
+          <w:rFonts w:ascii="Alexandria Light" w:hAnsi="Alexandria Light"/>
+          <w:sz w:val="20"/>
+          <w:lang w:eastAsia="ja-JP"/>
+        </w:rPr>
+        <w:t>. Mitarbeiter werden hierfür sogenannten Beantragungsteams zugewiesen, die festlegen, welche Antragskategorien ein Mitarbeiter stellen darf. So wird beispielsweise sichergestellt, dass Auszubildende ausschließlich Kategorien beantragen können, für die sie berechtigt sind. Ein Mitarbeiter kann dabei mehreren Beantragungsteams zugeordnet sein.</w:t>
+      </w:r>
+    </w:p>
+    <w:p>
+      <w:pPr>
+        <w:pStyle w:val="BodyText"/>
+        <w:spacing w:lineRule="auto" w:line="264" w:before="114" w:after="114"/>
+        <w:jc w:val="both"/>
+        <w:rPr>
+          <w:rFonts w:ascii="Alexandria Light" w:hAnsi="Alexandria Light"/>
+          <w:sz w:val="20"/>
+          <w:lang w:eastAsia="ja-JP"/>
+        </w:rPr>
+      </w:pPr>
+      <w:r>
+        <w:rPr>
+          <w:rFonts w:ascii="Alexandria Light" w:hAnsi="Alexandria Light"/>
+          <w:sz w:val="20"/>
+          <w:lang w:eastAsia="ja-JP"/>
+        </w:rPr>
+        <w:t>Die zweite Ebene regelt die</w:t>
+      </w:r>
+      <w:r>
+        <w:rPr>
+          <w:rFonts w:ascii="Alexandria Light" w:hAnsi="Alexandria Light"/>
+          <w:b w:val="false"/>
+          <w:bCs w:val="false"/>
+          <w:sz w:val="20"/>
+          <w:lang w:eastAsia="ja-JP"/>
+        </w:rPr>
+        <w:t xml:space="preserve"> </w:t>
+      </w:r>
+      <w:r>
+        <w:rPr>
+          <w:rStyle w:val="Strong"/>
+          <w:rFonts w:ascii="Alexandria Light" w:hAnsi="Alexandria Light"/>
+          <w:b w:val="false"/>
+          <w:bCs w:val="false"/>
+          <w:sz w:val="20"/>
+          <w:lang w:eastAsia="ja-JP"/>
+        </w:rPr>
+        <w:t>Genehmigungsberechtigung</w:t>
+      </w:r>
+      <w:r>
+        <w:rPr>
+          <w:rFonts w:ascii="Alexandria Light" w:hAnsi="Alexandria Light"/>
+          <w:b w:val="false"/>
+          <w:bCs w:val="false"/>
+          <w:sz w:val="20"/>
+          <w:lang w:eastAsia="ja-JP"/>
+        </w:rPr>
+        <w:t>. A</w:t>
+      </w:r>
+      <w:r>
+        <w:rPr>
+          <w:rFonts w:ascii="Alexandria Light" w:hAnsi="Alexandria Light"/>
+          <w:sz w:val="20"/>
+          <w:lang w:eastAsia="ja-JP"/>
+        </w:rPr>
+        <w:t>nalog dazu werden Mitarbeiter sogenannten Genehmigungsteams zugewiesen, die an bestimmte Antragskategorien gekoppelt sind. Dies stellt sicher, dass bei der Erstellung eines Antrags nur Personen als Genehmiger zur Auswahl stehen, die für die jeweilige Kategorie berechtigt sind. Auch hier kann ein Mitarbeiter mehreren Genehmigungsteams angehören.</w:t>
+      </w:r>
+    </w:p>
+    <w:p>
+      <w:pPr>
+        <w:pStyle w:val="BodyText"/>
+        <w:spacing w:lineRule="auto" w:line="264" w:before="114" w:after="114"/>
+        <w:jc w:val="both"/>
+        <w:rPr>
+          <w:rFonts w:ascii="Alexandria Light" w:hAnsi="Alexandria Light"/>
+          <w:sz w:val="20"/>
+          <w:lang w:eastAsia="ja-JP"/>
+        </w:rPr>
+      </w:pPr>
+      <w:r>
+        <w:rPr>
+          <w:rFonts w:ascii="Alexandria Light" w:hAnsi="Alexandria Light"/>
+          <w:sz w:val="20"/>
+          <w:lang w:eastAsia="ja-JP"/>
+        </w:rPr>
+        <w:t>Durch diese Trennung der Berechtigungsebenen wird sowohl die Antragsstellung als auch der Genehmigungsprozess klar strukturiert und auf die jeweiligen Zuständigkeiten der Mitarbeiter eingeschränkt.</w:t>
+      </w:r>
+    </w:p>
+    <w:p>
+      <w:pPr>
+        <w:pStyle w:val="Heading3"/>
+        <w:numPr>
+          <w:ilvl w:val="2"/>
+          <w:numId w:val="11"/>
+        </w:numPr>
+        <w:rPr/>
+      </w:pPr>
+      <w:r>
+        <w:rPr/>
+        <w:t>Planung</w:t>
+      </w:r>
+    </w:p>
+    <w:p>
+      <w:pPr>
+        <w:pStyle w:val="Normal"/>
+        <w:rPr>
+          <w:color w:val="000000"/>
+          <w:lang w:eastAsia="de-DE"/>
+        </w:rPr>
+      </w:pPr>
+      <w:r>
+        <w:rPr>
+          <w:color w:val="000000"/>
+          <w:lang w:eastAsia="de-DE"/>
+        </w:rPr>
+        <w:t>Nach der Projektvorbereitung wurden die nächsten Schritte innerhalb des gesetzten Zeitrahmen und unter Berücksichtigung des gewählten Vorgehensmodell und der Ressourcenplanung aus Kapitel 3 in eine konkretere Tag-genaue Planung umgesetzt, um so den Fortschritt besser überwachen zu können.</w:t>
+      </w:r>
+    </w:p>
+    <w:p>
+      <w:pPr>
+        <w:pStyle w:val="Normal"/>
+        <w:rPr>
+          <w:color w:val="000000"/>
+          <w:lang w:eastAsia="de-DE"/>
+        </w:rPr>
+      </w:pPr>
+      <w:r>
+        <w:rPr>
+          <w:color w:val="000000"/>
+          <w:lang w:eastAsia="de-DE"/>
+        </w:rPr>
+      </w:r>
+    </w:p>
+    <w:p>
+      <w:pPr>
+        <w:pStyle w:val="Normal"/>
+        <w:rPr>
+          <w:color w:val="000000"/>
+          <w:lang w:eastAsia="de-DE"/>
+        </w:rPr>
+      </w:pPr>
+      <w:r>
+        <w:rPr>
+          <w:color w:val="000000"/>
+          <w:lang w:eastAsia="de-DE"/>
+        </w:rPr>
+      </w:r>
+    </w:p>
+    <w:p>
+      <w:pPr>
+        <w:pStyle w:val="Normal"/>
+        <w:rPr>
+          <w:color w:val="000000"/>
+          <w:lang w:eastAsia="de-DE"/>
+        </w:rPr>
+      </w:pPr>
+      <w:r>
+        <w:rPr>
+          <w:color w:val="000000"/>
+          <w:lang w:eastAsia="de-DE"/>
+        </w:rPr>
+      </w:r>
+    </w:p>
+    <w:p>
+      <w:pPr>
+        <w:pStyle w:val="Heading2"/>
+        <w:numPr>
+          <w:ilvl w:val="1"/>
+          <w:numId w:val="11"/>
+        </w:numPr>
+        <w:rPr>
+          <w:lang w:eastAsia="de-DE"/>
+        </w:rPr>
+      </w:pPr>
+      <w:bookmarkStart w:id="53" w:name="_Toc218703509"/>
+      <w:r>
+        <w:rPr>
+          <w:lang w:eastAsia="de-DE"/>
+        </w:rPr>
+        <w:t>Konzept</w:t>
+      </w:r>
+      <w:bookmarkEnd w:id="53"/>
+      <w:r>
+        <w:rPr>
+          <w:lang w:eastAsia="de-DE"/>
+        </w:rPr>
+        <w:t>ion</w:t>
+      </w:r>
+    </w:p>
+    <w:p>
+      <w:pPr>
+        <w:pStyle w:val="Normal"/>
+        <w:rPr/>
+      </w:pPr>
+      <w:r>
+        <w:rPr/>
+        <w:t>Für die Erstellung des technischen Konzepts wurde auf das Anforderungsdokument und das Pflichtenheft Bezug genommen. Für die Erstellung des technischen Konzepts lag aus bereits vergangenen Projekten ein gut strukturiertes Vorlagenkonzept vor. Ziel des technischen Konzeptes ist es, einen gut strukturierten Leitfaden für die Entwicklung zu erstellen. Nach Erstellung dieses Dokumentes wurde dieses als Grundlage zur Entwicklung benutzt.</w:t>
+      </w:r>
+    </w:p>
+    <w:p>
+      <w:pPr>
+        <w:pStyle w:val="Heading3"/>
+        <w:numPr>
+          <w:ilvl w:val="2"/>
+          <w:numId w:val="11"/>
+        </w:numPr>
+        <w:rPr/>
+      </w:pPr>
+      <w:bookmarkStart w:id="54" w:name="_Toc218703510"/>
+      <w:r>
+        <w:rPr/>
+        <w:t>K</w:t>
+      </w:r>
+      <w:bookmarkEnd w:id="54"/>
+      <w:r>
+        <w:rPr/>
+        <w:t>onzeption des Datenmodells</w:t>
+      </w:r>
+    </w:p>
+    <w:p>
+      <w:pPr>
+        <w:pStyle w:val="BodyText"/>
+        <w:spacing w:before="114" w:after="114"/>
+        <w:rPr>
+          <w:rFonts w:ascii="Alexandria Light" w:hAnsi="Alexandria Light"/>
+          <w:sz w:val="20"/>
+          <w:lang w:eastAsia="ja-JP"/>
+        </w:rPr>
+      </w:pPr>
+      <w:r>
+        <w:rPr>
+          <w:rFonts w:ascii="Alexandria Light" w:hAnsi="Alexandria Light"/>
+          <w:sz w:val="20"/>
+          <w:lang w:eastAsia="ja-JP"/>
+        </w:rPr>
+        <w:t>Das Datenmodell bildet den zentralen Bestandteil der Anwendung und wurde auf Basis des SAP RAP Frameworks entwickelt. Für die Datenhaltung wurde bewusst auf sogenannte Table Entities gesetzt, die mithilfe von CDS (Core Data Services) definiert werden und auf der SAP HANA Datenbanktechnologie basieren.</w:t>
+      </w:r>
+    </w:p>
+    <w:p>
+      <w:pPr>
+        <w:pStyle w:val="BodyText"/>
+        <w:spacing w:before="0" w:after="0"/>
+        <w:rPr>
+          <w:rFonts w:ascii="Alexandria Light" w:hAnsi="Alexandria Light"/>
+          <w:sz w:val="20"/>
+          <w:szCs w:val="20"/>
+        </w:rPr>
+      </w:pPr>
+      <w:r>
+        <w:rPr>
+          <w:rFonts w:ascii="Alexandria Light" w:hAnsi="Alexandria Light"/>
+          <w:sz w:val="20"/>
+          <w:szCs w:val="20"/>
+          <w:lang w:eastAsia="ja-JP"/>
+        </w:rPr>
+        <w:t xml:space="preserve">Die Alternative wäre der klassische Ansatz gewesen, DDIC-Tabellen anzulegen und darauf aufbauend separate CDS Views zu definieren. Durch die Verwendung von Table Entities konnte diese zusätzliche Abstraktionsebene eingespart werden, da Datenbankdefinition und CDS-Annotationen direkt auf derselben Ebene zusammengeführt werden. Dies ermöglicht es, Beziehungen zwischen den Entitäten bereits auf der untersten Ebene des Datenmodells zu beschreiben, ohne zusätzliche View-Schichten pflegen zu müssen. </w:t>
+      </w:r>
+      <w:r>
+        <w:rPr>
+          <w:rFonts w:ascii="Alexandria Light" w:hAnsi="Alexandria Light"/>
+          <w:sz w:val="20"/>
+          <w:szCs w:val="20"/>
+        </w:rPr>
+        <w:t>Um das Verhalten des Business Objektes zu beschreiben, wird auf Basis der Table Entities eine Behavior Definition angelegt. Diese wird im folgenden Kapitel zur Konzeption der Programmlogik detailliert beschrieben.</w:t>
+      </w:r>
+      <w:r>
+        <w:rPr>
+          <w:rFonts w:ascii="Alexandria Light" w:hAnsi="Alexandria Light"/>
+          <w:sz w:val="20"/>
+          <w:szCs w:val="20"/>
+          <w:lang w:eastAsia="ja-JP"/>
+        </w:rPr>
+        <w:t xml:space="preserve"> Durch dieses Verfahren wird der Entwicklungsaufwand deutlich reduziert, da mehrere CDS View-Ebenen, die im klassischen RAP Ansatz notwendig wären, vollständig entfallen.</w:t>
+      </w:r>
+    </w:p>
+    <w:p>
+      <w:pPr>
+        <w:pStyle w:val="BodyText"/>
+        <w:spacing w:before="114" w:after="114"/>
+        <w:rPr>
+          <w:rFonts w:ascii="Alexandria Light" w:hAnsi="Alexandria Light"/>
+          <w:sz w:val="20"/>
+          <w:lang w:eastAsia="ja-JP"/>
+        </w:rPr>
+      </w:pPr>
+      <w:r>
+        <w:rPr>
+          <w:rFonts w:ascii="Alexandria Light" w:hAnsi="Alexandria Light"/>
+          <w:sz w:val="20"/>
+          <w:lang w:eastAsia="ja-JP"/>
+        </w:rPr>
+        <w:t>Die Entscheidung für Table Entities begründet sich durch folgende Vorteile gegenüber dem klassischen Ansatz:</w:t>
+      </w:r>
+    </w:p>
+    <w:p>
+      <w:pPr>
+        <w:pStyle w:val="BodyText"/>
+        <w:spacing w:before="0" w:after="283"/>
+        <w:rPr>
+          <w:rFonts w:ascii="Alexandria Light" w:hAnsi="Alexandria Light"/>
+          <w:sz w:val="20"/>
+          <w:lang w:eastAsia="ja-JP"/>
+        </w:rPr>
+      </w:pPr>
+      <w:commentRangeStart w:id="0"/>
+      <w:r>
+        <w:rPr>
+          <w:rFonts w:ascii="Alexandria Light" w:hAnsi="Alexandria Light"/>
+          <w:sz w:val="20"/>
+          <w:lang w:eastAsia="ja-JP"/>
+        </w:rPr>
+        <w:t>Erstens bieten Table Entities eine höhere Abstraktionsebene, da Datenbankstruktur und CDS-Annotationen in einer einzigen Definition zusammengefasst werden. Zweitens können Beziehungen zwischen Entitäten direkt in der Datenbankdefinition beschrieben werden, was die Übersichtlichkeit und Wartbarkeit des Datenmodells deutlich verbessert. Drittens entsprechen Table Entities dem modernen SAP-Entwicklungsstandard und sind nativ in das RAP Framework integriert, wodurch eine zukunftssichere und konsistente Entwicklung gewährleistet wird.</w:t>
+      </w:r>
+    </w:p>
+    <w:p>
+      <w:pPr>
+        <w:pStyle w:val="Heading3"/>
+        <w:numPr>
+          <w:ilvl w:val="2"/>
+          <w:numId w:val="11"/>
+        </w:numPr>
+        <w:rPr/>
+      </w:pPr>
+      <w:r>
+        <w:rPr/>
+        <w:t>Konzeption des Berechtigungskonzepts</w:t>
+      </w:r>
+    </w:p>
+    <w:p>
+      <w:pPr>
+        <w:pStyle w:val="BodyText"/>
+        <w:rPr>
+          <w:rFonts w:ascii="Alexandria Light" w:hAnsi="Alexandria Light"/>
+          <w:sz w:val="20"/>
+          <w:lang w:eastAsia="ja-JP"/>
+        </w:rPr>
+      </w:pPr>
+      <w:r>
+        <w:rPr>
+          <w:rFonts w:ascii="Alexandria Light" w:hAnsi="Alexandria Light"/>
+          <w:sz w:val="20"/>
+          <w:lang w:eastAsia="ja-JP"/>
+        </w:rPr>
+        <w:t xml:space="preserve">Das in Kapitel </w:t>
+      </w:r>
+      <w:r>
+        <w:rPr>
+          <w:rFonts w:ascii="Alexandria Light" w:hAnsi="Alexandria Light"/>
+          <w:sz w:val="20"/>
+          <w:lang w:eastAsia="ja-JP"/>
+        </w:rPr>
+        <w:t>4.1.2</w:t>
+      </w:r>
+      <w:r>
+        <w:rPr>
+          <w:rFonts w:ascii="Alexandria Light" w:hAnsi="Alexandria Light"/>
+          <w:sz w:val="20"/>
+          <w:lang w:eastAsia="ja-JP"/>
+        </w:rPr>
+        <w:t xml:space="preserve"> beschriebene zweistufige Berechtigungskonzept wird über dedizierte Entitäten im Datenmodell abgebildet. Um die Verwaltung dieser Entitäten zu ermöglichen, werden sowohl die</w:t>
+      </w:r>
+      <w:r>
+        <w:rPr>
+          <w:rFonts w:ascii="Alexandria Light" w:hAnsi="Alexandria Light"/>
+          <w:b w:val="false"/>
+          <w:bCs w:val="false"/>
+          <w:sz w:val="20"/>
+          <w:lang w:eastAsia="ja-JP"/>
+        </w:rPr>
+        <w:t xml:space="preserve"> Beantragungsteams als auch die Genehmigungsteams als sogenannte </w:t>
+      </w:r>
+      <w:r>
+        <w:rPr>
+          <w:rStyle w:val="Strong"/>
+          <w:rFonts w:ascii="Alexandria Light" w:hAnsi="Alexandria Light"/>
+          <w:b w:val="false"/>
+          <w:bCs w:val="false"/>
+          <w:sz w:val="20"/>
+          <w:lang w:eastAsia="ja-JP"/>
+        </w:rPr>
+        <w:t>Business Configuration Maintenance Objekte</w:t>
+      </w:r>
+      <w:r>
+        <w:rPr>
+          <w:rFonts w:ascii="Alexandria Light" w:hAnsi="Alexandria Light"/>
+          <w:b w:val="false"/>
+          <w:bCs w:val="false"/>
+          <w:sz w:val="20"/>
+          <w:lang w:eastAsia="ja-JP"/>
+        </w:rPr>
+        <w:t xml:space="preserve"> bereitgestellt.</w:t>
       </w:r>
     </w:p>
     <w:p>
@@ -8023,329 +8239,222 @@
         <w:spacing w:lineRule="auto" w:line="264" w:before="60" w:after="283"/>
         <w:jc w:val="both"/>
         <w:rPr>
-          <w:color w:val="000000"/>
-        </w:rPr>
-      </w:pPr>
-      <w:r>
-        <w:rPr>
           <w:rFonts w:ascii="Alexandria Light" w:hAnsi="Alexandria Light"/>
-          <w:color w:val="000000"/>
           <w:sz w:val="20"/>
           <w:lang w:eastAsia="ja-JP"/>
         </w:rPr>
-        <w:t>Die vollständige Anforderungsliste ist dem Anhang beigefügt.</w:t>
-      </w:r>
-    </w:p>
-    <w:p>
-      <w:pPr>
-        <w:pStyle w:val="Heading2"/>
-        <w:numPr>
-          <w:ilvl w:val="1"/>
-          <w:numId w:val="12"/>
-        </w:numPr>
-        <w:rPr>
-          <w:lang w:eastAsia="de-DE"/>
-        </w:rPr>
-      </w:pPr>
-      <w:bookmarkStart w:id="51" w:name="_Toc181709017"/>
-      <w:bookmarkStart w:id="52" w:name="_Toc218703508"/>
-      <w:r>
-        <w:rPr>
-          <w:lang w:eastAsia="de-DE"/>
-        </w:rPr>
-        <w:t>Pflichtenheft</w:t>
-      </w:r>
-      <w:bookmarkEnd w:id="51"/>
-      <w:bookmarkEnd w:id="52"/>
-    </w:p>
-    <w:p>
-      <w:pPr>
-        <w:pStyle w:val="Normal"/>
-        <w:rPr>
-          <w:color w:val="0070C0"/>
-          <w:lang w:eastAsia="de-DE"/>
-        </w:rPr>
-      </w:pPr>
-      <w:r>
-        <w:rPr>
-          <w:color w:val="0070C0"/>
-          <w:lang w:eastAsia="de-DE"/>
-        </w:rPr>
-        <w:t>Häufig werden keine Pflichtenhefte in unserem Umfeld erstellt. Dennoch sind die einzelnen Bestandteile eines Pflichtenheftes für gewöhnlich bekannt und an anderer Stelle Teil der Dokumentation. Diese sind:</w:t>
-      </w:r>
-    </w:p>
-    <w:p>
-      <w:pPr>
-        <w:pStyle w:val="ListParagraph"/>
-        <w:numPr>
-          <w:ilvl w:val="0"/>
-          <w:numId w:val="7"/>
-        </w:numPr>
-        <w:jc w:val="start"/>
-        <w:rPr>
-          <w:color w:val="0070C0"/>
-          <w:lang w:eastAsia="de-DE"/>
-        </w:rPr>
-      </w:pPr>
-      <w:r>
-        <w:rPr>
-          <w:color w:val="0070C0"/>
-          <w:lang w:eastAsia="de-DE"/>
-        </w:rPr>
-        <w:t xml:space="preserve">Einleitung/Projektübersicht: Kurze Beschreibung, Auftraggeber/Auftragnehmer, Projektziele, Anlass und Ausgangslage. </w:t>
-      </w:r>
-    </w:p>
-    <w:p>
-      <w:pPr>
-        <w:pStyle w:val="ListParagraph"/>
-        <w:numPr>
-          <w:ilvl w:val="0"/>
-          <w:numId w:val="7"/>
-        </w:numPr>
-        <w:rPr>
-          <w:color w:val="0070C0"/>
-          <w:lang w:eastAsia="de-DE"/>
-        </w:rPr>
-      </w:pPr>
-      <w:r>
-        <w:rPr>
-          <w:color w:val="0070C0"/>
-          <w:lang w:eastAsia="de-DE"/>
-        </w:rPr>
-        <w:t xml:space="preserve">Anforderungen und Spezifikationen: Detaillierte Beschreibung, wie die Anforderungen (aus dem Lastenheft) umgesetzt werden (Funktionen, Module, Komponenten). </w:t>
-      </w:r>
-    </w:p>
-    <w:p>
-      <w:pPr>
-        <w:pStyle w:val="ListParagraph"/>
-        <w:numPr>
-          <w:ilvl w:val="0"/>
-          <w:numId w:val="7"/>
-        </w:numPr>
-        <w:rPr>
-          <w:color w:val="0070C0"/>
-          <w:lang w:eastAsia="de-DE"/>
-        </w:rPr>
-      </w:pPr>
-      <w:r>
-        <w:rPr>
-          <w:color w:val="0070C0"/>
-          <w:lang w:eastAsia="de-DE"/>
-        </w:rPr>
-        <w:t xml:space="preserve">Technische Details: Systemarchitektur, benötigte Hard- und Software, Schnittstellenbeschreibung. </w:t>
-      </w:r>
-    </w:p>
-    <w:p>
-      <w:pPr>
-        <w:pStyle w:val="ListParagraph"/>
-        <w:numPr>
-          <w:ilvl w:val="0"/>
-          <w:numId w:val="7"/>
-        </w:numPr>
-        <w:rPr>
-          <w:color w:val="0070C0"/>
-          <w:lang w:eastAsia="de-DE"/>
-        </w:rPr>
-      </w:pPr>
-      <w:r>
-        <w:rPr>
-          <w:color w:val="0070C0"/>
-          <w:lang w:eastAsia="de-DE"/>
-        </w:rPr>
-        <w:t xml:space="preserve">Leistungsbeschreibung: Konkrete Features, Quantität und Qualität der Sach- und Dienstleistungen. </w:t>
-      </w:r>
-    </w:p>
-    <w:p>
-      <w:pPr>
-        <w:pStyle w:val="ListParagraph"/>
-        <w:numPr>
-          <w:ilvl w:val="0"/>
-          <w:numId w:val="7"/>
-        </w:numPr>
-        <w:rPr>
-          <w:color w:val="0070C0"/>
-          <w:lang w:eastAsia="de-DE"/>
-        </w:rPr>
-      </w:pPr>
-      <w:r>
-        <w:rPr>
-          <w:color w:val="0070C0"/>
-          <w:lang w:eastAsia="de-DE"/>
-        </w:rPr>
-        <w:t xml:space="preserve">Projektorganisation &amp; Rahmenbedingungen: Projektplan (Phasen, Meilensteine), Teamstruktur, Verantwortlichkeiten, Kommunikationswege, Budgetrahmen. </w:t>
-      </w:r>
-    </w:p>
-    <w:p>
-      <w:pPr>
-        <w:pStyle w:val="ListParagraph"/>
-        <w:numPr>
-          <w:ilvl w:val="0"/>
-          <w:numId w:val="7"/>
-        </w:numPr>
-        <w:rPr>
-          <w:color w:val="0070C0"/>
-          <w:lang w:eastAsia="de-DE"/>
-        </w:rPr>
-      </w:pPr>
-      <w:r>
-        <w:rPr>
-          <w:color w:val="0070C0"/>
-          <w:lang w:eastAsia="de-DE"/>
-        </w:rPr>
-        <w:t xml:space="preserve">Qualitätssicherung &amp; Abnahme: Qualitätskriterien, Teststrategien, Abnahmekriterien und -verfahren. </w:t>
-      </w:r>
-    </w:p>
-    <w:p>
-      <w:pPr>
-        <w:pStyle w:val="ListParagraph"/>
-        <w:numPr>
-          <w:ilvl w:val="0"/>
-          <w:numId w:val="7"/>
-        </w:numPr>
-        <w:rPr>
-          <w:color w:val="0070C0"/>
-          <w:lang w:eastAsia="de-DE"/>
-        </w:rPr>
-      </w:pPr>
-      <w:r>
-        <w:rPr>
-          <w:color w:val="0070C0"/>
-          <w:lang w:eastAsia="de-DE"/>
-        </w:rPr>
-        <w:t xml:space="preserve">Rechtliches &amp; Sonstiges: Nutzungsrechte (bei Software), Schulungsbedarf, Umgang mit unerwarteten Situationen. </w:t>
-      </w:r>
-    </w:p>
-    <w:p>
-      <w:pPr>
-        <w:pStyle w:val="ListParagraph"/>
-        <w:numPr>
-          <w:ilvl w:val="0"/>
-          <w:numId w:val="7"/>
-        </w:numPr>
-        <w:rPr>
-          <w:color w:val="0070C0"/>
-          <w:lang w:eastAsia="de-DE"/>
-        </w:rPr>
-      </w:pPr>
-      <w:r>
-        <w:rPr>
-          <w:color w:val="0070C0"/>
-          <w:lang w:eastAsia="de-DE"/>
-        </w:rPr>
-        <w:t>Lieferumfang (Deliverables): Auflistung aller zu liefernden Ergebnisse (Software, Dokumentation, etc.).</w:t>
-      </w:r>
-    </w:p>
-    <w:p>
-      <w:pPr>
-        <w:pStyle w:val="Normal"/>
-        <w:rPr>
-          <w:color w:val="0070C0"/>
-          <w:lang w:eastAsia="de-DE"/>
-        </w:rPr>
-      </w:pPr>
-      <w:r>
-        <w:rPr>
-          <w:color w:val="0070C0"/>
-          <w:lang w:eastAsia="de-DE"/>
-        </w:rPr>
-        <w:t>Ich empfehle diese Punkte in einem Dokument zusammenzufassen und als Pflichtenheft anzuhängen.</w:t>
-      </w:r>
-    </w:p>
-    <w:p>
-      <w:pPr>
-        <w:pStyle w:val="Normal"/>
-        <w:rPr>
-          <w:color w:val="0070C0"/>
-          <w:lang w:eastAsia="de-DE"/>
-        </w:rPr>
-      </w:pPr>
-      <w:r>
-        <w:rPr>
-          <w:color w:val="0070C0"/>
-          <w:lang w:eastAsia="de-DE"/>
-        </w:rPr>
-        <w:t>In diesem Kapitel sollte beschrieben werden, wie ihr das Pflichtenheft erstell habt.</w:t>
-      </w:r>
-    </w:p>
-    <w:p>
-      <w:pPr>
-        <w:pStyle w:val="Heading2"/>
-        <w:numPr>
-          <w:ilvl w:val="1"/>
-          <w:numId w:val="12"/>
-        </w:numPr>
-        <w:rPr>
-          <w:lang w:eastAsia="de-DE"/>
-        </w:rPr>
-      </w:pPr>
-      <w:bookmarkStart w:id="53" w:name="_Toc218703509"/>
-      <w:r>
-        <w:rPr>
-          <w:lang w:eastAsia="de-DE"/>
-        </w:rPr>
-        <w:t>Konzept</w:t>
-      </w:r>
-      <w:bookmarkEnd w:id="53"/>
+      </w:pPr>
+      <w:r>
+        <w:rPr>
+          <w:rFonts w:ascii="Alexandria Light" w:hAnsi="Alexandria Light"/>
+          <w:sz w:val="20"/>
+          <w:lang w:eastAsia="ja-JP"/>
+        </w:rPr>
+        <w:t>Business Configuration Maintenance Objekte sind ein SAP-Standard, der es ermöglicht, Konfigurationsdaten über eine standardisierte Fiori-Oberfläche zu pflegen, ohne dass hierfür eine separate Anwendung entwickelt werden muss. Über diese Oberfläche können die zuständigen Administratoren die Teams verwalten, Mitarbeiter den jeweiligen Beantragungsteams und Genehmigungsteams zuordnen sowie die Verknüpfung zwischen Teams und Antragskategorien pflegen.</w:t>
+      </w:r>
+    </w:p>
+    <w:p>
+      <w:pPr>
+        <w:pStyle w:val="BodyText"/>
+        <w:spacing w:lineRule="auto" w:line="264" w:before="60" w:after="283"/>
+        <w:jc w:val="both"/>
+        <w:rPr/>
+      </w:pPr>
+      <w:r>
+        <w:rPr>
+          <w:rFonts w:ascii="Alexandria Light" w:hAnsi="Alexandria Light"/>
+          <w:sz w:val="20"/>
+          <w:lang w:eastAsia="ja-JP"/>
+        </w:rPr>
+        <w:t>Durch diesen Ansatz wird die Verwaltung des Berechtigungskonzepts vollständig vom Entwicklungsprozess entkoppelt und kann eigenständig durch den Fachbereich gepflegt werden, ohne dass Anpassungen am Quellcode erforderlich sind.</w:t>
+      </w:r>
     </w:p>
     <w:p>
       <w:pPr>
         <w:pStyle w:val="Heading3"/>
         <w:numPr>
           <w:ilvl w:val="2"/>
-          <w:numId w:val="12"/>
+          <w:numId w:val="11"/>
         </w:numPr>
         <w:rPr/>
       </w:pPr>
-      <w:bookmarkStart w:id="54" w:name="_Toc218703510"/>
-      <w:commentRangeStart w:id="0"/>
-      <w:r>
-        <w:rPr/>
-        <w:t>Technisches Konzept</w:t>
-      </w:r>
-      <w:bookmarkEnd w:id="54"/>
-    </w:p>
-    <w:p>
-      <w:pPr>
-        <w:pStyle w:val="Normal"/>
-        <w:rPr>
-          <w:color w:val="0070C0"/>
-        </w:rPr>
-      </w:pPr>
-      <w:r>
-        <w:rPr>
-          <w:color w:val="0070C0"/>
-        </w:rPr>
-        <w:t>Das Pflichtenheft bewegt sich auf einer Ebene, die der Auftraggeber versteht. Zusätzlich sollte es sinnvolle ER-Diagramme, Klassendiagramme, Sequenz- oder Aktivitätsdiagramme für die konkrete Konzeption im technischen Konzept im Anhang geben.</w:t>
-      </w:r>
-    </w:p>
-    <w:p>
-      <w:pPr>
-        <w:pStyle w:val="Normal"/>
-        <w:rPr>
-          <w:color w:val="0070C0"/>
-        </w:rPr>
-      </w:pPr>
-      <w:r>
-        <w:rPr>
-          <w:color w:val="0070C0"/>
-        </w:rPr>
-        <w:t xml:space="preserve">Hier den Verlauf der Erstellung des technischen Konzeptes dokumentieren. </w:t>
-      </w:r>
-    </w:p>
-    <w:p>
-      <w:pPr>
-        <w:pStyle w:val="Normal"/>
-        <w:rPr>
-          <w:color w:val="0070C0"/>
-          <w:lang w:eastAsia="de-DE"/>
-        </w:rPr>
-      </w:pPr>
-      <w:r>
-        <w:rPr>
-          <w:color w:val="0070C0"/>
-          <w:lang w:eastAsia="de-DE"/>
-        </w:rPr>
-        <w:t>Entscheidungen dokumentieren!!! Interface vs. Vererbung, FPM vs. RAP vs. SAP Gui, SAP Standard vs. Eigenentwicklung vs. SAP Standard Erwseiterung. Customizbar oder fest im Coding?</w:t>
+      <w:r>
+        <w:rPr/>
+        <w:t>Konzeption der Programmlogik</w:t>
+      </w:r>
+    </w:p>
+    <w:p>
+      <w:pPr>
+        <w:pStyle w:val="BodyText"/>
+        <w:rPr>
+          <w:rFonts w:ascii="Alexandria Light" w:hAnsi="Alexandria Light"/>
+          <w:b w:val="false"/>
+          <w:bCs w:val="false"/>
+          <w:sz w:val="20"/>
+          <w:lang w:eastAsia="ja-JP"/>
+        </w:rPr>
+      </w:pPr>
+      <w:r>
+        <w:rPr>
+          <w:rFonts w:ascii="Alexandria Light" w:hAnsi="Alexandria Light"/>
+          <w:b w:val="false"/>
+          <w:bCs w:val="false"/>
+          <w:sz w:val="20"/>
+          <w:lang w:eastAsia="ja-JP"/>
+        </w:rPr>
+        <w:t>Die Programmlogik der Anwendung wird im SAP RAP Framework über sogenannte Behavior Definitions beschrieben. Eine Behavior Definition legt fest, welche Operationen auf einem Business Objekt erlaubt sind und wie sich dieses Objekt bei bestimmten Aktionen verhält.</w:t>
+      </w:r>
+    </w:p>
+    <w:p>
+      <w:pPr>
+        <w:pStyle w:val="BodyText"/>
+        <w:spacing w:lineRule="auto" w:line="264" w:before="114" w:after="114"/>
+        <w:jc w:val="both"/>
+        <w:rPr>
+          <w:rFonts w:ascii="Alexandria Light" w:hAnsi="Alexandria Light"/>
+          <w:sz w:val="20"/>
+          <w:lang w:eastAsia="ja-JP"/>
+        </w:rPr>
+      </w:pPr>
+      <w:r>
+        <w:rPr>
+          <w:rFonts w:ascii="Alexandria Light" w:hAnsi="Alexandria Light"/>
+          <w:b w:val="false"/>
+          <w:bCs w:val="false"/>
+          <w:sz w:val="20"/>
+          <w:lang w:eastAsia="ja-JP"/>
+        </w:rPr>
+        <w:t xml:space="preserve">Für die Implementierung wurde der </w:t>
+      </w:r>
+      <w:r>
+        <w:rPr>
+          <w:rStyle w:val="Strong"/>
+          <w:rFonts w:ascii="Alexandria Light" w:hAnsi="Alexandria Light"/>
+          <w:b w:val="false"/>
+          <w:bCs w:val="false"/>
+          <w:sz w:val="20"/>
+          <w:lang w:eastAsia="ja-JP"/>
+        </w:rPr>
+        <w:t>Managed Ansatz</w:t>
+      </w:r>
+      <w:r>
+        <w:rPr>
+          <w:rFonts w:ascii="Alexandria Light" w:hAnsi="Alexandria Light"/>
+          <w:b w:val="false"/>
+          <w:bCs w:val="false"/>
+          <w:sz w:val="20"/>
+          <w:lang w:eastAsia="ja-JP"/>
+        </w:rPr>
+        <w:t xml:space="preserve"> des RAP Frameworks gewählt. Bei diesem Ansatz übernimmt das Framework automatisch die Standardimplementierung der definierten Operationen, sodass grundlegende Datenbankoperationen nicht manuell implementiert werden müssen. Dies reduziert den Entwicklungsaufwand erheblich und ermöglicht es, sich auf die anwendungsspezifische Logik zu konzentrieren.</w:t>
+      </w:r>
+    </w:p>
+    <w:p>
+      <w:pPr>
+        <w:pStyle w:val="BodyText"/>
+        <w:spacing w:lineRule="auto" w:line="264" w:before="60" w:after="283"/>
+        <w:jc w:val="both"/>
+        <w:rPr>
+          <w:rFonts w:ascii="Alexandria Light" w:hAnsi="Alexandria Light"/>
+          <w:sz w:val="20"/>
+          <w:lang w:eastAsia="ja-JP"/>
+        </w:rPr>
+      </w:pPr>
+      <w:r>
+        <w:rPr>
+          <w:rFonts w:ascii="Alexandria Light" w:hAnsi="Alexandria Light"/>
+          <w:b w:val="false"/>
+          <w:bCs w:val="false"/>
+          <w:sz w:val="20"/>
+          <w:lang w:eastAsia="ja-JP"/>
+        </w:rPr>
+        <w:t xml:space="preserve">In den Behavior Definitions wurden die Operationen </w:t>
+      </w:r>
+      <w:r>
+        <w:rPr>
+          <w:rStyle w:val="Strong"/>
+          <w:rFonts w:ascii="Alexandria Light" w:hAnsi="Alexandria Light"/>
+          <w:b w:val="false"/>
+          <w:bCs w:val="false"/>
+          <w:sz w:val="20"/>
+          <w:lang w:eastAsia="ja-JP"/>
+        </w:rPr>
+        <w:t>Create</w:t>
+      </w:r>
+      <w:r>
+        <w:rPr>
+          <w:rFonts w:ascii="Alexandria Light" w:hAnsi="Alexandria Light"/>
+          <w:b w:val="false"/>
+          <w:bCs w:val="false"/>
+          <w:sz w:val="20"/>
+          <w:lang w:eastAsia="ja-JP"/>
+        </w:rPr>
+        <w:t xml:space="preserve">, </w:t>
+      </w:r>
+      <w:r>
+        <w:rPr>
+          <w:rStyle w:val="Strong"/>
+          <w:rFonts w:ascii="Alexandria Light" w:hAnsi="Alexandria Light"/>
+          <w:b w:val="false"/>
+          <w:bCs w:val="false"/>
+          <w:sz w:val="20"/>
+          <w:lang w:eastAsia="ja-JP"/>
+        </w:rPr>
+        <w:t>Update</w:t>
+      </w:r>
+      <w:r>
+        <w:rPr>
+          <w:rFonts w:ascii="Alexandria Light" w:hAnsi="Alexandria Light"/>
+          <w:b w:val="false"/>
+          <w:bCs w:val="false"/>
+          <w:sz w:val="20"/>
+          <w:lang w:eastAsia="ja-JP"/>
+        </w:rPr>
+        <w:t xml:space="preserve"> und </w:t>
+      </w:r>
+      <w:r>
+        <w:rPr>
+          <w:rStyle w:val="Strong"/>
+          <w:rFonts w:ascii="Alexandria Light" w:hAnsi="Alexandria Light"/>
+          <w:b w:val="false"/>
+          <w:bCs w:val="false"/>
+          <w:sz w:val="20"/>
+          <w:lang w:eastAsia="ja-JP"/>
+        </w:rPr>
+        <w:t>Delete</w:t>
+      </w:r>
+      <w:r>
+        <w:rPr>
+          <w:rFonts w:ascii="Alexandria Light" w:hAnsi="Alexandria Light"/>
+          <w:b w:val="false"/>
+          <w:bCs w:val="false"/>
+          <w:sz w:val="20"/>
+          <w:lang w:eastAsia="ja-JP"/>
+        </w:rPr>
+        <w:t xml:space="preserve"> für die jeweiligen Business Objekte definiert. Dadurch können Mitarbeiter neue Anträge erstellen, bestehende Anträge bearbeiten und Anträge löschen.</w:t>
+      </w:r>
+    </w:p>
+    <w:p>
+      <w:pPr>
+        <w:pStyle w:val="BodyText"/>
+        <w:spacing w:lineRule="auto" w:line="264" w:before="60" w:after="283"/>
+        <w:jc w:val="both"/>
+        <w:rPr>
+          <w:rFonts w:ascii="Alexandria Light" w:hAnsi="Alexandria Light"/>
+          <w:b w:val="false"/>
+          <w:bCs w:val="false"/>
+          <w:sz w:val="20"/>
+          <w:lang w:eastAsia="ja-JP"/>
+        </w:rPr>
+      </w:pPr>
+      <w:r>
+        <w:rPr>
+          <w:rFonts w:ascii="Alexandria Light" w:hAnsi="Alexandria Light"/>
+          <w:b w:val="false"/>
+          <w:bCs w:val="false"/>
+          <w:sz w:val="20"/>
+          <w:lang w:eastAsia="ja-JP"/>
+        </w:rPr>
+        <w:t>Darüber hinaus wurden eigene Validierungen und Actions implementiert, die über den Standard des Managed Frameworks hinausgehen. Die Validierungen stellen sicher, dass Eingaben der Benutzer serverseitig geprüft werden, bevor sie in der Datenbank persistiert werden. Fehlerhafte Eingaben werden dabei direkt über den OData-Service an die Benutzeroberfläche zurückgegeben, wodurch eine konsistente und zentral verwaltete Validierungslogik gewährleistet wird. Für den Genehmigungsprozess wurden zudem eigene Actions definiert, über die das Management eingereichte Anträge genehmigen oder ablehnen kann. Diese Actions aktualisieren den Status des jeweiligen Antrages entsprechend und sind ausschließlich für Benutzer mit Genehmigungsberechtigung ausführbar.</w:t>
       </w:r>
     </w:p>
     <w:p>
@@ -8353,16 +8462,206 @@
         <w:pStyle w:val="Heading3"/>
         <w:numPr>
           <w:ilvl w:val="2"/>
-          <w:numId w:val="12"/>
+          <w:numId w:val="11"/>
         </w:numPr>
         <w:rPr/>
       </w:pPr>
+      <w:r>
+        <w:rPr/>
+        <w:t xml:space="preserve">Konzeption des Frontends </w:t>
+      </w:r>
+    </w:p>
+    <w:p>
+      <w:pPr>
+        <w:pStyle w:val="BodyText"/>
+        <w:rPr>
+          <w:rFonts w:ascii="Alexandria Light" w:hAnsi="Alexandria Light"/>
+          <w:sz w:val="20"/>
+          <w:lang w:eastAsia="ja-JP"/>
+        </w:rPr>
+      </w:pPr>
+      <w:r>
+        <w:rPr>
+          <w:rFonts w:ascii="Alexandria Light" w:hAnsi="Alexandria Light"/>
+          <w:sz w:val="20"/>
+          <w:lang w:eastAsia="ja-JP"/>
+        </w:rPr>
+        <w:t>Als Grundlage für die Benutzeroberfläche wurde das SAP Fiori Design Framework gewählt, da es den aktuellen SAP-Designstandard darstellt und eine konsistente Benutzeroberfläche gewährleistet, die sich nahtlos in den bestehenden MIBS-Virtualdesk einfügt. Die Oberfläche wurde für zwei Benutzerrollen konzipiert: Mitarbeiter, die Anträge stellen, und das Management, das Anträge einsehen, genehmigen oder ablehnen kann. Für beide Ansichten wurden im Vorfeld Mockups erstellt, die als Grundlage für die spätere Implementierung dienen und dem Auftraggeber zur Abstimmung vorgelegt wurden.</w:t>
+      </w:r>
+    </w:p>
+    <w:p>
+      <w:pPr>
+        <w:pStyle w:val="BodyText"/>
+        <w:spacing w:lineRule="auto" w:line="264" w:before="114" w:after="114"/>
+        <w:jc w:val="both"/>
+        <w:rPr>
+          <w:rFonts w:ascii="Alexandria Light" w:hAnsi="Alexandria Light"/>
+          <w:sz w:val="20"/>
+          <w:lang w:eastAsia="ja-JP"/>
+        </w:rPr>
+      </w:pPr>
+      <w:r>
+        <w:rPr>
+          <w:rFonts w:ascii="Alexandria Light" w:hAnsi="Alexandria Light"/>
+          <w:sz w:val="20"/>
+          <w:lang w:eastAsia="ja-JP"/>
+        </w:rPr>
+        <w:t>Die Listenansicht der Anträge wird über eine SAP Fiori Elements List Extension realisiert, die auf der vom RAP Framework bereitgestellten Standardtabelle basiert. Um den Mitarbeitern einen geführten Prozess für die Antragsstellung bereitzustellen, wird der standardmäßige „Anlegen"-Button der Tabelle über einen Extension Point überschrieben und auf einen eigens entwickelten UI5 Wizard weitergeleitet.</w:t>
+      </w:r>
+    </w:p>
+    <w:p>
+      <w:pPr>
+        <w:pStyle w:val="BodyText"/>
+        <w:spacing w:lineRule="auto" w:line="264" w:before="60" w:after="283"/>
+        <w:jc w:val="both"/>
+        <w:rPr/>
+      </w:pPr>
+      <w:r>
+        <w:rPr>
+          <w:rFonts w:ascii="Alexandria Light" w:hAnsi="Alexandria Light"/>
+          <w:sz w:val="20"/>
+          <w:lang w:eastAsia="ja-JP"/>
+        </w:rPr>
+        <w:t>Der Wizard führt den Mitarbeiter schrittweise durch den Antragsprozess und passt sich dynamisch an die gewählte Antragskategorie an. Bei kostenrelevanten Kategorien wird ein zusätzlicher Schritt eingeblendet, in dem die voraussichtlichen Kosten erfasst werden. Für die direkte Kommunikation zwischen dem Wizard und dem RAP Backend ist der Einsatz von SAP Fiori Elements Macros vorgesehen, wodurch Datensätze direkt über den OData-Service angelegt werden und die im Backend definierten Validierungen und Berechtigungen greifen. Die detaillierte technische Umsetzung dieser Komponenten wird im Kapitel zur Implementierung beschrieben.</w:t>
+      </w:r>
+    </w:p>
+    <w:p>
+      <w:pPr>
+        <w:pStyle w:val="Heading3"/>
+        <w:numPr>
+          <w:ilvl w:val="2"/>
+          <w:numId w:val="11"/>
+        </w:numPr>
+        <w:rPr/>
+      </w:pPr>
+      <w:r>
+        <w:rPr/>
+        <w:t>Erstellung einer Testmatrix</w:t>
+      </w:r>
+    </w:p>
+    <w:p>
+      <w:pPr>
+        <w:pStyle w:val="Normal"/>
+        <w:rPr>
+          <w:color w:val="FF0000"/>
+        </w:rPr>
+      </w:pPr>
+      <w:r>
+        <w:rPr>
+          <w:color w:val="FF0000"/>
+        </w:rPr>
+        <w:t>(╥</w:t>
+      </w:r>
+      <w:r>
+        <w:rPr>
+          <w:color w:val="FF0000"/>
+        </w:rPr>
+        <w:t>﹏╥</w:t>
+      </w:r>
+      <w:r>
+        <w:rPr>
+          <w:color w:val="FF0000"/>
+        </w:rPr>
+        <w:t>)</w:t>
+      </w:r>
+    </w:p>
+    <w:p>
+      <w:pPr>
+        <w:pStyle w:val="Normal"/>
+        <w:rPr>
+          <w:color w:val="0070C0"/>
+        </w:rPr>
+      </w:pPr>
+      <w:r>
+        <w:rPr>
+          <w:color w:val="0070C0"/>
+        </w:rPr>
+        <w:t>Das Pflichtenheft bewegt sich auf einer Ebene, die der Auftraggeber versteht. Zusätzlich sollte es sinnvolle ER-Diagramme, Klassendiagramme, Sequenz- oder Aktivitätsdiagramme für die konkrete Konzeption im technischen Konzept im Anhang geben.</w:t>
+      </w:r>
+    </w:p>
+    <w:p>
+      <w:pPr>
+        <w:pStyle w:val="Normal"/>
+        <w:rPr>
+          <w:color w:val="0070C0"/>
+        </w:rPr>
+      </w:pPr>
+      <w:r>
+        <w:rPr>
+          <w:color w:val="0070C0"/>
+        </w:rPr>
+        <w:t xml:space="preserve">Hier den Verlauf der Erstellung des technischen Konzeptes dokumentieren. </w:t>
+      </w:r>
+    </w:p>
+    <w:p>
+      <w:pPr>
+        <w:pStyle w:val="Normal"/>
+        <w:rPr>
+          <w:color w:val="0070C0"/>
+          <w:lang w:eastAsia="de-DE"/>
+        </w:rPr>
+      </w:pPr>
+      <w:r>
+        <w:rPr>
+          <w:color w:val="0070C0"/>
+          <w:lang w:eastAsia="de-DE"/>
+        </w:rPr>
+        <w:t>Entscheidungen dokumentieren!!! Interface vs. Vererbung, FPM vs. RAP vs. SAP Gui, SAP Standard vs. Eigenentwicklung vs. SAP Standard Erwseiterung. Customizbar oder fest im Coding?</w:t>
+      </w:r>
+    </w:p>
+    <w:p>
+      <w:pPr>
+        <w:pStyle w:val="Heading3"/>
+        <w:numPr>
+          <w:ilvl w:val="2"/>
+          <w:numId w:val="11"/>
+        </w:numPr>
+        <w:rPr/>
+      </w:pPr>
       <w:bookmarkStart w:id="55" w:name="_Toc218703511"/>
       <w:r>
         <w:rPr/>
         <w:t>Testkonzept</w:t>
       </w:r>
       <w:bookmarkEnd w:id="55"/>
+    </w:p>
+    <w:p>
+      <w:pPr>
+        <w:pStyle w:val="Normal"/>
+        <w:rPr>
+          <w:color w:val="FF0000"/>
+        </w:rPr>
+      </w:pPr>
+      <w:r>
+        <w:rPr>
+          <w:color w:val="FF0000"/>
+        </w:rPr>
+        <w:t>(</w:t>
+      </w:r>
+      <w:r>
+        <w:rPr>
+          <w:color w:val="FF0000"/>
+        </w:rPr>
+        <w:t>ಥ</w:t>
+      </w:r>
+      <w:r>
+        <w:rPr>
+          <w:color w:val="FF0000"/>
+        </w:rPr>
+        <w:t>_</w:t>
+      </w:r>
+      <w:r>
+        <w:rPr>
+          <w:color w:val="FF0000"/>
+        </w:rPr>
+        <w:t>ಥ</w:t>
+      </w:r>
+      <w:r>
+        <w:rPr>
+          <w:color w:val="FF0000"/>
+        </w:rPr>
+        <w:t>)</w:t>
+      </w:r>
     </w:p>
     <w:p>
       <w:pPr>
@@ -8492,52 +8791,220 @@
         <w:pStyle w:val="Heading2"/>
         <w:numPr>
           <w:ilvl w:val="1"/>
-          <w:numId w:val="12"/>
+          <w:numId w:val="11"/>
         </w:numPr>
         <w:rPr>
           <w:lang w:eastAsia="de-DE"/>
         </w:rPr>
       </w:pPr>
-      <w:bookmarkStart w:id="56" w:name="_Umsetzung"/>
-      <w:bookmarkStart w:id="57" w:name="_Toc218703512"/>
-      <w:bookmarkStart w:id="58" w:name="_Toc181697569"/>
-      <w:bookmarkStart w:id="59" w:name="_Toc181709019"/>
+      <w:bookmarkStart w:id="56" w:name="_Toc218703512"/>
+      <w:bookmarkStart w:id="57" w:name="_Toc181697569"/>
+      <w:bookmarkStart w:id="58" w:name="_Toc181709019"/>
+      <w:r>
+        <w:rPr>
+          <w:lang w:eastAsia="de-DE"/>
+        </w:rPr>
+        <w:t>E</w:t>
+      </w:r>
       <w:bookmarkEnd w:id="56"/>
-      <w:r>
-        <w:rPr>
-          <w:lang w:eastAsia="de-DE"/>
-        </w:rPr>
-        <w:t>Umsetzung</w:t>
-      </w:r>
       <w:bookmarkEnd w:id="57"/>
       <w:bookmarkEnd w:id="58"/>
-      <w:bookmarkEnd w:id="59"/>
-    </w:p>
-    <w:p>
-      <w:pPr>
-        <w:pStyle w:val="Normal"/>
-        <w:rPr>
+      <w:r>
+        <w:rPr>
+          <w:lang w:eastAsia="de-DE"/>
+        </w:rPr>
+        <w:t>ntwicklung</w:t>
+      </w:r>
+    </w:p>
+    <w:p>
+      <w:pPr>
+        <w:pStyle w:val="BodyText"/>
+        <w:rPr>
+          <w:rFonts w:ascii="Alexandria Light" w:hAnsi="Alexandria Light"/>
+          <w:b w:val="false"/>
+          <w:bCs w:val="false"/>
+          <w:color w:val="000000"/>
+          <w:sz w:val="20"/>
+          <w:lang w:eastAsia="de-DE"/>
+        </w:rPr>
+      </w:pPr>
+      <w:r>
+        <w:rPr>
+          <w:rFonts w:ascii="Alexandria Light" w:hAnsi="Alexandria Light"/>
+          <w:b w:val="false"/>
+          <w:bCs w:val="false"/>
+          <w:color w:val="000000"/>
+          <w:sz w:val="20"/>
+          <w:lang w:eastAsia="de-DE"/>
+        </w:rPr>
+        <w:t>Die Implementierung erfolgte in drei aufeinanderfolgenden Phasen, entsprechend der im Konzept definierten Abhängigkeiten zwischen Backend, Konfiguration und Frontend.</w:t>
+      </w:r>
+    </w:p>
+    <w:p>
+      <w:pPr>
+        <w:pStyle w:val="BodyText"/>
+        <w:spacing w:lineRule="auto" w:line="264" w:before="114" w:after="114"/>
+        <w:jc w:val="both"/>
+        <w:rPr>
+          <w:rFonts w:ascii="Alexandria Light" w:hAnsi="Alexandria Light"/>
           <w:color w:val="0070C0"/>
-          <w:lang w:eastAsia="de-DE"/>
-        </w:rPr>
-      </w:pPr>
-      <w:commentRangeStart w:id="1"/>
-      <w:r>
-        <w:rPr>
+          <w:sz w:val="20"/>
+        </w:rPr>
+      </w:pPr>
+      <w:r>
+        <w:rPr>
+          <w:rFonts w:ascii="Alexandria Light" w:hAnsi="Alexandria Light"/>
+          <w:b w:val="false"/>
+          <w:bCs w:val="false"/>
+          <w:color w:val="000000"/>
+          <w:sz w:val="20"/>
+        </w:rPr>
+        <w:t>Zu Beginn wurde das gesamte RAP-Backend implementiert. Zunächst wurden die Table Entities sowie die darauf aufbauenden CDS Views angelegt, die die Datenstruktur des Antragsmanagements abbilden. Anschließend wurden die Behavior Definitions erstellt, welche die erlaubten Operationen sowie die anwendungsspezifische Validierungs- und Aktionslogik definieren. Mit dem abgeschlossenen Backend stand ein vollständig funktionsfähiger OData-Service zur Verfügung, der als Grundlage für alle weiteren Entwicklungsschritte diente.</w:t>
+      </w:r>
+    </w:p>
+    <w:p>
+      <w:pPr>
+        <w:pStyle w:val="BodyText"/>
+        <w:spacing w:lineRule="auto" w:line="264" w:before="0" w:after="0"/>
+        <w:jc w:val="both"/>
+        <w:rPr>
+          <w:rFonts w:ascii="Alexandria Light" w:hAnsi="Alexandria Light"/>
           <w:color w:val="0070C0"/>
-          <w:lang w:eastAsia="de-DE"/>
-        </w:rPr>
-        <w:t>Wie war der Verlauf bei der Umsetzung? Gab es Problem oder Herausforderungen? Verweis auf die Quellcodedokumentation.</w:t>
-      </w:r>
-      <w:commentRangeEnd w:id="1"/>
-      <w:r>
-        <w:commentReference w:id="1"/>
-      </w:r>
-      <w:r>
-        <w:rPr>
+          <w:sz w:val="20"/>
+        </w:rPr>
+      </w:pPr>
+      <w:r>
+        <w:rPr>
+          <w:rFonts w:ascii="Alexandria Light" w:hAnsi="Alexandria Light"/>
+          <w:b w:val="false"/>
+          <w:bCs w:val="false"/>
+          <w:color w:val="000000"/>
+          <w:sz w:val="20"/>
+        </w:rPr>
+        <w:t>Im zweiten Schritt wurden die Business Configuration Maintenance Objekte für die Verwaltung der Beantragungsteams und Genehmigungsteams angelegt. Diese ermöglichen es dem Fachbereich, das Berechtigungskonzept eigenständig über eine standardisierte Fiori-Oberfläche zu pflegen.</w:t>
+      </w:r>
+    </w:p>
+    <w:p>
+      <w:pPr>
+        <w:pStyle w:val="BodyText"/>
+        <w:spacing w:lineRule="auto" w:line="264" w:before="60" w:after="283"/>
+        <w:jc w:val="both"/>
+        <w:rPr>
+          <w:rFonts w:ascii="Alexandria Light" w:hAnsi="Alexandria Light"/>
           <w:color w:val="0070C0"/>
-          <w:lang w:eastAsia="de-DE"/>
-        </w:rPr>
+          <w:sz w:val="20"/>
+        </w:rPr>
+      </w:pPr>
+      <w:r>
+        <w:rPr>
+          <w:rFonts w:ascii="Alexandria Light" w:hAnsi="Alexandria Light"/>
+          <w:b w:val="false"/>
+          <w:bCs w:val="false"/>
+          <w:color w:val="000000"/>
+          <w:sz w:val="20"/>
+        </w:rPr>
+        <w:t>Den größten Entwicklungsaufwand stellte die Implementierung des Frontends dar. Die Hauptherausforderung lag in der Integration von SAP Fiori Elements Macros innerhalb eines UI5 Wizards. Die Macros wurden eingesetzt, um Datensätze direkt über einen Fiori Elements Building Block anlegen, bearbeiten und löschen zu können, ohne die im Backend definierten Validierungen zu umgehen.</w:t>
+      </w:r>
+    </w:p>
+    <w:p>
+      <w:pPr>
+        <w:pStyle w:val="BodyText"/>
+        <w:spacing w:lineRule="auto" w:line="264" w:before="60" w:after="283"/>
+        <w:jc w:val="both"/>
+        <w:rPr/>
+      </w:pPr>
+      <w:r>
+        <w:rPr>
+          <w:rFonts w:ascii="Alexandria Light" w:hAnsi="Alexandria Light"/>
+          <w:b w:val="false"/>
+          <w:bCs w:val="false"/>
+          <w:color w:val="000000"/>
+          <w:sz w:val="20"/>
+        </w:rPr>
+        <w:t>Die technische Schwierigkeit bestand darin, dass die Fiori Elements Komponenten innerhalb des Wizards einen spezifischen Controll</w:t>
+      </w:r>
+      <w:r>
+        <w:rPr>
+          <w:rFonts w:ascii="Alexandria Light" w:hAnsi="Alexandria Light"/>
+          <w:color w:val="000000"/>
+          <w:sz w:val="20"/>
+        </w:rPr>
+        <w:t xml:space="preserve">er sowie die zugehörige </w:t>
+      </w:r>
+      <w:r>
+        <w:rPr>
+          <w:rStyle w:val="SourceText"/>
+          <w:rFonts w:ascii="Alexandria Light" w:hAnsi="Alexandria Light"/>
+          <w:color w:val="000000"/>
+          <w:sz w:val="20"/>
+        </w:rPr>
+        <w:t>ExtensionAPI</w:t>
+      </w:r>
+      <w:r>
+        <w:rPr>
+          <w:rFonts w:ascii="Alexandria Light" w:hAnsi="Alexandria Light"/>
+          <w:color w:val="000000"/>
+          <w:sz w:val="20"/>
+        </w:rPr>
+        <w:t xml:space="preserve"> voraussetzen, um korrekt initialisiert werden zu können. Darüber hinaus mussten alle relevanten Kontexte und Datensätze bereits vor dem Aufruf des Wizards existieren, da diese vom Preprocessor benötigt werden, um di</w:t>
+      </w:r>
+      <w:r>
+        <w:rPr>
+          <w:rFonts w:ascii="Alexandria Light" w:hAnsi="Alexandria Light"/>
+          <w:color w:val="000000"/>
+          <w:sz w:val="20"/>
+        </w:rPr>
+        <w:t xml:space="preserve">e Inhalte der jeweiligen Wizard-Schritte korrekt darzustellen. </w:t>
+      </w:r>
+      <w:r>
+        <w:rPr>
+          <w:rFonts w:ascii="Alexandria Light" w:hAnsi="Alexandria Light"/>
+        </w:rPr>
+        <w:t>Die Lösung bestand darin, die erforderlichen Datensätze bereits vor dem Routing auf den Wizard anzulegen und den Schlüssel der Root-Entität als Parameter an den Wizard zu übergeben. Dadurch stehen dem Preprocessor beim Initialisieren der Wizard-Schritte alle notwendigen Kontexte zur Verfügung.</w:t>
+      </w:r>
+    </w:p>
+    <w:p>
+      <w:pPr>
+        <w:pStyle w:val="BodyText"/>
+        <w:spacing w:lineRule="auto" w:line="264" w:before="60" w:after="283"/>
+        <w:jc w:val="both"/>
+        <w:rPr>
+          <w:rFonts w:ascii="Alexandria Light" w:hAnsi="Alexandria Light"/>
+          <w:color w:val="FF0000"/>
+          <w:sz w:val="20"/>
+        </w:rPr>
+      </w:pPr>
+      <w:r>
+        <w:rPr>
+          <w:rFonts w:ascii="Alexandria Light" w:hAnsi="Alexandria Light"/>
+          <w:color w:val="FF0000"/>
+          <w:sz w:val="20"/>
+        </w:rPr>
+        <w:t xml:space="preserve">─── </w:t>
+      </w:r>
+      <w:r>
+        <w:rPr>
+          <w:rFonts w:ascii="Alexandria Light" w:hAnsi="Alexandria Light"/>
+          <w:color w:val="FF0000"/>
+          <w:sz w:val="20"/>
+        </w:rPr>
+        <w:t>Quellcode-</w:t>
+      </w:r>
+      <w:r>
+        <w:rPr>
+          <w:rFonts w:ascii="Alexandria Light" w:hAnsi="Alexandria Light"/>
+          <w:color w:val="FF0000"/>
+          <w:sz w:val="20"/>
+        </w:rPr>
+        <w:t xml:space="preserve">Beispiele </w:t>
+      </w:r>
+      <w:r>
+        <w:rPr>
+          <w:rFonts w:ascii="Alexandria Light" w:hAnsi="Alexandria Light"/>
+          <w:color w:val="FF0000"/>
+          <w:sz w:val="20"/>
+        </w:rPr>
+        <w:t>───</w:t>
       </w:r>
     </w:p>
     <w:p>
@@ -8545,39 +9012,39 @@
         <w:pStyle w:val="Heading2"/>
         <w:numPr>
           <w:ilvl w:val="1"/>
-          <w:numId w:val="12"/>
+          <w:numId w:val="11"/>
         </w:numPr>
         <w:rPr>
           <w:lang w:eastAsia="en-US"/>
         </w:rPr>
       </w:pPr>
+      <w:bookmarkStart w:id="59" w:name="_Toc181709020"/>
       <w:bookmarkStart w:id="60" w:name="_Toc181697570"/>
-      <w:bookmarkStart w:id="61" w:name="_Toc181709020"/>
-      <w:bookmarkStart w:id="62" w:name="_Toc218703513"/>
+      <w:bookmarkStart w:id="61" w:name="_Toc218703513"/>
       <w:r>
         <w:rPr/>
         <w:t>Abschluss</w:t>
       </w:r>
+      <w:bookmarkEnd w:id="59"/>
       <w:bookmarkEnd w:id="60"/>
       <w:bookmarkEnd w:id="61"/>
-      <w:bookmarkEnd w:id="62"/>
     </w:p>
     <w:p>
       <w:pPr>
         <w:pStyle w:val="Heading3"/>
         <w:numPr>
           <w:ilvl w:val="2"/>
-          <w:numId w:val="12"/>
+          <w:numId w:val="11"/>
         </w:numPr>
         <w:rPr/>
       </w:pPr>
-      <w:bookmarkStart w:id="63" w:name="_Toc218703514"/>
-      <w:commentRangeStart w:id="2"/>
+      <w:bookmarkStart w:id="62" w:name="_Toc218703514"/>
+      <w:commentRangeStart w:id="1"/>
       <w:r>
         <w:rPr/>
         <w:t>Test</w:t>
       </w:r>
-      <w:bookmarkEnd w:id="63"/>
+      <w:bookmarkEnd w:id="62"/>
     </w:p>
     <w:p>
       <w:pPr>
@@ -8598,22 +9065,22 @@
         <w:pStyle w:val="Heading3"/>
         <w:numPr>
           <w:ilvl w:val="2"/>
-          <w:numId w:val="12"/>
+          <w:numId w:val="11"/>
         </w:numPr>
         <w:rPr/>
       </w:pPr>
-      <w:bookmarkStart w:id="64" w:name="_Toc218703515"/>
+      <w:bookmarkStart w:id="63" w:name="_Toc218703515"/>
+      <w:bookmarkStart w:id="64" w:name="_Toc182313734"/>
       <w:bookmarkStart w:id="65" w:name="_Toc181709022"/>
       <w:bookmarkStart w:id="66" w:name="_Toc181697572"/>
-      <w:bookmarkStart w:id="67" w:name="_Toc182313734"/>
-      <w:bookmarkStart w:id="68" w:name="_Toc182399913"/>
+      <w:bookmarkStart w:id="67" w:name="_Toc182399913"/>
+      <w:bookmarkEnd w:id="64"/>
       <w:bookmarkEnd w:id="67"/>
-      <w:bookmarkEnd w:id="68"/>
       <w:r>
         <w:rPr/>
         <w:t>Dokumentation</w:t>
       </w:r>
-      <w:bookmarkEnd w:id="64"/>
+      <w:bookmarkEnd w:id="63"/>
       <w:bookmarkEnd w:id="65"/>
       <w:bookmarkEnd w:id="66"/>
     </w:p>
@@ -8636,18 +9103,18 @@
         <w:pStyle w:val="Heading3"/>
         <w:numPr>
           <w:ilvl w:val="2"/>
-          <w:numId w:val="12"/>
+          <w:numId w:val="11"/>
         </w:numPr>
         <w:rPr/>
       </w:pPr>
+      <w:bookmarkStart w:id="68" w:name="_Toc218703516"/>
       <w:bookmarkStart w:id="69" w:name="_Toc181709023"/>
-      <w:bookmarkStart w:id="70" w:name="_Toc218703516"/>
       <w:r>
         <w:rPr/>
         <w:t>Übergabe</w:t>
       </w:r>
+      <w:bookmarkEnd w:id="68"/>
       <w:bookmarkEnd w:id="69"/>
-      <w:bookmarkEnd w:id="70"/>
     </w:p>
     <w:p>
       <w:pPr>
@@ -8668,18 +9135,18 @@
         <w:pStyle w:val="Heading3"/>
         <w:numPr>
           <w:ilvl w:val="2"/>
-          <w:numId w:val="12"/>
+          <w:numId w:val="11"/>
         </w:numPr>
         <w:rPr/>
       </w:pPr>
+      <w:bookmarkStart w:id="70" w:name="_Toc218703517"/>
       <w:bookmarkStart w:id="71" w:name="_Toc181709024"/>
-      <w:bookmarkStart w:id="72" w:name="_Toc218703517"/>
       <w:r>
         <w:rPr/>
         <w:t>Gegenüberstellung SOLL-/IST-Zeit</w:t>
       </w:r>
+      <w:bookmarkEnd w:id="70"/>
       <w:bookmarkEnd w:id="71"/>
-      <w:bookmarkEnd w:id="72"/>
     </w:p>
     <w:p>
       <w:pPr>
@@ -8700,16 +9167,16 @@
         <w:pStyle w:val="Heading3"/>
         <w:numPr>
           <w:ilvl w:val="2"/>
-          <w:numId w:val="12"/>
+          <w:numId w:val="11"/>
         </w:numPr>
         <w:rPr/>
       </w:pPr>
-      <w:bookmarkStart w:id="73" w:name="_Toc218703518"/>
+      <w:bookmarkStart w:id="72" w:name="_Toc218703518"/>
       <w:r>
         <w:rPr/>
         <w:t>Fazit und Ausblick</w:t>
       </w:r>
-      <w:bookmarkEnd w:id="73"/>
+      <w:bookmarkEnd w:id="72"/>
     </w:p>
     <w:p>
       <w:pPr>
@@ -8724,9 +9191,9 @@
         </w:rPr>
         <w:t>Gibt es besondere Learnings bereits Erweiterungswünsche weitere Kundenaufgaben.</w:t>
       </w:r>
-      <w:commentRangeEnd w:id="2"/>
-      <w:r>
-        <w:commentReference w:id="2"/>
+      <w:commentRangeEnd w:id="1"/>
+      <w:r>
+        <w:commentReference w:id="1"/>
       </w:r>
       <w:r>
         <w:rPr>
@@ -8748,20 +9215,20 @@
         <w:pStyle w:val="Heading1"/>
         <w:numPr>
           <w:ilvl w:val="0"/>
-          <w:numId w:val="12"/>
+          <w:numId w:val="11"/>
         </w:numPr>
         <w:rPr/>
       </w:pPr>
+      <w:bookmarkStart w:id="73" w:name="_Toc181697574"/>
       <w:bookmarkStart w:id="74" w:name="_Toc181709025"/>
       <w:bookmarkStart w:id="75" w:name="_Toc218703519"/>
-      <w:bookmarkStart w:id="76" w:name="_Toc181697574"/>
       <w:r>
         <w:rPr/>
         <w:t>Quellen</w:t>
       </w:r>
+      <w:bookmarkEnd w:id="73"/>
       <w:bookmarkEnd w:id="74"/>
       <w:bookmarkEnd w:id="75"/>
-      <w:bookmarkEnd w:id="76"/>
     </w:p>
     <w:p>
       <w:pPr>
@@ -8792,40 +9259,40 @@
         <w:pStyle w:val="Heading1"/>
         <w:numPr>
           <w:ilvl w:val="0"/>
-          <w:numId w:val="12"/>
+          <w:numId w:val="11"/>
         </w:numPr>
         <w:rPr/>
       </w:pPr>
-      <w:bookmarkStart w:id="77" w:name="_Toc181697575"/>
-      <w:bookmarkStart w:id="78" w:name="_Toc181709026"/>
-      <w:bookmarkStart w:id="79" w:name="_Toc218703520"/>
+      <w:bookmarkStart w:id="76" w:name="_Toc218703520"/>
+      <w:bookmarkStart w:id="77" w:name="_Toc181709026"/>
+      <w:bookmarkStart w:id="78" w:name="_Toc181697575"/>
       <w:r>
         <w:rPr/>
         <w:t>Abbildungsverzeichnis</w:t>
       </w:r>
+      <w:bookmarkStart w:id="79" w:name="_Toc181709027"/>
       <w:bookmarkStart w:id="80" w:name="_Toc181697576"/>
-      <w:bookmarkStart w:id="81" w:name="_Toc181709027"/>
+      <w:bookmarkEnd w:id="76"/>
       <w:bookmarkEnd w:id="77"/>
       <w:bookmarkEnd w:id="78"/>
-      <w:bookmarkEnd w:id="79"/>
     </w:p>
     <w:p>
       <w:pPr>
         <w:pStyle w:val="Heading1"/>
         <w:numPr>
           <w:ilvl w:val="0"/>
-          <w:numId w:val="12"/>
+          <w:numId w:val="11"/>
         </w:numPr>
         <w:rPr/>
       </w:pPr>
-      <w:bookmarkStart w:id="82" w:name="_Toc218703521"/>
+      <w:bookmarkStart w:id="81" w:name="_Toc218703521"/>
       <w:r>
         <w:rPr/>
         <w:t>Anlagenverzeichnis</w:t>
       </w:r>
+      <w:bookmarkEnd w:id="79"/>
       <w:bookmarkEnd w:id="80"/>
       <w:bookmarkEnd w:id="81"/>
-      <w:bookmarkEnd w:id="82"/>
     </w:p>
     <w:p>
       <w:pPr>
@@ -8853,7 +9320,7 @@
         <w:pStyle w:val="ListParagraph"/>
         <w:numPr>
           <w:ilvl w:val="0"/>
-          <w:numId w:val="15"/>
+          <w:numId w:val="14"/>
         </w:numPr>
         <w:rPr>
           <w:rFonts w:cs="Alexandria Light"/>
@@ -8873,7 +9340,7 @@
         <w:pStyle w:val="ListParagraph"/>
         <w:numPr>
           <w:ilvl w:val="0"/>
-          <w:numId w:val="13"/>
+          <w:numId w:val="12"/>
         </w:numPr>
         <w:rPr>
           <w:rFonts w:cs="Alexandria Light"/>
@@ -8893,7 +9360,7 @@
         <w:pStyle w:val="ListParagraph"/>
         <w:numPr>
           <w:ilvl w:val="0"/>
-          <w:numId w:val="13"/>
+          <w:numId w:val="12"/>
         </w:numPr>
         <w:rPr>
           <w:rFonts w:cs="Alexandria Light"/>
@@ -8913,7 +9380,7 @@
         <w:pStyle w:val="ListParagraph"/>
         <w:numPr>
           <w:ilvl w:val="0"/>
-          <w:numId w:val="13"/>
+          <w:numId w:val="12"/>
         </w:numPr>
         <w:rPr>
           <w:rFonts w:cs="Alexandria Light"/>
@@ -8933,7 +9400,7 @@
         <w:pStyle w:val="ListParagraph"/>
         <w:numPr>
           <w:ilvl w:val="0"/>
-          <w:numId w:val="13"/>
+          <w:numId w:val="12"/>
         </w:numPr>
         <w:rPr>
           <w:rFonts w:cs="Alexandria Light"/>
@@ -8953,7 +9420,7 @@
         <w:pStyle w:val="ListParagraph"/>
         <w:numPr>
           <w:ilvl w:val="0"/>
-          <w:numId w:val="13"/>
+          <w:numId w:val="12"/>
         </w:numPr>
         <w:rPr>
           <w:rFonts w:cs="Alexandria Light"/>
@@ -9035,7 +9502,7 @@
         <w:pStyle w:val="ListParagraph"/>
         <w:numPr>
           <w:ilvl w:val="0"/>
-          <w:numId w:val="13"/>
+          <w:numId w:val="12"/>
         </w:numPr>
         <w:rPr>
           <w:rFonts w:cs="Alexandria Light"/>
@@ -9055,7 +9522,7 @@
         <w:pStyle w:val="ListParagraph"/>
         <w:numPr>
           <w:ilvl w:val="0"/>
-          <w:numId w:val="13"/>
+          <w:numId w:val="12"/>
         </w:numPr>
         <w:rPr>
           <w:rFonts w:cs="Alexandria Light"/>
@@ -9075,7 +9542,7 @@
         <w:pStyle w:val="ListParagraph"/>
         <w:numPr>
           <w:ilvl w:val="0"/>
-          <w:numId w:val="13"/>
+          <w:numId w:val="12"/>
         </w:numPr>
         <w:rPr>
           <w:rFonts w:cs="Alexandria Light"/>
@@ -9465,7 +9932,7 @@
   <w:comment w:id="0" w:author="Pia Wittenbecher" w:date="2026-01-07T17:35:00Z" w:initials="PW">
     <w:p>
       <w:pPr>
-        <w:overflowPunct w:val="true"/>
+        <w:overflowPunct w:val="false"/>
         <w:spacing w:lineRule="auto" w:line="240" w:before="0" w:after="0"/>
         <w:jc w:val="start"/>
         <w:rPr/>
@@ -9484,7 +9951,7 @@
     </w:p>
     <w:p>
       <w:pPr>
-        <w:overflowPunct w:val="true"/>
+        <w:overflowPunct w:val="false"/>
         <w:spacing w:lineRule="auto" w:line="240" w:before="0" w:after="0"/>
         <w:jc w:val="start"/>
         <w:rPr/>
@@ -9498,7 +9965,7 @@
     </w:p>
     <w:p>
       <w:pPr>
-        <w:overflowPunct w:val="true"/>
+        <w:overflowPunct w:val="false"/>
         <w:spacing w:lineRule="auto" w:line="240" w:before="0" w:after="0"/>
         <w:jc w:val="start"/>
         <w:rPr/>
@@ -9512,7 +9979,7 @@
     </w:p>
     <w:p>
       <w:pPr>
-        <w:overflowPunct w:val="true"/>
+        <w:overflowPunct w:val="false"/>
         <w:spacing w:lineRule="auto" w:line="240" w:before="0" w:after="0"/>
         <w:jc w:val="start"/>
         <w:rPr/>
@@ -9526,7 +9993,7 @@
     </w:p>
     <w:p>
       <w:pPr>
-        <w:overflowPunct w:val="true"/>
+        <w:overflowPunct w:val="false"/>
         <w:spacing w:lineRule="auto" w:line="240" w:before="0" w:after="0"/>
         <w:jc w:val="start"/>
         <w:rPr/>
@@ -9539,7 +10006,7 @@
     </w:p>
     <w:p>
       <w:pPr>
-        <w:overflowPunct w:val="true"/>
+        <w:overflowPunct w:val="false"/>
         <w:spacing w:lineRule="auto" w:line="240" w:before="0" w:after="0"/>
         <w:jc w:val="start"/>
         <w:rPr/>
@@ -9555,7 +10022,7 @@
     </w:p>
     <w:p>
       <w:pPr>
-        <w:overflowPunct w:val="true"/>
+        <w:overflowPunct w:val="false"/>
         <w:spacing w:lineRule="auto" w:line="240" w:before="0" w:after="0"/>
         <w:jc w:val="start"/>
         <w:rPr/>
@@ -9569,7 +10036,7 @@
     </w:p>
     <w:p>
       <w:pPr>
-        <w:overflowPunct w:val="true"/>
+        <w:overflowPunct w:val="false"/>
         <w:spacing w:lineRule="auto" w:line="240" w:before="0" w:after="0"/>
         <w:jc w:val="start"/>
         <w:rPr/>
@@ -9582,10 +10049,10 @@
       </w:r>
     </w:p>
   </w:comment>
-  <w:comment w:id="1" w:author="Pia Wittenbecher" w:date="2026-01-07T17:35:00Z" w:initials="PW">
-    <w:p>
-      <w:pPr>
-        <w:overflowPunct w:val="true"/>
+  <w:comment w:id="1" w:author="Pia Wittenbecher" w:date="2026-01-07T17:39:00Z" w:initials="PW">
+    <w:p>
+      <w:pPr>
+        <w:overflowPunct w:val="false"/>
         <w:spacing w:lineRule="auto" w:line="240" w:before="0" w:after="0"/>
         <w:jc w:val="start"/>
         <w:rPr/>
@@ -9593,45 +10060,18 @@
       <w:r>
         <w:annotationRef/>
       </w:r>
-      <w:r>
-        <w:rPr>
-          <w:rFonts w:ascii="Calibri" w:hAnsi="Calibri"/>
-        </w:rPr>
-        <w:t xml:space="preserve">Quellcodedokumentation </w:t>
-      </w:r>
-    </w:p>
-    <w:p>
-      <w:pPr>
-        <w:overflowPunct w:val="true"/>
-        <w:spacing w:lineRule="auto" w:line="240" w:before="0" w:after="0"/>
-        <w:jc w:val="start"/>
-        <w:rPr/>
-      </w:pPr>
-      <w:r>
-        <w:rPr>
-          <w:rFonts w:ascii="Calibri" w:hAnsi="Calibri"/>
-        </w:rPr>
-      </w:r>
-    </w:p>
-    <w:p>
-      <w:pPr>
-        <w:overflowPunct w:val="true"/>
-        <w:spacing w:lineRule="auto" w:line="240" w:before="0" w:after="0"/>
-        <w:jc w:val="start"/>
-        <w:rPr/>
-      </w:pPr>
       <w:r>
         <w:rPr>
           <w:rFonts w:ascii="Calibri" w:hAnsi="Calibri"/>
           <w:b/>
           <w:bCs/>
         </w:rPr>
-        <w:t>Komplexität der Problemlösung</w:t>
-      </w:r>
-    </w:p>
-    <w:p>
-      <w:pPr>
-        <w:overflowPunct w:val="true"/>
+        <w:t>Auswertung der Projektergebnisse</w:t>
+      </w:r>
+    </w:p>
+    <w:p>
+      <w:pPr>
+        <w:overflowPunct w:val="false"/>
         <w:spacing w:lineRule="auto" w:line="240" w:before="0" w:after="0"/>
         <w:jc w:val="start"/>
         <w:rPr/>
@@ -9640,47 +10080,12 @@
         <w:rPr>
           <w:rFonts w:ascii="Calibri" w:hAnsi="Calibri"/>
         </w:rPr>
-        <w:t xml:space="preserve">Wartbarkeit, Wiederverwendbarkeit </w:t>
-      </w:r>
-    </w:p>
-  </w:comment>
-  <w:comment w:id="2" w:author="Pia Wittenbecher" w:date="2026-01-07T17:39:00Z" w:initials="PW">
-    <w:p>
-      <w:pPr>
-        <w:overflowPunct w:val="true"/>
-        <w:spacing w:lineRule="auto" w:line="240" w:before="0" w:after="0"/>
-        <w:jc w:val="start"/>
-        <w:rPr/>
-      </w:pPr>
-      <w:r>
-        <w:annotationRef/>
-      </w:r>
-      <w:r>
-        <w:rPr>
-          <w:rFonts w:ascii="Calibri" w:hAnsi="Calibri"/>
-          <w:b/>
-          <w:bCs/>
-        </w:rPr>
-        <w:t>Auswertung der Projektergebnisse</w:t>
-      </w:r>
-    </w:p>
-    <w:p>
-      <w:pPr>
-        <w:overflowPunct w:val="true"/>
-        <w:spacing w:lineRule="auto" w:line="240" w:before="0" w:after="0"/>
-        <w:jc w:val="start"/>
-        <w:rPr/>
-      </w:pPr>
-      <w:r>
-        <w:rPr>
-          <w:rFonts w:ascii="Calibri" w:hAnsi="Calibri"/>
-        </w:rPr>
         <w:t>Reflexion des Projektverlaufs</w:t>
       </w:r>
     </w:p>
     <w:p>
       <w:pPr>
-        <w:overflowPunct w:val="true"/>
+        <w:overflowPunct w:val="false"/>
         <w:spacing w:lineRule="auto" w:line="240" w:before="0" w:after="0"/>
         <w:jc w:val="start"/>
         <w:rPr/>
@@ -10041,7 +10446,7 @@
         </w:r>
         <w:r>
           <w:rPr/>
-          <w:t>11</w:t>
+          <w:t>14</w:t>
         </w:r>
         <w:r>
           <w:rPr/>
@@ -10265,9 +10670,9 @@
                         <a:avLst/>
                         <a:gdLst>
                           <a:gd name="textAreaLeft" fmla="*/ 0 w 540000"/>
-                          <a:gd name="textAreaRight" fmla="*/ 541440 w 540000"/>
+                          <a:gd name="textAreaRight" fmla="*/ 541800 w 540000"/>
                           <a:gd name="textAreaTop" fmla="*/ 0 h 191160"/>
-                          <a:gd name="textAreaBottom" fmla="*/ 192600 h 191160"/>
+                          <a:gd name="textAreaBottom" fmla="*/ 192960 h 191160"/>
                         </a:gdLst>
                         <a:ahLst/>
                         <a:cxnLst/>
@@ -10420,9 +10825,9 @@
                         <a:avLst/>
                         <a:gdLst>
                           <a:gd name="textAreaLeft" fmla="*/ 0 w 540000"/>
-                          <a:gd name="textAreaRight" fmla="*/ 541440 w 540000"/>
+                          <a:gd name="textAreaRight" fmla="*/ 541800 w 540000"/>
                           <a:gd name="textAreaTop" fmla="*/ 0 h 191160"/>
-                          <a:gd name="textAreaBottom" fmla="*/ 192600 h 191160"/>
+                          <a:gd name="textAreaBottom" fmla="*/ 192960 h 191160"/>
                         </a:gdLst>
                         <a:ahLst/>
                         <a:cxnLst/>
@@ -11294,13 +11699,404 @@
       <w:lvlJc w:val="start"/>
       <w:pPr>
         <w:tabs>
+          <w:tab w:val="num" w:pos="720"/>
+        </w:tabs>
+        <w:ind w:start="720" w:hanging="360"/>
+      </w:pPr>
+      <w:rPr>
+        <w:rFonts w:ascii="Symbol" w:hAnsi="Symbol" w:cs="Symbol" w:hint="default"/>
+      </w:rPr>
+    </w:lvl>
+    <w:lvl w:ilvl="1">
+      <w:start w:val="1"/>
+      <w:numFmt w:val="bullet"/>
+      <w:lvlText w:val="◦"/>
+      <w:lvlJc w:val="start"/>
+      <w:pPr>
+        <w:tabs>
+          <w:tab w:val="num" w:pos="1080"/>
+        </w:tabs>
+        <w:ind w:start="1080" w:hanging="360"/>
+      </w:pPr>
+      <w:rPr>
+        <w:rFonts w:ascii="OpenSymbol" w:hAnsi="OpenSymbol" w:cs="OpenSymbol" w:hint="default"/>
+      </w:rPr>
+    </w:lvl>
+    <w:lvl w:ilvl="2">
+      <w:start w:val="1"/>
+      <w:numFmt w:val="bullet"/>
+      <w:lvlText w:val="▪"/>
+      <w:lvlJc w:val="start"/>
+      <w:pPr>
+        <w:tabs>
+          <w:tab w:val="num" w:pos="1440"/>
+        </w:tabs>
+        <w:ind w:start="1440" w:hanging="360"/>
+      </w:pPr>
+      <w:rPr>
+        <w:rFonts w:ascii="OpenSymbol" w:hAnsi="OpenSymbol" w:cs="OpenSymbol" w:hint="default"/>
+      </w:rPr>
+    </w:lvl>
+    <w:lvl w:ilvl="3">
+      <w:start w:val="1"/>
+      <w:numFmt w:val="bullet"/>
+      <w:lvlText w:val=""/>
+      <w:lvlJc w:val="start"/>
+      <w:pPr>
+        <w:tabs>
+          <w:tab w:val="num" w:pos="1800"/>
+        </w:tabs>
+        <w:ind w:start="1800" w:hanging="360"/>
+      </w:pPr>
+      <w:rPr>
+        <w:rFonts w:ascii="Symbol" w:hAnsi="Symbol" w:cs="Symbol" w:hint="default"/>
+      </w:rPr>
+    </w:lvl>
+    <w:lvl w:ilvl="4">
+      <w:start w:val="1"/>
+      <w:numFmt w:val="bullet"/>
+      <w:lvlText w:val="◦"/>
+      <w:lvlJc w:val="start"/>
+      <w:pPr>
+        <w:tabs>
+          <w:tab w:val="num" w:pos="2160"/>
+        </w:tabs>
+        <w:ind w:start="2160" w:hanging="360"/>
+      </w:pPr>
+      <w:rPr>
+        <w:rFonts w:ascii="OpenSymbol" w:hAnsi="OpenSymbol" w:cs="OpenSymbol" w:hint="default"/>
+      </w:rPr>
+    </w:lvl>
+    <w:lvl w:ilvl="5">
+      <w:start w:val="1"/>
+      <w:numFmt w:val="bullet"/>
+      <w:lvlText w:val="▪"/>
+      <w:lvlJc w:val="start"/>
+      <w:pPr>
+        <w:tabs>
+          <w:tab w:val="num" w:pos="2520"/>
+        </w:tabs>
+        <w:ind w:start="2520" w:hanging="360"/>
+      </w:pPr>
+      <w:rPr>
+        <w:rFonts w:ascii="OpenSymbol" w:hAnsi="OpenSymbol" w:cs="OpenSymbol" w:hint="default"/>
+      </w:rPr>
+    </w:lvl>
+    <w:lvl w:ilvl="6">
+      <w:start w:val="1"/>
+      <w:numFmt w:val="bullet"/>
+      <w:lvlText w:val=""/>
+      <w:lvlJc w:val="start"/>
+      <w:pPr>
+        <w:tabs>
+          <w:tab w:val="num" w:pos="2880"/>
+        </w:tabs>
+        <w:ind w:start="2880" w:hanging="360"/>
+      </w:pPr>
+      <w:rPr>
+        <w:rFonts w:ascii="Symbol" w:hAnsi="Symbol" w:cs="Symbol" w:hint="default"/>
+      </w:rPr>
+    </w:lvl>
+    <w:lvl w:ilvl="7">
+      <w:start w:val="1"/>
+      <w:numFmt w:val="bullet"/>
+      <w:lvlText w:val="◦"/>
+      <w:lvlJc w:val="start"/>
+      <w:pPr>
+        <w:tabs>
+          <w:tab w:val="num" w:pos="3240"/>
+        </w:tabs>
+        <w:ind w:start="3240" w:hanging="360"/>
+      </w:pPr>
+      <w:rPr>
+        <w:rFonts w:ascii="OpenSymbol" w:hAnsi="OpenSymbol" w:cs="OpenSymbol" w:hint="default"/>
+      </w:rPr>
+    </w:lvl>
+    <w:lvl w:ilvl="8">
+      <w:start w:val="1"/>
+      <w:numFmt w:val="bullet"/>
+      <w:lvlText w:val="▪"/>
+      <w:lvlJc w:val="start"/>
+      <w:pPr>
+        <w:tabs>
+          <w:tab w:val="num" w:pos="3600"/>
+        </w:tabs>
+        <w:ind w:start="3600" w:hanging="360"/>
+      </w:pPr>
+      <w:rPr>
+        <w:rFonts w:ascii="OpenSymbol" w:hAnsi="OpenSymbol" w:cs="OpenSymbol" w:hint="default"/>
+      </w:rPr>
+    </w:lvl>
+  </w:abstractNum>
+  <w:abstractNum w:abstractNumId="8">
+    <w:lvl w:ilvl="0">
+      <w:start w:val="1"/>
+      <w:numFmt w:val="bullet"/>
+      <w:lvlText w:val=""/>
+      <w:lvlJc w:val="start"/>
+      <w:pPr>
+        <w:tabs>
+          <w:tab w:val="num" w:pos="720"/>
+        </w:tabs>
+        <w:ind w:start="720" w:hanging="360"/>
+      </w:pPr>
+      <w:rPr>
+        <w:rFonts w:ascii="Symbol" w:hAnsi="Symbol" w:cs="Symbol" w:hint="default"/>
+      </w:rPr>
+    </w:lvl>
+    <w:lvl w:ilvl="1">
+      <w:start w:val="1"/>
+      <w:numFmt w:val="bullet"/>
+      <w:lvlText w:val="◦"/>
+      <w:lvlJc w:val="start"/>
+      <w:pPr>
+        <w:tabs>
+          <w:tab w:val="num" w:pos="1080"/>
+        </w:tabs>
+        <w:ind w:start="1080" w:hanging="360"/>
+      </w:pPr>
+      <w:rPr>
+        <w:rFonts w:ascii="OpenSymbol" w:hAnsi="OpenSymbol" w:cs="OpenSymbol" w:hint="default"/>
+      </w:rPr>
+    </w:lvl>
+    <w:lvl w:ilvl="2">
+      <w:start w:val="1"/>
+      <w:numFmt w:val="bullet"/>
+      <w:lvlText w:val="▪"/>
+      <w:lvlJc w:val="start"/>
+      <w:pPr>
+        <w:tabs>
+          <w:tab w:val="num" w:pos="1440"/>
+        </w:tabs>
+        <w:ind w:start="1440" w:hanging="360"/>
+      </w:pPr>
+      <w:rPr>
+        <w:rFonts w:ascii="OpenSymbol" w:hAnsi="OpenSymbol" w:cs="OpenSymbol" w:hint="default"/>
+      </w:rPr>
+    </w:lvl>
+    <w:lvl w:ilvl="3">
+      <w:start w:val="1"/>
+      <w:numFmt w:val="bullet"/>
+      <w:lvlText w:val=""/>
+      <w:lvlJc w:val="start"/>
+      <w:pPr>
+        <w:tabs>
+          <w:tab w:val="num" w:pos="1800"/>
+        </w:tabs>
+        <w:ind w:start="1800" w:hanging="360"/>
+      </w:pPr>
+      <w:rPr>
+        <w:rFonts w:ascii="Symbol" w:hAnsi="Symbol" w:cs="Symbol" w:hint="default"/>
+      </w:rPr>
+    </w:lvl>
+    <w:lvl w:ilvl="4">
+      <w:start w:val="1"/>
+      <w:numFmt w:val="bullet"/>
+      <w:lvlText w:val="◦"/>
+      <w:lvlJc w:val="start"/>
+      <w:pPr>
+        <w:tabs>
+          <w:tab w:val="num" w:pos="2160"/>
+        </w:tabs>
+        <w:ind w:start="2160" w:hanging="360"/>
+      </w:pPr>
+      <w:rPr>
+        <w:rFonts w:ascii="OpenSymbol" w:hAnsi="OpenSymbol" w:cs="OpenSymbol" w:hint="default"/>
+      </w:rPr>
+    </w:lvl>
+    <w:lvl w:ilvl="5">
+      <w:start w:val="1"/>
+      <w:numFmt w:val="bullet"/>
+      <w:lvlText w:val="▪"/>
+      <w:lvlJc w:val="start"/>
+      <w:pPr>
+        <w:tabs>
+          <w:tab w:val="num" w:pos="2520"/>
+        </w:tabs>
+        <w:ind w:start="2520" w:hanging="360"/>
+      </w:pPr>
+      <w:rPr>
+        <w:rFonts w:ascii="OpenSymbol" w:hAnsi="OpenSymbol" w:cs="OpenSymbol" w:hint="default"/>
+      </w:rPr>
+    </w:lvl>
+    <w:lvl w:ilvl="6">
+      <w:start w:val="1"/>
+      <w:numFmt w:val="bullet"/>
+      <w:lvlText w:val=""/>
+      <w:lvlJc w:val="start"/>
+      <w:pPr>
+        <w:tabs>
+          <w:tab w:val="num" w:pos="2880"/>
+        </w:tabs>
+        <w:ind w:start="2880" w:hanging="360"/>
+      </w:pPr>
+      <w:rPr>
+        <w:rFonts w:ascii="Symbol" w:hAnsi="Symbol" w:cs="Symbol" w:hint="default"/>
+      </w:rPr>
+    </w:lvl>
+    <w:lvl w:ilvl="7">
+      <w:start w:val="1"/>
+      <w:numFmt w:val="bullet"/>
+      <w:lvlText w:val="◦"/>
+      <w:lvlJc w:val="start"/>
+      <w:pPr>
+        <w:tabs>
+          <w:tab w:val="num" w:pos="3240"/>
+        </w:tabs>
+        <w:ind w:start="3240" w:hanging="360"/>
+      </w:pPr>
+      <w:rPr>
+        <w:rFonts w:ascii="OpenSymbol" w:hAnsi="OpenSymbol" w:cs="OpenSymbol" w:hint="default"/>
+      </w:rPr>
+    </w:lvl>
+    <w:lvl w:ilvl="8">
+      <w:start w:val="1"/>
+      <w:numFmt w:val="bullet"/>
+      <w:lvlText w:val="▪"/>
+      <w:lvlJc w:val="start"/>
+      <w:pPr>
+        <w:tabs>
+          <w:tab w:val="num" w:pos="3600"/>
+        </w:tabs>
+        <w:ind w:start="3600" w:hanging="360"/>
+      </w:pPr>
+      <w:rPr>
+        <w:rFonts w:ascii="OpenSymbol" w:hAnsi="OpenSymbol" w:cs="OpenSymbol" w:hint="default"/>
+      </w:rPr>
+    </w:lvl>
+  </w:abstractNum>
+  <w:abstractNum w:abstractNumId="9">
+    <w:lvl w:ilvl="0">
+      <w:start w:val="1"/>
+      <w:numFmt w:val="decimal"/>
+      <w:lvlText w:val="%1."/>
+      <w:lvlJc w:val="start"/>
+      <w:pPr>
+        <w:tabs>
+          <w:tab w:val="num" w:pos="992"/>
+        </w:tabs>
+        <w:ind w:start="992" w:hanging="992"/>
+      </w:pPr>
+      <w:rPr/>
+    </w:lvl>
+    <w:lvl w:ilvl="1">
+      <w:start w:val="1"/>
+      <w:numFmt w:val="decimal"/>
+      <w:lvlText w:val="%1.%2"/>
+      <w:lvlJc w:val="start"/>
+      <w:pPr>
+        <w:tabs>
+          <w:tab w:val="num" w:pos="576"/>
+        </w:tabs>
+        <w:ind w:start="576" w:hanging="576"/>
+      </w:pPr>
+      <w:rPr/>
+    </w:lvl>
+    <w:lvl w:ilvl="2">
+      <w:start w:val="1"/>
+      <w:numFmt w:val="decimal"/>
+      <w:lvlText w:val="%1.%2.%3"/>
+      <w:lvlJc w:val="start"/>
+      <w:pPr>
+        <w:tabs>
+          <w:tab w:val="num" w:pos="720"/>
+        </w:tabs>
+        <w:ind w:start="720" w:hanging="720"/>
+      </w:pPr>
+      <w:rPr/>
+    </w:lvl>
+    <w:lvl w:ilvl="3">
+      <w:start w:val="1"/>
+      <w:numFmt w:val="decimal"/>
+      <w:lvlText w:val="%1.%2.%3.%4"/>
+      <w:lvlJc w:val="start"/>
+      <w:pPr>
+        <w:tabs>
+          <w:tab w:val="num" w:pos="864"/>
+        </w:tabs>
+        <w:ind w:start="864" w:hanging="864"/>
+      </w:pPr>
+      <w:rPr/>
+    </w:lvl>
+    <w:lvl w:ilvl="4">
+      <w:start w:val="1"/>
+      <w:numFmt w:val="decimal"/>
+      <w:lvlText w:val="%1.%2.%3.%4.%5"/>
+      <w:lvlJc w:val="start"/>
+      <w:pPr>
+        <w:tabs>
+          <w:tab w:val="num" w:pos="1008"/>
+        </w:tabs>
+        <w:ind w:start="1008" w:hanging="1008"/>
+      </w:pPr>
+      <w:rPr/>
+    </w:lvl>
+    <w:lvl w:ilvl="5">
+      <w:start w:val="1"/>
+      <w:numFmt w:val="decimal"/>
+      <w:lvlText w:val="%1.%2.%3.%4.%5.%6"/>
+      <w:lvlJc w:val="start"/>
+      <w:pPr>
+        <w:tabs>
+          <w:tab w:val="num" w:pos="1152"/>
+        </w:tabs>
+        <w:ind w:start="1152" w:hanging="1152"/>
+      </w:pPr>
+      <w:rPr/>
+    </w:lvl>
+    <w:lvl w:ilvl="6">
+      <w:start w:val="1"/>
+      <w:numFmt w:val="decimal"/>
+      <w:lvlText w:val="%1.%2.%3.%4.%5.%6.%7"/>
+      <w:lvlJc w:val="start"/>
+      <w:pPr>
+        <w:tabs>
+          <w:tab w:val="num" w:pos="1296"/>
+        </w:tabs>
+        <w:ind w:start="1296" w:hanging="1296"/>
+      </w:pPr>
+      <w:rPr/>
+    </w:lvl>
+    <w:lvl w:ilvl="7">
+      <w:start w:val="1"/>
+      <w:numFmt w:val="decimal"/>
+      <w:lvlText w:val="%1.%2.%3.%4.%5.%6.%7.%8"/>
+      <w:lvlJc w:val="start"/>
+      <w:pPr>
+        <w:tabs>
+          <w:tab w:val="num" w:pos="1440"/>
+        </w:tabs>
+        <w:ind w:start="1440" w:hanging="1440"/>
+      </w:pPr>
+      <w:rPr/>
+    </w:lvl>
+    <w:lvl w:ilvl="8">
+      <w:start w:val="1"/>
+      <w:numFmt w:val="decimal"/>
+      <w:lvlText w:val="%1.%2.%3.%4.%5.%6.%7.%8.%9"/>
+      <w:lvlJc w:val="start"/>
+      <w:pPr>
+        <w:tabs>
+          <w:tab w:val="num" w:pos="1584"/>
+        </w:tabs>
+        <w:ind w:start="1584" w:hanging="1584"/>
+      </w:pPr>
+      <w:rPr/>
+    </w:lvl>
+  </w:abstractNum>
+  <w:abstractNum w:abstractNumId="10">
+    <w:lvl w:ilvl="0">
+      <w:start w:val="1"/>
+      <w:numFmt w:val="decimal"/>
+      <w:lvlText w:val="%1."/>
+      <w:lvlJc w:val="start"/>
+      <w:pPr>
+        <w:tabs>
           <w:tab w:val="num" w:pos="0"/>
         </w:tabs>
         <w:ind w:start="720" w:hanging="360"/>
       </w:pPr>
-      <w:rPr>
-        <w:rFonts w:ascii="Symbol" w:hAnsi="Symbol" w:cs="Symbol" w:hint="default"/>
-      </w:rPr>
+      <w:rPr/>
     </w:lvl>
     <w:lvl w:ilvl="1">
       <w:start w:val="1"/>
@@ -11423,7 +12219,7 @@
       </w:rPr>
     </w:lvl>
   </w:abstractNum>
-  <w:abstractNum w:abstractNumId="8">
+  <w:abstractNum w:abstractNumId="11">
     <w:lvl w:ilvl="0">
       <w:start w:val="1"/>
       <w:numFmt w:val="decimal"/>
@@ -11542,535 +12338,7 @@
       <w:rPr/>
     </w:lvl>
   </w:abstractNum>
-  <w:abstractNum w:abstractNumId="9">
-    <w:lvl w:ilvl="0">
-      <w:start w:val="1"/>
-      <w:numFmt w:val="decimal"/>
-      <w:lvlText w:val="%1."/>
-      <w:lvlJc w:val="start"/>
-      <w:pPr>
-        <w:tabs>
-          <w:tab w:val="num" w:pos="0"/>
-        </w:tabs>
-        <w:ind w:start="720" w:hanging="360"/>
-      </w:pPr>
-      <w:rPr/>
-    </w:lvl>
-    <w:lvl w:ilvl="1">
-      <w:start w:val="1"/>
-      <w:numFmt w:val="bullet"/>
-      <w:lvlText w:val="o"/>
-      <w:lvlJc w:val="start"/>
-      <w:pPr>
-        <w:tabs>
-          <w:tab w:val="num" w:pos="0"/>
-        </w:tabs>
-        <w:ind w:start="1440" w:hanging="360"/>
-      </w:pPr>
-      <w:rPr>
-        <w:rFonts w:ascii="Courier New" w:hAnsi="Courier New" w:cs="Courier New" w:hint="default"/>
-      </w:rPr>
-    </w:lvl>
-    <w:lvl w:ilvl="2">
-      <w:start w:val="1"/>
-      <w:numFmt w:val="bullet"/>
-      <w:lvlText w:val=""/>
-      <w:lvlJc w:val="start"/>
-      <w:pPr>
-        <w:tabs>
-          <w:tab w:val="num" w:pos="0"/>
-        </w:tabs>
-        <w:ind w:start="2160" w:hanging="360"/>
-      </w:pPr>
-      <w:rPr>
-        <w:rFonts w:ascii="Wingdings" w:hAnsi="Wingdings" w:cs="Wingdings" w:hint="default"/>
-      </w:rPr>
-    </w:lvl>
-    <w:lvl w:ilvl="3">
-      <w:start w:val="1"/>
-      <w:numFmt w:val="bullet"/>
-      <w:lvlText w:val=""/>
-      <w:lvlJc w:val="start"/>
-      <w:pPr>
-        <w:tabs>
-          <w:tab w:val="num" w:pos="0"/>
-        </w:tabs>
-        <w:ind w:start="2880" w:hanging="360"/>
-      </w:pPr>
-      <w:rPr>
-        <w:rFonts w:ascii="Symbol" w:hAnsi="Symbol" w:cs="Symbol" w:hint="default"/>
-      </w:rPr>
-    </w:lvl>
-    <w:lvl w:ilvl="4">
-      <w:start w:val="1"/>
-      <w:numFmt w:val="bullet"/>
-      <w:lvlText w:val="o"/>
-      <w:lvlJc w:val="start"/>
-      <w:pPr>
-        <w:tabs>
-          <w:tab w:val="num" w:pos="0"/>
-        </w:tabs>
-        <w:ind w:start="3600" w:hanging="360"/>
-      </w:pPr>
-      <w:rPr>
-        <w:rFonts w:ascii="Courier New" w:hAnsi="Courier New" w:cs="Courier New" w:hint="default"/>
-      </w:rPr>
-    </w:lvl>
-    <w:lvl w:ilvl="5">
-      <w:start w:val="1"/>
-      <w:numFmt w:val="bullet"/>
-      <w:lvlText w:val=""/>
-      <w:lvlJc w:val="start"/>
-      <w:pPr>
-        <w:tabs>
-          <w:tab w:val="num" w:pos="0"/>
-        </w:tabs>
-        <w:ind w:start="4320" w:hanging="360"/>
-      </w:pPr>
-      <w:rPr>
-        <w:rFonts w:ascii="Wingdings" w:hAnsi="Wingdings" w:cs="Wingdings" w:hint="default"/>
-      </w:rPr>
-    </w:lvl>
-    <w:lvl w:ilvl="6">
-      <w:start w:val="1"/>
-      <w:numFmt w:val="bullet"/>
-      <w:lvlText w:val=""/>
-      <w:lvlJc w:val="start"/>
-      <w:pPr>
-        <w:tabs>
-          <w:tab w:val="num" w:pos="0"/>
-        </w:tabs>
-        <w:ind w:start="5040" w:hanging="360"/>
-      </w:pPr>
-      <w:rPr>
-        <w:rFonts w:ascii="Symbol" w:hAnsi="Symbol" w:cs="Symbol" w:hint="default"/>
-      </w:rPr>
-    </w:lvl>
-    <w:lvl w:ilvl="7">
-      <w:start w:val="1"/>
-      <w:numFmt w:val="bullet"/>
-      <w:lvlText w:val="o"/>
-      <w:lvlJc w:val="start"/>
-      <w:pPr>
-        <w:tabs>
-          <w:tab w:val="num" w:pos="0"/>
-        </w:tabs>
-        <w:ind w:start="5760" w:hanging="360"/>
-      </w:pPr>
-      <w:rPr>
-        <w:rFonts w:ascii="Courier New" w:hAnsi="Courier New" w:cs="Courier New" w:hint="default"/>
-      </w:rPr>
-    </w:lvl>
-    <w:lvl w:ilvl="8">
-      <w:start w:val="1"/>
-      <w:numFmt w:val="bullet"/>
-      <w:lvlText w:val=""/>
-      <w:lvlJc w:val="start"/>
-      <w:pPr>
-        <w:tabs>
-          <w:tab w:val="num" w:pos="0"/>
-        </w:tabs>
-        <w:ind w:start="6480" w:hanging="360"/>
-      </w:pPr>
-      <w:rPr>
-        <w:rFonts w:ascii="Wingdings" w:hAnsi="Wingdings" w:cs="Wingdings" w:hint="default"/>
-      </w:rPr>
-    </w:lvl>
-  </w:abstractNum>
-  <w:abstractNum w:abstractNumId="10">
-    <w:lvl w:ilvl="0">
-      <w:start w:val="1"/>
-      <w:numFmt w:val="bullet"/>
-      <w:lvlText w:val=""/>
-      <w:lvlJc w:val="start"/>
-      <w:pPr>
-        <w:tabs>
-          <w:tab w:val="num" w:pos="720"/>
-        </w:tabs>
-        <w:ind w:start="720" w:hanging="360"/>
-      </w:pPr>
-      <w:rPr>
-        <w:rFonts w:ascii="Symbol" w:hAnsi="Symbol" w:cs="Symbol" w:hint="default"/>
-      </w:rPr>
-    </w:lvl>
-    <w:lvl w:ilvl="1">
-      <w:start w:val="1"/>
-      <w:numFmt w:val="bullet"/>
-      <w:lvlText w:val="◦"/>
-      <w:lvlJc w:val="start"/>
-      <w:pPr>
-        <w:tabs>
-          <w:tab w:val="num" w:pos="1080"/>
-        </w:tabs>
-        <w:ind w:start="1080" w:hanging="360"/>
-      </w:pPr>
-      <w:rPr>
-        <w:rFonts w:ascii="OpenSymbol" w:hAnsi="OpenSymbol" w:cs="OpenSymbol" w:hint="default"/>
-      </w:rPr>
-    </w:lvl>
-    <w:lvl w:ilvl="2">
-      <w:start w:val="1"/>
-      <w:numFmt w:val="bullet"/>
-      <w:lvlText w:val="▪"/>
-      <w:lvlJc w:val="start"/>
-      <w:pPr>
-        <w:tabs>
-          <w:tab w:val="num" w:pos="1440"/>
-        </w:tabs>
-        <w:ind w:start="1440" w:hanging="360"/>
-      </w:pPr>
-      <w:rPr>
-        <w:rFonts w:ascii="OpenSymbol" w:hAnsi="OpenSymbol" w:cs="OpenSymbol" w:hint="default"/>
-      </w:rPr>
-    </w:lvl>
-    <w:lvl w:ilvl="3">
-      <w:start w:val="1"/>
-      <w:numFmt w:val="bullet"/>
-      <w:lvlText w:val=""/>
-      <w:lvlJc w:val="start"/>
-      <w:pPr>
-        <w:tabs>
-          <w:tab w:val="num" w:pos="1800"/>
-        </w:tabs>
-        <w:ind w:start="1800" w:hanging="360"/>
-      </w:pPr>
-      <w:rPr>
-        <w:rFonts w:ascii="Symbol" w:hAnsi="Symbol" w:cs="Symbol" w:hint="default"/>
-      </w:rPr>
-    </w:lvl>
-    <w:lvl w:ilvl="4">
-      <w:start w:val="1"/>
-      <w:numFmt w:val="bullet"/>
-      <w:lvlText w:val="◦"/>
-      <w:lvlJc w:val="start"/>
-      <w:pPr>
-        <w:tabs>
-          <w:tab w:val="num" w:pos="2160"/>
-        </w:tabs>
-        <w:ind w:start="2160" w:hanging="360"/>
-      </w:pPr>
-      <w:rPr>
-        <w:rFonts w:ascii="OpenSymbol" w:hAnsi="OpenSymbol" w:cs="OpenSymbol" w:hint="default"/>
-      </w:rPr>
-    </w:lvl>
-    <w:lvl w:ilvl="5">
-      <w:start w:val="1"/>
-      <w:numFmt w:val="bullet"/>
-      <w:lvlText w:val="▪"/>
-      <w:lvlJc w:val="start"/>
-      <w:pPr>
-        <w:tabs>
-          <w:tab w:val="num" w:pos="2520"/>
-        </w:tabs>
-        <w:ind w:start="2520" w:hanging="360"/>
-      </w:pPr>
-      <w:rPr>
-        <w:rFonts w:ascii="OpenSymbol" w:hAnsi="OpenSymbol" w:cs="OpenSymbol" w:hint="default"/>
-      </w:rPr>
-    </w:lvl>
-    <w:lvl w:ilvl="6">
-      <w:start w:val="1"/>
-      <w:numFmt w:val="bullet"/>
-      <w:lvlText w:val=""/>
-      <w:lvlJc w:val="start"/>
-      <w:pPr>
-        <w:tabs>
-          <w:tab w:val="num" w:pos="2880"/>
-        </w:tabs>
-        <w:ind w:start="2880" w:hanging="360"/>
-      </w:pPr>
-      <w:rPr>
-        <w:rFonts w:ascii="Symbol" w:hAnsi="Symbol" w:cs="Symbol" w:hint="default"/>
-      </w:rPr>
-    </w:lvl>
-    <w:lvl w:ilvl="7">
-      <w:start w:val="1"/>
-      <w:numFmt w:val="bullet"/>
-      <w:lvlText w:val="◦"/>
-      <w:lvlJc w:val="start"/>
-      <w:pPr>
-        <w:tabs>
-          <w:tab w:val="num" w:pos="3240"/>
-        </w:tabs>
-        <w:ind w:start="3240" w:hanging="360"/>
-      </w:pPr>
-      <w:rPr>
-        <w:rFonts w:ascii="OpenSymbol" w:hAnsi="OpenSymbol" w:cs="OpenSymbol" w:hint="default"/>
-      </w:rPr>
-    </w:lvl>
-    <w:lvl w:ilvl="8">
-      <w:start w:val="1"/>
-      <w:numFmt w:val="bullet"/>
-      <w:lvlText w:val="▪"/>
-      <w:lvlJc w:val="start"/>
-      <w:pPr>
-        <w:tabs>
-          <w:tab w:val="num" w:pos="3600"/>
-        </w:tabs>
-        <w:ind w:start="3600" w:hanging="360"/>
-      </w:pPr>
-      <w:rPr>
-        <w:rFonts w:ascii="OpenSymbol" w:hAnsi="OpenSymbol" w:cs="OpenSymbol" w:hint="default"/>
-      </w:rPr>
-    </w:lvl>
-  </w:abstractNum>
-  <w:abstractNum w:abstractNumId="11">
-    <w:lvl w:ilvl="0">
-      <w:start w:val="1"/>
-      <w:numFmt w:val="bullet"/>
-      <w:lvlText w:val=""/>
-      <w:lvlJc w:val="start"/>
-      <w:pPr>
-        <w:tabs>
-          <w:tab w:val="num" w:pos="720"/>
-        </w:tabs>
-        <w:ind w:start="720" w:hanging="360"/>
-      </w:pPr>
-      <w:rPr>
-        <w:rFonts w:ascii="Symbol" w:hAnsi="Symbol" w:cs="Symbol" w:hint="default"/>
-      </w:rPr>
-    </w:lvl>
-    <w:lvl w:ilvl="1">
-      <w:start w:val="1"/>
-      <w:numFmt w:val="bullet"/>
-      <w:lvlText w:val="◦"/>
-      <w:lvlJc w:val="start"/>
-      <w:pPr>
-        <w:tabs>
-          <w:tab w:val="num" w:pos="1080"/>
-        </w:tabs>
-        <w:ind w:start="1080" w:hanging="360"/>
-      </w:pPr>
-      <w:rPr>
-        <w:rFonts w:ascii="OpenSymbol" w:hAnsi="OpenSymbol" w:cs="OpenSymbol" w:hint="default"/>
-      </w:rPr>
-    </w:lvl>
-    <w:lvl w:ilvl="2">
-      <w:start w:val="1"/>
-      <w:numFmt w:val="bullet"/>
-      <w:lvlText w:val="▪"/>
-      <w:lvlJc w:val="start"/>
-      <w:pPr>
-        <w:tabs>
-          <w:tab w:val="num" w:pos="1440"/>
-        </w:tabs>
-        <w:ind w:start="1440" w:hanging="360"/>
-      </w:pPr>
-      <w:rPr>
-        <w:rFonts w:ascii="OpenSymbol" w:hAnsi="OpenSymbol" w:cs="OpenSymbol" w:hint="default"/>
-      </w:rPr>
-    </w:lvl>
-    <w:lvl w:ilvl="3">
-      <w:start w:val="1"/>
-      <w:numFmt w:val="bullet"/>
-      <w:lvlText w:val=""/>
-      <w:lvlJc w:val="start"/>
-      <w:pPr>
-        <w:tabs>
-          <w:tab w:val="num" w:pos="1800"/>
-        </w:tabs>
-        <w:ind w:start="1800" w:hanging="360"/>
-      </w:pPr>
-      <w:rPr>
-        <w:rFonts w:ascii="Symbol" w:hAnsi="Symbol" w:cs="Symbol" w:hint="default"/>
-      </w:rPr>
-    </w:lvl>
-    <w:lvl w:ilvl="4">
-      <w:start w:val="1"/>
-      <w:numFmt w:val="bullet"/>
-      <w:lvlText w:val="◦"/>
-      <w:lvlJc w:val="start"/>
-      <w:pPr>
-        <w:tabs>
-          <w:tab w:val="num" w:pos="2160"/>
-        </w:tabs>
-        <w:ind w:start="2160" w:hanging="360"/>
-      </w:pPr>
-      <w:rPr>
-        <w:rFonts w:ascii="OpenSymbol" w:hAnsi="OpenSymbol" w:cs="OpenSymbol" w:hint="default"/>
-      </w:rPr>
-    </w:lvl>
-    <w:lvl w:ilvl="5">
-      <w:start w:val="1"/>
-      <w:numFmt w:val="bullet"/>
-      <w:lvlText w:val="▪"/>
-      <w:lvlJc w:val="start"/>
-      <w:pPr>
-        <w:tabs>
-          <w:tab w:val="num" w:pos="2520"/>
-        </w:tabs>
-        <w:ind w:start="2520" w:hanging="360"/>
-      </w:pPr>
-      <w:rPr>
-        <w:rFonts w:ascii="OpenSymbol" w:hAnsi="OpenSymbol" w:cs="OpenSymbol" w:hint="default"/>
-      </w:rPr>
-    </w:lvl>
-    <w:lvl w:ilvl="6">
-      <w:start w:val="1"/>
-      <w:numFmt w:val="bullet"/>
-      <w:lvlText w:val=""/>
-      <w:lvlJc w:val="start"/>
-      <w:pPr>
-        <w:tabs>
-          <w:tab w:val="num" w:pos="2880"/>
-        </w:tabs>
-        <w:ind w:start="2880" w:hanging="360"/>
-      </w:pPr>
-      <w:rPr>
-        <w:rFonts w:ascii="Symbol" w:hAnsi="Symbol" w:cs="Symbol" w:hint="default"/>
-      </w:rPr>
-    </w:lvl>
-    <w:lvl w:ilvl="7">
-      <w:start w:val="1"/>
-      <w:numFmt w:val="bullet"/>
-      <w:lvlText w:val="◦"/>
-      <w:lvlJc w:val="start"/>
-      <w:pPr>
-        <w:tabs>
-          <w:tab w:val="num" w:pos="3240"/>
-        </w:tabs>
-        <w:ind w:start="3240" w:hanging="360"/>
-      </w:pPr>
-      <w:rPr>
-        <w:rFonts w:ascii="OpenSymbol" w:hAnsi="OpenSymbol" w:cs="OpenSymbol" w:hint="default"/>
-      </w:rPr>
-    </w:lvl>
-    <w:lvl w:ilvl="8">
-      <w:start w:val="1"/>
-      <w:numFmt w:val="bullet"/>
-      <w:lvlText w:val="▪"/>
-      <w:lvlJc w:val="start"/>
-      <w:pPr>
-        <w:tabs>
-          <w:tab w:val="num" w:pos="3600"/>
-        </w:tabs>
-        <w:ind w:start="3600" w:hanging="360"/>
-      </w:pPr>
-      <w:rPr>
-        <w:rFonts w:ascii="OpenSymbol" w:hAnsi="OpenSymbol" w:cs="OpenSymbol" w:hint="default"/>
-      </w:rPr>
-    </w:lvl>
-  </w:abstractNum>
   <w:abstractNum w:abstractNumId="12">
-    <w:lvl w:ilvl="0">
-      <w:start w:val="1"/>
-      <w:numFmt w:val="decimal"/>
-      <w:lvlText w:val="%1."/>
-      <w:lvlJc w:val="start"/>
-      <w:pPr>
-        <w:tabs>
-          <w:tab w:val="num" w:pos="992"/>
-        </w:tabs>
-        <w:ind w:start="992" w:hanging="992"/>
-      </w:pPr>
-      <w:rPr/>
-    </w:lvl>
-    <w:lvl w:ilvl="1">
-      <w:start w:val="1"/>
-      <w:numFmt w:val="decimal"/>
-      <w:lvlText w:val="%1.%2"/>
-      <w:lvlJc w:val="start"/>
-      <w:pPr>
-        <w:tabs>
-          <w:tab w:val="num" w:pos="576"/>
-        </w:tabs>
-        <w:ind w:start="576" w:hanging="576"/>
-      </w:pPr>
-      <w:rPr/>
-    </w:lvl>
-    <w:lvl w:ilvl="2">
-      <w:start w:val="1"/>
-      <w:numFmt w:val="decimal"/>
-      <w:lvlText w:val="%1.%2.%3"/>
-      <w:lvlJc w:val="start"/>
-      <w:pPr>
-        <w:tabs>
-          <w:tab w:val="num" w:pos="720"/>
-        </w:tabs>
-        <w:ind w:start="720" w:hanging="720"/>
-      </w:pPr>
-      <w:rPr/>
-    </w:lvl>
-    <w:lvl w:ilvl="3">
-      <w:start w:val="1"/>
-      <w:numFmt w:val="decimal"/>
-      <w:lvlText w:val="%1.%2.%3.%4"/>
-      <w:lvlJc w:val="start"/>
-      <w:pPr>
-        <w:tabs>
-          <w:tab w:val="num" w:pos="864"/>
-        </w:tabs>
-        <w:ind w:start="864" w:hanging="864"/>
-      </w:pPr>
-      <w:rPr/>
-    </w:lvl>
-    <w:lvl w:ilvl="4">
-      <w:start w:val="1"/>
-      <w:numFmt w:val="decimal"/>
-      <w:lvlText w:val="%1.%2.%3.%4.%5"/>
-      <w:lvlJc w:val="start"/>
-      <w:pPr>
-        <w:tabs>
-          <w:tab w:val="num" w:pos="1008"/>
-        </w:tabs>
-        <w:ind w:start="1008" w:hanging="1008"/>
-      </w:pPr>
-      <w:rPr/>
-    </w:lvl>
-    <w:lvl w:ilvl="5">
-      <w:start w:val="1"/>
-      <w:numFmt w:val="decimal"/>
-      <w:lvlText w:val="%1.%2.%3.%4.%5.%6"/>
-      <w:lvlJc w:val="start"/>
-      <w:pPr>
-        <w:tabs>
-          <w:tab w:val="num" w:pos="1152"/>
-        </w:tabs>
-        <w:ind w:start="1152" w:hanging="1152"/>
-      </w:pPr>
-      <w:rPr/>
-    </w:lvl>
-    <w:lvl w:ilvl="6">
-      <w:start w:val="1"/>
-      <w:numFmt w:val="decimal"/>
-      <w:lvlText w:val="%1.%2.%3.%4.%5.%6.%7"/>
-      <w:lvlJc w:val="start"/>
-      <w:pPr>
-        <w:tabs>
-          <w:tab w:val="num" w:pos="1296"/>
-        </w:tabs>
-        <w:ind w:start="1296" w:hanging="1296"/>
-      </w:pPr>
-      <w:rPr/>
-    </w:lvl>
-    <w:lvl w:ilvl="7">
-      <w:start w:val="1"/>
-      <w:numFmt w:val="decimal"/>
-      <w:lvlText w:val="%1.%2.%3.%4.%5.%6.%7.%8"/>
-      <w:lvlJc w:val="start"/>
-      <w:pPr>
-        <w:tabs>
-          <w:tab w:val="num" w:pos="1440"/>
-        </w:tabs>
-        <w:ind w:start="1440" w:hanging="1440"/>
-      </w:pPr>
-      <w:rPr/>
-    </w:lvl>
-    <w:lvl w:ilvl="8">
-      <w:start w:val="1"/>
-      <w:numFmt w:val="decimal"/>
-      <w:lvlText w:val="%1.%2.%3.%4.%5.%6.%7.%8.%9"/>
-      <w:lvlJc w:val="start"/>
-      <w:pPr>
-        <w:tabs>
-          <w:tab w:val="num" w:pos="1584"/>
-        </w:tabs>
-        <w:ind w:start="1584" w:hanging="1584"/>
-      </w:pPr>
-      <w:rPr/>
-    </w:lvl>
-  </w:abstractNum>
-  <w:abstractNum w:abstractNumId="13">
     <w:lvl w:ilvl="0">
       <w:start w:val="1"/>
       <w:numFmt w:val="decimal"/>
@@ -12242,16 +12510,13 @@
     <w:abstractNumId w:val="12"/>
   </w:num>
   <w:num w:numId="13">
-    <w:abstractNumId w:val="13"/>
-  </w:num>
-  <w:num w:numId="14">
-    <w:abstractNumId w:val="12"/>
+    <w:abstractNumId w:val="11"/>
     <w:lvlOverride w:ilvl="0">
       <w:startOverride w:val="1"/>
     </w:lvlOverride>
   </w:num>
-  <w:num w:numId="15">
-    <w:abstractNumId w:val="13"/>
+  <w:num w:numId="14">
+    <w:abstractNumId w:val="12"/>
     <w:lvlOverride w:ilvl="0">
       <w:startOverride w:val="1"/>
     </w:lvlOverride>
@@ -13275,15 +13540,15 @@
       <w:iCs/>
     </w:rPr>
   </w:style>
-  <w:style w:type="character" w:styleId="Bulletsuser">
-    <w:name w:val="Bullets (user)"/>
+  <w:style w:type="character" w:styleId="Bullets">
+    <w:name w:val="Bullets"/>
     <w:qFormat/>
     <w:rPr>
       <w:rFonts w:ascii="OpenSymbol" w:hAnsi="OpenSymbol" w:eastAsia="OpenSymbol" w:cs="OpenSymbol"/>
     </w:rPr>
   </w:style>
-  <w:style w:type="character" w:styleId="Bullets">
-    <w:name w:val="Bullets"/>
+  <w:style w:type="character" w:styleId="Bulletsuser">
+    <w:name w:val="Bullets (user)"/>
     <w:qFormat/>
     <w:rPr>
       <w:rFonts w:ascii="OpenSymbol" w:hAnsi="OpenSymbol" w:eastAsia="OpenSymbol" w:cs="OpenSymbol"/>
@@ -13293,6 +13558,13 @@
     <w:name w:val="Numbering Symbols"/>
     <w:qFormat/>
     <w:rPr/>
+  </w:style>
+  <w:style w:type="character" w:styleId="SourceText">
+    <w:name w:val="Source Text"/>
+    <w:qFormat/>
+    <w:rPr>
+      <w:rFonts w:ascii="Liberation Mono" w:hAnsi="Liberation Mono" w:eastAsia="Noto Sans Mono CJK JP" w:cs="Liberation Mono"/>
+    </w:rPr>
   </w:style>
   <w:style w:type="paragraph" w:styleId="Heading">
     <w:name w:val="Heading"/>
@@ -13584,7 +13856,7 @@
     <w:semiHidden/>
     <w:rsid w:val="00875818"/>
     <w:pPr>
-      <w:overflowPunct w:val="false"/>
+      <w:overflowPunct w:val="true"/>
       <w:spacing w:lineRule="auto" w:line="312" w:before="120" w:after="0"/>
       <w:textAlignment w:val="baseline"/>
     </w:pPr>
@@ -13952,6 +14224,20 @@
       <w:lang w:eastAsia="en-US"/>
     </w:rPr>
   </w:style>
+  <w:style w:type="paragraph" w:styleId="FrameContents">
+    <w:name w:val="Frame Contents"/>
+    <w:basedOn w:val="Normal"/>
+    <w:qFormat/>
+    <w:pPr/>
+    <w:rPr/>
+  </w:style>
+  <w:style w:type="paragraph" w:styleId="HeaderLeft">
+    <w:name w:val="Header Left"/>
+    <w:basedOn w:val="Header"/>
+    <w:qFormat/>
+    <w:pPr/>
+    <w:rPr/>
+  </w:style>
   <w:style w:type="paragraph" w:styleId="FrameContentsuser">
     <w:name w:val="Frame Contents (user)"/>
     <w:basedOn w:val="Normal"/>
@@ -13959,22 +14245,8 @@
     <w:pPr/>
     <w:rPr/>
   </w:style>
-  <w:style w:type="paragraph" w:styleId="HeaderLeftuser">
-    <w:name w:val="Header Left (user)"/>
-    <w:basedOn w:val="Header"/>
-    <w:qFormat/>
-    <w:pPr/>
-    <w:rPr/>
-  </w:style>
-  <w:style w:type="paragraph" w:styleId="FrameContents">
-    <w:name w:val="Frame Contents"/>
-    <w:basedOn w:val="Normal"/>
-    <w:qFormat/>
-    <w:pPr/>
-    <w:rPr/>
-  </w:style>
-  <w:style w:type="paragraph" w:styleId="BlockQuotation">
-    <w:name w:val="Block Quotation"/>
+  <w:style w:type="paragraph" w:styleId="BlockQuotationuser">
+    <w:name w:val="Block Quotation (user)"/>
     <w:basedOn w:val="Normal"/>
     <w:qFormat/>
     <w:pPr>

--- a/Dokumentation/Projektdokumentation/Projektdokumentation Yannick Spangel.docx
+++ b/Dokumentation/Projektdokumentation/Projektdokumentation Yannick Spangel.docx
@@ -824,7 +824,7 @@
                                 <w:sz w:val="16"/>
                                 <w:szCs w:val="16"/>
                               </w:rPr>
-                              <w:t>Steinknappen 73a</w:t>
+                              <w:t>Frintroper Str. 70</w:t>
                             </w:r>
                           </w:p>
                           <w:p>
@@ -841,7 +841,15 @@
                                 <w:sz w:val="16"/>
                                 <w:szCs w:val="16"/>
                               </w:rPr>
-                              <w:t>45470 Mülheim a.d.R.</w:t>
+                              <w:t>45</w:t>
+                            </w:r>
+                            <w:r>
+                              <w:rPr>
+                                <w:color w:val="000000"/>
+                                <w:sz w:val="16"/>
+                                <w:szCs w:val="16"/>
+                              </w:rPr>
+                              <w:t>359 Essen</w:t>
                             </w:r>
                           </w:p>
                           <w:p>
@@ -1004,7 +1012,7 @@
                           <w:sz w:val="16"/>
                           <w:szCs w:val="16"/>
                         </w:rPr>
-                        <w:t>Steinknappen 73a</w:t>
+                        <w:t>Frintroper Str. 70</w:t>
                       </w:r>
                     </w:p>
                     <w:p>
@@ -1021,7 +1029,15 @@
                           <w:sz w:val="16"/>
                           <w:szCs w:val="16"/>
                         </w:rPr>
-                        <w:t>45470 Mülheim a.d.R.</w:t>
+                        <w:t>45</w:t>
+                      </w:r>
+                      <w:r>
+                        <w:rPr>
+                          <w:color w:val="000000"/>
+                          <w:sz w:val="16"/>
+                          <w:szCs w:val="16"/>
+                        </w:rPr>
+                        <w:t>359 Essen</w:t>
                       </w:r>
                     </w:p>
                     <w:p>
@@ -5285,16 +5301,8 @@
               <w:widowControl/>
               <w:suppressAutoHyphens w:val="true"/>
               <w:spacing w:before="60" w:after="0"/>
-              <w:rPr>
-                <w:rFonts w:eastAsia="Times New Roman" w:cs="Times New Roman"/>
-                <w:color w:val="FF0000"/>
-                <w:kern w:val="0"/>
-                <w:sz w:val="20"/>
-                <w:szCs w:val="20"/>
-                <w:highlight w:val="none"/>
-                <w:shd w:fill="auto" w:val="clear"/>
-                <w:lang w:val="de-DE" w:eastAsia="ja-JP" w:bidi="ar-SA"/>
-              </w:rPr>
+              <w:jc w:val="start"/>
+              <w:rPr/>
             </w:pPr>
             <w:r>
               <w:rPr>
@@ -5306,9 +5314,7 @@
                 <w:shd w:fill="auto" w:val="clear"/>
                 <w:lang w:val="de-DE" w:eastAsia="ja-JP" w:bidi="ar-SA"/>
               </w:rPr>
-              <w:t>Erstellung von Unittests (oder UAT ?)</w:t>
-              <w:br/>
-              <w:t xml:space="preserve">ich hatte in dem Antrag Unittests stehen. </w:t>
+              <w:t xml:space="preserve">Erstellung von Unittests (oder </w:t>
             </w:r>
             <w:r>
               <w:rPr>
@@ -5320,7 +5326,7 @@
                 <w:shd w:fill="auto" w:val="clear"/>
                 <w:lang w:val="de-DE" w:eastAsia="ja-JP" w:bidi="ar-SA"/>
               </w:rPr>
-              <w:t>S</w:t>
+              <w:t>vielleicht Black-/ und White-Box Tests</w:t>
             </w:r>
             <w:r>
               <w:rPr>
@@ -5332,7 +5338,57 @@
                 <w:shd w:fill="auto" w:val="clear"/>
                 <w:lang w:val="de-DE" w:eastAsia="ja-JP" w:bidi="ar-SA"/>
               </w:rPr>
-              <w:t>oll ich dabei dann bleiben oder kann ich Argumentieren, dass Unittests sich als nicht sinnvoll dargestellt haben und ich dann mit UAT’s gearbeitet habe ?</w:t>
+              <w:t xml:space="preserve"> ?)</w:t>
+              <w:br/>
+              <w:t xml:space="preserve">ich hatte in dem Antrag Unittests stehen. </w:t>
+            </w:r>
+            <w:r>
+              <w:rPr>
+                <w:rFonts w:eastAsia="Times New Roman" w:cs="Times New Roman"/>
+                <w:color w:val="FF0000"/>
+                <w:kern w:val="0"/>
+                <w:sz w:val="20"/>
+                <w:szCs w:val="20"/>
+                <w:shd w:fill="auto" w:val="clear"/>
+                <w:lang w:val="de-DE" w:eastAsia="ja-JP" w:bidi="ar-SA"/>
+              </w:rPr>
+              <w:t>S</w:t>
+            </w:r>
+            <w:r>
+              <w:rPr>
+                <w:rFonts w:eastAsia="Times New Roman" w:cs="Times New Roman"/>
+                <w:color w:val="FF0000"/>
+                <w:kern w:val="0"/>
+                <w:sz w:val="20"/>
+                <w:szCs w:val="20"/>
+                <w:shd w:fill="auto" w:val="clear"/>
+                <w:lang w:val="de-DE" w:eastAsia="ja-JP" w:bidi="ar-SA"/>
+              </w:rPr>
+              <w:t xml:space="preserve">oll ich dabei dann bleiben oder kann ich Argumentieren, dass Unittests sich als nicht sinnvoll dargestellt haben und ich dann mit </w:t>
+            </w:r>
+            <w:r>
+              <w:rPr>
+                <w:rFonts w:eastAsia="Times New Roman" w:cs="Times New Roman"/>
+                <w:color w:val="FF0000"/>
+                <w:kern w:val="0"/>
+                <w:sz w:val="20"/>
+                <w:szCs w:val="20"/>
+                <w:shd w:fill="auto" w:val="clear"/>
+                <w:lang w:val="de-DE" w:eastAsia="ja-JP" w:bidi="ar-SA"/>
+              </w:rPr>
+              <w:t>den Black-/ Whitebox Tests</w:t>
+            </w:r>
+            <w:r>
+              <w:rPr>
+                <w:rFonts w:eastAsia="Times New Roman" w:cs="Times New Roman"/>
+                <w:color w:val="FF0000"/>
+                <w:kern w:val="0"/>
+                <w:sz w:val="20"/>
+                <w:szCs w:val="20"/>
+                <w:shd w:fill="auto" w:val="clear"/>
+                <w:lang w:val="de-DE" w:eastAsia="ja-JP" w:bidi="ar-SA"/>
+              </w:rPr>
+              <w:t xml:space="preserve"> gearbeitet habe ?</w:t>
             </w:r>
           </w:p>
         </w:tc>
@@ -6254,6 +6310,7 @@
               <w:widowControl/>
               <w:suppressAutoHyphens w:val="true"/>
               <w:spacing w:before="60" w:after="0"/>
+              <w:jc w:val="start"/>
               <w:rPr>
                 <w:rFonts w:eastAsia="Times New Roman" w:cs="Times New Roman"/>
                 <w:kern w:val="0"/>
@@ -6285,13 +6342,8 @@
               <w:widowControl/>
               <w:suppressAutoHyphens w:val="true"/>
               <w:spacing w:before="60" w:after="0"/>
-              <w:rPr>
-                <w:rFonts w:eastAsia="Times New Roman" w:cs="Times New Roman"/>
-                <w:kern w:val="0"/>
-                <w:sz w:val="20"/>
-                <w:szCs w:val="20"/>
-                <w:lang w:val="de-DE" w:eastAsia="ja-JP" w:bidi="ar-SA"/>
-              </w:rPr>
+              <w:jc w:val="start"/>
+              <w:rPr/>
             </w:pPr>
             <w:r>
               <w:rPr>
@@ -6801,7 +6853,9 @@
         </w:tc>
       </w:tr>
       <w:tr>
-        <w:trPr/>
+        <w:trPr>
+          <w:trHeight w:val="529" w:hRule="atLeast"/>
+        </w:trPr>
         <w:tc>
           <w:tcPr>
             <w:tcW w:w="2272" w:type="dxa"/>
@@ -6845,9 +6899,8 @@
               <w:widowControl/>
               <w:suppressAutoHyphens w:val="true"/>
               <w:spacing w:before="60" w:after="0"/>
-              <w:rPr>
-                <w:color w:val="FF0000"/>
-              </w:rPr>
+              <w:jc w:val="start"/>
+              <w:rPr/>
             </w:pPr>
             <w:r>
               <w:rPr>
@@ -6858,7 +6911,29 @@
                 <w:szCs w:val="20"/>
                 <w:lang w:val="de-DE" w:eastAsia="ja-JP" w:bidi="ar-SA"/>
               </w:rPr>
-              <w:t>Durchführen von Unittests (UAT’s)</w:t>
+              <w:t>Durchführen von Unittests (</w:t>
+            </w:r>
+            <w:r>
+              <w:rPr>
+                <w:rFonts w:eastAsia="Times New Roman" w:cs="Times New Roman"/>
+                <w:color w:val="FF0000"/>
+                <w:kern w:val="0"/>
+                <w:sz w:val="20"/>
+                <w:szCs w:val="20"/>
+                <w:lang w:val="de-DE" w:eastAsia="ja-JP" w:bidi="ar-SA"/>
+              </w:rPr>
+              <w:t>Black-/ Whiteboxtests</w:t>
+            </w:r>
+            <w:r>
+              <w:rPr>
+                <w:rFonts w:eastAsia="Times New Roman" w:cs="Times New Roman"/>
+                <w:color w:val="FF0000"/>
+                <w:kern w:val="0"/>
+                <w:sz w:val="20"/>
+                <w:szCs w:val="20"/>
+                <w:lang w:val="de-DE" w:eastAsia="ja-JP" w:bidi="ar-SA"/>
+              </w:rPr>
+              <w:t>)</w:t>
             </w:r>
           </w:p>
         </w:tc>
@@ -8636,25 +8711,13 @@
         <w:rPr>
           <w:color w:val="FF0000"/>
         </w:rPr>
-        <w:t>(</w:t>
+        <w:t>(╥</w:t>
       </w:r>
       <w:r>
         <w:rPr>
           <w:color w:val="FF0000"/>
         </w:rPr>
-        <w:t>ಥ</w:t>
-      </w:r>
-      <w:r>
-        <w:rPr>
-          <w:color w:val="FF0000"/>
-        </w:rPr>
-        <w:t>_</w:t>
-      </w:r>
-      <w:r>
-        <w:rPr>
-          <w:color w:val="FF0000"/>
-        </w:rPr>
-        <w:t>ಥ</w:t>
+        <w:t>﹏╥</w:t>
       </w:r>
       <w:r>
         <w:rPr>
@@ -8859,20 +8922,8 @@
           <w:color w:val="000000"/>
           <w:sz w:val="20"/>
         </w:rPr>
-        <w:t>Zu Beginn wurde das gesamte RAP-Backend implementiert. Zunächst wurden die Table Entities sowie die darauf aufbauenden CDS Views angelegt, die die Datenstruktur des Antragsmanagements abbilden. Anschließend wurden die Behavior Definitions erstellt, welche die erlaubten Operationen sowie die anwendungsspezifische Validierungs- und Aktionslogik definieren. Mit dem abgeschlossenen Backend stand ein vollständig funktionsfähiger OData-Service zur Verfügung, der als Grundlage für alle weiteren Entwicklungsschritte diente.</w:t>
-      </w:r>
-    </w:p>
-    <w:p>
-      <w:pPr>
-        <w:pStyle w:val="BodyText"/>
-        <w:spacing w:lineRule="auto" w:line="264" w:before="0" w:after="0"/>
-        <w:jc w:val="both"/>
-        <w:rPr>
-          <w:rFonts w:ascii="Alexandria Light" w:hAnsi="Alexandria Light"/>
-          <w:color w:val="0070C0"/>
-          <w:sz w:val="20"/>
-        </w:rPr>
-      </w:pPr>
+        <w:t>Zu Beginn wurde das gesamte RAP-Backend implementiert. Zunächst wurden die Table Entities sowie die darauf aufbauenden CDS Views angelegt, die die Datenstruktur des Antragsmanagements abbilden. Anschließend wurden die Behavior Definitions erstellt, welche die erlaubten Operationen sowie die anwendungsspezifische Validierungs- und Aktionslogik definieren. Mit dem abgeschlossenen Backend stand ein vollständig funktionsfähiger OData-Service zur Verfügung, der als Grundlage für alle weite</w:t>
+      </w:r>
       <w:r>
         <w:rPr>
           <w:rFonts w:ascii="Alexandria Light" w:hAnsi="Alexandria Light"/>
@@ -8881,20 +8932,8 @@
           <w:color w:val="000000"/>
           <w:sz w:val="20"/>
         </w:rPr>
-        <w:t>Im zweiten Schritt wurden die Business Configuration Maintenance Objekte für die Verwaltung der Beantragungsteams und Genehmigungsteams angelegt. Diese ermöglichen es dem Fachbereich, das Berechtigungskonzept eigenständig über eine standardisierte Fiori-Oberfläche zu pflegen.</w:t>
-      </w:r>
-    </w:p>
-    <w:p>
-      <w:pPr>
-        <w:pStyle w:val="BodyText"/>
-        <w:spacing w:lineRule="auto" w:line="264" w:before="60" w:after="283"/>
-        <w:jc w:val="both"/>
-        <w:rPr>
-          <w:rFonts w:ascii="Alexandria Light" w:hAnsi="Alexandria Light"/>
-          <w:color w:val="0070C0"/>
-          <w:sz w:val="20"/>
-        </w:rPr>
-      </w:pPr>
+        <w:t>1</w:t>
+      </w:r>
       <w:r>
         <w:rPr>
           <w:rFonts w:ascii="Alexandria Light" w:hAnsi="Alexandria Light"/>
@@ -8903,15 +8942,19 @@
           <w:color w:val="000000"/>
           <w:sz w:val="20"/>
         </w:rPr>
-        <w:t>Den größten Entwicklungsaufwand stellte die Implementierung des Frontends dar. Die Hauptherausforderung lag in der Integration von SAP Fiori Elements Macros innerhalb eines UI5 Wizards. Die Macros wurden eingesetzt, um Datensätze direkt über einen Fiori Elements Building Block anlegen, bearbeiten und löschen zu können, ohne die im Backend definierten Validierungen zu umgehen.</w:t>
+        <w:t>ren Entwicklungsschritte diente.</w:t>
       </w:r>
     </w:p>
     <w:p>
       <w:pPr>
         <w:pStyle w:val="BodyText"/>
-        <w:spacing w:lineRule="auto" w:line="264" w:before="60" w:after="283"/>
+        <w:spacing w:lineRule="auto" w:line="264" w:before="0" w:after="0"/>
         <w:jc w:val="both"/>
-        <w:rPr/>
+        <w:rPr>
+          <w:rFonts w:ascii="Alexandria Light" w:hAnsi="Alexandria Light"/>
+          <w:color w:val="0070C0"/>
+          <w:sz w:val="20"/>
+        </w:rPr>
       </w:pPr>
       <w:r>
         <w:rPr>
@@ -8921,6 +8964,46 @@
           <w:color w:val="000000"/>
           <w:sz w:val="20"/>
         </w:rPr>
+        <w:t>Im zweiten Schritt wurden die Business Configuration Maintenance Objekte für die Verwaltung der Beantragungsteams und Genehmigungsteams angelegt. Diese ermöglichen es dem Fachbereich, das Berechtigungskonzept eigenständig über eine standardisierte Fiori-Oberfläche zu pflegen.</w:t>
+      </w:r>
+    </w:p>
+    <w:p>
+      <w:pPr>
+        <w:pStyle w:val="BodyText"/>
+        <w:spacing w:lineRule="auto" w:line="264" w:before="60" w:after="283"/>
+        <w:jc w:val="both"/>
+        <w:rPr>
+          <w:rFonts w:ascii="Alexandria Light" w:hAnsi="Alexandria Light"/>
+          <w:color w:val="0070C0"/>
+          <w:sz w:val="20"/>
+        </w:rPr>
+      </w:pPr>
+      <w:r>
+        <w:rPr>
+          <w:rFonts w:ascii="Alexandria Light" w:hAnsi="Alexandria Light"/>
+          <w:b w:val="false"/>
+          <w:bCs w:val="false"/>
+          <w:color w:val="000000"/>
+          <w:sz w:val="20"/>
+        </w:rPr>
+        <w:t>Den größten Entwicklungsaufwand stellte die Implementierung des Frontends dar. Die Hauptherausforderung lag in der Integration von SAP Fiori Elements Macros innerhalb eines UI5 Wizards. Die Macros wurden eingesetzt, um Datensätze direkt über einen Fiori Elements Building Block anlegen, bearbeiten und löschen zu können, ohne die im Backend definierten Validierungen zu umgehen.</w:t>
+      </w:r>
+    </w:p>
+    <w:p>
+      <w:pPr>
+        <w:pStyle w:val="BodyText"/>
+        <w:spacing w:lineRule="auto" w:line="264" w:before="60" w:after="283"/>
+        <w:jc w:val="both"/>
+        <w:rPr/>
+      </w:pPr>
+      <w:r>
+        <w:rPr>
+          <w:rFonts w:ascii="Alexandria Light" w:hAnsi="Alexandria Light"/>
+          <w:b w:val="false"/>
+          <w:bCs w:val="false"/>
+          <w:color w:val="000000"/>
+          <w:sz w:val="20"/>
+        </w:rPr>
         <w:t>Die technische Schwierigkeit bestand darin, dass die Fiori Elements Komponenten innerhalb des Wizards einen spezifischen Controll</w:t>
       </w:r>
       <w:r>
@@ -8988,7 +9071,15 @@
           <w:color w:val="FF0000"/>
           <w:sz w:val="20"/>
         </w:rPr>
-        <w:t>Quellcode-</w:t>
+        <w:t>TODO:</w:t>
+      </w:r>
+      <w:r>
+        <w:rPr>
+          <w:rFonts w:ascii="Alexandria Light" w:hAnsi="Alexandria Light"/>
+          <w:color w:val="FF0000"/>
+          <w:sz w:val="20"/>
+        </w:rPr>
+        <w:t xml:space="preserve"> Quellcode-</w:t>
       </w:r>
       <w:r>
         <w:rPr>

--- a/Dokumentation/Projektdokumentation/Projektdokumentation Yannick Spangel.docx
+++ b/Dokumentation/Projektdokumentation/Projektdokumentation Yannick Spangel.docx
@@ -73,8 +73,8 @@
               <w:rPr/>
             </w:pPr>
             <w:bookmarkStart w:id="0" w:name="_Toc412032348"/>
-            <w:bookmarkStart w:id="1" w:name="_Toc411931188"/>
-            <w:bookmarkStart w:id="2" w:name="_Toc411933128"/>
+            <w:bookmarkStart w:id="1" w:name="_Toc411933128"/>
+            <w:bookmarkStart w:id="2" w:name="_Toc411931188"/>
             <w:r>
               <w:rPr>
                 <w:rFonts w:cs="Alexandria" w:ascii="Alexandria" w:hAnsi="Alexandria"/>
@@ -371,7 +371,7 @@
                         <w:txbxContent>
                           <w:p>
                             <w:pPr>
-                              <w:pStyle w:val="FrameContents"/>
+                              <w:pStyle w:val="FrameContentsuser"/>
                               <w:spacing w:before="60" w:after="0"/>
                               <w:rPr>
                                 <w:rFonts w:cs="Alexandria Light"/>
@@ -393,7 +393,7 @@
                           </w:p>
                           <w:p>
                             <w:pPr>
-                              <w:pStyle w:val="FrameContents"/>
+                              <w:pStyle w:val="FrameContentsuser"/>
                               <w:rPr>
                                 <w:rStyle w:val="Hyperlink"/>
                                 <w:bCs/>
@@ -448,7 +448,7 @@
                           </w:p>
                           <w:p>
                             <w:pPr>
-                              <w:pStyle w:val="FrameContents"/>
+                              <w:pStyle w:val="FrameContentsuser"/>
                               <w:rPr>
                                 <w:rStyle w:val="Hyperlink"/>
                                 <w:bCs/>
@@ -471,7 +471,7 @@
                           </w:p>
                           <w:p>
                             <w:pPr>
-                              <w:pStyle w:val="FrameContents"/>
+                              <w:pStyle w:val="FrameContentsuser"/>
                               <w:rPr>
                                 <w:rStyle w:val="Hyperlink"/>
                                 <w:bCs/>
@@ -494,7 +494,7 @@
                           </w:p>
                           <w:p>
                             <w:pPr>
-                              <w:pStyle w:val="FrameContents"/>
+                              <w:pStyle w:val="FrameContentsuser"/>
                               <w:rPr>
                                 <w:rStyle w:val="Hyperlink"/>
                                 <w:bCs/>
@@ -517,7 +517,7 @@
                           </w:p>
                           <w:p>
                             <w:pPr>
-                              <w:pStyle w:val="FrameContents"/>
+                              <w:pStyle w:val="FrameContentsuser"/>
                               <w:rPr>
                                 <w:rStyle w:val="Hyperlink"/>
                                 <w:bCs/>
@@ -556,7 +556,7 @@
                   <w:txbxContent>
                     <w:p>
                       <w:pPr>
-                        <w:pStyle w:val="FrameContents"/>
+                        <w:pStyle w:val="FrameContentsuser"/>
                         <w:spacing w:before="60" w:after="0"/>
                         <w:rPr>
                           <w:rFonts w:cs="Alexandria Light"/>
@@ -578,7 +578,7 @@
                     </w:p>
                     <w:p>
                       <w:pPr>
-                        <w:pStyle w:val="FrameContents"/>
+                        <w:pStyle w:val="FrameContentsuser"/>
                         <w:rPr>
                           <w:rStyle w:val="Hyperlink"/>
                           <w:bCs/>
@@ -633,7 +633,7 @@
                     </w:p>
                     <w:p>
                       <w:pPr>
-                        <w:pStyle w:val="FrameContents"/>
+                        <w:pStyle w:val="FrameContentsuser"/>
                         <w:rPr>
                           <w:rStyle w:val="Hyperlink"/>
                           <w:bCs/>
@@ -656,7 +656,7 @@
                     </w:p>
                     <w:p>
                       <w:pPr>
-                        <w:pStyle w:val="FrameContents"/>
+                        <w:pStyle w:val="FrameContentsuser"/>
                         <w:rPr>
                           <w:rStyle w:val="Hyperlink"/>
                           <w:bCs/>
@@ -679,7 +679,7 @@
                     </w:p>
                     <w:p>
                       <w:pPr>
-                        <w:pStyle w:val="FrameContents"/>
+                        <w:pStyle w:val="FrameContentsuser"/>
                         <w:rPr>
                           <w:rStyle w:val="Hyperlink"/>
                           <w:bCs/>
@@ -702,7 +702,7 @@
                     </w:p>
                     <w:p>
                       <w:pPr>
-                        <w:pStyle w:val="FrameContents"/>
+                        <w:pStyle w:val="FrameContentsuser"/>
                         <w:rPr>
                           <w:rStyle w:val="Hyperlink"/>
                           <w:bCs/>
@@ -775,7 +775,7 @@
                         <w:txbxContent>
                           <w:p>
                             <w:pPr>
-                              <w:pStyle w:val="FrameContents"/>
+                              <w:pStyle w:val="FrameContentsuser"/>
                               <w:spacing w:before="60" w:after="60"/>
                               <w:rPr>
                                 <w:b/>
@@ -795,7 +795,7 @@
                           </w:p>
                           <w:p>
                             <w:pPr>
-                              <w:pStyle w:val="FrameContents"/>
+                              <w:pStyle w:val="FrameContentsuser"/>
                               <w:rPr>
                                 <w:sz w:val="16"/>
                                 <w:szCs w:val="16"/>
@@ -812,7 +812,7 @@
                           </w:p>
                           <w:p>
                             <w:pPr>
-                              <w:pStyle w:val="FrameContents"/>
+                              <w:pStyle w:val="FrameContentsuser"/>
                               <w:rPr>
                                 <w:sz w:val="16"/>
                                 <w:szCs w:val="16"/>
@@ -829,7 +829,7 @@
                           </w:p>
                           <w:p>
                             <w:pPr>
-                              <w:pStyle w:val="FrameContents"/>
+                              <w:pStyle w:val="FrameContentsuser"/>
                               <w:rPr>
                                 <w:sz w:val="16"/>
                                 <w:szCs w:val="16"/>
@@ -841,20 +841,12 @@
                                 <w:sz w:val="16"/>
                                 <w:szCs w:val="16"/>
                               </w:rPr>
-                              <w:t>45</w:t>
-                            </w:r>
-                            <w:r>
-                              <w:rPr>
-                                <w:color w:val="000000"/>
-                                <w:sz w:val="16"/>
-                                <w:szCs w:val="16"/>
-                              </w:rPr>
-                              <w:t>359 Essen</w:t>
+                              <w:t>45359 Essen</w:t>
                             </w:r>
                           </w:p>
                           <w:p>
                             <w:pPr>
-                              <w:pStyle w:val="FrameContents"/>
+                              <w:pStyle w:val="FrameContentsuser"/>
                               <w:spacing w:before="60" w:after="60"/>
                               <w:rPr>
                                 <w:b/>
@@ -874,7 +866,7 @@
                           </w:p>
                           <w:p>
                             <w:pPr>
-                              <w:pStyle w:val="FrameContents"/>
+                              <w:pStyle w:val="FrameContentsuser"/>
                               <w:rPr>
                                 <w:sz w:val="16"/>
                                 <w:szCs w:val="16"/>
@@ -892,7 +884,7 @@
                           </w:p>
                           <w:p>
                             <w:pPr>
-                              <w:pStyle w:val="FrameContents"/>
+                              <w:pStyle w:val="FrameContentsuser"/>
                               <w:rPr>
                                 <w:b/>
                                 <w:sz w:val="18"/>
@@ -911,7 +903,7 @@
                           </w:p>
                           <w:p>
                             <w:pPr>
-                              <w:pStyle w:val="FrameContents"/>
+                              <w:pStyle w:val="FrameContentsuser"/>
                               <w:rPr>
                                 <w:sz w:val="16"/>
                                 <w:szCs w:val="16"/>
@@ -928,7 +920,7 @@
                           </w:p>
                           <w:p>
                             <w:pPr>
-                              <w:pStyle w:val="FrameContents"/>
+                              <w:pStyle w:val="FrameContentsuser"/>
                               <w:rPr>
                                 <w:sz w:val="16"/>
                                 <w:szCs w:val="16"/>
@@ -963,7 +955,7 @@
                   <w:txbxContent>
                     <w:p>
                       <w:pPr>
-                        <w:pStyle w:val="FrameContents"/>
+                        <w:pStyle w:val="FrameContentsuser"/>
                         <w:spacing w:before="60" w:after="60"/>
                         <w:rPr>
                           <w:b/>
@@ -983,7 +975,7 @@
                     </w:p>
                     <w:p>
                       <w:pPr>
-                        <w:pStyle w:val="FrameContents"/>
+                        <w:pStyle w:val="FrameContentsuser"/>
                         <w:rPr>
                           <w:sz w:val="16"/>
                           <w:szCs w:val="16"/>
@@ -1000,7 +992,7 @@
                     </w:p>
                     <w:p>
                       <w:pPr>
-                        <w:pStyle w:val="FrameContents"/>
+                        <w:pStyle w:val="FrameContentsuser"/>
                         <w:rPr>
                           <w:sz w:val="16"/>
                           <w:szCs w:val="16"/>
@@ -1017,7 +1009,7 @@
                     </w:p>
                     <w:p>
                       <w:pPr>
-                        <w:pStyle w:val="FrameContents"/>
+                        <w:pStyle w:val="FrameContentsuser"/>
                         <w:rPr>
                           <w:sz w:val="16"/>
                           <w:szCs w:val="16"/>
@@ -1029,20 +1021,12 @@
                           <w:sz w:val="16"/>
                           <w:szCs w:val="16"/>
                         </w:rPr>
-                        <w:t>45</w:t>
-                      </w:r>
-                      <w:r>
-                        <w:rPr>
-                          <w:color w:val="000000"/>
-                          <w:sz w:val="16"/>
-                          <w:szCs w:val="16"/>
-                        </w:rPr>
-                        <w:t>359 Essen</w:t>
+                        <w:t>45359 Essen</w:t>
                       </w:r>
                     </w:p>
                     <w:p>
                       <w:pPr>
-                        <w:pStyle w:val="FrameContents"/>
+                        <w:pStyle w:val="FrameContentsuser"/>
                         <w:spacing w:before="60" w:after="60"/>
                         <w:rPr>
                           <w:b/>
@@ -1062,7 +1046,7 @@
                     </w:p>
                     <w:p>
                       <w:pPr>
-                        <w:pStyle w:val="FrameContents"/>
+                        <w:pStyle w:val="FrameContentsuser"/>
                         <w:rPr>
                           <w:sz w:val="16"/>
                           <w:szCs w:val="16"/>
@@ -1080,7 +1064,7 @@
                     </w:p>
                     <w:p>
                       <w:pPr>
-                        <w:pStyle w:val="FrameContents"/>
+                        <w:pStyle w:val="FrameContentsuser"/>
                         <w:rPr>
                           <w:b/>
                           <w:sz w:val="18"/>
@@ -1099,7 +1083,7 @@
                     </w:p>
                     <w:p>
                       <w:pPr>
-                        <w:pStyle w:val="FrameContents"/>
+                        <w:pStyle w:val="FrameContentsuser"/>
                         <w:rPr>
                           <w:sz w:val="16"/>
                           <w:szCs w:val="16"/>
@@ -1116,7 +1100,7 @@
                     </w:p>
                     <w:p>
                       <w:pPr>
-                        <w:pStyle w:val="FrameContents"/>
+                        <w:pStyle w:val="FrameContentsuser"/>
                         <w:rPr>
                           <w:sz w:val="16"/>
                           <w:szCs w:val="16"/>
@@ -3542,9 +3526,9 @@
         </w:numPr>
         <w:rPr/>
       </w:pPr>
-      <w:bookmarkStart w:id="3" w:name="_Toc218703493"/>
+      <w:bookmarkStart w:id="3" w:name="_Toc181697548"/>
       <w:bookmarkStart w:id="4" w:name="_Toc181708996"/>
-      <w:bookmarkStart w:id="5" w:name="_Toc181697548"/>
+      <w:bookmarkStart w:id="5" w:name="_Toc218703493"/>
       <w:r>
         <w:rPr/>
         <w:t>Einleitung</w:t>
@@ -3601,9 +3585,9 @@
         </w:numPr>
         <w:rPr/>
       </w:pPr>
-      <w:bookmarkStart w:id="6" w:name="_Toc181708997"/>
+      <w:bookmarkStart w:id="6" w:name="_Toc181697549"/>
       <w:bookmarkStart w:id="7" w:name="_Toc218703494"/>
-      <w:bookmarkStart w:id="8" w:name="_Toc181697549"/>
+      <w:bookmarkStart w:id="8" w:name="_Toc181708997"/>
       <w:r>
         <w:rPr/>
         <w:t>Projekteinführung</w:t>
@@ -3621,9 +3605,9 @@
         </w:numPr>
         <w:rPr/>
       </w:pPr>
-      <w:bookmarkStart w:id="9" w:name="_Toc181697550"/>
-      <w:bookmarkStart w:id="10" w:name="_Toc218703495"/>
-      <w:bookmarkStart w:id="11" w:name="_Toc181708998"/>
+      <w:bookmarkStart w:id="9" w:name="_Toc181708998"/>
+      <w:bookmarkStart w:id="10" w:name="_Toc181697550"/>
+      <w:bookmarkStart w:id="11" w:name="_Toc218703495"/>
       <w:r>
         <w:rPr/>
         <w:t>Ist-Zustand</w:t>
@@ -3672,11 +3656,11 @@
         </w:numPr>
         <w:rPr/>
       </w:pPr>
-      <w:bookmarkStart w:id="12" w:name="_Toc218703496"/>
+      <w:bookmarkStart w:id="12" w:name="_Toc181708999"/>
       <w:bookmarkStart w:id="13" w:name="_Toc181697551"/>
-      <w:bookmarkStart w:id="14" w:name="_Toc181708999"/>
-      <w:bookmarkStart w:id="15" w:name="_Toc182399888"/>
-      <w:bookmarkStart w:id="16" w:name="_Toc182313709"/>
+      <w:bookmarkStart w:id="14" w:name="_Toc218703496"/>
+      <w:bookmarkStart w:id="15" w:name="_Toc182313709"/>
+      <w:bookmarkStart w:id="16" w:name="_Toc182399888"/>
       <w:bookmarkEnd w:id="15"/>
       <w:bookmarkEnd w:id="16"/>
       <w:r>
@@ -3885,9 +3869,9 @@
         </w:numPr>
         <w:rPr/>
       </w:pPr>
-      <w:bookmarkStart w:id="17" w:name="_Toc218703497"/>
+      <w:bookmarkStart w:id="17" w:name="_Toc181697552"/>
       <w:bookmarkStart w:id="18" w:name="_Toc181709000"/>
-      <w:bookmarkStart w:id="19" w:name="_Toc181697552"/>
+      <w:bookmarkStart w:id="19" w:name="_Toc218703497"/>
       <w:r>
         <w:rPr/>
         <w:t>Projektumfeld</w:t>
@@ -4001,9 +3985,9 @@
         </w:numPr>
         <w:rPr/>
       </w:pPr>
-      <w:bookmarkStart w:id="20" w:name="_Toc181697553"/>
-      <w:bookmarkStart w:id="21" w:name="_Toc181709001"/>
-      <w:bookmarkStart w:id="22" w:name="_Toc218703498"/>
+      <w:bookmarkStart w:id="20" w:name="_Toc218703498"/>
+      <w:bookmarkStart w:id="21" w:name="_Toc181697553"/>
+      <w:bookmarkStart w:id="22" w:name="_Toc181709001"/>
       <w:r>
         <w:rPr/>
         <w:t>Projektabgrenzung</w:t>
@@ -4080,9 +4064,9 @@
         </w:numPr>
         <w:rPr/>
       </w:pPr>
-      <w:bookmarkStart w:id="23" w:name="_Toc218703499"/>
+      <w:bookmarkStart w:id="23" w:name="_Toc181697554"/>
       <w:bookmarkStart w:id="24" w:name="_Toc181709002"/>
-      <w:bookmarkStart w:id="25" w:name="_Toc181697554"/>
+      <w:bookmarkStart w:id="25" w:name="_Toc218703499"/>
       <w:r>
         <w:rPr/>
         <w:t>Projektvorgehen</w:t>
@@ -4100,9 +4084,9 @@
         </w:numPr>
         <w:rPr/>
       </w:pPr>
-      <w:bookmarkStart w:id="26" w:name="_Toc181697555"/>
+      <w:bookmarkStart w:id="26" w:name="_Toc181709003"/>
       <w:bookmarkStart w:id="27" w:name="_Toc218703500"/>
-      <w:bookmarkStart w:id="28" w:name="_Toc181709003"/>
+      <w:bookmarkStart w:id="28" w:name="_Toc181697555"/>
       <w:bookmarkStart w:id="29" w:name="_Vorgehensweise"/>
       <w:bookmarkEnd w:id="29"/>
       <w:r>
@@ -4280,9 +4264,9 @@
         <w:bidi w:val="0"/>
         <w:rPr/>
       </w:pPr>
-      <w:bookmarkStart w:id="33" w:name="_Toc218703502"/>
+      <w:bookmarkStart w:id="33" w:name="_Toc181709005"/>
       <w:bookmarkStart w:id="34" w:name="_Toc181697557"/>
-      <w:bookmarkStart w:id="35" w:name="_Toc181709005"/>
+      <w:bookmarkStart w:id="35" w:name="_Toc218703502"/>
       <w:r>
         <w:rPr/>
         <w:t>Personelle Ressourcen</w:t>
@@ -4335,9 +4319,9 @@
         <w:bidi w:val="0"/>
         <w:rPr/>
       </w:pPr>
-      <w:bookmarkStart w:id="36" w:name="_Toc218703503"/>
+      <w:bookmarkStart w:id="36" w:name="_Toc181697558"/>
       <w:bookmarkStart w:id="37" w:name="_Toc181709006"/>
-      <w:bookmarkStart w:id="38" w:name="_Toc181697558"/>
+      <w:bookmarkStart w:id="38" w:name="_Toc218703503"/>
       <w:r>
         <w:rPr/>
         <w:t>Non-Personelle Ressourcen</w:t>
@@ -4647,9 +4631,9 @@
         </w:numPr>
         <w:rPr/>
       </w:pPr>
-      <w:bookmarkStart w:id="39" w:name="_Toc218703504"/>
+      <w:bookmarkStart w:id="39" w:name="_Toc181709008"/>
       <w:bookmarkStart w:id="40" w:name="_Toc181697560"/>
-      <w:bookmarkStart w:id="41" w:name="_Toc181709008"/>
+      <w:bookmarkStart w:id="41" w:name="_Toc218703504"/>
       <w:r>
         <w:rPr/>
         <w:t>Zeitplanung</w:t>
@@ -5314,81 +5298,9 @@
                 <w:shd w:fill="auto" w:val="clear"/>
                 <w:lang w:val="de-DE" w:eastAsia="ja-JP" w:bidi="ar-SA"/>
               </w:rPr>
-              <w:t xml:space="preserve">Erstellung von Unittests (oder </w:t>
-            </w:r>
-            <w:r>
-              <w:rPr>
-                <w:rFonts w:eastAsia="Times New Roman" w:cs="Times New Roman"/>
-                <w:color w:val="FF0000"/>
-                <w:kern w:val="0"/>
-                <w:sz w:val="20"/>
-                <w:szCs w:val="20"/>
-                <w:shd w:fill="auto" w:val="clear"/>
-                <w:lang w:val="de-DE" w:eastAsia="ja-JP" w:bidi="ar-SA"/>
-              </w:rPr>
-              <w:t>vielleicht Black-/ und White-Box Tests</w:t>
-            </w:r>
-            <w:r>
-              <w:rPr>
-                <w:rFonts w:eastAsia="Times New Roman" w:cs="Times New Roman"/>
-                <w:color w:val="FF0000"/>
-                <w:kern w:val="0"/>
-                <w:sz w:val="20"/>
-                <w:szCs w:val="20"/>
-                <w:shd w:fill="auto" w:val="clear"/>
-                <w:lang w:val="de-DE" w:eastAsia="ja-JP" w:bidi="ar-SA"/>
-              </w:rPr>
-              <w:t xml:space="preserve"> ?)</w:t>
+              <w:t>Erstellung von Unittests (oder vielleicht Black-/ und White-Box Tests ?)</w:t>
               <w:br/>
-              <w:t xml:space="preserve">ich hatte in dem Antrag Unittests stehen. </w:t>
-            </w:r>
-            <w:r>
-              <w:rPr>
-                <w:rFonts w:eastAsia="Times New Roman" w:cs="Times New Roman"/>
-                <w:color w:val="FF0000"/>
-                <w:kern w:val="0"/>
-                <w:sz w:val="20"/>
-                <w:szCs w:val="20"/>
-                <w:shd w:fill="auto" w:val="clear"/>
-                <w:lang w:val="de-DE" w:eastAsia="ja-JP" w:bidi="ar-SA"/>
-              </w:rPr>
-              <w:t>S</w:t>
-            </w:r>
-            <w:r>
-              <w:rPr>
-                <w:rFonts w:eastAsia="Times New Roman" w:cs="Times New Roman"/>
-                <w:color w:val="FF0000"/>
-                <w:kern w:val="0"/>
-                <w:sz w:val="20"/>
-                <w:szCs w:val="20"/>
-                <w:shd w:fill="auto" w:val="clear"/>
-                <w:lang w:val="de-DE" w:eastAsia="ja-JP" w:bidi="ar-SA"/>
-              </w:rPr>
-              <w:t xml:space="preserve">oll ich dabei dann bleiben oder kann ich Argumentieren, dass Unittests sich als nicht sinnvoll dargestellt haben und ich dann mit </w:t>
-            </w:r>
-            <w:r>
-              <w:rPr>
-                <w:rFonts w:eastAsia="Times New Roman" w:cs="Times New Roman"/>
-                <w:color w:val="FF0000"/>
-                <w:kern w:val="0"/>
-                <w:sz w:val="20"/>
-                <w:szCs w:val="20"/>
-                <w:shd w:fill="auto" w:val="clear"/>
-                <w:lang w:val="de-DE" w:eastAsia="ja-JP" w:bidi="ar-SA"/>
-              </w:rPr>
-              <w:t>den Black-/ Whitebox Tests</w:t>
-            </w:r>
-            <w:r>
-              <w:rPr>
-                <w:rFonts w:eastAsia="Times New Roman" w:cs="Times New Roman"/>
-                <w:color w:val="FF0000"/>
-                <w:kern w:val="0"/>
-                <w:sz w:val="20"/>
-                <w:szCs w:val="20"/>
-                <w:shd w:fill="auto" w:val="clear"/>
-                <w:lang w:val="de-DE" w:eastAsia="ja-JP" w:bidi="ar-SA"/>
-              </w:rPr>
-              <w:t xml:space="preserve"> gearbeitet habe ?</w:t>
+              <w:t>ich hatte in dem Antrag Unittests stehen. Soll ich dabei dann bleiben oder kann ich Argumentieren, dass Unittests sich als nicht sinnvoll dargestellt haben und ich dann mit den Black-/ Whitebox Tests gearbeitet habe ?</w:t>
             </w:r>
           </w:p>
         </w:tc>
@@ -5804,17 +5716,7 @@
                 <w:szCs w:val="20"/>
                 <w:lang w:val="de-DE" w:eastAsia="ja-JP" w:bidi="ar-SA"/>
               </w:rPr>
-              <w:t>9</w:t>
-            </w:r>
-            <w:r>
-              <w:rPr>
-                <w:rFonts w:eastAsia="Times New Roman" w:cs="Times New Roman"/>
-                <w:kern w:val="0"/>
-                <w:sz w:val="20"/>
-                <w:szCs w:val="20"/>
-                <w:lang w:val="de-DE" w:eastAsia="ja-JP" w:bidi="ar-SA"/>
-              </w:rPr>
-              <w:t>h</w:t>
+              <w:t>9h</w:t>
             </w:r>
           </w:p>
         </w:tc>
@@ -5907,17 +5809,7 @@
                 <w:szCs w:val="20"/>
                 <w:lang w:val="de-DE" w:eastAsia="ja-JP" w:bidi="ar-SA"/>
               </w:rPr>
-              <w:t>12</w:t>
-            </w:r>
-            <w:r>
-              <w:rPr>
-                <w:rFonts w:eastAsia="Times New Roman" w:cs="Times New Roman"/>
-                <w:kern w:val="0"/>
-                <w:sz w:val="20"/>
-                <w:szCs w:val="20"/>
-                <w:lang w:val="de-DE" w:eastAsia="ja-JP" w:bidi="ar-SA"/>
-              </w:rPr>
-              <w:t>h</w:t>
+              <w:t>12h</w:t>
             </w:r>
           </w:p>
         </w:tc>
@@ -6103,7 +5995,17 @@
                 <w:szCs w:val="20"/>
                 <w:lang w:val="de-DE" w:eastAsia="ja-JP" w:bidi="ar-SA"/>
               </w:rPr>
-              <w:t>6h</w:t>
+              <w:t>4</w:t>
+            </w:r>
+            <w:r>
+              <w:rPr>
+                <w:rFonts w:eastAsia="Times New Roman" w:cs="Times New Roman"/>
+                <w:kern w:val="0"/>
+                <w:sz w:val="20"/>
+                <w:szCs w:val="20"/>
+                <w:lang w:val="de-DE" w:eastAsia="ja-JP" w:bidi="ar-SA"/>
+              </w:rPr>
+              <w:t>h</w:t>
             </w:r>
           </w:p>
         </w:tc>
@@ -6200,7 +6102,31 @@
                 <w:szCs w:val="20"/>
                 <w:lang w:val="de-DE" w:eastAsia="ja-JP" w:bidi="ar-SA"/>
               </w:rPr>
-              <w:t>33h</w:t>
+              <w:t>3</w:t>
+            </w:r>
+            <w:r>
+              <w:rPr>
+                <w:rFonts w:eastAsia="Times New Roman" w:cs="Times New Roman"/>
+                <w:b/>
+                <w:bCs/>
+                <w:kern w:val="0"/>
+                <w:sz w:val="20"/>
+                <w:szCs w:val="20"/>
+                <w:lang w:val="de-DE" w:eastAsia="ja-JP" w:bidi="ar-SA"/>
+              </w:rPr>
+              <w:t>1</w:t>
+            </w:r>
+            <w:r>
+              <w:rPr>
+                <w:rFonts w:eastAsia="Times New Roman" w:cs="Times New Roman"/>
+                <w:b/>
+                <w:bCs/>
+                <w:kern w:val="0"/>
+                <w:sz w:val="20"/>
+                <w:szCs w:val="20"/>
+                <w:lang w:val="de-DE" w:eastAsia="ja-JP" w:bidi="ar-SA"/>
+              </w:rPr>
+              <w:t>h</w:t>
             </w:r>
           </w:p>
         </w:tc>
@@ -6911,29 +6837,7 @@
                 <w:szCs w:val="20"/>
                 <w:lang w:val="de-DE" w:eastAsia="ja-JP" w:bidi="ar-SA"/>
               </w:rPr>
-              <w:t>Durchführen von Unittests (</w:t>
-            </w:r>
-            <w:r>
-              <w:rPr>
-                <w:rFonts w:eastAsia="Times New Roman" w:cs="Times New Roman"/>
-                <w:color w:val="FF0000"/>
-                <w:kern w:val="0"/>
-                <w:sz w:val="20"/>
-                <w:szCs w:val="20"/>
-                <w:lang w:val="de-DE" w:eastAsia="ja-JP" w:bidi="ar-SA"/>
-              </w:rPr>
-              <w:t>Black-/ Whiteboxtests</w:t>
-            </w:r>
-            <w:r>
-              <w:rPr>
-                <w:rFonts w:eastAsia="Times New Roman" w:cs="Times New Roman"/>
-                <w:color w:val="FF0000"/>
-                <w:kern w:val="0"/>
-                <w:sz w:val="20"/>
-                <w:szCs w:val="20"/>
-                <w:lang w:val="de-DE" w:eastAsia="ja-JP" w:bidi="ar-SA"/>
-              </w:rPr>
-              <w:t>)</w:t>
+              <w:t>Durchführen von Unittests (Black-/ Whiteboxtests)</w:t>
             </w:r>
           </w:p>
         </w:tc>
@@ -6960,7 +6864,17 @@
                 <w:szCs w:val="20"/>
                 <w:lang w:val="de-DE" w:eastAsia="ja-JP" w:bidi="ar-SA"/>
               </w:rPr>
-              <w:t>4h</w:t>
+              <w:t>2</w:t>
+            </w:r>
+            <w:r>
+              <w:rPr>
+                <w:rFonts w:eastAsia="Times New Roman" w:cs="Times New Roman"/>
+                <w:kern w:val="0"/>
+                <w:sz w:val="20"/>
+                <w:szCs w:val="20"/>
+                <w:lang w:val="de-DE" w:eastAsia="ja-JP" w:bidi="ar-SA"/>
+              </w:rPr>
+              <w:t>h</w:t>
             </w:r>
           </w:p>
         </w:tc>
@@ -7146,7 +7060,17 @@
                 <w:szCs w:val="20"/>
                 <w:lang w:val="de-DE" w:eastAsia="ja-JP" w:bidi="ar-SA"/>
               </w:rPr>
-              <w:t>2h</w:t>
+              <w:t>8</w:t>
+            </w:r>
+            <w:r>
+              <w:rPr>
+                <w:rFonts w:eastAsia="Times New Roman" w:cs="Times New Roman"/>
+                <w:kern w:val="0"/>
+                <w:sz w:val="20"/>
+                <w:szCs w:val="20"/>
+                <w:lang w:val="de-DE" w:eastAsia="ja-JP" w:bidi="ar-SA"/>
+              </w:rPr>
+              <w:t>h</w:t>
             </w:r>
           </w:p>
         </w:tc>
@@ -7336,7 +7260,31 @@
                 <w:szCs w:val="20"/>
                 <w:lang w:val="de-DE" w:eastAsia="ja-JP" w:bidi="ar-SA"/>
               </w:rPr>
-              <w:t>11h</w:t>
+              <w:t>1</w:t>
+            </w:r>
+            <w:r>
+              <w:rPr>
+                <w:rFonts w:eastAsia="Times New Roman" w:cs="Times New Roman"/>
+                <w:b/>
+                <w:bCs/>
+                <w:kern w:val="0"/>
+                <w:sz w:val="20"/>
+                <w:szCs w:val="20"/>
+                <w:lang w:val="de-DE" w:eastAsia="ja-JP" w:bidi="ar-SA"/>
+              </w:rPr>
+              <w:t>3</w:t>
+            </w:r>
+            <w:r>
+              <w:rPr>
+                <w:rFonts w:eastAsia="Times New Roman" w:cs="Times New Roman"/>
+                <w:b/>
+                <w:bCs/>
+                <w:kern w:val="0"/>
+                <w:sz w:val="20"/>
+                <w:szCs w:val="20"/>
+                <w:lang w:val="de-DE" w:eastAsia="ja-JP" w:bidi="ar-SA"/>
+              </w:rPr>
+              <w:t>h</w:t>
             </w:r>
           </w:p>
         </w:tc>
@@ -7662,9 +7610,9 @@
         </w:numPr>
         <w:rPr/>
       </w:pPr>
-      <w:bookmarkStart w:id="45" w:name="_Toc181709013"/>
+      <w:bookmarkStart w:id="45" w:name="_Toc218703506"/>
       <w:bookmarkStart w:id="46" w:name="_Toc181697565"/>
-      <w:bookmarkStart w:id="47" w:name="_Toc218703506"/>
+      <w:bookmarkStart w:id="47" w:name="_Toc181709013"/>
       <w:r>
         <w:rPr/>
         <w:t>Projektablauf</w:t>
@@ -7695,20 +7643,20 @@
         <w:bidi w:val="0"/>
         <w:rPr/>
       </w:pPr>
-      <w:bookmarkStart w:id="48" w:name="_Toc218703507"/>
-      <w:bookmarkStart w:id="49" w:name="_Toc181709015"/>
+      <w:bookmarkStart w:id="48" w:name="_Toc181709015"/>
+      <w:bookmarkStart w:id="49" w:name="_Toc218703507"/>
       <w:bookmarkStart w:id="50" w:name="_Toc181697567"/>
       <w:r>
         <w:rPr/>
         <w:t>Projekt Kick-off-Meeting</w:t>
       </w:r>
+      <w:bookmarkEnd w:id="48"/>
+      <w:bookmarkEnd w:id="50"/>
+      <w:r>
+        <w:rPr/>
+        <w:t xml:space="preserve"> / Aufgabenübergabe</w:t>
+      </w:r>
       <w:bookmarkEnd w:id="49"/>
-      <w:bookmarkEnd w:id="50"/>
-      <w:r>
-        <w:rPr/>
-        <w:t xml:space="preserve"> / Aufgabenübergabe</w:t>
-      </w:r>
-      <w:bookmarkEnd w:id="48"/>
     </w:p>
     <w:p>
       <w:pPr>
@@ -7783,8 +7731,8 @@
         </w:numPr>
         <w:rPr/>
       </w:pPr>
-      <w:bookmarkStart w:id="51" w:name="_Toc181709017"/>
-      <w:bookmarkStart w:id="52" w:name="_Toc218703508"/>
+      <w:bookmarkStart w:id="51" w:name="_Toc218703508"/>
+      <w:bookmarkStart w:id="52" w:name="_Toc181709017"/>
       <w:r>
         <w:rPr/>
         <w:t>A</w:t>
@@ -7803,23 +7751,7 @@
       </w:pPr>
       <w:r>
         <w:rPr/>
-        <w:t xml:space="preserve">Für die Analyse des Soll-Zustands wurden die übergebenen Anforderungen hinsichtlich ihrer technischen Umsetzbarkeit </w:t>
-      </w:r>
-      <w:r>
-        <w:rPr/>
-        <w:t>analysiert</w:t>
-      </w:r>
-      <w:r>
-        <w:rPr/>
-        <w:t>. Da die definierten Anforderungen nicht mit bestehenden Anwendungen des MIBS-Virtualdesks abgedeckt werden konnten, wurde in Abstimmung mit dem Projektbetreuer und dem Fachbereich entschieden, ein</w:t>
-      </w:r>
-      <w:r>
-        <w:rPr/>
-        <w:t>e neue App</w:t>
-      </w:r>
-      <w:r>
-        <w:rPr/>
-        <w:t xml:space="preserve"> zu entwickeln. Dabei wurde festgelegt, dass sich die neue Anwendung im Aufbau und in der Bedienung an den bestehenden Anwendungen des Virtualdesks orientiert, um eine geringe Einarbeitungszeit und ein einheitliches Benutzererlebnis sicherzustellen.</w:t>
+        <w:t>Für die Analyse des Soll-Zustands wurden die übergebenen Anforderungen hinsichtlich ihrer technischen Umsetzbarkeit analysiert. Da die definierten Anforderungen nicht mit bestehenden Anwendungen des MIBS-Virtualdesks abgedeckt werden konnten, wurde in Abstimmung mit dem Projektbetreuer und dem Fachbereich entschieden, eine neue App zu entwickeln. Dabei wurde festgelegt, dass sich die neue Anwendung im Aufbau und in der Bedienung an den bestehenden Anwendungen des Virtualdesks orientiert, um eine geringe Einarbeitungszeit und ein einheitliches Benutzererlebnis sicherzustellen.</w:t>
       </w:r>
     </w:p>
     <w:p>
@@ -8258,23 +8190,7 @@
           <w:sz w:val="20"/>
           <w:lang w:eastAsia="ja-JP"/>
         </w:rPr>
-        <w:t xml:space="preserve">Das in Kapitel </w:t>
-      </w:r>
-      <w:r>
-        <w:rPr>
-          <w:rFonts w:ascii="Alexandria Light" w:hAnsi="Alexandria Light"/>
-          <w:sz w:val="20"/>
-          <w:lang w:eastAsia="ja-JP"/>
-        </w:rPr>
-        <w:t>4.1.2</w:t>
-      </w:r>
-      <w:r>
-        <w:rPr>
-          <w:rFonts w:ascii="Alexandria Light" w:hAnsi="Alexandria Light"/>
-          <w:sz w:val="20"/>
-          <w:lang w:eastAsia="ja-JP"/>
-        </w:rPr>
-        <w:t xml:space="preserve"> beschriebene zweistufige Berechtigungskonzept wird über dedizierte Entitäten im Datenmodell abgebildet. Um die Verwaltung dieser Entitäten zu ermöglichen, werden sowohl die</w:t>
+        <w:t>Das in Kapitel 4.1.2 beschriebene zweistufige Berechtigungskonzept wird über dedizierte Entitäten im Datenmodell abgebildet. Um die Verwaltung dieser Entitäten zu ermöglichen, werden sowohl die</w:t>
       </w:r>
       <w:r>
         <w:rPr>
@@ -8860,9 +8776,9 @@
           <w:lang w:eastAsia="de-DE"/>
         </w:rPr>
       </w:pPr>
-      <w:bookmarkStart w:id="56" w:name="_Toc218703512"/>
+      <w:bookmarkStart w:id="56" w:name="_Toc181709019"/>
       <w:bookmarkStart w:id="57" w:name="_Toc181697569"/>
-      <w:bookmarkStart w:id="58" w:name="_Toc181709019"/>
+      <w:bookmarkStart w:id="58" w:name="_Toc218703512"/>
       <w:r>
         <w:rPr>
           <w:lang w:eastAsia="de-DE"/>
@@ -8922,8 +8838,20 @@
           <w:color w:val="000000"/>
           <w:sz w:val="20"/>
         </w:rPr>
-        <w:t>Zu Beginn wurde das gesamte RAP-Backend implementiert. Zunächst wurden die Table Entities sowie die darauf aufbauenden CDS Views angelegt, die die Datenstruktur des Antragsmanagements abbilden. Anschließend wurden die Behavior Definitions erstellt, welche die erlaubten Operationen sowie die anwendungsspezifische Validierungs- und Aktionslogik definieren. Mit dem abgeschlossenen Backend stand ein vollständig funktionsfähiger OData-Service zur Verfügung, der als Grundlage für alle weite</w:t>
-      </w:r>
+        <w:t>Zu Beginn wurde das gesamte RAP-Backend implementiert. Zunächst wurden die Table Entities sowie die darauf aufbauenden CDS Views angelegt, die die Datenstruktur des Antragsmanagements abbilden. Anschließend wurden die Behavior Definitions erstellt, welche die erlaubten Operationen sowie die anwendungsspezifische Validierungs- und Aktionslogik definieren. Mit dem abgeschlossenen Backend stand ein vollständig funktionsfähiger OData-Service zur Verfügung, der als Grundlage für alle weite1ren Entwicklungsschritte diente.</w:t>
+      </w:r>
+    </w:p>
+    <w:p>
+      <w:pPr>
+        <w:pStyle w:val="BodyText"/>
+        <w:spacing w:lineRule="auto" w:line="264" w:before="0" w:after="0"/>
+        <w:jc w:val="both"/>
+        <w:rPr>
+          <w:rFonts w:ascii="Alexandria Light" w:hAnsi="Alexandria Light"/>
+          <w:color w:val="0070C0"/>
+          <w:sz w:val="20"/>
+        </w:rPr>
+      </w:pPr>
       <w:r>
         <w:rPr>
           <w:rFonts w:ascii="Alexandria Light" w:hAnsi="Alexandria Light"/>
@@ -8932,8 +8860,20 @@
           <w:color w:val="000000"/>
           <w:sz w:val="20"/>
         </w:rPr>
-        <w:t>1</w:t>
-      </w:r>
+        <w:t>Im zweiten Schritt wurden die Business Configuration Maintenance Objekte für die Verwaltung der Beantragungsteams und Genehmigungsteams angelegt. Diese ermöglichen es dem Fachbereich, das Berechtigungskonzept eigenständig über eine standardisierte Fiori-Oberfläche zu pflegen.</w:t>
+      </w:r>
+    </w:p>
+    <w:p>
+      <w:pPr>
+        <w:pStyle w:val="BodyText"/>
+        <w:spacing w:lineRule="auto" w:line="264" w:before="60" w:after="283"/>
+        <w:jc w:val="both"/>
+        <w:rPr>
+          <w:rFonts w:ascii="Alexandria Light" w:hAnsi="Alexandria Light"/>
+          <w:color w:val="0070C0"/>
+          <w:sz w:val="20"/>
+        </w:rPr>
+      </w:pPr>
       <w:r>
         <w:rPr>
           <w:rFonts w:ascii="Alexandria Light" w:hAnsi="Alexandria Light"/>
@@ -8942,19 +8882,15 @@
           <w:color w:val="000000"/>
           <w:sz w:val="20"/>
         </w:rPr>
-        <w:t>ren Entwicklungsschritte diente.</w:t>
+        <w:t>Den größten Entwicklungsaufwand stellte die Implementierung des Frontends dar. Die Hauptherausforderung lag in der Integration von SAP Fiori Elements Macros innerhalb eines UI5 Wizards. Die Macros wurden eingesetzt, um Datensätze direkt über einen Fiori Elements Building Block anlegen, bearbeiten und löschen zu können, ohne die im Backend definierten Validierungen zu umgehen.</w:t>
       </w:r>
     </w:p>
     <w:p>
       <w:pPr>
         <w:pStyle w:val="BodyText"/>
-        <w:spacing w:lineRule="auto" w:line="264" w:before="0" w:after="0"/>
+        <w:spacing w:lineRule="auto" w:line="264" w:before="60" w:after="283"/>
         <w:jc w:val="both"/>
-        <w:rPr>
-          <w:rFonts w:ascii="Alexandria Light" w:hAnsi="Alexandria Light"/>
-          <w:color w:val="0070C0"/>
-          <w:sz w:val="20"/>
-        </w:rPr>
+        <w:rPr/>
       </w:pPr>
       <w:r>
         <w:rPr>
@@ -8964,46 +8900,6 @@
           <w:color w:val="000000"/>
           <w:sz w:val="20"/>
         </w:rPr>
-        <w:t>Im zweiten Schritt wurden die Business Configuration Maintenance Objekte für die Verwaltung der Beantragungsteams und Genehmigungsteams angelegt. Diese ermöglichen es dem Fachbereich, das Berechtigungskonzept eigenständig über eine standardisierte Fiori-Oberfläche zu pflegen.</w:t>
-      </w:r>
-    </w:p>
-    <w:p>
-      <w:pPr>
-        <w:pStyle w:val="BodyText"/>
-        <w:spacing w:lineRule="auto" w:line="264" w:before="60" w:after="283"/>
-        <w:jc w:val="both"/>
-        <w:rPr>
-          <w:rFonts w:ascii="Alexandria Light" w:hAnsi="Alexandria Light"/>
-          <w:color w:val="0070C0"/>
-          <w:sz w:val="20"/>
-        </w:rPr>
-      </w:pPr>
-      <w:r>
-        <w:rPr>
-          <w:rFonts w:ascii="Alexandria Light" w:hAnsi="Alexandria Light"/>
-          <w:b w:val="false"/>
-          <w:bCs w:val="false"/>
-          <w:color w:val="000000"/>
-          <w:sz w:val="20"/>
-        </w:rPr>
-        <w:t>Den größten Entwicklungsaufwand stellte die Implementierung des Frontends dar. Die Hauptherausforderung lag in der Integration von SAP Fiori Elements Macros innerhalb eines UI5 Wizards. Die Macros wurden eingesetzt, um Datensätze direkt über einen Fiori Elements Building Block anlegen, bearbeiten und löschen zu können, ohne die im Backend definierten Validierungen zu umgehen.</w:t>
-      </w:r>
-    </w:p>
-    <w:p>
-      <w:pPr>
-        <w:pStyle w:val="BodyText"/>
-        <w:spacing w:lineRule="auto" w:line="264" w:before="60" w:after="283"/>
-        <w:jc w:val="both"/>
-        <w:rPr/>
-      </w:pPr>
-      <w:r>
-        <w:rPr>
-          <w:rFonts w:ascii="Alexandria Light" w:hAnsi="Alexandria Light"/>
-          <w:b w:val="false"/>
-          <w:bCs w:val="false"/>
-          <w:color w:val="000000"/>
-          <w:sz w:val="20"/>
-        </w:rPr>
         <w:t>Die technische Schwierigkeit bestand darin, dass die Fiori Elements Komponenten innerhalb des Wizards einen spezifischen Controll</w:t>
       </w:r>
       <w:r>
@@ -9029,15 +8925,7 @@
           <w:color w:val="000000"/>
           <w:sz w:val="20"/>
         </w:rPr>
-        <w:t xml:space="preserve"> voraussetzen, um korrekt initialisiert werden zu können. Darüber hinaus mussten alle relevanten Kontexte und Datensätze bereits vor dem Aufruf des Wizards existieren, da diese vom Preprocessor benötigt werden, um di</w:t>
-      </w:r>
-      <w:r>
-        <w:rPr>
-          <w:rFonts w:ascii="Alexandria Light" w:hAnsi="Alexandria Light"/>
-          <w:color w:val="000000"/>
-          <w:sz w:val="20"/>
-        </w:rPr>
-        <w:t xml:space="preserve">e Inhalte der jeweiligen Wizard-Schritte korrekt darzustellen. </w:t>
+        <w:t xml:space="preserve"> voraussetzen, um korrekt initialisiert werden zu können. Darüber hinaus mussten alle relevanten Kontexte und Datensätze bereits vor dem Aufruf des Wizards existieren, da diese vom Preprocessor benötigt werden, um die Inhalte der jeweiligen Wizard-Schritte korrekt darzustellen. </w:t>
       </w:r>
       <w:r>
         <w:rPr>
@@ -9071,31 +8959,7 @@
           <w:color w:val="FF0000"/>
           <w:sz w:val="20"/>
         </w:rPr>
-        <w:t>TODO:</w:t>
-      </w:r>
-      <w:r>
-        <w:rPr>
-          <w:rFonts w:ascii="Alexandria Light" w:hAnsi="Alexandria Light"/>
-          <w:color w:val="FF0000"/>
-          <w:sz w:val="20"/>
-        </w:rPr>
-        <w:t xml:space="preserve"> Quellcode-</w:t>
-      </w:r>
-      <w:r>
-        <w:rPr>
-          <w:rFonts w:ascii="Alexandria Light" w:hAnsi="Alexandria Light"/>
-          <w:color w:val="FF0000"/>
-          <w:sz w:val="20"/>
-        </w:rPr>
-        <w:t xml:space="preserve">Beispiele </w:t>
-      </w:r>
-      <w:r>
-        <w:rPr>
-          <w:rFonts w:ascii="Alexandria Light" w:hAnsi="Alexandria Light"/>
-          <w:color w:val="FF0000"/>
-          <w:sz w:val="20"/>
-        </w:rPr>
-        <w:t>───</w:t>
+        <w:t>TODO: Quellcode-Beispiele ───</w:t>
       </w:r>
     </w:p>
     <w:p>
@@ -9109,9 +8973,9 @@
           <w:lang w:eastAsia="en-US"/>
         </w:rPr>
       </w:pPr>
-      <w:bookmarkStart w:id="59" w:name="_Toc181709020"/>
-      <w:bookmarkStart w:id="60" w:name="_Toc181697570"/>
-      <w:bookmarkStart w:id="61" w:name="_Toc218703513"/>
+      <w:bookmarkStart w:id="59" w:name="_Toc218703513"/>
+      <w:bookmarkStart w:id="60" w:name="_Toc181709020"/>
+      <w:bookmarkStart w:id="61" w:name="_Toc181697570"/>
       <w:r>
         <w:rPr/>
         <w:t>Abschluss</w:t>
@@ -9160,20 +9024,20 @@
         </w:numPr>
         <w:rPr/>
       </w:pPr>
-      <w:bookmarkStart w:id="63" w:name="_Toc218703515"/>
-      <w:bookmarkStart w:id="64" w:name="_Toc182313734"/>
-      <w:bookmarkStart w:id="65" w:name="_Toc181709022"/>
-      <w:bookmarkStart w:id="66" w:name="_Toc181697572"/>
-      <w:bookmarkStart w:id="67" w:name="_Toc182399913"/>
+      <w:bookmarkStart w:id="63" w:name="_Toc181697572"/>
+      <w:bookmarkStart w:id="64" w:name="_Toc181709022"/>
+      <w:bookmarkStart w:id="65" w:name="_Toc218703515"/>
+      <w:bookmarkStart w:id="66" w:name="_Toc182399913"/>
+      <w:bookmarkStart w:id="67" w:name="_Toc182313734"/>
+      <w:bookmarkEnd w:id="66"/>
+      <w:bookmarkEnd w:id="67"/>
+      <w:r>
+        <w:rPr/>
+        <w:t>Dokumentation</w:t>
+      </w:r>
+      <w:bookmarkEnd w:id="63"/>
       <w:bookmarkEnd w:id="64"/>
-      <w:bookmarkEnd w:id="67"/>
-      <w:r>
-        <w:rPr/>
-        <w:t>Dokumentation</w:t>
-      </w:r>
-      <w:bookmarkEnd w:id="63"/>
       <w:bookmarkEnd w:id="65"/>
-      <w:bookmarkEnd w:id="66"/>
     </w:p>
     <w:p>
       <w:pPr>
@@ -9198,8 +9062,8 @@
         </w:numPr>
         <w:rPr/>
       </w:pPr>
-      <w:bookmarkStart w:id="68" w:name="_Toc218703516"/>
-      <w:bookmarkStart w:id="69" w:name="_Toc181709023"/>
+      <w:bookmarkStart w:id="68" w:name="_Toc181709023"/>
+      <w:bookmarkStart w:id="69" w:name="_Toc218703516"/>
       <w:r>
         <w:rPr/>
         <w:t>Übergabe</w:t>
@@ -9310,9 +9174,9 @@
         </w:numPr>
         <w:rPr/>
       </w:pPr>
-      <w:bookmarkStart w:id="73" w:name="_Toc181697574"/>
+      <w:bookmarkStart w:id="73" w:name="_Toc218703519"/>
       <w:bookmarkStart w:id="74" w:name="_Toc181709025"/>
-      <w:bookmarkStart w:id="75" w:name="_Toc218703519"/>
+      <w:bookmarkStart w:id="75" w:name="_Toc181697574"/>
       <w:r>
         <w:rPr/>
         <w:t>Quellen</w:t>
@@ -9354,15 +9218,15 @@
         </w:numPr>
         <w:rPr/>
       </w:pPr>
-      <w:bookmarkStart w:id="76" w:name="_Toc218703520"/>
+      <w:bookmarkStart w:id="76" w:name="_Toc181697575"/>
       <w:bookmarkStart w:id="77" w:name="_Toc181709026"/>
-      <w:bookmarkStart w:id="78" w:name="_Toc181697575"/>
+      <w:bookmarkStart w:id="78" w:name="_Toc218703520"/>
       <w:r>
         <w:rPr/>
         <w:t>Abbildungsverzeichnis</w:t>
       </w:r>
-      <w:bookmarkStart w:id="79" w:name="_Toc181709027"/>
-      <w:bookmarkStart w:id="80" w:name="_Toc181697576"/>
+      <w:bookmarkStart w:id="79" w:name="_Toc181697576"/>
+      <w:bookmarkStart w:id="80" w:name="_Toc181709027"/>
       <w:bookmarkEnd w:id="76"/>
       <w:bookmarkEnd w:id="77"/>
       <w:bookmarkEnd w:id="78"/>
@@ -10023,7 +9887,7 @@
   <w:comment w:id="0" w:author="Pia Wittenbecher" w:date="2026-01-07T17:35:00Z" w:initials="PW">
     <w:p>
       <w:pPr>
-        <w:overflowPunct w:val="false"/>
+        <w:overflowPunct w:val="true"/>
         <w:spacing w:lineRule="auto" w:line="240" w:before="0" w:after="0"/>
         <w:jc w:val="start"/>
         <w:rPr/>
@@ -10042,7 +9906,7 @@
     </w:p>
     <w:p>
       <w:pPr>
-        <w:overflowPunct w:val="false"/>
+        <w:overflowPunct w:val="true"/>
         <w:spacing w:lineRule="auto" w:line="240" w:before="0" w:after="0"/>
         <w:jc w:val="start"/>
         <w:rPr/>
@@ -10056,7 +9920,7 @@
     </w:p>
     <w:p>
       <w:pPr>
-        <w:overflowPunct w:val="false"/>
+        <w:overflowPunct w:val="true"/>
         <w:spacing w:lineRule="auto" w:line="240" w:before="0" w:after="0"/>
         <w:jc w:val="start"/>
         <w:rPr/>
@@ -10070,7 +9934,7 @@
     </w:p>
     <w:p>
       <w:pPr>
-        <w:overflowPunct w:val="false"/>
+        <w:overflowPunct w:val="true"/>
         <w:spacing w:lineRule="auto" w:line="240" w:before="0" w:after="0"/>
         <w:jc w:val="start"/>
         <w:rPr/>
@@ -10084,7 +9948,7 @@
     </w:p>
     <w:p>
       <w:pPr>
-        <w:overflowPunct w:val="false"/>
+        <w:overflowPunct w:val="true"/>
         <w:spacing w:lineRule="auto" w:line="240" w:before="0" w:after="0"/>
         <w:jc w:val="start"/>
         <w:rPr/>
@@ -10097,7 +9961,7 @@
     </w:p>
     <w:p>
       <w:pPr>
-        <w:overflowPunct w:val="false"/>
+        <w:overflowPunct w:val="true"/>
         <w:spacing w:lineRule="auto" w:line="240" w:before="0" w:after="0"/>
         <w:jc w:val="start"/>
         <w:rPr/>
@@ -10113,7 +9977,7 @@
     </w:p>
     <w:p>
       <w:pPr>
-        <w:overflowPunct w:val="false"/>
+        <w:overflowPunct w:val="true"/>
         <w:spacing w:lineRule="auto" w:line="240" w:before="0" w:after="0"/>
         <w:jc w:val="start"/>
         <w:rPr/>
@@ -10127,7 +9991,7 @@
     </w:p>
     <w:p>
       <w:pPr>
-        <w:overflowPunct w:val="false"/>
+        <w:overflowPunct w:val="true"/>
         <w:spacing w:lineRule="auto" w:line="240" w:before="0" w:after="0"/>
         <w:jc w:val="start"/>
         <w:rPr/>
@@ -10143,7 +10007,7 @@
   <w:comment w:id="1" w:author="Pia Wittenbecher" w:date="2026-01-07T17:39:00Z" w:initials="PW">
     <w:p>
       <w:pPr>
-        <w:overflowPunct w:val="false"/>
+        <w:overflowPunct w:val="true"/>
         <w:spacing w:lineRule="auto" w:line="240" w:before="0" w:after="0"/>
         <w:jc w:val="start"/>
         <w:rPr/>
@@ -10162,7 +10026,7 @@
     </w:p>
     <w:p>
       <w:pPr>
-        <w:overflowPunct w:val="false"/>
+        <w:overflowPunct w:val="true"/>
         <w:spacing w:lineRule="auto" w:line="240" w:before="0" w:after="0"/>
         <w:jc w:val="start"/>
         <w:rPr/>
@@ -10176,7 +10040,7 @@
     </w:p>
     <w:p>
       <w:pPr>
-        <w:overflowPunct w:val="false"/>
+        <w:overflowPunct w:val="true"/>
         <w:spacing w:lineRule="auto" w:line="240" w:before="0" w:after="0"/>
         <w:jc w:val="start"/>
         <w:rPr/>
@@ -10257,7 +10121,7 @@
         </w:r>
         <w:r>
           <w:rPr/>
-          <w:t>2</w:t>
+          <w:t>0</w:t>
         </w:r>
         <w:r>
           <w:rPr/>
@@ -10761,9 +10625,9 @@
                         <a:avLst/>
                         <a:gdLst>
                           <a:gd name="textAreaLeft" fmla="*/ 0 w 540000"/>
-                          <a:gd name="textAreaRight" fmla="*/ 541800 w 540000"/>
+                          <a:gd name="textAreaRight" fmla="*/ 542160 w 540000"/>
                           <a:gd name="textAreaTop" fmla="*/ 0 h 191160"/>
-                          <a:gd name="textAreaBottom" fmla="*/ 192960 h 191160"/>
+                          <a:gd name="textAreaBottom" fmla="*/ 193320 h 191160"/>
                         </a:gdLst>
                         <a:ahLst/>
                         <a:cxnLst/>
@@ -10916,9 +10780,9 @@
                         <a:avLst/>
                         <a:gdLst>
                           <a:gd name="textAreaLeft" fmla="*/ 0 w 540000"/>
-                          <a:gd name="textAreaRight" fmla="*/ 541800 w 540000"/>
+                          <a:gd name="textAreaRight" fmla="*/ 542160 w 540000"/>
                           <a:gd name="textAreaTop" fmla="*/ 0 h 191160"/>
-                          <a:gd name="textAreaBottom" fmla="*/ 192960 h 191160"/>
+                          <a:gd name="textAreaBottom" fmla="*/ 193320 h 191160"/>
                         </a:gdLst>
                         <a:ahLst/>
                         <a:cxnLst/>
@@ -13631,15 +13495,15 @@
       <w:iCs/>
     </w:rPr>
   </w:style>
-  <w:style w:type="character" w:styleId="Bullets">
-    <w:name w:val="Bullets"/>
+  <w:style w:type="character" w:styleId="Bulletsuser">
+    <w:name w:val="Bullets (user)"/>
     <w:qFormat/>
     <w:rPr>
       <w:rFonts w:ascii="OpenSymbol" w:hAnsi="OpenSymbol" w:eastAsia="OpenSymbol" w:cs="OpenSymbol"/>
     </w:rPr>
   </w:style>
-  <w:style w:type="character" w:styleId="Bulletsuser">
-    <w:name w:val="Bullets (user)"/>
+  <w:style w:type="character" w:styleId="Bullets">
+    <w:name w:val="Bullets"/>
     <w:qFormat/>
     <w:rPr>
       <w:rFonts w:ascii="OpenSymbol" w:hAnsi="OpenSymbol" w:eastAsia="OpenSymbol" w:cs="OpenSymbol"/>
@@ -13947,7 +13811,7 @@
     <w:semiHidden/>
     <w:rsid w:val="00875818"/>
     <w:pPr>
-      <w:overflowPunct w:val="true"/>
+      <w:overflowPunct w:val="false"/>
       <w:spacing w:lineRule="auto" w:line="312" w:before="120" w:after="0"/>
       <w:textAlignment w:val="baseline"/>
     </w:pPr>
@@ -14315,6 +14179,20 @@
       <w:lang w:eastAsia="en-US"/>
     </w:rPr>
   </w:style>
+  <w:style w:type="paragraph" w:styleId="FrameContentsuser">
+    <w:name w:val="Frame Contents (user)"/>
+    <w:basedOn w:val="Normal"/>
+    <w:qFormat/>
+    <w:pPr/>
+    <w:rPr/>
+  </w:style>
+  <w:style w:type="paragraph" w:styleId="HeaderLeftuser">
+    <w:name w:val="Header Left (user)"/>
+    <w:basedOn w:val="Header"/>
+    <w:qFormat/>
+    <w:pPr/>
+    <w:rPr/>
+  </w:style>
   <w:style w:type="paragraph" w:styleId="FrameContents">
     <w:name w:val="Frame Contents"/>
     <w:basedOn w:val="Normal"/>
@@ -14322,22 +14200,8 @@
     <w:pPr/>
     <w:rPr/>
   </w:style>
-  <w:style w:type="paragraph" w:styleId="HeaderLeft">
-    <w:name w:val="Header Left"/>
-    <w:basedOn w:val="Header"/>
-    <w:qFormat/>
-    <w:pPr/>
-    <w:rPr/>
-  </w:style>
-  <w:style w:type="paragraph" w:styleId="FrameContentsuser">
-    <w:name w:val="Frame Contents (user)"/>
-    <w:basedOn w:val="Normal"/>
-    <w:qFormat/>
-    <w:pPr/>
-    <w:rPr/>
-  </w:style>
-  <w:style w:type="paragraph" w:styleId="BlockQuotationuser">
-    <w:name w:val="Block Quotation (user)"/>
+  <w:style w:type="paragraph" w:styleId="BlockQuotation">
+    <w:name w:val="Block Quotation"/>
     <w:basedOn w:val="Normal"/>
     <w:qFormat/>
     <w:pPr>

--- a/Dokumentation/Projektdokumentation/Projektdokumentation Yannick Spangel.docx
+++ b/Dokumentation/Projektdokumentation/Projektdokumentation Yannick Spangel.docx
@@ -73,8 +73,8 @@
               <w:rPr/>
             </w:pPr>
             <w:bookmarkStart w:id="0" w:name="_Toc412032348"/>
-            <w:bookmarkStart w:id="1" w:name="_Toc411933128"/>
-            <w:bookmarkStart w:id="2" w:name="_Toc411931188"/>
+            <w:bookmarkStart w:id="1" w:name="_Toc411931188"/>
+            <w:bookmarkStart w:id="2" w:name="_Toc411933128"/>
             <w:r>
               <w:rPr>
                 <w:rFonts w:cs="Alexandria" w:ascii="Alexandria" w:hAnsi="Alexandria"/>
@@ -371,7 +371,7 @@
                         <w:txbxContent>
                           <w:p>
                             <w:pPr>
-                              <w:pStyle w:val="FrameContentsuser"/>
+                              <w:pStyle w:val="FrameContents"/>
                               <w:spacing w:before="60" w:after="0"/>
                               <w:rPr>
                                 <w:rFonts w:cs="Alexandria Light"/>
@@ -393,7 +393,7 @@
                           </w:p>
                           <w:p>
                             <w:pPr>
-                              <w:pStyle w:val="FrameContentsuser"/>
+                              <w:pStyle w:val="FrameContents"/>
                               <w:rPr>
                                 <w:rStyle w:val="Hyperlink"/>
                                 <w:bCs/>
@@ -448,7 +448,7 @@
                           </w:p>
                           <w:p>
                             <w:pPr>
-                              <w:pStyle w:val="FrameContentsuser"/>
+                              <w:pStyle w:val="FrameContents"/>
                               <w:rPr>
                                 <w:rStyle w:val="Hyperlink"/>
                                 <w:bCs/>
@@ -471,7 +471,7 @@
                           </w:p>
                           <w:p>
                             <w:pPr>
-                              <w:pStyle w:val="FrameContentsuser"/>
+                              <w:pStyle w:val="FrameContents"/>
                               <w:rPr>
                                 <w:rStyle w:val="Hyperlink"/>
                                 <w:bCs/>
@@ -494,7 +494,7 @@
                           </w:p>
                           <w:p>
                             <w:pPr>
-                              <w:pStyle w:val="FrameContentsuser"/>
+                              <w:pStyle w:val="FrameContents"/>
                               <w:rPr>
                                 <w:rStyle w:val="Hyperlink"/>
                                 <w:bCs/>
@@ -517,7 +517,7 @@
                           </w:p>
                           <w:p>
                             <w:pPr>
-                              <w:pStyle w:val="FrameContentsuser"/>
+                              <w:pStyle w:val="FrameContents"/>
                               <w:rPr>
                                 <w:rStyle w:val="Hyperlink"/>
                                 <w:bCs/>
@@ -556,7 +556,7 @@
                   <w:txbxContent>
                     <w:p>
                       <w:pPr>
-                        <w:pStyle w:val="FrameContentsuser"/>
+                        <w:pStyle w:val="FrameContents"/>
                         <w:spacing w:before="60" w:after="0"/>
                         <w:rPr>
                           <w:rFonts w:cs="Alexandria Light"/>
@@ -578,7 +578,7 @@
                     </w:p>
                     <w:p>
                       <w:pPr>
-                        <w:pStyle w:val="FrameContentsuser"/>
+                        <w:pStyle w:val="FrameContents"/>
                         <w:rPr>
                           <w:rStyle w:val="Hyperlink"/>
                           <w:bCs/>
@@ -633,7 +633,7 @@
                     </w:p>
                     <w:p>
                       <w:pPr>
-                        <w:pStyle w:val="FrameContentsuser"/>
+                        <w:pStyle w:val="FrameContents"/>
                         <w:rPr>
                           <w:rStyle w:val="Hyperlink"/>
                           <w:bCs/>
@@ -656,7 +656,7 @@
                     </w:p>
                     <w:p>
                       <w:pPr>
-                        <w:pStyle w:val="FrameContentsuser"/>
+                        <w:pStyle w:val="FrameContents"/>
                         <w:rPr>
                           <w:rStyle w:val="Hyperlink"/>
                           <w:bCs/>
@@ -679,7 +679,7 @@
                     </w:p>
                     <w:p>
                       <w:pPr>
-                        <w:pStyle w:val="FrameContentsuser"/>
+                        <w:pStyle w:val="FrameContents"/>
                         <w:rPr>
                           <w:rStyle w:val="Hyperlink"/>
                           <w:bCs/>
@@ -702,7 +702,7 @@
                     </w:p>
                     <w:p>
                       <w:pPr>
-                        <w:pStyle w:val="FrameContentsuser"/>
+                        <w:pStyle w:val="FrameContents"/>
                         <w:rPr>
                           <w:rStyle w:val="Hyperlink"/>
                           <w:bCs/>
@@ -775,7 +775,7 @@
                         <w:txbxContent>
                           <w:p>
                             <w:pPr>
-                              <w:pStyle w:val="FrameContentsuser"/>
+                              <w:pStyle w:val="FrameContents"/>
                               <w:spacing w:before="60" w:after="60"/>
                               <w:rPr>
                                 <w:b/>
@@ -795,7 +795,7 @@
                           </w:p>
                           <w:p>
                             <w:pPr>
-                              <w:pStyle w:val="FrameContentsuser"/>
+                              <w:pStyle w:val="FrameContents"/>
                               <w:rPr>
                                 <w:sz w:val="16"/>
                                 <w:szCs w:val="16"/>
@@ -812,7 +812,7 @@
                           </w:p>
                           <w:p>
                             <w:pPr>
-                              <w:pStyle w:val="FrameContentsuser"/>
+                              <w:pStyle w:val="FrameContents"/>
                               <w:rPr>
                                 <w:sz w:val="16"/>
                                 <w:szCs w:val="16"/>
@@ -829,7 +829,7 @@
                           </w:p>
                           <w:p>
                             <w:pPr>
-                              <w:pStyle w:val="FrameContentsuser"/>
+                              <w:pStyle w:val="FrameContents"/>
                               <w:rPr>
                                 <w:sz w:val="16"/>
                                 <w:szCs w:val="16"/>
@@ -846,7 +846,7 @@
                           </w:p>
                           <w:p>
                             <w:pPr>
-                              <w:pStyle w:val="FrameContentsuser"/>
+                              <w:pStyle w:val="FrameContents"/>
                               <w:spacing w:before="60" w:after="60"/>
                               <w:rPr>
                                 <w:b/>
@@ -866,7 +866,7 @@
                           </w:p>
                           <w:p>
                             <w:pPr>
-                              <w:pStyle w:val="FrameContentsuser"/>
+                              <w:pStyle w:val="FrameContents"/>
                               <w:rPr>
                                 <w:sz w:val="16"/>
                                 <w:szCs w:val="16"/>
@@ -884,7 +884,7 @@
                           </w:p>
                           <w:p>
                             <w:pPr>
-                              <w:pStyle w:val="FrameContentsuser"/>
+                              <w:pStyle w:val="FrameContents"/>
                               <w:rPr>
                                 <w:b/>
                                 <w:sz w:val="18"/>
@@ -903,7 +903,7 @@
                           </w:p>
                           <w:p>
                             <w:pPr>
-                              <w:pStyle w:val="FrameContentsuser"/>
+                              <w:pStyle w:val="FrameContents"/>
                               <w:rPr>
                                 <w:sz w:val="16"/>
                                 <w:szCs w:val="16"/>
@@ -920,7 +920,7 @@
                           </w:p>
                           <w:p>
                             <w:pPr>
-                              <w:pStyle w:val="FrameContentsuser"/>
+                              <w:pStyle w:val="FrameContents"/>
                               <w:rPr>
                                 <w:sz w:val="16"/>
                                 <w:szCs w:val="16"/>
@@ -955,7 +955,7 @@
                   <w:txbxContent>
                     <w:p>
                       <w:pPr>
-                        <w:pStyle w:val="FrameContentsuser"/>
+                        <w:pStyle w:val="FrameContents"/>
                         <w:spacing w:before="60" w:after="60"/>
                         <w:rPr>
                           <w:b/>
@@ -975,7 +975,7 @@
                     </w:p>
                     <w:p>
                       <w:pPr>
-                        <w:pStyle w:val="FrameContentsuser"/>
+                        <w:pStyle w:val="FrameContents"/>
                         <w:rPr>
                           <w:sz w:val="16"/>
                           <w:szCs w:val="16"/>
@@ -992,7 +992,7 @@
                     </w:p>
                     <w:p>
                       <w:pPr>
-                        <w:pStyle w:val="FrameContentsuser"/>
+                        <w:pStyle w:val="FrameContents"/>
                         <w:rPr>
                           <w:sz w:val="16"/>
                           <w:szCs w:val="16"/>
@@ -1009,7 +1009,7 @@
                     </w:p>
                     <w:p>
                       <w:pPr>
-                        <w:pStyle w:val="FrameContentsuser"/>
+                        <w:pStyle w:val="FrameContents"/>
                         <w:rPr>
                           <w:sz w:val="16"/>
                           <w:szCs w:val="16"/>
@@ -1026,7 +1026,7 @@
                     </w:p>
                     <w:p>
                       <w:pPr>
-                        <w:pStyle w:val="FrameContentsuser"/>
+                        <w:pStyle w:val="FrameContents"/>
                         <w:spacing w:before="60" w:after="60"/>
                         <w:rPr>
                           <w:b/>
@@ -1046,7 +1046,7 @@
                     </w:p>
                     <w:p>
                       <w:pPr>
-                        <w:pStyle w:val="FrameContentsuser"/>
+                        <w:pStyle w:val="FrameContents"/>
                         <w:rPr>
                           <w:sz w:val="16"/>
                           <w:szCs w:val="16"/>
@@ -1064,7 +1064,7 @@
                     </w:p>
                     <w:p>
                       <w:pPr>
-                        <w:pStyle w:val="FrameContentsuser"/>
+                        <w:pStyle w:val="FrameContents"/>
                         <w:rPr>
                           <w:b/>
                           <w:sz w:val="18"/>
@@ -1083,7 +1083,7 @@
                     </w:p>
                     <w:p>
                       <w:pPr>
-                        <w:pStyle w:val="FrameContentsuser"/>
+                        <w:pStyle w:val="FrameContents"/>
                         <w:rPr>
                           <w:sz w:val="16"/>
                           <w:szCs w:val="16"/>
@@ -1100,7 +1100,7 @@
                     </w:p>
                     <w:p>
                       <w:pPr>
-                        <w:pStyle w:val="FrameContentsuser"/>
+                        <w:pStyle w:val="FrameContents"/>
                         <w:rPr>
                           <w:sz w:val="16"/>
                           <w:szCs w:val="16"/>
@@ -3526,9 +3526,9 @@
         </w:numPr>
         <w:rPr/>
       </w:pPr>
-      <w:bookmarkStart w:id="3" w:name="_Toc181697548"/>
+      <w:bookmarkStart w:id="3" w:name="_Toc218703493"/>
       <w:bookmarkStart w:id="4" w:name="_Toc181708996"/>
-      <w:bookmarkStart w:id="5" w:name="_Toc218703493"/>
+      <w:bookmarkStart w:id="5" w:name="_Toc181697548"/>
       <w:r>
         <w:rPr/>
         <w:t>Einleitung</w:t>
@@ -3586,8 +3586,8 @@
         <w:rPr/>
       </w:pPr>
       <w:bookmarkStart w:id="6" w:name="_Toc181697549"/>
-      <w:bookmarkStart w:id="7" w:name="_Toc218703494"/>
-      <w:bookmarkStart w:id="8" w:name="_Toc181708997"/>
+      <w:bookmarkStart w:id="7" w:name="_Toc181708997"/>
+      <w:bookmarkStart w:id="8" w:name="_Toc218703494"/>
       <w:r>
         <w:rPr/>
         <w:t>Projekteinführung</w:t>
@@ -3605,9 +3605,9 @@
         </w:numPr>
         <w:rPr/>
       </w:pPr>
-      <w:bookmarkStart w:id="9" w:name="_Toc181708998"/>
-      <w:bookmarkStart w:id="10" w:name="_Toc181697550"/>
-      <w:bookmarkStart w:id="11" w:name="_Toc218703495"/>
+      <w:bookmarkStart w:id="9" w:name="_Toc181697550"/>
+      <w:bookmarkStart w:id="10" w:name="_Toc218703495"/>
+      <w:bookmarkStart w:id="11" w:name="_Toc181708998"/>
       <w:r>
         <w:rPr/>
         <w:t>Ist-Zustand</w:t>
@@ -3656,11 +3656,11 @@
         </w:numPr>
         <w:rPr/>
       </w:pPr>
-      <w:bookmarkStart w:id="12" w:name="_Toc181708999"/>
+      <w:bookmarkStart w:id="12" w:name="_Toc218703496"/>
       <w:bookmarkStart w:id="13" w:name="_Toc181697551"/>
-      <w:bookmarkStart w:id="14" w:name="_Toc218703496"/>
-      <w:bookmarkStart w:id="15" w:name="_Toc182313709"/>
-      <w:bookmarkStart w:id="16" w:name="_Toc182399888"/>
+      <w:bookmarkStart w:id="14" w:name="_Toc181708999"/>
+      <w:bookmarkStart w:id="15" w:name="_Toc182399888"/>
+      <w:bookmarkStart w:id="16" w:name="_Toc182313709"/>
       <w:bookmarkEnd w:id="15"/>
       <w:bookmarkEnd w:id="16"/>
       <w:r>
@@ -3870,8 +3870,8 @@
         <w:rPr/>
       </w:pPr>
       <w:bookmarkStart w:id="17" w:name="_Toc181697552"/>
-      <w:bookmarkStart w:id="18" w:name="_Toc181709000"/>
-      <w:bookmarkStart w:id="19" w:name="_Toc218703497"/>
+      <w:bookmarkStart w:id="18" w:name="_Toc218703497"/>
+      <w:bookmarkStart w:id="19" w:name="_Toc181709000"/>
       <w:r>
         <w:rPr/>
         <w:t>Projektumfeld</w:t>
@@ -3985,9 +3985,9 @@
         </w:numPr>
         <w:rPr/>
       </w:pPr>
-      <w:bookmarkStart w:id="20" w:name="_Toc218703498"/>
-      <w:bookmarkStart w:id="21" w:name="_Toc181697553"/>
-      <w:bookmarkStart w:id="22" w:name="_Toc181709001"/>
+      <w:bookmarkStart w:id="20" w:name="_Toc181697553"/>
+      <w:bookmarkStart w:id="21" w:name="_Toc181709001"/>
+      <w:bookmarkStart w:id="22" w:name="_Toc218703498"/>
       <w:r>
         <w:rPr/>
         <w:t>Projektabgrenzung</w:t>
@@ -4064,9 +4064,9 @@
         </w:numPr>
         <w:rPr/>
       </w:pPr>
-      <w:bookmarkStart w:id="23" w:name="_Toc181697554"/>
+      <w:bookmarkStart w:id="23" w:name="_Toc218703499"/>
       <w:bookmarkStart w:id="24" w:name="_Toc181709002"/>
-      <w:bookmarkStart w:id="25" w:name="_Toc218703499"/>
+      <w:bookmarkStart w:id="25" w:name="_Toc181697554"/>
       <w:r>
         <w:rPr/>
         <w:t>Projektvorgehen</w:t>
@@ -4084,9 +4084,9 @@
         </w:numPr>
         <w:rPr/>
       </w:pPr>
-      <w:bookmarkStart w:id="26" w:name="_Toc181709003"/>
+      <w:bookmarkStart w:id="26" w:name="_Toc181697555"/>
       <w:bookmarkStart w:id="27" w:name="_Toc218703500"/>
-      <w:bookmarkStart w:id="28" w:name="_Toc181697555"/>
+      <w:bookmarkStart w:id="28" w:name="_Toc181709003"/>
       <w:bookmarkStart w:id="29" w:name="_Vorgehensweise"/>
       <w:bookmarkEnd w:id="29"/>
       <w:r>
@@ -4264,9 +4264,9 @@
         <w:bidi w:val="0"/>
         <w:rPr/>
       </w:pPr>
-      <w:bookmarkStart w:id="33" w:name="_Toc181709005"/>
+      <w:bookmarkStart w:id="33" w:name="_Toc218703502"/>
       <w:bookmarkStart w:id="34" w:name="_Toc181697557"/>
-      <w:bookmarkStart w:id="35" w:name="_Toc218703502"/>
+      <w:bookmarkStart w:id="35" w:name="_Toc181709005"/>
       <w:r>
         <w:rPr/>
         <w:t>Personelle Ressourcen</w:t>
@@ -4285,28 +4285,9 @@
       </w:pPr>
       <w:r>
         <w:rPr>
-          <w:color w:val="FF4000"/>
-        </w:rPr>
-        <w:t xml:space="preserve">─── </w:t>
-      </w:r>
-      <w:r>
-        <w:rPr>
-          <w:color w:val="FF4000"/>
-        </w:rPr>
-        <w:t>TODO: Stundensätze erfragen und mit wieviel Stunden gerechnet werden soll für Nadines und Rafaels Aufwand ───</w:t>
-      </w:r>
-    </w:p>
-    <w:p>
-      <w:pPr>
-        <w:pStyle w:val="Normal"/>
-        <w:bidi w:val="0"/>
-        <w:rPr/>
-      </w:pPr>
-      <w:r>
-        <w:rPr>
           <w:color w:val="0070C0"/>
         </w:rPr>
-        <w:t>Wer wirkt mit wie vielen Stunden zu welchem Stundensatz an eurem Projekt mit?</w:t>
+        <w:t>Eine Detaillierte Übersicht der Personalkosten</w:t>
       </w:r>
     </w:p>
     <w:p>
@@ -4319,9 +4300,9 @@
         <w:bidi w:val="0"/>
         <w:rPr/>
       </w:pPr>
-      <w:bookmarkStart w:id="36" w:name="_Toc181697558"/>
+      <w:bookmarkStart w:id="36" w:name="_Toc218703503"/>
       <w:bookmarkStart w:id="37" w:name="_Toc181709006"/>
-      <w:bookmarkStart w:id="38" w:name="_Toc218703503"/>
+      <w:bookmarkStart w:id="38" w:name="_Toc181697558"/>
       <w:r>
         <w:rPr/>
         <w:t>Non-Personelle Ressourcen</w:t>
@@ -4624,6 +4605,16 @@
     </w:p>
     <w:p>
       <w:pPr>
+        <w:pStyle w:val="Normal"/>
+        <w:bidi w:val="0"/>
+        <w:rPr/>
+      </w:pPr>
+      <w:r>
+        <w:rPr/>
+      </w:r>
+    </w:p>
+    <w:p>
+      <w:pPr>
         <w:pStyle w:val="Heading2"/>
         <w:numPr>
           <w:ilvl w:val="1"/>
@@ -4631,8 +4622,8 @@
         </w:numPr>
         <w:rPr/>
       </w:pPr>
-      <w:bookmarkStart w:id="39" w:name="_Toc181709008"/>
-      <w:bookmarkStart w:id="40" w:name="_Toc181697560"/>
+      <w:bookmarkStart w:id="39" w:name="_Toc181697560"/>
+      <w:bookmarkStart w:id="40" w:name="_Toc181709008"/>
       <w:bookmarkStart w:id="41" w:name="_Toc218703504"/>
       <w:r>
         <w:rPr/>
@@ -5995,17 +5986,7 @@
                 <w:szCs w:val="20"/>
                 <w:lang w:val="de-DE" w:eastAsia="ja-JP" w:bidi="ar-SA"/>
               </w:rPr>
-              <w:t>4</w:t>
-            </w:r>
-            <w:r>
-              <w:rPr>
-                <w:rFonts w:eastAsia="Times New Roman" w:cs="Times New Roman"/>
-                <w:kern w:val="0"/>
-                <w:sz w:val="20"/>
-                <w:szCs w:val="20"/>
-                <w:lang w:val="de-DE" w:eastAsia="ja-JP" w:bidi="ar-SA"/>
-              </w:rPr>
-              <w:t>h</w:t>
+              <w:t>4h</w:t>
             </w:r>
           </w:p>
         </w:tc>
@@ -6102,31 +6083,7 @@
                 <w:szCs w:val="20"/>
                 <w:lang w:val="de-DE" w:eastAsia="ja-JP" w:bidi="ar-SA"/>
               </w:rPr>
-              <w:t>3</w:t>
-            </w:r>
-            <w:r>
-              <w:rPr>
-                <w:rFonts w:eastAsia="Times New Roman" w:cs="Times New Roman"/>
-                <w:b/>
-                <w:bCs/>
-                <w:kern w:val="0"/>
-                <w:sz w:val="20"/>
-                <w:szCs w:val="20"/>
-                <w:lang w:val="de-DE" w:eastAsia="ja-JP" w:bidi="ar-SA"/>
-              </w:rPr>
-              <w:t>1</w:t>
-            </w:r>
-            <w:r>
-              <w:rPr>
-                <w:rFonts w:eastAsia="Times New Roman" w:cs="Times New Roman"/>
-                <w:b/>
-                <w:bCs/>
-                <w:kern w:val="0"/>
-                <w:sz w:val="20"/>
-                <w:szCs w:val="20"/>
-                <w:lang w:val="de-DE" w:eastAsia="ja-JP" w:bidi="ar-SA"/>
-              </w:rPr>
-              <w:t>h</w:t>
+              <w:t>31h</w:t>
             </w:r>
           </w:p>
         </w:tc>
@@ -6864,17 +6821,7 @@
                 <w:szCs w:val="20"/>
                 <w:lang w:val="de-DE" w:eastAsia="ja-JP" w:bidi="ar-SA"/>
               </w:rPr>
-              <w:t>2</w:t>
-            </w:r>
-            <w:r>
-              <w:rPr>
-                <w:rFonts w:eastAsia="Times New Roman" w:cs="Times New Roman"/>
-                <w:kern w:val="0"/>
-                <w:sz w:val="20"/>
-                <w:szCs w:val="20"/>
-                <w:lang w:val="de-DE" w:eastAsia="ja-JP" w:bidi="ar-SA"/>
-              </w:rPr>
-              <w:t>h</w:t>
+              <w:t>2h</w:t>
             </w:r>
           </w:p>
         </w:tc>
@@ -7060,17 +7007,7 @@
                 <w:szCs w:val="20"/>
                 <w:lang w:val="de-DE" w:eastAsia="ja-JP" w:bidi="ar-SA"/>
               </w:rPr>
-              <w:t>8</w:t>
-            </w:r>
-            <w:r>
-              <w:rPr>
-                <w:rFonts w:eastAsia="Times New Roman" w:cs="Times New Roman"/>
-                <w:kern w:val="0"/>
-                <w:sz w:val="20"/>
-                <w:szCs w:val="20"/>
-                <w:lang w:val="de-DE" w:eastAsia="ja-JP" w:bidi="ar-SA"/>
-              </w:rPr>
-              <w:t>h</w:t>
+              <w:t>8h</w:t>
             </w:r>
           </w:p>
         </w:tc>
@@ -7260,31 +7197,7 @@
                 <w:szCs w:val="20"/>
                 <w:lang w:val="de-DE" w:eastAsia="ja-JP" w:bidi="ar-SA"/>
               </w:rPr>
-              <w:t>1</w:t>
-            </w:r>
-            <w:r>
-              <w:rPr>
-                <w:rFonts w:eastAsia="Times New Roman" w:cs="Times New Roman"/>
-                <w:b/>
-                <w:bCs/>
-                <w:kern w:val="0"/>
-                <w:sz w:val="20"/>
-                <w:szCs w:val="20"/>
-                <w:lang w:val="de-DE" w:eastAsia="ja-JP" w:bidi="ar-SA"/>
-              </w:rPr>
-              <w:t>3</w:t>
-            </w:r>
-            <w:r>
-              <w:rPr>
-                <w:rFonts w:eastAsia="Times New Roman" w:cs="Times New Roman"/>
-                <w:b/>
-                <w:bCs/>
-                <w:kern w:val="0"/>
-                <w:sz w:val="20"/>
-                <w:szCs w:val="20"/>
-                <w:lang w:val="de-DE" w:eastAsia="ja-JP" w:bidi="ar-SA"/>
-              </w:rPr>
-              <w:t>h</w:t>
+              <w:t>13h</w:t>
             </w:r>
           </w:p>
         </w:tc>
@@ -7484,13 +7397,52 @@
         <w:rPr>
           <w:color w:val="FF0000"/>
         </w:rPr>
-        <w:t xml:space="preserve">─── </w:t>
-      </w:r>
-      <w:r>
-        <w:rPr>
-          <w:color w:val="FF0000"/>
-        </w:rPr>
-        <w:t>TODO: Stundensätzen erfragen ───</w:t>
+        <w:drawing>
+          <wp:anchor distT="0" distB="0" distL="0" distR="0" simplePos="0" relativeHeight="9" behindDoc="0" locked="0" layoutInCell="0" allowOverlap="1">
+            <wp:simplePos x="0" y="0"/>
+            <wp:positionH relativeFrom="column">
+              <wp:align>left</wp:align>
+            </wp:positionH>
+            <wp:positionV relativeFrom="paragraph">
+              <wp:posOffset>635</wp:posOffset>
+            </wp:positionV>
+            <wp:extent cx="3649980" cy="786765"/>
+            <wp:effectExtent l="0" t="0" r="0" b="0"/>
+            <wp:wrapTopAndBottom/>
+            <wp:docPr id="6" name="Image1"/>
+            <wp:cNvGraphicFramePr>
+              <a:graphicFrameLocks xmlns:a="http://schemas.openxmlformats.org/drawingml/2006/main" noChangeAspect="1"/>
+            </wp:cNvGraphicFramePr>
+            <a:graphic xmlns:a="http://schemas.openxmlformats.org/drawingml/2006/main">
+              <a:graphicData uri="http://schemas.openxmlformats.org/drawingml/2006/picture">
+                <pic:pic xmlns:pic="http://schemas.openxmlformats.org/drawingml/2006/picture">
+                  <pic:nvPicPr>
+                    <pic:cNvPr id="6" name="Image1"/>
+                    <pic:cNvPicPr>
+                      <a:picLocks noChangeAspect="1" noChangeArrowheads="1"/>
+                    </pic:cNvPicPr>
+                  </pic:nvPicPr>
+                  <pic:blipFill>
+                    <a:blip r:embed="rId16"/>
+                    <a:stretch>
+                      <a:fillRect/>
+                    </a:stretch>
+                  </pic:blipFill>
+                  <pic:spPr bwMode="auto">
+                    <a:xfrm>
+                      <a:off x="0" y="0"/>
+                      <a:ext cx="3649980" cy="786765"/>
+                    </a:xfrm>
+                    <a:prstGeom prst="rect">
+                      <a:avLst/>
+                    </a:prstGeom>
+                    <a:noFill/>
+                  </pic:spPr>
+                </pic:pic>
+              </a:graphicData>
+            </a:graphic>
+          </wp:anchor>
+        </w:drawing>
       </w:r>
     </w:p>
     <w:p>
@@ -7504,28 +7456,62 @@
       </w:pPr>
       <w:r>
         <w:rPr/>
-        <w:t>Amortisationsrechnung</w:t>
+        <w:t>Jährliche Einsparung</w:t>
       </w:r>
     </w:p>
     <w:p>
       <w:pPr>
         <w:pStyle w:val="Normal"/>
-        <w:spacing w:before="0" w:after="0"/>
-        <w:rPr>
-          <w:color w:val="FF0000"/>
-        </w:rPr>
-      </w:pPr>
-      <w:r>
-        <w:rPr>
-          <w:color w:val="FF0000"/>
-        </w:rPr>
-        <w:t xml:space="preserve">─── </w:t>
-      </w:r>
-      <w:r>
-        <w:rPr>
-          <w:color w:val="FF0000"/>
-        </w:rPr>
-        <w:t>TODO: Häufigkeit der Anträge + Durchschnittliche Bearbeitungsdauer  ───</w:t>
+        <w:rPr/>
+      </w:pPr>
+      <w:r>
+        <w:rPr/>
+        <w:drawing>
+          <wp:anchor distT="0" distB="0" distL="0" distR="0" simplePos="0" relativeHeight="10" behindDoc="0" locked="0" layoutInCell="0" allowOverlap="1">
+            <wp:simplePos x="0" y="0"/>
+            <wp:positionH relativeFrom="column">
+              <wp:align>left</wp:align>
+            </wp:positionH>
+            <wp:positionV relativeFrom="paragraph">
+              <wp:posOffset>635</wp:posOffset>
+            </wp:positionV>
+            <wp:extent cx="3649980" cy="1160780"/>
+            <wp:effectExtent l="0" t="0" r="0" b="0"/>
+            <wp:wrapTopAndBottom/>
+            <wp:docPr id="7" name="Image2"/>
+            <wp:cNvGraphicFramePr>
+              <a:graphicFrameLocks xmlns:a="http://schemas.openxmlformats.org/drawingml/2006/main" noChangeAspect="1"/>
+            </wp:cNvGraphicFramePr>
+            <a:graphic xmlns:a="http://schemas.openxmlformats.org/drawingml/2006/main">
+              <a:graphicData uri="http://schemas.openxmlformats.org/drawingml/2006/picture">
+                <pic:pic xmlns:pic="http://schemas.openxmlformats.org/drawingml/2006/picture">
+                  <pic:nvPicPr>
+                    <pic:cNvPr id="7" name="Image2"/>
+                    <pic:cNvPicPr>
+                      <a:picLocks noChangeAspect="1" noChangeArrowheads="1"/>
+                    </pic:cNvPicPr>
+                  </pic:nvPicPr>
+                  <pic:blipFill>
+                    <a:blip r:embed="rId17"/>
+                    <a:stretch>
+                      <a:fillRect/>
+                    </a:stretch>
+                  </pic:blipFill>
+                  <pic:spPr bwMode="auto">
+                    <a:xfrm>
+                      <a:off x="0" y="0"/>
+                      <a:ext cx="3649980" cy="1160780"/>
+                    </a:xfrm>
+                    <a:prstGeom prst="rect">
+                      <a:avLst/>
+                    </a:prstGeom>
+                    <a:noFill/>
+                  </pic:spPr>
+                </pic:pic>
+              </a:graphicData>
+            </a:graphic>
+          </wp:anchor>
+        </w:drawing>
       </w:r>
     </w:p>
     <w:p>
@@ -7539,6 +7525,94 @@
       </w:pPr>
       <w:r>
         <w:rPr/>
+        <w:t>Amortisationsrechnung</w:t>
+      </w:r>
+    </w:p>
+    <w:p>
+      <w:pPr>
+        <w:pStyle w:val="Normal"/>
+        <w:spacing w:before="0" w:after="0"/>
+        <w:rPr>
+          <w:color w:val="FF0000"/>
+        </w:rPr>
+      </w:pPr>
+      <w:r>
+        <w:rPr>
+          <w:color w:val="FF0000"/>
+        </w:rPr>
+        <w:drawing>
+          <wp:anchor distT="0" distB="0" distL="0" distR="0" simplePos="0" relativeHeight="11" behindDoc="0" locked="0" layoutInCell="0" allowOverlap="1">
+            <wp:simplePos x="0" y="0"/>
+            <wp:positionH relativeFrom="column">
+              <wp:align>left</wp:align>
+            </wp:positionH>
+            <wp:positionV relativeFrom="paragraph">
+              <wp:posOffset>635</wp:posOffset>
+            </wp:positionV>
+            <wp:extent cx="3637915" cy="1502410"/>
+            <wp:effectExtent l="0" t="0" r="0" b="0"/>
+            <wp:wrapTopAndBottom/>
+            <wp:docPr id="8" name="Image3"/>
+            <wp:cNvGraphicFramePr>
+              <a:graphicFrameLocks xmlns:a="http://schemas.openxmlformats.org/drawingml/2006/main" noChangeAspect="1"/>
+            </wp:cNvGraphicFramePr>
+            <a:graphic xmlns:a="http://schemas.openxmlformats.org/drawingml/2006/main">
+              <a:graphicData uri="http://schemas.openxmlformats.org/drawingml/2006/picture">
+                <pic:pic xmlns:pic="http://schemas.openxmlformats.org/drawingml/2006/picture">
+                  <pic:nvPicPr>
+                    <pic:cNvPr id="8" name="Image3"/>
+                    <pic:cNvPicPr>
+                      <a:picLocks noChangeAspect="1" noChangeArrowheads="1"/>
+                    </pic:cNvPicPr>
+                  </pic:nvPicPr>
+                  <pic:blipFill>
+                    <a:blip r:embed="rId18"/>
+                    <a:stretch>
+                      <a:fillRect/>
+                    </a:stretch>
+                  </pic:blipFill>
+                  <pic:spPr bwMode="auto">
+                    <a:xfrm>
+                      <a:off x="0" y="0"/>
+                      <a:ext cx="3637915" cy="1502410"/>
+                    </a:xfrm>
+                    <a:prstGeom prst="rect">
+                      <a:avLst/>
+                    </a:prstGeom>
+                    <a:noFill/>
+                  </pic:spPr>
+                </pic:pic>
+              </a:graphicData>
+            </a:graphic>
+          </wp:anchor>
+        </w:drawing>
+      </w:r>
+    </w:p>
+    <w:p>
+      <w:pPr>
+        <w:pStyle w:val="Normal"/>
+        <w:spacing w:before="0" w:after="0"/>
+        <w:rPr>
+          <w:color w:val="FF0000"/>
+        </w:rPr>
+      </w:pPr>
+      <w:r>
+        <w:rPr>
+          <w:color w:val="FF0000"/>
+        </w:rPr>
+      </w:r>
+    </w:p>
+    <w:p>
+      <w:pPr>
+        <w:pStyle w:val="Heading3"/>
+        <w:numPr>
+          <w:ilvl w:val="2"/>
+          <w:numId w:val="11"/>
+        </w:numPr>
+        <w:rPr/>
+      </w:pPr>
+      <w:r>
+        <w:rPr/>
         <w:t>Nicht monetäre Vorteile</w:t>
       </w:r>
     </w:p>
@@ -7611,8 +7685,8 @@
         <w:rPr/>
       </w:pPr>
       <w:bookmarkStart w:id="45" w:name="_Toc218703506"/>
-      <w:bookmarkStart w:id="46" w:name="_Toc181697565"/>
-      <w:bookmarkStart w:id="47" w:name="_Toc181709013"/>
+      <w:bookmarkStart w:id="46" w:name="_Toc181709013"/>
+      <w:bookmarkStart w:id="47" w:name="_Toc181697565"/>
       <w:r>
         <w:rPr/>
         <w:t>Projektablauf</w:t>
@@ -7731,8 +7805,8 @@
         </w:numPr>
         <w:rPr/>
       </w:pPr>
-      <w:bookmarkStart w:id="51" w:name="_Toc218703508"/>
-      <w:bookmarkStart w:id="52" w:name="_Toc181709017"/>
+      <w:bookmarkStart w:id="51" w:name="_Toc181709017"/>
+      <w:bookmarkStart w:id="52" w:name="_Toc218703508"/>
       <w:r>
         <w:rPr/>
         <w:t>A</w:t>
@@ -7982,36 +8056,6 @@
     </w:p>
     <w:p>
       <w:pPr>
-        <w:pStyle w:val="Normal"/>
-        <w:rPr>
-          <w:color w:val="000000"/>
-          <w:lang w:eastAsia="de-DE"/>
-        </w:rPr>
-      </w:pPr>
-      <w:r>
-        <w:rPr>
-          <w:color w:val="000000"/>
-          <w:lang w:eastAsia="de-DE"/>
-        </w:rPr>
-      </w:r>
-    </w:p>
-    <w:p>
-      <w:pPr>
-        <w:pStyle w:val="Normal"/>
-        <w:rPr>
-          <w:color w:val="000000"/>
-          <w:lang w:eastAsia="de-DE"/>
-        </w:rPr>
-      </w:pPr>
-      <w:r>
-        <w:rPr>
-          <w:color w:val="000000"/>
-          <w:lang w:eastAsia="de-DE"/>
-        </w:rPr>
-      </w:r>
-    </w:p>
-    <w:p>
-      <w:pPr>
         <w:pStyle w:val="Heading2"/>
         <w:numPr>
           <w:ilvl w:val="1"/>
@@ -8776,9 +8820,9 @@
           <w:lang w:eastAsia="de-DE"/>
         </w:rPr>
       </w:pPr>
-      <w:bookmarkStart w:id="56" w:name="_Toc181709019"/>
+      <w:bookmarkStart w:id="56" w:name="_Toc218703512"/>
       <w:bookmarkStart w:id="57" w:name="_Toc181697569"/>
-      <w:bookmarkStart w:id="58" w:name="_Toc218703512"/>
+      <w:bookmarkStart w:id="58" w:name="_Toc181709019"/>
       <w:r>
         <w:rPr>
           <w:lang w:eastAsia="de-DE"/>
@@ -9024,11 +9068,11 @@
         </w:numPr>
         <w:rPr/>
       </w:pPr>
-      <w:bookmarkStart w:id="63" w:name="_Toc181697572"/>
+      <w:bookmarkStart w:id="63" w:name="_Toc218703515"/>
       <w:bookmarkStart w:id="64" w:name="_Toc181709022"/>
-      <w:bookmarkStart w:id="65" w:name="_Toc218703515"/>
-      <w:bookmarkStart w:id="66" w:name="_Toc182399913"/>
-      <w:bookmarkStart w:id="67" w:name="_Toc182313734"/>
+      <w:bookmarkStart w:id="65" w:name="_Toc181697572"/>
+      <w:bookmarkStart w:id="66" w:name="_Toc182313734"/>
+      <w:bookmarkStart w:id="67" w:name="_Toc182399913"/>
       <w:bookmarkEnd w:id="66"/>
       <w:bookmarkEnd w:id="67"/>
       <w:r>
@@ -9062,8 +9106,8 @@
         </w:numPr>
         <w:rPr/>
       </w:pPr>
-      <w:bookmarkStart w:id="68" w:name="_Toc181709023"/>
-      <w:bookmarkStart w:id="69" w:name="_Toc218703516"/>
+      <w:bookmarkStart w:id="68" w:name="_Toc218703516"/>
+      <w:bookmarkStart w:id="69" w:name="_Toc181709023"/>
       <w:r>
         <w:rPr/>
         <w:t>Übergabe</w:t>
@@ -9174,9 +9218,9 @@
         </w:numPr>
         <w:rPr/>
       </w:pPr>
-      <w:bookmarkStart w:id="73" w:name="_Toc218703519"/>
+      <w:bookmarkStart w:id="73" w:name="_Toc181697574"/>
       <w:bookmarkStart w:id="74" w:name="_Toc181709025"/>
-      <w:bookmarkStart w:id="75" w:name="_Toc181697574"/>
+      <w:bookmarkStart w:id="75" w:name="_Toc218703519"/>
       <w:r>
         <w:rPr/>
         <w:t>Quellen</w:t>
@@ -9198,7 +9242,7 @@
           <w:lang w:eastAsia="de-DE"/>
         </w:rPr>
       </w:pPr>
-      <w:hyperlink r:id="rId16">
+      <w:hyperlink r:id="rId19">
         <w:r>
           <w:rPr>
             <w:rStyle w:val="Hyperlink"/>
@@ -9218,15 +9262,15 @@
         </w:numPr>
         <w:rPr/>
       </w:pPr>
-      <w:bookmarkStart w:id="76" w:name="_Toc181697575"/>
+      <w:bookmarkStart w:id="76" w:name="_Toc218703520"/>
       <w:bookmarkStart w:id="77" w:name="_Toc181709026"/>
-      <w:bookmarkStart w:id="78" w:name="_Toc218703520"/>
+      <w:bookmarkStart w:id="78" w:name="_Toc181697575"/>
       <w:r>
         <w:rPr/>
         <w:t>Abbildungsverzeichnis</w:t>
       </w:r>
-      <w:bookmarkStart w:id="79" w:name="_Toc181697576"/>
-      <w:bookmarkStart w:id="80" w:name="_Toc181709027"/>
+      <w:bookmarkStart w:id="79" w:name="_Toc181709027"/>
+      <w:bookmarkStart w:id="80" w:name="_Toc181697576"/>
       <w:bookmarkEnd w:id="76"/>
       <w:bookmarkEnd w:id="77"/>
       <w:bookmarkEnd w:id="78"/>
@@ -9526,12 +9570,12 @@
           <w:szCs w:val="16"/>
         </w:rPr>
         <w:sectPr>
-          <w:headerReference w:type="even" r:id="rId17"/>
-          <w:headerReference w:type="default" r:id="rId18"/>
-          <w:headerReference w:type="first" r:id="rId19"/>
-          <w:footerReference w:type="even" r:id="rId20"/>
-          <w:footerReference w:type="default" r:id="rId21"/>
-          <w:footerReference w:type="first" r:id="rId22"/>
+          <w:headerReference w:type="even" r:id="rId20"/>
+          <w:headerReference w:type="default" r:id="rId21"/>
+          <w:headerReference w:type="first" r:id="rId22"/>
+          <w:footerReference w:type="even" r:id="rId23"/>
+          <w:footerReference w:type="default" r:id="rId24"/>
+          <w:footerReference w:type="first" r:id="rId25"/>
           <w:type w:val="nextPage"/>
           <w:pgSz w:w="11906" w:h="16838"/>
           <w:pgMar w:left="1701" w:right="1134" w:gutter="0" w:header="426" w:top="1702" w:footer="791" w:bottom="1134"/>
@@ -9863,12 +9907,12 @@
       </w:r>
     </w:p>
     <w:sectPr>
-      <w:headerReference w:type="even" r:id="rId23"/>
-      <w:headerReference w:type="default" r:id="rId24"/>
-      <w:headerReference w:type="first" r:id="rId25"/>
-      <w:footerReference w:type="even" r:id="rId26"/>
-      <w:footerReference w:type="default" r:id="rId27"/>
-      <w:footerReference w:type="first" r:id="rId28"/>
+      <w:headerReference w:type="even" r:id="rId26"/>
+      <w:headerReference w:type="default" r:id="rId27"/>
+      <w:headerReference w:type="first" r:id="rId28"/>
+      <w:footerReference w:type="even" r:id="rId29"/>
+      <w:footerReference w:type="default" r:id="rId30"/>
+      <w:footerReference w:type="first" r:id="rId31"/>
       <w:type w:val="nextPage"/>
       <w:pgSz w:w="11906" w:h="16838"/>
       <w:pgMar w:left="1701" w:right="1134" w:gutter="0" w:header="426" w:top="1702" w:footer="791" w:bottom="1134"/>
@@ -9887,7 +9931,7 @@
   <w:comment w:id="0" w:author="Pia Wittenbecher" w:date="2026-01-07T17:35:00Z" w:initials="PW">
     <w:p>
       <w:pPr>
-        <w:overflowPunct w:val="true"/>
+        <w:overflowPunct w:val="false"/>
         <w:spacing w:lineRule="auto" w:line="240" w:before="0" w:after="0"/>
         <w:jc w:val="start"/>
         <w:rPr/>
@@ -9906,7 +9950,7 @@
     </w:p>
     <w:p>
       <w:pPr>
-        <w:overflowPunct w:val="true"/>
+        <w:overflowPunct w:val="false"/>
         <w:spacing w:lineRule="auto" w:line="240" w:before="0" w:after="0"/>
         <w:jc w:val="start"/>
         <w:rPr/>
@@ -9920,7 +9964,7 @@
     </w:p>
     <w:p>
       <w:pPr>
-        <w:overflowPunct w:val="true"/>
+        <w:overflowPunct w:val="false"/>
         <w:spacing w:lineRule="auto" w:line="240" w:before="0" w:after="0"/>
         <w:jc w:val="start"/>
         <w:rPr/>
@@ -9934,7 +9978,7 @@
     </w:p>
     <w:p>
       <w:pPr>
-        <w:overflowPunct w:val="true"/>
+        <w:overflowPunct w:val="false"/>
         <w:spacing w:lineRule="auto" w:line="240" w:before="0" w:after="0"/>
         <w:jc w:val="start"/>
         <w:rPr/>
@@ -9948,7 +9992,7 @@
     </w:p>
     <w:p>
       <w:pPr>
-        <w:overflowPunct w:val="true"/>
+        <w:overflowPunct w:val="false"/>
         <w:spacing w:lineRule="auto" w:line="240" w:before="0" w:after="0"/>
         <w:jc w:val="start"/>
         <w:rPr/>
@@ -9961,7 +10005,7 @@
     </w:p>
     <w:p>
       <w:pPr>
-        <w:overflowPunct w:val="true"/>
+        <w:overflowPunct w:val="false"/>
         <w:spacing w:lineRule="auto" w:line="240" w:before="0" w:after="0"/>
         <w:jc w:val="start"/>
         <w:rPr/>
@@ -9977,7 +10021,7 @@
     </w:p>
     <w:p>
       <w:pPr>
-        <w:overflowPunct w:val="true"/>
+        <w:overflowPunct w:val="false"/>
         <w:spacing w:lineRule="auto" w:line="240" w:before="0" w:after="0"/>
         <w:jc w:val="start"/>
         <w:rPr/>
@@ -9991,7 +10035,7 @@
     </w:p>
     <w:p>
       <w:pPr>
-        <w:overflowPunct w:val="true"/>
+        <w:overflowPunct w:val="false"/>
         <w:spacing w:lineRule="auto" w:line="240" w:before="0" w:after="0"/>
         <w:jc w:val="start"/>
         <w:rPr/>
@@ -10007,7 +10051,7 @@
   <w:comment w:id="1" w:author="Pia Wittenbecher" w:date="2026-01-07T17:39:00Z" w:initials="PW">
     <w:p>
       <w:pPr>
-        <w:overflowPunct w:val="true"/>
+        <w:overflowPunct w:val="false"/>
         <w:spacing w:lineRule="auto" w:line="240" w:before="0" w:after="0"/>
         <w:jc w:val="start"/>
         <w:rPr/>
@@ -10026,7 +10070,7 @@
     </w:p>
     <w:p>
       <w:pPr>
-        <w:overflowPunct w:val="true"/>
+        <w:overflowPunct w:val="false"/>
         <w:spacing w:lineRule="auto" w:line="240" w:before="0" w:after="0"/>
         <w:jc w:val="start"/>
         <w:rPr/>
@@ -10040,7 +10084,7 @@
     </w:p>
     <w:p>
       <w:pPr>
-        <w:overflowPunct w:val="true"/>
+        <w:overflowPunct w:val="false"/>
         <w:spacing w:lineRule="auto" w:line="240" w:before="0" w:after="0"/>
         <w:jc w:val="start"/>
         <w:rPr/>
@@ -10625,9 +10669,9 @@
                         <a:avLst/>
                         <a:gdLst>
                           <a:gd name="textAreaLeft" fmla="*/ 0 w 540000"/>
-                          <a:gd name="textAreaRight" fmla="*/ 542160 w 540000"/>
+                          <a:gd name="textAreaRight" fmla="*/ 543960 w 540000"/>
                           <a:gd name="textAreaTop" fmla="*/ 0 h 191160"/>
-                          <a:gd name="textAreaBottom" fmla="*/ 193320 h 191160"/>
+                          <a:gd name="textAreaBottom" fmla="*/ 195120 h 191160"/>
                         </a:gdLst>
                         <a:ahLst/>
                         <a:cxnLst/>
@@ -10766,7 +10810,7 @@
             <wp:inline distT="0" distB="0" distL="0" distR="0" wp14:anchorId="71BD407D">
               <wp:extent cx="952500" cy="337185"/>
               <wp:effectExtent l="0" t="0" r="635" b="6350"/>
-              <wp:docPr id="6" name="Freeform 1"/>
+              <wp:docPr id="9" name="Freeform 1"/>
               <a:graphic xmlns:a="http://schemas.openxmlformats.org/drawingml/2006/main">
                 <a:graphicData uri="http://schemas.microsoft.com/office/word/2010/wordprocessingShape">
                   <wps:wsp>
@@ -10780,9 +10824,9 @@
                         <a:avLst/>
                         <a:gdLst>
                           <a:gd name="textAreaLeft" fmla="*/ 0 w 540000"/>
-                          <a:gd name="textAreaRight" fmla="*/ 542160 w 540000"/>
+                          <a:gd name="textAreaRight" fmla="*/ 543960 w 540000"/>
                           <a:gd name="textAreaTop" fmla="*/ 0 h 191160"/>
-                          <a:gd name="textAreaBottom" fmla="*/ 193320 h 191160"/>
+                          <a:gd name="textAreaBottom" fmla="*/ 195120 h 191160"/>
                         </a:gdLst>
                         <a:ahLst/>
                         <a:cxnLst/>
@@ -13495,15 +13539,15 @@
       <w:iCs/>
     </w:rPr>
   </w:style>
-  <w:style w:type="character" w:styleId="Bulletsuser">
-    <w:name w:val="Bullets (user)"/>
+  <w:style w:type="character" w:styleId="Bullets">
+    <w:name w:val="Bullets"/>
     <w:qFormat/>
     <w:rPr>
       <w:rFonts w:ascii="OpenSymbol" w:hAnsi="OpenSymbol" w:eastAsia="OpenSymbol" w:cs="OpenSymbol"/>
     </w:rPr>
   </w:style>
-  <w:style w:type="character" w:styleId="Bullets">
-    <w:name w:val="Bullets"/>
+  <w:style w:type="character" w:styleId="Bulletsuser">
+    <w:name w:val="Bullets (user)"/>
     <w:qFormat/>
     <w:rPr>
       <w:rFonts w:ascii="OpenSymbol" w:hAnsi="OpenSymbol" w:eastAsia="OpenSymbol" w:cs="OpenSymbol"/>
@@ -13811,7 +13855,7 @@
     <w:semiHidden/>
     <w:rsid w:val="00875818"/>
     <w:pPr>
-      <w:overflowPunct w:val="false"/>
+      <w:overflowPunct w:val="true"/>
       <w:spacing w:lineRule="auto" w:line="312" w:before="120" w:after="0"/>
       <w:textAlignment w:val="baseline"/>
     </w:pPr>
@@ -14179,6 +14223,20 @@
       <w:lang w:eastAsia="en-US"/>
     </w:rPr>
   </w:style>
+  <w:style w:type="paragraph" w:styleId="FrameContents">
+    <w:name w:val="Frame Contents"/>
+    <w:basedOn w:val="Normal"/>
+    <w:qFormat/>
+    <w:pPr/>
+    <w:rPr/>
+  </w:style>
+  <w:style w:type="paragraph" w:styleId="HeaderLeft">
+    <w:name w:val="Header Left"/>
+    <w:basedOn w:val="Header"/>
+    <w:qFormat/>
+    <w:pPr/>
+    <w:rPr/>
+  </w:style>
   <w:style w:type="paragraph" w:styleId="FrameContentsuser">
     <w:name w:val="Frame Contents (user)"/>
     <w:basedOn w:val="Normal"/>
@@ -14186,22 +14244,8 @@
     <w:pPr/>
     <w:rPr/>
   </w:style>
-  <w:style w:type="paragraph" w:styleId="HeaderLeftuser">
-    <w:name w:val="Header Left (user)"/>
-    <w:basedOn w:val="Header"/>
-    <w:qFormat/>
-    <w:pPr/>
-    <w:rPr/>
-  </w:style>
-  <w:style w:type="paragraph" w:styleId="FrameContents">
-    <w:name w:val="Frame Contents"/>
-    <w:basedOn w:val="Normal"/>
-    <w:qFormat/>
-    <w:pPr/>
-    <w:rPr/>
-  </w:style>
-  <w:style w:type="paragraph" w:styleId="BlockQuotation">
-    <w:name w:val="Block Quotation"/>
+  <w:style w:type="paragraph" w:styleId="BlockQuotationuser">
+    <w:name w:val="Block Quotation (user)"/>
     <w:basedOn w:val="Normal"/>
     <w:qFormat/>
     <w:pPr>

--- a/Dokumentation/Projektdokumentation/Projektdokumentation Yannick Spangel.docx
+++ b/Dokumentation/Projektdokumentation/Projektdokumentation Yannick Spangel.docx
@@ -73,8 +73,8 @@
               <w:rPr/>
             </w:pPr>
             <w:bookmarkStart w:id="0" w:name="_Toc412032348"/>
-            <w:bookmarkStart w:id="1" w:name="_Toc411931188"/>
-            <w:bookmarkStart w:id="2" w:name="_Toc411933128"/>
+            <w:bookmarkStart w:id="1" w:name="_Toc411933128"/>
+            <w:bookmarkStart w:id="2" w:name="_Toc411931188"/>
             <w:r>
               <w:rPr>
                 <w:rFonts w:cs="Alexandria" w:ascii="Alexandria" w:hAnsi="Alexandria"/>
@@ -371,7 +371,7 @@
                         <w:txbxContent>
                           <w:p>
                             <w:pPr>
-                              <w:pStyle w:val="FrameContents"/>
+                              <w:pStyle w:val="FrameContentsuser"/>
                               <w:spacing w:before="60" w:after="0"/>
                               <w:rPr>
                                 <w:rFonts w:cs="Alexandria Light"/>
@@ -393,7 +393,7 @@
                           </w:p>
                           <w:p>
                             <w:pPr>
-                              <w:pStyle w:val="FrameContents"/>
+                              <w:pStyle w:val="FrameContentsuser"/>
                               <w:rPr>
                                 <w:rStyle w:val="Hyperlink"/>
                                 <w:bCs/>
@@ -448,7 +448,7 @@
                           </w:p>
                           <w:p>
                             <w:pPr>
-                              <w:pStyle w:val="FrameContents"/>
+                              <w:pStyle w:val="FrameContentsuser"/>
                               <w:rPr>
                                 <w:rStyle w:val="Hyperlink"/>
                                 <w:bCs/>
@@ -471,7 +471,7 @@
                           </w:p>
                           <w:p>
                             <w:pPr>
-                              <w:pStyle w:val="FrameContents"/>
+                              <w:pStyle w:val="FrameContentsuser"/>
                               <w:rPr>
                                 <w:rStyle w:val="Hyperlink"/>
                                 <w:bCs/>
@@ -494,7 +494,7 @@
                           </w:p>
                           <w:p>
                             <w:pPr>
-                              <w:pStyle w:val="FrameContents"/>
+                              <w:pStyle w:val="FrameContentsuser"/>
                               <w:rPr>
                                 <w:rStyle w:val="Hyperlink"/>
                                 <w:bCs/>
@@ -517,7 +517,7 @@
                           </w:p>
                           <w:p>
                             <w:pPr>
-                              <w:pStyle w:val="FrameContents"/>
+                              <w:pStyle w:val="FrameContentsuser"/>
                               <w:rPr>
                                 <w:rStyle w:val="Hyperlink"/>
                                 <w:bCs/>
@@ -556,7 +556,7 @@
                   <w:txbxContent>
                     <w:p>
                       <w:pPr>
-                        <w:pStyle w:val="FrameContents"/>
+                        <w:pStyle w:val="FrameContentsuser"/>
                         <w:spacing w:before="60" w:after="0"/>
                         <w:rPr>
                           <w:rFonts w:cs="Alexandria Light"/>
@@ -578,7 +578,7 @@
                     </w:p>
                     <w:p>
                       <w:pPr>
-                        <w:pStyle w:val="FrameContents"/>
+                        <w:pStyle w:val="FrameContentsuser"/>
                         <w:rPr>
                           <w:rStyle w:val="Hyperlink"/>
                           <w:bCs/>
@@ -633,7 +633,7 @@
                     </w:p>
                     <w:p>
                       <w:pPr>
-                        <w:pStyle w:val="FrameContents"/>
+                        <w:pStyle w:val="FrameContentsuser"/>
                         <w:rPr>
                           <w:rStyle w:val="Hyperlink"/>
                           <w:bCs/>
@@ -656,7 +656,7 @@
                     </w:p>
                     <w:p>
                       <w:pPr>
-                        <w:pStyle w:val="FrameContents"/>
+                        <w:pStyle w:val="FrameContentsuser"/>
                         <w:rPr>
                           <w:rStyle w:val="Hyperlink"/>
                           <w:bCs/>
@@ -679,7 +679,7 @@
                     </w:p>
                     <w:p>
                       <w:pPr>
-                        <w:pStyle w:val="FrameContents"/>
+                        <w:pStyle w:val="FrameContentsuser"/>
                         <w:rPr>
                           <w:rStyle w:val="Hyperlink"/>
                           <w:bCs/>
@@ -702,7 +702,7 @@
                     </w:p>
                     <w:p>
                       <w:pPr>
-                        <w:pStyle w:val="FrameContents"/>
+                        <w:pStyle w:val="FrameContentsuser"/>
                         <w:rPr>
                           <w:rStyle w:val="Hyperlink"/>
                           <w:bCs/>
@@ -775,7 +775,7 @@
                         <w:txbxContent>
                           <w:p>
                             <w:pPr>
-                              <w:pStyle w:val="FrameContents"/>
+                              <w:pStyle w:val="FrameContentsuser"/>
                               <w:spacing w:before="60" w:after="60"/>
                               <w:rPr>
                                 <w:b/>
@@ -795,7 +795,7 @@
                           </w:p>
                           <w:p>
                             <w:pPr>
-                              <w:pStyle w:val="FrameContents"/>
+                              <w:pStyle w:val="FrameContentsuser"/>
                               <w:rPr>
                                 <w:sz w:val="16"/>
                                 <w:szCs w:val="16"/>
@@ -812,7 +812,7 @@
                           </w:p>
                           <w:p>
                             <w:pPr>
-                              <w:pStyle w:val="FrameContents"/>
+                              <w:pStyle w:val="FrameContentsuser"/>
                               <w:rPr>
                                 <w:sz w:val="16"/>
                                 <w:szCs w:val="16"/>
@@ -829,7 +829,7 @@
                           </w:p>
                           <w:p>
                             <w:pPr>
-                              <w:pStyle w:val="FrameContents"/>
+                              <w:pStyle w:val="FrameContentsuser"/>
                               <w:rPr>
                                 <w:sz w:val="16"/>
                                 <w:szCs w:val="16"/>
@@ -846,7 +846,7 @@
                           </w:p>
                           <w:p>
                             <w:pPr>
-                              <w:pStyle w:val="FrameContents"/>
+                              <w:pStyle w:val="FrameContentsuser"/>
                               <w:spacing w:before="60" w:after="60"/>
                               <w:rPr>
                                 <w:b/>
@@ -866,7 +866,7 @@
                           </w:p>
                           <w:p>
                             <w:pPr>
-                              <w:pStyle w:val="FrameContents"/>
+                              <w:pStyle w:val="FrameContentsuser"/>
                               <w:rPr>
                                 <w:sz w:val="16"/>
                                 <w:szCs w:val="16"/>
@@ -884,7 +884,7 @@
                           </w:p>
                           <w:p>
                             <w:pPr>
-                              <w:pStyle w:val="FrameContents"/>
+                              <w:pStyle w:val="FrameContentsuser"/>
                               <w:rPr>
                                 <w:b/>
                                 <w:sz w:val="18"/>
@@ -903,7 +903,7 @@
                           </w:p>
                           <w:p>
                             <w:pPr>
-                              <w:pStyle w:val="FrameContents"/>
+                              <w:pStyle w:val="FrameContentsuser"/>
                               <w:rPr>
                                 <w:sz w:val="16"/>
                                 <w:szCs w:val="16"/>
@@ -920,7 +920,7 @@
                           </w:p>
                           <w:p>
                             <w:pPr>
-                              <w:pStyle w:val="FrameContents"/>
+                              <w:pStyle w:val="FrameContentsuser"/>
                               <w:rPr>
                                 <w:sz w:val="16"/>
                                 <w:szCs w:val="16"/>
@@ -955,7 +955,7 @@
                   <w:txbxContent>
                     <w:p>
                       <w:pPr>
-                        <w:pStyle w:val="FrameContents"/>
+                        <w:pStyle w:val="FrameContentsuser"/>
                         <w:spacing w:before="60" w:after="60"/>
                         <w:rPr>
                           <w:b/>
@@ -975,7 +975,7 @@
                     </w:p>
                     <w:p>
                       <w:pPr>
-                        <w:pStyle w:val="FrameContents"/>
+                        <w:pStyle w:val="FrameContentsuser"/>
                         <w:rPr>
                           <w:sz w:val="16"/>
                           <w:szCs w:val="16"/>
@@ -992,7 +992,7 @@
                     </w:p>
                     <w:p>
                       <w:pPr>
-                        <w:pStyle w:val="FrameContents"/>
+                        <w:pStyle w:val="FrameContentsuser"/>
                         <w:rPr>
                           <w:sz w:val="16"/>
                           <w:szCs w:val="16"/>
@@ -1009,7 +1009,7 @@
                     </w:p>
                     <w:p>
                       <w:pPr>
-                        <w:pStyle w:val="FrameContents"/>
+                        <w:pStyle w:val="FrameContentsuser"/>
                         <w:rPr>
                           <w:sz w:val="16"/>
                           <w:szCs w:val="16"/>
@@ -1026,7 +1026,7 @@
                     </w:p>
                     <w:p>
                       <w:pPr>
-                        <w:pStyle w:val="FrameContents"/>
+                        <w:pStyle w:val="FrameContentsuser"/>
                         <w:spacing w:before="60" w:after="60"/>
                         <w:rPr>
                           <w:b/>
@@ -1046,7 +1046,7 @@
                     </w:p>
                     <w:p>
                       <w:pPr>
-                        <w:pStyle w:val="FrameContents"/>
+                        <w:pStyle w:val="FrameContentsuser"/>
                         <w:rPr>
                           <w:sz w:val="16"/>
                           <w:szCs w:val="16"/>
@@ -1064,7 +1064,7 @@
                     </w:p>
                     <w:p>
                       <w:pPr>
-                        <w:pStyle w:val="FrameContents"/>
+                        <w:pStyle w:val="FrameContentsuser"/>
                         <w:rPr>
                           <w:b/>
                           <w:sz w:val="18"/>
@@ -1083,7 +1083,7 @@
                     </w:p>
                     <w:p>
                       <w:pPr>
-                        <w:pStyle w:val="FrameContents"/>
+                        <w:pStyle w:val="FrameContentsuser"/>
                         <w:rPr>
                           <w:sz w:val="16"/>
                           <w:szCs w:val="16"/>
@@ -1100,7 +1100,7 @@
                     </w:p>
                     <w:p>
                       <w:pPr>
-                        <w:pStyle w:val="FrameContents"/>
+                        <w:pStyle w:val="FrameContentsuser"/>
                         <w:rPr>
                           <w:sz w:val="16"/>
                           <w:szCs w:val="16"/>
@@ -3522,13 +3522,13 @@
         <w:pStyle w:val="Heading1"/>
         <w:numPr>
           <w:ilvl w:val="0"/>
-          <w:numId w:val="13"/>
+          <w:numId w:val="14"/>
         </w:numPr>
         <w:rPr/>
       </w:pPr>
-      <w:bookmarkStart w:id="3" w:name="_Toc218703493"/>
+      <w:bookmarkStart w:id="3" w:name="_Toc181697548"/>
       <w:bookmarkStart w:id="4" w:name="_Toc181708996"/>
-      <w:bookmarkStart w:id="5" w:name="_Toc181697548"/>
+      <w:bookmarkStart w:id="5" w:name="_Toc218703493"/>
       <w:r>
         <w:rPr/>
         <w:t>Einleitung</w:t>
@@ -3585,9 +3585,9 @@
         </w:numPr>
         <w:rPr/>
       </w:pPr>
-      <w:bookmarkStart w:id="6" w:name="_Toc181697549"/>
+      <w:bookmarkStart w:id="6" w:name="_Toc218703494"/>
       <w:bookmarkStart w:id="7" w:name="_Toc181708997"/>
-      <w:bookmarkStart w:id="8" w:name="_Toc218703494"/>
+      <w:bookmarkStart w:id="8" w:name="_Toc181697549"/>
       <w:r>
         <w:rPr/>
         <w:t>Projekteinführung</w:t>
@@ -3605,9 +3605,9 @@
         </w:numPr>
         <w:rPr/>
       </w:pPr>
-      <w:bookmarkStart w:id="9" w:name="_Toc181697550"/>
-      <w:bookmarkStart w:id="10" w:name="_Toc218703495"/>
-      <w:bookmarkStart w:id="11" w:name="_Toc181708998"/>
+      <w:bookmarkStart w:id="9" w:name="_Toc181708998"/>
+      <w:bookmarkStart w:id="10" w:name="_Toc181697550"/>
+      <w:bookmarkStart w:id="11" w:name="_Toc218703495"/>
       <w:r>
         <w:rPr/>
         <w:t>Ist-Zustand</w:t>
@@ -3656,11 +3656,11 @@
         </w:numPr>
         <w:rPr/>
       </w:pPr>
-      <w:bookmarkStart w:id="12" w:name="_Toc218703496"/>
+      <w:bookmarkStart w:id="12" w:name="_Toc181708999"/>
       <w:bookmarkStart w:id="13" w:name="_Toc181697551"/>
-      <w:bookmarkStart w:id="14" w:name="_Toc181708999"/>
-      <w:bookmarkStart w:id="15" w:name="_Toc182399888"/>
-      <w:bookmarkStart w:id="16" w:name="_Toc182313709"/>
+      <w:bookmarkStart w:id="14" w:name="_Toc218703496"/>
+      <w:bookmarkStart w:id="15" w:name="_Toc182313709"/>
+      <w:bookmarkStart w:id="16" w:name="_Toc182399888"/>
       <w:bookmarkEnd w:id="15"/>
       <w:bookmarkEnd w:id="16"/>
       <w:r>
@@ -3869,9 +3869,9 @@
         </w:numPr>
         <w:rPr/>
       </w:pPr>
-      <w:bookmarkStart w:id="17" w:name="_Toc181697552"/>
+      <w:bookmarkStart w:id="17" w:name="_Toc181709000"/>
       <w:bookmarkStart w:id="18" w:name="_Toc218703497"/>
-      <w:bookmarkStart w:id="19" w:name="_Toc181709000"/>
+      <w:bookmarkStart w:id="19" w:name="_Toc181697552"/>
       <w:r>
         <w:rPr/>
         <w:t>Projektumfeld</w:t>
@@ -3985,9 +3985,9 @@
         </w:numPr>
         <w:rPr/>
       </w:pPr>
-      <w:bookmarkStart w:id="20" w:name="_Toc181697553"/>
-      <w:bookmarkStart w:id="21" w:name="_Toc181709001"/>
-      <w:bookmarkStart w:id="22" w:name="_Toc218703498"/>
+      <w:bookmarkStart w:id="20" w:name="_Toc218703498"/>
+      <w:bookmarkStart w:id="21" w:name="_Toc181697553"/>
+      <w:bookmarkStart w:id="22" w:name="_Toc181709001"/>
       <w:r>
         <w:rPr/>
         <w:t>Projektabgrenzung</w:t>
@@ -4064,9 +4064,9 @@
         </w:numPr>
         <w:rPr/>
       </w:pPr>
-      <w:bookmarkStart w:id="23" w:name="_Toc218703499"/>
+      <w:bookmarkStart w:id="23" w:name="_Toc181697554"/>
       <w:bookmarkStart w:id="24" w:name="_Toc181709002"/>
-      <w:bookmarkStart w:id="25" w:name="_Toc181697554"/>
+      <w:bookmarkStart w:id="25" w:name="_Toc218703499"/>
       <w:r>
         <w:rPr/>
         <w:t>Projektvorgehen</w:t>
@@ -4084,9 +4084,9 @@
         </w:numPr>
         <w:rPr/>
       </w:pPr>
-      <w:bookmarkStart w:id="26" w:name="_Toc181697555"/>
+      <w:bookmarkStart w:id="26" w:name="_Toc181709003"/>
       <w:bookmarkStart w:id="27" w:name="_Toc218703500"/>
-      <w:bookmarkStart w:id="28" w:name="_Toc181709003"/>
+      <w:bookmarkStart w:id="28" w:name="_Toc181697555"/>
       <w:bookmarkStart w:id="29" w:name="_Vorgehensweise"/>
       <w:bookmarkEnd w:id="29"/>
       <w:r>
@@ -4244,8 +4244,8 @@
         <w:rPr/>
       </w:pPr>
       <w:bookmarkStart w:id="30" w:name="_Toc181709004"/>
-      <w:bookmarkStart w:id="31" w:name="_Toc181697556"/>
-      <w:bookmarkStart w:id="32" w:name="_Toc218703501"/>
+      <w:bookmarkStart w:id="31" w:name="_Toc218703501"/>
+      <w:bookmarkStart w:id="32" w:name="_Toc181697556"/>
       <w:r>
         <w:rPr/>
         <w:t>Ressourcenplanung</w:t>
@@ -4264,9 +4264,9 @@
         <w:bidi w:val="0"/>
         <w:rPr/>
       </w:pPr>
-      <w:bookmarkStart w:id="33" w:name="_Toc218703502"/>
+      <w:bookmarkStart w:id="33" w:name="_Toc181709005"/>
       <w:bookmarkStart w:id="34" w:name="_Toc181697557"/>
-      <w:bookmarkStart w:id="35" w:name="_Toc181709005"/>
+      <w:bookmarkStart w:id="35" w:name="_Toc218703502"/>
       <w:r>
         <w:rPr/>
         <w:t>Personelle Ressourcen</w:t>
@@ -4278,16 +4278,84 @@
     <w:p>
       <w:pPr>
         <w:pStyle w:val="Normal"/>
+        <w:numPr>
+          <w:ilvl w:val="0"/>
+          <w:numId w:val="13"/>
+        </w:numPr>
         <w:bidi w:val="0"/>
         <w:rPr>
-          <w:color w:val="FF4000"/>
-        </w:rPr>
-      </w:pPr>
-      <w:r>
-        <w:rPr>
-          <w:color w:val="0070C0"/>
-        </w:rPr>
-        <w:t>Eine Detaillierte Übersicht der Personalkosten</w:t>
+          <w:color w:val="000000"/>
+        </w:rPr>
+      </w:pPr>
+      <w:r>
+        <w:rPr>
+          <w:color w:val="000000"/>
+        </w:rPr>
+        <w:t>Auszubildender Fachinformatiker für Anwendungsentwicklung (Autor) – Durchführung des Projektes</w:t>
+      </w:r>
+    </w:p>
+    <w:p>
+      <w:pPr>
+        <w:pStyle w:val="Normal"/>
+        <w:numPr>
+          <w:ilvl w:val="0"/>
+          <w:numId w:val="13"/>
+        </w:numPr>
+        <w:bidi w:val="0"/>
+        <w:rPr>
+          <w:color w:val="000000"/>
+        </w:rPr>
+      </w:pPr>
+      <w:r>
+        <w:rPr>
+          <w:color w:val="000000"/>
+        </w:rPr>
+        <w:t xml:space="preserve">Projektbetreuer – Ansprechpartner für technische Fragen, </w:t>
+      </w:r>
+      <w:r>
+        <w:rPr>
+          <w:color w:val="000000"/>
+        </w:rPr>
+        <w:t>Codereview</w:t>
+      </w:r>
+    </w:p>
+    <w:p>
+      <w:pPr>
+        <w:pStyle w:val="Normal"/>
+        <w:numPr>
+          <w:ilvl w:val="0"/>
+          <w:numId w:val="13"/>
+        </w:numPr>
+        <w:bidi w:val="0"/>
+        <w:rPr>
+          <w:color w:val="000000"/>
+        </w:rPr>
+      </w:pPr>
+      <w:r>
+        <w:rPr>
+          <w:color w:val="000000"/>
+        </w:rPr>
+        <w:t xml:space="preserve">Mitarbeiter des Fachbereichs – Erstellen der Anforderung, Ansprechpartner für fachliche Fragen, </w:t>
+      </w:r>
+      <w:r>
+        <w:rPr>
+          <w:color w:val="000000"/>
+        </w:rPr>
+        <w:t>Abnahme der Software</w:t>
+      </w:r>
+    </w:p>
+    <w:p>
+      <w:pPr>
+        <w:pStyle w:val="Normal"/>
+        <w:bidi w:val="0"/>
+        <w:rPr>
+          <w:color w:val="000000"/>
+        </w:rPr>
+      </w:pPr>
+      <w:r>
+        <w:rPr>
+          <w:color w:val="000000"/>
+        </w:rPr>
       </w:r>
     </w:p>
     <w:p>
@@ -4300,9 +4368,9 @@
         <w:bidi w:val="0"/>
         <w:rPr/>
       </w:pPr>
-      <w:bookmarkStart w:id="36" w:name="_Toc218703503"/>
+      <w:bookmarkStart w:id="36" w:name="_Toc181697558"/>
       <w:bookmarkStart w:id="37" w:name="_Toc181709006"/>
-      <w:bookmarkStart w:id="38" w:name="_Toc181697558"/>
+      <w:bookmarkStart w:id="38" w:name="_Toc218703503"/>
       <w:r>
         <w:rPr/>
         <w:t>Non-Personelle Ressourcen</w:t>
@@ -4415,7 +4483,7 @@
       </w:pPr>
       <w:r>
         <w:rPr/>
-        <w:t>Visual Studio Code – Entwicklungsumgebung für XML, JavaScript und JSON</w:t>
+        <w:t>SAP GUI – SAP-Tool zum Ausführen von Transaktionen</w:t>
       </w:r>
     </w:p>
     <w:p>
@@ -4445,7 +4513,7 @@
       </w:pPr>
       <w:r>
         <w:rPr/>
-        <w:t>Draw.io – Designtool zu erstellen von Grafiken und Diagrammen</w:t>
+        <w:t>Visual Studio Code – Entwicklungsumgebung für XML, JavaScript und JSON</w:t>
       </w:r>
     </w:p>
     <w:p>
@@ -4460,7 +4528,7 @@
       </w:pPr>
       <w:r>
         <w:rPr/>
-        <w:t xml:space="preserve">GitHub - Versionsverwaltung </w:t>
+        <w:t>Draw.io – Designtool zu erstellen von Grafiken und Diagrammen</w:t>
       </w:r>
     </w:p>
     <w:p>
@@ -4475,7 +4543,7 @@
       </w:pPr>
       <w:r>
         <w:rPr/>
-        <w:t>Microsoft Teams – Kommunikationsanwendung</w:t>
+        <w:t xml:space="preserve">GitHub - Versionsverwaltung </w:t>
       </w:r>
     </w:p>
     <w:p>
@@ -4490,37 +4558,22 @@
       </w:pPr>
       <w:r>
         <w:rPr/>
+        <w:t>Microsoft Teams – Kommunikationsanwendung</w:t>
+      </w:r>
+    </w:p>
+    <w:p>
+      <w:pPr>
+        <w:pStyle w:val="Normal"/>
+        <w:numPr>
+          <w:ilvl w:val="0"/>
+          <w:numId w:val="8"/>
+        </w:numPr>
+        <w:bidi w:val="0"/>
+        <w:rPr/>
+      </w:pPr>
+      <w:r>
+        <w:rPr/>
         <w:t>Microsoft Word – Textbearbeitungstool</w:t>
-      </w:r>
-    </w:p>
-    <w:p>
-      <w:pPr>
-        <w:pStyle w:val="Normal"/>
-        <w:bidi w:val="0"/>
-        <w:rPr/>
-      </w:pPr>
-      <w:r>
-        <w:rPr/>
-      </w:r>
-    </w:p>
-    <w:p>
-      <w:pPr>
-        <w:pStyle w:val="Normal"/>
-        <w:bidi w:val="0"/>
-        <w:rPr/>
-      </w:pPr>
-      <w:r>
-        <w:rPr/>
-      </w:r>
-    </w:p>
-    <w:p>
-      <w:pPr>
-        <w:pStyle w:val="Normal"/>
-        <w:bidi w:val="0"/>
-        <w:rPr/>
-      </w:pPr>
-      <w:r>
-        <w:rPr/>
       </w:r>
     </w:p>
     <w:p>
@@ -4622,9 +4675,9 @@
         </w:numPr>
         <w:rPr/>
       </w:pPr>
-      <w:bookmarkStart w:id="39" w:name="_Toc181697560"/>
-      <w:bookmarkStart w:id="40" w:name="_Toc181709008"/>
-      <w:bookmarkStart w:id="41" w:name="_Toc218703504"/>
+      <w:bookmarkStart w:id="39" w:name="_Toc218703504"/>
+      <w:bookmarkStart w:id="40" w:name="_Toc181697560"/>
+      <w:bookmarkStart w:id="41" w:name="_Toc181709008"/>
       <w:r>
         <w:rPr/>
         <w:t>Zeitplanung</w:t>
@@ -7388,7 +7441,16 @@
     <w:p>
       <w:pPr>
         <w:pStyle w:val="Normal"/>
-        <w:spacing w:before="0" w:after="0"/>
+        <w:rPr/>
+      </w:pPr>
+      <w:r>
+        <w:rPr/>
+        <w:t>Im Folgenden wurden die voraussichtlich anfallenden Kosten kalkuliert. Die Personalkosten sind folglich aufgeteilt: Auf den Auszubildenden, welcher für die Umsetzung des Projektes zuständig ist, den Projektbetreuer, der das Codereview durchführt und das Projekt beratend betreut sowie die Bürofachkraft des Backoffice, welche in die Anwendung eingearbeitet werden muss. Bei den Gehältern handelt es sich um Mittelwerte, die von der Personalabteilung bereitgestellt worden sind.</w:t>
+      </w:r>
+    </w:p>
+    <w:p>
+      <w:pPr>
+        <w:pStyle w:val="Normal"/>
         <w:rPr>
           <w:color w:val="FF0000"/>
         </w:rPr>
@@ -7401,12 +7463,12 @@
           <wp:anchor distT="0" distB="0" distL="0" distR="0" simplePos="0" relativeHeight="9" behindDoc="0" locked="0" layoutInCell="0" allowOverlap="1">
             <wp:simplePos x="0" y="0"/>
             <wp:positionH relativeFrom="column">
-              <wp:align>left</wp:align>
+              <wp:posOffset>0</wp:posOffset>
             </wp:positionH>
             <wp:positionV relativeFrom="paragraph">
-              <wp:posOffset>635</wp:posOffset>
+              <wp:posOffset>160020</wp:posOffset>
             </wp:positionV>
-            <wp:extent cx="3649980" cy="786765"/>
+            <wp:extent cx="4339590" cy="935355"/>
             <wp:effectExtent l="0" t="0" r="0" b="0"/>
             <wp:wrapTopAndBottom/>
             <wp:docPr id="6" name="Image1"/>
@@ -7431,7 +7493,7 @@
                   <pic:spPr bwMode="auto">
                     <a:xfrm>
                       <a:off x="0" y="0"/>
-                      <a:ext cx="3649980" cy="786765"/>
+                      <a:ext cx="4339590" cy="935355"/>
                     </a:xfrm>
                     <a:prstGeom prst="rect">
                       <a:avLst/>
@@ -7462,20 +7524,53 @@
     <w:p>
       <w:pPr>
         <w:pStyle w:val="Normal"/>
-        <w:rPr/>
-      </w:pPr>
-      <w:r>
-        <w:rPr/>
+        <w:spacing w:before="0" w:after="0"/>
+        <w:rPr/>
+      </w:pPr>
+      <w:r>
+        <w:rPr/>
+        <w:t xml:space="preserve">Um die jährlichen Einsparung zu berechnen, die das Projekt erzielen soll, wurde mit dem Fachbereich Rücksprache gehalten, um die Anzahl der Anträge pro Jahr, sowie den aktuellen Zeitaufwand pro Antrag zu erfassen. </w:t>
+      </w:r>
+      <w:r>
+        <w:rPr/>
+        <w:t xml:space="preserve">Je nach Antragstyp werden bestimmte Bearbeitungsschritte, die zuvor manuell im Backoffice durchgeführt wurden, nun übersprungen oder direkt validiert. Dadurch entfallen Prozessschritte </w:t>
+      </w:r>
+      <w:r>
+        <w:rPr/>
+        <w:t xml:space="preserve">wodurch man sich eine Zeitersparnis von durchschnittlich 15min pro Antrag verspricht. So ergibt sich eine jährliche </w:t>
+      </w:r>
+      <w:r>
+        <w:rPr/>
+        <w:t>Zeitersparnis von 37,5 Stunden pro Jahr, welche man mit dem Stundensatz eines Sachberarbeiters verrechnen kann um auf eine Jährliche Ersparnis von 1875€ zu kommen.</w:t>
+      </w:r>
+    </w:p>
+    <w:p>
+      <w:pPr>
+        <w:pStyle w:val="Normal"/>
+        <w:rPr>
+          <w:b w:val="false"/>
+          <w:bCs w:val="false"/>
+          <w:sz w:val="20"/>
+          <w:szCs w:val="20"/>
+        </w:rPr>
+      </w:pPr>
+      <w:r>
+        <w:rPr>
+          <w:b w:val="false"/>
+          <w:bCs w:val="false"/>
+          <w:sz w:val="20"/>
+          <w:szCs w:val="20"/>
+        </w:rPr>
         <w:drawing>
           <wp:anchor distT="0" distB="0" distL="0" distR="0" simplePos="0" relativeHeight="10" behindDoc="0" locked="0" layoutInCell="0" allowOverlap="1">
             <wp:simplePos x="0" y="0"/>
             <wp:positionH relativeFrom="column">
-              <wp:align>left</wp:align>
+              <wp:posOffset>0</wp:posOffset>
             </wp:positionH>
             <wp:positionV relativeFrom="paragraph">
-              <wp:posOffset>635</wp:posOffset>
+              <wp:posOffset>97790</wp:posOffset>
             </wp:positionV>
-            <wp:extent cx="3649980" cy="1160780"/>
+            <wp:extent cx="4333240" cy="1377950"/>
             <wp:effectExtent l="0" t="0" r="0" b="0"/>
             <wp:wrapTopAndBottom/>
             <wp:docPr id="7" name="Image2"/>
@@ -7500,7 +7595,7 @@
                   <pic:spPr bwMode="auto">
                     <a:xfrm>
                       <a:off x="0" y="0"/>
-                      <a:ext cx="3649980" cy="1160780"/>
+                      <a:ext cx="4333240" cy="1377950"/>
                     </a:xfrm>
                     <a:prstGeom prst="rect">
                       <a:avLst/>
@@ -7516,6 +7611,82 @@
     </w:p>
     <w:p>
       <w:pPr>
+        <w:pStyle w:val="Normal"/>
+        <w:rPr>
+          <w:b w:val="false"/>
+          <w:bCs w:val="false"/>
+          <w:sz w:val="20"/>
+          <w:szCs w:val="20"/>
+        </w:rPr>
+      </w:pPr>
+      <w:r>
+        <w:rPr>
+          <w:b w:val="false"/>
+          <w:bCs w:val="false"/>
+          <w:sz w:val="20"/>
+          <w:szCs w:val="20"/>
+        </w:rPr>
+      </w:r>
+    </w:p>
+    <w:p>
+      <w:pPr>
+        <w:pStyle w:val="Normal"/>
+        <w:rPr>
+          <w:b w:val="false"/>
+          <w:bCs w:val="false"/>
+          <w:sz w:val="20"/>
+          <w:szCs w:val="20"/>
+        </w:rPr>
+      </w:pPr>
+      <w:r>
+        <w:rPr>
+          <w:b w:val="false"/>
+          <w:bCs w:val="false"/>
+          <w:sz w:val="20"/>
+          <w:szCs w:val="20"/>
+        </w:rPr>
+      </w:r>
+    </w:p>
+    <w:p>
+      <w:pPr>
+        <w:pStyle w:val="Normal"/>
+        <w:rPr>
+          <w:b w:val="false"/>
+          <w:bCs w:val="false"/>
+          <w:sz w:val="20"/>
+          <w:szCs w:val="20"/>
+        </w:rPr>
+      </w:pPr>
+      <w:r>
+        <w:rPr>
+          <w:b w:val="false"/>
+          <w:bCs w:val="false"/>
+          <w:sz w:val="20"/>
+          <w:szCs w:val="20"/>
+        </w:rPr>
+      </w:r>
+    </w:p>
+    <w:p>
+      <w:pPr>
+        <w:pStyle w:val="Normal"/>
+        <w:rPr>
+          <w:b w:val="false"/>
+          <w:bCs w:val="false"/>
+          <w:sz w:val="20"/>
+          <w:szCs w:val="20"/>
+        </w:rPr>
+      </w:pPr>
+      <w:r>
+        <w:rPr>
+          <w:b w:val="false"/>
+          <w:bCs w:val="false"/>
+          <w:sz w:val="20"/>
+          <w:szCs w:val="20"/>
+        </w:rPr>
+      </w:r>
+    </w:p>
+    <w:p>
+      <w:pPr>
         <w:pStyle w:val="Heading3"/>
         <w:numPr>
           <w:ilvl w:val="2"/>
@@ -7525,7 +7696,54 @@
       </w:pPr>
       <w:r>
         <w:rPr/>
-        <w:t>Amortisationsrechnung</w:t>
+        <w:t>Amortisations</w:t>
+      </w:r>
+      <w:r>
+        <w:rPr/>
+        <w:t>dauer</w:t>
+      </w:r>
+    </w:p>
+    <w:p>
+      <w:pPr>
+        <w:pStyle w:val="Normal"/>
+        <w:rPr/>
+      </w:pPr>
+      <w:r>
+        <w:rPr/>
+        <w:t>Die Amortisationsdauer ergibt sich aus den Projektkosten geteilt durch die jährliche Einsparung.</w:t>
+      </w:r>
+    </w:p>
+    <w:p>
+      <w:pPr>
+        <w:pStyle w:val="Normal"/>
+        <w:rPr/>
+      </w:pPr>
+      <w:r>
+        <w:rPr/>
+      </w:r>
+    </w:p>
+    <w:p>
+      <w:pPr>
+        <w:pStyle w:val="Normal"/>
+        <w:jc w:val="center"/>
+        <w:rPr/>
+      </w:pPr>
+      <w:r>
+        <w:rPr/>
+        <w:t>3210€ / 1875€ = 1,712 Jahre</w:t>
+        <w:tab/>
+        <w:tab/>
+        <w:tab/>
+        <w:tab/>
+      </w:r>
+    </w:p>
+    <w:p>
+      <w:pPr>
+        <w:pStyle w:val="Normal"/>
+        <w:rPr/>
+      </w:pPr>
+      <w:r>
+        <w:rPr/>
       </w:r>
     </w:p>
     <w:p>
@@ -7549,7 +7767,7 @@
             <wp:positionV relativeFrom="paragraph">
               <wp:posOffset>635</wp:posOffset>
             </wp:positionV>
-            <wp:extent cx="3637915" cy="1502410"/>
+            <wp:extent cx="4296410" cy="1774190"/>
             <wp:effectExtent l="0" t="0" r="0" b="0"/>
             <wp:wrapTopAndBottom/>
             <wp:docPr id="8" name="Image3"/>
@@ -7574,7 +7792,7 @@
                   <pic:spPr bwMode="auto">
                     <a:xfrm>
                       <a:off x="0" y="0"/>
-                      <a:ext cx="3637915" cy="1502410"/>
+                      <a:ext cx="4296410" cy="1774190"/>
                     </a:xfrm>
                     <a:prstGeom prst="rect">
                       <a:avLst/>
@@ -7593,6 +7811,35 @@
         <w:pStyle w:val="Normal"/>
         <w:spacing w:before="0" w:after="0"/>
         <w:rPr>
+          <w:color w:val="000000"/>
+        </w:rPr>
+      </w:pPr>
+      <w:r>
+        <w:rPr>
+          <w:color w:val="000000"/>
+        </w:rPr>
+        <w:t xml:space="preserve">Wie in der Abbildung </w:t>
+      </w:r>
+      <w:r>
+        <w:rPr>
+          <w:color w:val="FF0000"/>
+          <w:shd w:fill="auto" w:val="clear"/>
+        </w:rPr>
+        <w:t>[nummerierung]</w:t>
+      </w:r>
+      <w:r>
+        <w:rPr>
+          <w:color w:val="000000"/>
+          <w:shd w:fill="auto" w:val="clear"/>
+        </w:rPr>
+        <w:t xml:space="preserve"> ersichtlich, zeigt sich, dass sich das Projekt nach etwar 1,712 Jahren beziehungsweise nach 20,5 Monaten refinanziert.</w:t>
+      </w:r>
+    </w:p>
+    <w:p>
+      <w:pPr>
+        <w:pStyle w:val="Normal"/>
+        <w:spacing w:before="0" w:after="0"/>
+        <w:rPr>
           <w:color w:val="FF0000"/>
         </w:rPr>
       </w:pPr>
@@ -7684,8 +7931,8 @@
         </w:numPr>
         <w:rPr/>
       </w:pPr>
-      <w:bookmarkStart w:id="45" w:name="_Toc218703506"/>
-      <w:bookmarkStart w:id="46" w:name="_Toc181709013"/>
+      <w:bookmarkStart w:id="45" w:name="_Toc181709013"/>
+      <w:bookmarkStart w:id="46" w:name="_Toc218703506"/>
       <w:bookmarkStart w:id="47" w:name="_Toc181697565"/>
       <w:r>
         <w:rPr/>
@@ -8820,9 +9067,9 @@
           <w:lang w:eastAsia="de-DE"/>
         </w:rPr>
       </w:pPr>
-      <w:bookmarkStart w:id="56" w:name="_Toc218703512"/>
+      <w:bookmarkStart w:id="56" w:name="_Toc181709019"/>
       <w:bookmarkStart w:id="57" w:name="_Toc181697569"/>
-      <w:bookmarkStart w:id="58" w:name="_Toc181709019"/>
+      <w:bookmarkStart w:id="58" w:name="_Toc218703512"/>
       <w:r>
         <w:rPr>
           <w:lang w:eastAsia="de-DE"/>
@@ -9017,9 +9264,9 @@
           <w:lang w:eastAsia="en-US"/>
         </w:rPr>
       </w:pPr>
-      <w:bookmarkStart w:id="59" w:name="_Toc218703513"/>
-      <w:bookmarkStart w:id="60" w:name="_Toc181709020"/>
-      <w:bookmarkStart w:id="61" w:name="_Toc181697570"/>
+      <w:bookmarkStart w:id="59" w:name="_Toc181697570"/>
+      <w:bookmarkStart w:id="60" w:name="_Toc218703513"/>
+      <w:bookmarkStart w:id="61" w:name="_Toc181709020"/>
       <w:r>
         <w:rPr/>
         <w:t>Abschluss</w:t>
@@ -9068,11 +9315,11 @@
         </w:numPr>
         <w:rPr/>
       </w:pPr>
-      <w:bookmarkStart w:id="63" w:name="_Toc218703515"/>
+      <w:bookmarkStart w:id="63" w:name="_Toc181697572"/>
       <w:bookmarkStart w:id="64" w:name="_Toc181709022"/>
-      <w:bookmarkStart w:id="65" w:name="_Toc181697572"/>
-      <w:bookmarkStart w:id="66" w:name="_Toc182313734"/>
-      <w:bookmarkStart w:id="67" w:name="_Toc182399913"/>
+      <w:bookmarkStart w:id="65" w:name="_Toc218703515"/>
+      <w:bookmarkStart w:id="66" w:name="_Toc182399913"/>
+      <w:bookmarkStart w:id="67" w:name="_Toc182313734"/>
       <w:bookmarkEnd w:id="66"/>
       <w:bookmarkEnd w:id="67"/>
       <w:r>
@@ -9106,8 +9353,8 @@
         </w:numPr>
         <w:rPr/>
       </w:pPr>
-      <w:bookmarkStart w:id="68" w:name="_Toc218703516"/>
-      <w:bookmarkStart w:id="69" w:name="_Toc181709023"/>
+      <w:bookmarkStart w:id="68" w:name="_Toc181709023"/>
+      <w:bookmarkStart w:id="69" w:name="_Toc218703516"/>
       <w:r>
         <w:rPr/>
         <w:t>Übergabe</w:t>
@@ -9218,9 +9465,9 @@
         </w:numPr>
         <w:rPr/>
       </w:pPr>
-      <w:bookmarkStart w:id="73" w:name="_Toc181697574"/>
+      <w:bookmarkStart w:id="73" w:name="_Toc218703519"/>
       <w:bookmarkStart w:id="74" w:name="_Toc181709025"/>
-      <w:bookmarkStart w:id="75" w:name="_Toc218703519"/>
+      <w:bookmarkStart w:id="75" w:name="_Toc181697574"/>
       <w:r>
         <w:rPr/>
         <w:t>Quellen</w:t>
@@ -9262,15 +9509,15 @@
         </w:numPr>
         <w:rPr/>
       </w:pPr>
-      <w:bookmarkStart w:id="76" w:name="_Toc218703520"/>
+      <w:bookmarkStart w:id="76" w:name="_Toc181697575"/>
       <w:bookmarkStart w:id="77" w:name="_Toc181709026"/>
-      <w:bookmarkStart w:id="78" w:name="_Toc181697575"/>
+      <w:bookmarkStart w:id="78" w:name="_Toc218703520"/>
       <w:r>
         <w:rPr/>
         <w:t>Abbildungsverzeichnis</w:t>
       </w:r>
-      <w:bookmarkStart w:id="79" w:name="_Toc181709027"/>
-      <w:bookmarkStart w:id="80" w:name="_Toc181697576"/>
+      <w:bookmarkStart w:id="79" w:name="_Toc181697576"/>
+      <w:bookmarkStart w:id="80" w:name="_Toc181709027"/>
       <w:bookmarkEnd w:id="76"/>
       <w:bookmarkEnd w:id="77"/>
       <w:bookmarkEnd w:id="78"/>
@@ -9319,7 +9566,7 @@
         <w:pStyle w:val="ListParagraph"/>
         <w:numPr>
           <w:ilvl w:val="0"/>
-          <w:numId w:val="14"/>
+          <w:numId w:val="15"/>
         </w:numPr>
         <w:rPr>
           <w:rFonts w:cs="Alexandria Light"/>
@@ -9931,7 +10178,7 @@
   <w:comment w:id="0" w:author="Pia Wittenbecher" w:date="2026-01-07T17:35:00Z" w:initials="PW">
     <w:p>
       <w:pPr>
-        <w:overflowPunct w:val="false"/>
+        <w:overflowPunct w:val="true"/>
         <w:spacing w:lineRule="auto" w:line="240" w:before="0" w:after="0"/>
         <w:jc w:val="start"/>
         <w:rPr/>
@@ -9950,7 +10197,7 @@
     </w:p>
     <w:p>
       <w:pPr>
-        <w:overflowPunct w:val="false"/>
+        <w:overflowPunct w:val="true"/>
         <w:spacing w:lineRule="auto" w:line="240" w:before="0" w:after="0"/>
         <w:jc w:val="start"/>
         <w:rPr/>
@@ -9964,7 +10211,7 @@
     </w:p>
     <w:p>
       <w:pPr>
-        <w:overflowPunct w:val="false"/>
+        <w:overflowPunct w:val="true"/>
         <w:spacing w:lineRule="auto" w:line="240" w:before="0" w:after="0"/>
         <w:jc w:val="start"/>
         <w:rPr/>
@@ -9978,7 +10225,7 @@
     </w:p>
     <w:p>
       <w:pPr>
-        <w:overflowPunct w:val="false"/>
+        <w:overflowPunct w:val="true"/>
         <w:spacing w:lineRule="auto" w:line="240" w:before="0" w:after="0"/>
         <w:jc w:val="start"/>
         <w:rPr/>
@@ -9992,7 +10239,7 @@
     </w:p>
     <w:p>
       <w:pPr>
-        <w:overflowPunct w:val="false"/>
+        <w:overflowPunct w:val="true"/>
         <w:spacing w:lineRule="auto" w:line="240" w:before="0" w:after="0"/>
         <w:jc w:val="start"/>
         <w:rPr/>
@@ -10005,7 +10252,7 @@
     </w:p>
     <w:p>
       <w:pPr>
-        <w:overflowPunct w:val="false"/>
+        <w:overflowPunct w:val="true"/>
         <w:spacing w:lineRule="auto" w:line="240" w:before="0" w:after="0"/>
         <w:jc w:val="start"/>
         <w:rPr/>
@@ -10021,7 +10268,7 @@
     </w:p>
     <w:p>
       <w:pPr>
-        <w:overflowPunct w:val="false"/>
+        <w:overflowPunct w:val="true"/>
         <w:spacing w:lineRule="auto" w:line="240" w:before="0" w:after="0"/>
         <w:jc w:val="start"/>
         <w:rPr/>
@@ -10035,7 +10282,7 @@
     </w:p>
     <w:p>
       <w:pPr>
-        <w:overflowPunct w:val="false"/>
+        <w:overflowPunct w:val="true"/>
         <w:spacing w:lineRule="auto" w:line="240" w:before="0" w:after="0"/>
         <w:jc w:val="start"/>
         <w:rPr/>
@@ -10051,7 +10298,7 @@
   <w:comment w:id="1" w:author="Pia Wittenbecher" w:date="2026-01-07T17:39:00Z" w:initials="PW">
     <w:p>
       <w:pPr>
-        <w:overflowPunct w:val="false"/>
+        <w:overflowPunct w:val="true"/>
         <w:spacing w:lineRule="auto" w:line="240" w:before="0" w:after="0"/>
         <w:jc w:val="start"/>
         <w:rPr/>
@@ -10070,7 +10317,7 @@
     </w:p>
     <w:p>
       <w:pPr>
-        <w:overflowPunct w:val="false"/>
+        <w:overflowPunct w:val="true"/>
         <w:spacing w:lineRule="auto" w:line="240" w:before="0" w:after="0"/>
         <w:jc w:val="start"/>
         <w:rPr/>
@@ -10084,7 +10331,7 @@
     </w:p>
     <w:p>
       <w:pPr>
-        <w:overflowPunct w:val="false"/>
+        <w:overflowPunct w:val="true"/>
         <w:spacing w:lineRule="auto" w:line="240" w:before="0" w:after="0"/>
         <w:jc w:val="start"/>
         <w:rPr/>
@@ -10165,7 +10412,7 @@
         </w:r>
         <w:r>
           <w:rPr/>
-          <w:t>0</w:t>
+          <w:t>2</w:t>
         </w:r>
         <w:r>
           <w:rPr/>
@@ -10445,7 +10692,7 @@
         </w:r>
         <w:r>
           <w:rPr/>
-          <w:t>14</w:t>
+          <w:t>15</w:t>
         </w:r>
         <w:r>
           <w:rPr/>
@@ -10669,9 +10916,9 @@
                         <a:avLst/>
                         <a:gdLst>
                           <a:gd name="textAreaLeft" fmla="*/ 0 w 540000"/>
-                          <a:gd name="textAreaRight" fmla="*/ 543960 w 540000"/>
+                          <a:gd name="textAreaRight" fmla="*/ 544320 w 540000"/>
                           <a:gd name="textAreaTop" fmla="*/ 0 h 191160"/>
-                          <a:gd name="textAreaBottom" fmla="*/ 195120 h 191160"/>
+                          <a:gd name="textAreaBottom" fmla="*/ 195480 h 191160"/>
                         </a:gdLst>
                         <a:ahLst/>
                         <a:cxnLst/>
@@ -10824,9 +11071,9 @@
                         <a:avLst/>
                         <a:gdLst>
                           <a:gd name="textAreaLeft" fmla="*/ 0 w 540000"/>
-                          <a:gd name="textAreaRight" fmla="*/ 543960 w 540000"/>
+                          <a:gd name="textAreaRight" fmla="*/ 544320 w 540000"/>
                           <a:gd name="textAreaTop" fmla="*/ 0 h 191160"/>
-                          <a:gd name="textAreaBottom" fmla="*/ 195120 h 191160"/>
+                          <a:gd name="textAreaBottom" fmla="*/ 195480 h 191160"/>
                         </a:gdLst>
                         <a:ahLst/>
                         <a:cxnLst/>
@@ -12472,6 +12719,143 @@
       </w:rPr>
     </w:lvl>
   </w:abstractNum>
+  <w:abstractNum w:abstractNumId="13">
+    <w:lvl w:ilvl="0">
+      <w:start w:val="1"/>
+      <w:numFmt w:val="bullet"/>
+      <w:lvlText w:val=""/>
+      <w:lvlJc w:val="start"/>
+      <w:pPr>
+        <w:tabs>
+          <w:tab w:val="num" w:pos="720"/>
+        </w:tabs>
+        <w:ind w:start="720" w:hanging="360"/>
+      </w:pPr>
+      <w:rPr>
+        <w:rFonts w:ascii="Symbol" w:hAnsi="Symbol" w:cs="Symbol" w:hint="default"/>
+      </w:rPr>
+    </w:lvl>
+    <w:lvl w:ilvl="1">
+      <w:start w:val="1"/>
+      <w:numFmt w:val="bullet"/>
+      <w:lvlText w:val="◦"/>
+      <w:lvlJc w:val="start"/>
+      <w:pPr>
+        <w:tabs>
+          <w:tab w:val="num" w:pos="1080"/>
+        </w:tabs>
+        <w:ind w:start="1080" w:hanging="360"/>
+      </w:pPr>
+      <w:rPr>
+        <w:rFonts w:ascii="OpenSymbol" w:hAnsi="OpenSymbol" w:cs="OpenSymbol" w:hint="default"/>
+      </w:rPr>
+    </w:lvl>
+    <w:lvl w:ilvl="2">
+      <w:start w:val="1"/>
+      <w:numFmt w:val="bullet"/>
+      <w:lvlText w:val="▪"/>
+      <w:lvlJc w:val="start"/>
+      <w:pPr>
+        <w:tabs>
+          <w:tab w:val="num" w:pos="1440"/>
+        </w:tabs>
+        <w:ind w:start="1440" w:hanging="360"/>
+      </w:pPr>
+      <w:rPr>
+        <w:rFonts w:ascii="OpenSymbol" w:hAnsi="OpenSymbol" w:cs="OpenSymbol" w:hint="default"/>
+      </w:rPr>
+    </w:lvl>
+    <w:lvl w:ilvl="3">
+      <w:start w:val="1"/>
+      <w:numFmt w:val="bullet"/>
+      <w:lvlText w:val=""/>
+      <w:lvlJc w:val="start"/>
+      <w:pPr>
+        <w:tabs>
+          <w:tab w:val="num" w:pos="1800"/>
+        </w:tabs>
+        <w:ind w:start="1800" w:hanging="360"/>
+      </w:pPr>
+      <w:rPr>
+        <w:rFonts w:ascii="Symbol" w:hAnsi="Symbol" w:cs="Symbol" w:hint="default"/>
+      </w:rPr>
+    </w:lvl>
+    <w:lvl w:ilvl="4">
+      <w:start w:val="1"/>
+      <w:numFmt w:val="bullet"/>
+      <w:lvlText w:val="◦"/>
+      <w:lvlJc w:val="start"/>
+      <w:pPr>
+        <w:tabs>
+          <w:tab w:val="num" w:pos="2160"/>
+        </w:tabs>
+        <w:ind w:start="2160" w:hanging="360"/>
+      </w:pPr>
+      <w:rPr>
+        <w:rFonts w:ascii="OpenSymbol" w:hAnsi="OpenSymbol" w:cs="OpenSymbol" w:hint="default"/>
+      </w:rPr>
+    </w:lvl>
+    <w:lvl w:ilvl="5">
+      <w:start w:val="1"/>
+      <w:numFmt w:val="bullet"/>
+      <w:lvlText w:val="▪"/>
+      <w:lvlJc w:val="start"/>
+      <w:pPr>
+        <w:tabs>
+          <w:tab w:val="num" w:pos="2520"/>
+        </w:tabs>
+        <w:ind w:start="2520" w:hanging="360"/>
+      </w:pPr>
+      <w:rPr>
+        <w:rFonts w:ascii="OpenSymbol" w:hAnsi="OpenSymbol" w:cs="OpenSymbol" w:hint="default"/>
+      </w:rPr>
+    </w:lvl>
+    <w:lvl w:ilvl="6">
+      <w:start w:val="1"/>
+      <w:numFmt w:val="bullet"/>
+      <w:lvlText w:val=""/>
+      <w:lvlJc w:val="start"/>
+      <w:pPr>
+        <w:tabs>
+          <w:tab w:val="num" w:pos="2880"/>
+        </w:tabs>
+        <w:ind w:start="2880" w:hanging="360"/>
+      </w:pPr>
+      <w:rPr>
+        <w:rFonts w:ascii="Symbol" w:hAnsi="Symbol" w:cs="Symbol" w:hint="default"/>
+      </w:rPr>
+    </w:lvl>
+    <w:lvl w:ilvl="7">
+      <w:start w:val="1"/>
+      <w:numFmt w:val="bullet"/>
+      <w:lvlText w:val="◦"/>
+      <w:lvlJc w:val="start"/>
+      <w:pPr>
+        <w:tabs>
+          <w:tab w:val="num" w:pos="3240"/>
+        </w:tabs>
+        <w:ind w:start="3240" w:hanging="360"/>
+      </w:pPr>
+      <w:rPr>
+        <w:rFonts w:ascii="OpenSymbol" w:hAnsi="OpenSymbol" w:cs="OpenSymbol" w:hint="default"/>
+      </w:rPr>
+    </w:lvl>
+    <w:lvl w:ilvl="8">
+      <w:start w:val="1"/>
+      <w:numFmt w:val="bullet"/>
+      <w:lvlText w:val="▪"/>
+      <w:lvlJc w:val="start"/>
+      <w:pPr>
+        <w:tabs>
+          <w:tab w:val="num" w:pos="3600"/>
+        </w:tabs>
+        <w:ind w:start="3600" w:hanging="360"/>
+      </w:pPr>
+      <w:rPr>
+        <w:rFonts w:ascii="OpenSymbol" w:hAnsi="OpenSymbol" w:cs="OpenSymbol" w:hint="default"/>
+      </w:rPr>
+    </w:lvl>
+  </w:abstractNum>
   <w:num w:numId="1">
     <w:abstractNumId w:val="1"/>
   </w:num>
@@ -12509,12 +12893,15 @@
     <w:abstractNumId w:val="12"/>
   </w:num>
   <w:num w:numId="13">
+    <w:abstractNumId w:val="13"/>
+  </w:num>
+  <w:num w:numId="14">
     <w:abstractNumId w:val="11"/>
     <w:lvlOverride w:ilvl="0">
       <w:startOverride w:val="1"/>
     </w:lvlOverride>
   </w:num>
-  <w:num w:numId="14">
+  <w:num w:numId="15">
     <w:abstractNumId w:val="12"/>
     <w:lvlOverride w:ilvl="0">
       <w:startOverride w:val="1"/>
@@ -13539,15 +13926,15 @@
       <w:iCs/>
     </w:rPr>
   </w:style>
-  <w:style w:type="character" w:styleId="Bullets">
-    <w:name w:val="Bullets"/>
+  <w:style w:type="character" w:styleId="Bulletsuser">
+    <w:name w:val="Bullets (user)"/>
     <w:qFormat/>
     <w:rPr>
       <w:rFonts w:ascii="OpenSymbol" w:hAnsi="OpenSymbol" w:eastAsia="OpenSymbol" w:cs="OpenSymbol"/>
     </w:rPr>
   </w:style>
-  <w:style w:type="character" w:styleId="Bulletsuser">
-    <w:name w:val="Bullets (user)"/>
+  <w:style w:type="character" w:styleId="Bullets">
+    <w:name w:val="Bullets"/>
     <w:qFormat/>
     <w:rPr>
       <w:rFonts w:ascii="OpenSymbol" w:hAnsi="OpenSymbol" w:eastAsia="OpenSymbol" w:cs="OpenSymbol"/>
@@ -13855,7 +14242,7 @@
     <w:semiHidden/>
     <w:rsid w:val="00875818"/>
     <w:pPr>
-      <w:overflowPunct w:val="true"/>
+      <w:overflowPunct w:val="false"/>
       <w:spacing w:lineRule="auto" w:line="312" w:before="120" w:after="0"/>
       <w:textAlignment w:val="baseline"/>
     </w:pPr>
@@ -14223,6 +14610,20 @@
       <w:lang w:eastAsia="en-US"/>
     </w:rPr>
   </w:style>
+  <w:style w:type="paragraph" w:styleId="FrameContentsuser">
+    <w:name w:val="Frame Contents (user)"/>
+    <w:basedOn w:val="Normal"/>
+    <w:qFormat/>
+    <w:pPr/>
+    <w:rPr/>
+  </w:style>
+  <w:style w:type="paragraph" w:styleId="HeaderLeftuser">
+    <w:name w:val="Header Left (user)"/>
+    <w:basedOn w:val="Header"/>
+    <w:qFormat/>
+    <w:pPr/>
+    <w:rPr/>
+  </w:style>
   <w:style w:type="paragraph" w:styleId="FrameContents">
     <w:name w:val="Frame Contents"/>
     <w:basedOn w:val="Normal"/>
@@ -14230,22 +14631,8 @@
     <w:pPr/>
     <w:rPr/>
   </w:style>
-  <w:style w:type="paragraph" w:styleId="HeaderLeft">
-    <w:name w:val="Header Left"/>
-    <w:basedOn w:val="Header"/>
-    <w:qFormat/>
-    <w:pPr/>
-    <w:rPr/>
-  </w:style>
-  <w:style w:type="paragraph" w:styleId="FrameContentsuser">
-    <w:name w:val="Frame Contents (user)"/>
-    <w:basedOn w:val="Normal"/>
-    <w:qFormat/>
-    <w:pPr/>
-    <w:rPr/>
-  </w:style>
-  <w:style w:type="paragraph" w:styleId="BlockQuotationuser">
-    <w:name w:val="Block Quotation (user)"/>
+  <w:style w:type="paragraph" w:styleId="BlockQuotation">
+    <w:name w:val="Block Quotation"/>
     <w:basedOn w:val="Normal"/>
     <w:qFormat/>
     <w:pPr>
